--- a/doc/GAMEZ_rapport_TPI.docx
+++ b/doc/GAMEZ_rapport_TPI.docx
@@ -4147,7 +4147,7 @@
                 <w:szCs w:val="22"/>
                 <w:lang w:val="fr-CH"/>
               </w:rPr>
-              <w:t>Authentification sécurisée</w:t>
+              <w:t>Authentification via GitHub OAuth</w:t>
             </w:r>
           </w:p>
         </w:tc>
@@ -4182,7 +4182,7 @@
                 <w:szCs w:val="22"/>
                 <w:lang w:val="fr-CH"/>
               </w:rPr>
-              <w:t>Login / logout fonctionnels, mot de passe haché, session protégée</w:t>
+              <w:t>Connexion fonctionnelle via le flux OAuth GitHub, token d'accès stocké côté serveur, session utilisateur sécurisée.</w:t>
             </w:r>
           </w:p>
         </w:tc>
@@ -5008,6 +5008,25 @@
     </w:p>
     <w:p>
       <w:pPr>
+        <w:rPr>
+          <w:lang w:val="fr-CH"/>
+        </w:rPr>
+      </w:pPr>
+      <w:r>
+        <w:rPr>
+          <w:lang w:val="fr-CH"/>
+        </w:rPr>
+        <w:tab/>
+      </w:r>
+      <w:r>
+        <w:rPr>
+          <w:lang w:val="fr-CH"/>
+        </w:rPr>
+        <w:tab/>
+      </w:r>
+    </w:p>
+    <w:p>
+      <w:pPr>
         <w:pStyle w:val="Heading1"/>
       </w:pPr>
       <w:bookmarkStart w:id="11" w:name="_Toc250790973"/>
@@ -5042,15 +5061,6 @@
     <w:p>
       <w:pPr>
         <w:rPr>
-          <w:rStyle w:val="Hinweistext"/>
-          <w:i w:val="0"/>
-          <w:sz w:val="22"/>
-          <w:szCs w:val="22"/>
-          <w:lang w:val="fr-CH"/>
-        </w:rPr>
-      </w:pPr>
-      <w:r>
-        <w:rPr>
           <w:i/>
           <w:iCs/>
           <w:color w:val="A6A6A6" w:themeColor="background1" w:themeShade="A6"/>
@@ -5058,106 +5068,182 @@
           <w:szCs w:val="22"/>
           <w:lang w:val="fr-CH"/>
         </w:rPr>
-        <w:t>Objectifs SMART du projet (base de référence).</w:t>
-      </w:r>
-    </w:p>
-    <w:p>
-      <w:pPr>
-        <w:pStyle w:val="Heading2"/>
-        <w:rPr>
-          <w:lang w:val="fr-CH"/>
-        </w:rPr>
-      </w:pPr>
-      <w:bookmarkStart w:id="16" w:name="_Toc207978008"/>
-      <w:bookmarkEnd w:id="15"/>
-      <w:r>
-        <w:rPr>
-          <w:lang w:val="fr-CH"/>
-        </w:rPr>
-        <w:t xml:space="preserve">Technologies envisagées </w:t>
-      </w:r>
-      <w:r>
-        <w:rPr>
-          <w:highlight w:val="yellow"/>
-          <w:lang w:val="fr-CH"/>
-        </w:rPr>
-        <w:t>(</w:t>
-      </w:r>
-      <w:r>
-        <w:rPr>
-          <w:highlight w:val="yellow"/>
-          <w:lang w:val="fr-CH"/>
-        </w:rPr>
-        <w:t>Analyse par domaines techno</w:t>
-      </w:r>
-      <w:r>
-        <w:rPr>
-          <w:highlight w:val="yellow"/>
-          <w:lang w:val="fr-CH"/>
-        </w:rPr>
-        <w:t>logiques</w:t>
-      </w:r>
-      <w:bookmarkEnd w:id="16"/>
-      <w:r>
-        <w:rPr>
-          <w:highlight w:val="yellow"/>
-          <w:lang w:val="fr-CH"/>
-        </w:rPr>
-        <w:t>)</w:t>
-      </w:r>
-    </w:p>
-    <w:p>
-      <w:pPr>
-        <w:pStyle w:val="BITTextkrper"/>
+      </w:pPr>
+      <w:r>
         <w:rPr>
           <w:i/>
           <w:iCs/>
           <w:color w:val="A6A6A6" w:themeColor="background1" w:themeShade="A6"/>
-          <w:lang w:val="fr-CH"/>
-        </w:rPr>
-      </w:pPr>
-      <w:r>
+          <w:sz w:val="22"/>
+          <w:szCs w:val="22"/>
+          <w:lang w:val="fr-CH"/>
+        </w:rPr>
+        <w:t>Objectifs SMART du projet (base de référence).</w:t>
+      </w:r>
+    </w:p>
+    <w:p>
+      <w:pPr>
+        <w:rPr>
+          <w:lang w:val="fr-CH"/>
+        </w:rPr>
+      </w:pPr>
+      <w:r>
+        <w:rPr>
+          <w:lang w:val="fr-CH"/>
+        </w:rPr>
+        <w:t>Permettre à un développeur</w:t>
+      </w:r>
+      <w:r>
+        <w:rPr>
+          <w:lang w:val="fr-CH"/>
+        </w:rPr>
+        <w:t>, après authentification via GitHub,</w:t>
+      </w:r>
+      <w:r>
+        <w:rPr>
+          <w:lang w:val="fr-CH"/>
+        </w:rPr>
+        <w:t xml:space="preserve"> d’obtenir une vue d’ensemble d’un dépôt GitHub (structure, </w:t>
+      </w:r>
+      <w:r>
+        <w:rPr>
+          <w:lang w:val="fr-CH"/>
+        </w:rPr>
+        <w:t>explications</w:t>
+      </w:r>
+      <w:r>
+        <w:rPr>
+          <w:lang w:val="fr-CH"/>
+        </w:rPr>
+        <w:t>, erreurs)</w:t>
+      </w:r>
+      <w:r>
+        <w:rPr>
+          <w:lang w:val="fr-CH"/>
+        </w:rPr>
+        <w:t xml:space="preserve"> sur une application web,</w:t>
+      </w:r>
+      <w:r>
+        <w:rPr>
+          <w:lang w:val="fr-CH"/>
+        </w:rPr>
+        <w:t xml:space="preserve"> sans devoir explorer manuellement les fichiers.</w:t>
+      </w:r>
+    </w:p>
+    <w:p>
+      <w:pPr>
+        <w:rPr>
+          <w:lang w:val="fr-CH"/>
+        </w:rPr>
+      </w:pPr>
+      <w:r>
+        <w:rPr>
+          <w:lang w:val="fr-CH"/>
+        </w:rPr>
+        <w:t xml:space="preserve">Permettre à un développeur </w:t>
+      </w:r>
+      <w:r>
+        <w:rPr>
+          <w:lang w:val="fr-CH"/>
+        </w:rPr>
+        <w:t>de découvrir des éventuelles erreurs présentent sur un dépôt GitHub, ainsi qu</w:t>
+      </w:r>
+      <w:r>
+        <w:rPr>
+          <w:lang w:val="fr-CH"/>
+        </w:rPr>
+        <w:t>’une proposition de correction.</w:t>
+      </w:r>
+    </w:p>
+    <w:p>
+      <w:pPr>
+        <w:rPr>
+          <w:lang w:val="fr-CH"/>
+        </w:rPr>
+      </w:pPr>
+      <w:r>
+        <w:rPr>
+          <w:lang w:val="fr-CH"/>
+        </w:rPr>
+        <w:t xml:space="preserve">Garantir un traitement asynchrone qui ne bloque jamais l’API REST, même pour des dépôts </w:t>
+      </w:r>
+      <w:r>
+        <w:rPr>
+          <w:lang w:val="fr-CH"/>
+        </w:rPr>
+        <w:t>concernant plusieurs dizaines de fichiers.</w:t>
+      </w:r>
+    </w:p>
+    <w:p>
+      <w:pPr>
+        <w:rPr>
+          <w:lang w:val="fr-CH"/>
+        </w:rPr>
+      </w:pPr>
+    </w:p>
+    <w:p>
+      <w:pPr>
+        <w:pStyle w:val="Heading2"/>
+        <w:rPr>
+          <w:lang w:val="fr-CH"/>
+        </w:rPr>
+      </w:pPr>
+      <w:bookmarkStart w:id="16" w:name="_Toc207978008"/>
+      <w:bookmarkEnd w:id="15"/>
+      <w:r>
+        <w:rPr>
+          <w:lang w:val="fr-CH"/>
+        </w:rPr>
+        <w:t xml:space="preserve">Technologies envisagées </w:t>
+      </w:r>
+      <w:r>
+        <w:rPr>
+          <w:highlight w:val="yellow"/>
+          <w:lang w:val="fr-CH"/>
+        </w:rPr>
+        <w:t>(</w:t>
+      </w:r>
+      <w:r>
+        <w:rPr>
+          <w:highlight w:val="yellow"/>
+          <w:lang w:val="fr-CH"/>
+        </w:rPr>
+        <w:t>Analyse par domaines techno</w:t>
+      </w:r>
+      <w:r>
+        <w:rPr>
+          <w:highlight w:val="yellow"/>
+          <w:lang w:val="fr-CH"/>
+        </w:rPr>
+        <w:t>logiques</w:t>
+      </w:r>
+      <w:bookmarkEnd w:id="16"/>
+      <w:r>
+        <w:rPr>
+          <w:highlight w:val="yellow"/>
+          <w:lang w:val="fr-CH"/>
+        </w:rPr>
+        <w:t>)</w:t>
+      </w:r>
+    </w:p>
+    <w:p>
+      <w:pPr>
+        <w:pStyle w:val="BITTextkrper"/>
         <w:rPr>
           <w:i/>
           <w:iCs/>
           <w:color w:val="A6A6A6" w:themeColor="background1" w:themeShade="A6"/>
           <w:lang w:val="fr-CH"/>
         </w:rPr>
+      </w:pPr>
+      <w:r>
+        <w:rPr>
+          <w:i/>
+          <w:iCs/>
+          <w:color w:val="A6A6A6" w:themeColor="background1" w:themeShade="A6"/>
+          <w:lang w:val="fr-CH"/>
+        </w:rPr>
         <w:t>Décrire chaque domaine pertinent et les variantes possibles</w:t>
-      </w:r>
-    </w:p>
-    <w:p>
-      <w:pPr>
-        <w:pStyle w:val="Heading3"/>
-        <w:rPr>
-          <w:lang w:val="fr-CH"/>
-        </w:rPr>
-      </w:pPr>
-      <w:r>
-        <w:rPr>
-          <w:lang w:val="fr-CH"/>
-        </w:rPr>
-        <w:t>Framework CSS</w:t>
-      </w:r>
-    </w:p>
-    <w:p>
-      <w:pPr>
-        <w:pStyle w:val="BITTextkrper"/>
-        <w:rPr>
-          <w:lang w:val="fr-CH"/>
-        </w:rPr>
-      </w:pPr>
-      <w:r>
-        <w:rPr>
-          <w:lang w:val="fr-CH"/>
-        </w:rPr>
-        <w:t>Tailwind CSS</w:t>
-      </w:r>
-      <w:r>
-        <w:rPr>
-          <w:lang w:val="fr-CH"/>
-        </w:rPr>
-        <w:t> :</w:t>
       </w:r>
     </w:p>
     <w:p>
@@ -5165,14 +5251,25 @@
         <w:pStyle w:val="BITTextkrper"/>
         <w:jc w:val="both"/>
         <w:rPr>
-          <w:lang w:val="fr-CH"/>
-        </w:rPr>
-      </w:pPr>
-      <w:r>
-        <w:rPr>
-          <w:lang w:val="fr-CH"/>
-        </w:rPr>
-        <w:t>Tailwind est un framework CSS dit utility-first : il met à disposition une classe pour chaque propriété de style (p-4 pour le padding, text-blue-500 pour la couleur, etc.) qui s'applique directement dans le HTML. Cette approche évite l'écriture d'une feuille de style séparée et offre un contrôle total sur le design. Le framework est entièrement personnalisable via un fichier de configuration permettant de définir ses propres couleurs, espacements et points de rupture.</w:t>
+          <w:i/>
+          <w:iCs/>
+          <w:color w:val="A6A6A6" w:themeColor="background1" w:themeShade="A6"/>
+          <w:lang w:val="fr-CH"/>
+        </w:rPr>
+      </w:pPr>
+    </w:p>
+    <w:p>
+      <w:pPr>
+        <w:pStyle w:val="Heading3"/>
+        <w:rPr>
+          <w:lang w:val="fr-CH"/>
+        </w:rPr>
+      </w:pPr>
+      <w:r>
+        <w:rPr>
+          <w:lang w:val="fr-CH"/>
+        </w:rPr>
+        <w:t>Framework CSS</w:t>
       </w:r>
     </w:p>
     <w:p>
@@ -5186,7 +5283,7 @@
         <w:rPr>
           <w:lang w:val="fr-CH"/>
         </w:rPr>
-        <w:t>Bootstrap</w:t>
+        <w:t>Tailwind CSS</w:t>
       </w:r>
       <w:r>
         <w:rPr>
@@ -5207,21 +5304,7 @@
         <w:rPr>
           <w:lang w:val="fr-CH"/>
         </w:rPr>
-        <w:t>Bootstrap propose une approche orientée composants : il fournit des blocs préfabriqués prêts à l'emploi (boutons, cartes, modales, barre de navigation, formulaires, etc.) que l'on applique via des classes regroupant plusieurs propriétés CSS. Cette approche accélère le démarrage d'un projet, mais impose un style visuel reconnaissable, plus difficile à personnaliser sans écrire des surcharges.</w:t>
-      </w:r>
-    </w:p>
-    <w:p>
-      <w:pPr>
-        <w:pStyle w:val="Heading3"/>
-        <w:rPr>
-          <w:lang w:val="fr-CH"/>
-        </w:rPr>
-      </w:pPr>
-      <w:r>
-        <w:rPr>
-          <w:lang w:val="fr-CH"/>
-        </w:rPr>
-        <w:t>Langage backend</w:t>
+        <w:t>Tailwind est un framework CSS dit utility-first : il met à disposition une classe pour chaque propriété de style (p-4 pour le padding, text-blue-500 pour la couleur, etc.) qui s'applique directement dans le HTML. Cette approche évite l'écriture d'une feuille de style séparée et offre un contrôle total sur le design. Le framework est entièrement personnalisable via un fichier de configuration permettant de définir ses propres couleurs, espacements et points de rupture.</w:t>
       </w:r>
     </w:p>
     <w:p>
@@ -5235,37 +5318,13 @@
         <w:rPr>
           <w:lang w:val="fr-CH"/>
         </w:rPr>
-        <w:t>Java</w:t>
-      </w:r>
-      <w:r>
-        <w:rPr>
-          <w:lang w:val="fr-CH"/>
-        </w:rPr>
-        <w:t>S</w:t>
-      </w:r>
-      <w:r>
-        <w:rPr>
-          <w:lang w:val="fr-CH"/>
-        </w:rPr>
-        <w:t>cript Node</w:t>
-      </w:r>
-      <w:r>
-        <w:rPr>
-          <w:lang w:val="fr-CH"/>
-        </w:rPr>
-        <w:t>.</w:t>
-      </w:r>
-      <w:r>
-        <w:rPr>
-          <w:lang w:val="fr-CH"/>
-        </w:rPr>
-        <w:t>js :</w:t>
-      </w:r>
-      <w:r>
-        <w:rPr>
-          <w:lang w:val="fr-CH"/>
-        </w:rPr>
-        <w:t xml:space="preserve"> </w:t>
+        <w:t>Bootstrap</w:t>
+      </w:r>
+      <w:r>
+        <w:rPr>
+          <w:lang w:val="fr-CH"/>
+        </w:rPr>
+        <w:t> :</w:t>
       </w:r>
     </w:p>
     <w:p>
@@ -5280,43 +5339,21 @@
         <w:rPr>
           <w:lang w:val="fr-CH"/>
         </w:rPr>
-        <w:t xml:space="preserve">Node.js est un </w:t>
-      </w:r>
-      <w:r>
-        <w:rPr>
-          <w:lang w:val="fr-CH"/>
-        </w:rPr>
-        <w:t>environnement</w:t>
-      </w:r>
-      <w:r>
-        <w:rPr>
-          <w:lang w:val="fr-CH"/>
-        </w:rPr>
-        <w:t xml:space="preserve"> </w:t>
-      </w:r>
-      <w:r>
-        <w:rPr>
-          <w:lang w:val="fr-CH"/>
-        </w:rPr>
-        <w:t xml:space="preserve">d’exécution JavaScript côté serveur, basé sur le </w:t>
-      </w:r>
-      <w:r>
-        <w:rPr>
-          <w:lang w:val="fr-CH"/>
-        </w:rPr>
-        <w:t xml:space="preserve">moteur V8 de Google Chrome. Il fonctionne sur un modèle asynchrone non bloquant </w:t>
-      </w:r>
-      <w:r>
-        <w:rPr>
-          <w:lang w:val="fr-CH"/>
-        </w:rPr>
-        <w:t xml:space="preserve">ce qui est adapté aux applications faisant de nombreux appels à des services externes. Il dispose d’un vaste écosystème de paquets disponible via NPM et permet aussi d’utiliser le même langage </w:t>
-      </w:r>
-      <w:r>
-        <w:rPr>
-          <w:lang w:val="fr-CH"/>
-        </w:rPr>
-        <w:t>que le frontend Vue.js.</w:t>
+        <w:t>Bootstrap propose une approche orientée composants : il fournit des blocs préfabriqués prêts à l'emploi (boutons, cartes, modales, barre de navigation, formulaires, etc.) que l'on applique via des classes regroupant plusieurs propriétés CSS. Cette approche accélère le démarrage d'un projet, mais impose un style visuel reconnaissable, plus difficile à personnaliser sans écrire des surcharges.</w:t>
+      </w:r>
+    </w:p>
+    <w:p>
+      <w:pPr>
+        <w:pStyle w:val="Heading3"/>
+        <w:rPr>
+          <w:lang w:val="fr-CH"/>
+        </w:rPr>
+      </w:pPr>
+      <w:r>
+        <w:rPr>
+          <w:lang w:val="fr-CH"/>
+        </w:rPr>
+        <w:t>Langage backend</w:t>
       </w:r>
     </w:p>
     <w:p>
@@ -5330,7 +5367,31 @@
         <w:rPr>
           <w:lang w:val="fr-CH"/>
         </w:rPr>
-        <w:t>PHP :</w:t>
+        <w:t>Java</w:t>
+      </w:r>
+      <w:r>
+        <w:rPr>
+          <w:lang w:val="fr-CH"/>
+        </w:rPr>
+        <w:t>S</w:t>
+      </w:r>
+      <w:r>
+        <w:rPr>
+          <w:lang w:val="fr-CH"/>
+        </w:rPr>
+        <w:t>cript Node</w:t>
+      </w:r>
+      <w:r>
+        <w:rPr>
+          <w:lang w:val="fr-CH"/>
+        </w:rPr>
+        <w:t>.</w:t>
+      </w:r>
+      <w:r>
+        <w:rPr>
+          <w:lang w:val="fr-CH"/>
+        </w:rPr>
+        <w:t>js :</w:t>
       </w:r>
       <w:r>
         <w:rPr>
@@ -5351,13 +5412,50 @@
         <w:rPr>
           <w:lang w:val="fr-CH"/>
         </w:rPr>
-        <w:t xml:space="preserve">PHP est un langage interprété </w:t>
-      </w:r>
-      <w:r>
-        <w:rPr>
-          <w:lang w:val="fr-CH"/>
-        </w:rPr>
-        <w:t>conçu spécialement pour le développement web.</w:t>
+        <w:t xml:space="preserve">Node.js est un </w:t>
+      </w:r>
+      <w:r>
+        <w:rPr>
+          <w:lang w:val="fr-CH"/>
+        </w:rPr>
+        <w:t>environnement</w:t>
+      </w:r>
+      <w:r>
+        <w:rPr>
+          <w:lang w:val="fr-CH"/>
+        </w:rPr>
+        <w:t xml:space="preserve"> </w:t>
+      </w:r>
+      <w:r>
+        <w:rPr>
+          <w:lang w:val="fr-CH"/>
+        </w:rPr>
+        <w:t xml:space="preserve">d’exécution JavaScript côté serveur, basé sur le </w:t>
+      </w:r>
+      <w:r>
+        <w:rPr>
+          <w:lang w:val="fr-CH"/>
+        </w:rPr>
+        <w:t xml:space="preserve">moteur V8 de Google Chrome. Il fonctionne sur un modèle asynchrone non bloquant </w:t>
+      </w:r>
+      <w:r>
+        <w:rPr>
+          <w:lang w:val="fr-CH"/>
+        </w:rPr>
+        <w:t xml:space="preserve">ce qui est adapté aux </w:t>
+      </w:r>
+      <w:r>
+        <w:rPr>
+          <w:lang w:val="fr-CH"/>
+        </w:rPr>
+        <w:lastRenderedPageBreak/>
+        <w:t xml:space="preserve">applications faisant de nombreux appels à des services externes. Il dispose d’un vaste écosystème de paquets disponible via NPM et permet aussi d’utiliser le même langage </w:t>
+      </w:r>
+      <w:r>
+        <w:rPr>
+          <w:lang w:val="fr-CH"/>
+        </w:rPr>
+        <w:t>que le frontend Vue.js.</w:t>
       </w:r>
     </w:p>
     <w:p>
@@ -5371,7 +5469,7 @@
         <w:rPr>
           <w:lang w:val="fr-CH"/>
         </w:rPr>
-        <w:t>Java Springboot :</w:t>
+        <w:t>PHP :</w:t>
       </w:r>
       <w:r>
         <w:rPr>
@@ -5392,7 +5490,47 @@
         <w:rPr>
           <w:lang w:val="fr-CH"/>
         </w:rPr>
-        <w:lastRenderedPageBreak/>
+        <w:t xml:space="preserve">PHP est un langage interprété </w:t>
+      </w:r>
+      <w:r>
+        <w:rPr>
+          <w:lang w:val="fr-CH"/>
+        </w:rPr>
+        <w:t>conçu spécialement pour le développement web.</w:t>
+      </w:r>
+    </w:p>
+    <w:p>
+      <w:pPr>
+        <w:pStyle w:val="BITTextkrper"/>
+        <w:rPr>
+          <w:lang w:val="fr-CH"/>
+        </w:rPr>
+      </w:pPr>
+      <w:r>
+        <w:rPr>
+          <w:lang w:val="fr-CH"/>
+        </w:rPr>
+        <w:t>Java Springboot :</w:t>
+      </w:r>
+      <w:r>
+        <w:rPr>
+          <w:lang w:val="fr-CH"/>
+        </w:rPr>
+        <w:t xml:space="preserve"> </w:t>
+      </w:r>
+    </w:p>
+    <w:p>
+      <w:pPr>
+        <w:pStyle w:val="BITTextkrper"/>
+        <w:jc w:val="both"/>
+        <w:rPr>
+          <w:lang w:val="fr-CH"/>
+        </w:rPr>
+      </w:pPr>
+      <w:r>
+        <w:rPr>
+          <w:lang w:val="fr-CH"/>
+        </w:rPr>
         <w:t>Java</w:t>
       </w:r>
       <w:r>
@@ -5602,6 +5740,39 @@
     </w:p>
     <w:p>
       <w:pPr>
+        <w:pStyle w:val="BITTextkrper"/>
+        <w:jc w:val="both"/>
+        <w:rPr>
+          <w:lang w:val="fr-CH"/>
+        </w:rPr>
+      </w:pPr>
+      <w:r>
+        <w:rPr>
+          <w:lang w:val="fr-CH"/>
+        </w:rPr>
+        <w:t>Pour ce qui est du LLM utilisé pour la génération des erreurs et des schémas, j’ai décidé d’utiliser Open</w:t>
+      </w:r>
+      <w:r>
+        <w:rPr>
+          <w:lang w:val="fr-CH"/>
+        </w:rPr>
+        <w:t>R</w:t>
+      </w:r>
+      <w:r>
+        <w:rPr>
+          <w:lang w:val="fr-CH"/>
+        </w:rPr>
+        <w:t xml:space="preserve">outer pour éviter d’avoir à choisir </w:t>
+      </w:r>
+      <w:r>
+        <w:rPr>
+          <w:lang w:val="fr-CH"/>
+        </w:rPr>
+        <w:t>un LLM précis maintenant, mais de pouvoir choisir en fonction de ce qui fonctionne le mieux.</w:t>
+      </w:r>
+    </w:p>
+    <w:p>
+      <w:pPr>
         <w:pStyle w:val="Heading2"/>
       </w:pPr>
       <w:bookmarkStart w:id="18" w:name="_Toc250790977"/>
@@ -5722,6 +5893,7 @@
       <w:bookmarkStart w:id="20" w:name="_Toc250790978"/>
       <w:bookmarkStart w:id="21" w:name="_Toc207978011"/>
       <w:r>
+        <w:lastRenderedPageBreak/>
         <w:t>Analyse de risque</w:t>
       </w:r>
       <w:bookmarkEnd w:id="20"/>
@@ -5868,7 +6040,6 @@
         <w:rPr>
           <w:lang w:val="fr-CH"/>
         </w:rPr>
-        <w:lastRenderedPageBreak/>
         <w:t>Diagramme de cas d’utilisation</w:t>
       </w:r>
     </w:p>
@@ -8559,6 +8730,7 @@
                 <w:dataBinding w:prefixMappings="xmlns:ns0='http://purl.org/dc/elements/1.1/' xmlns:ns1='http://schemas.openxmlformats.org/package/2006/metadata/core-properties' " w:xpath="/ns1:coreProperties[1]/ns0:creator[1]" w:storeItemID="{6C3C8BC8-F283-45AE-878A-BAB7291924A1}"/>
                 <w:text/>
               </w:sdtPr>
+              <w:sdtEndPr/>
               <w:sdtContent>
                 <w:tc>
                   <w:tcPr>
@@ -8735,7 +8907,7 @@
                   <w:rPr>
                     <w:lang w:val="fr-CH"/>
                   </w:rPr>
-                  <w:t>08.05.2026 16:34</w:t>
+                  <w:t>11.05.2026 16:56</w:t>
                 </w:r>
                 <w:r>
                   <w:rPr>
@@ -8910,6 +9082,7 @@
                 <w:dataBinding w:prefixMappings="xmlns:ns0='http://purl.org/dc/elements/1.1/' xmlns:ns1='http://schemas.openxmlformats.org/package/2006/metadata/core-properties' " w:xpath="/ns1:coreProperties[1]/ns0:creator[1]" w:storeItemID="{6C3C8BC8-F283-45AE-878A-BAB7291924A1}"/>
                 <w:text/>
               </w:sdtPr>
+              <w:sdtEndPr/>
               <w:sdtContent>
                 <w:tc>
                   <w:tcPr>
@@ -9068,7 +9241,7 @@
                   <w:rPr>
                     <w:lang w:val="fr-CH"/>
                   </w:rPr>
-                  <w:t>08.05.2026 16:34</w:t>
+                  <w:t>11.05.2026 16:56</w:t>
                 </w:r>
                 <w:r>
                   <w:rPr>
@@ -9161,6 +9334,7 @@
                 <w:dataBinding w:prefixMappings="xmlns:ns0='http://purl.org/dc/elements/1.1/' xmlns:ns1='http://schemas.openxmlformats.org/package/2006/metadata/core-properties' " w:xpath="/ns1:coreProperties[1]/ns0:creator[1]" w:storeItemID="{6C3C8BC8-F283-45AE-878A-BAB7291924A1}"/>
                 <w:text/>
               </w:sdtPr>
+              <w:sdtEndPr/>
               <w:sdtContent>
                 <w:tc>
                   <w:tcPr>
@@ -9319,7 +9493,7 @@
                   <w:rPr>
                     <w:lang w:val="fr-CH"/>
                   </w:rPr>
-                  <w:t>08.05.2026 16:34</w:t>
+                  <w:t>11.05.2026 16:56</w:t>
                 </w:r>
                 <w:r>
                   <w:rPr>
@@ -13689,9 +13863,11 @@
   </w:compat>
   <w:rsids>
     <w:rsidRoot w:val="00540217"/>
+    <w:rsid w:val="000364E1"/>
     <w:rsid w:val="00186045"/>
     <w:rsid w:val="00307334"/>
     <w:rsid w:val="003366A8"/>
+    <w:rsid w:val="003C52E4"/>
     <w:rsid w:val="00540217"/>
     <w:rsid w:val="006930A9"/>
     <w:rsid w:val="00803763"/>
@@ -13699,6 +13875,7 @@
     <w:rsid w:val="009B3EBE"/>
     <w:rsid w:val="00A419DC"/>
     <w:rsid w:val="00B250B0"/>
+    <w:rsid w:val="00B503AF"/>
     <w:rsid w:val="00BC344B"/>
     <w:rsid w:val="00CD64D8"/>
     <w:rsid w:val="00CE2A4B"/>
@@ -13706,6 +13883,7 @@
     <w:rsid w:val="00DF687F"/>
     <w:rsid w:val="00F2447D"/>
     <w:rsid w:val="00F8402B"/>
+    <w:rsid w:val="00F84834"/>
   </w:rsids>
   <m:mathPr>
     <m:mathFont m:val="Cambria Math"/>

--- a/doc/GAMEZ_rapport_TPI.docx
+++ b/doc/GAMEZ_rapport_TPI.docx
@@ -191,7 +191,7 @@
     </w:tbl>
     <w:p>
       <w:pPr>
-        <w:pStyle w:val="Lgende"/>
+        <w:pStyle w:val="Caption"/>
         <w:rPr>
           <w:bCs w:val="0"/>
           <w:sz w:val="24"/>
@@ -533,7 +533,7 @@
     </w:p>
     <w:p>
       <w:pPr>
-        <w:pStyle w:val="Titre3"/>
+        <w:pStyle w:val="Heading3"/>
         <w:numPr>
           <w:ilvl w:val="0"/>
           <w:numId w:val="0"/>
@@ -561,7 +561,7 @@
     </w:p>
     <w:p>
       <w:pPr>
-        <w:pStyle w:val="TM1"/>
+        <w:pStyle w:val="TOC1"/>
         <w:rPr>
           <w:rFonts w:asciiTheme="minorHAnsi" w:eastAsiaTheme="minorEastAsia" w:hAnsiTheme="minorHAnsi" w:cstheme="minorBidi"/>
           <w:b w:val="0"/>
@@ -639,7 +639,7 @@
     </w:p>
     <w:p>
       <w:pPr>
-        <w:pStyle w:val="TM1"/>
+        <w:pStyle w:val="TOC1"/>
         <w:rPr>
           <w:rFonts w:asciiTheme="minorHAnsi" w:eastAsiaTheme="minorEastAsia" w:hAnsiTheme="minorHAnsi" w:cstheme="minorBidi"/>
           <w:b w:val="0"/>
@@ -725,7 +725,7 @@
     </w:p>
     <w:p>
       <w:pPr>
-        <w:pStyle w:val="TM2"/>
+        <w:pStyle w:val="TOC2"/>
         <w:rPr>
           <w:rFonts w:asciiTheme="minorHAnsi" w:eastAsiaTheme="minorEastAsia" w:hAnsiTheme="minorHAnsi" w:cstheme="minorBidi"/>
           <w:kern w:val="2"/>
@@ -788,7 +788,7 @@
     </w:p>
     <w:p>
       <w:pPr>
-        <w:pStyle w:val="TM2"/>
+        <w:pStyle w:val="TOC2"/>
         <w:rPr>
           <w:rFonts w:asciiTheme="minorHAnsi" w:eastAsiaTheme="minorEastAsia" w:hAnsiTheme="minorHAnsi" w:cstheme="minorBidi"/>
           <w:kern w:val="2"/>
@@ -851,7 +851,7 @@
     </w:p>
     <w:p>
       <w:pPr>
-        <w:pStyle w:val="TM2"/>
+        <w:pStyle w:val="TOC2"/>
         <w:rPr>
           <w:rFonts w:asciiTheme="minorHAnsi" w:eastAsiaTheme="minorEastAsia" w:hAnsiTheme="minorHAnsi" w:cstheme="minorBidi"/>
           <w:kern w:val="2"/>
@@ -914,7 +914,7 @@
     </w:p>
     <w:p>
       <w:pPr>
-        <w:pStyle w:val="TM2"/>
+        <w:pStyle w:val="TOC2"/>
         <w:rPr>
           <w:rFonts w:asciiTheme="minorHAnsi" w:eastAsiaTheme="minorEastAsia" w:hAnsiTheme="minorHAnsi" w:cstheme="minorBidi"/>
           <w:kern w:val="2"/>
@@ -977,7 +977,7 @@
     </w:p>
     <w:p>
       <w:pPr>
-        <w:pStyle w:val="TM1"/>
+        <w:pStyle w:val="TOC1"/>
         <w:rPr>
           <w:rFonts w:asciiTheme="minorHAnsi" w:eastAsiaTheme="minorEastAsia" w:hAnsiTheme="minorHAnsi" w:cstheme="minorBidi"/>
           <w:b w:val="0"/>
@@ -1063,7 +1063,7 @@
     </w:p>
     <w:p>
       <w:pPr>
-        <w:pStyle w:val="TM2"/>
+        <w:pStyle w:val="TOC2"/>
         <w:rPr>
           <w:rFonts w:asciiTheme="minorHAnsi" w:eastAsiaTheme="minorEastAsia" w:hAnsiTheme="minorHAnsi" w:cstheme="minorBidi"/>
           <w:kern w:val="2"/>
@@ -1126,7 +1126,7 @@
     </w:p>
     <w:p>
       <w:pPr>
-        <w:pStyle w:val="TM2"/>
+        <w:pStyle w:val="TOC2"/>
         <w:rPr>
           <w:rFonts w:asciiTheme="minorHAnsi" w:eastAsiaTheme="minorEastAsia" w:hAnsiTheme="minorHAnsi" w:cstheme="minorBidi"/>
           <w:kern w:val="2"/>
@@ -1189,7 +1189,7 @@
     </w:p>
     <w:p>
       <w:pPr>
-        <w:pStyle w:val="TM2"/>
+        <w:pStyle w:val="TOC2"/>
         <w:rPr>
           <w:rFonts w:asciiTheme="minorHAnsi" w:eastAsiaTheme="minorEastAsia" w:hAnsiTheme="minorHAnsi" w:cstheme="minorBidi"/>
           <w:kern w:val="2"/>
@@ -1252,7 +1252,7 @@
     </w:p>
     <w:p>
       <w:pPr>
-        <w:pStyle w:val="TM2"/>
+        <w:pStyle w:val="TOC2"/>
         <w:rPr>
           <w:rFonts w:asciiTheme="minorHAnsi" w:eastAsiaTheme="minorEastAsia" w:hAnsiTheme="minorHAnsi" w:cstheme="minorBidi"/>
           <w:kern w:val="2"/>
@@ -1315,7 +1315,7 @@
     </w:p>
     <w:p>
       <w:pPr>
-        <w:pStyle w:val="TM2"/>
+        <w:pStyle w:val="TOC2"/>
         <w:rPr>
           <w:rFonts w:asciiTheme="minorHAnsi" w:eastAsiaTheme="minorEastAsia" w:hAnsiTheme="minorHAnsi" w:cstheme="minorBidi"/>
           <w:kern w:val="2"/>
@@ -1378,7 +1378,7 @@
     </w:p>
     <w:p>
       <w:pPr>
-        <w:pStyle w:val="TM2"/>
+        <w:pStyle w:val="TOC2"/>
         <w:rPr>
           <w:rFonts w:asciiTheme="minorHAnsi" w:eastAsiaTheme="minorEastAsia" w:hAnsiTheme="minorHAnsi" w:cstheme="minorBidi"/>
           <w:kern w:val="2"/>
@@ -1441,7 +1441,7 @@
     </w:p>
     <w:p>
       <w:pPr>
-        <w:pStyle w:val="TM2"/>
+        <w:pStyle w:val="TOC2"/>
         <w:rPr>
           <w:rFonts w:asciiTheme="minorHAnsi" w:eastAsiaTheme="minorEastAsia" w:hAnsiTheme="minorHAnsi" w:cstheme="minorBidi"/>
           <w:kern w:val="2"/>
@@ -1504,7 +1504,7 @@
     </w:p>
     <w:p>
       <w:pPr>
-        <w:pStyle w:val="TM2"/>
+        <w:pStyle w:val="TOC2"/>
         <w:rPr>
           <w:rFonts w:asciiTheme="minorHAnsi" w:eastAsiaTheme="minorEastAsia" w:hAnsiTheme="minorHAnsi" w:cstheme="minorBidi"/>
           <w:kern w:val="2"/>
@@ -1567,7 +1567,7 @@
     </w:p>
     <w:p>
       <w:pPr>
-        <w:pStyle w:val="TM2"/>
+        <w:pStyle w:val="TOC2"/>
         <w:rPr>
           <w:rFonts w:asciiTheme="minorHAnsi" w:eastAsiaTheme="minorEastAsia" w:hAnsiTheme="minorHAnsi" w:cstheme="minorBidi"/>
           <w:kern w:val="2"/>
@@ -1630,7 +1630,7 @@
     </w:p>
     <w:p>
       <w:pPr>
-        <w:pStyle w:val="TM1"/>
+        <w:pStyle w:val="TOC1"/>
         <w:rPr>
           <w:rFonts w:asciiTheme="minorHAnsi" w:eastAsiaTheme="minorEastAsia" w:hAnsiTheme="minorHAnsi" w:cstheme="minorBidi"/>
           <w:b w:val="0"/>
@@ -1716,7 +1716,7 @@
     </w:p>
     <w:p>
       <w:pPr>
-        <w:pStyle w:val="TM2"/>
+        <w:pStyle w:val="TOC2"/>
         <w:rPr>
           <w:rFonts w:asciiTheme="minorHAnsi" w:eastAsiaTheme="minorEastAsia" w:hAnsiTheme="minorHAnsi" w:cstheme="minorBidi"/>
           <w:kern w:val="2"/>
@@ -1779,7 +1779,7 @@
     </w:p>
     <w:p>
       <w:pPr>
-        <w:pStyle w:val="TM2"/>
+        <w:pStyle w:val="TOC2"/>
         <w:rPr>
           <w:rFonts w:asciiTheme="minorHAnsi" w:eastAsiaTheme="minorEastAsia" w:hAnsiTheme="minorHAnsi" w:cstheme="minorBidi"/>
           <w:kern w:val="2"/>
@@ -1842,7 +1842,7 @@
     </w:p>
     <w:p>
       <w:pPr>
-        <w:pStyle w:val="TM2"/>
+        <w:pStyle w:val="TOC2"/>
         <w:rPr>
           <w:rFonts w:asciiTheme="minorHAnsi" w:eastAsiaTheme="minorEastAsia" w:hAnsiTheme="minorHAnsi" w:cstheme="minorBidi"/>
           <w:kern w:val="2"/>
@@ -1907,7 +1907,7 @@
     </w:p>
     <w:p>
       <w:pPr>
-        <w:pStyle w:val="TM2"/>
+        <w:pStyle w:val="TOC2"/>
         <w:rPr>
           <w:rFonts w:asciiTheme="minorHAnsi" w:eastAsiaTheme="minorEastAsia" w:hAnsiTheme="minorHAnsi" w:cstheme="minorBidi"/>
           <w:kern w:val="2"/>
@@ -1972,7 +1972,7 @@
     </w:p>
     <w:p>
       <w:pPr>
-        <w:pStyle w:val="TM2"/>
+        <w:pStyle w:val="TOC2"/>
         <w:rPr>
           <w:rFonts w:asciiTheme="minorHAnsi" w:eastAsiaTheme="minorEastAsia" w:hAnsiTheme="minorHAnsi" w:cstheme="minorBidi"/>
           <w:kern w:val="2"/>
@@ -2035,7 +2035,7 @@
     </w:p>
     <w:p>
       <w:pPr>
-        <w:pStyle w:val="TM2"/>
+        <w:pStyle w:val="TOC2"/>
         <w:rPr>
           <w:rFonts w:asciiTheme="minorHAnsi" w:eastAsiaTheme="minorEastAsia" w:hAnsiTheme="minorHAnsi" w:cstheme="minorBidi"/>
           <w:kern w:val="2"/>
@@ -2098,7 +2098,7 @@
     </w:p>
     <w:p>
       <w:pPr>
-        <w:pStyle w:val="TM2"/>
+        <w:pStyle w:val="TOC2"/>
         <w:rPr>
           <w:rFonts w:asciiTheme="minorHAnsi" w:eastAsiaTheme="minorEastAsia" w:hAnsiTheme="minorHAnsi" w:cstheme="minorBidi"/>
           <w:kern w:val="2"/>
@@ -2161,7 +2161,7 @@
     </w:p>
     <w:p>
       <w:pPr>
-        <w:pStyle w:val="TM2"/>
+        <w:pStyle w:val="TOC2"/>
         <w:rPr>
           <w:rFonts w:asciiTheme="minorHAnsi" w:eastAsiaTheme="minorEastAsia" w:hAnsiTheme="minorHAnsi" w:cstheme="minorBidi"/>
           <w:kern w:val="2"/>
@@ -2224,7 +2224,7 @@
     </w:p>
     <w:p>
       <w:pPr>
-        <w:pStyle w:val="TM2"/>
+        <w:pStyle w:val="TOC2"/>
         <w:rPr>
           <w:rFonts w:asciiTheme="minorHAnsi" w:eastAsiaTheme="minorEastAsia" w:hAnsiTheme="minorHAnsi" w:cstheme="minorBidi"/>
           <w:kern w:val="2"/>
@@ -2287,7 +2287,7 @@
     </w:p>
     <w:p>
       <w:pPr>
-        <w:pStyle w:val="TM2"/>
+        <w:pStyle w:val="TOC2"/>
         <w:rPr>
           <w:rFonts w:asciiTheme="minorHAnsi" w:eastAsiaTheme="minorEastAsia" w:hAnsiTheme="minorHAnsi" w:cstheme="minorBidi"/>
           <w:kern w:val="2"/>
@@ -2350,7 +2350,7 @@
     </w:p>
     <w:p>
       <w:pPr>
-        <w:pStyle w:val="TM1"/>
+        <w:pStyle w:val="TOC1"/>
         <w:rPr>
           <w:rFonts w:asciiTheme="minorHAnsi" w:eastAsiaTheme="minorEastAsia" w:hAnsiTheme="minorHAnsi" w:cstheme="minorBidi"/>
           <w:b w:val="0"/>
@@ -2436,7 +2436,7 @@
     </w:p>
     <w:p>
       <w:pPr>
-        <w:pStyle w:val="TM2"/>
+        <w:pStyle w:val="TOC2"/>
         <w:rPr>
           <w:rFonts w:asciiTheme="minorHAnsi" w:eastAsiaTheme="minorEastAsia" w:hAnsiTheme="minorHAnsi" w:cstheme="minorBidi"/>
           <w:kern w:val="2"/>
@@ -2501,7 +2501,7 @@
     </w:p>
     <w:p>
       <w:pPr>
-        <w:pStyle w:val="TM2"/>
+        <w:pStyle w:val="TOC2"/>
         <w:rPr>
           <w:rFonts w:asciiTheme="minorHAnsi" w:eastAsiaTheme="minorEastAsia" w:hAnsiTheme="minorHAnsi" w:cstheme="minorBidi"/>
           <w:kern w:val="2"/>
@@ -2566,7 +2566,7 @@
     </w:p>
     <w:p>
       <w:pPr>
-        <w:pStyle w:val="TM2"/>
+        <w:pStyle w:val="TOC2"/>
         <w:rPr>
           <w:rFonts w:asciiTheme="minorHAnsi" w:eastAsiaTheme="minorEastAsia" w:hAnsiTheme="minorHAnsi" w:cstheme="minorBidi"/>
           <w:kern w:val="2"/>
@@ -2629,7 +2629,7 @@
     </w:p>
     <w:p>
       <w:pPr>
-        <w:pStyle w:val="TM2"/>
+        <w:pStyle w:val="TOC2"/>
         <w:rPr>
           <w:rFonts w:asciiTheme="minorHAnsi" w:eastAsiaTheme="minorEastAsia" w:hAnsiTheme="minorHAnsi" w:cstheme="minorBidi"/>
           <w:kern w:val="2"/>
@@ -2692,7 +2692,7 @@
     </w:p>
     <w:p>
       <w:pPr>
-        <w:pStyle w:val="TM2"/>
+        <w:pStyle w:val="TOC2"/>
         <w:rPr>
           <w:rFonts w:asciiTheme="minorHAnsi" w:eastAsiaTheme="minorEastAsia" w:hAnsiTheme="minorHAnsi" w:cstheme="minorBidi"/>
           <w:kern w:val="2"/>
@@ -2755,7 +2755,7 @@
     </w:p>
     <w:p>
       <w:pPr>
-        <w:pStyle w:val="TM1"/>
+        <w:pStyle w:val="TOC1"/>
         <w:rPr>
           <w:rFonts w:asciiTheme="minorHAnsi" w:eastAsiaTheme="minorEastAsia" w:hAnsiTheme="minorHAnsi" w:cstheme="minorBidi"/>
           <w:b w:val="0"/>
@@ -2841,7 +2841,7 @@
     </w:p>
     <w:p>
       <w:pPr>
-        <w:pStyle w:val="TM2"/>
+        <w:pStyle w:val="TOC2"/>
         <w:rPr>
           <w:rFonts w:asciiTheme="minorHAnsi" w:eastAsiaTheme="minorEastAsia" w:hAnsiTheme="minorHAnsi" w:cstheme="minorBidi"/>
           <w:kern w:val="2"/>
@@ -2904,7 +2904,7 @@
     </w:p>
     <w:p>
       <w:pPr>
-        <w:pStyle w:val="TM2"/>
+        <w:pStyle w:val="TOC2"/>
         <w:rPr>
           <w:rFonts w:asciiTheme="minorHAnsi" w:eastAsiaTheme="minorEastAsia" w:hAnsiTheme="minorHAnsi" w:cstheme="minorBidi"/>
           <w:kern w:val="2"/>
@@ -2967,7 +2967,7 @@
     </w:p>
     <w:p>
       <w:pPr>
-        <w:pStyle w:val="TM2"/>
+        <w:pStyle w:val="TOC2"/>
         <w:rPr>
           <w:rFonts w:asciiTheme="minorHAnsi" w:eastAsiaTheme="minorEastAsia" w:hAnsiTheme="minorHAnsi" w:cstheme="minorBidi"/>
           <w:kern w:val="2"/>
@@ -3030,7 +3030,7 @@
     </w:p>
     <w:p>
       <w:pPr>
-        <w:pStyle w:val="TM1"/>
+        <w:pStyle w:val="TOC1"/>
         <w:rPr>
           <w:rFonts w:asciiTheme="minorHAnsi" w:eastAsiaTheme="minorEastAsia" w:hAnsiTheme="minorHAnsi" w:cstheme="minorBidi"/>
           <w:b w:val="0"/>
@@ -3116,7 +3116,7 @@
     </w:p>
     <w:p>
       <w:pPr>
-        <w:pStyle w:val="TM2"/>
+        <w:pStyle w:val="TOC2"/>
         <w:rPr>
           <w:rFonts w:asciiTheme="minorHAnsi" w:eastAsiaTheme="minorEastAsia" w:hAnsiTheme="minorHAnsi" w:cstheme="minorBidi"/>
           <w:kern w:val="2"/>
@@ -3179,7 +3179,7 @@
     </w:p>
     <w:p>
       <w:pPr>
-        <w:pStyle w:val="TM2"/>
+        <w:pStyle w:val="TOC2"/>
         <w:rPr>
           <w:rFonts w:asciiTheme="minorHAnsi" w:eastAsiaTheme="minorEastAsia" w:hAnsiTheme="minorHAnsi" w:cstheme="minorBidi"/>
           <w:kern w:val="2"/>
@@ -3242,7 +3242,7 @@
     </w:p>
     <w:p>
       <w:pPr>
-        <w:pStyle w:val="TM2"/>
+        <w:pStyle w:val="TOC2"/>
         <w:rPr>
           <w:rFonts w:asciiTheme="minorHAnsi" w:eastAsiaTheme="minorEastAsia" w:hAnsiTheme="minorHAnsi" w:cstheme="minorBidi"/>
           <w:kern w:val="2"/>
@@ -3305,7 +3305,7 @@
     </w:p>
     <w:p>
       <w:pPr>
-        <w:pStyle w:val="TM1"/>
+        <w:pStyle w:val="TOC1"/>
         <w:rPr>
           <w:rFonts w:asciiTheme="minorHAnsi" w:eastAsiaTheme="minorEastAsia" w:hAnsiTheme="minorHAnsi" w:cstheme="minorBidi"/>
           <w:b w:val="0"/>
@@ -3391,7 +3391,7 @@
     </w:p>
     <w:p>
       <w:pPr>
-        <w:pStyle w:val="TM1"/>
+        <w:pStyle w:val="TOC1"/>
         <w:rPr>
           <w:rFonts w:asciiTheme="minorHAnsi" w:eastAsiaTheme="minorEastAsia" w:hAnsiTheme="minorHAnsi" w:cstheme="minorBidi"/>
           <w:b w:val="0"/>
@@ -3477,7 +3477,7 @@
     </w:p>
     <w:p>
       <w:pPr>
-        <w:pStyle w:val="TM1"/>
+        <w:pStyle w:val="TOC1"/>
         <w:rPr>
           <w:rFonts w:asciiTheme="minorHAnsi" w:eastAsiaTheme="minorEastAsia" w:hAnsiTheme="minorHAnsi" w:cstheme="minorBidi"/>
           <w:b w:val="0"/>
@@ -3563,7 +3563,7 @@
     </w:p>
     <w:p>
       <w:pPr>
-        <w:pStyle w:val="TM1"/>
+        <w:pStyle w:val="TOC1"/>
         <w:rPr>
           <w:rFonts w:asciiTheme="minorHAnsi" w:eastAsiaTheme="minorEastAsia" w:hAnsiTheme="minorHAnsi" w:cstheme="minorBidi"/>
           <w:b w:val="0"/>
@@ -3717,7 +3717,7 @@
     </w:p>
     <w:p>
       <w:pPr>
-        <w:pStyle w:val="Titre1"/>
+        <w:pStyle w:val="Heading1"/>
         <w:numPr>
           <w:ilvl w:val="0"/>
           <w:numId w:val="0"/>
@@ -3811,7 +3811,7 @@
       <w:commentRangeEnd w:id="4"/>
       <w:r>
         <w:rPr>
-          <w:rStyle w:val="Marquedecommentaire"/>
+          <w:rStyle w:val="CommentReference"/>
           <w:rFonts w:cs="Arial"/>
           <w:vanish/>
           <w:color w:val="0000FF"/>
@@ -3843,7 +3843,7 @@
     </w:p>
     <w:p>
       <w:pPr>
-        <w:pStyle w:val="Titre1"/>
+        <w:pStyle w:val="Heading1"/>
         <w:numPr>
           <w:ilvl w:val="0"/>
           <w:numId w:val="36"/>
@@ -3865,7 +3865,7 @@
     </w:p>
     <w:p>
       <w:pPr>
-        <w:pStyle w:val="Titre2"/>
+        <w:pStyle w:val="Heading2"/>
         <w:tabs>
           <w:tab w:val="clear" w:pos="851"/>
         </w:tabs>
@@ -3912,7 +3912,7 @@
     </w:p>
     <w:p>
       <w:pPr>
-        <w:pStyle w:val="Titre2"/>
+        <w:pStyle w:val="Heading2"/>
         <w:tabs>
           <w:tab w:val="clear" w:pos="576"/>
           <w:tab w:val="clear" w:pos="851"/>
@@ -3981,7 +3981,7 @@
     </w:p>
     <w:p>
       <w:pPr>
-        <w:pStyle w:val="Titre2"/>
+        <w:pStyle w:val="Heading2"/>
         <w:tabs>
           <w:tab w:val="clear" w:pos="851"/>
         </w:tabs>
@@ -5079,7 +5079,7 @@
     </w:p>
     <w:p>
       <w:pPr>
-        <w:pStyle w:val="Titre2"/>
+        <w:pStyle w:val="Heading2"/>
         <w:tabs>
           <w:tab w:val="clear" w:pos="851"/>
         </w:tabs>
@@ -5137,7 +5137,7 @@
     </w:p>
     <w:p>
       <w:pPr>
-        <w:pStyle w:val="Titre1"/>
+        <w:pStyle w:val="Heading1"/>
       </w:pPr>
       <w:bookmarkStart w:id="11" w:name="_Toc250790973"/>
       <w:bookmarkStart w:id="12" w:name="_Toc229743625"/>
@@ -5150,7 +5150,7 @@
     </w:p>
     <w:p>
       <w:pPr>
-        <w:pStyle w:val="Titre2"/>
+        <w:pStyle w:val="Heading2"/>
         <w:numPr>
           <w:ilvl w:val="1"/>
           <w:numId w:val="16"/>
@@ -5170,7 +5170,7 @@
     </w:p>
     <w:p>
       <w:pPr>
-        <w:pStyle w:val="Titre3"/>
+        <w:pStyle w:val="Heading3"/>
         <w:rPr>
           <w:lang w:val="fr-CH"/>
         </w:rPr>
@@ -5207,7 +5207,7 @@
     </w:p>
     <w:p>
       <w:pPr>
-        <w:pStyle w:val="Titre3"/>
+        <w:pStyle w:val="Heading3"/>
         <w:rPr>
           <w:lang w:val="fr-CH"/>
         </w:rPr>
@@ -5244,7 +5244,7 @@
     </w:p>
     <w:p>
       <w:pPr>
-        <w:pStyle w:val="Titre3"/>
+        <w:pStyle w:val="Heading3"/>
         <w:rPr>
           <w:lang w:val="fr-CH"/>
         </w:rPr>
@@ -5281,7 +5281,7 @@
     </w:p>
     <w:p>
       <w:pPr>
-        <w:pStyle w:val="Titre3"/>
+        <w:pStyle w:val="Heading3"/>
         <w:rPr>
           <w:lang w:val="fr-CH"/>
         </w:rPr>
@@ -5364,7 +5364,7 @@
     </w:p>
     <w:p>
       <w:pPr>
-        <w:pStyle w:val="Titre2"/>
+        <w:pStyle w:val="Heading2"/>
         <w:rPr>
           <w:lang w:val="fr-CH"/>
         </w:rPr>
@@ -5413,7 +5413,7 @@
     </w:p>
     <w:p>
       <w:pPr>
-        <w:pStyle w:val="Titre3"/>
+        <w:pStyle w:val="Heading3"/>
         <w:rPr>
           <w:lang w:val="fr-CH"/>
         </w:rPr>
@@ -5486,7 +5486,7 @@
     </w:p>
     <w:p>
       <w:pPr>
-        <w:pStyle w:val="Titre3"/>
+        <w:pStyle w:val="Heading3"/>
         <w:rPr>
           <w:lang w:val="fr-CH"/>
         </w:rPr>
@@ -5587,7 +5587,7 @@
     </w:p>
     <w:p>
       <w:pPr>
-        <w:pStyle w:val="Titre2"/>
+        <w:pStyle w:val="Heading2"/>
       </w:pPr>
       <w:bookmarkStart w:id="17" w:name="_Toc229743628"/>
       <w:r>
@@ -5722,7 +5722,7 @@
     </w:p>
     <w:p>
       <w:pPr>
-        <w:pStyle w:val="Titre2"/>
+        <w:pStyle w:val="Heading2"/>
       </w:pPr>
       <w:bookmarkStart w:id="18" w:name="_Toc250790977"/>
       <w:bookmarkStart w:id="19" w:name="_Toc229743629"/>
@@ -5807,7 +5807,7 @@
     </w:p>
     <w:p>
       <w:pPr>
-        <w:pStyle w:val="Titre2"/>
+        <w:pStyle w:val="Heading2"/>
       </w:pPr>
       <w:bookmarkStart w:id="20" w:name="_Toc250790978"/>
       <w:bookmarkStart w:id="21" w:name="_Toc229743630"/>
@@ -5866,7 +5866,7 @@
     </w:p>
     <w:p>
       <w:pPr>
-        <w:pStyle w:val="Titre2"/>
+        <w:pStyle w:val="Heading2"/>
         <w:numPr>
           <w:ilvl w:val="1"/>
           <w:numId w:val="16"/>
@@ -5916,7 +5916,7 @@
     </w:p>
     <w:p>
       <w:pPr>
-        <w:pStyle w:val="Titre2"/>
+        <w:pStyle w:val="Heading2"/>
         <w:rPr>
           <w:lang w:val="fr-CH"/>
         </w:rPr>
@@ -5932,7 +5932,108 @@
     </w:p>
     <w:p>
       <w:pPr>
-        <w:pStyle w:val="Titre2"/>
+        <w:pStyle w:val="BITTextkrper"/>
+        <w:rPr>
+          <w:lang w:val="fr-CH"/>
+        </w:rPr>
+      </w:pPr>
+      <w:r>
+        <w:rPr>
+          <w:lang w:val="fr-CH"/>
+        </w:rPr>
+        <w:t>Le diagramme de cas d’utilisation suivant a été modélisé sous Sparx Enterprise Architect. Il définit le périmètre fonctionnel de l’application en identifiant les acteurs qui interagissent avec CodeMentor (humains et systèmes externes) et les fonctionnalités qu’ils mettent en œuvre. Il sert de référence pour le découpage des autres diagrammes UML (séquences, activités) et pour la traçabilité des exigences.</w:t>
+      </w:r>
+    </w:p>
+    <w:p>
+      <w:pPr>
+        <w:pStyle w:val="BITTextkrper"/>
+        <w:jc w:val="center"/>
+        <w:rPr>
+          <w:noProof/>
+          <w:lang w:val="fr-CH"/>
+        </w:rPr>
+      </w:pPr>
+      <w:r>
+        <w:rPr>
+          <w:noProof/>
+          <w:lang w:val="fr-CH"/>
+        </w:rPr>
+        <w:lastRenderedPageBreak/>
+        <w:drawing>
+          <wp:inline distT="0" distB="0" distL="0" distR="0" wp14:anchorId="3D59D988" wp14:editId="3AFAFB91">
+            <wp:extent cx="5367336" cy="7200000"/>
+            <wp:effectExtent l="0" t="0" r="0" b="0"/>
+            <wp:docPr id="40" name="usecase" descr="Diagramme de cas d'utilisation de CodeMentor"/>
+            <wp:cNvGraphicFramePr>
+              <a:graphicFrameLocks xmlns:a="http://schemas.openxmlformats.org/drawingml/2006/main" noChangeAspect="1"/>
+            </wp:cNvGraphicFramePr>
+            <a:graphic xmlns:a="http://schemas.openxmlformats.org/drawingml/2006/main">
+              <a:graphicData uri="http://schemas.openxmlformats.org/drawingml/2006/picture">
+                <pic:pic xmlns:pic="http://schemas.openxmlformats.org/drawingml/2006/picture">
+                  <pic:nvPicPr>
+                    <pic:cNvPr id="40" name="usecase" descr="Diagramme de cas d'utilisation de CodeMentor"/>
+                    <pic:cNvPicPr/>
+                  </pic:nvPicPr>
+                  <pic:blipFill>
+                    <a:blip r:embed="rId19">
+                      <a:extLst>
+                        <a:ext uri="{96DAC541-7B7A-43D3-8B79-37D633B846F1}">
+                          <asvg:svgBlip xmlns:asvg="http://schemas.microsoft.com/office/drawing/2016/SVG/main" r:embed="rId20"/>
+                        </a:ext>
+                      </a:extLst>
+                    </a:blip>
+                    <a:stretch>
+                      <a:fillRect/>
+                    </a:stretch>
+                  </pic:blipFill>
+                  <pic:spPr>
+                    <a:xfrm>
+                      <a:off x="0" y="0"/>
+                      <a:ext cx="5367336" cy="7200000"/>
+                    </a:xfrm>
+                    <a:prstGeom prst="rect">
+                      <a:avLst/>
+                    </a:prstGeom>
+                  </pic:spPr>
+                </pic:pic>
+              </a:graphicData>
+            </a:graphic>
+          </wp:inline>
+        </w:drawing>
+      </w:r>
+    </w:p>
+    <w:p>
+      <w:pPr>
+        <w:pStyle w:val="BITTextkrper"/>
+        <w:jc w:val="both"/>
+        <w:rPr>
+          <w:lang w:val="fr-CH"/>
+        </w:rPr>
+      </w:pPr>
+      <w:r>
+        <w:rPr>
+          <w:b/>
+          <w:lang w:val="fr-CH"/>
+        </w:rPr>
+        <w:t xml:space="preserve">Diagramme de cas d’utilisation de CodeMentor. </w:t>
+      </w:r>
+      <w:r>
+        <w:rPr>
+          <w:lang w:val="fr-CH"/>
+        </w:rPr>
+        <w:t xml:space="preserve">Le diagramme ci-dessus représente l’ensemble des cas d’utilisation de l’application CodeMentor et les acteurs qui les déclenchent. Deux acteurs humains apparaissent : le « Visiteur », qui correspond à toute personne arrivant sur l’application sans être authentifiée, et l’« Utilisateur », qui hérite du Visiteur une fois la connexion via GitHub OAuth réalisée. Trois acteurs externes complètent le système : l’API GitHub pour l’authentification et la récupération du code, l’API OpenRouter pour l’analyse par intelligence artificielle, et la base de données interne pour la persistance des projets et de leurs </w:t>
+      </w:r>
+      <w:r>
+        <w:rPr>
+          <w:lang w:val="fr-CH"/>
+        </w:rPr>
+        <w:lastRenderedPageBreak/>
+        <w:t>analyses. Les cas d’utilisation principaux concernent la gestion des projets, le lancement et la consultation d’analyses, ainsi que la connexion et la déconnexion.</w:t>
+      </w:r>
+    </w:p>
+    <w:p>
+      <w:pPr>
+        <w:pStyle w:val="Heading2"/>
         <w:rPr>
           <w:lang w:val="fr-CH"/>
         </w:rPr>
@@ -5948,7 +6049,333 @@
     </w:p>
     <w:p>
       <w:pPr>
-        <w:pStyle w:val="Titre2"/>
+        <w:pStyle w:val="BITTextkrper"/>
+        <w:jc w:val="both"/>
+        <w:rPr>
+          <w:lang w:val="fr-CH"/>
+        </w:rPr>
+      </w:pPr>
+      <w:r>
+        <w:rPr>
+          <w:lang w:val="fr-CH"/>
+        </w:rPr>
+        <w:t>Les diagrammes de séquences système décrivent les échanges entre l’utilisateur, l’application cliente, l’application serveur et les services externes (API GitHub, API OpenRouter, base de données) pour les scénarios où la coordination temporelle est déterminante. Trois scénarios sont modélisés : la création d’une analyse, son traitement asynchrone par le worker et la consultation de son état d’avancement.</w:t>
+      </w:r>
+    </w:p>
+    <w:p>
+      <w:pPr>
+        <w:pStyle w:val="BITTextkrper"/>
+        <w:jc w:val="center"/>
+        <w:rPr>
+          <w:noProof/>
+          <w:lang w:val="fr-CH"/>
+        </w:rPr>
+      </w:pPr>
+      <w:r>
+        <w:rPr>
+          <w:noProof/>
+          <w:lang w:val="fr-CH"/>
+        </w:rPr>
+        <w:drawing>
+          <wp:inline distT="0" distB="0" distL="0" distR="0" wp14:anchorId="4991B641" wp14:editId="7609A783">
+            <wp:extent cx="5760085" cy="5181145"/>
+            <wp:effectExtent l="0" t="0" r="0" b="0"/>
+            <wp:docPr id="41" name="seq_creation_analyse" descr="Diagramme de séquences – Création d'une analyse"/>
+            <wp:cNvGraphicFramePr>
+              <a:graphicFrameLocks xmlns:a="http://schemas.openxmlformats.org/drawingml/2006/main" noChangeAspect="1"/>
+            </wp:cNvGraphicFramePr>
+            <a:graphic xmlns:a="http://schemas.openxmlformats.org/drawingml/2006/main">
+              <a:graphicData uri="http://schemas.openxmlformats.org/drawingml/2006/picture">
+                <pic:pic xmlns:pic="http://schemas.openxmlformats.org/drawingml/2006/picture">
+                  <pic:nvPicPr>
+                    <pic:cNvPr id="41" name="seq_creation_analyse" descr="Diagramme de séquences – Création d'une analyse"/>
+                    <pic:cNvPicPr/>
+                  </pic:nvPicPr>
+                  <pic:blipFill>
+                    <a:blip r:embed="rId21">
+                      <a:extLst>
+                        <a:ext uri="{96DAC541-7B7A-43D3-8B79-37D633B846F1}">
+                          <asvg:svgBlip xmlns:asvg="http://schemas.microsoft.com/office/drawing/2016/SVG/main" r:embed="rId22"/>
+                        </a:ext>
+                      </a:extLst>
+                    </a:blip>
+                    <a:stretch>
+                      <a:fillRect/>
+                    </a:stretch>
+                  </pic:blipFill>
+                  <pic:spPr>
+                    <a:xfrm>
+                      <a:off x="0" y="0"/>
+                      <a:ext cx="5760085" cy="5181145"/>
+                    </a:xfrm>
+                    <a:prstGeom prst="rect">
+                      <a:avLst/>
+                    </a:prstGeom>
+                  </pic:spPr>
+                </pic:pic>
+              </a:graphicData>
+            </a:graphic>
+          </wp:inline>
+        </w:drawing>
+      </w:r>
+    </w:p>
+    <w:p>
+      <w:pPr>
+        <w:pStyle w:val="BITTextkrper"/>
+        <w:jc w:val="both"/>
+        <w:rPr>
+          <w:lang w:val="fr-CH"/>
+        </w:rPr>
+      </w:pPr>
+      <w:r>
+        <w:rPr>
+          <w:b/>
+          <w:lang w:val="fr-CH"/>
+        </w:rPr>
+        <w:t xml:space="preserve">Diagramme de séquences – Création d’une analyse. </w:t>
+      </w:r>
+      <w:r>
+        <w:rPr>
+          <w:lang w:val="fr-CH"/>
+        </w:rPr>
+        <w:t>Ce diagramme de séquences décrit le déroulement complet du lancement d’une analyse depuis l’interface utilisateur jusqu’aux services externes. L’utilisateur déclenche l’opération via l’application cliente, qui transmet la requête à l’application serveur. Cette dernière persiste un enregistrement d’analyse dans la base de données</w:t>
+      </w:r>
+      <w:r>
+        <w:rPr>
+          <w:lang w:val="fr-CH"/>
+        </w:rPr>
+        <w:t xml:space="preserve"> et met l’analyse dans la queue en mémoire. Queue en mémoire détailler dans le prochain diagramme si dessous.</w:t>
+      </w:r>
+    </w:p>
+    <w:p>
+      <w:pPr>
+        <w:pStyle w:val="BITTextkrper"/>
+        <w:jc w:val="center"/>
+        <w:rPr>
+          <w:noProof/>
+          <w:lang w:val="fr-CH"/>
+        </w:rPr>
+      </w:pPr>
+      <w:r>
+        <w:rPr>
+          <w:noProof/>
+          <w:lang w:val="fr-CH"/>
+        </w:rPr>
+        <w:lastRenderedPageBreak/>
+        <w:drawing>
+          <wp:inline distT="0" distB="0" distL="0" distR="0" wp14:anchorId="6B6C4CDD" wp14:editId="34CDB94A">
+            <wp:extent cx="5760085" cy="4289844"/>
+            <wp:effectExtent l="0" t="0" r="0" b="0"/>
+            <wp:docPr id="42" name="seq_traitement_async" descr="Diagramme de séquences – Traitement asynchrone d'une analyse"/>
+            <wp:cNvGraphicFramePr>
+              <a:graphicFrameLocks xmlns:a="http://schemas.openxmlformats.org/drawingml/2006/main" noChangeAspect="1"/>
+            </wp:cNvGraphicFramePr>
+            <a:graphic xmlns:a="http://schemas.openxmlformats.org/drawingml/2006/main">
+              <a:graphicData uri="http://schemas.openxmlformats.org/drawingml/2006/picture">
+                <pic:pic xmlns:pic="http://schemas.openxmlformats.org/drawingml/2006/picture">
+                  <pic:nvPicPr>
+                    <pic:cNvPr id="42" name="seq_traitement_async" descr="Diagramme de séquences – Traitement asynchrone d'une analyse"/>
+                    <pic:cNvPicPr/>
+                  </pic:nvPicPr>
+                  <pic:blipFill>
+                    <a:blip r:embed="rId23">
+                      <a:extLst>
+                        <a:ext uri="{96DAC541-7B7A-43D3-8B79-37D633B846F1}">
+                          <asvg:svgBlip xmlns:asvg="http://schemas.microsoft.com/office/drawing/2016/SVG/main" r:embed="rId24"/>
+                        </a:ext>
+                      </a:extLst>
+                    </a:blip>
+                    <a:stretch>
+                      <a:fillRect/>
+                    </a:stretch>
+                  </pic:blipFill>
+                  <pic:spPr>
+                    <a:xfrm>
+                      <a:off x="0" y="0"/>
+                      <a:ext cx="5760085" cy="4289844"/>
+                    </a:xfrm>
+                    <a:prstGeom prst="rect">
+                      <a:avLst/>
+                    </a:prstGeom>
+                  </pic:spPr>
+                </pic:pic>
+              </a:graphicData>
+            </a:graphic>
+          </wp:inline>
+        </w:drawing>
+      </w:r>
+    </w:p>
+    <w:p>
+      <w:pPr>
+        <w:pStyle w:val="BITTextkrper"/>
+        <w:jc w:val="both"/>
+        <w:rPr>
+          <w:lang w:val="fr-CH"/>
+        </w:rPr>
+      </w:pPr>
+      <w:r>
+        <w:rPr>
+          <w:b/>
+          <w:lang w:val="fr-CH"/>
+        </w:rPr>
+        <w:t xml:space="preserve">Diagramme de séquences – Traitement asynchrone d’une analyse. </w:t>
+      </w:r>
+      <w:r>
+        <w:rPr>
+          <w:lang w:val="fr-CH"/>
+        </w:rPr>
+        <w:t>Une fois l’analyse créée, son traitement effectif est confié à un worker côté serveur qui s’exécute en arrière-plan. Le diagramme représente cette boucle asynchrone</w:t>
+      </w:r>
+      <w:r>
+        <w:rPr>
+          <w:lang w:val="fr-CH"/>
+        </w:rPr>
+        <w:t>.</w:t>
+      </w:r>
+      <w:r>
+        <w:rPr>
+          <w:lang w:val="fr-CH"/>
+        </w:rPr>
+        <w:t xml:space="preserve"> </w:t>
+      </w:r>
+      <w:r>
+        <w:rPr>
+          <w:lang w:val="fr-CH"/>
+        </w:rPr>
+        <w:t>L</w:t>
+      </w:r>
+      <w:r>
+        <w:rPr>
+          <w:lang w:val="fr-CH"/>
+        </w:rPr>
+        <w:t>’application serveur dialogue successivement avec l’API GitHub pour lire les fichiers, puis avec l’API OpenRouter pour les passes d’analyse, et met à jour à chaque étape l’état d’avancement dans la base de données. Ce découplage garantit que les requêtes des autres utilisateurs continuent d’être servies pendant qu’une analyse longue</w:t>
+      </w:r>
+      <w:r>
+        <w:rPr>
+          <w:lang w:val="fr-CH"/>
+        </w:rPr>
+        <w:t xml:space="preserve"> est en cours.</w:t>
+      </w:r>
+    </w:p>
+    <w:p>
+      <w:pPr>
+        <w:pStyle w:val="BITTextkrper"/>
+        <w:jc w:val="center"/>
+        <w:rPr>
+          <w:noProof/>
+          <w:lang w:val="fr-CH"/>
+        </w:rPr>
+      </w:pPr>
+      <w:r>
+        <w:rPr>
+          <w:noProof/>
+          <w:lang w:val="fr-CH"/>
+        </w:rPr>
+        <w:lastRenderedPageBreak/>
+        <w:drawing>
+          <wp:inline distT="0" distB="0" distL="0" distR="0" wp14:anchorId="534A213A" wp14:editId="5DE983A3">
+            <wp:extent cx="5760085" cy="4822704"/>
+            <wp:effectExtent l="0" t="0" r="0" b="0"/>
+            <wp:docPr id="43" name="seq_etat_avancement" descr="Diagramme de séquences – Consultation de l'état d'avancement"/>
+            <wp:cNvGraphicFramePr>
+              <a:graphicFrameLocks xmlns:a="http://schemas.openxmlformats.org/drawingml/2006/main" noChangeAspect="1"/>
+            </wp:cNvGraphicFramePr>
+            <a:graphic xmlns:a="http://schemas.openxmlformats.org/drawingml/2006/main">
+              <a:graphicData uri="http://schemas.openxmlformats.org/drawingml/2006/picture">
+                <pic:pic xmlns:pic="http://schemas.openxmlformats.org/drawingml/2006/picture">
+                  <pic:nvPicPr>
+                    <pic:cNvPr id="43" name="seq_etat_avancement" descr="Diagramme de séquences – Consultation de l'état d'avancement"/>
+                    <pic:cNvPicPr/>
+                  </pic:nvPicPr>
+                  <pic:blipFill>
+                    <a:blip r:embed="rId25">
+                      <a:extLst>
+                        <a:ext uri="{96DAC541-7B7A-43D3-8B79-37D633B846F1}">
+                          <asvg:svgBlip xmlns:asvg="http://schemas.microsoft.com/office/drawing/2016/SVG/main" r:embed="rId26"/>
+                        </a:ext>
+                      </a:extLst>
+                    </a:blip>
+                    <a:stretch>
+                      <a:fillRect/>
+                    </a:stretch>
+                  </pic:blipFill>
+                  <pic:spPr>
+                    <a:xfrm>
+                      <a:off x="0" y="0"/>
+                      <a:ext cx="5760085" cy="4822704"/>
+                    </a:xfrm>
+                    <a:prstGeom prst="rect">
+                      <a:avLst/>
+                    </a:prstGeom>
+                  </pic:spPr>
+                </pic:pic>
+              </a:graphicData>
+            </a:graphic>
+          </wp:inline>
+        </w:drawing>
+      </w:r>
+    </w:p>
+    <w:p>
+      <w:pPr>
+        <w:pStyle w:val="BITTextkrper"/>
+        <w:jc w:val="both"/>
+        <w:rPr>
+          <w:lang w:val="fr-CH"/>
+        </w:rPr>
+      </w:pPr>
+      <w:r>
+        <w:rPr>
+          <w:b/>
+          <w:lang w:val="fr-CH"/>
+        </w:rPr>
+        <w:t xml:space="preserve">Diagramme de séquences – Consultation de l’état d’avancement. </w:t>
+      </w:r>
+      <w:r>
+        <w:rPr>
+          <w:lang w:val="fr-CH"/>
+        </w:rPr>
+        <w:t>Pendant qu’une analyse est en cours, l’utilisateur peut interroger sa progression. Ce diagramme illustre le mécanisme de polling</w:t>
+      </w:r>
+      <w:r>
+        <w:rPr>
+          <w:lang w:val="fr-CH"/>
+        </w:rPr>
+        <w:t>. L</w:t>
+      </w:r>
+      <w:r>
+        <w:rPr>
+          <w:lang w:val="fr-CH"/>
+        </w:rPr>
+        <w:t>’application cliente envoie périodiquement une requête d’état à l’application serveur, qui consulte la base de données pour récupérer l’avancement courant (pourcentag</w:t>
+      </w:r>
+      <w:r>
+        <w:rPr>
+          <w:lang w:val="fr-CH"/>
+        </w:rPr>
+        <w:t>e</w:t>
+      </w:r>
+      <w:r>
+        <w:rPr>
+          <w:lang w:val="fr-CH"/>
+        </w:rPr>
+        <w:t>), puis renvoie cette information au client. Cette boucle alimente la barre de progression et le stepper visibles sur l’écran « Analyse en cours » des maquettes, et rend l’attente lisible pour l’utilisateu</w:t>
+      </w:r>
+      <w:r>
+        <w:rPr>
+          <w:lang w:val="fr-CH"/>
+        </w:rPr>
+        <w:t>r</w:t>
+      </w:r>
+      <w:r>
+        <w:rPr>
+          <w:lang w:val="fr-CH"/>
+        </w:rPr>
+        <w:t>.</w:t>
+      </w:r>
+    </w:p>
+    <w:p>
+      <w:pPr>
+        <w:pStyle w:val="Heading2"/>
         <w:rPr>
           <w:lang w:val="fr-CH"/>
         </w:rPr>
@@ -5964,21 +6391,356 @@
     </w:p>
     <w:p>
       <w:pPr>
-        <w:pStyle w:val="Titre2"/>
-        <w:rPr>
-          <w:lang w:val="fr-CH"/>
-        </w:rPr>
-      </w:pPr>
-      <w:r>
-        <w:rPr>
-          <w:lang w:val="fr-CH"/>
-        </w:rPr>
+        <w:pStyle w:val="BITTextkrper"/>
+        <w:jc w:val="both"/>
+        <w:rPr>
+          <w:lang w:val="fr-CH"/>
+        </w:rPr>
+      </w:pPr>
+      <w:r>
+        <w:rPr>
+          <w:lang w:val="fr-CH"/>
+        </w:rPr>
+        <w:t>Les diagrammes d’activités modélisent le déroulement des principaux parcours utilisateur côté interface, en mettant l’accent sur les décisions et les chemins alternatifs. Ils complètent les diagrammes de séquences en se plaçant du point de vue de l’utilisateur plutôt que de celui des composants techniques.</w:t>
+      </w:r>
+    </w:p>
+    <w:p>
+      <w:pPr>
+        <w:pStyle w:val="BITTextkrper"/>
+        <w:jc w:val="center"/>
+        <w:rPr>
+          <w:noProof/>
+          <w:lang w:val="fr-CH"/>
+        </w:rPr>
+      </w:pPr>
+      <w:r>
+        <w:rPr>
+          <w:noProof/>
+          <w:lang w:val="fr-CH"/>
+        </w:rPr>
+        <w:lastRenderedPageBreak/>
+        <w:drawing>
+          <wp:inline distT="0" distB="0" distL="0" distR="0" wp14:anchorId="626BEEB0" wp14:editId="61B0B40C">
+            <wp:extent cx="5204585" cy="7200000"/>
+            <wp:effectExtent l="0" t="0" r="0" b="0"/>
+            <wp:docPr id="44" name="act_ajouter_projet" descr="Diagramme d'activités – Ajouter un projet"/>
+            <wp:cNvGraphicFramePr>
+              <a:graphicFrameLocks xmlns:a="http://schemas.openxmlformats.org/drawingml/2006/main" noChangeAspect="1"/>
+            </wp:cNvGraphicFramePr>
+            <a:graphic xmlns:a="http://schemas.openxmlformats.org/drawingml/2006/main">
+              <a:graphicData uri="http://schemas.openxmlformats.org/drawingml/2006/picture">
+                <pic:pic xmlns:pic="http://schemas.openxmlformats.org/drawingml/2006/picture">
+                  <pic:nvPicPr>
+                    <pic:cNvPr id="44" name="act_ajouter_projet" descr="Diagramme d'activités – Ajouter un projet"/>
+                    <pic:cNvPicPr/>
+                  </pic:nvPicPr>
+                  <pic:blipFill>
+                    <a:blip r:embed="rId27">
+                      <a:extLst>
+                        <a:ext uri="{96DAC541-7B7A-43D3-8B79-37D633B846F1}">
+                          <asvg:svgBlip xmlns:asvg="http://schemas.microsoft.com/office/drawing/2016/SVG/main" r:embed="rId28"/>
+                        </a:ext>
+                      </a:extLst>
+                    </a:blip>
+                    <a:stretch>
+                      <a:fillRect/>
+                    </a:stretch>
+                  </pic:blipFill>
+                  <pic:spPr>
+                    <a:xfrm>
+                      <a:off x="0" y="0"/>
+                      <a:ext cx="5204585" cy="7200000"/>
+                    </a:xfrm>
+                    <a:prstGeom prst="rect">
+                      <a:avLst/>
+                    </a:prstGeom>
+                  </pic:spPr>
+                </pic:pic>
+              </a:graphicData>
+            </a:graphic>
+          </wp:inline>
+        </w:drawing>
+      </w:r>
+    </w:p>
+    <w:p>
+      <w:pPr>
+        <w:pStyle w:val="BITTextkrper"/>
+        <w:jc w:val="both"/>
+        <w:rPr>
+          <w:lang w:val="fr-CH"/>
+        </w:rPr>
+      </w:pPr>
+      <w:r>
+        <w:rPr>
+          <w:b/>
+          <w:lang w:val="fr-CH"/>
+        </w:rPr>
+        <w:t xml:space="preserve">Diagramme d’activités – Ajouter un projet. </w:t>
+      </w:r>
+      <w:r>
+        <w:rPr>
+          <w:lang w:val="fr-CH"/>
+        </w:rPr>
+        <w:t>Ce diagramme d’activités décrit le parcours utilisateur pour ajouter un nouveau dépôt GitHub à analyser. L’utilisateur authentifié saisit l’URL du dépôt, clique sur « Ajouter un projet » et valide la saisie. Le système contrôle alors deux conditions successives</w:t>
+      </w:r>
+      <w:r>
+        <w:rPr>
+          <w:lang w:val="fr-CH"/>
+        </w:rPr>
+        <w:t>.</w:t>
+      </w:r>
+      <w:r>
+        <w:rPr>
+          <w:lang w:val="fr-CH"/>
+        </w:rPr>
+        <w:t xml:space="preserve"> </w:t>
+      </w:r>
+      <w:r>
+        <w:rPr>
+          <w:lang w:val="fr-CH"/>
+        </w:rPr>
+        <w:t>L</w:t>
+      </w:r>
+      <w:r>
+        <w:rPr>
+          <w:lang w:val="fr-CH"/>
+        </w:rPr>
+        <w:t xml:space="preserve">’existence du dépôt (« Dépôt GitHub détecté ? ») puis les permissions de lecture de l’utilisateur sur ce dépôt. En cas d’échec sur l’une ou l’autre vérification, un message d’erreur dédié est affiché (dépôt introuvable ou accès refusé). Si les deux conditions sont remplies, le projet est créé dans CodeMentor et l’utilisateur est redirigé vers sa page </w:t>
+      </w:r>
+      <w:r>
+        <w:rPr>
+          <w:lang w:val="fr-CH"/>
+        </w:rPr>
+        <w:lastRenderedPageBreak/>
+        <w:t>projet. Ce flux justifie les messages d’erreur visibles à l’écran et les cas limites à couvrir lors des tests.</w:t>
+      </w:r>
+    </w:p>
+    <w:p>
+      <w:pPr>
+        <w:pStyle w:val="BITTextkrper"/>
+        <w:jc w:val="center"/>
+        <w:rPr>
+          <w:noProof/>
+          <w:lang w:val="fr-CH"/>
+        </w:rPr>
+      </w:pPr>
+      <w:r>
+        <w:rPr>
+          <w:noProof/>
+          <w:lang w:val="fr-CH"/>
+        </w:rPr>
+        <w:drawing>
+          <wp:inline distT="0" distB="0" distL="0" distR="0" wp14:anchorId="52F80F98" wp14:editId="117B0EE4">
+            <wp:extent cx="5760085" cy="5838067"/>
+            <wp:effectExtent l="0" t="0" r="0" b="0"/>
+            <wp:docPr id="45" name="act_consulter_analyse" descr="Diagramme d'activités – Consulter une analyse"/>
+            <wp:cNvGraphicFramePr>
+              <a:graphicFrameLocks xmlns:a="http://schemas.openxmlformats.org/drawingml/2006/main" noChangeAspect="1"/>
+            </wp:cNvGraphicFramePr>
+            <a:graphic xmlns:a="http://schemas.openxmlformats.org/drawingml/2006/main">
+              <a:graphicData uri="http://schemas.openxmlformats.org/drawingml/2006/picture">
+                <pic:pic xmlns:pic="http://schemas.openxmlformats.org/drawingml/2006/picture">
+                  <pic:nvPicPr>
+                    <pic:cNvPr id="45" name="act_consulter_analyse" descr="Diagramme d'activités – Consulter une analyse"/>
+                    <pic:cNvPicPr/>
+                  </pic:nvPicPr>
+                  <pic:blipFill>
+                    <a:blip r:embed="rId29">
+                      <a:extLst>
+                        <a:ext uri="{96DAC541-7B7A-43D3-8B79-37D633B846F1}">
+                          <asvg:svgBlip xmlns:asvg="http://schemas.microsoft.com/office/drawing/2016/SVG/main" r:embed="rId30"/>
+                        </a:ext>
+                      </a:extLst>
+                    </a:blip>
+                    <a:stretch>
+                      <a:fillRect/>
+                    </a:stretch>
+                  </pic:blipFill>
+                  <pic:spPr>
+                    <a:xfrm>
+                      <a:off x="0" y="0"/>
+                      <a:ext cx="5760085" cy="5838067"/>
+                    </a:xfrm>
+                    <a:prstGeom prst="rect">
+                      <a:avLst/>
+                    </a:prstGeom>
+                  </pic:spPr>
+                </pic:pic>
+              </a:graphicData>
+            </a:graphic>
+          </wp:inline>
+        </w:drawing>
+      </w:r>
+    </w:p>
+    <w:p>
+      <w:pPr>
+        <w:pStyle w:val="BITTextkrper"/>
+        <w:jc w:val="both"/>
+        <w:rPr>
+          <w:lang w:val="fr-CH"/>
+        </w:rPr>
+      </w:pPr>
+      <w:r>
+        <w:rPr>
+          <w:b/>
+          <w:lang w:val="fr-CH"/>
+        </w:rPr>
+        <w:t xml:space="preserve">Diagramme d’activités – Consulter une analyse. </w:t>
+      </w:r>
+      <w:r>
+        <w:rPr>
+          <w:lang w:val="fr-CH"/>
+        </w:rPr>
+        <w:t>Depuis la vue d’un projet, l’utilisateur sélectionne une analyse à consulter. Le système vérifie d’abord si l’analyse est toujours en cours</w:t>
+      </w:r>
+      <w:r>
+        <w:rPr>
+          <w:lang w:val="fr-CH"/>
+        </w:rPr>
+        <w:t>. S</w:t>
+      </w:r>
+      <w:r>
+        <w:rPr>
+          <w:lang w:val="fr-CH"/>
+        </w:rPr>
+        <w:t>i oui, l’écran d’avancement est affiché (avec la progression décrite plus haut)</w:t>
+      </w:r>
+      <w:r>
+        <w:rPr>
+          <w:lang w:val="fr-CH"/>
+        </w:rPr>
+        <w:t>. Si</w:t>
+      </w:r>
+      <w:r>
+        <w:rPr>
+          <w:lang w:val="fr-CH"/>
+        </w:rPr>
+        <w:t xml:space="preserve"> non, l’utilisateur dispose de trois actions parallèles sur les résultats consolidés : consulter les explications du code, dérouler les erreurs détectées et leurs suggestions de correction, et visualiser le diagramme structurel généré. Cette logique reflète directement le contenu de l’écran « Résultats d’analyse » présenté dans la section Maquette Web.</w:t>
+      </w:r>
+    </w:p>
+    <w:p>
+      <w:pPr>
+        <w:pStyle w:val="BITTextkrper"/>
+        <w:jc w:val="center"/>
+        <w:rPr>
+          <w:noProof/>
+          <w:lang w:val="fr-CH"/>
+        </w:rPr>
+      </w:pPr>
+      <w:r>
+        <w:rPr>
+          <w:noProof/>
+          <w:lang w:val="fr-CH"/>
+        </w:rPr>
+        <w:lastRenderedPageBreak/>
+        <w:drawing>
+          <wp:inline distT="0" distB="0" distL="0" distR="0" wp14:anchorId="38F6FE0C" wp14:editId="767CD531">
+            <wp:extent cx="4604962" cy="7200000"/>
+            <wp:effectExtent l="0" t="0" r="0" b="0"/>
+            <wp:docPr id="46" name="act_supprimer_projet" descr="Diagramme d'activités – Supprimer un projet"/>
+            <wp:cNvGraphicFramePr>
+              <a:graphicFrameLocks xmlns:a="http://schemas.openxmlformats.org/drawingml/2006/main" noChangeAspect="1"/>
+            </wp:cNvGraphicFramePr>
+            <a:graphic xmlns:a="http://schemas.openxmlformats.org/drawingml/2006/main">
+              <a:graphicData uri="http://schemas.openxmlformats.org/drawingml/2006/picture">
+                <pic:pic xmlns:pic="http://schemas.openxmlformats.org/drawingml/2006/picture">
+                  <pic:nvPicPr>
+                    <pic:cNvPr id="46" name="act_supprimer_projet" descr="Diagramme d'activités – Supprimer un projet"/>
+                    <pic:cNvPicPr/>
+                  </pic:nvPicPr>
+                  <pic:blipFill>
+                    <a:blip r:embed="rId31">
+                      <a:extLst>
+                        <a:ext uri="{96DAC541-7B7A-43D3-8B79-37D633B846F1}">
+                          <asvg:svgBlip xmlns:asvg="http://schemas.microsoft.com/office/drawing/2016/SVG/main" r:embed="rId32"/>
+                        </a:ext>
+                      </a:extLst>
+                    </a:blip>
+                    <a:stretch>
+                      <a:fillRect/>
+                    </a:stretch>
+                  </pic:blipFill>
+                  <pic:spPr>
+                    <a:xfrm>
+                      <a:off x="0" y="0"/>
+                      <a:ext cx="4604962" cy="7200000"/>
+                    </a:xfrm>
+                    <a:prstGeom prst="rect">
+                      <a:avLst/>
+                    </a:prstGeom>
+                  </pic:spPr>
+                </pic:pic>
+              </a:graphicData>
+            </a:graphic>
+          </wp:inline>
+        </w:drawing>
+      </w:r>
+    </w:p>
+    <w:p>
+      <w:pPr>
+        <w:pStyle w:val="BITTextkrper"/>
+        <w:jc w:val="both"/>
+        <w:rPr>
+          <w:lang w:val="fr-CH"/>
+        </w:rPr>
+      </w:pPr>
+      <w:r>
+        <w:rPr>
+          <w:b/>
+          <w:lang w:val="fr-CH"/>
+        </w:rPr>
+        <w:t xml:space="preserve">Diagramme d’activités – Supprimer un projet. </w:t>
+      </w:r>
+      <w:r>
+        <w:rPr>
+          <w:lang w:val="fr-CH"/>
+        </w:rPr>
+        <w:t>La suppression d’un projet est volontairement encadrée par deux garde-fous successifs. Après que l’utilisateur a sélectionné un projet et cliqué sur le bouton « Supprimer », le système vérifie d’abord si une analyse est en cours sur ce projet</w:t>
+      </w:r>
+      <w:r>
+        <w:rPr>
+          <w:lang w:val="fr-CH"/>
+        </w:rPr>
+        <w:t>. S</w:t>
+      </w:r>
+      <w:r>
+        <w:rPr>
+          <w:lang w:val="fr-CH"/>
+        </w:rPr>
+        <w:t>i c’est le cas, la suppression est bloquée et un message le signale, afin d’éviter de laisser des tâches orphelines dans le worker asynchrone. Si aucune analyse n’est en cours, une boîte de confirmation est présentée à l’utilisateur</w:t>
+      </w:r>
+      <w:r>
+        <w:rPr>
+          <w:lang w:val="fr-CH"/>
+        </w:rPr>
+        <w:t>. C</w:t>
+      </w:r>
+      <w:r>
+        <w:rPr>
+          <w:lang w:val="fr-CH"/>
+        </w:rPr>
+        <w:t>e n’est qu’après confirmation explicite que le projet et toutes ses analyses associées sont effectivement supprimés. L’utilisateur est ensuite renvoyé vers la liste mise à jour de ses projets.</w:t>
+      </w:r>
+    </w:p>
+    <w:p>
+      <w:pPr>
+        <w:pStyle w:val="Heading2"/>
+        <w:rPr>
+          <w:lang w:val="fr-CH"/>
+        </w:rPr>
+      </w:pPr>
+      <w:r>
+        <w:rPr>
+          <w:lang w:val="fr-CH"/>
+        </w:rPr>
+        <w:lastRenderedPageBreak/>
         <w:t xml:space="preserve"> Maquette Web</w:t>
       </w:r>
     </w:p>
     <w:p>
       <w:pPr>
         <w:pStyle w:val="BITTextkrper"/>
+        <w:jc w:val="both"/>
         <w:rPr>
           <w:lang w:val="fr-CH"/>
         </w:rPr>
@@ -5991,29 +6753,29 @@
       </w:r>
       <w:r>
         <w:rPr>
+          <w:bCs/>
+          <w:lang w:val="fr-CH"/>
+        </w:rPr>
+        <w:t>Stitch</w:t>
+      </w:r>
+      <w:r>
+        <w:rPr>
+          <w:lang w:val="fr-CH"/>
+        </w:rPr>
+        <w:t xml:space="preserve">, un outil de design UI assisté par IA développé par Google. Stitch permet de générer rapidement des maquettes d’interfaces web et mobiles à partir de simples descriptions textuelles, en proposant un rendu cohérent en termes de couleurs, de typographie et de composants. Cet outil a été choisi pour prototyper visuellement l’application </w:t>
+      </w:r>
+      <w:r>
+        <w:rPr>
           <w:b/>
           <w:lang w:val="fr-CH"/>
         </w:rPr>
-        <w:t>Stitch</w:t>
-      </w:r>
-      <w:r>
-        <w:rPr>
-          <w:lang w:val="fr-CH"/>
-        </w:rPr>
-        <w:t xml:space="preserve">, un outil de design UI assisté par IA développé par Google. Stitch permet de générer rapidement des maquettes d’interfaces web et mobiles à partir de simples descriptions textuelles, en proposant un rendu cohérent en termes de couleurs, de typographie et de composants. Cet outil a été choisi pour prototyper visuellement l’application </w:t>
-      </w:r>
-      <w:r>
-        <w:rPr>
-          <w:b/>
-          <w:lang w:val="fr-CH"/>
-        </w:rPr>
         <w:t>CodeMentor</w:t>
       </w:r>
       <w:r>
         <w:rPr>
           <w:lang w:val="fr-CH"/>
         </w:rPr>
-        <w:t xml:space="preserve"> avant d’entamer la phase de développement, afin de valider l’expérience utilisateur et la structure des principaux écrans. Chaque maquette est accompagnée d’une brève description précisant son rôle et les actions disponibles pour l’utilisateur.</w:t>
+        <w:t>.</w:t>
       </w:r>
     </w:p>
     <w:p>
@@ -6028,7 +6790,6 @@
           <w:noProof/>
           <w:lang w:val="fr-CH"/>
         </w:rPr>
-        <w:lastRenderedPageBreak/>
         <w:drawing>
           <wp:inline distT="0" distB="0" distL="0" distR="0" wp14:anchorId="4B360FFD" wp14:editId="224D997B">
             <wp:extent cx="5760085" cy="4608195"/>
@@ -6045,7 +6806,7 @@
                     <pic:cNvPicPr/>
                   </pic:nvPicPr>
                   <pic:blipFill>
-                    <a:blip r:embed="rId19"/>
+                    <a:blip r:embed="rId33"/>
                     <a:stretch>
                       <a:fillRect/>
                     </a:stretch>
@@ -6069,6 +6830,7 @@
     <w:p>
       <w:pPr>
         <w:pStyle w:val="BITTextkrper"/>
+        <w:jc w:val="both"/>
         <w:rPr>
           <w:lang w:val="fr-CH"/>
         </w:rPr>
@@ -6078,13 +6840,32 @@
           <w:b/>
           <w:lang w:val="fr-CH"/>
         </w:rPr>
-        <w:t xml:space="preserve">Figure 1 - Page de connexion. </w:t>
-      </w:r>
-      <w:r>
-        <w:rPr>
-          <w:lang w:val="fr-CH"/>
-        </w:rPr>
-        <w:t>Première page rencontrée par l’utilisateur lors de son arrivée sur CodeMentor. Elle présente brièvement la promesse de l’application « Comprenez votre code, instantanément » et propose un unique bouton d’authentification via GitHub. Ce choix d’OAuth GitHub simplifie le parcours utilisateur et garantit que la personne dispose bien d’un compte permettant d’accéder à ses dépôts. Une mention rappelle l’acceptation des conditions d’utilisation au moment de la connexion.</w:t>
+        <w:t xml:space="preserve">Page de connexion. </w:t>
+      </w:r>
+      <w:r>
+        <w:rPr>
+          <w:lang w:val="fr-CH"/>
+        </w:rPr>
+        <w:t xml:space="preserve">Première page rencontrée par l’utilisateur lors de son arrivée sur CodeMentor. Elle </w:t>
+      </w:r>
+      <w:r>
+        <w:rPr>
+          <w:lang w:val="fr-CH"/>
+        </w:rPr>
+        <w:t xml:space="preserve">propose </w:t>
+      </w:r>
+      <w:r>
+        <w:rPr>
+          <w:lang w:val="fr-CH"/>
+        </w:rPr>
+        <w:t xml:space="preserve">un unique bouton d’authentification via GitHub. Ce choix d’OAuth GitHub simplifie le parcours utilisateur et garantit que la personne dispose bien d’un compte permettant d’accéder à ses dépôts. </w:t>
+      </w:r>
+      <w:r>
+        <w:rPr>
+          <w:highlight w:val="yellow"/>
+          <w:lang w:val="fr-CH"/>
+        </w:rPr>
+        <w:t>Une mention rappelle l’acceptation des conditions d’utilisation au moment de la connexion.</w:t>
       </w:r>
     </w:p>
     <w:p>
@@ -6124,7 +6905,7 @@
                     <pic:cNvPicPr/>
                   </pic:nvPicPr>
                   <pic:blipFill>
-                    <a:blip r:embed="rId20"/>
+                    <a:blip r:embed="rId34"/>
                     <a:stretch>
                       <a:fillRect/>
                     </a:stretch>
@@ -6148,6 +6929,7 @@
     <w:p>
       <w:pPr>
         <w:pStyle w:val="BITTextkrper"/>
+        <w:jc w:val="both"/>
         <w:rPr>
           <w:lang w:val="fr-CH"/>
         </w:rPr>
@@ -6157,13 +6939,13 @@
           <w:b/>
           <w:lang w:val="fr-CH"/>
         </w:rPr>
-        <w:t xml:space="preserve">Figure 2 - Ajout d’un projet. </w:t>
-      </w:r>
-      <w:r>
-        <w:rPr>
-          <w:lang w:val="fr-CH"/>
-        </w:rPr>
-        <w:t>Cette fenêtre modale s’ouvre lorsque l’utilisateur souhaite ajouter un nouveau dépôt à analyser depuis la liste de ses projets. Il lui suffit de coller l’URL d’un dépôt GitHub au format « https://github.com/username/repository » pour que le projet soit rattaché à son compte. Le bouton « Ajouter le projet » valide la saisie tandis que « Annuler » referme la modale sans modification. Cette étape constitue le point d’entrée de toute analyse effectuée par CodeMentor.</w:t>
+        <w:t xml:space="preserve">Ajout d’un projet. </w:t>
+      </w:r>
+      <w:r>
+        <w:rPr>
+          <w:lang w:val="fr-CH"/>
+        </w:rPr>
+        <w:t>Cette fenêtre modale s’ouvre lorsque l’utilisateur souhaite ajouter un nouveau dépôt à analyser depuis la liste de ses projets. Il lui suffit de coller l’URL d’un dépôt GitHub au format « https://github.com/username/repository » pour que le projet soit rattaché à son compte. Le bouton « Ajouter le projet » valide la saisie tandis que « Annuler » referme la modale sans modification.</w:t>
       </w:r>
     </w:p>
     <w:p>
@@ -6175,15 +6957,14 @@
       </w:pPr>
       <w:r>
         <w:rPr>
-          <w:noProof/>
           <w:lang w:val="fr-CH"/>
         </w:rPr>
         <w:lastRenderedPageBreak/>
         <w:drawing>
-          <wp:inline distT="0" distB="0" distL="0" distR="0" wp14:anchorId="370DDAEA" wp14:editId="64ABDD88">
+          <wp:inline distT="0" distB="0" distL="0" distR="0" wp14:anchorId="020F4601" wp14:editId="3FBD1646">
             <wp:extent cx="5760085" cy="4608195"/>
             <wp:effectExtent l="0" t="0" r="0" b="1905"/>
-            <wp:docPr id="337136074" name="Picture 1"/>
+            <wp:docPr id="1434007648" name="Picture 1"/>
             <wp:cNvGraphicFramePr>
               <a:graphicFrameLocks xmlns:a="http://schemas.openxmlformats.org/drawingml/2006/main" noChangeAspect="1"/>
             </wp:cNvGraphicFramePr>
@@ -6191,11 +6972,11 @@
               <a:graphicData uri="http://schemas.openxmlformats.org/drawingml/2006/picture">
                 <pic:pic xmlns:pic="http://schemas.openxmlformats.org/drawingml/2006/picture">
                   <pic:nvPicPr>
-                    <pic:cNvPr id="337136074" name=""/>
+                    <pic:cNvPr id="1434007648" name=""/>
                     <pic:cNvPicPr/>
                   </pic:nvPicPr>
                   <pic:blipFill>
-                    <a:blip r:embed="rId21"/>
+                    <a:blip r:embed="rId35"/>
                     <a:stretch>
                       <a:fillRect/>
                     </a:stretch>
@@ -6219,6 +7000,7 @@
     <w:p>
       <w:pPr>
         <w:pStyle w:val="BITTextkrper"/>
+        <w:jc w:val="both"/>
         <w:rPr>
           <w:lang w:val="fr-CH"/>
         </w:rPr>
@@ -6228,13 +7010,25 @@
           <w:b/>
           <w:lang w:val="fr-CH"/>
         </w:rPr>
-        <w:t xml:space="preserve">Figure 3 - Paramètres API et modèles IA. </w:t>
-      </w:r>
-      <w:r>
-        <w:rPr>
-          <w:lang w:val="fr-CH"/>
-        </w:rPr>
-        <w:t>L’écran de configuration permet à l’utilisateur de choisir le modèle d’IA utilisé par défaut pour analyser ses projets, ici « GPT-4 Turbo (Recommandé) ». Un curseur de température permet de doser le comportement de l’IA entre des réponses précises (faible température, idéales pour l’analyse de code) et des réponses plus créatives. Cette page rend l’application flexible en laissant l’utilisateur adapter le moteur d’analyse à ses besoins. La navigation latérale donne accès aux projets et aux réglages généraux du compte.</w:t>
+        <w:t xml:space="preserve">Paramètres API et modèles IA. </w:t>
+      </w:r>
+      <w:r>
+        <w:rPr>
+          <w:lang w:val="fr-CH"/>
+        </w:rPr>
+        <w:t xml:space="preserve">L’écran de configuration permet à l’utilisateur de choisir le modèle d’IA </w:t>
+      </w:r>
+      <w:r>
+        <w:rPr>
+          <w:lang w:val="fr-CH"/>
+        </w:rPr>
+        <w:t xml:space="preserve">utiliser </w:t>
+      </w:r>
+      <w:r>
+        <w:rPr>
+          <w:lang w:val="fr-CH"/>
+        </w:rPr>
+        <w:t>pour analyser ses projets, ici « GPT-4 Turbo (Recommandé) ».</w:t>
       </w:r>
     </w:p>
     <w:p>
@@ -6266,7 +7060,7 @@
                     <pic:cNvPicPr/>
                   </pic:nvPicPr>
                   <pic:blipFill>
-                    <a:blip r:embed="rId22"/>
+                    <a:blip r:embed="rId36"/>
                     <a:stretch>
                       <a:fillRect/>
                     </a:stretch>
@@ -6290,6 +7084,7 @@
     <w:p>
       <w:pPr>
         <w:pStyle w:val="BITTextkrper"/>
+        <w:jc w:val="both"/>
         <w:rPr>
           <w:lang w:val="fr-CH"/>
         </w:rPr>
@@ -6299,13 +7094,13 @@
           <w:b/>
           <w:lang w:val="fr-CH"/>
         </w:rPr>
-        <w:t xml:space="preserve">Figure 4 - Analyse en cours. </w:t>
-      </w:r>
-      <w:r>
-        <w:rPr>
-          <w:lang w:val="fr-CH"/>
-        </w:rPr>
-        <w:t>Écran de progression affiché pendant que CodeMentor traite un dépôt. Une barre indique le pourcentage d’avancement (62 % dans l’exemple) tandis qu’un stepper détaille les quatre étapes du processus : connexion GitHub, téléchargement du code, analyse par l’IA puis génération du diagramme. Une indication informe l’utilisateur que l’opération peut durer entre une et trois minutes, et un bouton « Annuler » permet d’interrompre l’analyse à tout moment. Cet écran rassure l’utilisateur sur le bon déroulement du traitement.</w:t>
+        <w:t xml:space="preserve">Analyse en cours. </w:t>
+      </w:r>
+      <w:r>
+        <w:rPr>
+          <w:lang w:val="fr-CH"/>
+        </w:rPr>
+        <w:t>Écran de progression affiché pendant que CodeMentor traite un dépôt. Une barre indique le pourcentage d’avancement (62 % dans l’exemple).</w:t>
       </w:r>
     </w:p>
     <w:p>
@@ -6317,15 +7112,14 @@
       </w:pPr>
       <w:r>
         <w:rPr>
-          <w:noProof/>
           <w:lang w:val="fr-CH"/>
         </w:rPr>
         <w:lastRenderedPageBreak/>
         <w:drawing>
-          <wp:inline distT="0" distB="0" distL="0" distR="0" wp14:anchorId="5D9CE709" wp14:editId="78DC5B87">
-            <wp:extent cx="5760085" cy="6062980"/>
-            <wp:effectExtent l="0" t="0" r="0" b="0"/>
-            <wp:docPr id="509542608" name="Picture 1"/>
+          <wp:inline distT="0" distB="0" distL="0" distR="0" wp14:anchorId="6207365F" wp14:editId="2C12E78F">
+            <wp:extent cx="5760085" cy="6151880"/>
+            <wp:effectExtent l="0" t="0" r="0" b="1270"/>
+            <wp:docPr id="813641194" name="Picture 1"/>
             <wp:cNvGraphicFramePr>
               <a:graphicFrameLocks xmlns:a="http://schemas.openxmlformats.org/drawingml/2006/main" noChangeAspect="1"/>
             </wp:cNvGraphicFramePr>
@@ -6333,11 +7127,11 @@
               <a:graphicData uri="http://schemas.openxmlformats.org/drawingml/2006/picture">
                 <pic:pic xmlns:pic="http://schemas.openxmlformats.org/drawingml/2006/picture">
                   <pic:nvPicPr>
-                    <pic:cNvPr id="509542608" name=""/>
+                    <pic:cNvPr id="813641194" name=""/>
                     <pic:cNvPicPr/>
                   </pic:nvPicPr>
                   <pic:blipFill>
-                    <a:blip r:embed="rId23"/>
+                    <a:blip r:embed="rId37"/>
                     <a:stretch>
                       <a:fillRect/>
                     </a:stretch>
@@ -6345,7 +7139,7 @@
                   <pic:spPr>
                     <a:xfrm>
                       <a:off x="0" y="0"/>
-                      <a:ext cx="5760085" cy="6062980"/>
+                      <a:ext cx="5760085" cy="6151880"/>
                     </a:xfrm>
                     <a:prstGeom prst="rect">
                       <a:avLst/>
@@ -6361,6 +7155,7 @@
     <w:p>
       <w:pPr>
         <w:pStyle w:val="BITTextkrper"/>
+        <w:jc w:val="both"/>
         <w:rPr>
           <w:lang w:val="fr-CH"/>
         </w:rPr>
@@ -6370,13 +7165,25 @@
           <w:b/>
           <w:lang w:val="fr-CH"/>
         </w:rPr>
-        <w:t xml:space="preserve">Figure 5 - Résultats d’analyse. </w:t>
-      </w:r>
-      <w:r>
-        <w:rPr>
-          <w:lang w:val="fr-CH"/>
-        </w:rPr>
-        <w:t>Page principale présentant le résultat complet d’une analyse, composée de plusieurs blocs. En haut, un diagramme interactif représente la structure du projet (composants, dépendances) généré automatiquement par l’IA. Au-dessous, une « Vue d’ensemble » résume l’état global du dépôt (technologies utilisées, couverture de tests, points de friction) puis une section « Erreurs détectées » liste les problèmes repérés avec leur niveau de criticité, un extrait de code et une correction suggérée. Les boutons « Relancer » et « Export » permettent respectivement de refaire l’analyse ou d’en télécharger un rapport.</w:t>
+        <w:t xml:space="preserve">Résultats d’analyse. </w:t>
+      </w:r>
+      <w:r>
+        <w:rPr>
+          <w:lang w:val="fr-CH"/>
+        </w:rPr>
+        <w:t>Page principale présentant le résultat complet d’une analyse, composée de plusieurs blocs. En haut, un diagramme interactif représente la structure du projet (composants, dépendances) généré automatiquement par l’IA. Au-dessous, une « Vue d’ensemble » résume l’état global du dépôt</w:t>
+      </w:r>
+      <w:r>
+        <w:rPr>
+          <w:lang w:val="fr-CH"/>
+        </w:rPr>
+        <w:t>. P</w:t>
+      </w:r>
+      <w:r>
+        <w:rPr>
+          <w:lang w:val="fr-CH"/>
+        </w:rPr>
+        <w:t>uis une section « Erreurs détectées » liste les problèmes repérés avec leur niveau de criticité, un extrait de code et une correction suggérée.</w:t>
       </w:r>
     </w:p>
     <w:p>
@@ -6388,15 +7195,14 @@
       </w:pPr>
       <w:r>
         <w:rPr>
-          <w:noProof/>
           <w:lang w:val="fr-CH"/>
         </w:rPr>
         <w:lastRenderedPageBreak/>
         <w:drawing>
-          <wp:inline distT="0" distB="0" distL="0" distR="0" wp14:anchorId="022105A1" wp14:editId="4721D06D">
+          <wp:inline distT="0" distB="0" distL="0" distR="0" wp14:anchorId="077D3537" wp14:editId="2E31258A">
             <wp:extent cx="5760085" cy="4608195"/>
             <wp:effectExtent l="0" t="0" r="0" b="1905"/>
-            <wp:docPr id="1326362673" name="Picture 1"/>
+            <wp:docPr id="1874453088" name="Picture 1"/>
             <wp:cNvGraphicFramePr>
               <a:graphicFrameLocks xmlns:a="http://schemas.openxmlformats.org/drawingml/2006/main" noChangeAspect="1"/>
             </wp:cNvGraphicFramePr>
@@ -6404,11 +7210,11 @@
               <a:graphicData uri="http://schemas.openxmlformats.org/drawingml/2006/picture">
                 <pic:pic xmlns:pic="http://schemas.openxmlformats.org/drawingml/2006/picture">
                   <pic:nvPicPr>
-                    <pic:cNvPr id="1326362673" name=""/>
+                    <pic:cNvPr id="1874453088" name=""/>
                     <pic:cNvPicPr/>
                   </pic:nvPicPr>
                   <pic:blipFill>
-                    <a:blip r:embed="rId24"/>
+                    <a:blip r:embed="rId38"/>
                     <a:stretch>
                       <a:fillRect/>
                     </a:stretch>
@@ -6432,6 +7238,7 @@
     <w:p>
       <w:pPr>
         <w:pStyle w:val="BITTextkrper"/>
+        <w:jc w:val="both"/>
         <w:rPr>
           <w:lang w:val="fr-CH"/>
         </w:rPr>
@@ -6441,13 +7248,19 @@
           <w:b/>
           <w:lang w:val="fr-CH"/>
         </w:rPr>
-        <w:t xml:space="preserve">Figure 6 - Liste des projets. </w:t>
-      </w:r>
-      <w:r>
-        <w:rPr>
-          <w:lang w:val="fr-CH"/>
-        </w:rPr>
-        <w:t>Tableau de bord regroupant l’ensemble des dépôts GitHub que l’utilisateur a ajoutés à CodeMentor. Chaque projet est représenté sous forme de carte affichant son nom, une brève description, le langage principal et le nombre d’analyses déjà effectuées. Une barre de recherche et des filtres (« Tous », « Analysé », « En cours », « Jamais analysé ») facilitent la navigation lorsque le nombre de projets devient important. Le bouton « + Nouveau projet » en haut à droite ouvre la modale d’ajout présentée en figure 2.</w:t>
+        <w:t xml:space="preserve">Liste des projets. </w:t>
+      </w:r>
+      <w:r>
+        <w:rPr>
+          <w:lang w:val="fr-CH"/>
+        </w:rPr>
+        <w:t xml:space="preserve">Tableau de bord regroupant l’ensemble des dépôts GitHub que l’utilisateur a ajoutés à CodeMentor. Chaque projet est représenté sous forme de carte affichant son nom, le langage principal et le nombre d’analyses déjà effectuées. Une barre de recherche et des filtres (« Tous », « Analysé », « En cours », « Jamais analysé ») facilitent la navigation lorsque le nombre de projets devient important. Le bouton « + Nouveau projet » en haut à droite ouvre la modale d’ajout présentée </w:t>
+      </w:r>
+      <w:r>
+        <w:rPr>
+          <w:lang w:val="fr-CH"/>
+        </w:rPr>
+        <w:t>sur la maquette 2.</w:t>
       </w:r>
     </w:p>
     <w:p>
@@ -6459,15 +7272,14 @@
       </w:pPr>
       <w:r>
         <w:rPr>
-          <w:noProof/>
           <w:lang w:val="fr-CH"/>
         </w:rPr>
         <w:lastRenderedPageBreak/>
         <w:drawing>
-          <wp:inline distT="0" distB="0" distL="0" distR="0" wp14:anchorId="500C7329" wp14:editId="676AAB50">
+          <wp:inline distT="0" distB="0" distL="0" distR="0" wp14:anchorId="70890852" wp14:editId="34320180">
             <wp:extent cx="5760085" cy="4608195"/>
             <wp:effectExtent l="0" t="0" r="0" b="1905"/>
-            <wp:docPr id="317171713" name="Picture 1"/>
+            <wp:docPr id="1706974292" name="Picture 1"/>
             <wp:cNvGraphicFramePr>
               <a:graphicFrameLocks xmlns:a="http://schemas.openxmlformats.org/drawingml/2006/main" noChangeAspect="1"/>
             </wp:cNvGraphicFramePr>
@@ -6475,11 +7287,11 @@
               <a:graphicData uri="http://schemas.openxmlformats.org/drawingml/2006/picture">
                 <pic:pic xmlns:pic="http://schemas.openxmlformats.org/drawingml/2006/picture">
                   <pic:nvPicPr>
-                    <pic:cNvPr id="317171713" name=""/>
+                    <pic:cNvPr id="1706974292" name=""/>
                     <pic:cNvPicPr/>
                   </pic:nvPicPr>
                   <pic:blipFill>
-                    <a:blip r:embed="rId25"/>
+                    <a:blip r:embed="rId39"/>
                     <a:stretch>
                       <a:fillRect/>
                     </a:stretch>
@@ -6503,6 +7315,7 @@
     <w:p>
       <w:pPr>
         <w:pStyle w:val="BITTextkrper"/>
+        <w:jc w:val="both"/>
         <w:rPr>
           <w:lang w:val="fr-CH"/>
         </w:rPr>
@@ -6512,58 +7325,18 @@
           <w:b/>
           <w:lang w:val="fr-CH"/>
         </w:rPr>
-        <w:t xml:space="preserve">Figure 7 - Détail d’un projet. </w:t>
-      </w:r>
-      <w:r>
-        <w:rPr>
-          <w:lang w:val="fr-CH"/>
-        </w:rPr>
-        <w:t>Page dédiée à un dépôt sélectionné (ici « my-awesome-repo »), affichant ses métadonnées principales : langage, visibilité, nombre d’étoiles et date de création. La section « Historique des analyses » récapitule dans un tableau toutes les analyses lancées sur le projet avec leur identifiant, leur date, leur durée, leur statut (succès, avertissement, échec) et le nombre d’erreurs détectées. Les boutons « Voir sur GitHub » et « Lancer une analyse » permettent respectivement d’ouvrir le dépôt en ligne ou de déclencher une nouvelle analyse, tandis que « Consulter » réouvre les résultats d’une analyse passée.</w:t>
-      </w:r>
-    </w:p>
-    <w:p>
-      <w:pPr>
-        <w:pStyle w:val="BITTextkrper"/>
-        <w:rPr>
-          <w:lang w:val="fr-CH"/>
-        </w:rPr>
-      </w:pPr>
-    </w:p>
-    <w:p>
-      <w:pPr>
-        <w:pStyle w:val="BITTextkrper"/>
-        <w:rPr>
-          <w:lang w:val="fr-CH"/>
-        </w:rPr>
-      </w:pPr>
-    </w:p>
-    <w:p>
-      <w:pPr>
-        <w:pStyle w:val="BITTextkrper"/>
-        <w:rPr>
-          <w:lang w:val="fr-CH"/>
-        </w:rPr>
-      </w:pPr>
-    </w:p>
-    <w:p>
-      <w:pPr>
-        <w:pStyle w:val="BITTextkrper"/>
-        <w:rPr>
-          <w:lang w:val="fr-CH"/>
-        </w:rPr>
-      </w:pPr>
-    </w:p>
-    <w:p>
-      <w:pPr>
-        <w:pStyle w:val="BITTextkrper"/>
-        <w:rPr>
-          <w:lang w:val="fr-CH"/>
-        </w:rPr>
-      </w:pPr>
-    </w:p>
-    <w:p>
-      <w:pPr>
-        <w:pStyle w:val="Titre1"/>
+        <w:t xml:space="preserve">Détail d’un projet. </w:t>
+      </w:r>
+      <w:r>
+        <w:rPr>
+          <w:lang w:val="fr-CH"/>
+        </w:rPr>
+        <w:t>Page dédiée à un dépôt sélectionné (ici « my-awesome-repo »), affichant ses métadonnées principales : langage, visibilité, nombre d’étoiles et date de création. La section « Historique des analyses » récapitule dans un tableau toutes les analyses lancées sur le projet avec leur identifiant, leur date, leur statut (succès, échec) et le nombre d’erreurs détectées. Les boutons « Voir sur GitHub » et « Lancer une analyse » permettent respectivement d’ouvrir le dépôt en ligne ou de déclencher une nouvelle analyse, tandis que « Consulter » réouvre les résultats d’une analyse passée.</w:t>
+      </w:r>
+    </w:p>
+    <w:p>
+      <w:pPr>
+        <w:pStyle w:val="Heading1"/>
         <w:numPr>
           <w:ilvl w:val="0"/>
           <w:numId w:val="16"/>
@@ -6584,7 +7357,7 @@
     </w:p>
     <w:p>
       <w:pPr>
-        <w:pStyle w:val="Titre2"/>
+        <w:pStyle w:val="Heading2"/>
         <w:numPr>
           <w:ilvl w:val="1"/>
           <w:numId w:val="16"/>
@@ -6608,7 +7381,7 @@
     </w:p>
     <w:p>
       <w:pPr>
-        <w:pStyle w:val="Titre2"/>
+        <w:pStyle w:val="Heading2"/>
         <w:numPr>
           <w:ilvl w:val="1"/>
           <w:numId w:val="16"/>
@@ -6629,7 +7402,7 @@
     </w:p>
     <w:p>
       <w:pPr>
-        <w:pStyle w:val="Titre2"/>
+        <w:pStyle w:val="Heading2"/>
         <w:numPr>
           <w:ilvl w:val="1"/>
           <w:numId w:val="16"/>
@@ -6672,7 +7445,7 @@
     </w:p>
     <w:p>
       <w:pPr>
-        <w:pStyle w:val="Titre2"/>
+        <w:pStyle w:val="Heading2"/>
         <w:numPr>
           <w:ilvl w:val="1"/>
           <w:numId w:val="16"/>
@@ -6713,7 +7486,7 @@
     </w:p>
     <w:p>
       <w:pPr>
-        <w:pStyle w:val="Titre2"/>
+        <w:pStyle w:val="Heading2"/>
         <w:rPr>
           <w:lang w:val="fr-CH"/>
         </w:rPr>
@@ -6771,7 +7544,7 @@
                     <pic:cNvPicPr/>
                   </pic:nvPicPr>
                   <pic:blipFill>
-                    <a:blip r:embed="rId26"/>
+                    <a:blip r:embed="rId40"/>
                     <a:stretch>
                       <a:fillRect/>
                     </a:stretch>
@@ -6808,7 +7581,7 @@
     </w:p>
     <w:p>
       <w:pPr>
-        <w:pStyle w:val="Titre3"/>
+        <w:pStyle w:val="Heading3"/>
         <w:rPr>
           <w:lang w:val="fr-CH"/>
         </w:rPr>
@@ -7548,7 +8321,7 @@
     </w:p>
     <w:p>
       <w:pPr>
-        <w:pStyle w:val="Titre3"/>
+        <w:pStyle w:val="Heading3"/>
         <w:rPr>
           <w:lang w:val="fr-CH"/>
         </w:rPr>
@@ -8421,7 +9194,7 @@
     </w:p>
     <w:p>
       <w:pPr>
-        <w:pStyle w:val="Titre3"/>
+        <w:pStyle w:val="Heading3"/>
         <w:rPr>
           <w:lang w:val="fr-CH"/>
         </w:rPr>
@@ -9831,7 +10604,7 @@
     </w:p>
     <w:p>
       <w:pPr>
-        <w:pStyle w:val="Titre3"/>
+        <w:pStyle w:val="Heading3"/>
         <w:rPr>
           <w:lang w:val="fr-CH"/>
         </w:rPr>
@@ -10712,7 +11485,7 @@
     </w:p>
     <w:p>
       <w:pPr>
-        <w:pStyle w:val="Titre3"/>
+        <w:pStyle w:val="Heading3"/>
         <w:rPr>
           <w:lang w:val="fr-CH"/>
         </w:rPr>
@@ -11854,7 +12627,7 @@
     </w:p>
     <w:p>
       <w:pPr>
-        <w:pStyle w:val="Titre3"/>
+        <w:pStyle w:val="Heading3"/>
         <w:rPr>
           <w:lang w:val="fr-CH"/>
         </w:rPr>
@@ -12585,7 +13358,7 @@
     </w:tbl>
     <w:p>
       <w:pPr>
-        <w:pStyle w:val="Titre2"/>
+        <w:pStyle w:val="Heading2"/>
         <w:rPr>
           <w:lang w:val="fr-CH"/>
         </w:rPr>
@@ -12601,7 +13374,7 @@
     </w:p>
     <w:p>
       <w:pPr>
-        <w:pStyle w:val="Titre2"/>
+        <w:pStyle w:val="Heading2"/>
         <w:rPr>
           <w:lang w:val="fr-CH"/>
         </w:rPr>
@@ -12617,7 +13390,15 @@
     </w:p>
     <w:p>
       <w:pPr>
-        <w:pStyle w:val="Titre2"/>
+        <w:pStyle w:val="BITTextkrper"/>
+        <w:rPr>
+          <w:lang w:val="fr-CH"/>
+        </w:rPr>
+      </w:pPr>
+    </w:p>
+    <w:p>
+      <w:pPr>
+        <w:pStyle w:val="Heading2"/>
         <w:numPr>
           <w:ilvl w:val="1"/>
           <w:numId w:val="16"/>
@@ -12651,7 +13432,7 @@
     </w:p>
     <w:p>
       <w:pPr>
-        <w:pStyle w:val="Titre2"/>
+        <w:pStyle w:val="Heading2"/>
         <w:numPr>
           <w:ilvl w:val="1"/>
           <w:numId w:val="16"/>
@@ -12699,7 +13480,7 @@
     </w:p>
     <w:p>
       <w:pPr>
-        <w:pStyle w:val="Titre2"/>
+        <w:pStyle w:val="Heading2"/>
         <w:numPr>
           <w:ilvl w:val="1"/>
           <w:numId w:val="16"/>
@@ -12761,7 +13542,7 @@
     </w:p>
     <w:p>
       <w:pPr>
-        <w:pStyle w:val="Titre1"/>
+        <w:pStyle w:val="Heading1"/>
         <w:numPr>
           <w:ilvl w:val="0"/>
           <w:numId w:val="16"/>
@@ -12778,7 +13559,7 @@
     </w:p>
     <w:p>
       <w:pPr>
-        <w:pStyle w:val="Titre2"/>
+        <w:pStyle w:val="Heading2"/>
         <w:numPr>
           <w:ilvl w:val="1"/>
           <w:numId w:val="16"/>
@@ -12819,7 +13600,7 @@
     </w:p>
     <w:p>
       <w:pPr>
-        <w:pStyle w:val="Titre2"/>
+        <w:pStyle w:val="Heading2"/>
         <w:numPr>
           <w:ilvl w:val="1"/>
           <w:numId w:val="16"/>
@@ -12865,7 +13646,7 @@
     </w:p>
     <w:p>
       <w:pPr>
-        <w:pStyle w:val="Titre2"/>
+        <w:pStyle w:val="Heading2"/>
         <w:rPr>
           <w:lang w:val="fr-CH"/>
         </w:rPr>
@@ -12881,7 +13662,7 @@
     </w:p>
     <w:p>
       <w:pPr>
-        <w:pStyle w:val="Titre2"/>
+        <w:pStyle w:val="Heading2"/>
         <w:numPr>
           <w:ilvl w:val="1"/>
           <w:numId w:val="16"/>
@@ -12932,7 +13713,7 @@
     </w:p>
     <w:p>
       <w:pPr>
-        <w:pStyle w:val="Titre2"/>
+        <w:pStyle w:val="Heading2"/>
       </w:pPr>
       <w:bookmarkStart w:id="63" w:name="_Toc229743651"/>
       <w:r>
@@ -12942,7 +13723,7 @@
     </w:p>
     <w:p>
       <w:pPr>
-        <w:pStyle w:val="Titre1"/>
+        <w:pStyle w:val="Heading1"/>
         <w:numPr>
           <w:ilvl w:val="0"/>
           <w:numId w:val="16"/>
@@ -12963,7 +13744,7 @@
     </w:p>
     <w:p>
       <w:pPr>
-        <w:pStyle w:val="Titre2"/>
+        <w:pStyle w:val="Heading2"/>
         <w:numPr>
           <w:ilvl w:val="1"/>
           <w:numId w:val="16"/>
@@ -13011,7 +13792,7 @@
     </w:p>
     <w:p>
       <w:pPr>
-        <w:pStyle w:val="Titre2"/>
+        <w:pStyle w:val="Heading2"/>
         <w:numPr>
           <w:ilvl w:val="1"/>
           <w:numId w:val="16"/>
@@ -13306,7 +14087,7 @@
     </w:p>
     <w:p>
       <w:pPr>
-        <w:pStyle w:val="Titre2"/>
+        <w:pStyle w:val="Heading2"/>
         <w:numPr>
           <w:ilvl w:val="1"/>
           <w:numId w:val="16"/>
@@ -13467,7 +14248,7 @@
     </w:p>
     <w:p>
       <w:pPr>
-        <w:pStyle w:val="Titre1"/>
+        <w:pStyle w:val="Heading1"/>
       </w:pPr>
       <w:bookmarkStart w:id="72" w:name="_Toc229743656"/>
       <w:bookmarkStart w:id="73" w:name="_Toc250790996"/>
@@ -13490,7 +14271,7 @@
     </w:p>
     <w:p>
       <w:pPr>
-        <w:pStyle w:val="Titre2"/>
+        <w:pStyle w:val="Heading2"/>
       </w:pPr>
       <w:bookmarkStart w:id="74" w:name="_Toc229743657"/>
       <w:r>
@@ -13518,7 +14299,7 @@
     </w:p>
     <w:p>
       <w:pPr>
-        <w:pStyle w:val="Titre2"/>
+        <w:pStyle w:val="Heading2"/>
       </w:pPr>
       <w:bookmarkStart w:id="75" w:name="_Toc229743658"/>
       <w:r>
@@ -13572,7 +14353,7 @@
     </w:p>
     <w:p>
       <w:pPr>
-        <w:pStyle w:val="Titre2"/>
+        <w:pStyle w:val="Heading2"/>
       </w:pPr>
       <w:bookmarkStart w:id="76" w:name="_Toc229743659"/>
       <w:r>
@@ -13621,7 +14402,7 @@
     </w:p>
     <w:p>
       <w:pPr>
-        <w:pStyle w:val="Titre1"/>
+        <w:pStyle w:val="Heading1"/>
         <w:numPr>
           <w:ilvl w:val="0"/>
           <w:numId w:val="16"/>
@@ -13690,7 +14471,7 @@
     </w:p>
     <w:p>
       <w:pPr>
-        <w:pStyle w:val="Titre1"/>
+        <w:pStyle w:val="Heading1"/>
         <w:numPr>
           <w:ilvl w:val="0"/>
           <w:numId w:val="16"/>
@@ -13957,7 +14738,7 @@
     </w:p>
     <w:p>
       <w:pPr>
-        <w:pStyle w:val="Titre1"/>
+        <w:pStyle w:val="Heading1"/>
         <w:numPr>
           <w:ilvl w:val="0"/>
           <w:numId w:val="16"/>
@@ -14180,7 +14961,7 @@
     </w:p>
     <w:p>
       <w:pPr>
-        <w:pStyle w:val="Titre1"/>
+        <w:pStyle w:val="Heading1"/>
         <w:numPr>
           <w:ilvl w:val="0"/>
           <w:numId w:val="16"/>
@@ -14339,10 +15120,10 @@
       </w:r>
     </w:p>
     <w:sectPr>
-      <w:headerReference w:type="default" r:id="rId27"/>
-      <w:footerReference w:type="default" r:id="rId28"/>
-      <w:headerReference w:type="first" r:id="rId29"/>
-      <w:footerReference w:type="first" r:id="rId30"/>
+      <w:headerReference w:type="default" r:id="rId41"/>
+      <w:footerReference w:type="default" r:id="rId42"/>
+      <w:headerReference w:type="first" r:id="rId43"/>
+      <w:footerReference w:type="first" r:id="rId44"/>
       <w:pgSz w:w="11906" w:h="16838" w:code="9"/>
       <w:pgMar w:top="1861" w:right="1134" w:bottom="907" w:left="1701" w:header="851" w:footer="340" w:gutter="0"/>
       <w:cols w:space="708"/>
@@ -14358,11 +15139,11 @@
   <w:comment w:id="4" w:author="Stéphane Schwab" w:date="2025-07-07T16:49:00Z" w:initials="SS">
     <w:p>
       <w:pPr>
-        <w:pStyle w:val="Commentaire"/>
-      </w:pPr>
-      <w:r>
-        <w:rPr>
-          <w:rStyle w:val="Marquedecommentaire"/>
+        <w:pStyle w:val="CommentText"/>
+      </w:pPr>
+      <w:r>
+        <w:rPr>
+          <w:rStyle w:val="CommentReference"/>
         </w:rPr>
         <w:annotationRef/>
       </w:r>
@@ -14431,7 +15212,7 @@
 <w:ftr xmlns:wpc="http://schemas.microsoft.com/office/word/2010/wordprocessingCanvas" xmlns:cx="http://schemas.microsoft.com/office/drawing/2014/chartex" xmlns:cx1="http://schemas.microsoft.com/office/drawing/2015/9/8/chartex" xmlns:cx2="http://schemas.microsoft.com/office/drawing/2015/10/21/chartex" xmlns:cx3="http://schemas.microsoft.com/office/drawing/2016/5/9/chartex" xmlns:cx4="http://schemas.microsoft.com/office/drawing/2016/5/10/chartex" xmlns:cx5="http://schemas.microsoft.com/office/drawing/2016/5/11/chartex" xmlns:cx6="http://schemas.microsoft.com/office/drawing/2016/5/12/chartex" xmlns:cx7="http://schemas.microsoft.com/office/drawing/2016/5/13/chartex" xmlns:cx8="http://schemas.microsoft.com/office/drawing/2016/5/14/chartex" xmlns:mc="http://schemas.openxmlformats.org/markup-compatibility/2006" xmlns:aink="http://schemas.microsoft.com/office/drawing/2016/ink" xmlns:am3d="http://schemas.microsoft.com/office/drawing/2017/model3d" xmlns:o="urn:schemas-microsoft-com:office:office" xmlns:oel="http://schemas.microsoft.com/office/2019/extlst" xmlns:r="http://schemas.openxmlformats.org/officeDocument/2006/relationships" xmlns:m="http://schemas.openxmlformats.org/officeDocument/2006/math" xmlns:v="urn:schemas-microsoft-com:vml" xmlns:wp14="http://schemas.microsoft.com/office/word/2010/wordprocessingDrawing" xmlns:wp="http://schemas.openxmlformats.org/drawingml/2006/wordprocessingDrawing" xmlns:w10="urn:schemas-microsoft-com:office:word" xmlns:w="http://schemas.openxmlformats.org/wordprocessingml/2006/main" xmlns:w14="http://schemas.microsoft.com/office/word/2010/wordml" xmlns:w15="http://schemas.microsoft.com/office/word/2012/wordml" xmlns:w16cex="http://schemas.microsoft.com/office/word/2018/wordml/cex" xmlns:w16cid="http://schemas.microsoft.com/office/word/2016/wordml/cid" xmlns:w16="http://schemas.microsoft.com/office/word/2018/wordml" xmlns:w16du="http://schemas.microsoft.com/office/word/2023/wordml/word16du" xmlns:w16sdtdh="http://schemas.microsoft.com/office/word/2020/wordml/sdtdatahash" xmlns:w16sdtfl="http://schemas.microsoft.com/office/word/2024/wordml/sdtformatlock" xmlns:w16se="http://schemas.microsoft.com/office/word/2015/wordml/symex" xmlns:wpg="http://schemas.microsoft.com/office/word/2010/wordprocessingGroup" xmlns:wpi="http://schemas.microsoft.com/office/word/2010/wordprocessingInk" xmlns:wne="http://schemas.microsoft.com/office/word/2006/wordml" xmlns:wps="http://schemas.microsoft.com/office/word/2010/wordprocessingShape" mc:Ignorable="w14 w15 w16se w16cid w16 w16cex w16sdtdh w16sdtfl w16du wp14">
   <w:p>
     <w:pPr>
-      <w:pStyle w:val="Pieddepage"/>
+      <w:pStyle w:val="Footer"/>
     </w:pPr>
   </w:p>
 </w:ftr>
@@ -14465,7 +15246,7 @@
         </w:tcPr>
         <w:tbl>
           <w:tblPr>
-            <w:tblStyle w:val="Grilledutableau"/>
+            <w:tblStyle w:val="TableGrid"/>
             <w:tblW w:w="9781" w:type="dxa"/>
             <w:tblBorders>
               <w:top w:val="none" w:sz="0" w:space="0" w:color="auto"/>
@@ -14674,7 +15455,7 @@
                   <w:rPr>
                     <w:lang w:val="fr-CH"/>
                   </w:rPr>
-                  <w:t>15.05.2026 14:28</w:t>
+                  <w:t>15.05.2026 18:02</w:t>
                 </w:r>
                 <w:r>
                   <w:rPr>
@@ -14703,7 +15484,7 @@
   </w:tbl>
   <w:p>
     <w:pPr>
-      <w:pStyle w:val="Pieddepage"/>
+      <w:pStyle w:val="Footer"/>
     </w:pPr>
   </w:p>
 </w:ftr>
@@ -14713,7 +15494,7 @@
 <w:ftr xmlns:wpc="http://schemas.microsoft.com/office/word/2010/wordprocessingCanvas" xmlns:cx="http://schemas.microsoft.com/office/drawing/2014/chartex" xmlns:cx1="http://schemas.microsoft.com/office/drawing/2015/9/8/chartex" xmlns:cx2="http://schemas.microsoft.com/office/drawing/2015/10/21/chartex" xmlns:cx3="http://schemas.microsoft.com/office/drawing/2016/5/9/chartex" xmlns:cx4="http://schemas.microsoft.com/office/drawing/2016/5/10/chartex" xmlns:cx5="http://schemas.microsoft.com/office/drawing/2016/5/11/chartex" xmlns:cx6="http://schemas.microsoft.com/office/drawing/2016/5/12/chartex" xmlns:cx7="http://schemas.microsoft.com/office/drawing/2016/5/13/chartex" xmlns:cx8="http://schemas.microsoft.com/office/drawing/2016/5/14/chartex" xmlns:mc="http://schemas.openxmlformats.org/markup-compatibility/2006" xmlns:aink="http://schemas.microsoft.com/office/drawing/2016/ink" xmlns:am3d="http://schemas.microsoft.com/office/drawing/2017/model3d" xmlns:o="urn:schemas-microsoft-com:office:office" xmlns:oel="http://schemas.microsoft.com/office/2019/extlst" xmlns:r="http://schemas.openxmlformats.org/officeDocument/2006/relationships" xmlns:m="http://schemas.openxmlformats.org/officeDocument/2006/math" xmlns:v="urn:schemas-microsoft-com:vml" xmlns:wp14="http://schemas.microsoft.com/office/word/2010/wordprocessingDrawing" xmlns:wp="http://schemas.openxmlformats.org/drawingml/2006/wordprocessingDrawing" xmlns:w10="urn:schemas-microsoft-com:office:word" xmlns:w="http://schemas.openxmlformats.org/wordprocessingml/2006/main" xmlns:w14="http://schemas.microsoft.com/office/word/2010/wordml" xmlns:w15="http://schemas.microsoft.com/office/word/2012/wordml" xmlns:w16cex="http://schemas.microsoft.com/office/word/2018/wordml/cex" xmlns:w16cid="http://schemas.microsoft.com/office/word/2016/wordml/cid" xmlns:w16="http://schemas.microsoft.com/office/word/2018/wordml" xmlns:w16du="http://schemas.microsoft.com/office/word/2023/wordml/word16du" xmlns:w16sdtdh="http://schemas.microsoft.com/office/word/2020/wordml/sdtdatahash" xmlns:w16sdtfl="http://schemas.microsoft.com/office/word/2024/wordml/sdtformatlock" xmlns:w16se="http://schemas.microsoft.com/office/word/2015/wordml/symex" xmlns:wpg="http://schemas.microsoft.com/office/word/2010/wordprocessingGroup" xmlns:wpi="http://schemas.microsoft.com/office/word/2010/wordprocessingInk" xmlns:wne="http://schemas.microsoft.com/office/word/2006/wordml" xmlns:wps="http://schemas.microsoft.com/office/word/2010/wordprocessingShape" mc:Ignorable="w14 w15 w16se w16cid w16 w16cex w16sdtdh w16sdtfl w16du wp14">
   <w:p>
     <w:pPr>
-      <w:pStyle w:val="Pieddepage"/>
+      <w:pStyle w:val="Footer"/>
     </w:pPr>
     <w:r>
       <w:fldChar w:fldCharType="begin"/>
@@ -14813,7 +15594,7 @@
         </w:tcPr>
         <w:tbl>
           <w:tblPr>
-            <w:tblStyle w:val="Grilledutableau"/>
+            <w:tblStyle w:val="TableGrid"/>
             <w:tblW w:w="0" w:type="auto"/>
             <w:tblBorders>
               <w:top w:val="none" w:sz="0" w:space="0" w:color="auto"/>
@@ -15001,7 +15782,7 @@
                   <w:rPr>
                     <w:lang w:val="fr-CH"/>
                   </w:rPr>
-                  <w:t>15.05.2026 14:28</w:t>
+                  <w:t>15.05.2026 18:02</w:t>
                 </w:r>
                 <w:r>
                   <w:rPr>
@@ -15062,7 +15843,7 @@
         </w:tcPr>
         <w:tbl>
           <w:tblPr>
-            <w:tblStyle w:val="Grilledutableau"/>
+            <w:tblStyle w:val="TableGrid"/>
             <w:tblW w:w="0" w:type="auto"/>
             <w:tblBorders>
               <w:top w:val="none" w:sz="0" w:space="0" w:color="auto"/>
@@ -15252,7 +16033,7 @@
                   <w:rPr>
                     <w:lang w:val="fr-CH"/>
                   </w:rPr>
-                  <w:t>15.05.2026 14:28</w:t>
+                  <w:t>15.05.2026 18:02</w:t>
                 </w:r>
                 <w:r>
                   <w:rPr>
@@ -15331,7 +16112,7 @@
 <w:hdr xmlns:wpc="http://schemas.microsoft.com/office/word/2010/wordprocessingCanvas" xmlns:cx="http://schemas.microsoft.com/office/drawing/2014/chartex" xmlns:cx1="http://schemas.microsoft.com/office/drawing/2015/9/8/chartex" xmlns:cx2="http://schemas.microsoft.com/office/drawing/2015/10/21/chartex" xmlns:cx3="http://schemas.microsoft.com/office/drawing/2016/5/9/chartex" xmlns:cx4="http://schemas.microsoft.com/office/drawing/2016/5/10/chartex" xmlns:cx5="http://schemas.microsoft.com/office/drawing/2016/5/11/chartex" xmlns:cx6="http://schemas.microsoft.com/office/drawing/2016/5/12/chartex" xmlns:cx7="http://schemas.microsoft.com/office/drawing/2016/5/13/chartex" xmlns:cx8="http://schemas.microsoft.com/office/drawing/2016/5/14/chartex" xmlns:mc="http://schemas.openxmlformats.org/markup-compatibility/2006" xmlns:aink="http://schemas.microsoft.com/office/drawing/2016/ink" xmlns:am3d="http://schemas.microsoft.com/office/drawing/2017/model3d" xmlns:o="urn:schemas-microsoft-com:office:office" xmlns:oel="http://schemas.microsoft.com/office/2019/extlst" xmlns:r="http://schemas.openxmlformats.org/officeDocument/2006/relationships" xmlns:m="http://schemas.openxmlformats.org/officeDocument/2006/math" xmlns:v="urn:schemas-microsoft-com:vml" xmlns:wp14="http://schemas.microsoft.com/office/word/2010/wordprocessingDrawing" xmlns:wp="http://schemas.openxmlformats.org/drawingml/2006/wordprocessingDrawing" xmlns:w10="urn:schemas-microsoft-com:office:word" xmlns:w="http://schemas.openxmlformats.org/wordprocessingml/2006/main" xmlns:w14="http://schemas.microsoft.com/office/word/2010/wordml" xmlns:w15="http://schemas.microsoft.com/office/word/2012/wordml" xmlns:w16cex="http://schemas.microsoft.com/office/word/2018/wordml/cex" xmlns:w16cid="http://schemas.microsoft.com/office/word/2016/wordml/cid" xmlns:w16="http://schemas.microsoft.com/office/word/2018/wordml" xmlns:w16du="http://schemas.microsoft.com/office/word/2023/wordml/word16du" xmlns:w16sdtdh="http://schemas.microsoft.com/office/word/2020/wordml/sdtdatahash" xmlns:w16sdtfl="http://schemas.microsoft.com/office/word/2024/wordml/sdtformatlock" xmlns:w16se="http://schemas.microsoft.com/office/word/2015/wordml/symex" xmlns:wpg="http://schemas.microsoft.com/office/word/2010/wordprocessingGroup" xmlns:wpi="http://schemas.microsoft.com/office/word/2010/wordprocessingInk" xmlns:wne="http://schemas.microsoft.com/office/word/2006/wordml" xmlns:wps="http://schemas.microsoft.com/office/word/2010/wordprocessingShape" mc:Ignorable="w14 w15 w16se w16cid w16 w16cex w16sdtdh w16sdtfl w16du wp14">
   <w:p>
     <w:pPr>
-      <w:pStyle w:val="En-tte"/>
+      <w:pStyle w:val="Header"/>
     </w:pPr>
   </w:p>
 </w:hdr>
@@ -15341,7 +16122,7 @@
 <w:hdr xmlns:wpc="http://schemas.microsoft.com/office/word/2010/wordprocessingCanvas" xmlns:cx="http://schemas.microsoft.com/office/drawing/2014/chartex" xmlns:cx1="http://schemas.microsoft.com/office/drawing/2015/9/8/chartex" xmlns:cx2="http://schemas.microsoft.com/office/drawing/2015/10/21/chartex" xmlns:cx3="http://schemas.microsoft.com/office/drawing/2016/5/9/chartex" xmlns:cx4="http://schemas.microsoft.com/office/drawing/2016/5/10/chartex" xmlns:cx5="http://schemas.microsoft.com/office/drawing/2016/5/11/chartex" xmlns:cx6="http://schemas.microsoft.com/office/drawing/2016/5/12/chartex" xmlns:cx7="http://schemas.microsoft.com/office/drawing/2016/5/13/chartex" xmlns:cx8="http://schemas.microsoft.com/office/drawing/2016/5/14/chartex" xmlns:mc="http://schemas.openxmlformats.org/markup-compatibility/2006" xmlns:aink="http://schemas.microsoft.com/office/drawing/2016/ink" xmlns:am3d="http://schemas.microsoft.com/office/drawing/2017/model3d" xmlns:o="urn:schemas-microsoft-com:office:office" xmlns:oel="http://schemas.microsoft.com/office/2019/extlst" xmlns:r="http://schemas.openxmlformats.org/officeDocument/2006/relationships" xmlns:m="http://schemas.openxmlformats.org/officeDocument/2006/math" xmlns:v="urn:schemas-microsoft-com:vml" xmlns:wp14="http://schemas.microsoft.com/office/word/2010/wordprocessingDrawing" xmlns:wp="http://schemas.openxmlformats.org/drawingml/2006/wordprocessingDrawing" xmlns:w10="urn:schemas-microsoft-com:office:word" xmlns:w="http://schemas.openxmlformats.org/wordprocessingml/2006/main" xmlns:w14="http://schemas.microsoft.com/office/word/2010/wordml" xmlns:w15="http://schemas.microsoft.com/office/word/2012/wordml" xmlns:w16cex="http://schemas.microsoft.com/office/word/2018/wordml/cex" xmlns:w16cid="http://schemas.microsoft.com/office/word/2016/wordml/cid" xmlns:w16="http://schemas.microsoft.com/office/word/2018/wordml" xmlns:w16du="http://schemas.microsoft.com/office/word/2023/wordml/word16du" xmlns:w16sdtdh="http://schemas.microsoft.com/office/word/2020/wordml/sdtdatahash" xmlns:w16sdtfl="http://schemas.microsoft.com/office/word/2024/wordml/sdtformatlock" xmlns:w16se="http://schemas.microsoft.com/office/word/2015/wordml/symex" xmlns:wpg="http://schemas.microsoft.com/office/word/2010/wordprocessingGroup" xmlns:wpi="http://schemas.microsoft.com/office/word/2010/wordprocessingInk" xmlns:wne="http://schemas.microsoft.com/office/word/2006/wordml" xmlns:wps="http://schemas.microsoft.com/office/word/2010/wordprocessingShape" mc:Ignorable="w14 w15 w16se w16cid w16 w16cex w16sdtdh w16sdtfl w16du wp14">
   <w:p>
     <w:pPr>
-      <w:pStyle w:val="En-tte"/>
+      <w:pStyle w:val="Header"/>
     </w:pPr>
   </w:p>
 </w:hdr>
@@ -15351,7 +16132,7 @@
 <w:hdr xmlns:wpc="http://schemas.microsoft.com/office/word/2010/wordprocessingCanvas" xmlns:cx="http://schemas.microsoft.com/office/drawing/2014/chartex" xmlns:cx1="http://schemas.microsoft.com/office/drawing/2015/9/8/chartex" xmlns:cx2="http://schemas.microsoft.com/office/drawing/2015/10/21/chartex" xmlns:cx3="http://schemas.microsoft.com/office/drawing/2016/5/9/chartex" xmlns:cx4="http://schemas.microsoft.com/office/drawing/2016/5/10/chartex" xmlns:cx5="http://schemas.microsoft.com/office/drawing/2016/5/11/chartex" xmlns:cx6="http://schemas.microsoft.com/office/drawing/2016/5/12/chartex" xmlns:cx7="http://schemas.microsoft.com/office/drawing/2016/5/13/chartex" xmlns:cx8="http://schemas.microsoft.com/office/drawing/2016/5/14/chartex" xmlns:mc="http://schemas.openxmlformats.org/markup-compatibility/2006" xmlns:aink="http://schemas.microsoft.com/office/drawing/2016/ink" xmlns:am3d="http://schemas.microsoft.com/office/drawing/2017/model3d" xmlns:o="urn:schemas-microsoft-com:office:office" xmlns:oel="http://schemas.microsoft.com/office/2019/extlst" xmlns:r="http://schemas.openxmlformats.org/officeDocument/2006/relationships" xmlns:m="http://schemas.openxmlformats.org/officeDocument/2006/math" xmlns:v="urn:schemas-microsoft-com:vml" xmlns:wp14="http://schemas.microsoft.com/office/word/2010/wordprocessingDrawing" xmlns:wp="http://schemas.openxmlformats.org/drawingml/2006/wordprocessingDrawing" xmlns:w10="urn:schemas-microsoft-com:office:word" xmlns:w="http://schemas.openxmlformats.org/wordprocessingml/2006/main" xmlns:w14="http://schemas.microsoft.com/office/word/2010/wordml" xmlns:w15="http://schemas.microsoft.com/office/word/2012/wordml" xmlns:w16cex="http://schemas.microsoft.com/office/word/2018/wordml/cex" xmlns:w16cid="http://schemas.microsoft.com/office/word/2016/wordml/cid" xmlns:w16="http://schemas.microsoft.com/office/word/2018/wordml" xmlns:w16du="http://schemas.microsoft.com/office/word/2023/wordml/word16du" xmlns:w16sdtdh="http://schemas.microsoft.com/office/word/2020/wordml/sdtdatahash" xmlns:w16sdtfl="http://schemas.microsoft.com/office/word/2024/wordml/sdtformatlock" xmlns:w16se="http://schemas.microsoft.com/office/word/2015/wordml/symex" xmlns:wpg="http://schemas.microsoft.com/office/word/2010/wordprocessingGroup" xmlns:wpi="http://schemas.microsoft.com/office/word/2010/wordprocessingInk" xmlns:wne="http://schemas.microsoft.com/office/word/2006/wordml" xmlns:wps="http://schemas.microsoft.com/office/word/2010/wordprocessingShape" mc:Ignorable="w14 w15 w16se w16cid w16 w16cex w16sdtdh w16sdtfl w16du wp14">
   <w:p>
     <w:pPr>
-      <w:pStyle w:val="En-tte"/>
+      <w:pStyle w:val="Header"/>
     </w:pPr>
   </w:p>
 </w:hdr>
@@ -15603,7 +16384,7 @@
   </w:p>
   <w:p>
     <w:pPr>
-      <w:pStyle w:val="En-tte"/>
+      <w:pStyle w:val="Header"/>
       <w:tabs>
         <w:tab w:val="left" w:pos="5550"/>
       </w:tabs>
@@ -15955,7 +16736,7 @@
     <w:lvl w:ilvl="0">
       <w:start w:val="1"/>
       <w:numFmt w:val="decimal"/>
-      <w:pStyle w:val="Titre1"/>
+      <w:pStyle w:val="Heading1"/>
       <w:lvlText w:val="%1"/>
       <w:lvlJc w:val="left"/>
       <w:pPr>
@@ -15971,7 +16752,7 @@
     <w:lvl w:ilvl="1">
       <w:start w:val="1"/>
       <w:numFmt w:val="decimal"/>
-      <w:pStyle w:val="Titre2"/>
+      <w:pStyle w:val="Heading2"/>
       <w:lvlText w:val="%1.%2"/>
       <w:lvlJc w:val="left"/>
       <w:pPr>
@@ -15984,7 +16765,7 @@
     <w:lvl w:ilvl="2">
       <w:start w:val="1"/>
       <w:numFmt w:val="decimal"/>
-      <w:pStyle w:val="Titre3"/>
+      <w:pStyle w:val="Heading3"/>
       <w:lvlText w:val="%1.%2.%3"/>
       <w:lvlJc w:val="left"/>
       <w:pPr>
@@ -15997,7 +16778,7 @@
     <w:lvl w:ilvl="3">
       <w:start w:val="1"/>
       <w:numFmt w:val="decimal"/>
-      <w:pStyle w:val="Titre4"/>
+      <w:pStyle w:val="Heading4"/>
       <w:lvlText w:val="%1.%2.%3.%4"/>
       <w:lvlJc w:val="left"/>
       <w:pPr>
@@ -16010,7 +16791,7 @@
     <w:lvl w:ilvl="4">
       <w:start w:val="1"/>
       <w:numFmt w:val="decimal"/>
-      <w:pStyle w:val="Titre5"/>
+      <w:pStyle w:val="Heading5"/>
       <w:lvlText w:val="%1.%2.%3.%4.%5"/>
       <w:lvlJc w:val="left"/>
       <w:pPr>
@@ -16023,7 +16804,7 @@
     <w:lvl w:ilvl="5">
       <w:start w:val="1"/>
       <w:numFmt w:val="decimal"/>
-      <w:pStyle w:val="Titre6"/>
+      <w:pStyle w:val="Heading6"/>
       <w:lvlText w:val="%1.%2.%3.%4.%5.%6"/>
       <w:lvlJc w:val="left"/>
       <w:pPr>
@@ -16036,7 +16817,7 @@
     <w:lvl w:ilvl="6">
       <w:start w:val="1"/>
       <w:numFmt w:val="decimal"/>
-      <w:pStyle w:val="Titre7"/>
+      <w:pStyle w:val="Heading7"/>
       <w:lvlText w:val="%1.%2.%3.%4.%5.%6.%7"/>
       <w:lvlJc w:val="left"/>
       <w:pPr>
@@ -16049,7 +16830,7 @@
     <w:lvl w:ilvl="7">
       <w:start w:val="1"/>
       <w:numFmt w:val="decimal"/>
-      <w:pStyle w:val="Titre8"/>
+      <w:pStyle w:val="Heading8"/>
       <w:lvlText w:val="%1.%2.%3.%4.%5.%6.%7.%8"/>
       <w:lvlJc w:val="left"/>
       <w:pPr>
@@ -16062,7 +16843,7 @@
     <w:lvl w:ilvl="8">
       <w:start w:val="1"/>
       <w:numFmt w:val="decimal"/>
-      <w:pStyle w:val="Titre9"/>
+      <w:pStyle w:val="Heading9"/>
       <w:lvlText w:val="%1.%2.%3.%4.%5.%6.%7.%8.%9"/>
       <w:lvlJc w:val="left"/>
       <w:pPr>
@@ -18444,7 +19225,7 @@
       <w:lang w:eastAsia="de-DE"/>
     </w:rPr>
   </w:style>
-  <w:style w:type="paragraph" w:styleId="Titre1">
+  <w:style w:type="paragraph" w:styleId="Heading1">
     <w:name w:val="heading 1"/>
     <w:basedOn w:val="Normal"/>
     <w:next w:val="BITTextkrper"/>
@@ -18472,7 +19253,7 @@
       <w:lang w:val="de-DE"/>
     </w:rPr>
   </w:style>
-  <w:style w:type="paragraph" w:styleId="Titre2">
+  <w:style w:type="paragraph" w:styleId="Heading2">
     <w:name w:val="heading 2"/>
     <w:basedOn w:val="Normal"/>
     <w:next w:val="BITTextkrper"/>
@@ -18496,7 +19277,7 @@
       <w:sz w:val="28"/>
     </w:rPr>
   </w:style>
-  <w:style w:type="paragraph" w:styleId="Titre3">
+  <w:style w:type="paragraph" w:styleId="Heading3">
     <w:name w:val="heading 3"/>
     <w:basedOn w:val="Normal"/>
     <w:next w:val="BITTextkrper"/>
@@ -18518,7 +19299,7 @@
       <w:sz w:val="22"/>
     </w:rPr>
   </w:style>
-  <w:style w:type="paragraph" w:styleId="Titre4">
+  <w:style w:type="paragraph" w:styleId="Heading4">
     <w:name w:val="heading 4"/>
     <w:basedOn w:val="Normal"/>
     <w:next w:val="BITTextkrper"/>
@@ -18540,7 +19321,7 @@
       <w:szCs w:val="28"/>
     </w:rPr>
   </w:style>
-  <w:style w:type="paragraph" w:styleId="Titre5">
+  <w:style w:type="paragraph" w:styleId="Heading5">
     <w:name w:val="heading 5"/>
     <w:basedOn w:val="Normal"/>
     <w:next w:val="BITTextkrper"/>
@@ -18563,7 +19344,7 @@
       <w:szCs w:val="26"/>
     </w:rPr>
   </w:style>
-  <w:style w:type="paragraph" w:styleId="Titre6">
+  <w:style w:type="paragraph" w:styleId="Heading6">
     <w:name w:val="heading 6"/>
     <w:basedOn w:val="Normal"/>
     <w:next w:val="Normal"/>
@@ -18584,7 +19365,7 @@
       <w:szCs w:val="22"/>
     </w:rPr>
   </w:style>
-  <w:style w:type="paragraph" w:styleId="Titre7">
+  <w:style w:type="paragraph" w:styleId="Heading7">
     <w:name w:val="heading 7"/>
     <w:basedOn w:val="Normal"/>
     <w:next w:val="Normal"/>
@@ -18602,7 +19383,7 @@
       <w:sz w:val="22"/>
     </w:rPr>
   </w:style>
-  <w:style w:type="paragraph" w:styleId="Titre8">
+  <w:style w:type="paragraph" w:styleId="Heading8">
     <w:name w:val="heading 8"/>
     <w:basedOn w:val="Normal"/>
     <w:next w:val="Normal"/>
@@ -18621,7 +19402,7 @@
       <w:sz w:val="22"/>
     </w:rPr>
   </w:style>
-  <w:style w:type="paragraph" w:styleId="Titre9">
+  <w:style w:type="paragraph" w:styleId="Heading9">
     <w:name w:val="heading 9"/>
     <w:basedOn w:val="Normal"/>
     <w:next w:val="Normal"/>
@@ -18641,13 +19422,13 @@
       <w:szCs w:val="22"/>
     </w:rPr>
   </w:style>
-  <w:style w:type="character" w:default="1" w:styleId="Policepardfaut">
+  <w:style w:type="character" w:default="1" w:styleId="DefaultParagraphFont">
     <w:name w:val="Default Paragraph Font"/>
     <w:uiPriority w:val="1"/>
     <w:semiHidden/>
     <w:unhideWhenUsed/>
   </w:style>
-  <w:style w:type="table" w:default="1" w:styleId="TableauNormal">
+  <w:style w:type="table" w:default="1" w:styleId="TableNormal">
     <w:name w:val="Normal Table"/>
     <w:uiPriority w:val="99"/>
     <w:semiHidden/>
@@ -18662,7 +19443,7 @@
       </w:tblCellMar>
     </w:tblPr>
   </w:style>
-  <w:style w:type="numbering" w:default="1" w:styleId="Aucuneliste">
+  <w:style w:type="numbering" w:default="1" w:styleId="NoList">
     <w:name w:val="No List"/>
     <w:uiPriority w:val="99"/>
     <w:semiHidden/>
@@ -18679,7 +19460,7 @@
       <w:sz w:val="22"/>
     </w:rPr>
   </w:style>
-  <w:style w:type="paragraph" w:styleId="En-tte">
+  <w:style w:type="paragraph" w:styleId="Header">
     <w:name w:val="header"/>
     <w:basedOn w:val="Normal"/>
     <w:rsid w:val="006F1A78"/>
@@ -18693,7 +19474,7 @@
       <w:lang w:eastAsia="de-CH"/>
     </w:rPr>
   </w:style>
-  <w:style w:type="paragraph" w:styleId="Pieddepage">
+  <w:style w:type="paragraph" w:styleId="Footer">
     <w:name w:val="footer"/>
     <w:basedOn w:val="Normal"/>
     <w:rsid w:val="006F1A78"/>
@@ -18731,7 +19512,7 @@
       <w:sz w:val="15"/>
     </w:rPr>
   </w:style>
-  <w:style w:type="paragraph" w:styleId="Titre">
+  <w:style w:type="paragraph" w:styleId="Title">
     <w:name w:val="Title"/>
     <w:basedOn w:val="Normal"/>
     <w:next w:val="Normal"/>
@@ -18750,9 +19531,9 @@
       <w:szCs w:val="32"/>
     </w:rPr>
   </w:style>
-  <w:style w:type="paragraph" w:styleId="Sous-titre">
+  <w:style w:type="paragraph" w:styleId="Subtitle">
     <w:name w:val="Subtitle"/>
-    <w:basedOn w:val="Titre"/>
+    <w:basedOn w:val="Title"/>
     <w:next w:val="Normal"/>
     <w:qFormat/>
     <w:rsid w:val="006F1A78"/>
@@ -18802,10 +19583,10 @@
   </w:style>
   <w:style w:type="paragraph" w:customStyle="1" w:styleId="CDBHierarchie">
     <w:name w:val="CDB_Hierarchie"/>
-    <w:basedOn w:val="En-tte"/>
+    <w:basedOn w:val="Header"/>
     <w:rsid w:val="006F1A78"/>
   </w:style>
-  <w:style w:type="paragraph" w:styleId="TM4">
+  <w:style w:type="paragraph" w:styleId="TOC4">
     <w:name w:val="toc 4"/>
     <w:basedOn w:val="Normal"/>
     <w:next w:val="Normal"/>
@@ -18933,7 +19714,7 @@
       <w:lang w:eastAsia="en-US"/>
     </w:rPr>
   </w:style>
-  <w:style w:type="paragraph" w:styleId="TM1">
+  <w:style w:type="paragraph" w:styleId="TOC1">
     <w:name w:val="toc 1"/>
     <w:basedOn w:val="Normal"/>
     <w:next w:val="Normal"/>
@@ -18952,7 +19733,7 @@
       <w:sz w:val="22"/>
     </w:rPr>
   </w:style>
-  <w:style w:type="paragraph" w:styleId="TM2">
+  <w:style w:type="paragraph" w:styleId="TOC2">
     <w:name w:val="toc 2"/>
     <w:basedOn w:val="Normal"/>
     <w:next w:val="Normal"/>
@@ -18994,7 +19775,7 @@
       <w:bCs/>
     </w:rPr>
   </w:style>
-  <w:style w:type="paragraph" w:styleId="TM3">
+  <w:style w:type="paragraph" w:styleId="TOC3">
     <w:name w:val="toc 3"/>
     <w:basedOn w:val="Normal"/>
     <w:next w:val="Normal"/>
@@ -19011,9 +19792,9 @@
       <w:sz w:val="22"/>
     </w:rPr>
   </w:style>
-  <w:style w:type="character" w:styleId="Lienhypertexte">
+  <w:style w:type="character" w:styleId="Hyperlink">
     <w:name w:val="Hyperlink"/>
-    <w:basedOn w:val="Policepardfaut"/>
+    <w:basedOn w:val="DefaultParagraphFont"/>
     <w:uiPriority w:val="99"/>
     <w:rsid w:val="006F1A78"/>
     <w:rPr>
@@ -19021,7 +19802,7 @@
       <w:u w:val="single"/>
     </w:rPr>
   </w:style>
-  <w:style w:type="paragraph" w:styleId="Lgende">
+  <w:style w:type="paragraph" w:styleId="Caption">
     <w:name w:val="caption"/>
     <w:basedOn w:val="Normal"/>
     <w:next w:val="BITTextkrper"/>
@@ -19068,7 +19849,7 @@
   </w:style>
   <w:style w:type="character" w:customStyle="1" w:styleId="BITTextkrperfettChar">
     <w:name w:val="_BIT_Textkörper_fett Char"/>
-    <w:basedOn w:val="Policepardfaut"/>
+    <w:basedOn w:val="DefaultParagraphFont"/>
     <w:rsid w:val="006F1A78"/>
     <w:rPr>
       <w:rFonts w:ascii="Arial" w:hAnsi="Arial"/>
@@ -19080,7 +19861,7 @@
   </w:style>
   <w:style w:type="character" w:customStyle="1" w:styleId="BITTextkrperkursivChar">
     <w:name w:val="_BIT_Textkörper_kursiv Char"/>
-    <w:basedOn w:val="Policepardfaut"/>
+    <w:basedOn w:val="DefaultParagraphFont"/>
     <w:rsid w:val="006F1A78"/>
     <w:rPr>
       <w:rFonts w:ascii="Arial" w:hAnsi="Arial"/>
@@ -19129,7 +19910,7 @@
       <w:sz w:val="22"/>
     </w:rPr>
   </w:style>
-  <w:style w:type="paragraph" w:styleId="TM5">
+  <w:style w:type="paragraph" w:styleId="TOC5">
     <w:name w:val="toc 5"/>
     <w:basedOn w:val="Normal"/>
     <w:next w:val="Normal"/>
@@ -19140,7 +19921,7 @@
       <w:ind w:left="800"/>
     </w:pPr>
   </w:style>
-  <w:style w:type="paragraph" w:styleId="TM6">
+  <w:style w:type="paragraph" w:styleId="TOC6">
     <w:name w:val="toc 6"/>
     <w:basedOn w:val="Normal"/>
     <w:next w:val="Normal"/>
@@ -19151,7 +19932,7 @@
       <w:ind w:left="1000"/>
     </w:pPr>
   </w:style>
-  <w:style w:type="paragraph" w:styleId="TM7">
+  <w:style w:type="paragraph" w:styleId="TOC7">
     <w:name w:val="toc 7"/>
     <w:basedOn w:val="Normal"/>
     <w:next w:val="Normal"/>
@@ -19162,7 +19943,7 @@
       <w:ind w:left="1200"/>
     </w:pPr>
   </w:style>
-  <w:style w:type="paragraph" w:styleId="TM8">
+  <w:style w:type="paragraph" w:styleId="TOC8">
     <w:name w:val="toc 8"/>
     <w:basedOn w:val="Normal"/>
     <w:next w:val="Normal"/>
@@ -19173,7 +19954,7 @@
       <w:ind w:left="1400"/>
     </w:pPr>
   </w:style>
-  <w:style w:type="paragraph" w:styleId="TM9">
+  <w:style w:type="paragraph" w:styleId="TOC9">
     <w:name w:val="toc 9"/>
     <w:basedOn w:val="Normal"/>
     <w:next w:val="Normal"/>
@@ -19239,7 +20020,7 @@
   </w:style>
   <w:style w:type="character" w:customStyle="1" w:styleId="Hinweistext">
     <w:name w:val="Hinweistext"/>
-    <w:basedOn w:val="Policepardfaut"/>
+    <w:basedOn w:val="DefaultParagraphFont"/>
     <w:rsid w:val="00D344D9"/>
     <w:rPr>
       <w:rFonts w:ascii="Arial" w:hAnsi="Arial" w:cs="Arial"/>
@@ -19271,7 +20052,7 @@
   </w:style>
   <w:style w:type="paragraph" w:customStyle="1" w:styleId="TitelohneNummer">
     <w:name w:val="Titel ohne Nummer"/>
-    <w:basedOn w:val="Titre"/>
+    <w:basedOn w:val="Title"/>
     <w:next w:val="BITTextkrper"/>
     <w:rsid w:val="005479BD"/>
     <w:pPr>
@@ -19322,7 +20103,7 @@
   </w:style>
   <w:style w:type="character" w:customStyle="1" w:styleId="Verzeichnisberschrift2Char">
     <w:name w:val="Verzeichnisüberschrift 2 Char"/>
-    <w:basedOn w:val="Policepardfaut"/>
+    <w:basedOn w:val="DefaultParagraphFont"/>
     <w:link w:val="Verzeichnisberschrift2"/>
     <w:rsid w:val="008E791F"/>
     <w:rPr>
@@ -19333,9 +20114,9 @@
       <w:lang w:val="de-CH" w:eastAsia="de-DE" w:bidi="ar-SA"/>
     </w:rPr>
   </w:style>
-  <w:style w:type="table" w:styleId="Grilledutableau">
+  <w:style w:type="table" w:styleId="TableGrid">
     <w:name w:val="Table Grid"/>
-    <w:basedOn w:val="TableauNormal"/>
+    <w:basedOn w:val="TableNormal"/>
     <w:rsid w:val="00391E8B"/>
     <w:pPr>
       <w:spacing w:before="60" w:after="60"/>
@@ -19351,10 +20132,10 @@
       </w:tblBorders>
     </w:tblPr>
   </w:style>
-  <w:style w:type="paragraph" w:styleId="Textedebulles">
+  <w:style w:type="paragraph" w:styleId="BalloonText">
     <w:name w:val="Balloon Text"/>
     <w:basedOn w:val="Normal"/>
-    <w:link w:val="TextedebullesCar"/>
+    <w:link w:val="BalloonTextChar"/>
     <w:uiPriority w:val="99"/>
     <w:semiHidden/>
     <w:unhideWhenUsed/>
@@ -19368,10 +20149,10 @@
       <w:szCs w:val="16"/>
     </w:rPr>
   </w:style>
-  <w:style w:type="character" w:customStyle="1" w:styleId="TextedebullesCar">
-    <w:name w:val="Texte de bulles Car"/>
-    <w:basedOn w:val="Policepardfaut"/>
-    <w:link w:val="Textedebulles"/>
+  <w:style w:type="character" w:customStyle="1" w:styleId="BalloonTextChar">
+    <w:name w:val="Balloon Text Char"/>
+    <w:basedOn w:val="DefaultParagraphFont"/>
+    <w:link w:val="BalloonText"/>
     <w:uiPriority w:val="99"/>
     <w:semiHidden/>
     <w:rsid w:val="00383EAE"/>
@@ -19402,7 +20183,7 @@
   </w:style>
   <w:style w:type="character" w:customStyle="1" w:styleId="Puce1Car">
     <w:name w:val="Puce 1 Car"/>
-    <w:basedOn w:val="Policepardfaut"/>
+    <w:basedOn w:val="DefaultParagraphFont"/>
     <w:link w:val="Puce1"/>
     <w:rsid w:val="00030FFE"/>
     <w:rPr>
@@ -19412,9 +20193,9 @@
       <w:lang w:val="fr-FR" w:eastAsia="en-US"/>
     </w:rPr>
   </w:style>
-  <w:style w:type="character" w:styleId="Textedelespacerserv">
+  <w:style w:type="character" w:styleId="PlaceholderText">
     <w:name w:val="Placeholder Text"/>
-    <w:basedOn w:val="Policepardfaut"/>
+    <w:basedOn w:val="DefaultParagraphFont"/>
     <w:uiPriority w:val="99"/>
     <w:semiHidden/>
     <w:rsid w:val="00920673"/>
@@ -19422,9 +20203,9 @@
       <w:color w:val="808080"/>
     </w:rPr>
   </w:style>
-  <w:style w:type="character" w:styleId="Marquedecommentaire">
+  <w:style w:type="character" w:styleId="CommentReference">
     <w:name w:val="annotation reference"/>
-    <w:basedOn w:val="Policepardfaut"/>
+    <w:basedOn w:val="DefaultParagraphFont"/>
     <w:uiPriority w:val="99"/>
     <w:semiHidden/>
     <w:unhideWhenUsed/>
@@ -19434,10 +20215,10 @@
       <w:szCs w:val="16"/>
     </w:rPr>
   </w:style>
-  <w:style w:type="paragraph" w:styleId="Commentaire">
+  <w:style w:type="paragraph" w:styleId="CommentText">
     <w:name w:val="annotation text"/>
     <w:basedOn w:val="Normal"/>
-    <w:link w:val="CommentaireCar"/>
+    <w:link w:val="CommentTextChar"/>
     <w:uiPriority w:val="99"/>
     <w:unhideWhenUsed/>
     <w:rsid w:val="00245BBE"/>
@@ -19445,10 +20226,10 @@
       <w:szCs w:val="20"/>
     </w:rPr>
   </w:style>
-  <w:style w:type="character" w:customStyle="1" w:styleId="CommentaireCar">
-    <w:name w:val="Commentaire Car"/>
-    <w:basedOn w:val="Policepardfaut"/>
-    <w:link w:val="Commentaire"/>
+  <w:style w:type="character" w:customStyle="1" w:styleId="CommentTextChar">
+    <w:name w:val="Comment Text Char"/>
+    <w:basedOn w:val="DefaultParagraphFont"/>
+    <w:link w:val="CommentText"/>
     <w:uiPriority w:val="99"/>
     <w:rsid w:val="00245BBE"/>
     <w:rPr>
@@ -19456,11 +20237,11 @@
       <w:lang w:eastAsia="de-DE"/>
     </w:rPr>
   </w:style>
-  <w:style w:type="paragraph" w:styleId="Objetducommentaire">
+  <w:style w:type="paragraph" w:styleId="CommentSubject">
     <w:name w:val="annotation subject"/>
-    <w:basedOn w:val="Commentaire"/>
-    <w:next w:val="Commentaire"/>
-    <w:link w:val="ObjetducommentaireCar"/>
+    <w:basedOn w:val="CommentText"/>
+    <w:next w:val="CommentText"/>
+    <w:link w:val="CommentSubjectChar"/>
     <w:uiPriority w:val="99"/>
     <w:semiHidden/>
     <w:unhideWhenUsed/>
@@ -19470,10 +20251,10 @@
       <w:bCs/>
     </w:rPr>
   </w:style>
-  <w:style w:type="character" w:customStyle="1" w:styleId="ObjetducommentaireCar">
-    <w:name w:val="Objet du commentaire Car"/>
-    <w:basedOn w:val="CommentaireCar"/>
-    <w:link w:val="Objetducommentaire"/>
+  <w:style w:type="character" w:customStyle="1" w:styleId="CommentSubjectChar">
+    <w:name w:val="Comment Subject Char"/>
+    <w:basedOn w:val="CommentTextChar"/>
+    <w:link w:val="CommentSubject"/>
     <w:uiPriority w:val="99"/>
     <w:semiHidden/>
     <w:rsid w:val="00245BBE"/>
@@ -19527,7 +20308,7 @@
           </w:pPr>
           <w:r>
             <w:rPr>
-              <w:rStyle w:val="Textedelespacerserv"/>
+              <w:rStyle w:val="PlaceholderText"/>
             </w:rPr>
             <w:t>[Auteur ]</w:t>
           </w:r>
@@ -19596,17 +20377,12 @@
     <w:pitch w:val="variable"/>
     <w:sig w:usb0="E00006FF" w:usb1="420024FF" w:usb2="02000000" w:usb3="00000000" w:csb0="0000019F" w:csb1="00000000"/>
   </w:font>
-  <w:font w:name="Aptos">
+  <w:font w:name="Calibri Light">
+    <w:panose1 w:val="020F0302020204030204"/>
     <w:charset w:val="00"/>
     <w:family w:val="swiss"/>
     <w:pitch w:val="variable"/>
-    <w:sig w:usb0="20000287" w:usb1="00000003" w:usb2="00000000" w:usb3="00000000" w:csb0="0000019F" w:csb1="00000000"/>
-  </w:font>
-  <w:font w:name="Aptos Display">
-    <w:charset w:val="00"/>
-    <w:family w:val="swiss"/>
-    <w:pitch w:val="variable"/>
-    <w:sig w:usb0="20000287" w:usb1="00000003" w:usb2="00000000" w:usb3="00000000" w:csb0="0000019F" w:csb1="00000000"/>
+    <w:sig w:usb0="E4002EFF" w:usb1="C200247B" w:usb2="00000009" w:usb3="00000000" w:csb0="000001FF" w:csb1="00000000"/>
   </w:font>
 </w:fonts>
 </file>
@@ -19636,6 +20412,7 @@
     <w:rsid w:val="003366A8"/>
     <w:rsid w:val="003C52E4"/>
     <w:rsid w:val="00477435"/>
+    <w:rsid w:val="005021BB"/>
     <w:rsid w:val="00540217"/>
     <w:rsid w:val="006930A9"/>
     <w:rsid w:val="006D7F9F"/>
@@ -19647,6 +20424,7 @@
     <w:rsid w:val="00AD1A8F"/>
     <w:rsid w:val="00B250B0"/>
     <w:rsid w:val="00B503AF"/>
+    <w:rsid w:val="00B515CE"/>
     <w:rsid w:val="00BC344B"/>
     <w:rsid w:val="00BE5347"/>
     <w:rsid w:val="00CD64D8"/>
@@ -19676,7 +20454,7 @@
   </m:mathPr>
   <w:themeFontLang w:val="fr-CH"/>
   <w:clrSchemeMapping w:bg1="light1" w:t1="dark1" w:bg2="light2" w:t2="dark2" w:accent1="accent1" w:accent2="accent2" w:accent3="accent3" w:accent4="accent4" w:accent5="accent5" w:accent6="accent6" w:hyperlink="hyperlink" w:followedHyperlink="followedHyperlink"/>
-  <w:decimalSymbol w:val="."/>
+  <w:decimalSymbol w:val=","/>
   <w:listSeparator w:val=";"/>
   <w15:chartTrackingRefBased/>
 </w:settings>
@@ -20087,13 +20865,13 @@
       <w:szCs w:val="3276"/>
     </w:rPr>
   </w:style>
-  <w:style w:type="character" w:default="1" w:styleId="Policepardfaut">
+  <w:style w:type="character" w:default="1" w:styleId="DefaultParagraphFont">
     <w:name w:val="Default Paragraph Font"/>
     <w:uiPriority w:val="1"/>
     <w:semiHidden/>
     <w:unhideWhenUsed/>
   </w:style>
-  <w:style w:type="table" w:default="1" w:styleId="TableauNormal">
+  <w:style w:type="table" w:default="1" w:styleId="TableNormal">
     <w:name w:val="Normal Table"/>
     <w:uiPriority w:val="99"/>
     <w:semiHidden/>
@@ -20108,15 +20886,15 @@
       </w:tblCellMar>
     </w:tblPr>
   </w:style>
-  <w:style w:type="numbering" w:default="1" w:styleId="Aucuneliste">
+  <w:style w:type="numbering" w:default="1" w:styleId="NoList">
     <w:name w:val="No List"/>
     <w:uiPriority w:val="99"/>
     <w:semiHidden/>
     <w:unhideWhenUsed/>
   </w:style>
-  <w:style w:type="character" w:styleId="Textedelespacerserv">
+  <w:style w:type="character" w:styleId="PlaceholderText">
     <w:name w:val="Placeholder Text"/>
-    <w:basedOn w:val="Policepardfaut"/>
+    <w:basedOn w:val="DefaultParagraphFont"/>
     <w:uiPriority w:val="99"/>
     <w:semiHidden/>
     <w:rsid w:val="00540217"/>

--- a/doc/GAMEZ_rapport_TPI.docx
+++ b/doc/GAMEZ_rapport_TPI.docx
@@ -5023,11 +5023,7 @@
               </w:rPr>
             </w:pPr>
             <w:r>
-              <w:rPr>
-                <w:szCs w:val="22"/>
-                <w:lang w:val="fr-CH"/>
-              </w:rPr>
-              <w:t>Interface responsive et code maintenable</w:t>
+              <w:t>Interface ergonomique et code maintenable</w:t>
             </w:r>
           </w:p>
         </w:tc>
@@ -5058,11 +5054,7 @@
               </w:rPr>
             </w:pPr>
             <w:r>
-              <w:rPr>
-                <w:szCs w:val="22"/>
-                <w:lang w:val="fr-CH"/>
-              </w:rPr>
-              <w:t>Affichage adapté desktop et mobile, code commenté, pattern MVC ou parente</w:t>
+              <w:t>Interface adaptée aux écrans desktop, code commenté, pattern MVC ou équivalent</w:t>
             </w:r>
           </w:p>
         </w:tc>
@@ -6021,7 +6013,13 @@
         <w:rPr>
           <w:lang w:val="fr-CH"/>
         </w:rPr>
-        <w:t xml:space="preserve">Le diagramme ci-dessus représente l’ensemble des cas d’utilisation de l’application CodeMentor et les acteurs qui les déclenchent. Deux acteurs humains apparaissent : le « Visiteur », qui correspond à toute personne arrivant sur l’application sans être authentifiée, et l’« Utilisateur », qui hérite du Visiteur une fois la connexion via GitHub OAuth réalisée. Trois acteurs externes complètent le système : l’API GitHub pour l’authentification et la récupération du code, l’API OpenRouter pour l’analyse par intelligence artificielle, et la base de données interne pour la persistance des projets et de leurs </w:t>
+        <w:t>Le diagramme ci-dessus représente l’ensemble des cas d’utilisation de l’application CodeMentor et les acteurs qui les déclenchent. Deux acteurs humains apparaissent : le « Visiteur », qui correspond à toute personne arrivant sur l’application sans être authentifiée, et l’« Utilisateur », qui hérite du Visiteur une fois la connexion via GitHub OAuth réalisée. Trois acteurs externes complètent le système : l’API GitHub pour l’authentification et la récupération du code, l’API OpenRouter pour l’analyse par int</w:t>
+      </w:r>
+      <w:r>
+        <w:rPr>
+          <w:lang w:val="fr-CH"/>
+        </w:rPr>
+        <w:t xml:space="preserve">elligence artificielle, et la base de données interne pour la persistance des projets et de leurs </w:t>
       </w:r>
       <w:r>
         <w:rPr>
@@ -6505,7 +6503,13 @@
         <w:rPr>
           <w:lang w:val="fr-CH"/>
         </w:rPr>
-        <w:t xml:space="preserve">’existence du dépôt (« Dépôt GitHub détecté ? ») puis les permissions de lecture de l’utilisateur sur ce dépôt. En cas d’échec sur l’une ou l’autre vérification, un message d’erreur dédié est affiché (dépôt introuvable ou accès refusé). Si les deux conditions sont remplies, le projet est créé dans CodeMentor et l’utilisateur est redirigé vers sa page </w:t>
+        <w:t>’existence du dépôt (« Dépôt GitHub détecté ? ») puis les permissions de lecture de l’utilisateur sur ce dépôt. En cas d’échec sur l’une ou l’autre vérification, un message d’erreur dédié est affiché (dépôt introuvable ou accès refusé). Si les deux</w:t>
+      </w:r>
+      <w:r>
+        <w:rPr>
+          <w:lang w:val="fr-CH"/>
+        </w:rPr>
+        <w:t xml:space="preserve"> conditions sont remplies, le projet est créé dans CodeMentor et l’utilisateur est redirigé vers sa page </w:t>
       </w:r>
       <w:r>
         <w:rPr>
@@ -6615,7 +6619,13 @@
         <w:rPr>
           <w:lang w:val="fr-CH"/>
         </w:rPr>
-        <w:t xml:space="preserve"> non, l’utilisateur dispose de trois actions parallèles sur les résultats consolidés : consulter les explications du code, dérouler les erreurs détectées et leurs suggestions de correction, et visualiser le diagramme structurel généré. Cette logique reflète directement le contenu de l’écran « Résultats d’analyse » présenté dans la section Maquette Web.</w:t>
+        <w:t xml:space="preserve"> non, l’utilisateur dispose de trois actions parallèles sur les résultats consolidés : consulter les explications du code, dérouler les erreurs détectées et leurs suggestions de correction, et visualiser le diagramme structurel généré. Cette logique reflète directement le contenu de l’é</w:t>
+      </w:r>
+      <w:r>
+        <w:rPr>
+          <w:lang w:val="fr-CH"/>
+        </w:rPr>
+        <w:t>cran « Résultats d’analyse » présenté dans la section Maquette Web.</w:t>
       </w:r>
     </w:p>
     <w:p>
@@ -6719,7 +6729,13 @@
         <w:rPr>
           <w:lang w:val="fr-CH"/>
         </w:rPr>
-        <w:t>e n’est qu’après confirmation explicite que le projet et toutes ses analyses associées sont effectivement supprimés. L’utilisateur est ensuite renvoyé vers la liste mise à jour de ses projets.</w:t>
+        <w:t>e n’est qu’après confirmation ex</w:t>
+      </w:r>
+      <w:r>
+        <w:rPr>
+          <w:lang w:val="fr-CH"/>
+        </w:rPr>
+        <w:t>plicite que le projet et toutes ses analyses associées sont effectivement supprimés. L’utilisateur est ensuite renvoyé vers la liste mise à jour de ses projets.</w:t>
       </w:r>
     </w:p>
     <w:p>
@@ -6957,6 +6973,7 @@
       </w:pPr>
       <w:r>
         <w:rPr>
+          <w:noProof/>
           <w:lang w:val="fr-CH"/>
         </w:rPr>
         <w:lastRenderedPageBreak/>
@@ -7112,6 +7129,7 @@
       </w:pPr>
       <w:r>
         <w:rPr>
+          <w:noProof/>
           <w:lang w:val="fr-CH"/>
         </w:rPr>
         <w:lastRenderedPageBreak/>
@@ -7195,6 +7213,7 @@
       </w:pPr>
       <w:r>
         <w:rPr>
+          <w:noProof/>
           <w:lang w:val="fr-CH"/>
         </w:rPr>
         <w:lastRenderedPageBreak/>
@@ -7272,6 +7291,7 @@
       </w:pPr>
       <w:r>
         <w:rPr>
+          <w:noProof/>
           <w:lang w:val="fr-CH"/>
         </w:rPr>
         <w:lastRenderedPageBreak/>
@@ -7331,7 +7351,13 @@
         <w:rPr>
           <w:lang w:val="fr-CH"/>
         </w:rPr>
-        <w:t>Page dédiée à un dépôt sélectionné (ici « my-awesome-repo »), affichant ses métadonnées principales : langage, visibilité, nombre d’étoiles et date de création. La section « Historique des analyses » récapitule dans un tableau toutes les analyses lancées sur le projet avec leur identifiant, leur date, leur statut (succès, échec) et le nombre d’erreurs détectées. Les boutons « Voir sur GitHub » et « Lancer une analyse » permettent respectivement d’ouvrir le dépôt en ligne ou de déclencher une nouvelle analyse, tandis que « Consulter » réouvre les résultats d’une analyse passée.</w:t>
+        <w:t>Page dédiée à un dépôt sélectionné (ici « my-awesome-repo »), affichant ses métadonnées principales : langage, visibilité, nombre d’étoiles et date de création. La section « Historique des analyses » récapitule dans un tableau toutes les analyses lancées sur le projet avec leur identifiant, leur date, leur statut (succès, échec) et le nombre d’erreurs détectées. Les boutons « Voir sur GitHub » et « Lancer une analyse » permettent respectivement d’ouvrir le dépôt en ligne ou de déclencher une nouvelle analys</w:t>
+      </w:r>
+      <w:r>
+        <w:rPr>
+          <w:lang w:val="fr-CH"/>
+        </w:rPr>
+        <w:t>e, tandis que « Consulter » réouvre les résultats d’une analyse passée.</w:t>
       </w:r>
     </w:p>
     <w:p>
@@ -7467,23 +7493,1179 @@
     </w:p>
     <w:p>
       <w:pPr>
+        <w:pStyle w:val="Heading3"/>
+      </w:pPr>
+      <w:r>
+        <w:t>Conception de l’API REST</w:t>
+      </w:r>
+    </w:p>
+    <w:p>
+      <w:pPr>
         <w:pStyle w:val="BITTextkrper"/>
-        <w:rPr>
-          <w:i/>
-          <w:iCs/>
-          <w:color w:val="A6A6A6" w:themeColor="background1" w:themeShade="A6"/>
-        </w:rPr>
-      </w:pPr>
-      <w:r>
-        <w:rPr>
-          <w:i/>
-          <w:iCs/>
-          <w:color w:val="A6A6A6" w:themeColor="background1" w:themeShade="A6"/>
-          <w:highlight w:val="yellow"/>
-        </w:rPr>
-        <w:t>Phases, étapes clés</w:t>
-      </w:r>
-    </w:p>
+        <w:jc w:val="both"/>
+        <w:rPr>
+          <w:lang w:val="fr-CH"/>
+        </w:rPr>
+      </w:pPr>
+      <w:r>
+        <w:rPr>
+          <w:lang w:val="fr-CH"/>
+        </w:rPr>
+        <w:t>L’API REST de CodeMentor expose les fonctionnalités de l’application sous forme d’endpoints HTTP consommés par le frontend Vue.js. Toutes les réponses sont au format JSON et la documentation interactive de l’API est générée avec Swagger, accessible sur l’URL /api/docs.</w:t>
+      </w:r>
+    </w:p>
+    <w:p>
+      <w:pPr>
+        <w:pStyle w:val="BITTextkrper"/>
+        <w:jc w:val="both"/>
+        <w:rPr>
+          <w:lang w:val="fr-CH"/>
+        </w:rPr>
+      </w:pPr>
+      <w:r>
+        <w:t>L’authentification repose sur une session HTTP-only ouverte après le flux OAuth GitHub. Toutes les routes en dehors de /auth/* requièrent une session valide et retournent un code 401 sinon. Une ressource qui appartient à un autre utilisateur est traitée comme inexistante (code 404) pour éviter toute fuite d’information.</w:t>
+      </w:r>
+    </w:p>
+    <w:p>
+      <w:pPr>
+        <w:pStyle w:val="BITTextkrper"/>
+        <w:jc w:val="both"/>
+        <w:rPr>
+          <w:b/>
+          <w:bCs/>
+        </w:rPr>
+      </w:pPr>
+      <w:r>
+        <w:rPr>
+          <w:b/>
+          <w:bCs/>
+        </w:rPr>
+        <w:t>Authentification</w:t>
+      </w:r>
+      <w:r>
+        <w:rPr>
+          <w:b/>
+          <w:bCs/>
+        </w:rPr>
+        <w:t xml:space="preserve"> :</w:t>
+      </w:r>
+    </w:p>
+    <w:p>
+      <w:pPr>
+        <w:pStyle w:val="BITBullet1"/>
+      </w:pPr>
+      <w:r>
+        <w:rPr>
+          <w:b/>
+          <w:bCs/>
+        </w:rPr>
+        <w:t>GET /auth/github/login</w:t>
+      </w:r>
+      <w:r>
+        <w:t xml:space="preserve"> </w:t>
+      </w:r>
+      <w:r>
+        <w:t>:</w:t>
+      </w:r>
+      <w:r>
+        <w:t xml:space="preserve"> redirige vers le flux OAuth GitHub.</w:t>
+      </w:r>
+    </w:p>
+    <w:p>
+      <w:pPr>
+        <w:pStyle w:val="BITBullet1"/>
+        <w:rPr>
+          <w:lang w:val="fr-CH"/>
+        </w:rPr>
+      </w:pPr>
+      <w:r>
+        <w:rPr>
+          <w:b/>
+          <w:bCs/>
+          <w:lang w:val="fr-CH"/>
+        </w:rPr>
+        <w:t>GET /auth/github/callback</w:t>
+      </w:r>
+      <w:r>
+        <w:rPr>
+          <w:lang w:val="fr-CH"/>
+        </w:rPr>
+        <w:t> :</w:t>
+      </w:r>
+      <w:r>
+        <w:rPr>
+          <w:lang w:val="fr-CH"/>
+        </w:rPr>
+        <w:t xml:space="preserve"> reçoit le code GitHub, crée ou met à jour l’utilisateur et ouvre la session.</w:t>
+      </w:r>
+    </w:p>
+    <w:p>
+      <w:pPr>
+        <w:pStyle w:val="BITBullet1"/>
+        <w:rPr>
+          <w:lang w:val="fr-CH"/>
+        </w:rPr>
+      </w:pPr>
+      <w:r>
+        <w:rPr>
+          <w:b/>
+          <w:bCs/>
+          <w:lang w:val="fr-CH"/>
+        </w:rPr>
+        <w:t>POST /auth/logout</w:t>
+      </w:r>
+      <w:r>
+        <w:rPr>
+          <w:lang w:val="fr-CH"/>
+        </w:rPr>
+        <w:t> :</w:t>
+      </w:r>
+      <w:r>
+        <w:rPr>
+          <w:lang w:val="fr-CH"/>
+        </w:rPr>
+        <w:t xml:space="preserve"> termine la session (code 204).</w:t>
+      </w:r>
+    </w:p>
+    <w:p>
+      <w:pPr>
+        <w:pStyle w:val="BITTextkrper"/>
+        <w:jc w:val="both"/>
+        <w:rPr>
+          <w:b/>
+          <w:bCs/>
+        </w:rPr>
+      </w:pPr>
+      <w:r>
+        <w:rPr>
+          <w:b/>
+          <w:bCs/>
+        </w:rPr>
+        <w:t>Projets</w:t>
+      </w:r>
+      <w:r>
+        <w:rPr>
+          <w:b/>
+          <w:bCs/>
+        </w:rPr>
+        <w:t xml:space="preserve"> : </w:t>
+      </w:r>
+    </w:p>
+    <w:p>
+      <w:pPr>
+        <w:pStyle w:val="BITBullet1"/>
+        <w:rPr>
+          <w:lang w:val="fr-CH"/>
+        </w:rPr>
+      </w:pPr>
+      <w:r>
+        <w:rPr>
+          <w:b/>
+          <w:bCs/>
+          <w:lang w:val="fr-CH"/>
+        </w:rPr>
+        <w:t>GET /projects</w:t>
+      </w:r>
+      <w:r>
+        <w:rPr>
+          <w:lang w:val="fr-CH"/>
+        </w:rPr>
+        <w:t> :</w:t>
+      </w:r>
+      <w:r>
+        <w:rPr>
+          <w:lang w:val="fr-CH"/>
+        </w:rPr>
+        <w:t xml:space="preserve"> liste les projets de l’utilisateur.</w:t>
+      </w:r>
+    </w:p>
+    <w:p>
+      <w:pPr>
+        <w:pStyle w:val="BITBullet1"/>
+        <w:rPr>
+          <w:lang w:val="fr-CH"/>
+        </w:rPr>
+      </w:pPr>
+      <w:r>
+        <w:rPr>
+          <w:b/>
+          <w:bCs/>
+          <w:lang w:val="fr-CH"/>
+        </w:rPr>
+        <w:t>POST /projects</w:t>
+      </w:r>
+      <w:r>
+        <w:rPr>
+          <w:lang w:val="fr-CH"/>
+        </w:rPr>
+        <w:t> :</w:t>
+      </w:r>
+      <w:r>
+        <w:rPr>
+          <w:lang w:val="fr-CH"/>
+        </w:rPr>
+        <w:t xml:space="preserve"> ajoute un projet à partir d’une URL GitHub. Renvoie 201 si tout va bien, 404 si le dépôt est introuvable, 403 si l’utilisateur n’a pas accès au dépôt, 409 si le projet existe déjà pour cet utilisateur.</w:t>
+      </w:r>
+    </w:p>
+    <w:p>
+      <w:pPr>
+        <w:pStyle w:val="BITBullet1"/>
+        <w:rPr>
+          <w:lang w:val="fr-CH"/>
+        </w:rPr>
+      </w:pPr>
+      <w:r>
+        <w:t>GET /projects/:id : détail d’un projet, de ses métadonnées GitHub et de son historique d’analyses.</w:t>
+      </w:r>
+    </w:p>
+    <w:p>
+      <w:pPr>
+        <w:pStyle w:val="BITBullet1"/>
+        <w:rPr>
+          <w:lang w:val="fr-CH"/>
+        </w:rPr>
+      </w:pPr>
+      <w:r>
+        <w:rPr>
+          <w:b/>
+          <w:bCs/>
+          <w:lang w:val="fr-CH"/>
+        </w:rPr>
+        <w:lastRenderedPageBreak/>
+        <w:t>DELETE /projects/:id</w:t>
+      </w:r>
+      <w:r>
+        <w:rPr>
+          <w:lang w:val="fr-CH"/>
+        </w:rPr>
+        <w:t> :</w:t>
+      </w:r>
+      <w:r>
+        <w:rPr>
+          <w:lang w:val="fr-CH"/>
+        </w:rPr>
+        <w:t xml:space="preserve"> supprime le projet et son historique d’analyses. Renvoie 409 si une analyse est en cours sur ce projet, conformément au diagramme d’activité de la suppression.</w:t>
+      </w:r>
+    </w:p>
+    <w:p>
+      <w:pPr>
+        <w:pStyle w:val="BITTextkrper"/>
+        <w:jc w:val="both"/>
+        <w:rPr>
+          <w:b/>
+          <w:bCs/>
+        </w:rPr>
+      </w:pPr>
+      <w:r>
+        <w:rPr>
+          <w:b/>
+          <w:bCs/>
+        </w:rPr>
+        <w:t>Analyses</w:t>
+      </w:r>
+      <w:r>
+        <w:rPr>
+          <w:b/>
+          <w:bCs/>
+        </w:rPr>
+        <w:t xml:space="preserve"> :</w:t>
+      </w:r>
+    </w:p>
+    <w:p>
+      <w:pPr>
+        <w:pStyle w:val="BITBullet1"/>
+        <w:rPr>
+          <w:lang w:val="fr-CH"/>
+        </w:rPr>
+      </w:pPr>
+      <w:r>
+        <w:rPr>
+          <w:b/>
+          <w:bCs/>
+          <w:lang w:val="fr-CH"/>
+        </w:rPr>
+        <w:t>POST /projects/:id/analyses</w:t>
+      </w:r>
+      <w:r>
+        <w:rPr>
+          <w:lang w:val="fr-CH"/>
+        </w:rPr>
+        <w:t> :</w:t>
+      </w:r>
+      <w:r>
+        <w:rPr>
+          <w:lang w:val="fr-CH"/>
+        </w:rPr>
+        <w:t xml:space="preserve"> lance une nouvelle analyse. L’API enregistre l’analyse en base avec le statut queued et renvoie immédiatement le code 202 avec l’identifiant de l’analyse ; le traitement effectif est délégué au worker asynchrone.</w:t>
+      </w:r>
+    </w:p>
+    <w:p>
+      <w:pPr>
+        <w:pStyle w:val="BITBullet1"/>
+        <w:rPr>
+          <w:lang w:val="fr-CH"/>
+        </w:rPr>
+      </w:pPr>
+      <w:r>
+        <w:rPr>
+          <w:lang w:val="fr-CH"/>
+        </w:rPr>
+        <w:t>GET /analyses/:id : résultat complet d’une analyse terminée : vue d’ensemble, fichiers analysés, erreurs détectées avec leurs corrections suggérées et diagramme Mermaid.</w:t>
+      </w:r>
+    </w:p>
+    <w:p>
+      <w:pPr>
+        <w:pStyle w:val="BITBullet1"/>
+        <w:rPr>
+          <w:lang w:val="fr-CH"/>
+        </w:rPr>
+      </w:pPr>
+      <w:r>
+        <w:rPr>
+          <w:b/>
+          <w:bCs/>
+          <w:lang w:val="fr-CH"/>
+        </w:rPr>
+        <w:t>GET /analyses/:id/status</w:t>
+      </w:r>
+      <w:r>
+        <w:rPr>
+          <w:b/>
+          <w:bCs/>
+          <w:lang w:val="fr-CH"/>
+        </w:rPr>
+        <w:t> </w:t>
+      </w:r>
+      <w:r>
+        <w:rPr>
+          <w:lang w:val="fr-CH"/>
+        </w:rPr>
+        <w:t>:</w:t>
+      </w:r>
+      <w:r>
+        <w:rPr>
+          <w:lang w:val="fr-CH"/>
+        </w:rPr>
+        <w:t xml:space="preserve"> endpoint léger interrogé en boucle par le frontend pour afficher la barre de progression ; renvoie le statut courant et le pourcentage d’avancement.</w:t>
+      </w:r>
+    </w:p>
+    <w:p>
+      <w:pPr>
+        <w:pStyle w:val="BITTextkrper"/>
+        <w:jc w:val="both"/>
+        <w:rPr>
+          <w:lang w:val="fr-CH"/>
+        </w:rPr>
+      </w:pPr>
+      <w:r>
+        <w:rPr>
+          <w:lang w:val="fr-CH"/>
+        </w:rPr>
+        <w:t>Les codes HTTP utilisés suivent les conventions REST : 200 pour une lecture, 201 pour une création, 202 pour une création asynchrone, 204 pour une suppression, 400 pour un payload invalide, 401 pour une session manquante, 404 pour une ressource introuvable et 409 pour un conflit (doublon ou analyse en cours).</w:t>
+      </w:r>
+    </w:p>
+    <w:p>
+      <w:pPr>
+        <w:pStyle w:val="Heading3"/>
+      </w:pPr>
+      <w:r>
+        <w:t>Conception des tests</w:t>
+      </w:r>
+    </w:p>
+    <w:tbl>
+      <w:tblPr>
+        <w:tblStyle w:val="TableGrid"/>
+        <w:tblW w:w="0" w:type="auto"/>
+        <w:tblLook w:val="04A0" w:firstRow="1" w:lastRow="0" w:firstColumn="1" w:lastColumn="0" w:noHBand="0" w:noVBand="1"/>
+      </w:tblPr>
+      <w:tblGrid>
+        <w:gridCol w:w="600"/>
+        <w:gridCol w:w="1900"/>
+        <w:gridCol w:w="3263"/>
+        <w:gridCol w:w="3263"/>
+      </w:tblGrid>
+      <w:tr>
+        <w:tc>
+          <w:tcPr>
+            <w:tcW w:w="600" w:type="dxa"/>
+          </w:tcPr>
+          <w:p>
+            <w:r>
+              <w:rPr>
+                <w:b/>
+              </w:rPr>
+              <w:t>N°</w:t>
+            </w:r>
+          </w:p>
+        </w:tc>
+        <w:tc>
+          <w:tcPr>
+            <w:tcW w:w="1900" w:type="dxa"/>
+          </w:tcPr>
+          <w:p>
+            <w:r>
+              <w:rPr>
+                <w:b/>
+              </w:rPr>
+              <w:t>Objet testé</w:t>
+            </w:r>
+          </w:p>
+        </w:tc>
+        <w:tc>
+          <w:tcPr>
+            <w:tcW w:w="3263" w:type="dxa"/>
+          </w:tcPr>
+          <w:p>
+            <w:r>
+              <w:rPr>
+                <w:b/>
+              </w:rPr>
+              <w:t>Description du test</w:t>
+            </w:r>
+          </w:p>
+        </w:tc>
+        <w:tc>
+          <w:tcPr>
+            <w:tcW w:w="3263" w:type="dxa"/>
+          </w:tcPr>
+          <w:p>
+            <w:r>
+              <w:rPr>
+                <w:b/>
+              </w:rPr>
+              <w:t>Résultat attendu</w:t>
+            </w:r>
+          </w:p>
+        </w:tc>
+      </w:tr>
+      <w:tr>
+        <w:tc>
+          <w:tcPr>
+            <w:tcW w:w="600" w:type="dxa"/>
+          </w:tcPr>
+          <w:p>
+            <w:r>
+              <w:t>1</w:t>
+            </w:r>
+          </w:p>
+        </w:tc>
+        <w:tc>
+          <w:tcPr>
+            <w:tcW w:w="1900" w:type="dxa"/>
+          </w:tcPr>
+          <w:p>
+            <w:r>
+              <w:t>Connexion GitHub</w:t>
+            </w:r>
+          </w:p>
+        </w:tc>
+        <w:tc>
+          <w:tcPr>
+            <w:tcW w:w="3263" w:type="dxa"/>
+          </w:tcPr>
+          <w:p>
+            <w:r>
+              <w:t>L’utilisateur clique sur « Se connecter » et autorise l’application sur GitHub.</w:t>
+            </w:r>
+          </w:p>
+        </w:tc>
+        <w:tc>
+          <w:tcPr>
+            <w:tcW w:w="3263" w:type="dxa"/>
+          </w:tcPr>
+          <w:p>
+            <w:r>
+              <w:t>L’utilisateur est redirigé vers la liste de ses projets, sa session est active.</w:t>
+            </w:r>
+          </w:p>
+        </w:tc>
+      </w:tr>
+      <w:tr>
+        <w:tc>
+          <w:tcPr>
+            <w:tcW w:w="600" w:type="dxa"/>
+          </w:tcPr>
+          <w:p>
+            <w:r>
+              <w:t>2</w:t>
+            </w:r>
+          </w:p>
+        </w:tc>
+        <w:tc>
+          <w:tcPr>
+            <w:tcW w:w="1900" w:type="dxa"/>
+          </w:tcPr>
+          <w:p>
+            <w:r>
+              <w:t>Déconnexion</w:t>
+            </w:r>
+          </w:p>
+        </w:tc>
+        <w:tc>
+          <w:tcPr>
+            <w:tcW w:w="3263" w:type="dxa"/>
+          </w:tcPr>
+          <w:p>
+            <w:r>
+              <w:t>L’utilisateur authentifié clique sur « Se déconnecter ».</w:t>
+            </w:r>
+          </w:p>
+        </w:tc>
+        <w:tc>
+          <w:tcPr>
+            <w:tcW w:w="3263" w:type="dxa"/>
+          </w:tcPr>
+          <w:p>
+            <w:r>
+              <w:t>La session est fermée et l’utilisateur retourne sur la page de connexion.</w:t>
+            </w:r>
+          </w:p>
+        </w:tc>
+      </w:tr>
+      <w:tr>
+        <w:tc>
+          <w:tcPr>
+            <w:tcW w:w="600" w:type="dxa"/>
+          </w:tcPr>
+          <w:p>
+            <w:r>
+              <w:t>3</w:t>
+            </w:r>
+          </w:p>
+        </w:tc>
+        <w:tc>
+          <w:tcPr>
+            <w:tcW w:w="1900" w:type="dxa"/>
+          </w:tcPr>
+          <w:p>
+            <w:r>
+              <w:t>Liste des projets</w:t>
+            </w:r>
+          </w:p>
+        </w:tc>
+        <w:tc>
+          <w:tcPr>
+            <w:tcW w:w="3263" w:type="dxa"/>
+          </w:tcPr>
+          <w:p>
+            <w:r>
+              <w:t>L’utilisateur consulte sa liste de projets.</w:t>
+            </w:r>
+          </w:p>
+        </w:tc>
+        <w:tc>
+          <w:tcPr>
+            <w:tcW w:w="3263" w:type="dxa"/>
+          </w:tcPr>
+          <w:p>
+            <w:r>
+              <w:t>Ses projets s’affichent avec leur nom, leur langage principal et le nombre d’analyses.</w:t>
+            </w:r>
+          </w:p>
+        </w:tc>
+      </w:tr>
+      <w:tr>
+        <w:tc>
+          <w:tcPr>
+            <w:tcW w:w="600" w:type="dxa"/>
+          </w:tcPr>
+          <w:p>
+            <w:r>
+              <w:t>4</w:t>
+            </w:r>
+          </w:p>
+        </w:tc>
+        <w:tc>
+          <w:tcPr>
+            <w:tcW w:w="1900" w:type="dxa"/>
+          </w:tcPr>
+          <w:p>
+            <w:r>
+              <w:t>Ajout d’un projet valide</w:t>
+            </w:r>
+          </w:p>
+        </w:tc>
+        <w:tc>
+          <w:tcPr>
+            <w:tcW w:w="3263" w:type="dxa"/>
+          </w:tcPr>
+          <w:p>
+            <w:r>
+              <w:t>L’utilisateur saisit l’URL d’un dépôt GitHub auquel il a accès.</w:t>
+            </w:r>
+          </w:p>
+        </w:tc>
+        <w:tc>
+          <w:tcPr>
+            <w:tcW w:w="3263" w:type="dxa"/>
+          </w:tcPr>
+          <w:p>
+            <w:r>
+              <w:t>Le projet est créé et l’utilisateur est redirigé vers la page du projet.</w:t>
+            </w:r>
+          </w:p>
+        </w:tc>
+      </w:tr>
+      <w:tr>
+        <w:tc>
+          <w:tcPr>
+            <w:tcW w:w="600" w:type="dxa"/>
+          </w:tcPr>
+          <w:p>
+            <w:r>
+              <w:t>5</w:t>
+            </w:r>
+          </w:p>
+        </w:tc>
+        <w:tc>
+          <w:tcPr>
+            <w:tcW w:w="1900" w:type="dxa"/>
+          </w:tcPr>
+          <w:p>
+            <w:r>
+              <w:t>Ajout d’un dépôt inexistant</w:t>
+            </w:r>
+          </w:p>
+        </w:tc>
+        <w:tc>
+          <w:tcPr>
+            <w:tcW w:w="3263" w:type="dxa"/>
+          </w:tcPr>
+          <w:p>
+            <w:r>
+              <w:t>L’utilisateur saisit une URL pointant vers un dépôt qui n’existe pas.</w:t>
+            </w:r>
+          </w:p>
+        </w:tc>
+        <w:tc>
+          <w:tcPr>
+            <w:tcW w:w="3263" w:type="dxa"/>
+          </w:tcPr>
+          <w:p>
+            <w:r>
+              <w:t>Un message « dépôt introuvable » est affiché et aucun projet n’est créé.</w:t>
+            </w:r>
+          </w:p>
+        </w:tc>
+      </w:tr>
+      <w:tr>
+        <w:tc>
+          <w:tcPr>
+            <w:tcW w:w="600" w:type="dxa"/>
+          </w:tcPr>
+          <w:p>
+            <w:r>
+              <w:t>6</w:t>
+            </w:r>
+          </w:p>
+        </w:tc>
+        <w:tc>
+          <w:tcPr>
+            <w:tcW w:w="1900" w:type="dxa"/>
+          </w:tcPr>
+          <w:p>
+            <w:r>
+              <w:t>Ajout d’un dépôt sans accès</w:t>
+            </w:r>
+          </w:p>
+        </w:tc>
+        <w:tc>
+          <w:tcPr>
+            <w:tcW w:w="3263" w:type="dxa"/>
+          </w:tcPr>
+          <w:p>
+            <w:r>
+              <w:t>L’utilisateur saisit l’URL d’un dépôt privé auquel il n’a pas accès.</w:t>
+            </w:r>
+          </w:p>
+        </w:tc>
+        <w:tc>
+          <w:tcPr>
+            <w:tcW w:w="3263" w:type="dxa"/>
+          </w:tcPr>
+          <w:p>
+            <w:r>
+              <w:t>Un message « accès refusé » est affiché et aucun projet n’est créé.</w:t>
+            </w:r>
+          </w:p>
+        </w:tc>
+      </w:tr>
+      <w:tr>
+        <w:tc>
+          <w:tcPr>
+            <w:tcW w:w="600" w:type="dxa"/>
+          </w:tcPr>
+          <w:p>
+            <w:r>
+              <w:t>7</w:t>
+            </w:r>
+          </w:p>
+        </w:tc>
+        <w:tc>
+          <w:tcPr>
+            <w:tcW w:w="1900" w:type="dxa"/>
+          </w:tcPr>
+          <w:p>
+            <w:r>
+              <w:t>Ajout d’un projet en doublon</w:t>
+            </w:r>
+          </w:p>
+        </w:tc>
+        <w:tc>
+          <w:tcPr>
+            <w:tcW w:w="3263" w:type="dxa"/>
+          </w:tcPr>
+          <w:p>
+            <w:r>
+              <w:t>L’utilisateur ajoute deux fois le même dépôt sur son compte.</w:t>
+            </w:r>
+          </w:p>
+        </w:tc>
+        <w:tc>
+          <w:tcPr>
+            <w:tcW w:w="3263" w:type="dxa"/>
+          </w:tcPr>
+          <w:p>
+            <w:r>
+              <w:t>Un message « projet déjà existant » est affiché et aucun doublon n’est créé.</w:t>
+            </w:r>
+          </w:p>
+        </w:tc>
+      </w:tr>
+      <w:tr>
+        <w:tc>
+          <w:tcPr>
+            <w:tcW w:w="600" w:type="dxa"/>
+          </w:tcPr>
+          <w:p>
+            <w:r>
+              <w:t>8</w:t>
+            </w:r>
+          </w:p>
+        </w:tc>
+        <w:tc>
+          <w:tcPr>
+            <w:tcW w:w="1900" w:type="dxa"/>
+          </w:tcPr>
+          <w:p>
+            <w:r>
+              <w:t>Consultation d’un projet</w:t>
+            </w:r>
+          </w:p>
+        </w:tc>
+        <w:tc>
+          <w:tcPr>
+            <w:tcW w:w="3263" w:type="dxa"/>
+          </w:tcPr>
+          <w:p>
+            <w:r>
+              <w:t>L’utilisateur ouvre la page de détail d’un projet.</w:t>
+            </w:r>
+          </w:p>
+        </w:tc>
+        <w:tc>
+          <w:tcPr>
+            <w:tcW w:w="3263" w:type="dxa"/>
+          </w:tcPr>
+          <w:p>
+            <w:r>
+              <w:t>Les métadonnées GitHub et l’historique des analyses du projet s’affichent.</w:t>
+            </w:r>
+          </w:p>
+        </w:tc>
+      </w:tr>
+      <w:tr>
+        <w:tc>
+          <w:tcPr>
+            <w:tcW w:w="600" w:type="dxa"/>
+          </w:tcPr>
+          <w:p>
+            <w:r>
+              <w:t>9</w:t>
+            </w:r>
+          </w:p>
+        </w:tc>
+        <w:tc>
+          <w:tcPr>
+            <w:tcW w:w="1900" w:type="dxa"/>
+          </w:tcPr>
+          <w:p>
+            <w:r>
+              <w:t>Lancement d’une analyse</w:t>
+            </w:r>
+          </w:p>
+        </w:tc>
+        <w:tc>
+          <w:tcPr>
+            <w:tcW w:w="3263" w:type="dxa"/>
+          </w:tcPr>
+          <w:p>
+            <w:r>
+              <w:t>L’utilisateur clique sur « Lancer une analyse » depuis la page d’un projet.</w:t>
+            </w:r>
+          </w:p>
+        </w:tc>
+        <w:tc>
+          <w:tcPr>
+            <w:tcW w:w="3263" w:type="dxa"/>
+          </w:tcPr>
+          <w:p>
+            <w:r>
+              <w:t>L’analyse passe au statut « en cours » et l’écran de progression s’affiche.</w:t>
+            </w:r>
+          </w:p>
+        </w:tc>
+      </w:tr>
+      <w:tr>
+        <w:tc>
+          <w:tcPr>
+            <w:tcW w:w="600" w:type="dxa"/>
+          </w:tcPr>
+          <w:p>
+            <w:r>
+              <w:lastRenderedPageBreak/>
+              <w:t>10</w:t>
+            </w:r>
+          </w:p>
+        </w:tc>
+        <w:tc>
+          <w:tcPr>
+            <w:tcW w:w="1900" w:type="dxa"/>
+          </w:tcPr>
+          <w:p>
+            <w:r>
+              <w:t>Suivi de la progression</w:t>
+            </w:r>
+          </w:p>
+        </w:tc>
+        <w:tc>
+          <w:tcPr>
+            <w:tcW w:w="3263" w:type="dxa"/>
+          </w:tcPr>
+          <w:p>
+            <w:pPr>
+              <w:rPr>
+                <w:lang w:val="fr-CH"/>
+              </w:rPr>
+            </w:pPr>
+            <w:r>
+              <w:rPr>
+                <w:lang w:val="fr-CH"/>
+              </w:rPr>
+              <w:t>L’utilisateur reste sur l’écran de progression pendant qu’une analyse est en cours.</w:t>
+            </w:r>
+          </w:p>
+        </w:tc>
+        <w:tc>
+          <w:tcPr>
+            <w:tcW w:w="3263" w:type="dxa"/>
+          </w:tcPr>
+          <w:p>
+            <w:pPr>
+              <w:rPr>
+                <w:lang w:val="fr-CH"/>
+              </w:rPr>
+            </w:pPr>
+            <w:r>
+              <w:rPr>
+                <w:lang w:val="fr-CH"/>
+              </w:rPr>
+              <w:t>La barre de progression se met à jour régulièrement jusqu’à atteindre 100 %.</w:t>
+            </w:r>
+          </w:p>
+        </w:tc>
+      </w:tr>
+      <w:tr>
+        <w:tc>
+          <w:tcPr>
+            <w:tcW w:w="600" w:type="dxa"/>
+          </w:tcPr>
+          <w:p>
+            <w:r>
+              <w:t>11</w:t>
+            </w:r>
+          </w:p>
+        </w:tc>
+        <w:tc>
+          <w:tcPr>
+            <w:tcW w:w="1900" w:type="dxa"/>
+          </w:tcPr>
+          <w:p>
+            <w:r>
+              <w:t>Consultation des résultats</w:t>
+            </w:r>
+          </w:p>
+        </w:tc>
+        <w:tc>
+          <w:tcPr>
+            <w:tcW w:w="3263" w:type="dxa"/>
+          </w:tcPr>
+          <w:p>
+            <w:pPr>
+              <w:rPr>
+                <w:lang w:val="fr-CH"/>
+              </w:rPr>
+            </w:pPr>
+            <w:r>
+              <w:rPr>
+                <w:lang w:val="fr-CH"/>
+              </w:rPr>
+              <w:t>L’utilisateur ouvre une analyse terminée.</w:t>
+            </w:r>
+          </w:p>
+        </w:tc>
+        <w:tc>
+          <w:tcPr>
+            <w:tcW w:w="3263" w:type="dxa"/>
+          </w:tcPr>
+          <w:p>
+            <w:pPr>
+              <w:rPr>
+                <w:lang w:val="fr-CH"/>
+              </w:rPr>
+            </w:pPr>
+            <w:r>
+              <w:rPr>
+                <w:lang w:val="fr-CH"/>
+              </w:rPr>
+              <w:t>Le diagramme Mermaid, la vue d’ensemble et la liste des erreurs avec leurs corrections suggérées s’affichent.</w:t>
+            </w:r>
+          </w:p>
+        </w:tc>
+      </w:tr>
+      <w:tr>
+        <w:tc>
+          <w:tcPr>
+            <w:tcW w:w="600" w:type="dxa"/>
+          </w:tcPr>
+          <w:p>
+            <w:r>
+              <w:t>12</w:t>
+            </w:r>
+          </w:p>
+        </w:tc>
+        <w:tc>
+          <w:tcPr>
+            <w:tcW w:w="1900" w:type="dxa"/>
+          </w:tcPr>
+          <w:p>
+            <w:r>
+              <w:t>Échec d’analyse</w:t>
+            </w:r>
+          </w:p>
+        </w:tc>
+        <w:tc>
+          <w:tcPr>
+            <w:tcW w:w="3263" w:type="dxa"/>
+          </w:tcPr>
+          <w:p>
+            <w:pPr>
+              <w:rPr>
+                <w:lang w:val="fr-CH"/>
+              </w:rPr>
+            </w:pPr>
+            <w:r>
+              <w:rPr>
+                <w:lang w:val="fr-CH"/>
+              </w:rPr>
+              <w:t>L’API OpenRouter renvoie une erreur pendant le traitement d’une analyse.</w:t>
+            </w:r>
+          </w:p>
+        </w:tc>
+        <w:tc>
+          <w:tcPr>
+            <w:tcW w:w="3263" w:type="dxa"/>
+          </w:tcPr>
+          <w:p>
+            <w:pPr>
+              <w:rPr>
+                <w:lang w:val="fr-CH"/>
+              </w:rPr>
+            </w:pPr>
+            <w:r>
+              <w:rPr>
+                <w:lang w:val="fr-CH"/>
+              </w:rPr>
+              <w:t>L’analyse passe au statut « échoué » avec un message d’erreur, sans bloquer le worker.</w:t>
+            </w:r>
+          </w:p>
+        </w:tc>
+      </w:tr>
+      <w:tr>
+        <w:tc>
+          <w:tcPr>
+            <w:tcW w:w="600" w:type="dxa"/>
+          </w:tcPr>
+          <w:p>
+            <w:r>
+              <w:t>13</w:t>
+            </w:r>
+          </w:p>
+        </w:tc>
+        <w:tc>
+          <w:tcPr>
+            <w:tcW w:w="1900" w:type="dxa"/>
+          </w:tcPr>
+          <w:p>
+            <w:r>
+              <w:t>Suppression d’un projet</w:t>
+            </w:r>
+          </w:p>
+        </w:tc>
+        <w:tc>
+          <w:tcPr>
+            <w:tcW w:w="3263" w:type="dxa"/>
+          </w:tcPr>
+          <w:p>
+            <w:pPr>
+              <w:rPr>
+                <w:lang w:val="fr-CH"/>
+              </w:rPr>
+            </w:pPr>
+            <w:r>
+              <w:rPr>
+                <w:lang w:val="fr-CH"/>
+              </w:rPr>
+              <w:t>L’utilisateur supprime un projet qui n’a aucune analyse en cours.</w:t>
+            </w:r>
+          </w:p>
+        </w:tc>
+        <w:tc>
+          <w:tcPr>
+            <w:tcW w:w="3263" w:type="dxa"/>
+          </w:tcPr>
+          <w:p>
+            <w:pPr>
+              <w:rPr>
+                <w:lang w:val="fr-CH"/>
+              </w:rPr>
+            </w:pPr>
+            <w:r>
+              <w:rPr>
+                <w:lang w:val="fr-CH"/>
+              </w:rPr>
+              <w:t>Le projet et son historique d’analyses sont supprimés et la liste est mise à jour.</w:t>
+            </w:r>
+          </w:p>
+        </w:tc>
+      </w:tr>
+      <w:tr>
+        <w:tc>
+          <w:tcPr>
+            <w:tcW w:w="600" w:type="dxa"/>
+          </w:tcPr>
+          <w:p>
+            <w:r>
+              <w:t>14</w:t>
+            </w:r>
+          </w:p>
+        </w:tc>
+        <w:tc>
+          <w:tcPr>
+            <w:tcW w:w="1900" w:type="dxa"/>
+          </w:tcPr>
+          <w:p>
+            <w:r>
+              <w:t>Suppression bloquée</w:t>
+            </w:r>
+          </w:p>
+        </w:tc>
+        <w:tc>
+          <w:tcPr>
+            <w:tcW w:w="3263" w:type="dxa"/>
+          </w:tcPr>
+          <w:p>
+            <w:pPr>
+              <w:rPr>
+                <w:lang w:val="fr-CH"/>
+              </w:rPr>
+            </w:pPr>
+            <w:r>
+              <w:rPr>
+                <w:lang w:val="fr-CH"/>
+              </w:rPr>
+              <w:t>L’utilisateur tente de supprimer un projet pendant qu’une analyse est en cours.</w:t>
+            </w:r>
+          </w:p>
+        </w:tc>
+        <w:tc>
+          <w:tcPr>
+            <w:tcW w:w="3263" w:type="dxa"/>
+          </w:tcPr>
+          <w:p>
+            <w:pPr>
+              <w:rPr>
+                <w:lang w:val="fr-CH"/>
+              </w:rPr>
+            </w:pPr>
+            <w:r>
+              <w:rPr>
+                <w:lang w:val="fr-CH"/>
+              </w:rPr>
+              <w:t>La suppression est refusée avec un message expliquant qu’une analyse est en cours.</w:t>
+            </w:r>
+          </w:p>
+        </w:tc>
+      </w:tr>
+      <w:tr>
+        <w:tc>
+          <w:tcPr>
+            <w:tcW w:w="600" w:type="dxa"/>
+          </w:tcPr>
+          <w:p>
+            <w:r>
+              <w:t>15</w:t>
+            </w:r>
+          </w:p>
+        </w:tc>
+        <w:tc>
+          <w:tcPr>
+            <w:tcW w:w="1900" w:type="dxa"/>
+          </w:tcPr>
+          <w:p>
+            <w:r>
+              <w:t>Accès non authentifié</w:t>
+            </w:r>
+          </w:p>
+        </w:tc>
+        <w:tc>
+          <w:tcPr>
+            <w:tcW w:w="3263" w:type="dxa"/>
+          </w:tcPr>
+          <w:p>
+            <w:pPr>
+              <w:rPr>
+                <w:lang w:val="fr-CH"/>
+              </w:rPr>
+            </w:pPr>
+            <w:r>
+              <w:rPr>
+                <w:lang w:val="fr-CH"/>
+              </w:rPr>
+              <w:t>Un visiteur tente d’accéder directement à une page nécessitant une session.</w:t>
+            </w:r>
+          </w:p>
+        </w:tc>
+        <w:tc>
+          <w:tcPr>
+            <w:tcW w:w="3263" w:type="dxa"/>
+          </w:tcPr>
+          <w:p>
+            <w:pPr>
+              <w:rPr>
+                <w:lang w:val="fr-CH"/>
+              </w:rPr>
+            </w:pPr>
+            <w:r>
+              <w:rPr>
+                <w:lang w:val="fr-CH"/>
+              </w:rPr>
+              <w:t>Il est redirigé vers la page de connexion et la ressource n’est pas exposée.</w:t>
+            </w:r>
+          </w:p>
+        </w:tc>
+      </w:tr>
+    </w:tbl>
     <w:p>
       <w:pPr>
         <w:pStyle w:val="Heading2"/>
@@ -9617,6 +10799,12 @@
                 <w:lang w:val="en-US"/>
               </w:rPr>
               <w:t>NOT NULL, FK → t_project, ON DELETE CASCADE</w:t>
+            </w:r>
+            <w:r>
+              <w:rPr>
+                <w:lang w:val="en-US"/>
+              </w:rPr>
+              <w:t>ss</w:t>
             </w:r>
           </w:p>
         </w:tc>
@@ -15279,6 +16467,7 @@
                 <w:dataBinding w:prefixMappings="xmlns:ns0='http://purl.org/dc/elements/1.1/' xmlns:ns1='http://schemas.openxmlformats.org/package/2006/metadata/core-properties' " w:xpath="/ns1:coreProperties[1]/ns0:creator[1]" w:storeItemID="{6C3C8BC8-F283-45AE-878A-BAB7291924A1}"/>
                 <w:text/>
               </w:sdtPr>
+              <w:sdtEndPr/>
               <w:sdtContent>
                 <w:tc>
                   <w:tcPr>
@@ -15455,7 +16644,7 @@
                   <w:rPr>
                     <w:lang w:val="fr-CH"/>
                   </w:rPr>
-                  <w:t>15.05.2026 18:02</w:t>
+                  <w:t>18.05.2026 16:08</w:t>
                 </w:r>
                 <w:r>
                   <w:rPr>
@@ -15624,6 +16813,7 @@
                 <w:dataBinding w:prefixMappings="xmlns:ns0='http://purl.org/dc/elements/1.1/' xmlns:ns1='http://schemas.openxmlformats.org/package/2006/metadata/core-properties' " w:xpath="/ns1:coreProperties[1]/ns0:creator[1]" w:storeItemID="{6C3C8BC8-F283-45AE-878A-BAB7291924A1}"/>
                 <w:text/>
               </w:sdtPr>
+              <w:sdtEndPr/>
               <w:sdtContent>
                 <w:tc>
                   <w:tcPr>
@@ -15782,7 +16972,7 @@
                   <w:rPr>
                     <w:lang w:val="fr-CH"/>
                   </w:rPr>
-                  <w:t>15.05.2026 18:02</w:t>
+                  <w:t>18.05.2026 16:08</w:t>
                 </w:r>
                 <w:r>
                   <w:rPr>
@@ -15875,6 +17065,7 @@
                 <w:dataBinding w:prefixMappings="xmlns:ns0='http://purl.org/dc/elements/1.1/' xmlns:ns1='http://schemas.openxmlformats.org/package/2006/metadata/core-properties' " w:xpath="/ns1:coreProperties[1]/ns0:creator[1]" w:storeItemID="{6C3C8BC8-F283-45AE-878A-BAB7291924A1}"/>
                 <w:text/>
               </w:sdtPr>
+              <w:sdtEndPr/>
               <w:sdtContent>
                 <w:tc>
                   <w:tcPr>
@@ -16033,7 +17224,7 @@
                   <w:rPr>
                     <w:lang w:val="fr-CH"/>
                   </w:rPr>
-                  <w:t>15.05.2026 18:02</w:t>
+                  <w:t>18.05.2026 16:08</w:t>
                 </w:r>
                 <w:r>
                   <w:rPr>
@@ -19819,12 +21010,13 @@
   <w:style w:type="paragraph" w:customStyle="1" w:styleId="BITBullet1">
     <w:name w:val="_BIT_Bullet_1"/>
     <w:basedOn w:val="Normal"/>
-    <w:rsid w:val="006F1A78"/>
+    <w:rsid w:val="00E35600"/>
     <w:pPr>
       <w:numPr>
         <w:numId w:val="27"/>
       </w:numPr>
       <w:spacing w:after="130"/>
+      <w:jc w:val="both"/>
     </w:pPr>
     <w:rPr>
       <w:rFonts w:cs="Arial"/>
@@ -20410,18 +21602,22 @@
     <w:rsid w:val="00307334"/>
     <w:rsid w:val="00327665"/>
     <w:rsid w:val="003366A8"/>
+    <w:rsid w:val="003656C0"/>
     <w:rsid w:val="003C52E4"/>
     <w:rsid w:val="00477435"/>
     <w:rsid w:val="005021BB"/>
     <w:rsid w:val="00540217"/>
     <w:rsid w:val="006930A9"/>
     <w:rsid w:val="006D7F9F"/>
+    <w:rsid w:val="00723586"/>
     <w:rsid w:val="00803763"/>
     <w:rsid w:val="00834A29"/>
     <w:rsid w:val="00883A3B"/>
+    <w:rsid w:val="00891F8D"/>
     <w:rsid w:val="009B3EBE"/>
     <w:rsid w:val="00A419DC"/>
     <w:rsid w:val="00AD1A8F"/>
+    <w:rsid w:val="00AE4ABD"/>
     <w:rsid w:val="00B250B0"/>
     <w:rsid w:val="00B503AF"/>
     <w:rsid w:val="00B515CE"/>

--- a/doc/GAMEZ_rapport_TPI.docx
+++ b/doc/GAMEZ_rapport_TPI.docx
@@ -3925,6 +3925,9 @@
         <w:t>Analyse de l’état désiré</w:t>
       </w:r>
       <w:bookmarkEnd w:id="7"/>
+      <w:r>
+        <w:t>ss</w:t>
+      </w:r>
     </w:p>
     <w:p>
       <w:pPr>
@@ -3986,6 +3989,7 @@
           <w:tab w:val="clear" w:pos="851"/>
         </w:tabs>
         <w:rPr>
+          <w:highlight w:val="yellow"/>
           <w:lang w:val="fr-CH"/>
         </w:rPr>
       </w:pPr>
@@ -3993,6 +3997,7 @@
       <w:bookmarkStart w:id="9" w:name="_Toc229743623"/>
       <w:r>
         <w:rPr>
+          <w:highlight w:val="yellow"/>
           <w:lang w:val="fr-CH"/>
         </w:rPr>
         <w:t>Cahier des charges / exigences du système</w:t>
@@ -4053,1022 +4058,6 @@
         <w:t>CodeMentor est une application web permettant à un utilisateur d'analyser un dépôt GitHub à l'aide d'un modèle d'intelligence artificielle. Les exigences ci-dessous découlent du mandat reçu le 9 février 2026 et serviront de référence aux tests de validation présentés au chapitre 5.</w:t>
       </w:r>
     </w:p>
-    <w:tbl>
-      <w:tblPr>
-        <w:tblW w:w="9026" w:type="dxa"/>
-        <w:tblBorders>
-          <w:top w:val="single" w:sz="4" w:space="0" w:color="auto"/>
-          <w:left w:val="single" w:sz="4" w:space="0" w:color="auto"/>
-          <w:bottom w:val="single" w:sz="4" w:space="0" w:color="auto"/>
-          <w:right w:val="single" w:sz="4" w:space="0" w:color="auto"/>
-          <w:insideH w:val="single" w:sz="4" w:space="0" w:color="auto"/>
-          <w:insideV w:val="single" w:sz="4" w:space="0" w:color="auto"/>
-        </w:tblBorders>
-        <w:tblCellMar>
-          <w:left w:w="10" w:type="dxa"/>
-          <w:right w:w="10" w:type="dxa"/>
-        </w:tblCellMar>
-        <w:tblLook w:val="04A0" w:firstRow="1" w:lastRow="0" w:firstColumn="1" w:lastColumn="0" w:noHBand="0" w:noVBand="1"/>
-      </w:tblPr>
-      <w:tblGrid>
-        <w:gridCol w:w="700"/>
-        <w:gridCol w:w="4000"/>
-        <w:gridCol w:w="4326"/>
-      </w:tblGrid>
-      <w:tr>
-        <w:trPr>
-          <w:tblHeader/>
-        </w:trPr>
-        <w:tc>
-          <w:tcPr>
-            <w:tcW w:w="700" w:type="dxa"/>
-            <w:tcBorders>
-              <w:top w:val="single" w:sz="4" w:space="0" w:color="BFBFBF"/>
-              <w:left w:val="single" w:sz="4" w:space="0" w:color="BFBFBF"/>
-              <w:bottom w:val="single" w:sz="4" w:space="0" w:color="BFBFBF"/>
-              <w:right w:val="single" w:sz="4" w:space="0" w:color="BFBFBF"/>
-            </w:tcBorders>
-            <w:shd w:val="clear" w:color="auto" w:fill="D9E2F3"/>
-            <w:tcMar>
-              <w:top w:w="100" w:type="dxa"/>
-              <w:left w:w="140" w:type="dxa"/>
-              <w:bottom w:w="100" w:type="dxa"/>
-              <w:right w:w="140" w:type="dxa"/>
-            </w:tcMar>
-            <w:vAlign w:val="center"/>
-            <w:hideMark/>
-          </w:tcPr>
-          <w:p>
-            <w:pPr>
-              <w:pStyle w:val="BITTextkrper"/>
-              <w:rPr>
-                <w:szCs w:val="22"/>
-                <w:lang w:val="fr-CH"/>
-              </w:rPr>
-            </w:pPr>
-            <w:r>
-              <w:rPr>
-                <w:b/>
-                <w:bCs/>
-                <w:szCs w:val="22"/>
-                <w:lang w:val="fr-CH"/>
-              </w:rPr>
-              <w:t>ID</w:t>
-            </w:r>
-          </w:p>
-        </w:tc>
-        <w:tc>
-          <w:tcPr>
-            <w:tcW w:w="4000" w:type="dxa"/>
-            <w:tcBorders>
-              <w:top w:val="single" w:sz="4" w:space="0" w:color="BFBFBF"/>
-              <w:left w:val="single" w:sz="4" w:space="0" w:color="BFBFBF"/>
-              <w:bottom w:val="single" w:sz="4" w:space="0" w:color="BFBFBF"/>
-              <w:right w:val="single" w:sz="4" w:space="0" w:color="BFBFBF"/>
-            </w:tcBorders>
-            <w:shd w:val="clear" w:color="auto" w:fill="D9E2F3"/>
-            <w:tcMar>
-              <w:top w:w="100" w:type="dxa"/>
-              <w:left w:w="140" w:type="dxa"/>
-              <w:bottom w:w="100" w:type="dxa"/>
-              <w:right w:w="140" w:type="dxa"/>
-            </w:tcMar>
-            <w:vAlign w:val="center"/>
-            <w:hideMark/>
-          </w:tcPr>
-          <w:p>
-            <w:pPr>
-              <w:pStyle w:val="BITTextkrper"/>
-              <w:rPr>
-                <w:szCs w:val="22"/>
-                <w:lang w:val="fr-CH"/>
-              </w:rPr>
-            </w:pPr>
-            <w:r>
-              <w:rPr>
-                <w:b/>
-                <w:bCs/>
-                <w:szCs w:val="22"/>
-                <w:lang w:val="fr-CH"/>
-              </w:rPr>
-              <w:t>Exigence</w:t>
-            </w:r>
-          </w:p>
-        </w:tc>
-        <w:tc>
-          <w:tcPr>
-            <w:tcW w:w="4326" w:type="dxa"/>
-            <w:tcBorders>
-              <w:top w:val="single" w:sz="4" w:space="0" w:color="BFBFBF"/>
-              <w:left w:val="single" w:sz="4" w:space="0" w:color="BFBFBF"/>
-              <w:bottom w:val="single" w:sz="4" w:space="0" w:color="BFBFBF"/>
-              <w:right w:val="single" w:sz="4" w:space="0" w:color="BFBFBF"/>
-            </w:tcBorders>
-            <w:shd w:val="clear" w:color="auto" w:fill="D9E2F3"/>
-            <w:tcMar>
-              <w:top w:w="100" w:type="dxa"/>
-              <w:left w:w="140" w:type="dxa"/>
-              <w:bottom w:w="100" w:type="dxa"/>
-              <w:right w:w="140" w:type="dxa"/>
-            </w:tcMar>
-            <w:vAlign w:val="center"/>
-            <w:hideMark/>
-          </w:tcPr>
-          <w:p>
-            <w:pPr>
-              <w:pStyle w:val="BITTextkrper"/>
-              <w:rPr>
-                <w:szCs w:val="22"/>
-                <w:lang w:val="fr-CH"/>
-              </w:rPr>
-            </w:pPr>
-            <w:r>
-              <w:rPr>
-                <w:b/>
-                <w:bCs/>
-                <w:szCs w:val="22"/>
-                <w:lang w:val="fr-CH"/>
-              </w:rPr>
-              <w:t>Critère de validation</w:t>
-            </w:r>
-          </w:p>
-        </w:tc>
-      </w:tr>
-      <w:tr>
-        <w:tc>
-          <w:tcPr>
-            <w:tcW w:w="700" w:type="dxa"/>
-            <w:tcBorders>
-              <w:top w:val="single" w:sz="4" w:space="0" w:color="BFBFBF"/>
-              <w:left w:val="single" w:sz="4" w:space="0" w:color="BFBFBF"/>
-              <w:bottom w:val="single" w:sz="4" w:space="0" w:color="BFBFBF"/>
-              <w:right w:val="single" w:sz="4" w:space="0" w:color="BFBFBF"/>
-            </w:tcBorders>
-            <w:tcMar>
-              <w:top w:w="100" w:type="dxa"/>
-              <w:left w:w="140" w:type="dxa"/>
-              <w:bottom w:w="100" w:type="dxa"/>
-              <w:right w:w="140" w:type="dxa"/>
-            </w:tcMar>
-            <w:vAlign w:val="center"/>
-            <w:hideMark/>
-          </w:tcPr>
-          <w:p>
-            <w:pPr>
-              <w:pStyle w:val="BITTextkrper"/>
-              <w:rPr>
-                <w:szCs w:val="22"/>
-                <w:lang w:val="fr-CH"/>
-              </w:rPr>
-            </w:pPr>
-            <w:r>
-              <w:rPr>
-                <w:b/>
-                <w:bCs/>
-                <w:szCs w:val="22"/>
-                <w:lang w:val="fr-CH"/>
-              </w:rPr>
-              <w:t>E1</w:t>
-            </w:r>
-          </w:p>
-        </w:tc>
-        <w:tc>
-          <w:tcPr>
-            <w:tcW w:w="4000" w:type="dxa"/>
-            <w:tcBorders>
-              <w:top w:val="single" w:sz="4" w:space="0" w:color="BFBFBF"/>
-              <w:left w:val="single" w:sz="4" w:space="0" w:color="BFBFBF"/>
-              <w:bottom w:val="single" w:sz="4" w:space="0" w:color="BFBFBF"/>
-              <w:right w:val="single" w:sz="4" w:space="0" w:color="BFBFBF"/>
-            </w:tcBorders>
-            <w:tcMar>
-              <w:top w:w="100" w:type="dxa"/>
-              <w:left w:w="140" w:type="dxa"/>
-              <w:bottom w:w="100" w:type="dxa"/>
-              <w:right w:w="140" w:type="dxa"/>
-            </w:tcMar>
-            <w:vAlign w:val="center"/>
-            <w:hideMark/>
-          </w:tcPr>
-          <w:p>
-            <w:pPr>
-              <w:pStyle w:val="BITTextkrper"/>
-              <w:rPr>
-                <w:szCs w:val="22"/>
-                <w:lang w:val="fr-CH"/>
-              </w:rPr>
-            </w:pPr>
-            <w:r>
-              <w:rPr>
-                <w:szCs w:val="22"/>
-                <w:lang w:val="fr-CH"/>
-              </w:rPr>
-              <w:t>Authentification via GitHub OAuth</w:t>
-            </w:r>
-          </w:p>
-        </w:tc>
-        <w:tc>
-          <w:tcPr>
-            <w:tcW w:w="4326" w:type="dxa"/>
-            <w:tcBorders>
-              <w:top w:val="single" w:sz="4" w:space="0" w:color="BFBFBF"/>
-              <w:left w:val="single" w:sz="4" w:space="0" w:color="BFBFBF"/>
-              <w:bottom w:val="single" w:sz="4" w:space="0" w:color="BFBFBF"/>
-              <w:right w:val="single" w:sz="4" w:space="0" w:color="BFBFBF"/>
-            </w:tcBorders>
-            <w:tcMar>
-              <w:top w:w="100" w:type="dxa"/>
-              <w:left w:w="140" w:type="dxa"/>
-              <w:bottom w:w="100" w:type="dxa"/>
-              <w:right w:w="140" w:type="dxa"/>
-            </w:tcMar>
-            <w:vAlign w:val="center"/>
-            <w:hideMark/>
-          </w:tcPr>
-          <w:p>
-            <w:pPr>
-              <w:pStyle w:val="BITTextkrper"/>
-              <w:rPr>
-                <w:szCs w:val="22"/>
-                <w:lang w:val="fr-CH"/>
-              </w:rPr>
-            </w:pPr>
-            <w:r>
-              <w:rPr>
-                <w:szCs w:val="22"/>
-                <w:lang w:val="fr-CH"/>
-              </w:rPr>
-              <w:t>Connexion fonctionnelle via le flux OAuth GitHub, token d'accès stocké côté serveur, session utilisateur sécurisée.</w:t>
-            </w:r>
-          </w:p>
-        </w:tc>
-      </w:tr>
-      <w:tr>
-        <w:tc>
-          <w:tcPr>
-            <w:tcW w:w="700" w:type="dxa"/>
-            <w:tcBorders>
-              <w:top w:val="single" w:sz="4" w:space="0" w:color="BFBFBF"/>
-              <w:left w:val="single" w:sz="4" w:space="0" w:color="BFBFBF"/>
-              <w:bottom w:val="single" w:sz="4" w:space="0" w:color="BFBFBF"/>
-              <w:right w:val="single" w:sz="4" w:space="0" w:color="BFBFBF"/>
-            </w:tcBorders>
-            <w:tcMar>
-              <w:top w:w="100" w:type="dxa"/>
-              <w:left w:w="140" w:type="dxa"/>
-              <w:bottom w:w="100" w:type="dxa"/>
-              <w:right w:w="140" w:type="dxa"/>
-            </w:tcMar>
-            <w:vAlign w:val="center"/>
-            <w:hideMark/>
-          </w:tcPr>
-          <w:p>
-            <w:pPr>
-              <w:pStyle w:val="BITTextkrper"/>
-              <w:rPr>
-                <w:szCs w:val="22"/>
-                <w:lang w:val="fr-CH"/>
-              </w:rPr>
-            </w:pPr>
-            <w:r>
-              <w:rPr>
-                <w:b/>
-                <w:bCs/>
-                <w:szCs w:val="22"/>
-                <w:lang w:val="fr-CH"/>
-              </w:rPr>
-              <w:t>E2</w:t>
-            </w:r>
-          </w:p>
-        </w:tc>
-        <w:tc>
-          <w:tcPr>
-            <w:tcW w:w="4000" w:type="dxa"/>
-            <w:tcBorders>
-              <w:top w:val="single" w:sz="4" w:space="0" w:color="BFBFBF"/>
-              <w:left w:val="single" w:sz="4" w:space="0" w:color="BFBFBF"/>
-              <w:bottom w:val="single" w:sz="4" w:space="0" w:color="BFBFBF"/>
-              <w:right w:val="single" w:sz="4" w:space="0" w:color="BFBFBF"/>
-            </w:tcBorders>
-            <w:tcMar>
-              <w:top w:w="100" w:type="dxa"/>
-              <w:left w:w="140" w:type="dxa"/>
-              <w:bottom w:w="100" w:type="dxa"/>
-              <w:right w:w="140" w:type="dxa"/>
-            </w:tcMar>
-            <w:vAlign w:val="center"/>
-            <w:hideMark/>
-          </w:tcPr>
-          <w:p>
-            <w:pPr>
-              <w:pStyle w:val="BITTextkrper"/>
-              <w:rPr>
-                <w:szCs w:val="22"/>
-                <w:lang w:val="fr-CH"/>
-              </w:rPr>
-            </w:pPr>
-            <w:r>
-              <w:rPr>
-                <w:szCs w:val="22"/>
-                <w:lang w:val="fr-CH"/>
-              </w:rPr>
-              <w:t>Gestion de projets liés à des dépôts GitHub</w:t>
-            </w:r>
-          </w:p>
-        </w:tc>
-        <w:tc>
-          <w:tcPr>
-            <w:tcW w:w="4326" w:type="dxa"/>
-            <w:tcBorders>
-              <w:top w:val="single" w:sz="4" w:space="0" w:color="BFBFBF"/>
-              <w:left w:val="single" w:sz="4" w:space="0" w:color="BFBFBF"/>
-              <w:bottom w:val="single" w:sz="4" w:space="0" w:color="BFBFBF"/>
-              <w:right w:val="single" w:sz="4" w:space="0" w:color="BFBFBF"/>
-            </w:tcBorders>
-            <w:tcMar>
-              <w:top w:w="100" w:type="dxa"/>
-              <w:left w:w="140" w:type="dxa"/>
-              <w:bottom w:w="100" w:type="dxa"/>
-              <w:right w:w="140" w:type="dxa"/>
-            </w:tcMar>
-            <w:vAlign w:val="center"/>
-            <w:hideMark/>
-          </w:tcPr>
-          <w:p>
-            <w:pPr>
-              <w:pStyle w:val="BITTextkrper"/>
-              <w:rPr>
-                <w:szCs w:val="22"/>
-                <w:lang w:val="fr-CH"/>
-              </w:rPr>
-            </w:pPr>
-            <w:r>
-              <w:rPr>
-                <w:szCs w:val="22"/>
-                <w:lang w:val="fr-CH"/>
-              </w:rPr>
-              <w:t>L'utilisateur crée, liste et supprime des projets, chacun associé à un dépôt</w:t>
-            </w:r>
-          </w:p>
-        </w:tc>
-      </w:tr>
-      <w:tr>
-        <w:tc>
-          <w:tcPr>
-            <w:tcW w:w="700" w:type="dxa"/>
-            <w:tcBorders>
-              <w:top w:val="single" w:sz="4" w:space="0" w:color="BFBFBF"/>
-              <w:left w:val="single" w:sz="4" w:space="0" w:color="BFBFBF"/>
-              <w:bottom w:val="single" w:sz="4" w:space="0" w:color="BFBFBF"/>
-              <w:right w:val="single" w:sz="4" w:space="0" w:color="BFBFBF"/>
-            </w:tcBorders>
-            <w:tcMar>
-              <w:top w:w="100" w:type="dxa"/>
-              <w:left w:w="140" w:type="dxa"/>
-              <w:bottom w:w="100" w:type="dxa"/>
-              <w:right w:w="140" w:type="dxa"/>
-            </w:tcMar>
-            <w:vAlign w:val="center"/>
-            <w:hideMark/>
-          </w:tcPr>
-          <w:p>
-            <w:pPr>
-              <w:pStyle w:val="BITTextkrper"/>
-              <w:rPr>
-                <w:szCs w:val="22"/>
-                <w:lang w:val="fr-CH"/>
-              </w:rPr>
-            </w:pPr>
-            <w:r>
-              <w:rPr>
-                <w:b/>
-                <w:bCs/>
-                <w:szCs w:val="22"/>
-                <w:lang w:val="fr-CH"/>
-              </w:rPr>
-              <w:lastRenderedPageBreak/>
-              <w:t>E3</w:t>
-            </w:r>
-          </w:p>
-        </w:tc>
-        <w:tc>
-          <w:tcPr>
-            <w:tcW w:w="4000" w:type="dxa"/>
-            <w:tcBorders>
-              <w:top w:val="single" w:sz="4" w:space="0" w:color="BFBFBF"/>
-              <w:left w:val="single" w:sz="4" w:space="0" w:color="BFBFBF"/>
-              <w:bottom w:val="single" w:sz="4" w:space="0" w:color="BFBFBF"/>
-              <w:right w:val="single" w:sz="4" w:space="0" w:color="BFBFBF"/>
-            </w:tcBorders>
-            <w:tcMar>
-              <w:top w:w="100" w:type="dxa"/>
-              <w:left w:w="140" w:type="dxa"/>
-              <w:bottom w:w="100" w:type="dxa"/>
-              <w:right w:w="140" w:type="dxa"/>
-            </w:tcMar>
-            <w:vAlign w:val="center"/>
-            <w:hideMark/>
-          </w:tcPr>
-          <w:p>
-            <w:pPr>
-              <w:pStyle w:val="BITTextkrper"/>
-              <w:rPr>
-                <w:szCs w:val="22"/>
-                <w:lang w:val="fr-CH"/>
-              </w:rPr>
-            </w:pPr>
-            <w:r>
-              <w:rPr>
-                <w:szCs w:val="22"/>
-                <w:lang w:val="fr-CH"/>
-              </w:rPr>
-              <w:t>Analyse du code par IA</w:t>
-            </w:r>
-          </w:p>
-        </w:tc>
-        <w:tc>
-          <w:tcPr>
-            <w:tcW w:w="4326" w:type="dxa"/>
-            <w:tcBorders>
-              <w:top w:val="single" w:sz="4" w:space="0" w:color="BFBFBF"/>
-              <w:left w:val="single" w:sz="4" w:space="0" w:color="BFBFBF"/>
-              <w:bottom w:val="single" w:sz="4" w:space="0" w:color="BFBFBF"/>
-              <w:right w:val="single" w:sz="4" w:space="0" w:color="BFBFBF"/>
-            </w:tcBorders>
-            <w:tcMar>
-              <w:top w:w="100" w:type="dxa"/>
-              <w:left w:w="140" w:type="dxa"/>
-              <w:bottom w:w="100" w:type="dxa"/>
-              <w:right w:w="140" w:type="dxa"/>
-            </w:tcMar>
-            <w:vAlign w:val="center"/>
-            <w:hideMark/>
-          </w:tcPr>
-          <w:p>
-            <w:pPr>
-              <w:pStyle w:val="BITTextkrper"/>
-              <w:rPr>
-                <w:szCs w:val="22"/>
-                <w:lang w:val="fr-CH"/>
-              </w:rPr>
-            </w:pPr>
-            <w:r>
-              <w:rPr>
-                <w:szCs w:val="22"/>
-                <w:lang w:val="fr-CH"/>
-              </w:rPr>
-              <w:t>Récupération du dépôt, génération d'explications, détection d'erreurs et suggestions de correction</w:t>
-            </w:r>
-          </w:p>
-        </w:tc>
-      </w:tr>
-      <w:tr>
-        <w:tc>
-          <w:tcPr>
-            <w:tcW w:w="700" w:type="dxa"/>
-            <w:tcBorders>
-              <w:top w:val="single" w:sz="4" w:space="0" w:color="BFBFBF"/>
-              <w:left w:val="single" w:sz="4" w:space="0" w:color="BFBFBF"/>
-              <w:bottom w:val="single" w:sz="4" w:space="0" w:color="BFBFBF"/>
-              <w:right w:val="single" w:sz="4" w:space="0" w:color="BFBFBF"/>
-            </w:tcBorders>
-            <w:tcMar>
-              <w:top w:w="100" w:type="dxa"/>
-              <w:left w:w="140" w:type="dxa"/>
-              <w:bottom w:w="100" w:type="dxa"/>
-              <w:right w:w="140" w:type="dxa"/>
-            </w:tcMar>
-            <w:vAlign w:val="center"/>
-            <w:hideMark/>
-          </w:tcPr>
-          <w:p>
-            <w:pPr>
-              <w:pStyle w:val="BITTextkrper"/>
-              <w:rPr>
-                <w:szCs w:val="22"/>
-                <w:lang w:val="fr-CH"/>
-              </w:rPr>
-            </w:pPr>
-            <w:r>
-              <w:rPr>
-                <w:b/>
-                <w:bCs/>
-                <w:szCs w:val="22"/>
-                <w:lang w:val="fr-CH"/>
-              </w:rPr>
-              <w:t>E4</w:t>
-            </w:r>
-          </w:p>
-        </w:tc>
-        <w:tc>
-          <w:tcPr>
-            <w:tcW w:w="4000" w:type="dxa"/>
-            <w:tcBorders>
-              <w:top w:val="single" w:sz="4" w:space="0" w:color="BFBFBF"/>
-              <w:left w:val="single" w:sz="4" w:space="0" w:color="BFBFBF"/>
-              <w:bottom w:val="single" w:sz="4" w:space="0" w:color="BFBFBF"/>
-              <w:right w:val="single" w:sz="4" w:space="0" w:color="BFBFBF"/>
-            </w:tcBorders>
-            <w:tcMar>
-              <w:top w:w="100" w:type="dxa"/>
-              <w:left w:w="140" w:type="dxa"/>
-              <w:bottom w:w="100" w:type="dxa"/>
-              <w:right w:w="140" w:type="dxa"/>
-            </w:tcMar>
-            <w:vAlign w:val="center"/>
-            <w:hideMark/>
-          </w:tcPr>
-          <w:p>
-            <w:pPr>
-              <w:pStyle w:val="BITTextkrper"/>
-              <w:rPr>
-                <w:szCs w:val="22"/>
-                <w:lang w:val="fr-CH"/>
-              </w:rPr>
-            </w:pPr>
-            <w:r>
-              <w:rPr>
-                <w:szCs w:val="22"/>
-                <w:lang w:val="fr-CH"/>
-              </w:rPr>
-              <w:t>Visualisation de la structure</w:t>
-            </w:r>
-          </w:p>
-        </w:tc>
-        <w:tc>
-          <w:tcPr>
-            <w:tcW w:w="4326" w:type="dxa"/>
-            <w:tcBorders>
-              <w:top w:val="single" w:sz="4" w:space="0" w:color="BFBFBF"/>
-              <w:left w:val="single" w:sz="4" w:space="0" w:color="BFBFBF"/>
-              <w:bottom w:val="single" w:sz="4" w:space="0" w:color="BFBFBF"/>
-              <w:right w:val="single" w:sz="4" w:space="0" w:color="BFBFBF"/>
-            </w:tcBorders>
-            <w:tcMar>
-              <w:top w:w="100" w:type="dxa"/>
-              <w:left w:w="140" w:type="dxa"/>
-              <w:bottom w:w="100" w:type="dxa"/>
-              <w:right w:w="140" w:type="dxa"/>
-            </w:tcMar>
-            <w:vAlign w:val="center"/>
-            <w:hideMark/>
-          </w:tcPr>
-          <w:p>
-            <w:pPr>
-              <w:pStyle w:val="BITTextkrper"/>
-              <w:rPr>
-                <w:szCs w:val="22"/>
-                <w:lang w:val="fr-CH"/>
-              </w:rPr>
-            </w:pPr>
-            <w:r>
-              <w:rPr>
-                <w:szCs w:val="22"/>
-                <w:lang w:val="fr-CH"/>
-              </w:rPr>
-              <w:t>Affichage d'un diagramme Mermaid décrivant l'organisation du projet</w:t>
-            </w:r>
-          </w:p>
-        </w:tc>
-      </w:tr>
-      <w:tr>
-        <w:tc>
-          <w:tcPr>
-            <w:tcW w:w="700" w:type="dxa"/>
-            <w:tcBorders>
-              <w:top w:val="single" w:sz="4" w:space="0" w:color="BFBFBF"/>
-              <w:left w:val="single" w:sz="4" w:space="0" w:color="BFBFBF"/>
-              <w:bottom w:val="single" w:sz="4" w:space="0" w:color="BFBFBF"/>
-              <w:right w:val="single" w:sz="4" w:space="0" w:color="BFBFBF"/>
-            </w:tcBorders>
-            <w:tcMar>
-              <w:top w:w="100" w:type="dxa"/>
-              <w:left w:w="140" w:type="dxa"/>
-              <w:bottom w:w="100" w:type="dxa"/>
-              <w:right w:w="140" w:type="dxa"/>
-            </w:tcMar>
-            <w:vAlign w:val="center"/>
-            <w:hideMark/>
-          </w:tcPr>
-          <w:p>
-            <w:pPr>
-              <w:pStyle w:val="BITTextkrper"/>
-              <w:rPr>
-                <w:szCs w:val="22"/>
-                <w:lang w:val="fr-CH"/>
-              </w:rPr>
-            </w:pPr>
-            <w:r>
-              <w:rPr>
-                <w:b/>
-                <w:bCs/>
-                <w:szCs w:val="22"/>
-                <w:lang w:val="fr-CH"/>
-              </w:rPr>
-              <w:t>E5</w:t>
-            </w:r>
-          </w:p>
-        </w:tc>
-        <w:tc>
-          <w:tcPr>
-            <w:tcW w:w="4000" w:type="dxa"/>
-            <w:tcBorders>
-              <w:top w:val="single" w:sz="4" w:space="0" w:color="BFBFBF"/>
-              <w:left w:val="single" w:sz="4" w:space="0" w:color="BFBFBF"/>
-              <w:bottom w:val="single" w:sz="4" w:space="0" w:color="BFBFBF"/>
-              <w:right w:val="single" w:sz="4" w:space="0" w:color="BFBFBF"/>
-            </w:tcBorders>
-            <w:tcMar>
-              <w:top w:w="100" w:type="dxa"/>
-              <w:left w:w="140" w:type="dxa"/>
-              <w:bottom w:w="100" w:type="dxa"/>
-              <w:right w:w="140" w:type="dxa"/>
-            </w:tcMar>
-            <w:vAlign w:val="center"/>
-            <w:hideMark/>
-          </w:tcPr>
-          <w:p>
-            <w:pPr>
-              <w:pStyle w:val="BITTextkrper"/>
-              <w:rPr>
-                <w:szCs w:val="22"/>
-                <w:lang w:val="fr-CH"/>
-              </w:rPr>
-            </w:pPr>
-            <w:r>
-              <w:rPr>
-                <w:szCs w:val="22"/>
-                <w:lang w:val="fr-CH"/>
-              </w:rPr>
-              <w:t>Traitement asynchrone avec suivi</w:t>
-            </w:r>
-          </w:p>
-        </w:tc>
-        <w:tc>
-          <w:tcPr>
-            <w:tcW w:w="4326" w:type="dxa"/>
-            <w:tcBorders>
-              <w:top w:val="single" w:sz="4" w:space="0" w:color="BFBFBF"/>
-              <w:left w:val="single" w:sz="4" w:space="0" w:color="BFBFBF"/>
-              <w:bottom w:val="single" w:sz="4" w:space="0" w:color="BFBFBF"/>
-              <w:right w:val="single" w:sz="4" w:space="0" w:color="BFBFBF"/>
-            </w:tcBorders>
-            <w:tcMar>
-              <w:top w:w="100" w:type="dxa"/>
-              <w:left w:w="140" w:type="dxa"/>
-              <w:bottom w:w="100" w:type="dxa"/>
-              <w:right w:w="140" w:type="dxa"/>
-            </w:tcMar>
-            <w:vAlign w:val="center"/>
-            <w:hideMark/>
-          </w:tcPr>
-          <w:p>
-            <w:pPr>
-              <w:pStyle w:val="BITTextkrper"/>
-              <w:rPr>
-                <w:szCs w:val="22"/>
-                <w:lang w:val="fr-CH"/>
-              </w:rPr>
-            </w:pPr>
-            <w:r>
-              <w:rPr>
-                <w:szCs w:val="22"/>
-                <w:lang w:val="fr-CH"/>
-              </w:rPr>
-              <w:t>Les analyses ne bloquent pas l'API ; la progression est consultable à tout moment</w:t>
-            </w:r>
-          </w:p>
-        </w:tc>
-      </w:tr>
-      <w:tr>
-        <w:tc>
-          <w:tcPr>
-            <w:tcW w:w="700" w:type="dxa"/>
-            <w:tcBorders>
-              <w:top w:val="single" w:sz="4" w:space="0" w:color="BFBFBF"/>
-              <w:left w:val="single" w:sz="4" w:space="0" w:color="BFBFBF"/>
-              <w:bottom w:val="single" w:sz="4" w:space="0" w:color="BFBFBF"/>
-              <w:right w:val="single" w:sz="4" w:space="0" w:color="BFBFBF"/>
-            </w:tcBorders>
-            <w:tcMar>
-              <w:top w:w="100" w:type="dxa"/>
-              <w:left w:w="140" w:type="dxa"/>
-              <w:bottom w:w="100" w:type="dxa"/>
-              <w:right w:w="140" w:type="dxa"/>
-            </w:tcMar>
-            <w:vAlign w:val="center"/>
-            <w:hideMark/>
-          </w:tcPr>
-          <w:p>
-            <w:pPr>
-              <w:pStyle w:val="BITTextkrper"/>
-              <w:rPr>
-                <w:szCs w:val="22"/>
-                <w:lang w:val="fr-CH"/>
-              </w:rPr>
-            </w:pPr>
-            <w:r>
-              <w:rPr>
-                <w:b/>
-                <w:bCs/>
-                <w:szCs w:val="22"/>
-                <w:lang w:val="fr-CH"/>
-              </w:rPr>
-              <w:t>E6</w:t>
-            </w:r>
-          </w:p>
-        </w:tc>
-        <w:tc>
-          <w:tcPr>
-            <w:tcW w:w="4000" w:type="dxa"/>
-            <w:tcBorders>
-              <w:top w:val="single" w:sz="4" w:space="0" w:color="BFBFBF"/>
-              <w:left w:val="single" w:sz="4" w:space="0" w:color="BFBFBF"/>
-              <w:bottom w:val="single" w:sz="4" w:space="0" w:color="BFBFBF"/>
-              <w:right w:val="single" w:sz="4" w:space="0" w:color="BFBFBF"/>
-            </w:tcBorders>
-            <w:tcMar>
-              <w:top w:w="100" w:type="dxa"/>
-              <w:left w:w="140" w:type="dxa"/>
-              <w:bottom w:w="100" w:type="dxa"/>
-              <w:right w:w="140" w:type="dxa"/>
-            </w:tcMar>
-            <w:vAlign w:val="center"/>
-            <w:hideMark/>
-          </w:tcPr>
-          <w:p>
-            <w:pPr>
-              <w:pStyle w:val="BITTextkrper"/>
-              <w:rPr>
-                <w:szCs w:val="22"/>
-                <w:lang w:val="fr-CH"/>
-              </w:rPr>
-            </w:pPr>
-            <w:r>
-              <w:rPr>
-                <w:szCs w:val="22"/>
-                <w:lang w:val="fr-CH"/>
-              </w:rPr>
-              <w:t>Architecture et stack technique</w:t>
-            </w:r>
-          </w:p>
-        </w:tc>
-        <w:tc>
-          <w:tcPr>
-            <w:tcW w:w="4326" w:type="dxa"/>
-            <w:tcBorders>
-              <w:top w:val="single" w:sz="4" w:space="0" w:color="BFBFBF"/>
-              <w:left w:val="single" w:sz="4" w:space="0" w:color="BFBFBF"/>
-              <w:bottom w:val="single" w:sz="4" w:space="0" w:color="BFBFBF"/>
-              <w:right w:val="single" w:sz="4" w:space="0" w:color="BFBFBF"/>
-            </w:tcBorders>
-            <w:tcMar>
-              <w:top w:w="100" w:type="dxa"/>
-              <w:left w:w="140" w:type="dxa"/>
-              <w:bottom w:w="100" w:type="dxa"/>
-              <w:right w:w="140" w:type="dxa"/>
-            </w:tcMar>
-            <w:vAlign w:val="center"/>
-            <w:hideMark/>
-          </w:tcPr>
-          <w:p>
-            <w:pPr>
-              <w:pStyle w:val="BITTextkrper"/>
-              <w:rPr>
-                <w:szCs w:val="22"/>
-                <w:lang w:val="fr-CH"/>
-              </w:rPr>
-            </w:pPr>
-            <w:r>
-              <w:rPr>
-                <w:szCs w:val="22"/>
-                <w:lang w:val="fr-CH"/>
-              </w:rPr>
-              <w:t>Vue.js + Node.js / Express + MySQL, API REST documentée Swagger, connexion aux API GitHub et OpenRouter</w:t>
-            </w:r>
-          </w:p>
-        </w:tc>
-      </w:tr>
-      <w:tr>
-        <w:tc>
-          <w:tcPr>
-            <w:tcW w:w="700" w:type="dxa"/>
-            <w:tcBorders>
-              <w:top w:val="single" w:sz="4" w:space="0" w:color="BFBFBF"/>
-              <w:left w:val="single" w:sz="4" w:space="0" w:color="BFBFBF"/>
-              <w:bottom w:val="single" w:sz="4" w:space="0" w:color="BFBFBF"/>
-              <w:right w:val="single" w:sz="4" w:space="0" w:color="BFBFBF"/>
-            </w:tcBorders>
-            <w:tcMar>
-              <w:top w:w="100" w:type="dxa"/>
-              <w:left w:w="140" w:type="dxa"/>
-              <w:bottom w:w="100" w:type="dxa"/>
-              <w:right w:w="140" w:type="dxa"/>
-            </w:tcMar>
-            <w:vAlign w:val="center"/>
-            <w:hideMark/>
-          </w:tcPr>
-          <w:p>
-            <w:pPr>
-              <w:pStyle w:val="BITTextkrper"/>
-              <w:rPr>
-                <w:szCs w:val="22"/>
-                <w:lang w:val="fr-CH"/>
-              </w:rPr>
-            </w:pPr>
-            <w:r>
-              <w:rPr>
-                <w:b/>
-                <w:bCs/>
-                <w:szCs w:val="22"/>
-                <w:lang w:val="fr-CH"/>
-              </w:rPr>
-              <w:t>E7</w:t>
-            </w:r>
-          </w:p>
-        </w:tc>
-        <w:tc>
-          <w:tcPr>
-            <w:tcW w:w="4000" w:type="dxa"/>
-            <w:tcBorders>
-              <w:top w:val="single" w:sz="4" w:space="0" w:color="BFBFBF"/>
-              <w:left w:val="single" w:sz="4" w:space="0" w:color="BFBFBF"/>
-              <w:bottom w:val="single" w:sz="4" w:space="0" w:color="BFBFBF"/>
-              <w:right w:val="single" w:sz="4" w:space="0" w:color="BFBFBF"/>
-            </w:tcBorders>
-            <w:tcMar>
-              <w:top w:w="100" w:type="dxa"/>
-              <w:left w:w="140" w:type="dxa"/>
-              <w:bottom w:w="100" w:type="dxa"/>
-              <w:right w:w="140" w:type="dxa"/>
-            </w:tcMar>
-            <w:vAlign w:val="center"/>
-            <w:hideMark/>
-          </w:tcPr>
-          <w:p>
-            <w:pPr>
-              <w:pStyle w:val="BITTextkrper"/>
-              <w:rPr>
-                <w:szCs w:val="22"/>
-                <w:lang w:val="fr-CH"/>
-              </w:rPr>
-            </w:pPr>
-            <w:r>
-              <w:rPr>
-                <w:szCs w:val="22"/>
-                <w:lang w:val="fr-CH"/>
-              </w:rPr>
-              <w:t>Sécurité des credentials</w:t>
-            </w:r>
-          </w:p>
-        </w:tc>
-        <w:tc>
-          <w:tcPr>
-            <w:tcW w:w="4326" w:type="dxa"/>
-            <w:tcBorders>
-              <w:top w:val="single" w:sz="4" w:space="0" w:color="BFBFBF"/>
-              <w:left w:val="single" w:sz="4" w:space="0" w:color="BFBFBF"/>
-              <w:bottom w:val="single" w:sz="4" w:space="0" w:color="BFBFBF"/>
-              <w:right w:val="single" w:sz="4" w:space="0" w:color="BFBFBF"/>
-            </w:tcBorders>
-            <w:tcMar>
-              <w:top w:w="100" w:type="dxa"/>
-              <w:left w:w="140" w:type="dxa"/>
-              <w:bottom w:w="100" w:type="dxa"/>
-              <w:right w:w="140" w:type="dxa"/>
-            </w:tcMar>
-            <w:vAlign w:val="center"/>
-            <w:hideMark/>
-          </w:tcPr>
-          <w:p>
-            <w:pPr>
-              <w:pStyle w:val="BITTextkrper"/>
-              <w:rPr>
-                <w:szCs w:val="22"/>
-                <w:lang w:val="fr-CH"/>
-              </w:rPr>
-            </w:pPr>
-            <w:r>
-              <w:rPr>
-                <w:szCs w:val="22"/>
-                <w:lang w:val="fr-CH"/>
-              </w:rPr>
-              <w:t>Tokens GitHub et clés OpenRouter stockés côté serveur uniquement</w:t>
-            </w:r>
-          </w:p>
-        </w:tc>
-      </w:tr>
-      <w:tr>
-        <w:tc>
-          <w:tcPr>
-            <w:tcW w:w="700" w:type="dxa"/>
-            <w:tcBorders>
-              <w:top w:val="single" w:sz="4" w:space="0" w:color="BFBFBF"/>
-              <w:left w:val="single" w:sz="4" w:space="0" w:color="BFBFBF"/>
-              <w:bottom w:val="single" w:sz="4" w:space="0" w:color="BFBFBF"/>
-              <w:right w:val="single" w:sz="4" w:space="0" w:color="BFBFBF"/>
-            </w:tcBorders>
-            <w:tcMar>
-              <w:top w:w="100" w:type="dxa"/>
-              <w:left w:w="140" w:type="dxa"/>
-              <w:bottom w:w="100" w:type="dxa"/>
-              <w:right w:w="140" w:type="dxa"/>
-            </w:tcMar>
-            <w:vAlign w:val="center"/>
-            <w:hideMark/>
-          </w:tcPr>
-          <w:p>
-            <w:pPr>
-              <w:pStyle w:val="BITTextkrper"/>
-              <w:rPr>
-                <w:szCs w:val="22"/>
-                <w:lang w:val="fr-CH"/>
-              </w:rPr>
-            </w:pPr>
-            <w:r>
-              <w:rPr>
-                <w:b/>
-                <w:bCs/>
-                <w:szCs w:val="22"/>
-                <w:lang w:val="fr-CH"/>
-              </w:rPr>
-              <w:t>E8</w:t>
-            </w:r>
-          </w:p>
-        </w:tc>
-        <w:tc>
-          <w:tcPr>
-            <w:tcW w:w="4000" w:type="dxa"/>
-            <w:tcBorders>
-              <w:top w:val="single" w:sz="4" w:space="0" w:color="BFBFBF"/>
-              <w:left w:val="single" w:sz="4" w:space="0" w:color="BFBFBF"/>
-              <w:bottom w:val="single" w:sz="4" w:space="0" w:color="BFBFBF"/>
-              <w:right w:val="single" w:sz="4" w:space="0" w:color="BFBFBF"/>
-            </w:tcBorders>
-            <w:tcMar>
-              <w:top w:w="100" w:type="dxa"/>
-              <w:left w:w="140" w:type="dxa"/>
-              <w:bottom w:w="100" w:type="dxa"/>
-              <w:right w:w="140" w:type="dxa"/>
-            </w:tcMar>
-            <w:vAlign w:val="center"/>
-            <w:hideMark/>
-          </w:tcPr>
-          <w:p>
-            <w:pPr>
-              <w:pStyle w:val="BITTextkrper"/>
-              <w:rPr>
-                <w:szCs w:val="22"/>
-                <w:lang w:val="fr-CH"/>
-              </w:rPr>
-            </w:pPr>
-            <w:r>
-              <w:t>Interface ergonomique et code maintenable</w:t>
-            </w:r>
-          </w:p>
-        </w:tc>
-        <w:tc>
-          <w:tcPr>
-            <w:tcW w:w="4326" w:type="dxa"/>
-            <w:tcBorders>
-              <w:top w:val="single" w:sz="4" w:space="0" w:color="BFBFBF"/>
-              <w:left w:val="single" w:sz="4" w:space="0" w:color="BFBFBF"/>
-              <w:bottom w:val="single" w:sz="4" w:space="0" w:color="BFBFBF"/>
-              <w:right w:val="single" w:sz="4" w:space="0" w:color="BFBFBF"/>
-            </w:tcBorders>
-            <w:tcMar>
-              <w:top w:w="100" w:type="dxa"/>
-              <w:left w:w="140" w:type="dxa"/>
-              <w:bottom w:w="100" w:type="dxa"/>
-              <w:right w:w="140" w:type="dxa"/>
-            </w:tcMar>
-            <w:vAlign w:val="center"/>
-            <w:hideMark/>
-          </w:tcPr>
-          <w:p>
-            <w:pPr>
-              <w:pStyle w:val="BITTextkrper"/>
-              <w:rPr>
-                <w:szCs w:val="22"/>
-                <w:lang w:val="fr-CH"/>
-              </w:rPr>
-            </w:pPr>
-            <w:r>
-              <w:t>Interface adaptée aux écrans desktop, code commenté, pattern MVC ou équivalent</w:t>
-            </w:r>
-          </w:p>
-        </w:tc>
-      </w:tr>
-    </w:tbl>
-    <w:p>
-      <w:pPr>
-        <w:pStyle w:val="BITTextkrper"/>
-        <w:rPr>
-          <w:szCs w:val="22"/>
-          <w:lang w:val="fr-CH"/>
-        </w:rPr>
-      </w:pPr>
-    </w:p>
     <w:p>
       <w:pPr>
         <w:pStyle w:val="Heading2"/>
@@ -5091,6 +4080,385 @@
     <w:p>
       <w:pPr>
         <w:pStyle w:val="BITTextkrper"/>
+        <w:jc w:val="both"/>
+        <w:rPr>
+          <w:lang w:val="fr-CH"/>
+        </w:rPr>
+      </w:pPr>
+      <w:r>
+        <w:rPr>
+          <w:lang w:val="fr-CH"/>
+        </w:rPr>
+        <w:t xml:space="preserve">Pour l’organisation du projet, j’ai </w:t>
+      </w:r>
+      <w:r>
+        <w:rPr>
+          <w:lang w:val="fr-CH"/>
+        </w:rPr>
+        <w:t>choisi</w:t>
+      </w:r>
+      <w:r>
+        <w:rPr>
+          <w:lang w:val="fr-CH"/>
+        </w:rPr>
+        <w:t xml:space="preserve"> la méthode en cas</w:t>
+      </w:r>
+      <w:r>
+        <w:rPr>
+          <w:lang w:val="fr-CH"/>
+        </w:rPr>
+        <w:t>cade</w:t>
+      </w:r>
+      <w:r>
+        <w:rPr>
+          <w:lang w:val="fr-CH"/>
+        </w:rPr>
+        <w:t>. C’est-à-dire qu’un pla</w:t>
+      </w:r>
+      <w:r>
+        <w:rPr>
+          <w:lang w:val="fr-CH"/>
+        </w:rPr>
+        <w:t xml:space="preserve">nning </w:t>
+      </w:r>
+      <w:r>
+        <w:rPr>
+          <w:lang w:val="fr-CH"/>
+        </w:rPr>
+        <w:t xml:space="preserve">sera effectué au début du projet afin de prévoir les différentes </w:t>
+      </w:r>
+      <w:r>
+        <w:rPr>
+          <w:lang w:val="fr-CH"/>
+        </w:rPr>
+        <w:t xml:space="preserve">phases et tâches du projet. Aussi, je fais en </w:t>
+      </w:r>
+      <w:r>
+        <w:rPr>
+          <w:lang w:val="fr-CH"/>
+        </w:rPr>
+        <w:t xml:space="preserve">parallèle avant chaque phase </w:t>
+      </w:r>
+      <w:r>
+        <w:rPr>
+          <w:lang w:val="fr-CH"/>
+        </w:rPr>
+        <w:t xml:space="preserve">des tâches à réaliser sous forme de todolist </w:t>
+      </w:r>
+      <w:r>
+        <w:rPr>
+          <w:lang w:val="fr-CH"/>
+        </w:rPr>
+        <w:t>sur Gitlab.</w:t>
+      </w:r>
+      <w:r>
+        <w:rPr>
+          <w:lang w:val="fr-CH"/>
+        </w:rPr>
+        <w:t xml:space="preserve"> </w:t>
+      </w:r>
+      <w:r>
+        <w:rPr>
+          <w:lang w:val="fr-CH"/>
+        </w:rPr>
+        <w:t>La documentation sera faite tout au long du projet.</w:t>
+      </w:r>
+    </w:p>
+    <w:p>
+      <w:pPr>
+        <w:pStyle w:val="BITTextkrper"/>
+        <w:jc w:val="both"/>
+        <w:rPr>
+          <w:lang w:val="fr-CH"/>
+        </w:rPr>
+      </w:pPr>
+      <w:r>
+        <w:rPr>
+          <w:lang w:val="fr-CH"/>
+        </w:rPr>
+        <w:t>Les personnes concernées par le projet sont les suivantes :</w:t>
+      </w:r>
+    </w:p>
+    <w:p>
+      <w:pPr>
+        <w:pStyle w:val="BITTextkrper"/>
+        <w:jc w:val="both"/>
+        <w:rPr>
+          <w:lang w:val="en-US"/>
+        </w:rPr>
+      </w:pPr>
+      <w:r>
+        <w:rPr>
+          <w:lang w:val="en-US"/>
+        </w:rPr>
+        <w:t xml:space="preserve">Candidat : Thibaud Gamez, </w:t>
+      </w:r>
+      <w:hyperlink r:id="rId19" w:history="1">
+        <w:r>
+          <w:rPr>
+            <w:rStyle w:val="Hyperlink"/>
+            <w:lang w:val="en-US"/>
+          </w:rPr>
+          <w:t>thibaudfrederic.gamez@studentfr.ch</w:t>
+        </w:r>
+      </w:hyperlink>
+      <w:r>
+        <w:rPr>
+          <w:lang w:val="en-US"/>
+        </w:rPr>
+        <w:t>, +4179</w:t>
+      </w:r>
+      <w:r>
+        <w:rPr>
+          <w:lang w:val="en-US"/>
+        </w:rPr>
+        <w:t xml:space="preserve"> </w:t>
+      </w:r>
+      <w:r>
+        <w:rPr>
+          <w:lang w:val="en-US"/>
+        </w:rPr>
+        <w:t>600</w:t>
+      </w:r>
+      <w:r>
+        <w:rPr>
+          <w:lang w:val="en-US"/>
+        </w:rPr>
+        <w:t xml:space="preserve"> </w:t>
+      </w:r>
+      <w:r>
+        <w:rPr>
+          <w:lang w:val="en-US"/>
+        </w:rPr>
+        <w:t>04</w:t>
+      </w:r>
+      <w:r>
+        <w:rPr>
+          <w:lang w:val="en-US"/>
+        </w:rPr>
+        <w:t xml:space="preserve"> </w:t>
+      </w:r>
+      <w:r>
+        <w:rPr>
+          <w:lang w:val="en-US"/>
+        </w:rPr>
+        <w:t>28</w:t>
+      </w:r>
+    </w:p>
+    <w:p>
+      <w:pPr>
+        <w:pStyle w:val="BITTextkrper"/>
+        <w:jc w:val="both"/>
+        <w:rPr>
+          <w:lang w:val="fr-CH"/>
+        </w:rPr>
+      </w:pPr>
+      <w:r>
+        <w:rPr>
+          <w:lang w:val="fr-CH"/>
+        </w:rPr>
+        <w:t xml:space="preserve">Supérieur </w:t>
+      </w:r>
+      <w:r>
+        <w:rPr>
+          <w:lang w:val="fr-CH"/>
+        </w:rPr>
+        <w:t xml:space="preserve">professionnel : Silvin Meylan, </w:t>
+      </w:r>
+      <w:hyperlink r:id="rId20" w:history="1">
+        <w:r>
+          <w:rPr>
+            <w:rStyle w:val="Hyperlink"/>
+            <w:lang w:val="fr-CH"/>
+          </w:rPr>
+          <w:t>silvin.meylan@edufr.ch</w:t>
+        </w:r>
+      </w:hyperlink>
+      <w:r>
+        <w:rPr>
+          <w:lang w:val="fr-CH"/>
+        </w:rPr>
+        <w:t>, +41</w:t>
+      </w:r>
+      <w:r>
+        <w:rPr>
+          <w:lang w:val="fr-CH"/>
+        </w:rPr>
+        <w:t xml:space="preserve"> </w:t>
+      </w:r>
+      <w:r>
+        <w:rPr>
+          <w:lang w:val="fr-CH"/>
+        </w:rPr>
+        <w:t>79</w:t>
+      </w:r>
+      <w:r>
+        <w:rPr>
+          <w:lang w:val="fr-CH"/>
+        </w:rPr>
+        <w:t xml:space="preserve"> </w:t>
+      </w:r>
+      <w:r>
+        <w:rPr>
+          <w:lang w:val="fr-CH"/>
+        </w:rPr>
+        <w:t>790</w:t>
+      </w:r>
+      <w:r>
+        <w:rPr>
+          <w:lang w:val="fr-CH"/>
+        </w:rPr>
+        <w:t xml:space="preserve"> </w:t>
+      </w:r>
+      <w:r>
+        <w:rPr>
+          <w:lang w:val="fr-CH"/>
+        </w:rPr>
+        <w:t>35</w:t>
+      </w:r>
+      <w:r>
+        <w:rPr>
+          <w:lang w:val="fr-CH"/>
+        </w:rPr>
+        <w:t xml:space="preserve"> </w:t>
+      </w:r>
+      <w:r>
+        <w:rPr>
+          <w:lang w:val="fr-CH"/>
+        </w:rPr>
+        <w:t>91</w:t>
+      </w:r>
+    </w:p>
+    <w:p>
+      <w:pPr>
+        <w:pStyle w:val="BITTextkrper"/>
+        <w:jc w:val="both"/>
+        <w:rPr>
+          <w:lang w:val="fr-CH"/>
+        </w:rPr>
+      </w:pPr>
+      <w:r>
+        <w:rPr>
+          <w:lang w:val="fr-CH"/>
+        </w:rPr>
+        <w:lastRenderedPageBreak/>
+        <w:t xml:space="preserve">Formateur en entreprise : </w:t>
+      </w:r>
+      <w:hyperlink r:id="rId21" w:history="1">
+        <w:r>
+          <w:rPr>
+            <w:rStyle w:val="Hyperlink"/>
+            <w:lang w:val="fr-CH"/>
+          </w:rPr>
+          <w:t>frederic.hertling@edufr.ch</w:t>
+        </w:r>
+      </w:hyperlink>
+      <w:r>
+        <w:rPr>
+          <w:lang w:val="fr-CH"/>
+        </w:rPr>
+        <w:t>, +41 26 305 26 67</w:t>
+      </w:r>
+    </w:p>
+    <w:p>
+      <w:pPr>
+        <w:pStyle w:val="BITTextkrper"/>
+        <w:jc w:val="both"/>
+        <w:rPr>
+          <w:lang w:val="fr-CH"/>
+        </w:rPr>
+      </w:pPr>
+      <w:r>
+        <w:rPr>
+          <w:lang w:val="fr-CH"/>
+        </w:rPr>
+        <w:t xml:space="preserve">Expert principale : </w:t>
+      </w:r>
+      <w:r>
+        <w:rPr>
+          <w:lang w:val="fr-CH"/>
+        </w:rPr>
+        <w:t>Yves Caloz</w:t>
+      </w:r>
+      <w:r>
+        <w:rPr>
+          <w:lang w:val="fr-CH"/>
+        </w:rPr>
+        <w:t xml:space="preserve">, </w:t>
+      </w:r>
+      <w:hyperlink r:id="rId22" w:history="1">
+        <w:r>
+          <w:rPr>
+            <w:rStyle w:val="Hyperlink"/>
+            <w:lang w:val="fr-CH"/>
+          </w:rPr>
+          <w:t>yves.caloz@caloz-family.ch</w:t>
+        </w:r>
+      </w:hyperlink>
+      <w:r>
+        <w:rPr>
+          <w:lang w:val="fr-CH"/>
+        </w:rPr>
+        <w:t xml:space="preserve">, </w:t>
+      </w:r>
+      <w:r>
+        <w:rPr>
+          <w:lang w:val="fr-CH"/>
+        </w:rPr>
+        <w:t xml:space="preserve">+41 </w:t>
+      </w:r>
+      <w:r>
+        <w:rPr>
+          <w:lang w:val="fr-CH"/>
+        </w:rPr>
+        <w:t>79 206 38 29</w:t>
+      </w:r>
+    </w:p>
+    <w:p>
+      <w:pPr>
+        <w:pStyle w:val="BITTextkrper"/>
+        <w:jc w:val="both"/>
+        <w:rPr>
+          <w:lang w:val="fr-CH"/>
+        </w:rPr>
+      </w:pPr>
+      <w:r>
+        <w:rPr>
+          <w:lang w:val="fr-CH"/>
+        </w:rPr>
+        <w:t xml:space="preserve">Expert secondaire : </w:t>
+      </w:r>
+      <w:r>
+        <w:rPr>
+          <w:lang w:val="fr-CH"/>
+        </w:rPr>
+        <w:t>Julien Schenevey</w:t>
+      </w:r>
+      <w:r>
+        <w:rPr>
+          <w:lang w:val="fr-CH"/>
+        </w:rPr>
+        <w:t xml:space="preserve">, </w:t>
+      </w:r>
+      <w:hyperlink r:id="rId23" w:history="1">
+        <w:r>
+          <w:rPr>
+            <w:rStyle w:val="Hyperlink"/>
+            <w:lang w:val="fr-CH"/>
+          </w:rPr>
+          <w:t>julien@schenevey.ch</w:t>
+        </w:r>
+      </w:hyperlink>
+      <w:r>
+        <w:rPr>
+          <w:lang w:val="fr-CH"/>
+        </w:rPr>
+        <w:t>, +41 79 505 74 45</w:t>
+      </w:r>
+    </w:p>
+    <w:p>
+      <w:pPr>
+        <w:pStyle w:val="BITTextkrper"/>
         <w:rPr>
           <w:i/>
           <w:iCs/>
@@ -5106,25 +4474,6 @@
           <w:lang w:val="fr-CH"/>
         </w:rPr>
         <w:t>Méthodologie choisie, rôles des intervenants, gestion de la documentation et du code</w:t>
-      </w:r>
-    </w:p>
-    <w:p>
-      <w:pPr>
-        <w:rPr>
-          <w:lang w:val="fr-CH"/>
-        </w:rPr>
-      </w:pPr>
-      <w:r>
-        <w:rPr>
-          <w:lang w:val="fr-CH"/>
-        </w:rPr>
-        <w:tab/>
-      </w:r>
-      <w:r>
-        <w:rPr>
-          <w:lang w:val="fr-CH"/>
-        </w:rPr>
-        <w:tab/>
       </w:r>
     </w:p>
     <w:p>
@@ -5176,6 +4525,32 @@
     </w:p>
     <w:p>
       <w:pPr>
+        <w:pStyle w:val="BITTextkrper"/>
+        <w:rPr>
+          <w:lang w:val="fr-CH"/>
+        </w:rPr>
+      </w:pPr>
+      <w:r>
+        <w:rPr>
+          <w:lang w:val="fr-CH"/>
+        </w:rPr>
+        <w:t xml:space="preserve">Il n’existe actuellement </w:t>
+      </w:r>
+      <w:r>
+        <w:rPr>
+          <w:lang w:val="fr-CH"/>
+        </w:rPr>
+        <w:t xml:space="preserve">aucun prototype de l’application, aucun schéma, documentation ou analyse n’as été </w:t>
+      </w:r>
+      <w:r>
+        <w:rPr>
+          <w:lang w:val="fr-CH"/>
+        </w:rPr>
+        <w:t>réalisé.</w:t>
+      </w:r>
+    </w:p>
+    <w:p>
+      <w:pPr>
         <w:rPr>
           <w:i/>
           <w:iCs/>
@@ -5213,6 +4588,33 @@
     </w:p>
     <w:p>
       <w:pPr>
+        <w:pStyle w:val="BITTextkrper"/>
+        <w:jc w:val="both"/>
+        <w:rPr>
+          <w:lang w:val="fr-CH"/>
+        </w:rPr>
+      </w:pPr>
+      <w:r>
+        <w:rPr>
+          <w:lang w:val="fr-CH"/>
+        </w:rPr>
+        <w:t>Le but du TPI est de rendre une application fonctionnelle qui remplit le cahier des charges</w:t>
+      </w:r>
+      <w:r>
+        <w:rPr>
+          <w:lang w:val="fr-CH"/>
+        </w:rPr>
+        <w:t xml:space="preserve"> et les critères d’évaluation. Avec le projet sera rendu une documentation </w:t>
+      </w:r>
+      <w:r>
+        <w:rPr>
+          <w:lang w:val="fr-CH"/>
+        </w:rPr>
+        <w:t>complète allant de l’analyse à la réalisation des tests.</w:t>
+      </w:r>
+    </w:p>
+    <w:p>
+      <w:pPr>
         <w:rPr>
           <w:i/>
           <w:iCs/>
@@ -5310,50 +4712,301 @@
     </w:p>
     <w:p>
       <w:pPr>
-        <w:rPr>
-          <w:lang w:val="fr-CH"/>
-        </w:rPr>
-      </w:pPr>
-      <w:r>
-        <w:rPr>
-          <w:lang w:val="fr-CH"/>
-        </w:rPr>
-        <w:t>Permettre à un développeur, après authentification via GitHub, d’obtenir une vue d’ensemble d’un dépôt GitHub (structure, explications, erreurs) sur une application web, sans devoir explorer manuellement les fichiers.</w:t>
-      </w:r>
-    </w:p>
-    <w:p>
-      <w:pPr>
-        <w:rPr>
-          <w:lang w:val="fr-CH"/>
-        </w:rPr>
-      </w:pPr>
-      <w:r>
-        <w:rPr>
-          <w:lang w:val="fr-CH"/>
-        </w:rPr>
-        <w:t>Permettre à un développeur de découvrir des éventuelles erreurs présentent sur un dépôt GitHub, ainsi qu’une proposition de correction.</w:t>
-      </w:r>
-    </w:p>
-    <w:p>
-      <w:pPr>
-        <w:rPr>
-          <w:lang w:val="fr-CH"/>
-        </w:rPr>
-      </w:pPr>
-      <w:r>
-        <w:rPr>
-          <w:lang w:val="fr-CH"/>
-        </w:rPr>
-        <w:t>Garantir un traitement asynchrone qui ne bloque jamais l’API REST, même pour des dépôts concernant plusieurs dizaines de fichiers.</w:t>
-      </w:r>
-    </w:p>
-    <w:p>
-      <w:pPr>
-        <w:rPr>
-          <w:lang w:val="fr-CH"/>
-        </w:rPr>
-      </w:pPr>
-    </w:p>
+        <w:pStyle w:val="BITTextkrper"/>
+        <w:rPr>
+          <w:b/>
+          <w:bCs/>
+          <w:lang w:val="fr-CH"/>
+        </w:rPr>
+      </w:pPr>
+      <w:r>
+        <w:rPr>
+          <w:b/>
+          <w:bCs/>
+          <w:lang w:val="fr-CH"/>
+        </w:rPr>
+        <w:t>Pour l'application Backend :</w:t>
+      </w:r>
+    </w:p>
+    <w:p>
+      <w:pPr>
+        <w:pStyle w:val="BITBullet1"/>
+        <w:rPr>
+          <w:lang w:val="fr-CH"/>
+        </w:rPr>
+      </w:pPr>
+      <w:r>
+        <w:rPr>
+          <w:lang w:val="fr-CH"/>
+        </w:rPr>
+        <w:t>Permettre l'authentification d'un utilisateur via GitHub OAuth (GET)</w:t>
+      </w:r>
+    </w:p>
+    <w:p>
+      <w:pPr>
+        <w:pStyle w:val="BITBullet1"/>
+        <w:rPr>
+          <w:lang w:val="fr-CH"/>
+        </w:rPr>
+      </w:pPr>
+      <w:r>
+        <w:rPr>
+          <w:lang w:val="fr-CH"/>
+        </w:rPr>
+        <w:t>Permettre la déconnexion d'un utilisateur (POST)</w:t>
+      </w:r>
+    </w:p>
+    <w:p>
+      <w:pPr>
+        <w:pStyle w:val="BITBullet1"/>
+        <w:rPr>
+          <w:lang w:val="fr-CH"/>
+        </w:rPr>
+      </w:pPr>
+      <w:r>
+        <w:rPr>
+          <w:lang w:val="fr-CH"/>
+        </w:rPr>
+        <w:t>Permettre de voir la liste des projets de l'utilisateur (GET)</w:t>
+      </w:r>
+    </w:p>
+    <w:p>
+      <w:pPr>
+        <w:pStyle w:val="BITBullet1"/>
+        <w:rPr>
+          <w:lang w:val="fr-CH"/>
+        </w:rPr>
+      </w:pPr>
+      <w:r>
+        <w:rPr>
+          <w:lang w:val="fr-CH"/>
+        </w:rPr>
+        <w:t>Permettre d'ajouter un projet à partir d'une URL de dépôt GitHub (POST)</w:t>
+      </w:r>
+    </w:p>
+    <w:p>
+      <w:pPr>
+        <w:pStyle w:val="BITBullet1"/>
+        <w:rPr>
+          <w:lang w:val="fr-CH"/>
+        </w:rPr>
+      </w:pPr>
+      <w:r>
+        <w:rPr>
+          <w:lang w:val="fr-CH"/>
+        </w:rPr>
+        <w:t>Permettre de voir le détail d'un projet avec son historique d'analyses (GET)</w:t>
+      </w:r>
+    </w:p>
+    <w:p>
+      <w:pPr>
+        <w:pStyle w:val="BITBullet1"/>
+        <w:rPr>
+          <w:lang w:val="fr-CH"/>
+        </w:rPr>
+      </w:pPr>
+      <w:r>
+        <w:rPr>
+          <w:lang w:val="fr-CH"/>
+        </w:rPr>
+        <w:t>Permettre de supprimer un projet et son historique d'analyses (DELETE)</w:t>
+      </w:r>
+    </w:p>
+    <w:p>
+      <w:pPr>
+        <w:pStyle w:val="BITBullet1"/>
+        <w:rPr>
+          <w:lang w:val="fr-CH"/>
+        </w:rPr>
+      </w:pPr>
+      <w:r>
+        <w:rPr>
+          <w:lang w:val="fr-CH"/>
+        </w:rPr>
+        <w:t>Permettre de lancer une nouvelle analyse sur un projet (POST)</w:t>
+      </w:r>
+    </w:p>
+    <w:p>
+      <w:pPr>
+        <w:pStyle w:val="BITBullet1"/>
+        <w:rPr>
+          <w:lang w:val="fr-CH"/>
+        </w:rPr>
+      </w:pPr>
+      <w:r>
+        <w:rPr>
+          <w:lang w:val="fr-CH"/>
+        </w:rPr>
+        <w:t>Permettre de consulter le résultat complet d'une analyse terminée (GET)</w:t>
+      </w:r>
+    </w:p>
+    <w:p>
+      <w:pPr>
+        <w:pStyle w:val="BITBullet1"/>
+        <w:rPr>
+          <w:lang w:val="fr-CH"/>
+        </w:rPr>
+      </w:pPr>
+      <w:r>
+        <w:rPr>
+          <w:lang w:val="fr-CH"/>
+        </w:rPr>
+        <w:t>Permettre de suivre la progression d'une analyse en cours (GET)</w:t>
+      </w:r>
+    </w:p>
+    <w:p>
+      <w:pPr>
+        <w:rPr>
+          <w:lang w:val="fr-CH"/>
+        </w:rPr>
+      </w:pPr>
+    </w:p>
+    <w:p>
+      <w:pPr>
+        <w:pStyle w:val="BITTextkrper"/>
+        <w:rPr>
+          <w:b/>
+          <w:bCs/>
+          <w:lang w:val="fr-CH"/>
+        </w:rPr>
+      </w:pPr>
+      <w:r>
+        <w:rPr>
+          <w:b/>
+          <w:bCs/>
+          <w:lang w:val="fr-CH"/>
+        </w:rPr>
+        <w:t>Pour l'application Frontend :</w:t>
+      </w:r>
+    </w:p>
+    <w:p>
+      <w:pPr>
+        <w:pStyle w:val="BITBullet1"/>
+        <w:rPr>
+          <w:lang w:val="fr-CH"/>
+        </w:rPr>
+      </w:pPr>
+      <w:r>
+        <w:rPr>
+          <w:lang w:val="fr-CH"/>
+        </w:rPr>
+        <w:lastRenderedPageBreak/>
+        <w:t>Permettre de se connecter via GitHub</w:t>
+      </w:r>
+    </w:p>
+    <w:p>
+      <w:pPr>
+        <w:pStyle w:val="BITBullet1"/>
+        <w:rPr>
+          <w:lang w:val="fr-CH"/>
+        </w:rPr>
+      </w:pPr>
+      <w:r>
+        <w:rPr>
+          <w:lang w:val="fr-CH"/>
+        </w:rPr>
+        <w:t>Permettre de se déconnecter</w:t>
+      </w:r>
+    </w:p>
+    <w:p>
+      <w:pPr>
+        <w:pStyle w:val="BITBullet1"/>
+        <w:rPr>
+          <w:lang w:val="fr-CH"/>
+        </w:rPr>
+      </w:pPr>
+      <w:r>
+        <w:rPr>
+          <w:lang w:val="fr-CH"/>
+        </w:rPr>
+        <w:t>Permettre de consulter la liste de ses projets</w:t>
+      </w:r>
+    </w:p>
+    <w:p>
+      <w:pPr>
+        <w:pStyle w:val="BITBullet1"/>
+        <w:rPr>
+          <w:lang w:val="fr-CH"/>
+        </w:rPr>
+      </w:pPr>
+      <w:r>
+        <w:rPr>
+          <w:lang w:val="fr-CH"/>
+        </w:rPr>
+        <w:t>Permettre d'ajouter un nouveau projet en saisissant l'URL d'un dépôt GitHub</w:t>
+      </w:r>
+    </w:p>
+    <w:p>
+      <w:pPr>
+        <w:pStyle w:val="BITBullet1"/>
+        <w:rPr>
+          <w:lang w:val="fr-CH"/>
+        </w:rPr>
+      </w:pPr>
+      <w:r>
+        <w:rPr>
+          <w:lang w:val="fr-CH"/>
+        </w:rPr>
+        <w:t>Permettre de consulter le détail d'un projet et son historique d'analyses</w:t>
+      </w:r>
+    </w:p>
+    <w:p>
+      <w:pPr>
+        <w:pStyle w:val="BITBullet1"/>
+        <w:rPr>
+          <w:lang w:val="fr-CH"/>
+        </w:rPr>
+      </w:pPr>
+      <w:r>
+        <w:rPr>
+          <w:lang w:val="fr-CH"/>
+        </w:rPr>
+        <w:t>Permettre de supprimer un projet</w:t>
+      </w:r>
+    </w:p>
+    <w:p>
+      <w:pPr>
+        <w:pStyle w:val="BITBullet1"/>
+        <w:rPr>
+          <w:lang w:val="fr-CH"/>
+        </w:rPr>
+      </w:pPr>
+      <w:r>
+        <w:rPr>
+          <w:lang w:val="fr-CH"/>
+        </w:rPr>
+        <w:t>Permettre de lancer une analyse sur un projet</w:t>
+      </w:r>
+    </w:p>
+    <w:p>
+      <w:pPr>
+        <w:pStyle w:val="BITBullet1"/>
+        <w:rPr>
+          <w:lang w:val="fr-CH"/>
+        </w:rPr>
+      </w:pPr>
+      <w:r>
+        <w:rPr>
+          <w:lang w:val="fr-CH"/>
+        </w:rPr>
+        <w:t>Permettre de visualiser la progression d'une analyse en cours</w:t>
+      </w:r>
+    </w:p>
+    <w:p>
+      <w:pPr>
+        <w:pStyle w:val="BITBullet1"/>
+        <w:rPr>
+          <w:lang w:val="fr-CH"/>
+        </w:rPr>
+      </w:pPr>
+      <w:r>
+        <w:rPr>
+          <w:lang w:val="fr-CH"/>
+        </w:rPr>
+        <w:t>Permettre de consulter les résultats d'une analyse (vue d'ensemble, erreurs détectées avec leurs corrections suggérées, diagramme Mermaid de la structure)</w:t>
+      </w:r>
+    </w:p>
+    <w:bookmarkEnd w:id="15"/>
     <w:p>
       <w:pPr>
         <w:pStyle w:val="Heading2"/>
@@ -5361,15 +5014,12 @@
           <w:lang w:val="fr-CH"/>
         </w:rPr>
       </w:pPr>
-      <w:bookmarkStart w:id="16" w:name="_Toc229743627"/>
-      <w:bookmarkEnd w:id="15"/>
-      <w:r>
-        <w:rPr>
-          <w:lang w:val="fr-CH"/>
-        </w:rPr>
-        <w:t>Variantes</w:t>
-      </w:r>
-      <w:bookmarkEnd w:id="16"/>
+      <w:r>
+        <w:rPr>
+          <w:lang w:val="fr-CH"/>
+        </w:rPr>
+        <w:t>Technologies</w:t>
+      </w:r>
     </w:p>
     <w:p>
       <w:pPr>
@@ -5393,28 +5043,45 @@
     </w:p>
     <w:p>
       <w:pPr>
+        <w:pStyle w:val="Heading3"/>
+        <w:rPr>
+          <w:lang w:val="fr-CH"/>
+        </w:rPr>
+      </w:pPr>
+      <w:r>
+        <w:rPr>
+          <w:lang w:val="fr-CH"/>
+        </w:rPr>
+        <w:t>Framework CSS</w:t>
+      </w:r>
+    </w:p>
+    <w:p>
+      <w:pPr>
+        <w:pStyle w:val="BITTextkrper"/>
+        <w:rPr>
+          <w:lang w:val="fr-CH"/>
+        </w:rPr>
+      </w:pPr>
+      <w:r>
+        <w:rPr>
+          <w:lang w:val="fr-CH"/>
+        </w:rPr>
+        <w:t>Tailwind CSS :</w:t>
+      </w:r>
+    </w:p>
+    <w:p>
+      <w:pPr>
         <w:pStyle w:val="BITTextkrper"/>
         <w:jc w:val="both"/>
         <w:rPr>
-          <w:i/>
-          <w:iCs/>
-          <w:color w:val="A6A6A6" w:themeColor="background1" w:themeShade="A6"/>
-          <w:lang w:val="fr-CH"/>
-        </w:rPr>
-      </w:pPr>
-    </w:p>
-    <w:p>
-      <w:pPr>
-        <w:pStyle w:val="Heading3"/>
-        <w:rPr>
-          <w:lang w:val="fr-CH"/>
-        </w:rPr>
-      </w:pPr>
-      <w:r>
-        <w:rPr>
-          <w:lang w:val="fr-CH"/>
-        </w:rPr>
-        <w:t>Framework CSS</w:t>
+          <w:lang w:val="fr-CH"/>
+        </w:rPr>
+      </w:pPr>
+      <w:r>
+        <w:rPr>
+          <w:lang w:val="fr-CH"/>
+        </w:rPr>
+        <w:t>Tailwind est un framework CSS dit utility-first : il met à disposition une classe pour chaque propriété de style (p-4 pour le padding, text-blue-500 pour la couleur, etc.) qui s'applique directement dans le HTML. Cette approche évite l'écriture d'une feuille de style séparée et offre un contrôle total sur le design. Le framework est entièrement personnalisable via un fichier de configuration permettant de définir ses propres couleurs, espacements et points de rupture.</w:t>
       </w:r>
     </w:p>
     <w:p>
@@ -5428,7 +5095,7 @@
         <w:rPr>
           <w:lang w:val="fr-CH"/>
         </w:rPr>
-        <w:t>Tailwind CSS :</w:t>
+        <w:t>Bootstrap :</w:t>
       </w:r>
     </w:p>
     <w:p>
@@ -5443,7 +5110,21 @@
         <w:rPr>
           <w:lang w:val="fr-CH"/>
         </w:rPr>
-        <w:t>Tailwind est un framework CSS dit utility-first : il met à disposition une classe pour chaque propriété de style (p-4 pour le padding, text-blue-500 pour la couleur, etc.) qui s'applique directement dans le HTML. Cette approche évite l'écriture d'une feuille de style séparée et offre un contrôle total sur le design. Le framework est entièrement personnalisable via un fichier de configuration permettant de définir ses propres couleurs, espacements et points de rupture.</w:t>
+        <w:t>Bootstrap propose une approche orientée composants : il fournit des blocs préfabriqués prêts à l'emploi (boutons, cartes, modales, barre de navigation, formulaires, etc.) que l'on applique via des classes regroupant plusieurs propriétés CSS. Cette approche accélère le démarrage d'un projet, mais impose un style visuel reconnaissable, plus difficile à personnaliser sans écrire des surcharges.</w:t>
+      </w:r>
+    </w:p>
+    <w:p>
+      <w:pPr>
+        <w:pStyle w:val="Heading3"/>
+        <w:rPr>
+          <w:lang w:val="fr-CH"/>
+        </w:rPr>
+      </w:pPr>
+      <w:r>
+        <w:rPr>
+          <w:lang w:val="fr-CH"/>
+        </w:rPr>
+        <w:t>Langage backend</w:t>
       </w:r>
     </w:p>
     <w:p>
@@ -5457,8 +5138,7 @@
         <w:rPr>
           <w:lang w:val="fr-CH"/>
         </w:rPr>
-        <w:lastRenderedPageBreak/>
-        <w:t>Bootstrap :</w:t>
+        <w:t xml:space="preserve">JavaScript Node.js : </w:t>
       </w:r>
     </w:p>
     <w:p>
@@ -5473,21 +5153,7 @@
         <w:rPr>
           <w:lang w:val="fr-CH"/>
         </w:rPr>
-        <w:t>Bootstrap propose une approche orientée composants : il fournit des blocs préfabriqués prêts à l'emploi (boutons, cartes, modales, barre de navigation, formulaires, etc.) que l'on applique via des classes regroupant plusieurs propriétés CSS. Cette approche accélère le démarrage d'un projet, mais impose un style visuel reconnaissable, plus difficile à personnaliser sans écrire des surcharges.</w:t>
-      </w:r>
-    </w:p>
-    <w:p>
-      <w:pPr>
-        <w:pStyle w:val="Heading3"/>
-        <w:rPr>
-          <w:lang w:val="fr-CH"/>
-        </w:rPr>
-      </w:pPr>
-      <w:r>
-        <w:rPr>
-          <w:lang w:val="fr-CH"/>
-        </w:rPr>
-        <w:t>Langage backend</w:t>
+        <w:t>Node.js est un environnement d’exécution JavaScript côté serveur, basé sur le moteur V8 de Google Chrome. Il fonctionne sur un modèle asynchrone non bloquant ce qui est adapté aux applications faisant de nombreux appels à des services externes. Il dispose d’un vaste écosystème de paquets disponible via NPM et permet aussi d’utiliser le même langage que le frontend Vue.js.</w:t>
       </w:r>
     </w:p>
     <w:p>
@@ -5501,7 +5167,7 @@
         <w:rPr>
           <w:lang w:val="fr-CH"/>
         </w:rPr>
-        <w:t xml:space="preserve">JavaScript Node.js : </w:t>
+        <w:t xml:space="preserve">PHP : </w:t>
       </w:r>
     </w:p>
     <w:p>
@@ -5516,7 +5182,8 @@
         <w:rPr>
           <w:lang w:val="fr-CH"/>
         </w:rPr>
-        <w:t>Node.js est un environnement d’exécution JavaScript côté serveur, basé sur le moteur V8 de Google Chrome. Il fonctionne sur un modèle asynchrone non bloquant ce qui est adapté aux applications faisant de nombreux appels à des services externes. Il dispose d’un vaste écosystème de paquets disponible via NPM et permet aussi d’utiliser le même langage que le frontend Vue.js.</w:t>
+        <w:lastRenderedPageBreak/>
+        <w:t>PHP est un langage interprété conçu spécialement pour le développement web.</w:t>
       </w:r>
     </w:p>
     <w:p>
@@ -5530,7 +5197,7 @@
         <w:rPr>
           <w:lang w:val="fr-CH"/>
         </w:rPr>
-        <w:t xml:space="preserve">PHP : </w:t>
+        <w:t xml:space="preserve">Java Springboot : </w:t>
       </w:r>
     </w:p>
     <w:p>
@@ -5545,35 +5212,6 @@
         <w:rPr>
           <w:lang w:val="fr-CH"/>
         </w:rPr>
-        <w:t>PHP est un langage interprété conçu spécialement pour le développement web.</w:t>
-      </w:r>
-    </w:p>
-    <w:p>
-      <w:pPr>
-        <w:pStyle w:val="BITTextkrper"/>
-        <w:rPr>
-          <w:lang w:val="fr-CH"/>
-        </w:rPr>
-      </w:pPr>
-      <w:r>
-        <w:rPr>
-          <w:lang w:val="fr-CH"/>
-        </w:rPr>
-        <w:t xml:space="preserve">Java Springboot : </w:t>
-      </w:r>
-    </w:p>
-    <w:p>
-      <w:pPr>
-        <w:pStyle w:val="BITTextkrper"/>
-        <w:jc w:val="both"/>
-        <w:rPr>
-          <w:lang w:val="fr-CH"/>
-        </w:rPr>
-      </w:pPr>
-      <w:r>
-        <w:rPr>
-          <w:lang w:val="fr-CH"/>
-        </w:rPr>
         <w:t>Java c’est un langage fortement typé, très répandu dans le monde de l’entreprise. Spring Boot est un framework qui simplifie le développement d’applications Java en fournissant une configuration par défaut et un écosystème riche en modules.</w:t>
       </w:r>
     </w:p>
@@ -5581,14 +5219,20 @@
       <w:pPr>
         <w:pStyle w:val="Heading2"/>
       </w:pPr>
-      <w:bookmarkStart w:id="17" w:name="_Toc229743628"/>
-      <w:r>
-        <w:rPr>
-          <w:lang w:val="fr-CH"/>
-        </w:rPr>
-        <w:t>Choix de variante</w:t>
-      </w:r>
-      <w:bookmarkEnd w:id="17"/>
+      <w:bookmarkStart w:id="16" w:name="_Toc229743628"/>
+      <w:r>
+        <w:rPr>
+          <w:lang w:val="fr-CH"/>
+        </w:rPr>
+        <w:t xml:space="preserve">Choix de </w:t>
+      </w:r>
+      <w:bookmarkEnd w:id="16"/>
+      <w:r>
+        <w:rPr>
+          <w:lang w:val="fr-CH"/>
+        </w:rPr>
+        <w:t>technologie</w:t>
+      </w:r>
     </w:p>
     <w:p>
       <w:pPr>
@@ -5709,24 +5353,41 @@
         <w:rPr>
           <w:lang w:val="fr-CH"/>
         </w:rPr>
-        <w:t>Pour ce qui est du LLM utilisé pour la génération des erreurs et des schémas, j’ai décidé d’utiliser OpenRouter pour éviter d’avoir à choisir un LLM précis maintenant, mais de pouvoir choisir en fonction de ce qui fonctionne le mieux.</w:t>
+        <w:t>Pour ce qui est du LLM utilisé pour la génération des erreurs et des schémas, j’ai décidé d’utiliser OpenRouter</w:t>
+      </w:r>
+      <w:r>
+        <w:rPr>
+          <w:lang w:val="fr-CH"/>
+        </w:rPr>
+        <w:t xml:space="preserve">, qui laisse le choix de LLM provenant de plusieurs providers différents. Cela me permet </w:t>
+      </w:r>
+      <w:r>
+        <w:rPr>
+          <w:lang w:val="fr-CH"/>
+        </w:rPr>
+        <w:t>d’</w:t>
+      </w:r>
+      <w:r>
+        <w:rPr>
+          <w:lang w:val="fr-CH"/>
+        </w:rPr>
+        <w:t>éviter d’avoir à choisir un LLM précis maintenant, mais de pouvoir choisir en fonction de ce qui fonctionne le mieux.</w:t>
       </w:r>
     </w:p>
     <w:p>
       <w:pPr>
         <w:pStyle w:val="Heading2"/>
       </w:pPr>
-      <w:bookmarkStart w:id="18" w:name="_Toc250790977"/>
-      <w:bookmarkStart w:id="19" w:name="_Toc229743629"/>
+      <w:bookmarkStart w:id="17" w:name="_Toc250790977"/>
+      <w:bookmarkStart w:id="18" w:name="_Toc229743629"/>
+      <w:bookmarkEnd w:id="17"/>
+      <w:r>
+        <w:rPr>
+          <w:lang w:val="fr-CH"/>
+        </w:rPr>
+        <w:t>Rentabilité</w:t>
+      </w:r>
       <w:bookmarkEnd w:id="18"/>
-      <w:r>
-        <w:rPr>
-          <w:lang w:val="fr-CH"/>
-        </w:rPr>
-        <w:lastRenderedPageBreak/>
-        <w:t>Rentabilité</w:t>
-      </w:r>
-      <w:bookmarkEnd w:id="19"/>
     </w:p>
     <w:p>
       <w:pPr>
@@ -5770,6 +5431,34 @@
         <w:pStyle w:val="BITTextkrper"/>
         <w:jc w:val="both"/>
         <w:rPr>
+          <w:szCs w:val="22"/>
+          <w:lang w:val="fr-CH"/>
+        </w:rPr>
+      </w:pPr>
+      <w:r>
+        <w:rPr>
+          <w:szCs w:val="22"/>
+          <w:lang w:val="fr-CH"/>
+        </w:rPr>
+        <w:t>Comme développé dans la situation initiale, actuellement, la compréhension d’un nouveau projet ainsi que la détection d’erreurs dans un projet est une tâche qui prend du temps. CodeMentor permettra de gagner du temps sur ces deux tâches, en plus d’améliorer la sécurité en détectant d’éventuelles erreurs.</w:t>
+      </w:r>
+    </w:p>
+    <w:p>
+      <w:pPr>
+        <w:pStyle w:val="Heading2"/>
+      </w:pPr>
+      <w:bookmarkStart w:id="19" w:name="_Toc250790978"/>
+      <w:bookmarkStart w:id="20" w:name="_Toc229743630"/>
+      <w:r>
+        <w:t>Analyse de risque</w:t>
+      </w:r>
+      <w:bookmarkEnd w:id="19"/>
+      <w:bookmarkEnd w:id="20"/>
+    </w:p>
+    <w:p>
+      <w:pPr>
+        <w:jc w:val="both"/>
+        <w:rPr>
           <w:rStyle w:val="Hinweistext"/>
           <w:i w:val="0"/>
           <w:iCs/>
@@ -5779,39 +5468,19 @@
           <w:lang w:val="fr-CH"/>
         </w:rPr>
       </w:pPr>
-    </w:p>
-    <w:p>
-      <w:pPr>
-        <w:pStyle w:val="BITTextkrper"/>
-        <w:jc w:val="both"/>
-        <w:rPr>
+      <w:r>
+        <w:rPr>
+          <w:rFonts w:cs="Arial"/>
+          <w:i/>
+          <w:iCs/>
+          <w:color w:val="A6A6A6" w:themeColor="background1" w:themeShade="A6"/>
+          <w:sz w:val="22"/>
           <w:szCs w:val="22"/>
           <w:lang w:val="fr-CH"/>
         </w:rPr>
-      </w:pPr>
-      <w:r>
-        <w:rPr>
-          <w:szCs w:val="22"/>
-          <w:lang w:val="fr-CH"/>
-        </w:rPr>
-        <w:t>Comme développé dans la situation initiale, actuellement, la compréhension d’un nouveau projet ainsi que la détection d’erreurs dans un projet est une tâche qui prend du temps. CodeMentor permettra de gagner du temps sur ces deux tâches, en plus d’améliorer la sécurité en détectant d’éventuelles erreurs.</w:t>
-      </w:r>
-    </w:p>
-    <w:p>
-      <w:pPr>
-        <w:pStyle w:val="Heading2"/>
-      </w:pPr>
-      <w:bookmarkStart w:id="20" w:name="_Toc250790978"/>
-      <w:bookmarkStart w:id="21" w:name="_Toc229743630"/>
-      <w:r>
-        <w:t>Analyse de risque</w:t>
-      </w:r>
-      <w:bookmarkEnd w:id="20"/>
-      <w:bookmarkEnd w:id="21"/>
-    </w:p>
-    <w:p>
-      <w:pPr>
-        <w:jc w:val="both"/>
+        <w:t>Identifier les risques par domaine (p. ex. dépendance fournisseur, coût licence, complexité)</w:t>
+      </w:r>
+      <w:r>
         <w:rPr>
           <w:rStyle w:val="Hinweistext"/>
           <w:i w:val="0"/>
@@ -5821,8 +5490,95 @@
           <w:szCs w:val="22"/>
           <w:lang w:val="fr-CH"/>
         </w:rPr>
-      </w:pPr>
-      <w:r>
+        <w:t>Quels risques sont engendrés en cas de non réalisation du projet? Que se passe-t-il en cas d’échec du projet ? Quels sont les risques les plus importants du projet ?</w:t>
+      </w:r>
+    </w:p>
+    <w:p>
+      <w:pPr>
+        <w:pStyle w:val="BITTextkrper"/>
+        <w:jc w:val="both"/>
+        <w:rPr>
+          <w:szCs w:val="22"/>
+          <w:lang w:val="fr-CH"/>
+        </w:rPr>
+      </w:pPr>
+      <w:r>
+        <w:rPr>
+          <w:szCs w:val="22"/>
+          <w:lang w:val="fr-CH"/>
+        </w:rPr>
+        <w:t>L</w:t>
+      </w:r>
+      <w:r>
+        <w:rPr>
+          <w:szCs w:val="22"/>
+          <w:lang w:val="fr-CH"/>
+        </w:rPr>
+        <w:t xml:space="preserve">e </w:t>
+      </w:r>
+      <w:r>
+        <w:rPr>
+          <w:szCs w:val="22"/>
+          <w:lang w:val="fr-CH"/>
+        </w:rPr>
+        <w:t>seul</w:t>
+      </w:r>
+      <w:r>
+        <w:rPr>
+          <w:szCs w:val="22"/>
+          <w:lang w:val="fr-CH"/>
+        </w:rPr>
+        <w:t xml:space="preserve"> risque</w:t>
+      </w:r>
+      <w:r>
+        <w:rPr>
+          <w:szCs w:val="22"/>
+          <w:lang w:val="fr-CH"/>
+        </w:rPr>
+        <w:t xml:space="preserve"> du projet, est une dépense excessive lié à l’utilisation de token pour les LLM, mais pour palier à cela, une limite à crédit est fixé sur OpenRouter, il n’y a donc aucu</w:t>
+      </w:r>
+      <w:r>
+        <w:rPr>
+          <w:szCs w:val="22"/>
+          <w:lang w:val="fr-CH"/>
+        </w:rPr>
+        <w:t xml:space="preserve">n risque réel </w:t>
+      </w:r>
+      <w:r>
+        <w:rPr>
+          <w:szCs w:val="22"/>
+          <w:lang w:val="fr-CH"/>
+        </w:rPr>
+        <w:t>lié au projet.</w:t>
+      </w:r>
+    </w:p>
+    <w:p>
+      <w:pPr>
+        <w:pStyle w:val="Heading2"/>
+        <w:numPr>
+          <w:ilvl w:val="1"/>
+          <w:numId w:val="16"/>
+        </w:numPr>
+        <w:rPr>
+          <w:lang w:val="fr-CH"/>
+        </w:rPr>
+      </w:pPr>
+      <w:bookmarkStart w:id="21" w:name="_Toc250790979"/>
+      <w:bookmarkStart w:id="22" w:name="_Toc229743631"/>
+      <w:bookmarkStart w:id="23" w:name="_Toc114965614"/>
+      <w:r>
+        <w:rPr>
+          <w:lang w:val="fr-CH"/>
+        </w:rPr>
+        <w:lastRenderedPageBreak/>
+        <w:t>Sécurité de l’information et protection des données</w:t>
+      </w:r>
+      <w:bookmarkEnd w:id="21"/>
+      <w:bookmarkEnd w:id="22"/>
+    </w:p>
+    <w:p>
+      <w:pPr>
+        <w:jc w:val="both"/>
         <w:rPr>
           <w:rFonts w:cs="Arial"/>
           <w:i/>
@@ -5832,56 +5588,9 @@
           <w:szCs w:val="22"/>
           <w:lang w:val="fr-CH"/>
         </w:rPr>
-        <w:t>Identifier les risques par domaine (p. ex. dépendance fournisseur, coût licence, complexité)</w:t>
-      </w:r>
-      <w:r>
-        <w:rPr>
-          <w:rStyle w:val="Hinweistext"/>
-          <w:i w:val="0"/>
-          <w:iCs/>
-          <w:color w:val="A6A6A6" w:themeColor="background1" w:themeShade="A6"/>
-          <w:sz w:val="22"/>
-          <w:szCs w:val="22"/>
-          <w:lang w:val="fr-CH"/>
-        </w:rPr>
-        <w:t>Quels risques sont engendrés en cas de non réalisation du projet? Que se passe-t-il en cas d’échec du projet ? Quels sont les risques les plus importants du projet ?</w:t>
-      </w:r>
-    </w:p>
-    <w:p>
-      <w:pPr>
-        <w:rPr>
-          <w:sz w:val="22"/>
-          <w:szCs w:val="22"/>
-          <w:lang w:val="fr-CH"/>
-        </w:rPr>
-      </w:pPr>
-    </w:p>
-    <w:p>
-      <w:pPr>
-        <w:pStyle w:val="Heading2"/>
-        <w:numPr>
-          <w:ilvl w:val="1"/>
-          <w:numId w:val="16"/>
-        </w:numPr>
-        <w:rPr>
-          <w:lang w:val="fr-CH"/>
-        </w:rPr>
-      </w:pPr>
-      <w:bookmarkStart w:id="22" w:name="_Toc250790979"/>
-      <w:bookmarkStart w:id="23" w:name="_Toc229743631"/>
-      <w:bookmarkStart w:id="24" w:name="_Toc114965614"/>
-      <w:r>
-        <w:rPr>
-          <w:lang w:val="fr-CH"/>
-        </w:rPr>
-        <w:t>Sécurité de l’information et protection des données</w:t>
-      </w:r>
-      <w:bookmarkEnd w:id="22"/>
-      <w:bookmarkEnd w:id="23"/>
-    </w:p>
-    <w:p>
-      <w:pPr>
-        <w:jc w:val="both"/>
+      </w:pPr>
+      <w:bookmarkStart w:id="24" w:name="_Toc114965602"/>
+      <w:r>
         <w:rPr>
           <w:rFonts w:cs="Arial"/>
           <w:i/>
@@ -5891,50 +5600,124 @@
           <w:szCs w:val="22"/>
           <w:lang w:val="fr-CH"/>
         </w:rPr>
-      </w:pPr>
-      <w:bookmarkStart w:id="25" w:name="_Toc114965602"/>
-      <w:r>
-        <w:rPr>
-          <w:rFonts w:cs="Arial"/>
-          <w:i/>
-          <w:iCs/>
-          <w:color w:val="A6A6A6" w:themeColor="background1" w:themeShade="A6"/>
-          <w:sz w:val="22"/>
-          <w:szCs w:val="22"/>
-          <w:lang w:val="fr-CH"/>
-        </w:rPr>
         <w:t>Conformité nLPD, mesures techniques et organisationnelles</w:t>
       </w:r>
     </w:p>
     <w:p>
       <w:pPr>
+        <w:pStyle w:val="BITTextkrper"/>
+        <w:jc w:val="both"/>
+        <w:rPr>
+          <w:lang w:val="fr-CH"/>
+        </w:rPr>
+      </w:pPr>
+      <w:r>
+        <w:rPr>
+          <w:lang w:val="fr-CH"/>
+        </w:rPr>
+        <w:t xml:space="preserve">L’application web sera sécurisé afin d’éviter les attaques par injection </w:t>
+      </w:r>
+      <w:r>
+        <w:rPr>
+          <w:lang w:val="fr-CH"/>
+        </w:rPr>
+        <w:t xml:space="preserve">(html, css, js et sql). </w:t>
+      </w:r>
+      <w:r>
+        <w:rPr>
+          <w:lang w:val="fr-CH"/>
+        </w:rPr>
+        <w:t xml:space="preserve">Les requêtes seront </w:t>
+      </w:r>
+      <w:r>
+        <w:rPr>
+          <w:lang w:val="fr-CH"/>
+        </w:rPr>
+        <w:t>protégées</w:t>
+      </w:r>
+      <w:r>
+        <w:rPr>
+          <w:lang w:val="fr-CH"/>
+        </w:rPr>
+        <w:t xml:space="preserve"> via l’API afin d’éviter des accès non </w:t>
+      </w:r>
+      <w:r>
+        <w:rPr>
+          <w:lang w:val="fr-CH"/>
+        </w:rPr>
+        <w:t>autorisés</w:t>
+      </w:r>
+      <w:r>
+        <w:rPr>
+          <w:lang w:val="fr-CH"/>
+        </w:rPr>
+        <w:t xml:space="preserve">, </w:t>
+      </w:r>
+      <w:r>
+        <w:rPr>
+          <w:lang w:val="fr-CH"/>
+        </w:rPr>
+        <w:t>seuls</w:t>
+      </w:r>
+      <w:r>
+        <w:rPr>
+          <w:lang w:val="fr-CH"/>
+        </w:rPr>
+        <w:t xml:space="preserve"> les utilisateurs </w:t>
+      </w:r>
+      <w:r>
+        <w:rPr>
+          <w:lang w:val="fr-CH"/>
+        </w:rPr>
+        <w:t>authentifiés</w:t>
+      </w:r>
+      <w:r>
+        <w:rPr>
+          <w:lang w:val="fr-CH"/>
+        </w:rPr>
+        <w:t xml:space="preserve"> pourront </w:t>
+      </w:r>
+      <w:r>
+        <w:rPr>
+          <w:lang w:val="fr-CH"/>
+        </w:rPr>
+        <w:t>accéder</w:t>
+      </w:r>
+      <w:r>
+        <w:rPr>
+          <w:lang w:val="fr-CH"/>
+        </w:rPr>
+        <w:t xml:space="preserve"> aux données et uniquement à leurs </w:t>
+      </w:r>
+      <w:r>
+        <w:rPr>
+          <w:lang w:val="fr-CH"/>
+        </w:rPr>
+        <w:t>propres</w:t>
+      </w:r>
+      <w:r>
+        <w:rPr>
+          <w:lang w:val="fr-CH"/>
+        </w:rPr>
+        <w:t xml:space="preserve"> données.</w:t>
+      </w:r>
+    </w:p>
+    <w:p>
+      <w:pPr>
         <w:pStyle w:val="Heading2"/>
         <w:rPr>
           <w:lang w:val="fr-CH"/>
         </w:rPr>
       </w:pPr>
-      <w:bookmarkStart w:id="26" w:name="_Toc229743632"/>
-      <w:r>
-        <w:rPr>
-          <w:lang w:val="fr-CH"/>
-        </w:rPr>
+      <w:bookmarkStart w:id="25" w:name="_Toc229743632"/>
+      <w:r>
+        <w:rPr>
+          <w:lang w:val="fr-CH"/>
+        </w:rPr>
+        <w:lastRenderedPageBreak/>
         <w:t>Diagramme de cas d’utilisation</w:t>
       </w:r>
-      <w:bookmarkEnd w:id="26"/>
-    </w:p>
-    <w:p>
-      <w:pPr>
-        <w:pStyle w:val="BITTextkrper"/>
-        <w:rPr>
-          <w:lang w:val="fr-CH"/>
-        </w:rPr>
-      </w:pPr>
-      <w:r>
-        <w:rPr>
-          <w:lang w:val="fr-CH"/>
-        </w:rPr>
-        <w:t>Le diagramme de cas d’utilisation suivant a été modélisé sous Sparx Enterprise Architect. Il définit le périmètre fonctionnel de l’application en identifiant les acteurs qui interagissent avec CodeMentor (humains et systèmes externes) et les fonctionnalités qu’ils mettent en œuvre. Il sert de référence pour le découpage des autres diagrammes UML (séquences, activités) et pour la traçabilité des exigences.</w:t>
-      </w:r>
+      <w:bookmarkEnd w:id="25"/>
     </w:p>
     <w:p>
       <w:pPr>
@@ -5950,7 +5733,6 @@
           <w:noProof/>
           <w:lang w:val="fr-CH"/>
         </w:rPr>
-        <w:lastRenderedPageBreak/>
         <w:drawing>
           <wp:inline distT="0" distB="0" distL="0" distR="0" wp14:anchorId="3D59D988" wp14:editId="3AFAFB91">
             <wp:extent cx="5367336" cy="7200000"/>
@@ -5967,10 +5749,10 @@
                     <pic:cNvPicPr/>
                   </pic:nvPicPr>
                   <pic:blipFill>
-                    <a:blip r:embed="rId19">
+                    <a:blip r:embed="rId24">
                       <a:extLst>
                         <a:ext uri="{96DAC541-7B7A-43D3-8B79-37D633B846F1}">
-                          <asvg:svgBlip xmlns:asvg="http://schemas.microsoft.com/office/drawing/2016/SVG/main" r:embed="rId20"/>
+                          <asvg:svgBlip xmlns:asvg="http://schemas.microsoft.com/office/drawing/2016/SVG/main" r:embed="rId25"/>
                         </a:ext>
                       </a:extLst>
                     </a:blip>
@@ -6013,37 +5795,15 @@
         <w:rPr>
           <w:lang w:val="fr-CH"/>
         </w:rPr>
-        <w:t>Le diagramme ci-dessus représente l’ensemble des cas d’utilisation de l’application CodeMentor et les acteurs qui les déclenchent. Deux acteurs humains apparaissent : le « Visiteur », qui correspond à toute personne arrivant sur l’application sans être authentifiée, et l’« Utilisateur », qui hérite du Visiteur une fois la connexion via GitHub OAuth réalisée. Trois acteurs externes complètent le système : l’API GitHub pour l’authentification et la récupération du code, l’API OpenRouter pour l’analyse par int</w:t>
-      </w:r>
-      <w:r>
-        <w:rPr>
-          <w:lang w:val="fr-CH"/>
-        </w:rPr>
-        <w:t xml:space="preserve">elligence artificielle, et la base de données interne pour la persistance des projets et de leurs </w:t>
+        <w:t xml:space="preserve">Le diagramme ci-dessus représente l’ensemble des cas d’utilisation de l’application CodeMentor et les acteurs qui les déclenchent. Deux acteurs humains apparaissent : le « Visiteur », qui correspond à toute personne arrivant sur l’application sans être authentifiée, et l’« Utilisateur », qui hérite du Visiteur une fois la connexion via GitHub OAuth réalisée. Trois acteurs externes complètent le système : l’API </w:t>
       </w:r>
       <w:r>
         <w:rPr>
           <w:lang w:val="fr-CH"/>
         </w:rPr>
         <w:lastRenderedPageBreak/>
-        <w:t>analyses. Les cas d’utilisation principaux concernent la gestion des projets, le lancement et la consultation d’analyses, ainsi que la connexion et la déconnexion.</w:t>
-      </w:r>
-    </w:p>
-    <w:p>
-      <w:pPr>
-        <w:pStyle w:val="Heading2"/>
-        <w:rPr>
-          <w:lang w:val="fr-CH"/>
-        </w:rPr>
-      </w:pPr>
-      <w:bookmarkStart w:id="27" w:name="_Toc229743633"/>
-      <w:r>
-        <w:rPr>
-          <w:lang w:val="fr-CH"/>
-        </w:rPr>
-        <w:t>Diagramme de séquences système</w:t>
-      </w:r>
-      <w:bookmarkEnd w:id="27"/>
+        <w:t>GitHub pour l’authentification et la récupération du code, l’API OpenRouter pour l’analyse par intelligence artificielle, et la base de données interne pour la persistance des projets et de leurs analyses. Les cas d’utilisation principaux concernent la gestion des projets, le lancement et la consultation d’analyses, ainsi que la connexion et la déconnexion.</w:t>
+      </w:r>
     </w:p>
     <w:p>
       <w:pPr>
@@ -6055,10 +5815,210 @@
       </w:pPr>
       <w:r>
         <w:rPr>
-          <w:lang w:val="fr-CH"/>
-        </w:rPr>
-        <w:t>Les diagrammes de séquences système décrivent les échanges entre l’utilisateur, l’application cliente, l’application serveur et les services externes (API GitHub, API OpenRouter, base de données) pour les scénarios où la coordination temporelle est déterminante. Trois scénarios sont modélisés : la création d’une analyse, son traitement asynchrone par le worker et la consultation de son état d’avancement.</w:t>
-      </w:r>
+          <w:b/>
+          <w:lang w:val="fr-CH"/>
+        </w:rPr>
+        <w:t xml:space="preserve">Détail des cas d’utilisation. </w:t>
+      </w:r>
+      <w:r>
+        <w:rPr>
+          <w:lang w:val="fr-CH"/>
+        </w:rPr>
+        <w:t>Chaque cas correspond à une fonctionnalité accessible depuis l’interface :</w:t>
+      </w:r>
+    </w:p>
+    <w:p>
+      <w:pPr>
+        <w:pStyle w:val="BITTextkrper"/>
+        <w:jc w:val="both"/>
+        <w:rPr>
+          <w:lang w:val="fr-CH"/>
+        </w:rPr>
+      </w:pPr>
+      <w:r>
+        <w:rPr>
+          <w:b/>
+          <w:lang w:val="fr-CH"/>
+        </w:rPr>
+        <w:t xml:space="preserve">Se connecter. </w:t>
+      </w:r>
+      <w:r>
+        <w:rPr>
+          <w:lang w:val="fr-CH"/>
+        </w:rPr>
+        <w:t>Le Visiteur s’authentifie via OAuth GitHub depuis la page de login. Après validation par GitHub, une session est créée et le Visiteur devient Utilisateur.</w:t>
+      </w:r>
+    </w:p>
+    <w:p>
+      <w:pPr>
+        <w:pStyle w:val="BITTextkrper"/>
+        <w:jc w:val="both"/>
+        <w:rPr>
+          <w:lang w:val="fr-CH"/>
+        </w:rPr>
+      </w:pPr>
+      <w:r>
+        <w:rPr>
+          <w:b/>
+          <w:lang w:val="fr-CH"/>
+        </w:rPr>
+        <w:t xml:space="preserve">Se déconnecter. </w:t>
+      </w:r>
+      <w:r>
+        <w:rPr>
+          <w:lang w:val="fr-CH"/>
+        </w:rPr>
+        <w:t>L’Utilisateur clôt sa session active. Les cookies sont invalidés et il revient à l’état Visiteur.</w:t>
+      </w:r>
+    </w:p>
+    <w:p>
+      <w:pPr>
+        <w:pStyle w:val="BITTextkrper"/>
+        <w:jc w:val="both"/>
+        <w:rPr>
+          <w:lang w:val="fr-CH"/>
+        </w:rPr>
+      </w:pPr>
+      <w:r>
+        <w:rPr>
+          <w:b/>
+          <w:lang w:val="fr-CH"/>
+        </w:rPr>
+        <w:t xml:space="preserve">Ajouter un projet. </w:t>
+      </w:r>
+      <w:r>
+        <w:rPr>
+          <w:lang w:val="fr-CH"/>
+        </w:rPr>
+        <w:t>L’Utilisateur fournit l’URL d’un dépôt GitHub. L’application vérifie auprès de l’API GitHub que le dépôt existe et que l’Utilisateur y a accès, puis crée le projet dans la base.</w:t>
+      </w:r>
+    </w:p>
+    <w:p>
+      <w:pPr>
+        <w:pStyle w:val="BITTextkrper"/>
+        <w:jc w:val="both"/>
+        <w:rPr>
+          <w:lang w:val="fr-CH"/>
+        </w:rPr>
+      </w:pPr>
+      <w:r>
+        <w:rPr>
+          <w:b/>
+          <w:lang w:val="fr-CH"/>
+        </w:rPr>
+        <w:t xml:space="preserve">Consulter la liste des projets. </w:t>
+      </w:r>
+      <w:r>
+        <w:rPr>
+          <w:lang w:val="fr-CH"/>
+        </w:rPr>
+        <w:t>L’Utilisateur voit le tableau de bord avec tous ses projets liés à GitHub. Un filtre permet de rechercher par nom ou statut d’analyse.</w:t>
+      </w:r>
+    </w:p>
+    <w:p>
+      <w:pPr>
+        <w:pStyle w:val="BITTextkrper"/>
+        <w:jc w:val="both"/>
+        <w:rPr>
+          <w:lang w:val="fr-CH"/>
+        </w:rPr>
+      </w:pPr>
+      <w:r>
+        <w:rPr>
+          <w:b/>
+          <w:lang w:val="fr-CH"/>
+        </w:rPr>
+        <w:t xml:space="preserve">Consulter un projet. </w:t>
+      </w:r>
+      <w:r>
+        <w:rPr>
+          <w:lang w:val="fr-CH"/>
+        </w:rPr>
+        <w:t>L’Utilisateur ouvre la page d’un projet pour voir ses métadonnées (langage principal, visibilité, date) et l’historique de ses analyses.</w:t>
+      </w:r>
+    </w:p>
+    <w:p>
+      <w:pPr>
+        <w:pStyle w:val="BITTextkrper"/>
+        <w:jc w:val="both"/>
+        <w:rPr>
+          <w:lang w:val="fr-CH"/>
+        </w:rPr>
+      </w:pPr>
+      <w:r>
+        <w:rPr>
+          <w:b/>
+          <w:lang w:val="fr-CH"/>
+        </w:rPr>
+        <w:t xml:space="preserve">Supprimer un projet. </w:t>
+      </w:r>
+      <w:r>
+        <w:rPr>
+          <w:lang w:val="fr-CH"/>
+        </w:rPr>
+        <w:t>L’Utilisateur supprime un de ses projets. L’opération est bloquée si une analyse est en cours, et les analyses associées sont supprimées en cascade.</w:t>
+      </w:r>
+    </w:p>
+    <w:p>
+      <w:pPr>
+        <w:pStyle w:val="BITTextkrper"/>
+        <w:jc w:val="both"/>
+        <w:rPr>
+          <w:lang w:val="fr-CH"/>
+        </w:rPr>
+      </w:pPr>
+      <w:r>
+        <w:rPr>
+          <w:b/>
+          <w:lang w:val="fr-CH"/>
+        </w:rPr>
+        <w:t xml:space="preserve">Lancer une analyse. </w:t>
+      </w:r>
+      <w:r>
+        <w:rPr>
+          <w:lang w:val="fr-CH"/>
+        </w:rPr>
+        <w:t>L’Utilisateur déclenche l’analyse d’un projet. Le backend crée une tâche en file d’attente, qui sera traitée de manière asynchrone : récupération du code via l’API GitHub, analyse fichier par fichier via l’API OpenRouter, puis stockage des résultats.</w:t>
+      </w:r>
+    </w:p>
+    <w:p>
+      <w:pPr>
+        <w:pStyle w:val="BITTextkrper"/>
+        <w:jc w:val="both"/>
+        <w:rPr>
+          <w:lang w:val="fr-CH"/>
+        </w:rPr>
+      </w:pPr>
+      <w:r>
+        <w:rPr>
+          <w:b/>
+          <w:lang w:val="fr-CH"/>
+        </w:rPr>
+        <w:t xml:space="preserve">Consulter les résultats d’analyse. </w:t>
+      </w:r>
+      <w:r>
+        <w:rPr>
+          <w:lang w:val="fr-CH"/>
+        </w:rPr>
+        <w:t>L’Utilisateur consulte le rapport d’une analyse terminée : synthèse globale, diagramme structurel Mermaid, liste des fichiers et erreurs détectées avec leurs corrections proposées.</w:t>
+      </w:r>
+    </w:p>
+    <w:p>
+      <w:pPr>
+        <w:pStyle w:val="Heading2"/>
+        <w:rPr>
+          <w:lang w:val="fr-CH"/>
+        </w:rPr>
+      </w:pPr>
+      <w:bookmarkStart w:id="26" w:name="_Toc229743633"/>
+      <w:r>
+        <w:rPr>
+          <w:lang w:val="fr-CH"/>
+        </w:rPr>
+        <w:lastRenderedPageBreak/>
+        <w:t>Diagramme de séquences système</w:t>
+      </w:r>
+      <w:bookmarkEnd w:id="26"/>
     </w:p>
     <w:p>
       <w:pPr>
@@ -6090,10 +6050,10 @@
                     <pic:cNvPicPr/>
                   </pic:nvPicPr>
                   <pic:blipFill>
-                    <a:blip r:embed="rId21">
+                    <a:blip r:embed="rId26">
                       <a:extLst>
                         <a:ext uri="{96DAC541-7B7A-43D3-8B79-37D633B846F1}">
-                          <asvg:svgBlip xmlns:asvg="http://schemas.microsoft.com/office/drawing/2016/SVG/main" r:embed="rId22"/>
+                          <asvg:svgBlip xmlns:asvg="http://schemas.microsoft.com/office/drawing/2016/SVG/main" r:embed="rId27"/>
                         </a:ext>
                       </a:extLst>
                     </a:blip>
@@ -6136,13 +6096,7 @@
         <w:rPr>
           <w:lang w:val="fr-CH"/>
         </w:rPr>
-        <w:t>Ce diagramme de séquences décrit le déroulement complet du lancement d’une analyse depuis l’interface utilisateur jusqu’aux services externes. L’utilisateur déclenche l’opération via l’application cliente, qui transmet la requête à l’application serveur. Cette dernière persiste un enregistrement d’analyse dans la base de données</w:t>
-      </w:r>
-      <w:r>
-        <w:rPr>
-          <w:lang w:val="fr-CH"/>
-        </w:rPr>
-        <w:t xml:space="preserve"> et met l’analyse dans la queue en mémoire. Queue en mémoire détailler dans le prochain diagramme si dessous.</w:t>
+        <w:t>L’utilisateur lance une analyse depuis l’interface. Le backend enregistre l’analyse en BDD avec le statut « queued » et la met en file d’attente, puis répond immédiatement au client. Le traitement effectif est détaillé dans le diagramme ci-dessous.</w:t>
       </w:r>
     </w:p>
     <w:p>
@@ -6176,10 +6130,10 @@
                     <pic:cNvPicPr/>
                   </pic:nvPicPr>
                   <pic:blipFill>
-                    <a:blip r:embed="rId23">
+                    <a:blip r:embed="rId28">
                       <a:extLst>
                         <a:ext uri="{96DAC541-7B7A-43D3-8B79-37D633B846F1}">
-                          <asvg:svgBlip xmlns:asvg="http://schemas.microsoft.com/office/drawing/2016/SVG/main" r:embed="rId24"/>
+                          <asvg:svgBlip xmlns:asvg="http://schemas.microsoft.com/office/drawing/2016/SVG/main" r:embed="rId29"/>
                         </a:ext>
                       </a:extLst>
                     </a:blip>
@@ -6222,37 +6176,7 @@
         <w:rPr>
           <w:lang w:val="fr-CH"/>
         </w:rPr>
-        <w:t>Une fois l’analyse créée, son traitement effectif est confié à un worker côté serveur qui s’exécute en arrière-plan. Le diagramme représente cette boucle asynchrone</w:t>
-      </w:r>
-      <w:r>
-        <w:rPr>
-          <w:lang w:val="fr-CH"/>
-        </w:rPr>
-        <w:t>.</w:t>
-      </w:r>
-      <w:r>
-        <w:rPr>
-          <w:lang w:val="fr-CH"/>
-        </w:rPr>
-        <w:t xml:space="preserve"> </w:t>
-      </w:r>
-      <w:r>
-        <w:rPr>
-          <w:lang w:val="fr-CH"/>
-        </w:rPr>
-        <w:t>L</w:t>
-      </w:r>
-      <w:r>
-        <w:rPr>
-          <w:lang w:val="fr-CH"/>
-        </w:rPr>
-        <w:t>’application serveur dialogue successivement avec l’API GitHub pour lire les fichiers, puis avec l’API OpenRouter pour les passes d’analyse, et met à jour à chaque étape l’état d’avancement dans la base de données. Ce découplage garantit que les requêtes des autres utilisateurs continuent d’être servies pendant qu’une analyse longue</w:t>
-      </w:r>
-      <w:r>
-        <w:rPr>
-          <w:lang w:val="fr-CH"/>
-        </w:rPr>
-        <w:t xml:space="preserve"> est en cours.</w:t>
+        <w:t>Le worker traite les analyses en arrière-plan, en boucle sur la file. Il récupère le code via l’API GitHub, le passe à OpenRouter pour analyse, et met à jour l’avancement en BDD à chaque étape. Ce découplage évite de bloquer la requête HTTP pendant les minutes que peut prendre un appel IA.</w:t>
       </w:r>
     </w:p>
     <w:p>
@@ -6286,10 +6210,10 @@
                     <pic:cNvPicPr/>
                   </pic:nvPicPr>
                   <pic:blipFill>
-                    <a:blip r:embed="rId25">
+                    <a:blip r:embed="rId30">
                       <a:extLst>
                         <a:ext uri="{96DAC541-7B7A-43D3-8B79-37D633B846F1}">
-                          <asvg:svgBlip xmlns:asvg="http://schemas.microsoft.com/office/drawing/2016/SVG/main" r:embed="rId26"/>
+                          <asvg:svgBlip xmlns:asvg="http://schemas.microsoft.com/office/drawing/2016/SVG/main" r:embed="rId31"/>
                         </a:ext>
                       </a:extLst>
                     </a:blip>
@@ -6332,43 +6256,7 @@
         <w:rPr>
           <w:lang w:val="fr-CH"/>
         </w:rPr>
-        <w:t>Pendant qu’une analyse est en cours, l’utilisateur peut interroger sa progression. Ce diagramme illustre le mécanisme de polling</w:t>
-      </w:r>
-      <w:r>
-        <w:rPr>
-          <w:lang w:val="fr-CH"/>
-        </w:rPr>
-        <w:t>. L</w:t>
-      </w:r>
-      <w:r>
-        <w:rPr>
-          <w:lang w:val="fr-CH"/>
-        </w:rPr>
-        <w:t>’application cliente envoie périodiquement une requête d’état à l’application serveur, qui consulte la base de données pour récupérer l’avancement courant (pourcentag</w:t>
-      </w:r>
-      <w:r>
-        <w:rPr>
-          <w:lang w:val="fr-CH"/>
-        </w:rPr>
-        <w:t>e</w:t>
-      </w:r>
-      <w:r>
-        <w:rPr>
-          <w:lang w:val="fr-CH"/>
-        </w:rPr>
-        <w:t>), puis renvoie cette information au client. Cette boucle alimente la barre de progression et le stepper visibles sur l’écran « Analyse en cours » des maquettes, et rend l’attente lisible pour l’utilisateu</w:t>
-      </w:r>
-      <w:r>
-        <w:rPr>
-          <w:lang w:val="fr-CH"/>
-        </w:rPr>
-        <w:t>r</w:t>
-      </w:r>
-      <w:r>
-        <w:rPr>
-          <w:lang w:val="fr-CH"/>
-        </w:rPr>
-        <w:t>.</w:t>
+        <w:t>Pendant qu’une analyse tourne, le client interroge son état toutes les 2 secondes (polling). Le serveur lit le pourcentage et le statut en BDD, et les renvoie. C’est ce qui alimente la barre de progression de l’écran « Analyse en cours ».</w:t>
       </w:r>
     </w:p>
     <w:p>
@@ -6378,29 +6266,15 @@
           <w:lang w:val="fr-CH"/>
         </w:rPr>
       </w:pPr>
-      <w:bookmarkStart w:id="28" w:name="_Toc229743634"/>
-      <w:r>
-        <w:rPr>
-          <w:lang w:val="fr-CH"/>
-        </w:rPr>
+      <w:bookmarkStart w:id="27" w:name="_Toc229743634"/>
+      <w:r>
+        <w:rPr>
+          <w:lang w:val="fr-CH"/>
+        </w:rPr>
+        <w:lastRenderedPageBreak/>
         <w:t>Diagrammes d’activités</w:t>
       </w:r>
-      <w:bookmarkEnd w:id="28"/>
-    </w:p>
-    <w:p>
-      <w:pPr>
-        <w:pStyle w:val="BITTextkrper"/>
-        <w:jc w:val="both"/>
-        <w:rPr>
-          <w:lang w:val="fr-CH"/>
-        </w:rPr>
-      </w:pPr>
-      <w:r>
-        <w:rPr>
-          <w:lang w:val="fr-CH"/>
-        </w:rPr>
-        <w:t>Les diagrammes d’activités modélisent le déroulement des principaux parcours utilisateur côté interface, en mettant l’accent sur les décisions et les chemins alternatifs. Ils complètent les diagrammes de séquences en se plaçant du point de vue de l’utilisateur plutôt que de celui des composants techniques.</w:t>
-      </w:r>
+      <w:bookmarkEnd w:id="27"/>
     </w:p>
     <w:p>
       <w:pPr>
@@ -6416,7 +6290,6 @@
           <w:noProof/>
           <w:lang w:val="fr-CH"/>
         </w:rPr>
-        <w:lastRenderedPageBreak/>
         <w:drawing>
           <wp:inline distT="0" distB="0" distL="0" distR="0" wp14:anchorId="626BEEB0" wp14:editId="61B0B40C">
             <wp:extent cx="5204585" cy="7200000"/>
@@ -6433,10 +6306,10 @@
                     <pic:cNvPicPr/>
                   </pic:nvPicPr>
                   <pic:blipFill>
-                    <a:blip r:embed="rId27">
+                    <a:blip r:embed="rId32">
                       <a:extLst>
                         <a:ext uri="{96DAC541-7B7A-43D3-8B79-37D633B846F1}">
-                          <asvg:svgBlip xmlns:asvg="http://schemas.microsoft.com/office/drawing/2016/SVG/main" r:embed="rId28"/>
+                          <asvg:svgBlip xmlns:asvg="http://schemas.microsoft.com/office/drawing/2016/SVG/main" r:embed="rId33"/>
                         </a:ext>
                       </a:extLst>
                     </a:blip>
@@ -6479,44 +6352,7 @@
         <w:rPr>
           <w:lang w:val="fr-CH"/>
         </w:rPr>
-        <w:t>Ce diagramme d’activités décrit le parcours utilisateur pour ajouter un nouveau dépôt GitHub à analyser. L’utilisateur authentifié saisit l’URL du dépôt, clique sur « Ajouter un projet » et valide la saisie. Le système contrôle alors deux conditions successives</w:t>
-      </w:r>
-      <w:r>
-        <w:rPr>
-          <w:lang w:val="fr-CH"/>
-        </w:rPr>
-        <w:t>.</w:t>
-      </w:r>
-      <w:r>
-        <w:rPr>
-          <w:lang w:val="fr-CH"/>
-        </w:rPr>
-        <w:t xml:space="preserve"> </w:t>
-      </w:r>
-      <w:r>
-        <w:rPr>
-          <w:lang w:val="fr-CH"/>
-        </w:rPr>
-        <w:t>L</w:t>
-      </w:r>
-      <w:r>
-        <w:rPr>
-          <w:lang w:val="fr-CH"/>
-        </w:rPr>
-        <w:t>’existence du dépôt (« Dépôt GitHub détecté ? ») puis les permissions de lecture de l’utilisateur sur ce dépôt. En cas d’échec sur l’une ou l’autre vérification, un message d’erreur dédié est affiché (dépôt introuvable ou accès refusé). Si les deux</w:t>
-      </w:r>
-      <w:r>
-        <w:rPr>
-          <w:lang w:val="fr-CH"/>
-        </w:rPr>
-        <w:t xml:space="preserve"> conditions sont remplies, le projet est créé dans CodeMentor et l’utilisateur est redirigé vers sa page </w:t>
-      </w:r>
-      <w:r>
-        <w:rPr>
-          <w:lang w:val="fr-CH"/>
-        </w:rPr>
-        <w:lastRenderedPageBreak/>
-        <w:t>projet. Ce flux justifie les messages d’erreur visibles à l’écran et les cas limites à couvrir lors des tests.</w:t>
+        <w:t>L’utilisateur colle l’URL d’un dépôt GitHub. Deux vérifications enchaînées : existence du dépôt, puis permissions de lecture. Chaque échec déclenche un message d’erreur dédié (introuvable / accès refusé). Si tout est OK, le projet est créé et l’utilisateur est redirigé vers sa page.</w:t>
       </w:r>
     </w:p>
     <w:p>
@@ -6533,6 +6369,7 @@
           <w:noProof/>
           <w:lang w:val="fr-CH"/>
         </w:rPr>
+        <w:lastRenderedPageBreak/>
         <w:drawing>
           <wp:inline distT="0" distB="0" distL="0" distR="0" wp14:anchorId="52F80F98" wp14:editId="117B0EE4">
             <wp:extent cx="5760085" cy="5838067"/>
@@ -6549,10 +6386,10 @@
                     <pic:cNvPicPr/>
                   </pic:nvPicPr>
                   <pic:blipFill>
-                    <a:blip r:embed="rId29">
+                    <a:blip r:embed="rId34">
                       <a:extLst>
                         <a:ext uri="{96DAC541-7B7A-43D3-8B79-37D633B846F1}">
-                          <asvg:svgBlip xmlns:asvg="http://schemas.microsoft.com/office/drawing/2016/SVG/main" r:embed="rId30"/>
+                          <asvg:svgBlip xmlns:asvg="http://schemas.microsoft.com/office/drawing/2016/SVG/main" r:embed="rId35"/>
                         </a:ext>
                       </a:extLst>
                     </a:blip>
@@ -6595,37 +6432,7 @@
         <w:rPr>
           <w:lang w:val="fr-CH"/>
         </w:rPr>
-        <w:t>Depuis la vue d’un projet, l’utilisateur sélectionne une analyse à consulter. Le système vérifie d’abord si l’analyse est toujours en cours</w:t>
-      </w:r>
-      <w:r>
-        <w:rPr>
-          <w:lang w:val="fr-CH"/>
-        </w:rPr>
-        <w:t>. S</w:t>
-      </w:r>
-      <w:r>
-        <w:rPr>
-          <w:lang w:val="fr-CH"/>
-        </w:rPr>
-        <w:t>i oui, l’écran d’avancement est affiché (avec la progression décrite plus haut)</w:t>
-      </w:r>
-      <w:r>
-        <w:rPr>
-          <w:lang w:val="fr-CH"/>
-        </w:rPr>
-        <w:t>. Si</w:t>
-      </w:r>
-      <w:r>
-        <w:rPr>
-          <w:lang w:val="fr-CH"/>
-        </w:rPr>
-        <w:t xml:space="preserve"> non, l’utilisateur dispose de trois actions parallèles sur les résultats consolidés : consulter les explications du code, dérouler les erreurs détectées et leurs suggestions de correction, et visualiser le diagramme structurel généré. Cette logique reflète directement le contenu de l’é</w:t>
-      </w:r>
-      <w:r>
-        <w:rPr>
-          <w:lang w:val="fr-CH"/>
-        </w:rPr>
-        <w:t>cran « Résultats d’analyse » présenté dans la section Maquette Web.</w:t>
+        <w:t>L’utilisateur ouvre une analyse depuis la page d’un projet. Si elle est encore en cours, on bascule sur l’écran d’avancement (cf. polling plus haut). Sinon, il accède aux résultats consolidés : explications du code, erreurs/fixes, et diagramme structurel Mermaid.</w:t>
       </w:r>
     </w:p>
     <w:p>
@@ -6659,10 +6466,10 @@
                     <pic:cNvPicPr/>
                   </pic:nvPicPr>
                   <pic:blipFill>
-                    <a:blip r:embed="rId31">
+                    <a:blip r:embed="rId36">
                       <a:extLst>
                         <a:ext uri="{96DAC541-7B7A-43D3-8B79-37D633B846F1}">
-                          <asvg:svgBlip xmlns:asvg="http://schemas.microsoft.com/office/drawing/2016/SVG/main" r:embed="rId32"/>
+                          <asvg:svgBlip xmlns:asvg="http://schemas.microsoft.com/office/drawing/2016/SVG/main" r:embed="rId37"/>
                         </a:ext>
                       </a:extLst>
                     </a:blip>
@@ -6705,37 +6512,7 @@
         <w:rPr>
           <w:lang w:val="fr-CH"/>
         </w:rPr>
-        <w:t>La suppression d’un projet est volontairement encadrée par deux garde-fous successifs. Après que l’utilisateur a sélectionné un projet et cliqué sur le bouton « Supprimer », le système vérifie d’abord si une analyse est en cours sur ce projet</w:t>
-      </w:r>
-      <w:r>
-        <w:rPr>
-          <w:lang w:val="fr-CH"/>
-        </w:rPr>
-        <w:t>. S</w:t>
-      </w:r>
-      <w:r>
-        <w:rPr>
-          <w:lang w:val="fr-CH"/>
-        </w:rPr>
-        <w:t>i c’est le cas, la suppression est bloquée et un message le signale, afin d’éviter de laisser des tâches orphelines dans le worker asynchrone. Si aucune analyse n’est en cours, une boîte de confirmation est présentée à l’utilisateur</w:t>
-      </w:r>
-      <w:r>
-        <w:rPr>
-          <w:lang w:val="fr-CH"/>
-        </w:rPr>
-        <w:t>. C</w:t>
-      </w:r>
-      <w:r>
-        <w:rPr>
-          <w:lang w:val="fr-CH"/>
-        </w:rPr>
-        <w:t>e n’est qu’après confirmation ex</w:t>
-      </w:r>
-      <w:r>
-        <w:rPr>
-          <w:lang w:val="fr-CH"/>
-        </w:rPr>
-        <w:t>plicite que le projet et toutes ses analyses associées sont effectivement supprimés. L’utilisateur est ensuite renvoyé vers la liste mise à jour de ses projets.</w:t>
+        <w:t>Deux garde-fous : on bloque la suppression si une analyse tourne (évite les tâches orphelines dans le worker), et on demande une confirmation explicite avant d’agir. Les analyses associées sont supprimées en cascade.</w:t>
       </w:r>
     </w:p>
     <w:p>
@@ -6819,417 +6596,6 @@
                 <pic:pic xmlns:pic="http://schemas.openxmlformats.org/drawingml/2006/picture">
                   <pic:nvPicPr>
                     <pic:cNvPr id="2076949179" name=""/>
-                    <pic:cNvPicPr/>
-                  </pic:nvPicPr>
-                  <pic:blipFill>
-                    <a:blip r:embed="rId33"/>
-                    <a:stretch>
-                      <a:fillRect/>
-                    </a:stretch>
-                  </pic:blipFill>
-                  <pic:spPr>
-                    <a:xfrm>
-                      <a:off x="0" y="0"/>
-                      <a:ext cx="5760085" cy="4608195"/>
-                    </a:xfrm>
-                    <a:prstGeom prst="rect">
-                      <a:avLst/>
-                    </a:prstGeom>
-                  </pic:spPr>
-                </pic:pic>
-              </a:graphicData>
-            </a:graphic>
-          </wp:inline>
-        </w:drawing>
-      </w:r>
-    </w:p>
-    <w:p>
-      <w:pPr>
-        <w:pStyle w:val="BITTextkrper"/>
-        <w:jc w:val="both"/>
-        <w:rPr>
-          <w:lang w:val="fr-CH"/>
-        </w:rPr>
-      </w:pPr>
-      <w:r>
-        <w:rPr>
-          <w:b/>
-          <w:lang w:val="fr-CH"/>
-        </w:rPr>
-        <w:t xml:space="preserve">Page de connexion. </w:t>
-      </w:r>
-      <w:r>
-        <w:rPr>
-          <w:lang w:val="fr-CH"/>
-        </w:rPr>
-        <w:t xml:space="preserve">Première page rencontrée par l’utilisateur lors de son arrivée sur CodeMentor. Elle </w:t>
-      </w:r>
-      <w:r>
-        <w:rPr>
-          <w:lang w:val="fr-CH"/>
-        </w:rPr>
-        <w:t xml:space="preserve">propose </w:t>
-      </w:r>
-      <w:r>
-        <w:rPr>
-          <w:lang w:val="fr-CH"/>
-        </w:rPr>
-        <w:t xml:space="preserve">un unique bouton d’authentification via GitHub. Ce choix d’OAuth GitHub simplifie le parcours utilisateur et garantit que la personne dispose bien d’un compte permettant d’accéder à ses dépôts. </w:t>
-      </w:r>
-      <w:r>
-        <w:rPr>
-          <w:highlight w:val="yellow"/>
-          <w:lang w:val="fr-CH"/>
-        </w:rPr>
-        <w:t>Une mention rappelle l’acceptation des conditions d’utilisation au moment de la connexion.</w:t>
-      </w:r>
-    </w:p>
-    <w:p>
-      <w:pPr>
-        <w:pStyle w:val="BITTextkrper"/>
-        <w:rPr>
-          <w:lang w:val="fr-CH"/>
-        </w:rPr>
-      </w:pPr>
-    </w:p>
-    <w:p>
-      <w:pPr>
-        <w:pStyle w:val="BITTextkrper"/>
-        <w:rPr>
-          <w:lang w:val="fr-CH"/>
-        </w:rPr>
-      </w:pPr>
-      <w:r>
-        <w:rPr>
-          <w:noProof/>
-          <w:lang w:val="fr-CH"/>
-        </w:rPr>
-        <w:lastRenderedPageBreak/>
-        <w:drawing>
-          <wp:inline distT="0" distB="0" distL="0" distR="0" wp14:anchorId="4D61F64C" wp14:editId="461B862C">
-            <wp:extent cx="5760085" cy="4608195"/>
-            <wp:effectExtent l="0" t="0" r="0" b="1905"/>
-            <wp:docPr id="142215904" name="Picture 1"/>
-            <wp:cNvGraphicFramePr>
-              <a:graphicFrameLocks xmlns:a="http://schemas.openxmlformats.org/drawingml/2006/main" noChangeAspect="1"/>
-            </wp:cNvGraphicFramePr>
-            <a:graphic xmlns:a="http://schemas.openxmlformats.org/drawingml/2006/main">
-              <a:graphicData uri="http://schemas.openxmlformats.org/drawingml/2006/picture">
-                <pic:pic xmlns:pic="http://schemas.openxmlformats.org/drawingml/2006/picture">
-                  <pic:nvPicPr>
-                    <pic:cNvPr id="142215904" name=""/>
-                    <pic:cNvPicPr/>
-                  </pic:nvPicPr>
-                  <pic:blipFill>
-                    <a:blip r:embed="rId34"/>
-                    <a:stretch>
-                      <a:fillRect/>
-                    </a:stretch>
-                  </pic:blipFill>
-                  <pic:spPr>
-                    <a:xfrm>
-                      <a:off x="0" y="0"/>
-                      <a:ext cx="5760085" cy="4608195"/>
-                    </a:xfrm>
-                    <a:prstGeom prst="rect">
-                      <a:avLst/>
-                    </a:prstGeom>
-                  </pic:spPr>
-                </pic:pic>
-              </a:graphicData>
-            </a:graphic>
-          </wp:inline>
-        </w:drawing>
-      </w:r>
-    </w:p>
-    <w:p>
-      <w:pPr>
-        <w:pStyle w:val="BITTextkrper"/>
-        <w:jc w:val="both"/>
-        <w:rPr>
-          <w:lang w:val="fr-CH"/>
-        </w:rPr>
-      </w:pPr>
-      <w:r>
-        <w:rPr>
-          <w:b/>
-          <w:lang w:val="fr-CH"/>
-        </w:rPr>
-        <w:t xml:space="preserve">Ajout d’un projet. </w:t>
-      </w:r>
-      <w:r>
-        <w:rPr>
-          <w:lang w:val="fr-CH"/>
-        </w:rPr>
-        <w:t>Cette fenêtre modale s’ouvre lorsque l’utilisateur souhaite ajouter un nouveau dépôt à analyser depuis la liste de ses projets. Il lui suffit de coller l’URL d’un dépôt GitHub au format « https://github.com/username/repository » pour que le projet soit rattaché à son compte. Le bouton « Ajouter le projet » valide la saisie tandis que « Annuler » referme la modale sans modification.</w:t>
-      </w:r>
-    </w:p>
-    <w:p>
-      <w:pPr>
-        <w:pStyle w:val="BITTextkrper"/>
-        <w:rPr>
-          <w:lang w:val="fr-CH"/>
-        </w:rPr>
-      </w:pPr>
-      <w:r>
-        <w:rPr>
-          <w:noProof/>
-          <w:lang w:val="fr-CH"/>
-        </w:rPr>
-        <w:lastRenderedPageBreak/>
-        <w:drawing>
-          <wp:inline distT="0" distB="0" distL="0" distR="0" wp14:anchorId="020F4601" wp14:editId="3FBD1646">
-            <wp:extent cx="5760085" cy="4608195"/>
-            <wp:effectExtent l="0" t="0" r="0" b="1905"/>
-            <wp:docPr id="1434007648" name="Picture 1"/>
-            <wp:cNvGraphicFramePr>
-              <a:graphicFrameLocks xmlns:a="http://schemas.openxmlformats.org/drawingml/2006/main" noChangeAspect="1"/>
-            </wp:cNvGraphicFramePr>
-            <a:graphic xmlns:a="http://schemas.openxmlformats.org/drawingml/2006/main">
-              <a:graphicData uri="http://schemas.openxmlformats.org/drawingml/2006/picture">
-                <pic:pic xmlns:pic="http://schemas.openxmlformats.org/drawingml/2006/picture">
-                  <pic:nvPicPr>
-                    <pic:cNvPr id="1434007648" name=""/>
-                    <pic:cNvPicPr/>
-                  </pic:nvPicPr>
-                  <pic:blipFill>
-                    <a:blip r:embed="rId35"/>
-                    <a:stretch>
-                      <a:fillRect/>
-                    </a:stretch>
-                  </pic:blipFill>
-                  <pic:spPr>
-                    <a:xfrm>
-                      <a:off x="0" y="0"/>
-                      <a:ext cx="5760085" cy="4608195"/>
-                    </a:xfrm>
-                    <a:prstGeom prst="rect">
-                      <a:avLst/>
-                    </a:prstGeom>
-                  </pic:spPr>
-                </pic:pic>
-              </a:graphicData>
-            </a:graphic>
-          </wp:inline>
-        </w:drawing>
-      </w:r>
-    </w:p>
-    <w:p>
-      <w:pPr>
-        <w:pStyle w:val="BITTextkrper"/>
-        <w:jc w:val="both"/>
-        <w:rPr>
-          <w:lang w:val="fr-CH"/>
-        </w:rPr>
-      </w:pPr>
-      <w:r>
-        <w:rPr>
-          <w:b/>
-          <w:lang w:val="fr-CH"/>
-        </w:rPr>
-        <w:t xml:space="preserve">Paramètres API et modèles IA. </w:t>
-      </w:r>
-      <w:r>
-        <w:rPr>
-          <w:lang w:val="fr-CH"/>
-        </w:rPr>
-        <w:t xml:space="preserve">L’écran de configuration permet à l’utilisateur de choisir le modèle d’IA </w:t>
-      </w:r>
-      <w:r>
-        <w:rPr>
-          <w:lang w:val="fr-CH"/>
-        </w:rPr>
-        <w:t xml:space="preserve">utiliser </w:t>
-      </w:r>
-      <w:r>
-        <w:rPr>
-          <w:lang w:val="fr-CH"/>
-        </w:rPr>
-        <w:t>pour analyser ses projets, ici « GPT-4 Turbo (Recommandé) ».</w:t>
-      </w:r>
-    </w:p>
-    <w:p>
-      <w:pPr>
-        <w:pStyle w:val="BITTextkrper"/>
-        <w:rPr>
-          <w:lang w:val="fr-CH"/>
-        </w:rPr>
-      </w:pPr>
-      <w:r>
-        <w:rPr>
-          <w:noProof/>
-          <w:lang w:val="fr-CH"/>
-        </w:rPr>
-        <w:lastRenderedPageBreak/>
-        <w:drawing>
-          <wp:inline distT="0" distB="0" distL="0" distR="0" wp14:anchorId="0C36A233" wp14:editId="0AC3C4F6">
-            <wp:extent cx="5760085" cy="4608195"/>
-            <wp:effectExtent l="0" t="0" r="0" b="1905"/>
-            <wp:docPr id="1110472950" name="Picture 1"/>
-            <wp:cNvGraphicFramePr>
-              <a:graphicFrameLocks xmlns:a="http://schemas.openxmlformats.org/drawingml/2006/main" noChangeAspect="1"/>
-            </wp:cNvGraphicFramePr>
-            <a:graphic xmlns:a="http://schemas.openxmlformats.org/drawingml/2006/main">
-              <a:graphicData uri="http://schemas.openxmlformats.org/drawingml/2006/picture">
-                <pic:pic xmlns:pic="http://schemas.openxmlformats.org/drawingml/2006/picture">
-                  <pic:nvPicPr>
-                    <pic:cNvPr id="1110472950" name=""/>
-                    <pic:cNvPicPr/>
-                  </pic:nvPicPr>
-                  <pic:blipFill>
-                    <a:blip r:embed="rId36"/>
-                    <a:stretch>
-                      <a:fillRect/>
-                    </a:stretch>
-                  </pic:blipFill>
-                  <pic:spPr>
-                    <a:xfrm>
-                      <a:off x="0" y="0"/>
-                      <a:ext cx="5760085" cy="4608195"/>
-                    </a:xfrm>
-                    <a:prstGeom prst="rect">
-                      <a:avLst/>
-                    </a:prstGeom>
-                  </pic:spPr>
-                </pic:pic>
-              </a:graphicData>
-            </a:graphic>
-          </wp:inline>
-        </w:drawing>
-      </w:r>
-    </w:p>
-    <w:p>
-      <w:pPr>
-        <w:pStyle w:val="BITTextkrper"/>
-        <w:jc w:val="both"/>
-        <w:rPr>
-          <w:lang w:val="fr-CH"/>
-        </w:rPr>
-      </w:pPr>
-      <w:r>
-        <w:rPr>
-          <w:b/>
-          <w:lang w:val="fr-CH"/>
-        </w:rPr>
-        <w:t xml:space="preserve">Analyse en cours. </w:t>
-      </w:r>
-      <w:r>
-        <w:rPr>
-          <w:lang w:val="fr-CH"/>
-        </w:rPr>
-        <w:t>Écran de progression affiché pendant que CodeMentor traite un dépôt. Une barre indique le pourcentage d’avancement (62 % dans l’exemple).</w:t>
-      </w:r>
-    </w:p>
-    <w:p>
-      <w:pPr>
-        <w:pStyle w:val="BITTextkrper"/>
-        <w:rPr>
-          <w:lang w:val="fr-CH"/>
-        </w:rPr>
-      </w:pPr>
-      <w:r>
-        <w:rPr>
-          <w:noProof/>
-          <w:lang w:val="fr-CH"/>
-        </w:rPr>
-        <w:lastRenderedPageBreak/>
-        <w:drawing>
-          <wp:inline distT="0" distB="0" distL="0" distR="0" wp14:anchorId="6207365F" wp14:editId="2C12E78F">
-            <wp:extent cx="5760085" cy="6151880"/>
-            <wp:effectExtent l="0" t="0" r="0" b="1270"/>
-            <wp:docPr id="813641194" name="Picture 1"/>
-            <wp:cNvGraphicFramePr>
-              <a:graphicFrameLocks xmlns:a="http://schemas.openxmlformats.org/drawingml/2006/main" noChangeAspect="1"/>
-            </wp:cNvGraphicFramePr>
-            <a:graphic xmlns:a="http://schemas.openxmlformats.org/drawingml/2006/main">
-              <a:graphicData uri="http://schemas.openxmlformats.org/drawingml/2006/picture">
-                <pic:pic xmlns:pic="http://schemas.openxmlformats.org/drawingml/2006/picture">
-                  <pic:nvPicPr>
-                    <pic:cNvPr id="813641194" name=""/>
-                    <pic:cNvPicPr/>
-                  </pic:nvPicPr>
-                  <pic:blipFill>
-                    <a:blip r:embed="rId37"/>
-                    <a:stretch>
-                      <a:fillRect/>
-                    </a:stretch>
-                  </pic:blipFill>
-                  <pic:spPr>
-                    <a:xfrm>
-                      <a:off x="0" y="0"/>
-                      <a:ext cx="5760085" cy="6151880"/>
-                    </a:xfrm>
-                    <a:prstGeom prst="rect">
-                      <a:avLst/>
-                    </a:prstGeom>
-                  </pic:spPr>
-                </pic:pic>
-              </a:graphicData>
-            </a:graphic>
-          </wp:inline>
-        </w:drawing>
-      </w:r>
-    </w:p>
-    <w:p>
-      <w:pPr>
-        <w:pStyle w:val="BITTextkrper"/>
-        <w:jc w:val="both"/>
-        <w:rPr>
-          <w:lang w:val="fr-CH"/>
-        </w:rPr>
-      </w:pPr>
-      <w:r>
-        <w:rPr>
-          <w:b/>
-          <w:lang w:val="fr-CH"/>
-        </w:rPr>
-        <w:t xml:space="preserve">Résultats d’analyse. </w:t>
-      </w:r>
-      <w:r>
-        <w:rPr>
-          <w:lang w:val="fr-CH"/>
-        </w:rPr>
-        <w:t>Page principale présentant le résultat complet d’une analyse, composée de plusieurs blocs. En haut, un diagramme interactif représente la structure du projet (composants, dépendances) généré automatiquement par l’IA. Au-dessous, une « Vue d’ensemble » résume l’état global du dépôt</w:t>
-      </w:r>
-      <w:r>
-        <w:rPr>
-          <w:lang w:val="fr-CH"/>
-        </w:rPr>
-        <w:t>. P</w:t>
-      </w:r>
-      <w:r>
-        <w:rPr>
-          <w:lang w:val="fr-CH"/>
-        </w:rPr>
-        <w:t>uis une section « Erreurs détectées » liste les problèmes repérés avec leur niveau de criticité, un extrait de code et une correction suggérée.</w:t>
-      </w:r>
-    </w:p>
-    <w:p>
-      <w:pPr>
-        <w:pStyle w:val="BITTextkrper"/>
-        <w:rPr>
-          <w:lang w:val="fr-CH"/>
-        </w:rPr>
-      </w:pPr>
-      <w:r>
-        <w:rPr>
-          <w:noProof/>
-          <w:lang w:val="fr-CH"/>
-        </w:rPr>
-        <w:lastRenderedPageBreak/>
-        <w:drawing>
-          <wp:inline distT="0" distB="0" distL="0" distR="0" wp14:anchorId="077D3537" wp14:editId="2E31258A">
-            <wp:extent cx="5760085" cy="4608195"/>
-            <wp:effectExtent l="0" t="0" r="0" b="1905"/>
-            <wp:docPr id="1874453088" name="Picture 1"/>
-            <wp:cNvGraphicFramePr>
-              <a:graphicFrameLocks xmlns:a="http://schemas.openxmlformats.org/drawingml/2006/main" noChangeAspect="1"/>
-            </wp:cNvGraphicFramePr>
-            <a:graphic xmlns:a="http://schemas.openxmlformats.org/drawingml/2006/main">
-              <a:graphicData uri="http://schemas.openxmlformats.org/drawingml/2006/picture">
-                <pic:pic xmlns:pic="http://schemas.openxmlformats.org/drawingml/2006/picture">
-                  <pic:nvPicPr>
-                    <pic:cNvPr id="1874453088" name=""/>
                     <pic:cNvPicPr/>
                   </pic:nvPicPr>
                   <pic:blipFill>
@@ -7267,19 +6633,13 @@
           <w:b/>
           <w:lang w:val="fr-CH"/>
         </w:rPr>
-        <w:t xml:space="preserve">Liste des projets. </w:t>
-      </w:r>
-      <w:r>
-        <w:rPr>
-          <w:lang w:val="fr-CH"/>
-        </w:rPr>
-        <w:t xml:space="preserve">Tableau de bord regroupant l’ensemble des dépôts GitHub que l’utilisateur a ajoutés à CodeMentor. Chaque projet est représenté sous forme de carte affichant son nom, le langage principal et le nombre d’analyses déjà effectuées. Une barre de recherche et des filtres (« Tous », « Analysé », « En cours », « Jamais analysé ») facilitent la navigation lorsque le nombre de projets devient important. Le bouton « + Nouveau projet » en haut à droite ouvre la modale d’ajout présentée </w:t>
-      </w:r>
-      <w:r>
-        <w:rPr>
-          <w:lang w:val="fr-CH"/>
-        </w:rPr>
-        <w:t>sur la maquette 2.</w:t>
+        <w:t xml:space="preserve">Page de connexion. </w:t>
+      </w:r>
+      <w:r>
+        <w:rPr>
+          <w:lang w:val="fr-CH"/>
+        </w:rPr>
+        <w:t>Première page rencontrée par l’utilisateur lors de son arrivée sur CodeMentor. Elle propose un unique bouton d’authentification via GitHub. Ce choix d’OAuth GitHub simplifie le parcours utilisateur et garantit que la personne dispose bien d’un compte permettant d’accéder à ses dépôts.</w:t>
       </w:r>
     </w:p>
     <w:p>
@@ -7296,10 +6656,10 @@
         </w:rPr>
         <w:lastRenderedPageBreak/>
         <w:drawing>
-          <wp:inline distT="0" distB="0" distL="0" distR="0" wp14:anchorId="70890852" wp14:editId="34320180">
+          <wp:inline distT="0" distB="0" distL="0" distR="0" wp14:anchorId="4D61F64C" wp14:editId="461B862C">
             <wp:extent cx="5760085" cy="4608195"/>
             <wp:effectExtent l="0" t="0" r="0" b="1905"/>
-            <wp:docPr id="1706974292" name="Picture 1"/>
+            <wp:docPr id="142215904" name="Picture 1"/>
             <wp:cNvGraphicFramePr>
               <a:graphicFrameLocks xmlns:a="http://schemas.openxmlformats.org/drawingml/2006/main" noChangeAspect="1"/>
             </wp:cNvGraphicFramePr>
@@ -7307,7 +6667,7 @@
               <a:graphicData uri="http://schemas.openxmlformats.org/drawingml/2006/picture">
                 <pic:pic xmlns:pic="http://schemas.openxmlformats.org/drawingml/2006/picture">
                   <pic:nvPicPr>
-                    <pic:cNvPr id="1706974292" name=""/>
+                    <pic:cNvPr id="142215904" name=""/>
                     <pic:cNvPicPr/>
                   </pic:nvPicPr>
                   <pic:blipFill>
@@ -7345,1361 +6705,18 @@
           <w:b/>
           <w:lang w:val="fr-CH"/>
         </w:rPr>
-        <w:t xml:space="preserve">Détail d’un projet. </w:t>
-      </w:r>
-      <w:r>
-        <w:rPr>
-          <w:lang w:val="fr-CH"/>
-        </w:rPr>
-        <w:t>Page dédiée à un dépôt sélectionné (ici « my-awesome-repo »), affichant ses métadonnées principales : langage, visibilité, nombre d’étoiles et date de création. La section « Historique des analyses » récapitule dans un tableau toutes les analyses lancées sur le projet avec leur identifiant, leur date, leur statut (succès, échec) et le nombre d’erreurs détectées. Les boutons « Voir sur GitHub » et « Lancer une analyse » permettent respectivement d’ouvrir le dépôt en ligne ou de déclencher une nouvelle analys</w:t>
-      </w:r>
-      <w:r>
-        <w:rPr>
-          <w:lang w:val="fr-CH"/>
-        </w:rPr>
-        <w:t>e, tandis que « Consulter » réouvre les résultats d’une analyse passée.</w:t>
-      </w:r>
-    </w:p>
-    <w:p>
-      <w:pPr>
-        <w:pStyle w:val="Heading1"/>
-        <w:numPr>
-          <w:ilvl w:val="0"/>
-          <w:numId w:val="16"/>
-        </w:numPr>
-      </w:pPr>
-      <w:bookmarkStart w:id="29" w:name="_Toc250790980"/>
-      <w:bookmarkStart w:id="30" w:name="_Toc229743635"/>
-      <w:bookmarkEnd w:id="25"/>
-      <w:bookmarkEnd w:id="29"/>
-      <w:r>
-        <w:rPr>
-          <w:lang w:val="fr-CH"/>
-        </w:rPr>
-        <w:lastRenderedPageBreak/>
-        <w:t>Concept</w:t>
-      </w:r>
-      <w:bookmarkEnd w:id="30"/>
-    </w:p>
-    <w:p>
-      <w:pPr>
-        <w:pStyle w:val="Heading2"/>
-        <w:numPr>
-          <w:ilvl w:val="1"/>
-          <w:numId w:val="16"/>
-        </w:numPr>
-      </w:pPr>
-      <w:bookmarkStart w:id="31" w:name="_Toc250790981"/>
-      <w:bookmarkStart w:id="32" w:name="_Toc229743636"/>
-      <w:bookmarkEnd w:id="31"/>
-      <w:r>
-        <w:rPr>
-          <w:lang w:val="fr-CH"/>
-        </w:rPr>
-        <w:t>Exigences du système</w:t>
-      </w:r>
-      <w:bookmarkEnd w:id="32"/>
+        <w:t xml:space="preserve">Ajout d’un projet. </w:t>
+      </w:r>
+      <w:r>
+        <w:rPr>
+          <w:lang w:val="fr-CH"/>
+        </w:rPr>
+        <w:t>Cette fenêtre modale s’ouvre lorsque l’utilisateur souhaite ajouter un nouveau dépôt à analyser depuis la liste de ses projets. Il lui suffit de coller l’URL d’un dépôt GitHub au format « https://github.com/username/repository » pour que le projet soit rattaché à son compte. Le bouton « Ajouter le projet » valide la saisie tandis que « Annuler » referme la modale sans modification.</w:t>
+      </w:r>
     </w:p>
     <w:p>
       <w:pPr>
         <w:pStyle w:val="BITTextkrper"/>
-      </w:pPr>
-    </w:p>
-    <w:p>
-      <w:pPr>
-        <w:pStyle w:val="Heading2"/>
-        <w:numPr>
-          <w:ilvl w:val="1"/>
-          <w:numId w:val="16"/>
-        </w:numPr>
-      </w:pPr>
-      <w:bookmarkStart w:id="33" w:name="_Toc250790982"/>
-      <w:bookmarkStart w:id="34" w:name="_Toc229743637"/>
-      <w:r>
-        <w:t>Architecture du système</w:t>
-      </w:r>
-      <w:bookmarkEnd w:id="33"/>
-      <w:bookmarkEnd w:id="34"/>
-    </w:p>
-    <w:p>
-      <w:pPr>
-        <w:pStyle w:val="BITTextkrper"/>
-      </w:pPr>
-    </w:p>
-    <w:p>
-      <w:pPr>
-        <w:pStyle w:val="Heading2"/>
-        <w:numPr>
-          <w:ilvl w:val="1"/>
-          <w:numId w:val="16"/>
-        </w:numPr>
-        <w:rPr>
-          <w:highlight w:val="yellow"/>
-        </w:rPr>
-      </w:pPr>
-      <w:bookmarkStart w:id="35" w:name="_Toc250790983"/>
-      <w:bookmarkStart w:id="36" w:name="_Toc229743638"/>
-      <w:r>
-        <w:rPr>
-          <w:highlight w:val="yellow"/>
-        </w:rPr>
-        <w:t>Plan d’intégration des systèmes</w:t>
-      </w:r>
-      <w:bookmarkEnd w:id="35"/>
-      <w:bookmarkEnd w:id="36"/>
-    </w:p>
-    <w:p>
-      <w:pPr>
-        <w:pStyle w:val="BITTextkrper"/>
-        <w:rPr>
-          <w:i/>
-          <w:iCs/>
-          <w:color w:val="A6A6A6" w:themeColor="background1" w:themeShade="A6"/>
-          <w:lang w:val="fr-CH"/>
-        </w:rPr>
-      </w:pPr>
-      <w:r>
-        <w:rPr>
-          <w:i/>
-          <w:iCs/>
-          <w:color w:val="A6A6A6" w:themeColor="background1" w:themeShade="A6"/>
-          <w:highlight w:val="yellow"/>
-          <w:lang w:val="fr-CH"/>
-        </w:rPr>
-        <w:t>Comment le système s’intègre dans l’existant</w:t>
-      </w:r>
-    </w:p>
-    <w:p>
-      <w:pPr>
-        <w:pStyle w:val="Heading2"/>
-        <w:numPr>
-          <w:ilvl w:val="1"/>
-          <w:numId w:val="16"/>
-        </w:numPr>
-        <w:rPr>
-          <w:highlight w:val="yellow"/>
-        </w:rPr>
-      </w:pPr>
-      <w:bookmarkStart w:id="37" w:name="_Toc250790984"/>
-      <w:bookmarkStart w:id="38" w:name="_Toc229743639"/>
-      <w:r>
-        <w:rPr>
-          <w:highlight w:val="yellow"/>
-        </w:rPr>
-        <w:t>Concept d‘implémentation</w:t>
-      </w:r>
-      <w:bookmarkEnd w:id="37"/>
-      <w:bookmarkEnd w:id="38"/>
-    </w:p>
-    <w:p>
-      <w:pPr>
-        <w:pStyle w:val="Heading3"/>
-      </w:pPr>
-      <w:r>
-        <w:t>Conception de l’API REST</w:t>
-      </w:r>
-    </w:p>
-    <w:p>
-      <w:pPr>
-        <w:pStyle w:val="BITTextkrper"/>
-        <w:jc w:val="both"/>
-        <w:rPr>
-          <w:lang w:val="fr-CH"/>
-        </w:rPr>
-      </w:pPr>
-      <w:r>
-        <w:rPr>
-          <w:lang w:val="fr-CH"/>
-        </w:rPr>
-        <w:t>L’API REST de CodeMentor expose les fonctionnalités de l’application sous forme d’endpoints HTTP consommés par le frontend Vue.js. Toutes les réponses sont au format JSON et la documentation interactive de l’API est générée avec Swagger, accessible sur l’URL /api/docs.</w:t>
-      </w:r>
-    </w:p>
-    <w:p>
-      <w:pPr>
-        <w:pStyle w:val="BITTextkrper"/>
-        <w:jc w:val="both"/>
-        <w:rPr>
-          <w:lang w:val="fr-CH"/>
-        </w:rPr>
-      </w:pPr>
-      <w:r>
-        <w:t>L’authentification repose sur une session HTTP-only ouverte après le flux OAuth GitHub. Toutes les routes en dehors de /auth/* requièrent une session valide et retournent un code 401 sinon. Une ressource qui appartient à un autre utilisateur est traitée comme inexistante (code 404) pour éviter toute fuite d’information.</w:t>
-      </w:r>
-    </w:p>
-    <w:p>
-      <w:pPr>
-        <w:pStyle w:val="BITTextkrper"/>
-        <w:jc w:val="both"/>
-        <w:rPr>
-          <w:b/>
-          <w:bCs/>
-        </w:rPr>
-      </w:pPr>
-      <w:r>
-        <w:rPr>
-          <w:b/>
-          <w:bCs/>
-        </w:rPr>
-        <w:t>Authentification</w:t>
-      </w:r>
-      <w:r>
-        <w:rPr>
-          <w:b/>
-          <w:bCs/>
-        </w:rPr>
-        <w:t xml:space="preserve"> :</w:t>
-      </w:r>
-    </w:p>
-    <w:p>
-      <w:pPr>
-        <w:pStyle w:val="BITBullet1"/>
-      </w:pPr>
-      <w:r>
-        <w:rPr>
-          <w:b/>
-          <w:bCs/>
-        </w:rPr>
-        <w:t>GET /auth/github/login</w:t>
-      </w:r>
-      <w:r>
-        <w:t xml:space="preserve"> </w:t>
-      </w:r>
-      <w:r>
-        <w:t>:</w:t>
-      </w:r>
-      <w:r>
-        <w:t xml:space="preserve"> redirige vers le flux OAuth GitHub.</w:t>
-      </w:r>
-    </w:p>
-    <w:p>
-      <w:pPr>
-        <w:pStyle w:val="BITBullet1"/>
-        <w:rPr>
-          <w:lang w:val="fr-CH"/>
-        </w:rPr>
-      </w:pPr>
-      <w:r>
-        <w:rPr>
-          <w:b/>
-          <w:bCs/>
-          <w:lang w:val="fr-CH"/>
-        </w:rPr>
-        <w:t>GET /auth/github/callback</w:t>
-      </w:r>
-      <w:r>
-        <w:rPr>
-          <w:lang w:val="fr-CH"/>
-        </w:rPr>
-        <w:t> :</w:t>
-      </w:r>
-      <w:r>
-        <w:rPr>
-          <w:lang w:val="fr-CH"/>
-        </w:rPr>
-        <w:t xml:space="preserve"> reçoit le code GitHub, crée ou met à jour l’utilisateur et ouvre la session.</w:t>
-      </w:r>
-    </w:p>
-    <w:p>
-      <w:pPr>
-        <w:pStyle w:val="BITBullet1"/>
-        <w:rPr>
-          <w:lang w:val="fr-CH"/>
-        </w:rPr>
-      </w:pPr>
-      <w:r>
-        <w:rPr>
-          <w:b/>
-          <w:bCs/>
-          <w:lang w:val="fr-CH"/>
-        </w:rPr>
-        <w:t>POST /auth/logout</w:t>
-      </w:r>
-      <w:r>
-        <w:rPr>
-          <w:lang w:val="fr-CH"/>
-        </w:rPr>
-        <w:t> :</w:t>
-      </w:r>
-      <w:r>
-        <w:rPr>
-          <w:lang w:val="fr-CH"/>
-        </w:rPr>
-        <w:t xml:space="preserve"> termine la session (code 204).</w:t>
-      </w:r>
-    </w:p>
-    <w:p>
-      <w:pPr>
-        <w:pStyle w:val="BITTextkrper"/>
-        <w:jc w:val="both"/>
-        <w:rPr>
-          <w:b/>
-          <w:bCs/>
-        </w:rPr>
-      </w:pPr>
-      <w:r>
-        <w:rPr>
-          <w:b/>
-          <w:bCs/>
-        </w:rPr>
-        <w:t>Projets</w:t>
-      </w:r>
-      <w:r>
-        <w:rPr>
-          <w:b/>
-          <w:bCs/>
-        </w:rPr>
-        <w:t xml:space="preserve"> : </w:t>
-      </w:r>
-    </w:p>
-    <w:p>
-      <w:pPr>
-        <w:pStyle w:val="BITBullet1"/>
-        <w:rPr>
-          <w:lang w:val="fr-CH"/>
-        </w:rPr>
-      </w:pPr>
-      <w:r>
-        <w:rPr>
-          <w:b/>
-          <w:bCs/>
-          <w:lang w:val="fr-CH"/>
-        </w:rPr>
-        <w:t>GET /projects</w:t>
-      </w:r>
-      <w:r>
-        <w:rPr>
-          <w:lang w:val="fr-CH"/>
-        </w:rPr>
-        <w:t> :</w:t>
-      </w:r>
-      <w:r>
-        <w:rPr>
-          <w:lang w:val="fr-CH"/>
-        </w:rPr>
-        <w:t xml:space="preserve"> liste les projets de l’utilisateur.</w:t>
-      </w:r>
-    </w:p>
-    <w:p>
-      <w:pPr>
-        <w:pStyle w:val="BITBullet1"/>
-        <w:rPr>
-          <w:lang w:val="fr-CH"/>
-        </w:rPr>
-      </w:pPr>
-      <w:r>
-        <w:rPr>
-          <w:b/>
-          <w:bCs/>
-          <w:lang w:val="fr-CH"/>
-        </w:rPr>
-        <w:t>POST /projects</w:t>
-      </w:r>
-      <w:r>
-        <w:rPr>
-          <w:lang w:val="fr-CH"/>
-        </w:rPr>
-        <w:t> :</w:t>
-      </w:r>
-      <w:r>
-        <w:rPr>
-          <w:lang w:val="fr-CH"/>
-        </w:rPr>
-        <w:t xml:space="preserve"> ajoute un projet à partir d’une URL GitHub. Renvoie 201 si tout va bien, 404 si le dépôt est introuvable, 403 si l’utilisateur n’a pas accès au dépôt, 409 si le projet existe déjà pour cet utilisateur.</w:t>
-      </w:r>
-    </w:p>
-    <w:p>
-      <w:pPr>
-        <w:pStyle w:val="BITBullet1"/>
-        <w:rPr>
-          <w:lang w:val="fr-CH"/>
-        </w:rPr>
-      </w:pPr>
-      <w:r>
-        <w:t>GET /projects/:id : détail d’un projet, de ses métadonnées GitHub et de son historique d’analyses.</w:t>
-      </w:r>
-    </w:p>
-    <w:p>
-      <w:pPr>
-        <w:pStyle w:val="BITBullet1"/>
-        <w:rPr>
-          <w:lang w:val="fr-CH"/>
-        </w:rPr>
-      </w:pPr>
-      <w:r>
-        <w:rPr>
-          <w:b/>
-          <w:bCs/>
-          <w:lang w:val="fr-CH"/>
-        </w:rPr>
-        <w:lastRenderedPageBreak/>
-        <w:t>DELETE /projects/:id</w:t>
-      </w:r>
-      <w:r>
-        <w:rPr>
-          <w:lang w:val="fr-CH"/>
-        </w:rPr>
-        <w:t> :</w:t>
-      </w:r>
-      <w:r>
-        <w:rPr>
-          <w:lang w:val="fr-CH"/>
-        </w:rPr>
-        <w:t xml:space="preserve"> supprime le projet et son historique d’analyses. Renvoie 409 si une analyse est en cours sur ce projet, conformément au diagramme d’activité de la suppression.</w:t>
-      </w:r>
-    </w:p>
-    <w:p>
-      <w:pPr>
-        <w:pStyle w:val="BITTextkrper"/>
-        <w:jc w:val="both"/>
-        <w:rPr>
-          <w:b/>
-          <w:bCs/>
-        </w:rPr>
-      </w:pPr>
-      <w:r>
-        <w:rPr>
-          <w:b/>
-          <w:bCs/>
-        </w:rPr>
-        <w:t>Analyses</w:t>
-      </w:r>
-      <w:r>
-        <w:rPr>
-          <w:b/>
-          <w:bCs/>
-        </w:rPr>
-        <w:t xml:space="preserve"> :</w:t>
-      </w:r>
-    </w:p>
-    <w:p>
-      <w:pPr>
-        <w:pStyle w:val="BITBullet1"/>
-        <w:rPr>
-          <w:lang w:val="fr-CH"/>
-        </w:rPr>
-      </w:pPr>
-      <w:r>
-        <w:rPr>
-          <w:b/>
-          <w:bCs/>
-          <w:lang w:val="fr-CH"/>
-        </w:rPr>
-        <w:t>POST /projects/:id/analyses</w:t>
-      </w:r>
-      <w:r>
-        <w:rPr>
-          <w:lang w:val="fr-CH"/>
-        </w:rPr>
-        <w:t> :</w:t>
-      </w:r>
-      <w:r>
-        <w:rPr>
-          <w:lang w:val="fr-CH"/>
-        </w:rPr>
-        <w:t xml:space="preserve"> lance une nouvelle analyse. L’API enregistre l’analyse en base avec le statut queued et renvoie immédiatement le code 202 avec l’identifiant de l’analyse ; le traitement effectif est délégué au worker asynchrone.</w:t>
-      </w:r>
-    </w:p>
-    <w:p>
-      <w:pPr>
-        <w:pStyle w:val="BITBullet1"/>
-        <w:rPr>
-          <w:lang w:val="fr-CH"/>
-        </w:rPr>
-      </w:pPr>
-      <w:r>
-        <w:rPr>
-          <w:lang w:val="fr-CH"/>
-        </w:rPr>
-        <w:t>GET /analyses/:id : résultat complet d’une analyse terminée : vue d’ensemble, fichiers analysés, erreurs détectées avec leurs corrections suggérées et diagramme Mermaid.</w:t>
-      </w:r>
-    </w:p>
-    <w:p>
-      <w:pPr>
-        <w:pStyle w:val="BITBullet1"/>
-        <w:rPr>
-          <w:lang w:val="fr-CH"/>
-        </w:rPr>
-      </w:pPr>
-      <w:r>
-        <w:rPr>
-          <w:b/>
-          <w:bCs/>
-          <w:lang w:val="fr-CH"/>
-        </w:rPr>
-        <w:t>GET /analyses/:id/status</w:t>
-      </w:r>
-      <w:r>
-        <w:rPr>
-          <w:b/>
-          <w:bCs/>
-          <w:lang w:val="fr-CH"/>
-        </w:rPr>
-        <w:t> </w:t>
-      </w:r>
-      <w:r>
-        <w:rPr>
-          <w:lang w:val="fr-CH"/>
-        </w:rPr>
-        <w:t>:</w:t>
-      </w:r>
-      <w:r>
-        <w:rPr>
-          <w:lang w:val="fr-CH"/>
-        </w:rPr>
-        <w:t xml:space="preserve"> endpoint léger interrogé en boucle par le frontend pour afficher la barre de progression ; renvoie le statut courant et le pourcentage d’avancement.</w:t>
-      </w:r>
-    </w:p>
-    <w:p>
-      <w:pPr>
-        <w:pStyle w:val="BITTextkrper"/>
-        <w:jc w:val="both"/>
-        <w:rPr>
-          <w:lang w:val="fr-CH"/>
-        </w:rPr>
-      </w:pPr>
-      <w:r>
-        <w:rPr>
-          <w:lang w:val="fr-CH"/>
-        </w:rPr>
-        <w:t>Les codes HTTP utilisés suivent les conventions REST : 200 pour une lecture, 201 pour une création, 202 pour une création asynchrone, 204 pour une suppression, 400 pour un payload invalide, 401 pour une session manquante, 404 pour une ressource introuvable et 409 pour un conflit (doublon ou analyse en cours).</w:t>
-      </w:r>
-    </w:p>
-    <w:p>
-      <w:pPr>
-        <w:pStyle w:val="Heading3"/>
-      </w:pPr>
-      <w:r>
-        <w:t>Conception des tests</w:t>
-      </w:r>
-    </w:p>
-    <w:tbl>
-      <w:tblPr>
-        <w:tblStyle w:val="TableGrid"/>
-        <w:tblW w:w="0" w:type="auto"/>
-        <w:tblLook w:val="04A0" w:firstRow="1" w:lastRow="0" w:firstColumn="1" w:lastColumn="0" w:noHBand="0" w:noVBand="1"/>
-      </w:tblPr>
-      <w:tblGrid>
-        <w:gridCol w:w="600"/>
-        <w:gridCol w:w="1900"/>
-        <w:gridCol w:w="3263"/>
-        <w:gridCol w:w="3263"/>
-      </w:tblGrid>
-      <w:tr>
-        <w:tc>
-          <w:tcPr>
-            <w:tcW w:w="600" w:type="dxa"/>
-          </w:tcPr>
-          <w:p>
-            <w:r>
-              <w:rPr>
-                <w:b/>
-              </w:rPr>
-              <w:t>N°</w:t>
-            </w:r>
-          </w:p>
-        </w:tc>
-        <w:tc>
-          <w:tcPr>
-            <w:tcW w:w="1900" w:type="dxa"/>
-          </w:tcPr>
-          <w:p>
-            <w:r>
-              <w:rPr>
-                <w:b/>
-              </w:rPr>
-              <w:t>Objet testé</w:t>
-            </w:r>
-          </w:p>
-        </w:tc>
-        <w:tc>
-          <w:tcPr>
-            <w:tcW w:w="3263" w:type="dxa"/>
-          </w:tcPr>
-          <w:p>
-            <w:r>
-              <w:rPr>
-                <w:b/>
-              </w:rPr>
-              <w:t>Description du test</w:t>
-            </w:r>
-          </w:p>
-        </w:tc>
-        <w:tc>
-          <w:tcPr>
-            <w:tcW w:w="3263" w:type="dxa"/>
-          </w:tcPr>
-          <w:p>
-            <w:r>
-              <w:rPr>
-                <w:b/>
-              </w:rPr>
-              <w:t>Résultat attendu</w:t>
-            </w:r>
-          </w:p>
-        </w:tc>
-      </w:tr>
-      <w:tr>
-        <w:tc>
-          <w:tcPr>
-            <w:tcW w:w="600" w:type="dxa"/>
-          </w:tcPr>
-          <w:p>
-            <w:r>
-              <w:t>1</w:t>
-            </w:r>
-          </w:p>
-        </w:tc>
-        <w:tc>
-          <w:tcPr>
-            <w:tcW w:w="1900" w:type="dxa"/>
-          </w:tcPr>
-          <w:p>
-            <w:r>
-              <w:t>Connexion GitHub</w:t>
-            </w:r>
-          </w:p>
-        </w:tc>
-        <w:tc>
-          <w:tcPr>
-            <w:tcW w:w="3263" w:type="dxa"/>
-          </w:tcPr>
-          <w:p>
-            <w:r>
-              <w:t>L’utilisateur clique sur « Se connecter » et autorise l’application sur GitHub.</w:t>
-            </w:r>
-          </w:p>
-        </w:tc>
-        <w:tc>
-          <w:tcPr>
-            <w:tcW w:w="3263" w:type="dxa"/>
-          </w:tcPr>
-          <w:p>
-            <w:r>
-              <w:t>L’utilisateur est redirigé vers la liste de ses projets, sa session est active.</w:t>
-            </w:r>
-          </w:p>
-        </w:tc>
-      </w:tr>
-      <w:tr>
-        <w:tc>
-          <w:tcPr>
-            <w:tcW w:w="600" w:type="dxa"/>
-          </w:tcPr>
-          <w:p>
-            <w:r>
-              <w:t>2</w:t>
-            </w:r>
-          </w:p>
-        </w:tc>
-        <w:tc>
-          <w:tcPr>
-            <w:tcW w:w="1900" w:type="dxa"/>
-          </w:tcPr>
-          <w:p>
-            <w:r>
-              <w:t>Déconnexion</w:t>
-            </w:r>
-          </w:p>
-        </w:tc>
-        <w:tc>
-          <w:tcPr>
-            <w:tcW w:w="3263" w:type="dxa"/>
-          </w:tcPr>
-          <w:p>
-            <w:r>
-              <w:t>L’utilisateur authentifié clique sur « Se déconnecter ».</w:t>
-            </w:r>
-          </w:p>
-        </w:tc>
-        <w:tc>
-          <w:tcPr>
-            <w:tcW w:w="3263" w:type="dxa"/>
-          </w:tcPr>
-          <w:p>
-            <w:r>
-              <w:t>La session est fermée et l’utilisateur retourne sur la page de connexion.</w:t>
-            </w:r>
-          </w:p>
-        </w:tc>
-      </w:tr>
-      <w:tr>
-        <w:tc>
-          <w:tcPr>
-            <w:tcW w:w="600" w:type="dxa"/>
-          </w:tcPr>
-          <w:p>
-            <w:r>
-              <w:t>3</w:t>
-            </w:r>
-          </w:p>
-        </w:tc>
-        <w:tc>
-          <w:tcPr>
-            <w:tcW w:w="1900" w:type="dxa"/>
-          </w:tcPr>
-          <w:p>
-            <w:r>
-              <w:t>Liste des projets</w:t>
-            </w:r>
-          </w:p>
-        </w:tc>
-        <w:tc>
-          <w:tcPr>
-            <w:tcW w:w="3263" w:type="dxa"/>
-          </w:tcPr>
-          <w:p>
-            <w:r>
-              <w:t>L’utilisateur consulte sa liste de projets.</w:t>
-            </w:r>
-          </w:p>
-        </w:tc>
-        <w:tc>
-          <w:tcPr>
-            <w:tcW w:w="3263" w:type="dxa"/>
-          </w:tcPr>
-          <w:p>
-            <w:r>
-              <w:t>Ses projets s’affichent avec leur nom, leur langage principal et le nombre d’analyses.</w:t>
-            </w:r>
-          </w:p>
-        </w:tc>
-      </w:tr>
-      <w:tr>
-        <w:tc>
-          <w:tcPr>
-            <w:tcW w:w="600" w:type="dxa"/>
-          </w:tcPr>
-          <w:p>
-            <w:r>
-              <w:t>4</w:t>
-            </w:r>
-          </w:p>
-        </w:tc>
-        <w:tc>
-          <w:tcPr>
-            <w:tcW w:w="1900" w:type="dxa"/>
-          </w:tcPr>
-          <w:p>
-            <w:r>
-              <w:t>Ajout d’un projet valide</w:t>
-            </w:r>
-          </w:p>
-        </w:tc>
-        <w:tc>
-          <w:tcPr>
-            <w:tcW w:w="3263" w:type="dxa"/>
-          </w:tcPr>
-          <w:p>
-            <w:r>
-              <w:t>L’utilisateur saisit l’URL d’un dépôt GitHub auquel il a accès.</w:t>
-            </w:r>
-          </w:p>
-        </w:tc>
-        <w:tc>
-          <w:tcPr>
-            <w:tcW w:w="3263" w:type="dxa"/>
-          </w:tcPr>
-          <w:p>
-            <w:r>
-              <w:t>Le projet est créé et l’utilisateur est redirigé vers la page du projet.</w:t>
-            </w:r>
-          </w:p>
-        </w:tc>
-      </w:tr>
-      <w:tr>
-        <w:tc>
-          <w:tcPr>
-            <w:tcW w:w="600" w:type="dxa"/>
-          </w:tcPr>
-          <w:p>
-            <w:r>
-              <w:t>5</w:t>
-            </w:r>
-          </w:p>
-        </w:tc>
-        <w:tc>
-          <w:tcPr>
-            <w:tcW w:w="1900" w:type="dxa"/>
-          </w:tcPr>
-          <w:p>
-            <w:r>
-              <w:t>Ajout d’un dépôt inexistant</w:t>
-            </w:r>
-          </w:p>
-        </w:tc>
-        <w:tc>
-          <w:tcPr>
-            <w:tcW w:w="3263" w:type="dxa"/>
-          </w:tcPr>
-          <w:p>
-            <w:r>
-              <w:t>L’utilisateur saisit une URL pointant vers un dépôt qui n’existe pas.</w:t>
-            </w:r>
-          </w:p>
-        </w:tc>
-        <w:tc>
-          <w:tcPr>
-            <w:tcW w:w="3263" w:type="dxa"/>
-          </w:tcPr>
-          <w:p>
-            <w:r>
-              <w:t>Un message « dépôt introuvable » est affiché et aucun projet n’est créé.</w:t>
-            </w:r>
-          </w:p>
-        </w:tc>
-      </w:tr>
-      <w:tr>
-        <w:tc>
-          <w:tcPr>
-            <w:tcW w:w="600" w:type="dxa"/>
-          </w:tcPr>
-          <w:p>
-            <w:r>
-              <w:t>6</w:t>
-            </w:r>
-          </w:p>
-        </w:tc>
-        <w:tc>
-          <w:tcPr>
-            <w:tcW w:w="1900" w:type="dxa"/>
-          </w:tcPr>
-          <w:p>
-            <w:r>
-              <w:t>Ajout d’un dépôt sans accès</w:t>
-            </w:r>
-          </w:p>
-        </w:tc>
-        <w:tc>
-          <w:tcPr>
-            <w:tcW w:w="3263" w:type="dxa"/>
-          </w:tcPr>
-          <w:p>
-            <w:r>
-              <w:t>L’utilisateur saisit l’URL d’un dépôt privé auquel il n’a pas accès.</w:t>
-            </w:r>
-          </w:p>
-        </w:tc>
-        <w:tc>
-          <w:tcPr>
-            <w:tcW w:w="3263" w:type="dxa"/>
-          </w:tcPr>
-          <w:p>
-            <w:r>
-              <w:t>Un message « accès refusé » est affiché et aucun projet n’est créé.</w:t>
-            </w:r>
-          </w:p>
-        </w:tc>
-      </w:tr>
-      <w:tr>
-        <w:tc>
-          <w:tcPr>
-            <w:tcW w:w="600" w:type="dxa"/>
-          </w:tcPr>
-          <w:p>
-            <w:r>
-              <w:t>7</w:t>
-            </w:r>
-          </w:p>
-        </w:tc>
-        <w:tc>
-          <w:tcPr>
-            <w:tcW w:w="1900" w:type="dxa"/>
-          </w:tcPr>
-          <w:p>
-            <w:r>
-              <w:t>Ajout d’un projet en doublon</w:t>
-            </w:r>
-          </w:p>
-        </w:tc>
-        <w:tc>
-          <w:tcPr>
-            <w:tcW w:w="3263" w:type="dxa"/>
-          </w:tcPr>
-          <w:p>
-            <w:r>
-              <w:t>L’utilisateur ajoute deux fois le même dépôt sur son compte.</w:t>
-            </w:r>
-          </w:p>
-        </w:tc>
-        <w:tc>
-          <w:tcPr>
-            <w:tcW w:w="3263" w:type="dxa"/>
-          </w:tcPr>
-          <w:p>
-            <w:r>
-              <w:t>Un message « projet déjà existant » est affiché et aucun doublon n’est créé.</w:t>
-            </w:r>
-          </w:p>
-        </w:tc>
-      </w:tr>
-      <w:tr>
-        <w:tc>
-          <w:tcPr>
-            <w:tcW w:w="600" w:type="dxa"/>
-          </w:tcPr>
-          <w:p>
-            <w:r>
-              <w:t>8</w:t>
-            </w:r>
-          </w:p>
-        </w:tc>
-        <w:tc>
-          <w:tcPr>
-            <w:tcW w:w="1900" w:type="dxa"/>
-          </w:tcPr>
-          <w:p>
-            <w:r>
-              <w:t>Consultation d’un projet</w:t>
-            </w:r>
-          </w:p>
-        </w:tc>
-        <w:tc>
-          <w:tcPr>
-            <w:tcW w:w="3263" w:type="dxa"/>
-          </w:tcPr>
-          <w:p>
-            <w:r>
-              <w:t>L’utilisateur ouvre la page de détail d’un projet.</w:t>
-            </w:r>
-          </w:p>
-        </w:tc>
-        <w:tc>
-          <w:tcPr>
-            <w:tcW w:w="3263" w:type="dxa"/>
-          </w:tcPr>
-          <w:p>
-            <w:r>
-              <w:t>Les métadonnées GitHub et l’historique des analyses du projet s’affichent.</w:t>
-            </w:r>
-          </w:p>
-        </w:tc>
-      </w:tr>
-      <w:tr>
-        <w:tc>
-          <w:tcPr>
-            <w:tcW w:w="600" w:type="dxa"/>
-          </w:tcPr>
-          <w:p>
-            <w:r>
-              <w:t>9</w:t>
-            </w:r>
-          </w:p>
-        </w:tc>
-        <w:tc>
-          <w:tcPr>
-            <w:tcW w:w="1900" w:type="dxa"/>
-          </w:tcPr>
-          <w:p>
-            <w:r>
-              <w:t>Lancement d’une analyse</w:t>
-            </w:r>
-          </w:p>
-        </w:tc>
-        <w:tc>
-          <w:tcPr>
-            <w:tcW w:w="3263" w:type="dxa"/>
-          </w:tcPr>
-          <w:p>
-            <w:r>
-              <w:t>L’utilisateur clique sur « Lancer une analyse » depuis la page d’un projet.</w:t>
-            </w:r>
-          </w:p>
-        </w:tc>
-        <w:tc>
-          <w:tcPr>
-            <w:tcW w:w="3263" w:type="dxa"/>
-          </w:tcPr>
-          <w:p>
-            <w:r>
-              <w:t>L’analyse passe au statut « en cours » et l’écran de progression s’affiche.</w:t>
-            </w:r>
-          </w:p>
-        </w:tc>
-      </w:tr>
-      <w:tr>
-        <w:tc>
-          <w:tcPr>
-            <w:tcW w:w="600" w:type="dxa"/>
-          </w:tcPr>
-          <w:p>
-            <w:r>
-              <w:lastRenderedPageBreak/>
-              <w:t>10</w:t>
-            </w:r>
-          </w:p>
-        </w:tc>
-        <w:tc>
-          <w:tcPr>
-            <w:tcW w:w="1900" w:type="dxa"/>
-          </w:tcPr>
-          <w:p>
-            <w:r>
-              <w:t>Suivi de la progression</w:t>
-            </w:r>
-          </w:p>
-        </w:tc>
-        <w:tc>
-          <w:tcPr>
-            <w:tcW w:w="3263" w:type="dxa"/>
-          </w:tcPr>
-          <w:p>
-            <w:pPr>
-              <w:rPr>
-                <w:lang w:val="fr-CH"/>
-              </w:rPr>
-            </w:pPr>
-            <w:r>
-              <w:rPr>
-                <w:lang w:val="fr-CH"/>
-              </w:rPr>
-              <w:t>L’utilisateur reste sur l’écran de progression pendant qu’une analyse est en cours.</w:t>
-            </w:r>
-          </w:p>
-        </w:tc>
-        <w:tc>
-          <w:tcPr>
-            <w:tcW w:w="3263" w:type="dxa"/>
-          </w:tcPr>
-          <w:p>
-            <w:pPr>
-              <w:rPr>
-                <w:lang w:val="fr-CH"/>
-              </w:rPr>
-            </w:pPr>
-            <w:r>
-              <w:rPr>
-                <w:lang w:val="fr-CH"/>
-              </w:rPr>
-              <w:t>La barre de progression se met à jour régulièrement jusqu’à atteindre 100 %.</w:t>
-            </w:r>
-          </w:p>
-        </w:tc>
-      </w:tr>
-      <w:tr>
-        <w:tc>
-          <w:tcPr>
-            <w:tcW w:w="600" w:type="dxa"/>
-          </w:tcPr>
-          <w:p>
-            <w:r>
-              <w:t>11</w:t>
-            </w:r>
-          </w:p>
-        </w:tc>
-        <w:tc>
-          <w:tcPr>
-            <w:tcW w:w="1900" w:type="dxa"/>
-          </w:tcPr>
-          <w:p>
-            <w:r>
-              <w:t>Consultation des résultats</w:t>
-            </w:r>
-          </w:p>
-        </w:tc>
-        <w:tc>
-          <w:tcPr>
-            <w:tcW w:w="3263" w:type="dxa"/>
-          </w:tcPr>
-          <w:p>
-            <w:pPr>
-              <w:rPr>
-                <w:lang w:val="fr-CH"/>
-              </w:rPr>
-            </w:pPr>
-            <w:r>
-              <w:rPr>
-                <w:lang w:val="fr-CH"/>
-              </w:rPr>
-              <w:t>L’utilisateur ouvre une analyse terminée.</w:t>
-            </w:r>
-          </w:p>
-        </w:tc>
-        <w:tc>
-          <w:tcPr>
-            <w:tcW w:w="3263" w:type="dxa"/>
-          </w:tcPr>
-          <w:p>
-            <w:pPr>
-              <w:rPr>
-                <w:lang w:val="fr-CH"/>
-              </w:rPr>
-            </w:pPr>
-            <w:r>
-              <w:rPr>
-                <w:lang w:val="fr-CH"/>
-              </w:rPr>
-              <w:t>Le diagramme Mermaid, la vue d’ensemble et la liste des erreurs avec leurs corrections suggérées s’affichent.</w:t>
-            </w:r>
-          </w:p>
-        </w:tc>
-      </w:tr>
-      <w:tr>
-        <w:tc>
-          <w:tcPr>
-            <w:tcW w:w="600" w:type="dxa"/>
-          </w:tcPr>
-          <w:p>
-            <w:r>
-              <w:t>12</w:t>
-            </w:r>
-          </w:p>
-        </w:tc>
-        <w:tc>
-          <w:tcPr>
-            <w:tcW w:w="1900" w:type="dxa"/>
-          </w:tcPr>
-          <w:p>
-            <w:r>
-              <w:t>Échec d’analyse</w:t>
-            </w:r>
-          </w:p>
-        </w:tc>
-        <w:tc>
-          <w:tcPr>
-            <w:tcW w:w="3263" w:type="dxa"/>
-          </w:tcPr>
-          <w:p>
-            <w:pPr>
-              <w:rPr>
-                <w:lang w:val="fr-CH"/>
-              </w:rPr>
-            </w:pPr>
-            <w:r>
-              <w:rPr>
-                <w:lang w:val="fr-CH"/>
-              </w:rPr>
-              <w:t>L’API OpenRouter renvoie une erreur pendant le traitement d’une analyse.</w:t>
-            </w:r>
-          </w:p>
-        </w:tc>
-        <w:tc>
-          <w:tcPr>
-            <w:tcW w:w="3263" w:type="dxa"/>
-          </w:tcPr>
-          <w:p>
-            <w:pPr>
-              <w:rPr>
-                <w:lang w:val="fr-CH"/>
-              </w:rPr>
-            </w:pPr>
-            <w:r>
-              <w:rPr>
-                <w:lang w:val="fr-CH"/>
-              </w:rPr>
-              <w:t>L’analyse passe au statut « échoué » avec un message d’erreur, sans bloquer le worker.</w:t>
-            </w:r>
-          </w:p>
-        </w:tc>
-      </w:tr>
-      <w:tr>
-        <w:tc>
-          <w:tcPr>
-            <w:tcW w:w="600" w:type="dxa"/>
-          </w:tcPr>
-          <w:p>
-            <w:r>
-              <w:t>13</w:t>
-            </w:r>
-          </w:p>
-        </w:tc>
-        <w:tc>
-          <w:tcPr>
-            <w:tcW w:w="1900" w:type="dxa"/>
-          </w:tcPr>
-          <w:p>
-            <w:r>
-              <w:t>Suppression d’un projet</w:t>
-            </w:r>
-          </w:p>
-        </w:tc>
-        <w:tc>
-          <w:tcPr>
-            <w:tcW w:w="3263" w:type="dxa"/>
-          </w:tcPr>
-          <w:p>
-            <w:pPr>
-              <w:rPr>
-                <w:lang w:val="fr-CH"/>
-              </w:rPr>
-            </w:pPr>
-            <w:r>
-              <w:rPr>
-                <w:lang w:val="fr-CH"/>
-              </w:rPr>
-              <w:t>L’utilisateur supprime un projet qui n’a aucune analyse en cours.</w:t>
-            </w:r>
-          </w:p>
-        </w:tc>
-        <w:tc>
-          <w:tcPr>
-            <w:tcW w:w="3263" w:type="dxa"/>
-          </w:tcPr>
-          <w:p>
-            <w:pPr>
-              <w:rPr>
-                <w:lang w:val="fr-CH"/>
-              </w:rPr>
-            </w:pPr>
-            <w:r>
-              <w:rPr>
-                <w:lang w:val="fr-CH"/>
-              </w:rPr>
-              <w:t>Le projet et son historique d’analyses sont supprimés et la liste est mise à jour.</w:t>
-            </w:r>
-          </w:p>
-        </w:tc>
-      </w:tr>
-      <w:tr>
-        <w:tc>
-          <w:tcPr>
-            <w:tcW w:w="600" w:type="dxa"/>
-          </w:tcPr>
-          <w:p>
-            <w:r>
-              <w:t>14</w:t>
-            </w:r>
-          </w:p>
-        </w:tc>
-        <w:tc>
-          <w:tcPr>
-            <w:tcW w:w="1900" w:type="dxa"/>
-          </w:tcPr>
-          <w:p>
-            <w:r>
-              <w:t>Suppression bloquée</w:t>
-            </w:r>
-          </w:p>
-        </w:tc>
-        <w:tc>
-          <w:tcPr>
-            <w:tcW w:w="3263" w:type="dxa"/>
-          </w:tcPr>
-          <w:p>
-            <w:pPr>
-              <w:rPr>
-                <w:lang w:val="fr-CH"/>
-              </w:rPr>
-            </w:pPr>
-            <w:r>
-              <w:rPr>
-                <w:lang w:val="fr-CH"/>
-              </w:rPr>
-              <w:t>L’utilisateur tente de supprimer un projet pendant qu’une analyse est en cours.</w:t>
-            </w:r>
-          </w:p>
-        </w:tc>
-        <w:tc>
-          <w:tcPr>
-            <w:tcW w:w="3263" w:type="dxa"/>
-          </w:tcPr>
-          <w:p>
-            <w:pPr>
-              <w:rPr>
-                <w:lang w:val="fr-CH"/>
-              </w:rPr>
-            </w:pPr>
-            <w:r>
-              <w:rPr>
-                <w:lang w:val="fr-CH"/>
-              </w:rPr>
-              <w:t>La suppression est refusée avec un message expliquant qu’une analyse est en cours.</w:t>
-            </w:r>
-          </w:p>
-        </w:tc>
-      </w:tr>
-      <w:tr>
-        <w:tc>
-          <w:tcPr>
-            <w:tcW w:w="600" w:type="dxa"/>
-          </w:tcPr>
-          <w:p>
-            <w:r>
-              <w:t>15</w:t>
-            </w:r>
-          </w:p>
-        </w:tc>
-        <w:tc>
-          <w:tcPr>
-            <w:tcW w:w="1900" w:type="dxa"/>
-          </w:tcPr>
-          <w:p>
-            <w:r>
-              <w:t>Accès non authentifié</w:t>
-            </w:r>
-          </w:p>
-        </w:tc>
-        <w:tc>
-          <w:tcPr>
-            <w:tcW w:w="3263" w:type="dxa"/>
-          </w:tcPr>
-          <w:p>
-            <w:pPr>
-              <w:rPr>
-                <w:lang w:val="fr-CH"/>
-              </w:rPr>
-            </w:pPr>
-            <w:r>
-              <w:rPr>
-                <w:lang w:val="fr-CH"/>
-              </w:rPr>
-              <w:t>Un visiteur tente d’accéder directement à une page nécessitant une session.</w:t>
-            </w:r>
-          </w:p>
-        </w:tc>
-        <w:tc>
-          <w:tcPr>
-            <w:tcW w:w="3263" w:type="dxa"/>
-          </w:tcPr>
-          <w:p>
-            <w:pPr>
-              <w:rPr>
-                <w:lang w:val="fr-CH"/>
-              </w:rPr>
-            </w:pPr>
-            <w:r>
-              <w:rPr>
-                <w:lang w:val="fr-CH"/>
-              </w:rPr>
-              <w:t>Il est redirigé vers la page de connexion et la ressource n’est pas exposée.</w:t>
-            </w:r>
-          </w:p>
-        </w:tc>
-      </w:tr>
-    </w:tbl>
-    <w:p>
-      <w:pPr>
-        <w:pStyle w:val="Heading2"/>
-        <w:rPr>
-          <w:lang w:val="fr-CH"/>
-        </w:rPr>
-      </w:pPr>
-      <w:bookmarkStart w:id="39" w:name="_Toc229743640"/>
-      <w:r>
-        <w:rPr>
-          <w:lang w:val="fr-CH"/>
-        </w:rPr>
-        <w:t>Modèle relationnel de la base de données</w:t>
-      </w:r>
-      <w:bookmarkEnd w:id="39"/>
-    </w:p>
-    <w:p>
-      <w:pPr>
-        <w:pStyle w:val="BITTextkrper"/>
-        <w:rPr>
-          <w:lang w:val="fr-CH"/>
-        </w:rPr>
-      </w:pPr>
-      <w:r>
-        <w:rPr>
-          <w:lang w:val="fr-CH"/>
-        </w:rPr>
-        <w:t>Le schéma relationnel ci-dessous présente la base de données CodeMentor sous forme de diagramme en patte d’oie. Le schéma compte six tables reliées par des clés étrangères avec suppression en cascade : la suppression d’un utilisateur entraîne la suppression de ses projets, de leurs analyses, des fichiers analysés et des erreurs/corrections associées.</w:t>
-      </w:r>
-    </w:p>
-    <w:p>
-      <w:pPr>
-        <w:pStyle w:val="BITTextkrper"/>
-        <w:jc w:val="center"/>
         <w:rPr>
           <w:lang w:val="fr-CH"/>
         </w:rPr>
@@ -8711,10 +6728,10 @@
         </w:rPr>
         <w:lastRenderedPageBreak/>
         <w:drawing>
-          <wp:inline distT="0" distB="0" distL="0" distR="0" wp14:anchorId="16EBF918" wp14:editId="75BFC430">
-            <wp:extent cx="5760085" cy="4390755"/>
-            <wp:effectExtent l="0" t="0" r="0" b="0"/>
-            <wp:docPr id="1000000001" name="MLD CodeMentor"/>
+          <wp:inline distT="0" distB="0" distL="0" distR="0" wp14:anchorId="020F4601" wp14:editId="3FBD1646">
+            <wp:extent cx="5760085" cy="4608195"/>
+            <wp:effectExtent l="0" t="0" r="0" b="1905"/>
+            <wp:docPr id="1434007648" name="Picture 1"/>
             <wp:cNvGraphicFramePr>
               <a:graphicFrameLocks xmlns:a="http://schemas.openxmlformats.org/drawingml/2006/main" noChangeAspect="1"/>
             </wp:cNvGraphicFramePr>
@@ -8722,7 +6739,7 @@
               <a:graphicData uri="http://schemas.openxmlformats.org/drawingml/2006/picture">
                 <pic:pic xmlns:pic="http://schemas.openxmlformats.org/drawingml/2006/picture">
                   <pic:nvPicPr>
-                    <pic:cNvPr id="1000000001" name=""/>
+                    <pic:cNvPr id="1434007648" name=""/>
                     <pic:cNvPicPr/>
                   </pic:nvPicPr>
                   <pic:blipFill>
@@ -8734,7 +6751,7 @@
                   <pic:spPr>
                     <a:xfrm>
                       <a:off x="0" y="0"/>
-                      <a:ext cx="5760085" cy="4390755"/>
+                      <a:ext cx="5760085" cy="4608195"/>
                     </a:xfrm>
                     <a:prstGeom prst="rect">
                       <a:avLst/>
@@ -8750,6 +6767,828 @@
     <w:p>
       <w:pPr>
         <w:pStyle w:val="BITTextkrper"/>
+        <w:jc w:val="both"/>
+        <w:rPr>
+          <w:lang w:val="fr-CH"/>
+        </w:rPr>
+      </w:pPr>
+      <w:r>
+        <w:rPr>
+          <w:b/>
+          <w:lang w:val="fr-CH"/>
+        </w:rPr>
+        <w:t xml:space="preserve">Paramètres API et modèles IA. </w:t>
+      </w:r>
+      <w:r>
+        <w:rPr>
+          <w:lang w:val="fr-CH"/>
+        </w:rPr>
+        <w:t>L’écran de configuration permet à l’utilisateur de choisir le modèle d’IA utiliser pour analyser ses projets, ici « GPT-4 Turbo (Recommandé) ».</w:t>
+      </w:r>
+    </w:p>
+    <w:p>
+      <w:pPr>
+        <w:pStyle w:val="BITTextkrper"/>
+        <w:rPr>
+          <w:lang w:val="fr-CH"/>
+        </w:rPr>
+      </w:pPr>
+      <w:r>
+        <w:rPr>
+          <w:noProof/>
+          <w:lang w:val="fr-CH"/>
+        </w:rPr>
+        <w:lastRenderedPageBreak/>
+        <w:drawing>
+          <wp:inline distT="0" distB="0" distL="0" distR="0" wp14:anchorId="0C36A233" wp14:editId="0AC3C4F6">
+            <wp:extent cx="5760085" cy="4608195"/>
+            <wp:effectExtent l="0" t="0" r="0" b="1905"/>
+            <wp:docPr id="1110472950" name="Picture 1"/>
+            <wp:cNvGraphicFramePr>
+              <a:graphicFrameLocks xmlns:a="http://schemas.openxmlformats.org/drawingml/2006/main" noChangeAspect="1"/>
+            </wp:cNvGraphicFramePr>
+            <a:graphic xmlns:a="http://schemas.openxmlformats.org/drawingml/2006/main">
+              <a:graphicData uri="http://schemas.openxmlformats.org/drawingml/2006/picture">
+                <pic:pic xmlns:pic="http://schemas.openxmlformats.org/drawingml/2006/picture">
+                  <pic:nvPicPr>
+                    <pic:cNvPr id="1110472950" name=""/>
+                    <pic:cNvPicPr/>
+                  </pic:nvPicPr>
+                  <pic:blipFill>
+                    <a:blip r:embed="rId41"/>
+                    <a:stretch>
+                      <a:fillRect/>
+                    </a:stretch>
+                  </pic:blipFill>
+                  <pic:spPr>
+                    <a:xfrm>
+                      <a:off x="0" y="0"/>
+                      <a:ext cx="5760085" cy="4608195"/>
+                    </a:xfrm>
+                    <a:prstGeom prst="rect">
+                      <a:avLst/>
+                    </a:prstGeom>
+                  </pic:spPr>
+                </pic:pic>
+              </a:graphicData>
+            </a:graphic>
+          </wp:inline>
+        </w:drawing>
+      </w:r>
+    </w:p>
+    <w:p>
+      <w:pPr>
+        <w:pStyle w:val="BITTextkrper"/>
+        <w:jc w:val="both"/>
+        <w:rPr>
+          <w:lang w:val="fr-CH"/>
+        </w:rPr>
+      </w:pPr>
+      <w:r>
+        <w:rPr>
+          <w:b/>
+          <w:lang w:val="fr-CH"/>
+        </w:rPr>
+        <w:t xml:space="preserve">Analyse en cours. </w:t>
+      </w:r>
+      <w:r>
+        <w:rPr>
+          <w:lang w:val="fr-CH"/>
+        </w:rPr>
+        <w:t>Écran de progression affiché pendant que CodeMentor traite un dépôt. Une barre indique le pourcentage d’avancement (62 % dans l’exemple).</w:t>
+      </w:r>
+    </w:p>
+    <w:p>
+      <w:pPr>
+        <w:pStyle w:val="BITTextkrper"/>
+        <w:rPr>
+          <w:lang w:val="fr-CH"/>
+        </w:rPr>
+      </w:pPr>
+      <w:r>
+        <w:rPr>
+          <w:noProof/>
+          <w:lang w:val="fr-CH"/>
+        </w:rPr>
+        <w:lastRenderedPageBreak/>
+        <w:drawing>
+          <wp:inline distT="0" distB="0" distL="0" distR="0" wp14:anchorId="6207365F" wp14:editId="2C12E78F">
+            <wp:extent cx="5760085" cy="6151880"/>
+            <wp:effectExtent l="0" t="0" r="0" b="1270"/>
+            <wp:docPr id="813641194" name="Picture 1"/>
+            <wp:cNvGraphicFramePr>
+              <a:graphicFrameLocks xmlns:a="http://schemas.openxmlformats.org/drawingml/2006/main" noChangeAspect="1"/>
+            </wp:cNvGraphicFramePr>
+            <a:graphic xmlns:a="http://schemas.openxmlformats.org/drawingml/2006/main">
+              <a:graphicData uri="http://schemas.openxmlformats.org/drawingml/2006/picture">
+                <pic:pic xmlns:pic="http://schemas.openxmlformats.org/drawingml/2006/picture">
+                  <pic:nvPicPr>
+                    <pic:cNvPr id="813641194" name=""/>
+                    <pic:cNvPicPr/>
+                  </pic:nvPicPr>
+                  <pic:blipFill>
+                    <a:blip r:embed="rId42"/>
+                    <a:stretch>
+                      <a:fillRect/>
+                    </a:stretch>
+                  </pic:blipFill>
+                  <pic:spPr>
+                    <a:xfrm>
+                      <a:off x="0" y="0"/>
+                      <a:ext cx="5760085" cy="6151880"/>
+                    </a:xfrm>
+                    <a:prstGeom prst="rect">
+                      <a:avLst/>
+                    </a:prstGeom>
+                  </pic:spPr>
+                </pic:pic>
+              </a:graphicData>
+            </a:graphic>
+          </wp:inline>
+        </w:drawing>
+      </w:r>
+    </w:p>
+    <w:p>
+      <w:pPr>
+        <w:pStyle w:val="BITTextkrper"/>
+        <w:jc w:val="both"/>
+        <w:rPr>
+          <w:lang w:val="fr-CH"/>
+        </w:rPr>
+      </w:pPr>
+      <w:r>
+        <w:rPr>
+          <w:b/>
+          <w:lang w:val="fr-CH"/>
+        </w:rPr>
+        <w:t xml:space="preserve">Résultats d’analyse. </w:t>
+      </w:r>
+      <w:r>
+        <w:rPr>
+          <w:lang w:val="fr-CH"/>
+        </w:rPr>
+        <w:t>Page principale présentant le résultat complet d’une analyse, composée de plusieurs blocs. En haut, un diagramme interactif représente la structure du projet (composants, dépendances) généré automatiquement par l’IA. Au-dessous, une « Vue d’ensemble » résume l’état global du dépôt. Puis une section « Erreurs détectées » liste les problèmes repérés avec leur niveau de criticité, un extrait de code et une correction suggérée.</w:t>
+      </w:r>
+    </w:p>
+    <w:p>
+      <w:pPr>
+        <w:pStyle w:val="BITTextkrper"/>
+        <w:rPr>
+          <w:lang w:val="fr-CH"/>
+        </w:rPr>
+      </w:pPr>
+      <w:r>
+        <w:rPr>
+          <w:noProof/>
+          <w:lang w:val="fr-CH"/>
+        </w:rPr>
+        <w:lastRenderedPageBreak/>
+        <w:drawing>
+          <wp:inline distT="0" distB="0" distL="0" distR="0" wp14:anchorId="077D3537" wp14:editId="2E31258A">
+            <wp:extent cx="5760085" cy="4608195"/>
+            <wp:effectExtent l="0" t="0" r="0" b="1905"/>
+            <wp:docPr id="1874453088" name="Picture 1"/>
+            <wp:cNvGraphicFramePr>
+              <a:graphicFrameLocks xmlns:a="http://schemas.openxmlformats.org/drawingml/2006/main" noChangeAspect="1"/>
+            </wp:cNvGraphicFramePr>
+            <a:graphic xmlns:a="http://schemas.openxmlformats.org/drawingml/2006/main">
+              <a:graphicData uri="http://schemas.openxmlformats.org/drawingml/2006/picture">
+                <pic:pic xmlns:pic="http://schemas.openxmlformats.org/drawingml/2006/picture">
+                  <pic:nvPicPr>
+                    <pic:cNvPr id="1874453088" name=""/>
+                    <pic:cNvPicPr/>
+                  </pic:nvPicPr>
+                  <pic:blipFill>
+                    <a:blip r:embed="rId43"/>
+                    <a:stretch>
+                      <a:fillRect/>
+                    </a:stretch>
+                  </pic:blipFill>
+                  <pic:spPr>
+                    <a:xfrm>
+                      <a:off x="0" y="0"/>
+                      <a:ext cx="5760085" cy="4608195"/>
+                    </a:xfrm>
+                    <a:prstGeom prst="rect">
+                      <a:avLst/>
+                    </a:prstGeom>
+                  </pic:spPr>
+                </pic:pic>
+              </a:graphicData>
+            </a:graphic>
+          </wp:inline>
+        </w:drawing>
+      </w:r>
+    </w:p>
+    <w:p>
+      <w:pPr>
+        <w:pStyle w:val="BITTextkrper"/>
+        <w:jc w:val="both"/>
+        <w:rPr>
+          <w:lang w:val="fr-CH"/>
+        </w:rPr>
+      </w:pPr>
+      <w:r>
+        <w:rPr>
+          <w:b/>
+          <w:lang w:val="fr-CH"/>
+        </w:rPr>
+        <w:t xml:space="preserve">Liste des projets. </w:t>
+      </w:r>
+      <w:r>
+        <w:rPr>
+          <w:lang w:val="fr-CH"/>
+        </w:rPr>
+        <w:t>Tableau de bord regroupant l’ensemble des dépôts GitHub que l’utilisateur a ajoutés à CodeMentor. Chaque projet est représenté sous forme de carte affichant son nom, le langage principal et le nombre d’analyses déjà effectuées. Une barre de recherche et des filtres (« Tous », « Analysé », « En cours », « Jamais analysé ») facilitent la navigation lorsque le nombre de projets devient important. Le bouton « + Nouveau projet » en haut à droite ouvre la modale d’ajout présentée sur la maquette 2.</w:t>
+      </w:r>
+    </w:p>
+    <w:p>
+      <w:pPr>
+        <w:pStyle w:val="BITTextkrper"/>
+        <w:rPr>
+          <w:lang w:val="fr-CH"/>
+        </w:rPr>
+      </w:pPr>
+      <w:r>
+        <w:rPr>
+          <w:noProof/>
+          <w:lang w:val="fr-CH"/>
+        </w:rPr>
+        <w:lastRenderedPageBreak/>
+        <w:drawing>
+          <wp:inline distT="0" distB="0" distL="0" distR="0" wp14:anchorId="70890852" wp14:editId="34320180">
+            <wp:extent cx="5760085" cy="4608195"/>
+            <wp:effectExtent l="0" t="0" r="0" b="1905"/>
+            <wp:docPr id="1706974292" name="Picture 1"/>
+            <wp:cNvGraphicFramePr>
+              <a:graphicFrameLocks xmlns:a="http://schemas.openxmlformats.org/drawingml/2006/main" noChangeAspect="1"/>
+            </wp:cNvGraphicFramePr>
+            <a:graphic xmlns:a="http://schemas.openxmlformats.org/drawingml/2006/main">
+              <a:graphicData uri="http://schemas.openxmlformats.org/drawingml/2006/picture">
+                <pic:pic xmlns:pic="http://schemas.openxmlformats.org/drawingml/2006/picture">
+                  <pic:nvPicPr>
+                    <pic:cNvPr id="1706974292" name=""/>
+                    <pic:cNvPicPr/>
+                  </pic:nvPicPr>
+                  <pic:blipFill>
+                    <a:blip r:embed="rId44"/>
+                    <a:stretch>
+                      <a:fillRect/>
+                    </a:stretch>
+                  </pic:blipFill>
+                  <pic:spPr>
+                    <a:xfrm>
+                      <a:off x="0" y="0"/>
+                      <a:ext cx="5760085" cy="4608195"/>
+                    </a:xfrm>
+                    <a:prstGeom prst="rect">
+                      <a:avLst/>
+                    </a:prstGeom>
+                  </pic:spPr>
+                </pic:pic>
+              </a:graphicData>
+            </a:graphic>
+          </wp:inline>
+        </w:drawing>
+      </w:r>
+    </w:p>
+    <w:p>
+      <w:pPr>
+        <w:pStyle w:val="BITTextkrper"/>
+        <w:jc w:val="both"/>
+        <w:rPr>
+          <w:lang w:val="fr-CH"/>
+        </w:rPr>
+      </w:pPr>
+      <w:r>
+        <w:rPr>
+          <w:b/>
+          <w:lang w:val="fr-CH"/>
+        </w:rPr>
+        <w:t xml:space="preserve">Détail d’un projet. </w:t>
+      </w:r>
+      <w:r>
+        <w:rPr>
+          <w:lang w:val="fr-CH"/>
+        </w:rPr>
+        <w:t>Page dédiée à un dépôt sélectionné (ici « my-awesome-repo »), affichant ses métadonnées principales : langage, visibilité, nombre d’étoiles et date de création. La section « Historique des analyses » récapitule dans un tableau toutes les analyses lancées sur le projet avec leur identifiant, leur date, leur statut (succès, échec) et le nombre d’erreurs détectées. Les boutons « Voir sur GitHub » et « Lancer une analyse » permettent respectivement d’ouvrir le dépôt en ligne ou de déclencher une nouvelle analyse, tandis que « Consulter » réouvre les résultats d’une analyse passée.</w:t>
+      </w:r>
+    </w:p>
+    <w:p>
+      <w:pPr>
+        <w:pStyle w:val="Heading1"/>
+        <w:numPr>
+          <w:ilvl w:val="0"/>
+          <w:numId w:val="16"/>
+        </w:numPr>
+      </w:pPr>
+      <w:bookmarkStart w:id="28" w:name="_Toc250790980"/>
+      <w:bookmarkStart w:id="29" w:name="_Toc229743635"/>
+      <w:bookmarkEnd w:id="24"/>
+      <w:bookmarkEnd w:id="28"/>
+      <w:r>
+        <w:rPr>
+          <w:lang w:val="fr-CH"/>
+        </w:rPr>
+        <w:lastRenderedPageBreak/>
+        <w:t>Concept</w:t>
+      </w:r>
+      <w:bookmarkEnd w:id="29"/>
+    </w:p>
+    <w:p>
+      <w:pPr>
+        <w:pStyle w:val="Heading2"/>
+        <w:numPr>
+          <w:ilvl w:val="1"/>
+          <w:numId w:val="16"/>
+        </w:numPr>
+      </w:pPr>
+      <w:bookmarkStart w:id="30" w:name="_Toc250790981"/>
+      <w:bookmarkStart w:id="31" w:name="_Toc229743636"/>
+      <w:bookmarkEnd w:id="30"/>
+      <w:r>
+        <w:rPr>
+          <w:lang w:val="fr-CH"/>
+        </w:rPr>
+        <w:t>Exigences du système</w:t>
+      </w:r>
+      <w:bookmarkEnd w:id="31"/>
+    </w:p>
+    <w:p>
+      <w:pPr>
+        <w:pStyle w:val="BITTextkrper"/>
+      </w:pPr>
+    </w:p>
+    <w:p>
+      <w:pPr>
+        <w:pStyle w:val="Heading2"/>
+        <w:numPr>
+          <w:ilvl w:val="1"/>
+          <w:numId w:val="16"/>
+        </w:numPr>
+      </w:pPr>
+      <w:bookmarkStart w:id="32" w:name="_Toc250790982"/>
+      <w:bookmarkStart w:id="33" w:name="_Toc229743637"/>
+      <w:r>
+        <w:t>Architecture du système</w:t>
+      </w:r>
+      <w:bookmarkEnd w:id="32"/>
+      <w:bookmarkEnd w:id="33"/>
+    </w:p>
+    <w:p>
+      <w:pPr>
+        <w:pStyle w:val="BITTextkrper"/>
+      </w:pPr>
+    </w:p>
+    <w:p>
+      <w:pPr>
+        <w:pStyle w:val="Heading2"/>
+        <w:numPr>
+          <w:ilvl w:val="1"/>
+          <w:numId w:val="16"/>
+        </w:numPr>
+        <w:rPr>
+          <w:highlight w:val="yellow"/>
+        </w:rPr>
+      </w:pPr>
+      <w:bookmarkStart w:id="34" w:name="_Toc250790983"/>
+      <w:bookmarkStart w:id="35" w:name="_Toc229743638"/>
+      <w:r>
+        <w:rPr>
+          <w:highlight w:val="yellow"/>
+        </w:rPr>
+        <w:t>Plan d’intégration des systèmes</w:t>
+      </w:r>
+      <w:bookmarkEnd w:id="34"/>
+      <w:bookmarkEnd w:id="35"/>
+    </w:p>
+    <w:p>
+      <w:pPr>
+        <w:pStyle w:val="BITTextkrper"/>
+        <w:rPr>
+          <w:i/>
+          <w:iCs/>
+          <w:color w:val="A6A6A6" w:themeColor="background1" w:themeShade="A6"/>
+          <w:lang w:val="fr-CH"/>
+        </w:rPr>
+      </w:pPr>
+      <w:r>
+        <w:rPr>
+          <w:i/>
+          <w:iCs/>
+          <w:color w:val="A6A6A6" w:themeColor="background1" w:themeShade="A6"/>
+          <w:highlight w:val="yellow"/>
+          <w:lang w:val="fr-CH"/>
+        </w:rPr>
+        <w:t>Comment le système s’intègre dans l’existant</w:t>
+      </w:r>
+    </w:p>
+    <w:p>
+      <w:pPr>
+        <w:pStyle w:val="Heading2"/>
+        <w:numPr>
+          <w:ilvl w:val="1"/>
+          <w:numId w:val="16"/>
+        </w:numPr>
+        <w:rPr>
+          <w:highlight w:val="yellow"/>
+        </w:rPr>
+      </w:pPr>
+      <w:bookmarkStart w:id="36" w:name="_Toc250790984"/>
+      <w:bookmarkStart w:id="37" w:name="_Toc229743639"/>
+      <w:r>
+        <w:rPr>
+          <w:highlight w:val="yellow"/>
+        </w:rPr>
+        <w:t>Concept d‘implémentation</w:t>
+      </w:r>
+      <w:bookmarkEnd w:id="36"/>
+      <w:bookmarkEnd w:id="37"/>
+    </w:p>
+    <w:p>
+      <w:pPr>
+        <w:pStyle w:val="Heading3"/>
+      </w:pPr>
+      <w:r>
+        <w:t>Conception de l’API REST</w:t>
+      </w:r>
+    </w:p>
+    <w:p>
+      <w:pPr>
+        <w:pStyle w:val="BITTextkrper"/>
+        <w:jc w:val="both"/>
+        <w:rPr>
+          <w:lang w:val="fr-CH"/>
+        </w:rPr>
+      </w:pPr>
+      <w:r>
+        <w:rPr>
+          <w:lang w:val="fr-CH"/>
+        </w:rPr>
+        <w:t>L’API REST de CodeMentor expose les fonctionnalités de l’application sous forme d’endpoints HTTP consommés par le frontend Vue.js. Toutes les réponses sont au format JSON et la documentation interactive de l’API est générée avec Swagger, accessible sur l’URL /api/docs.</w:t>
+      </w:r>
+    </w:p>
+    <w:p>
+      <w:pPr>
+        <w:pStyle w:val="BITTextkrper"/>
+        <w:jc w:val="both"/>
+        <w:rPr>
+          <w:lang w:val="fr-CH"/>
+        </w:rPr>
+      </w:pPr>
+      <w:r>
+        <w:rPr>
+          <w:lang w:val="fr-CH"/>
+        </w:rPr>
+        <w:t>L’authentification repose sur une session HTTP-only ouverte après le flux OAuth GitHub. Toutes les routes en dehors de /auth/* requièrent une session valide et retournent un code 401 sinon. Une ressource qui appartient à un autre utilisateur est traitée comme inexistante (code 404) pour éviter toute fuite d’information.</w:t>
+      </w:r>
+    </w:p>
+    <w:p>
+      <w:pPr>
+        <w:pStyle w:val="BITTextkrper"/>
+        <w:jc w:val="both"/>
+        <w:rPr>
+          <w:b/>
+          <w:bCs/>
+        </w:rPr>
+      </w:pPr>
+      <w:r>
+        <w:rPr>
+          <w:b/>
+          <w:bCs/>
+        </w:rPr>
+        <w:t>Authentification :</w:t>
+      </w:r>
+    </w:p>
+    <w:p>
+      <w:pPr>
+        <w:pStyle w:val="BITBullet1"/>
+      </w:pPr>
+      <w:r>
+        <w:rPr>
+          <w:b/>
+          <w:bCs/>
+        </w:rPr>
+        <w:t>GET /auth/github/login</w:t>
+      </w:r>
+      <w:r>
+        <w:t xml:space="preserve"> : redirige vers le flux OAuth GitHub.</w:t>
+      </w:r>
+    </w:p>
+    <w:p>
+      <w:pPr>
+        <w:pStyle w:val="BITBullet1"/>
+        <w:rPr>
+          <w:lang w:val="fr-CH"/>
+        </w:rPr>
+      </w:pPr>
+      <w:r>
+        <w:rPr>
+          <w:b/>
+          <w:bCs/>
+          <w:lang w:val="fr-CH"/>
+        </w:rPr>
+        <w:t>GET /auth/github/callback</w:t>
+      </w:r>
+      <w:r>
+        <w:rPr>
+          <w:lang w:val="fr-CH"/>
+        </w:rPr>
+        <w:t> : reçoit le code GitHub, crée ou met à jour l’utilisateur et ouvre la session.</w:t>
+      </w:r>
+    </w:p>
+    <w:p>
+      <w:pPr>
+        <w:pStyle w:val="BITBullet1"/>
+        <w:rPr>
+          <w:lang w:val="fr-CH"/>
+        </w:rPr>
+      </w:pPr>
+      <w:r>
+        <w:rPr>
+          <w:b/>
+          <w:bCs/>
+          <w:lang w:val="fr-CH"/>
+        </w:rPr>
+        <w:t>POST /auth/logout</w:t>
+      </w:r>
+      <w:r>
+        <w:rPr>
+          <w:lang w:val="fr-CH"/>
+        </w:rPr>
+        <w:t> : termine la session (code 204).</w:t>
+      </w:r>
+    </w:p>
+    <w:p>
+      <w:pPr>
+        <w:pStyle w:val="BITTextkrper"/>
+        <w:jc w:val="both"/>
+        <w:rPr>
+          <w:b/>
+          <w:bCs/>
+        </w:rPr>
+      </w:pPr>
+      <w:r>
+        <w:rPr>
+          <w:b/>
+          <w:bCs/>
+        </w:rPr>
+        <w:t xml:space="preserve">Projets : </w:t>
+      </w:r>
+    </w:p>
+    <w:p>
+      <w:pPr>
+        <w:pStyle w:val="BITBullet1"/>
+        <w:rPr>
+          <w:lang w:val="fr-CH"/>
+        </w:rPr>
+      </w:pPr>
+      <w:r>
+        <w:rPr>
+          <w:b/>
+          <w:bCs/>
+          <w:lang w:val="fr-CH"/>
+        </w:rPr>
+        <w:t>GET /projects</w:t>
+      </w:r>
+      <w:r>
+        <w:rPr>
+          <w:lang w:val="fr-CH"/>
+        </w:rPr>
+        <w:t> : liste les projets de l’utilisateur.</w:t>
+      </w:r>
+    </w:p>
+    <w:p>
+      <w:pPr>
+        <w:pStyle w:val="BITBullet1"/>
+        <w:rPr>
+          <w:lang w:val="fr-CH"/>
+        </w:rPr>
+      </w:pPr>
+      <w:r>
+        <w:rPr>
+          <w:b/>
+          <w:bCs/>
+          <w:lang w:val="fr-CH"/>
+        </w:rPr>
+        <w:t>POST /projects</w:t>
+      </w:r>
+      <w:r>
+        <w:rPr>
+          <w:lang w:val="fr-CH"/>
+        </w:rPr>
+        <w:t> : ajoute un projet à partir d’une URL GitHub. Renvoie 201 si tout va bien, 404 si le dépôt est introuvable, 403 si l’utilisateur n’a pas accès au dépôt, 409 si le projet existe déjà pour cet utilisateur.</w:t>
+      </w:r>
+    </w:p>
+    <w:p>
+      <w:pPr>
+        <w:pStyle w:val="BITBullet1"/>
+        <w:rPr>
+          <w:lang w:val="fr-CH"/>
+        </w:rPr>
+      </w:pPr>
+      <w:r>
+        <w:rPr>
+          <w:lang w:val="fr-CH"/>
+        </w:rPr>
+        <w:t>GET /projects/:id : détail d’un projet, de ses métadonnées GitHub et de son historique d’analyses.</w:t>
+      </w:r>
+    </w:p>
+    <w:p>
+      <w:pPr>
+        <w:pStyle w:val="BITBullet1"/>
+        <w:rPr>
+          <w:lang w:val="fr-CH"/>
+        </w:rPr>
+      </w:pPr>
+      <w:r>
+        <w:rPr>
+          <w:b/>
+          <w:bCs/>
+          <w:lang w:val="fr-CH"/>
+        </w:rPr>
+        <w:lastRenderedPageBreak/>
+        <w:t>DELETE /projects/:id</w:t>
+      </w:r>
+      <w:r>
+        <w:rPr>
+          <w:lang w:val="fr-CH"/>
+        </w:rPr>
+        <w:t> : supprime le projet et son historique d’analyses. Renvoie 409 si une analyse est en cours sur ce projet, conformément au diagramme d’activité de la suppression.</w:t>
+      </w:r>
+    </w:p>
+    <w:p>
+      <w:pPr>
+        <w:pStyle w:val="BITTextkrper"/>
+        <w:jc w:val="both"/>
+        <w:rPr>
+          <w:b/>
+          <w:bCs/>
+        </w:rPr>
+      </w:pPr>
+      <w:r>
+        <w:rPr>
+          <w:b/>
+          <w:bCs/>
+        </w:rPr>
+        <w:t>Analyses :</w:t>
+      </w:r>
+    </w:p>
+    <w:p>
+      <w:pPr>
+        <w:pStyle w:val="BITBullet1"/>
+        <w:rPr>
+          <w:lang w:val="fr-CH"/>
+        </w:rPr>
+      </w:pPr>
+      <w:r>
+        <w:rPr>
+          <w:b/>
+          <w:bCs/>
+          <w:lang w:val="fr-CH"/>
+        </w:rPr>
+        <w:t>POST /projects/:id/analyses</w:t>
+      </w:r>
+      <w:r>
+        <w:rPr>
+          <w:lang w:val="fr-CH"/>
+        </w:rPr>
+        <w:t> : lance une nouvelle analyse. L’API enregistre l’analyse en base avec le statut queued et renvoie immédiatement le code 202 avec l’identifiant de l’analyse ; le traitement effectif est délégué au worker asynchrone.</w:t>
+      </w:r>
+    </w:p>
+    <w:p>
+      <w:pPr>
+        <w:pStyle w:val="BITBullet1"/>
+        <w:rPr>
+          <w:lang w:val="fr-CH"/>
+        </w:rPr>
+      </w:pPr>
+      <w:r>
+        <w:rPr>
+          <w:lang w:val="fr-CH"/>
+        </w:rPr>
+        <w:t>GET /analyses/:id : résultat complet d’une analyse terminée : vue d’ensemble, fichiers analysés, erreurs détectées avec leurs corrections suggérées et diagramme Mermaid.</w:t>
+      </w:r>
+    </w:p>
+    <w:p>
+      <w:pPr>
+        <w:pStyle w:val="BITBullet1"/>
+        <w:rPr>
+          <w:lang w:val="fr-CH"/>
+        </w:rPr>
+      </w:pPr>
+      <w:r>
+        <w:rPr>
+          <w:b/>
+          <w:bCs/>
+          <w:lang w:val="fr-CH"/>
+        </w:rPr>
+        <w:t>GET /analyses/:id/status </w:t>
+      </w:r>
+      <w:r>
+        <w:rPr>
+          <w:lang w:val="fr-CH"/>
+        </w:rPr>
+        <w:t>: endpoint léger interrogé en boucle par le frontend pour afficher la barre de progression ; renvoie le statut courant et le pourcentage d’avancement.</w:t>
+      </w:r>
+    </w:p>
+    <w:p>
+      <w:pPr>
+        <w:pStyle w:val="BITTextkrper"/>
+        <w:jc w:val="both"/>
+        <w:rPr>
+          <w:lang w:val="fr-CH"/>
+        </w:rPr>
+      </w:pPr>
+      <w:r>
+        <w:rPr>
+          <w:lang w:val="fr-CH"/>
+        </w:rPr>
+        <w:t>Les codes HTTP utilisés suivent les conventions REST : 200 pour une lecture, 201 pour une création, 202 pour une création asynchrone, 204 pour une suppression, 400 pour un payload invalide, 401 pour une session manquante, 404 pour une ressource introuvable et 409 pour un conflit (doublon ou analyse en cours).</w:t>
+      </w:r>
+    </w:p>
+    <w:p>
+      <w:pPr>
+        <w:pStyle w:val="Heading2"/>
+        <w:rPr>
+          <w:lang w:val="fr-CH"/>
+        </w:rPr>
+      </w:pPr>
+      <w:bookmarkStart w:id="38" w:name="_Toc229743640"/>
+      <w:r>
+        <w:rPr>
+          <w:lang w:val="fr-CH"/>
+        </w:rPr>
+        <w:t>Modèle relationnel de la base de données</w:t>
+      </w:r>
+      <w:bookmarkEnd w:id="38"/>
+    </w:p>
+    <w:p>
+      <w:pPr>
+        <w:pStyle w:val="BITTextkrper"/>
+        <w:rPr>
+          <w:lang w:val="fr-CH"/>
+        </w:rPr>
+      </w:pPr>
+      <w:r>
+        <w:rPr>
+          <w:lang w:val="fr-CH"/>
+        </w:rPr>
+        <w:t>Le schéma relationnel ci-dessous présente la base de données CodeMentor sous forme de diagramme en patte d’oie. Le schéma compte six tables reliées par des clés étrangères avec suppression en cascade : la suppression d’un utilisateur entraîne la suppression de ses projets, de leurs analyses, des fichiers analysés et des erreurs/corrections associées.</w:t>
+      </w:r>
+    </w:p>
+    <w:p>
+      <w:pPr>
+        <w:pStyle w:val="BITTextkrper"/>
+        <w:rPr>
+          <w:lang w:val="fr-CH"/>
+        </w:rPr>
+      </w:pPr>
+      <w:r>
+        <w:rPr>
+          <w:lang w:val="fr-CH"/>
+        </w:rPr>
+        <w:lastRenderedPageBreak/>
+        <w:drawing>
+          <wp:inline distT="0" distB="0" distL="0" distR="0" wp14:anchorId="68CD9304" wp14:editId="69FAC472">
+            <wp:extent cx="5760085" cy="5036185"/>
+            <wp:effectExtent l="0" t="0" r="0" b="0"/>
+            <wp:docPr id="713268418" name="Image 1"/>
+            <wp:cNvGraphicFramePr>
+              <a:graphicFrameLocks xmlns:a="http://schemas.openxmlformats.org/drawingml/2006/main" noChangeAspect="1"/>
+            </wp:cNvGraphicFramePr>
+            <a:graphic xmlns:a="http://schemas.openxmlformats.org/drawingml/2006/main">
+              <a:graphicData uri="http://schemas.openxmlformats.org/drawingml/2006/picture">
+                <pic:pic xmlns:pic="http://schemas.openxmlformats.org/drawingml/2006/picture">
+                  <pic:nvPicPr>
+                    <pic:cNvPr id="713268418" name=""/>
+                    <pic:cNvPicPr/>
+                  </pic:nvPicPr>
+                  <pic:blipFill>
+                    <a:blip r:embed="rId45"/>
+                    <a:stretch>
+                      <a:fillRect/>
+                    </a:stretch>
+                  </pic:blipFill>
+                  <pic:spPr>
+                    <a:xfrm>
+                      <a:off x="0" y="0"/>
+                      <a:ext cx="5760085" cy="5036185"/>
+                    </a:xfrm>
+                    <a:prstGeom prst="rect">
+                      <a:avLst/>
+                    </a:prstGeom>
+                  </pic:spPr>
+                </pic:pic>
+              </a:graphicData>
+            </a:graphic>
+          </wp:inline>
+        </w:drawing>
+      </w:r>
+    </w:p>
+    <w:p>
+      <w:pPr>
+        <w:pStyle w:val="BITTextkrper"/>
         <w:rPr>
           <w:lang w:val="fr-CH"/>
         </w:rPr>
@@ -8768,14 +7607,14 @@
           <w:lang w:val="fr-CH"/>
         </w:rPr>
       </w:pPr>
-      <w:bookmarkStart w:id="40" w:name="_Toc_mld_2001"/>
+      <w:bookmarkStart w:id="39" w:name="_Toc_mld_2001"/>
       <w:r>
         <w:rPr>
           <w:lang w:val="fr-CH"/>
         </w:rPr>
         <w:t>Table t_user</w:t>
       </w:r>
-      <w:bookmarkEnd w:id="40"/>
+      <w:bookmarkEnd w:id="39"/>
     </w:p>
     <w:p>
       <w:pPr>
@@ -9253,6 +8092,7 @@
               <w:rPr>
                 <w:lang w:val="fr-CH"/>
               </w:rPr>
+              <w:lastRenderedPageBreak/>
               <w:t>access_token</w:t>
             </w:r>
           </w:p>
@@ -9387,7 +8227,6 @@
               <w:rPr>
                 <w:lang w:val="fr-CH"/>
               </w:rPr>
-              <w:lastRenderedPageBreak/>
               <w:t>created_at</w:t>
             </w:r>
           </w:p>
@@ -9508,14 +8347,14 @@
           <w:lang w:val="fr-CH"/>
         </w:rPr>
       </w:pPr>
-      <w:bookmarkStart w:id="41" w:name="_Toc_mld_2002"/>
+      <w:bookmarkStart w:id="40" w:name="_Toc_mld_2002"/>
       <w:r>
         <w:rPr>
           <w:lang w:val="fr-CH"/>
         </w:rPr>
         <w:t>Table t_project</w:t>
       </w:r>
-      <w:bookmarkEnd w:id="41"/>
+      <w:bookmarkEnd w:id="40"/>
     </w:p>
     <w:p>
       <w:pPr>
@@ -10381,14 +9220,14 @@
           <w:lang w:val="fr-CH"/>
         </w:rPr>
       </w:pPr>
-      <w:bookmarkStart w:id="42" w:name="_Toc_mld_2003"/>
+      <w:bookmarkStart w:id="41" w:name="_Toc_mld_2003"/>
       <w:r>
         <w:rPr>
           <w:lang w:val="fr-CH"/>
         </w:rPr>
         <w:t>Table t_analysis</w:t>
       </w:r>
-      <w:bookmarkEnd w:id="42"/>
+      <w:bookmarkEnd w:id="41"/>
     </w:p>
     <w:p>
       <w:pPr>
@@ -10732,6 +9571,7 @@
               <w:rPr>
                 <w:lang w:val="fr-CH"/>
               </w:rPr>
+              <w:lastRenderedPageBreak/>
               <w:t>fk_project</w:t>
             </w:r>
           </w:p>
@@ -10800,12 +9640,6 @@
               </w:rPr>
               <w:t>NOT NULL, FK → t_project, ON DELETE CASCADE</w:t>
             </w:r>
-            <w:r>
-              <w:rPr>
-                <w:lang w:val="en-US"/>
-              </w:rPr>
-              <w:t>ss</w:t>
-            </w:r>
           </w:p>
         </w:tc>
         <w:tc>
@@ -10872,7 +9706,6 @@
               <w:rPr>
                 <w:lang w:val="fr-CH"/>
               </w:rPr>
-              <w:lastRenderedPageBreak/>
               <w:t>commit_sha</w:t>
             </w:r>
           </w:p>
@@ -11797,14 +10630,14 @@
           <w:lang w:val="fr-CH"/>
         </w:rPr>
       </w:pPr>
-      <w:bookmarkStart w:id="43" w:name="_Toc_mld_2004"/>
+      <w:bookmarkStart w:id="42" w:name="_Toc_mld_2004"/>
       <w:r>
         <w:rPr>
           <w:lang w:val="fr-CH"/>
         </w:rPr>
         <w:t>Table t_analyzed_file</w:t>
       </w:r>
-      <w:bookmarkEnd w:id="43"/>
+      <w:bookmarkEnd w:id="42"/>
     </w:p>
     <w:p>
       <w:pPr>
@@ -11874,6 +10707,7 @@
                 <w:b/>
                 <w:lang w:val="fr-CH"/>
               </w:rPr>
+              <w:lastRenderedPageBreak/>
               <w:t>Champ</w:t>
             </w:r>
           </w:p>
@@ -12214,14 +11048,7 @@
               <w:rPr>
                 <w:lang w:val="en-US"/>
               </w:rPr>
-              <w:t xml:space="preserve">NOT NULL, FK → t_analysis, </w:t>
-            </w:r>
-            <w:r>
-              <w:rPr>
-                <w:lang w:val="en-US"/>
-              </w:rPr>
-              <w:lastRenderedPageBreak/>
-              <w:t>ON DELETE CASCADE</w:t>
+              <w:t>NOT NULL, FK → t_analysis, ON DELETE CASCADE</w:t>
             </w:r>
           </w:p>
         </w:tc>
@@ -12254,7 +11081,6 @@
               <w:rPr>
                 <w:lang w:val="fr-CH"/>
               </w:rPr>
-              <w:lastRenderedPageBreak/>
               <w:t>Analyse à laquelle ce fichier appartient.</w:t>
             </w:r>
           </w:p>
@@ -12678,14 +11504,14 @@
           <w:lang w:val="fr-CH"/>
         </w:rPr>
       </w:pPr>
-      <w:bookmarkStart w:id="44" w:name="_Toc_mld_2005"/>
+      <w:bookmarkStart w:id="43" w:name="_Toc_mld_2005"/>
       <w:r>
         <w:rPr>
           <w:lang w:val="fr-CH"/>
         </w:rPr>
         <w:t>Table t_detected_error</w:t>
       </w:r>
-      <w:bookmarkEnd w:id="44"/>
+      <w:bookmarkEnd w:id="43"/>
     </w:p>
     <w:p>
       <w:pPr>
@@ -12715,10 +11541,10 @@
         <w:tblLook w:val="04A0" w:firstRow="1" w:lastRow="0" w:firstColumn="1" w:lastColumn="0" w:noHBand="0" w:noVBand="1"/>
       </w:tblPr>
       <w:tblGrid>
-        <w:gridCol w:w="1836"/>
+        <w:gridCol w:w="1854"/>
         <w:gridCol w:w="2084"/>
-        <w:gridCol w:w="1475"/>
-        <w:gridCol w:w="3631"/>
+        <w:gridCol w:w="1473"/>
+        <w:gridCol w:w="3615"/>
       </w:tblGrid>
       <w:tr>
         <w:trPr>
@@ -13431,6 +12257,7 @@
               <w:rPr>
                 <w:lang w:val="fr-CH"/>
               </w:rPr>
+              <w:lastRenderedPageBreak/>
               <w:t>severity</w:t>
             </w:r>
           </w:p>
@@ -13699,7 +12526,6 @@
               <w:rPr>
                 <w:lang w:val="fr-CH"/>
               </w:rPr>
-              <w:lastRenderedPageBreak/>
               <w:t>code_snippet</w:t>
             </w:r>
           </w:p>
@@ -13804,209 +12630,6 @@
           </w:p>
         </w:tc>
       </w:tr>
-    </w:tbl>
-    <w:p>
-      <w:pPr>
-        <w:pStyle w:val="BITTextkrper"/>
-        <w:rPr>
-          <w:lang w:val="fr-CH"/>
-        </w:rPr>
-      </w:pPr>
-    </w:p>
-    <w:p>
-      <w:pPr>
-        <w:pStyle w:val="Heading3"/>
-        <w:rPr>
-          <w:lang w:val="fr-CH"/>
-        </w:rPr>
-      </w:pPr>
-      <w:bookmarkStart w:id="45" w:name="_Toc_mld_2006"/>
-      <w:r>
-        <w:rPr>
-          <w:lang w:val="fr-CH"/>
-        </w:rPr>
-        <w:t>Table t_suggested_fix</w:t>
-      </w:r>
-      <w:bookmarkEnd w:id="45"/>
-    </w:p>
-    <w:p>
-      <w:pPr>
-        <w:pStyle w:val="BITTextkrper"/>
-        <w:rPr>
-          <w:lang w:val="fr-CH"/>
-        </w:rPr>
-      </w:pPr>
-      <w:r>
-        <w:rPr>
-          <w:lang w:val="fr-CH"/>
-        </w:rPr>
-        <w:t>Représente la correction proposée par l’IA pour une erreur détectée. Une erreur a au plus une correction (garanti par la contrainte UNIQUE sur fk_detected_error).</w:t>
-      </w:r>
-    </w:p>
-    <w:tbl>
-      <w:tblPr>
-        <w:tblW w:w="9026" w:type="dxa"/>
-        <w:tblBorders>
-          <w:top w:val="single" w:sz="4" w:space="0" w:color="auto"/>
-          <w:left w:val="single" w:sz="4" w:space="0" w:color="auto"/>
-          <w:bottom w:val="single" w:sz="4" w:space="0" w:color="auto"/>
-          <w:right w:val="single" w:sz="4" w:space="0" w:color="auto"/>
-          <w:insideH w:val="single" w:sz="4" w:space="0" w:color="auto"/>
-          <w:insideV w:val="single" w:sz="4" w:space="0" w:color="auto"/>
-        </w:tblBorders>
-        <w:tblLook w:val="04A0" w:firstRow="1" w:lastRow="0" w:firstColumn="1" w:lastColumn="0" w:noHBand="0" w:noVBand="1"/>
-      </w:tblPr>
-      <w:tblGrid>
-        <w:gridCol w:w="1900"/>
-        <w:gridCol w:w="1700"/>
-        <w:gridCol w:w="1500"/>
-        <w:gridCol w:w="3926"/>
-      </w:tblGrid>
-      <w:tr>
-        <w:trPr>
-          <w:tblHeader/>
-        </w:trPr>
-        <w:tc>
-          <w:tcPr>
-            <w:tcW w:w="1900" w:type="dxa"/>
-            <w:tcBorders>
-              <w:top w:val="single" w:sz="4" w:space="0" w:color="BFBFBF"/>
-              <w:left w:val="single" w:sz="4" w:space="0" w:color="BFBFBF"/>
-              <w:bottom w:val="single" w:sz="4" w:space="0" w:color="BFBFBF"/>
-              <w:right w:val="single" w:sz="4" w:space="0" w:color="BFBFBF"/>
-            </w:tcBorders>
-            <w:shd w:val="clear" w:color="auto" w:fill="D9E2F3"/>
-            <w:tcMar>
-              <w:top w:w="80" w:type="dxa"/>
-              <w:left w:w="120" w:type="dxa"/>
-              <w:bottom w:w="80" w:type="dxa"/>
-              <w:right w:w="120" w:type="dxa"/>
-            </w:tcMar>
-          </w:tcPr>
-          <w:p>
-            <w:pPr>
-              <w:pStyle w:val="BITTextkrper"/>
-              <w:spacing w:before="0" w:after="0"/>
-              <w:rPr>
-                <w:b/>
-                <w:lang w:val="fr-CH"/>
-              </w:rPr>
-            </w:pPr>
-            <w:r>
-              <w:rPr>
-                <w:b/>
-                <w:lang w:val="fr-CH"/>
-              </w:rPr>
-              <w:t>Champ</w:t>
-            </w:r>
-          </w:p>
-        </w:tc>
-        <w:tc>
-          <w:tcPr>
-            <w:tcW w:w="1700" w:type="dxa"/>
-            <w:tcBorders>
-              <w:top w:val="single" w:sz="4" w:space="0" w:color="BFBFBF"/>
-              <w:left w:val="single" w:sz="4" w:space="0" w:color="BFBFBF"/>
-              <w:bottom w:val="single" w:sz="4" w:space="0" w:color="BFBFBF"/>
-              <w:right w:val="single" w:sz="4" w:space="0" w:color="BFBFBF"/>
-            </w:tcBorders>
-            <w:shd w:val="clear" w:color="auto" w:fill="D9E2F3"/>
-            <w:tcMar>
-              <w:top w:w="80" w:type="dxa"/>
-              <w:left w:w="120" w:type="dxa"/>
-              <w:bottom w:w="80" w:type="dxa"/>
-              <w:right w:w="120" w:type="dxa"/>
-            </w:tcMar>
-          </w:tcPr>
-          <w:p>
-            <w:pPr>
-              <w:pStyle w:val="BITTextkrper"/>
-              <w:spacing w:before="0" w:after="0"/>
-              <w:rPr>
-                <w:b/>
-                <w:lang w:val="fr-CH"/>
-              </w:rPr>
-            </w:pPr>
-            <w:r>
-              <w:rPr>
-                <w:b/>
-                <w:lang w:val="fr-CH"/>
-              </w:rPr>
-              <w:t>Type</w:t>
-            </w:r>
-          </w:p>
-        </w:tc>
-        <w:tc>
-          <w:tcPr>
-            <w:tcW w:w="1500" w:type="dxa"/>
-            <w:tcBorders>
-              <w:top w:val="single" w:sz="4" w:space="0" w:color="BFBFBF"/>
-              <w:left w:val="single" w:sz="4" w:space="0" w:color="BFBFBF"/>
-              <w:bottom w:val="single" w:sz="4" w:space="0" w:color="BFBFBF"/>
-              <w:right w:val="single" w:sz="4" w:space="0" w:color="BFBFBF"/>
-            </w:tcBorders>
-            <w:shd w:val="clear" w:color="auto" w:fill="D9E2F3"/>
-            <w:tcMar>
-              <w:top w:w="80" w:type="dxa"/>
-              <w:left w:w="120" w:type="dxa"/>
-              <w:bottom w:w="80" w:type="dxa"/>
-              <w:right w:w="120" w:type="dxa"/>
-            </w:tcMar>
-          </w:tcPr>
-          <w:p>
-            <w:pPr>
-              <w:pStyle w:val="BITTextkrper"/>
-              <w:spacing w:before="0" w:after="0"/>
-              <w:rPr>
-                <w:b/>
-                <w:lang w:val="fr-CH"/>
-              </w:rPr>
-            </w:pPr>
-            <w:r>
-              <w:rPr>
-                <w:b/>
-                <w:lang w:val="fr-CH"/>
-              </w:rPr>
-              <w:t>Contraintes</w:t>
-            </w:r>
-          </w:p>
-        </w:tc>
-        <w:tc>
-          <w:tcPr>
-            <w:tcW w:w="3926" w:type="dxa"/>
-            <w:tcBorders>
-              <w:top w:val="single" w:sz="4" w:space="0" w:color="BFBFBF"/>
-              <w:left w:val="single" w:sz="4" w:space="0" w:color="BFBFBF"/>
-              <w:bottom w:val="single" w:sz="4" w:space="0" w:color="BFBFBF"/>
-              <w:right w:val="single" w:sz="4" w:space="0" w:color="BFBFBF"/>
-            </w:tcBorders>
-            <w:shd w:val="clear" w:color="auto" w:fill="D9E2F3"/>
-            <w:tcMar>
-              <w:top w:w="80" w:type="dxa"/>
-              <w:left w:w="120" w:type="dxa"/>
-              <w:bottom w:w="80" w:type="dxa"/>
-              <w:right w:w="120" w:type="dxa"/>
-            </w:tcMar>
-          </w:tcPr>
-          <w:p>
-            <w:pPr>
-              <w:pStyle w:val="BITTextkrper"/>
-              <w:spacing w:before="0" w:after="0"/>
-              <w:rPr>
-                <w:b/>
-                <w:lang w:val="fr-CH"/>
-              </w:rPr>
-            </w:pPr>
-            <w:r>
-              <w:rPr>
-                <w:b/>
-                <w:lang w:val="fr-CH"/>
-              </w:rPr>
-              <w:t>Rôle et justification</w:t>
-            </w:r>
-          </w:p>
-        </w:tc>
-      </w:tr>
       <w:tr>
         <w:tc>
           <w:tcPr>
@@ -14037,7 +12660,7 @@
               <w:rPr>
                 <w:lang w:val="fr-CH"/>
               </w:rPr>
-              <w:t>pk_suggested_fix</w:t>
+              <w:t>fix_description</w:t>
             </w:r>
           </w:p>
         </w:tc>
@@ -14070,7 +12693,7 @@
               <w:rPr>
                 <w:lang w:val="fr-CH"/>
               </w:rPr>
-              <w:t>INT</w:t>
+              <w:t>TEXT</w:t>
             </w:r>
           </w:p>
         </w:tc>
@@ -14103,7 +12726,7 @@
               <w:rPr>
                 <w:lang w:val="fr-CH"/>
               </w:rPr>
-              <w:t>PK, AUTO_INCREMENT</w:t>
+              <w:t>Nullable</w:t>
             </w:r>
           </w:p>
         </w:tc>
@@ -14136,7 +12759,7 @@
               <w:rPr>
                 <w:lang w:val="fr-CH"/>
               </w:rPr>
-              <w:t>Identifiant de la correction.</w:t>
+              <w:t>Explication en langage naturel de la correction proposée par l’IA. NULL si aucune correction n’est suggérée (cardinalité 0..1).</w:t>
             </w:r>
           </w:p>
         </w:tc>
@@ -14171,7 +12794,7 @@
               <w:rPr>
                 <w:lang w:val="fr-CH"/>
               </w:rPr>
-              <w:t>fk_detected_error</w:t>
+              <w:t>fix_suggested_code</w:t>
             </w:r>
           </w:p>
         </w:tc>
@@ -14204,7 +12827,7 @@
               <w:rPr>
                 <w:lang w:val="fr-CH"/>
               </w:rPr>
-              <w:t>INT</w:t>
+              <w:t>TEXT</w:t>
             </w:r>
           </w:p>
         </w:tc>
@@ -14230,14 +12853,14 @@
               <w:pStyle w:val="BITTextkrper"/>
               <w:spacing w:before="0" w:after="0"/>
               <w:rPr>
-                <w:lang w:val="en-US"/>
+                <w:lang w:val="fr-CH"/>
               </w:rPr>
             </w:pPr>
             <w:r>
               <w:rPr>
-                <w:lang w:val="en-US"/>
-              </w:rPr>
-              <w:t>NOT NULL, UNIQUE, FK → t_detected_error, ON DELETE CASCADE</w:t>
+                <w:lang w:val="fr-CH"/>
+              </w:rPr>
+              <w:t>Nullable</w:t>
             </w:r>
           </w:p>
         </w:tc>
@@ -14270,275 +12893,7 @@
               <w:rPr>
                 <w:lang w:val="fr-CH"/>
               </w:rPr>
-              <w:t>Erreur à laquelle la correction se rapporte.</w:t>
-            </w:r>
-          </w:p>
-        </w:tc>
-      </w:tr>
-      <w:tr>
-        <w:tc>
-          <w:tcPr>
-            <w:tcW w:w="1900" w:type="dxa"/>
-            <w:tcBorders>
-              <w:top w:val="single" w:sz="4" w:space="0" w:color="BFBFBF"/>
-              <w:left w:val="single" w:sz="4" w:space="0" w:color="BFBFBF"/>
-              <w:bottom w:val="single" w:sz="4" w:space="0" w:color="BFBFBF"/>
-              <w:right w:val="single" w:sz="4" w:space="0" w:color="BFBFBF"/>
-            </w:tcBorders>
-            <w:shd w:val="clear" w:color="auto" w:fill="FFFFFF"/>
-            <w:tcMar>
-              <w:top w:w="80" w:type="dxa"/>
-              <w:left w:w="120" w:type="dxa"/>
-              <w:bottom w:w="80" w:type="dxa"/>
-              <w:right w:w="120" w:type="dxa"/>
-            </w:tcMar>
-          </w:tcPr>
-          <w:p>
-            <w:pPr>
-              <w:pStyle w:val="BITTextkrper"/>
-              <w:spacing w:before="0" w:after="0"/>
-              <w:rPr>
-                <w:lang w:val="fr-CH"/>
-              </w:rPr>
-            </w:pPr>
-            <w:r>
-              <w:rPr>
-                <w:lang w:val="fr-CH"/>
-              </w:rPr>
-              <w:t>description</w:t>
-            </w:r>
-          </w:p>
-        </w:tc>
-        <w:tc>
-          <w:tcPr>
-            <w:tcW w:w="1700" w:type="dxa"/>
-            <w:tcBorders>
-              <w:top w:val="single" w:sz="4" w:space="0" w:color="BFBFBF"/>
-              <w:left w:val="single" w:sz="4" w:space="0" w:color="BFBFBF"/>
-              <w:bottom w:val="single" w:sz="4" w:space="0" w:color="BFBFBF"/>
-              <w:right w:val="single" w:sz="4" w:space="0" w:color="BFBFBF"/>
-            </w:tcBorders>
-            <w:shd w:val="clear" w:color="auto" w:fill="FFFFFF"/>
-            <w:tcMar>
-              <w:top w:w="80" w:type="dxa"/>
-              <w:left w:w="120" w:type="dxa"/>
-              <w:bottom w:w="80" w:type="dxa"/>
-              <w:right w:w="120" w:type="dxa"/>
-            </w:tcMar>
-          </w:tcPr>
-          <w:p>
-            <w:pPr>
-              <w:pStyle w:val="BITTextkrper"/>
-              <w:spacing w:before="0" w:after="0"/>
-              <w:rPr>
-                <w:lang w:val="fr-CH"/>
-              </w:rPr>
-            </w:pPr>
-            <w:r>
-              <w:rPr>
-                <w:lang w:val="fr-CH"/>
-              </w:rPr>
-              <w:t>TEXT</w:t>
-            </w:r>
-          </w:p>
-        </w:tc>
-        <w:tc>
-          <w:tcPr>
-            <w:tcW w:w="1500" w:type="dxa"/>
-            <w:tcBorders>
-              <w:top w:val="single" w:sz="4" w:space="0" w:color="BFBFBF"/>
-              <w:left w:val="single" w:sz="4" w:space="0" w:color="BFBFBF"/>
-              <w:bottom w:val="single" w:sz="4" w:space="0" w:color="BFBFBF"/>
-              <w:right w:val="single" w:sz="4" w:space="0" w:color="BFBFBF"/>
-            </w:tcBorders>
-            <w:shd w:val="clear" w:color="auto" w:fill="FFFFFF"/>
-            <w:tcMar>
-              <w:top w:w="80" w:type="dxa"/>
-              <w:left w:w="120" w:type="dxa"/>
-              <w:bottom w:w="80" w:type="dxa"/>
-              <w:right w:w="120" w:type="dxa"/>
-            </w:tcMar>
-          </w:tcPr>
-          <w:p>
-            <w:pPr>
-              <w:pStyle w:val="BITTextkrper"/>
-              <w:spacing w:before="0" w:after="0"/>
-              <w:rPr>
-                <w:lang w:val="fr-CH"/>
-              </w:rPr>
-            </w:pPr>
-            <w:r>
-              <w:rPr>
-                <w:lang w:val="fr-CH"/>
-              </w:rPr>
-              <w:t>NOT NULL</w:t>
-            </w:r>
-          </w:p>
-        </w:tc>
-        <w:tc>
-          <w:tcPr>
-            <w:tcW w:w="3926" w:type="dxa"/>
-            <w:tcBorders>
-              <w:top w:val="single" w:sz="4" w:space="0" w:color="BFBFBF"/>
-              <w:left w:val="single" w:sz="4" w:space="0" w:color="BFBFBF"/>
-              <w:bottom w:val="single" w:sz="4" w:space="0" w:color="BFBFBF"/>
-              <w:right w:val="single" w:sz="4" w:space="0" w:color="BFBFBF"/>
-            </w:tcBorders>
-            <w:shd w:val="clear" w:color="auto" w:fill="FFFFFF"/>
-            <w:tcMar>
-              <w:top w:w="80" w:type="dxa"/>
-              <w:left w:w="120" w:type="dxa"/>
-              <w:bottom w:w="80" w:type="dxa"/>
-              <w:right w:w="120" w:type="dxa"/>
-            </w:tcMar>
-          </w:tcPr>
-          <w:p>
-            <w:pPr>
-              <w:pStyle w:val="BITTextkrper"/>
-              <w:spacing w:before="0" w:after="0"/>
-              <w:rPr>
-                <w:lang w:val="fr-CH"/>
-              </w:rPr>
-            </w:pPr>
-            <w:r>
-              <w:rPr>
-                <w:lang w:val="fr-CH"/>
-              </w:rPr>
-              <w:t>Explication en langage naturel de ce qu’il faut changer.</w:t>
-            </w:r>
-          </w:p>
-        </w:tc>
-      </w:tr>
-      <w:tr>
-        <w:tc>
-          <w:tcPr>
-            <w:tcW w:w="1900" w:type="dxa"/>
-            <w:tcBorders>
-              <w:top w:val="single" w:sz="4" w:space="0" w:color="BFBFBF"/>
-              <w:left w:val="single" w:sz="4" w:space="0" w:color="BFBFBF"/>
-              <w:bottom w:val="single" w:sz="4" w:space="0" w:color="BFBFBF"/>
-              <w:right w:val="single" w:sz="4" w:space="0" w:color="BFBFBF"/>
-            </w:tcBorders>
-            <w:shd w:val="clear" w:color="auto" w:fill="FFFFFF"/>
-            <w:tcMar>
-              <w:top w:w="80" w:type="dxa"/>
-              <w:left w:w="120" w:type="dxa"/>
-              <w:bottom w:w="80" w:type="dxa"/>
-              <w:right w:w="120" w:type="dxa"/>
-            </w:tcMar>
-          </w:tcPr>
-          <w:p>
-            <w:pPr>
-              <w:pStyle w:val="BITTextkrper"/>
-              <w:spacing w:before="0" w:after="0"/>
-              <w:rPr>
-                <w:lang w:val="fr-CH"/>
-              </w:rPr>
-            </w:pPr>
-            <w:r>
-              <w:rPr>
-                <w:lang w:val="fr-CH"/>
-              </w:rPr>
-              <w:t>suggested_code</w:t>
-            </w:r>
-          </w:p>
-        </w:tc>
-        <w:tc>
-          <w:tcPr>
-            <w:tcW w:w="1700" w:type="dxa"/>
-            <w:tcBorders>
-              <w:top w:val="single" w:sz="4" w:space="0" w:color="BFBFBF"/>
-              <w:left w:val="single" w:sz="4" w:space="0" w:color="BFBFBF"/>
-              <w:bottom w:val="single" w:sz="4" w:space="0" w:color="BFBFBF"/>
-              <w:right w:val="single" w:sz="4" w:space="0" w:color="BFBFBF"/>
-            </w:tcBorders>
-            <w:shd w:val="clear" w:color="auto" w:fill="FFFFFF"/>
-            <w:tcMar>
-              <w:top w:w="80" w:type="dxa"/>
-              <w:left w:w="120" w:type="dxa"/>
-              <w:bottom w:w="80" w:type="dxa"/>
-              <w:right w:w="120" w:type="dxa"/>
-            </w:tcMar>
-          </w:tcPr>
-          <w:p>
-            <w:pPr>
-              <w:pStyle w:val="BITTextkrper"/>
-              <w:spacing w:before="0" w:after="0"/>
-              <w:rPr>
-                <w:lang w:val="fr-CH"/>
-              </w:rPr>
-            </w:pPr>
-            <w:r>
-              <w:rPr>
-                <w:lang w:val="fr-CH"/>
-              </w:rPr>
-              <w:t>TEXT</w:t>
-            </w:r>
-          </w:p>
-        </w:tc>
-        <w:tc>
-          <w:tcPr>
-            <w:tcW w:w="1500" w:type="dxa"/>
-            <w:tcBorders>
-              <w:top w:val="single" w:sz="4" w:space="0" w:color="BFBFBF"/>
-              <w:left w:val="single" w:sz="4" w:space="0" w:color="BFBFBF"/>
-              <w:bottom w:val="single" w:sz="4" w:space="0" w:color="BFBFBF"/>
-              <w:right w:val="single" w:sz="4" w:space="0" w:color="BFBFBF"/>
-            </w:tcBorders>
-            <w:shd w:val="clear" w:color="auto" w:fill="FFFFFF"/>
-            <w:tcMar>
-              <w:top w:w="80" w:type="dxa"/>
-              <w:left w:w="120" w:type="dxa"/>
-              <w:bottom w:w="80" w:type="dxa"/>
-              <w:right w:w="120" w:type="dxa"/>
-            </w:tcMar>
-          </w:tcPr>
-          <w:p>
-            <w:pPr>
-              <w:pStyle w:val="BITTextkrper"/>
-              <w:spacing w:before="0" w:after="0"/>
-              <w:rPr>
-                <w:lang w:val="fr-CH"/>
-              </w:rPr>
-            </w:pPr>
-            <w:r>
-              <w:rPr>
-                <w:lang w:val="fr-CH"/>
-              </w:rPr>
-              <w:t>NOT NULL</w:t>
-            </w:r>
-          </w:p>
-        </w:tc>
-        <w:tc>
-          <w:tcPr>
-            <w:tcW w:w="3926" w:type="dxa"/>
-            <w:tcBorders>
-              <w:top w:val="single" w:sz="4" w:space="0" w:color="BFBFBF"/>
-              <w:left w:val="single" w:sz="4" w:space="0" w:color="BFBFBF"/>
-              <w:bottom w:val="single" w:sz="4" w:space="0" w:color="BFBFBF"/>
-              <w:right w:val="single" w:sz="4" w:space="0" w:color="BFBFBF"/>
-            </w:tcBorders>
-            <w:shd w:val="clear" w:color="auto" w:fill="FFFFFF"/>
-            <w:tcMar>
-              <w:top w:w="80" w:type="dxa"/>
-              <w:left w:w="120" w:type="dxa"/>
-              <w:bottom w:w="80" w:type="dxa"/>
-              <w:right w:w="120" w:type="dxa"/>
-            </w:tcMar>
-          </w:tcPr>
-          <w:p>
-            <w:pPr>
-              <w:pStyle w:val="BITTextkrper"/>
-              <w:spacing w:before="0" w:after="0"/>
-              <w:rPr>
-                <w:lang w:val="fr-CH"/>
-              </w:rPr>
-            </w:pPr>
-            <w:r>
-              <w:rPr>
-                <w:lang w:val="fr-CH"/>
-              </w:rPr>
-              <w:t>Code corrigé proposé par l’IA, prêt à être affiché dans l’interface.</w:t>
+              <w:t>Code corrigé proposé par l’IA, prêt à être affiché dans l’interface. NULL si aucune correction n’est suggérée.</w:t>
             </w:r>
           </w:p>
         </w:tc>
@@ -14551,14 +12906,200 @@
           <w:lang w:val="fr-CH"/>
         </w:rPr>
       </w:pPr>
-      <w:bookmarkStart w:id="46" w:name="_Toc229743641"/>
+      <w:bookmarkStart w:id="44" w:name="_Toc229743641"/>
       <w:r>
         <w:rPr>
           <w:lang w:val="fr-CH"/>
         </w:rPr>
         <w:t>Diagramme de classes</w:t>
       </w:r>
-      <w:bookmarkEnd w:id="46"/>
+      <w:bookmarkEnd w:id="44"/>
+    </w:p>
+    <w:p>
+      <w:pPr>
+        <w:pStyle w:val="BITTextkrper"/>
+        <w:rPr>
+          <w:lang w:val="fr-CH"/>
+        </w:rPr>
+      </w:pPr>
+      <w:r>
+        <w:rPr>
+          <w:lang w:val="fr-CH"/>
+        </w:rPr>
+        <w:t>Diagrammes de classes côté backend et frontend.</w:t>
+      </w:r>
+    </w:p>
+    <w:p>
+      <w:pPr>
+        <w:pStyle w:val="BITTextkrper"/>
+        <w:jc w:val="center"/>
+        <w:rPr>
+          <w:noProof/>
+          <w:lang w:val="fr-CH"/>
+        </w:rPr>
+      </w:pPr>
+      <w:r>
+        <w:rPr>
+          <w:noProof/>
+          <w:lang w:val="fr-CH"/>
+        </w:rPr>
+        <w:lastRenderedPageBreak/>
+        <w:drawing>
+          <wp:inline distT="0" distB="0" distL="0" distR="0" wp14:anchorId="02A235B6" wp14:editId="23F32E02">
+            <wp:extent cx="5367336" cy="5508225"/>
+            <wp:effectExtent l="0" t="0" r="0" b="0"/>
+            <wp:docPr id="100" name="cls_backend" descr="Diagramme de classes du backend"/>
+            <wp:cNvGraphicFramePr>
+              <a:graphicFrameLocks xmlns:a="http://schemas.openxmlformats.org/drawingml/2006/main" noChangeAspect="1"/>
+            </wp:cNvGraphicFramePr>
+            <a:graphic xmlns:a="http://schemas.openxmlformats.org/drawingml/2006/main">
+              <a:graphicData uri="http://schemas.openxmlformats.org/drawingml/2006/picture">
+                <pic:pic xmlns:pic="http://schemas.openxmlformats.org/drawingml/2006/picture">
+                  <pic:nvPicPr>
+                    <pic:cNvPr id="100" name="cls_backend" descr="Diagramme de classes du backend"/>
+                    <pic:cNvPicPr/>
+                  </pic:nvPicPr>
+                  <pic:blipFill>
+                    <a:blip r:embed="rId46">
+                      <a:extLst>
+                        <a:ext uri="{96DAC541-7B7A-43D3-8B79-37D633B846F1}">
+                          <asvg:svgBlip xmlns:asvg="http://schemas.microsoft.com/office/drawing/2016/SVG/main" r:embed="rId47"/>
+                        </a:ext>
+                      </a:extLst>
+                    </a:blip>
+                    <a:stretch>
+                      <a:fillRect/>
+                    </a:stretch>
+                  </pic:blipFill>
+                  <pic:spPr>
+                    <a:xfrm>
+                      <a:off x="0" y="0"/>
+                      <a:ext cx="5367336" cy="5508225"/>
+                    </a:xfrm>
+                    <a:prstGeom prst="rect">
+                      <a:avLst/>
+                    </a:prstGeom>
+                  </pic:spPr>
+                </pic:pic>
+              </a:graphicData>
+            </a:graphic>
+          </wp:inline>
+        </w:drawing>
+      </w:r>
+    </w:p>
+    <w:p>
+      <w:pPr>
+        <w:pStyle w:val="BITTextkrper"/>
+        <w:jc w:val="both"/>
+        <w:rPr>
+          <w:lang w:val="fr-CH"/>
+        </w:rPr>
+      </w:pPr>
+      <w:r>
+        <w:rPr>
+          <w:b/>
+          <w:lang w:val="fr-CH"/>
+        </w:rPr>
+        <w:t xml:space="preserve">Diagramme de classes du backend. </w:t>
+      </w:r>
+      <w:r>
+        <w:rPr>
+          <w:lang w:val="fr-CH"/>
+        </w:rPr>
+        <w:t>Architecture MVC classique : Routes → Controllers → Services → pool MySQL. L’AnalysisService orchestre GitHubService</w:t>
+      </w:r>
+      <w:r>
+        <w:rPr>
+          <w:lang w:val="fr-CH"/>
+        </w:rPr>
+        <w:t>.</w:t>
+      </w:r>
+    </w:p>
+    <w:p>
+      <w:pPr>
+        <w:pStyle w:val="BITTextkrper"/>
+        <w:jc w:val="center"/>
+        <w:rPr>
+          <w:noProof/>
+          <w:lang w:val="fr-CH"/>
+        </w:rPr>
+      </w:pPr>
+      <w:r>
+        <w:rPr>
+          <w:noProof/>
+          <w:lang w:val="fr-CH"/>
+        </w:rPr>
+        <w:lastRenderedPageBreak/>
+        <w:drawing>
+          <wp:inline distT="0" distB="0" distL="0" distR="0" wp14:anchorId="4338C09F" wp14:editId="73425F96">
+            <wp:extent cx="5867400" cy="4831304"/>
+            <wp:effectExtent l="0" t="0" r="0" b="0"/>
+            <wp:docPr id="102" name="cls_frontend" descr="Diagramme de classes du frontend"/>
+            <wp:cNvGraphicFramePr>
+              <a:graphicFrameLocks xmlns:a="http://schemas.openxmlformats.org/drawingml/2006/main" noChangeAspect="1"/>
+            </wp:cNvGraphicFramePr>
+            <a:graphic xmlns:a="http://schemas.openxmlformats.org/drawingml/2006/main">
+              <a:graphicData uri="http://schemas.openxmlformats.org/drawingml/2006/picture">
+                <pic:pic xmlns:pic="http://schemas.openxmlformats.org/drawingml/2006/picture">
+                  <pic:nvPicPr>
+                    <pic:cNvPr id="102" name="cls_frontend" descr="Diagramme de classes du frontend"/>
+                    <pic:cNvPicPr/>
+                  </pic:nvPicPr>
+                  <pic:blipFill>
+                    <a:blip r:embed="rId48">
+                      <a:extLst>
+                        <a:ext uri="{96DAC541-7B7A-43D3-8B79-37D633B846F1}">
+                          <asvg:svgBlip xmlns:asvg="http://schemas.microsoft.com/office/drawing/2016/SVG/main" r:embed="rId49"/>
+                        </a:ext>
+                      </a:extLst>
+                    </a:blip>
+                    <a:stretch>
+                      <a:fillRect/>
+                    </a:stretch>
+                  </pic:blipFill>
+                  <pic:spPr>
+                    <a:xfrm>
+                      <a:off x="0" y="0"/>
+                      <a:ext cx="5867400" cy="4831304"/>
+                    </a:xfrm>
+                    <a:prstGeom prst="rect">
+                      <a:avLst/>
+                    </a:prstGeom>
+                  </pic:spPr>
+                </pic:pic>
+              </a:graphicData>
+            </a:graphic>
+          </wp:inline>
+        </w:drawing>
+      </w:r>
+    </w:p>
+    <w:p>
+      <w:pPr>
+        <w:pStyle w:val="BITTextkrper"/>
+        <w:jc w:val="both"/>
+        <w:rPr>
+          <w:lang w:val="fr-CH"/>
+        </w:rPr>
+      </w:pPr>
+      <w:r>
+        <w:rPr>
+          <w:b/>
+          <w:lang w:val="fr-CH"/>
+        </w:rPr>
+        <w:t xml:space="preserve">Diagramme de classes du frontend (Vue.js). </w:t>
+      </w:r>
+      <w:r>
+        <w:rPr>
+          <w:lang w:val="fr-CH"/>
+        </w:rPr>
+        <w:t>Vue 3 + Pinia. Les Vues consomment les Stores, qui passent par les Services API</w:t>
+      </w:r>
+      <w:r>
+        <w:rPr>
+          <w:lang w:val="fr-CH"/>
+        </w:rPr>
+        <w:t>.</w:t>
+      </w:r>
     </w:p>
     <w:p>
       <w:pPr>
@@ -14567,14 +13108,14 @@
           <w:lang w:val="fr-CH"/>
         </w:rPr>
       </w:pPr>
-      <w:bookmarkStart w:id="47" w:name="_Toc229743642"/>
+      <w:bookmarkStart w:id="45" w:name="_Toc229743642"/>
       <w:r>
         <w:rPr>
           <w:lang w:val="fr-CH"/>
         </w:rPr>
         <w:t>Diagrammes d’interactions</w:t>
       </w:r>
-      <w:bookmarkEnd w:id="47"/>
+      <w:bookmarkEnd w:id="45"/>
     </w:p>
     <w:p>
       <w:pPr>
@@ -14583,6 +13124,288 @@
           <w:lang w:val="fr-CH"/>
         </w:rPr>
       </w:pPr>
+      <w:r>
+        <w:rPr>
+          <w:lang w:val="fr-CH"/>
+        </w:rPr>
+        <w:t>Vue détaillée du scénario principal : lancement d’une analyse et polling de son avancement.</w:t>
+      </w:r>
+    </w:p>
+    <w:p>
+      <w:pPr>
+        <w:pStyle w:val="BITTextkrper"/>
+        <w:jc w:val="center"/>
+        <w:rPr>
+          <w:noProof/>
+          <w:lang w:val="fr-CH"/>
+        </w:rPr>
+      </w:pPr>
+      <w:r>
+        <w:rPr>
+          <w:noProof/>
+          <w:lang w:val="fr-CH"/>
+        </w:rPr>
+        <w:lastRenderedPageBreak/>
+        <w:drawing>
+          <wp:inline distT="0" distB="0" distL="0" distR="0" wp14:anchorId="5459F6CD" wp14:editId="1A5DF350">
+            <wp:extent cx="5867400" cy="4441419"/>
+            <wp:effectExtent l="0" t="0" r="0" b="0"/>
+            <wp:docPr id="104" name="seq_lancement_polling" descr="Diagramme de séquence détaillé du lancement d'une analyse et du polling"/>
+            <wp:cNvGraphicFramePr>
+              <a:graphicFrameLocks xmlns:a="http://schemas.openxmlformats.org/drawingml/2006/main" noChangeAspect="1"/>
+            </wp:cNvGraphicFramePr>
+            <a:graphic xmlns:a="http://schemas.openxmlformats.org/drawingml/2006/main">
+              <a:graphicData uri="http://schemas.openxmlformats.org/drawingml/2006/picture">
+                <pic:pic xmlns:pic="http://schemas.openxmlformats.org/drawingml/2006/picture">
+                  <pic:nvPicPr>
+                    <pic:cNvPr id="104" name="seq_lancement_polling" descr="Diagramme de séquence détaillé du lancement d'une analyse et du polling"/>
+                    <pic:cNvPicPr/>
+                  </pic:nvPicPr>
+                  <pic:blipFill>
+                    <a:blip r:embed="rId50">
+                      <a:extLst>
+                        <a:ext uri="{96DAC541-7B7A-43D3-8B79-37D633B846F1}">
+                          <asvg:svgBlip xmlns:asvg="http://schemas.microsoft.com/office/drawing/2016/SVG/main" r:embed="rId51"/>
+                        </a:ext>
+                      </a:extLst>
+                    </a:blip>
+                    <a:stretch>
+                      <a:fillRect/>
+                    </a:stretch>
+                  </pic:blipFill>
+                  <pic:spPr>
+                    <a:xfrm>
+                      <a:off x="0" y="0"/>
+                      <a:ext cx="5867400" cy="4441419"/>
+                    </a:xfrm>
+                    <a:prstGeom prst="rect">
+                      <a:avLst/>
+                    </a:prstGeom>
+                  </pic:spPr>
+                </pic:pic>
+              </a:graphicData>
+            </a:graphic>
+          </wp:inline>
+        </w:drawing>
+      </w:r>
+    </w:p>
+    <w:p>
+      <w:pPr>
+        <w:pStyle w:val="BITTextkrper"/>
+        <w:jc w:val="both"/>
+        <w:rPr>
+          <w:lang w:val="fr-CH"/>
+        </w:rPr>
+      </w:pPr>
+      <w:r>
+        <w:rPr>
+          <w:b/>
+          <w:lang w:val="fr-CH"/>
+        </w:rPr>
+        <w:t>Diagramme de séquence : lancement d’une analyse et polling.</w:t>
+      </w:r>
+    </w:p>
+    <w:p>
+      <w:pPr>
+        <w:pStyle w:val="BITTextkrper"/>
+        <w:numPr>
+          <w:ilvl w:val="0"/>
+          <w:numId w:val="42"/>
+        </w:numPr>
+        <w:jc w:val="both"/>
+        <w:rPr>
+          <w:lang w:val="fr-CH"/>
+        </w:rPr>
+      </w:pPr>
+      <w:r>
+        <w:rPr>
+          <w:lang w:val="fr-CH"/>
+        </w:rPr>
+        <w:t>Le client envoie POST /projects/:id/analyses au backend.</w:t>
+      </w:r>
+    </w:p>
+    <w:p>
+      <w:pPr>
+        <w:pStyle w:val="BITTextkrper"/>
+        <w:numPr>
+          <w:ilvl w:val="0"/>
+          <w:numId w:val="42"/>
+        </w:numPr>
+        <w:jc w:val="both"/>
+        <w:rPr>
+          <w:lang w:val="fr-CH"/>
+        </w:rPr>
+      </w:pPr>
+      <w:r>
+        <w:rPr>
+          <w:lang w:val="fr-CH"/>
+        </w:rPr>
+        <w:t>Le controller enregistre l'analyse en base avec le statut « queued » et la pousse dans la file d'attente en mémoire.</w:t>
+      </w:r>
+    </w:p>
+    <w:p>
+      <w:pPr>
+        <w:pStyle w:val="BITTextkrper"/>
+        <w:numPr>
+          <w:ilvl w:val="0"/>
+          <w:numId w:val="42"/>
+        </w:numPr>
+        <w:jc w:val="both"/>
+        <w:rPr>
+          <w:lang w:val="fr-CH"/>
+        </w:rPr>
+      </w:pPr>
+      <w:r>
+        <w:rPr>
+          <w:lang w:val="fr-CH"/>
+        </w:rPr>
+        <w:t>Le controller répond immédiatement 202 avec l'identifiant de l'analyse, sans attendre le traitement.</w:t>
+      </w:r>
+    </w:p>
+    <w:p>
+      <w:pPr>
+        <w:pStyle w:val="BITTextkrper"/>
+        <w:numPr>
+          <w:ilvl w:val="0"/>
+          <w:numId w:val="42"/>
+        </w:numPr>
+        <w:jc w:val="both"/>
+        <w:rPr>
+          <w:lang w:val="fr-CH"/>
+        </w:rPr>
+      </w:pPr>
+      <w:r>
+        <w:rPr>
+          <w:lang w:val="fr-CH"/>
+        </w:rPr>
+        <w:t>Le worker récupère l'analyse en file et passe son statut à « running », puis :</w:t>
+      </w:r>
+    </w:p>
+    <w:p>
+      <w:pPr>
+        <w:pStyle w:val="BITTextkrper"/>
+        <w:numPr>
+          <w:ilvl w:val="1"/>
+          <w:numId w:val="42"/>
+        </w:numPr>
+        <w:jc w:val="both"/>
+        <w:rPr>
+          <w:lang w:val="fr-CH"/>
+        </w:rPr>
+      </w:pPr>
+      <w:r>
+        <w:rPr>
+          <w:lang w:val="fr-CH"/>
+        </w:rPr>
+        <w:t>Récupère l'arborescence et le contenu du dépôt via l'API GitHub.</w:t>
+      </w:r>
+    </w:p>
+    <w:p>
+      <w:pPr>
+        <w:pStyle w:val="BITTextkrper"/>
+        <w:numPr>
+          <w:ilvl w:val="1"/>
+          <w:numId w:val="42"/>
+        </w:numPr>
+        <w:jc w:val="both"/>
+        <w:rPr>
+          <w:lang w:val="fr-CH"/>
+        </w:rPr>
+      </w:pPr>
+      <w:r>
+        <w:rPr>
+          <w:lang w:val="fr-CH"/>
+        </w:rPr>
+        <w:t>Pour chaque fichier, appelle l'API OpenRouter pour générer le résumé et détecter les erreurs.</w:t>
+      </w:r>
+    </w:p>
+    <w:p>
+      <w:pPr>
+        <w:pStyle w:val="BITTextkrper"/>
+        <w:numPr>
+          <w:ilvl w:val="1"/>
+          <w:numId w:val="42"/>
+        </w:numPr>
+        <w:jc w:val="both"/>
+        <w:rPr>
+          <w:lang w:val="fr-CH"/>
+        </w:rPr>
+      </w:pPr>
+      <w:r>
+        <w:rPr>
+          <w:lang w:val="fr-CH"/>
+        </w:rPr>
+        <w:t>Met à jour la progression en base après chaque fichier traité.</w:t>
+      </w:r>
+    </w:p>
+    <w:p>
+      <w:pPr>
+        <w:pStyle w:val="BITTextkrper"/>
+        <w:numPr>
+          <w:ilvl w:val="1"/>
+          <w:numId w:val="42"/>
+        </w:numPr>
+        <w:jc w:val="both"/>
+        <w:rPr>
+          <w:lang w:val="fr-CH"/>
+        </w:rPr>
+      </w:pPr>
+      <w:r>
+        <w:rPr>
+          <w:lang w:val="fr-CH"/>
+        </w:rPr>
+        <w:t>Génère la vue d'ensemble et le diagramme Mermaid en fin de traitement.</w:t>
+      </w:r>
+    </w:p>
+    <w:p>
+      <w:pPr>
+        <w:pStyle w:val="BITTextkrper"/>
+        <w:numPr>
+          <w:ilvl w:val="0"/>
+          <w:numId w:val="42"/>
+        </w:numPr>
+        <w:jc w:val="both"/>
+        <w:rPr>
+          <w:lang w:val="fr-CH"/>
+        </w:rPr>
+      </w:pPr>
+      <w:r>
+        <w:rPr>
+          <w:lang w:val="fr-CH"/>
+        </w:rPr>
+        <w:t>Le worker passe le statut à « completed ».</w:t>
+      </w:r>
+    </w:p>
+    <w:p>
+      <w:pPr>
+        <w:pStyle w:val="BITTextkrper"/>
+        <w:jc w:val="both"/>
+        <w:rPr>
+          <w:lang w:val="fr-CH"/>
+        </w:rPr>
+      </w:pPr>
+      <w:r>
+        <w:rPr>
+          <w:lang w:val="fr-CH"/>
+        </w:rPr>
+        <w:lastRenderedPageBreak/>
+        <w:t>6) En parallèle, le frontend appelle GET /analyses/:id/status toutes les 2 secondes pour mettre à jour la barre de progression.</w:t>
+      </w:r>
+    </w:p>
+    <w:p>
+      <w:pPr>
+        <w:pStyle w:val="BITTextkrper"/>
+        <w:jc w:val="both"/>
+        <w:rPr>
+          <w:lang w:val="fr-CH"/>
+        </w:rPr>
+      </w:pPr>
+      <w:r>
+        <w:rPr>
+          <w:lang w:val="fr-CH"/>
+        </w:rPr>
+        <w:t>7) Quand le statut passe à « completed », le frontend appelle GET /analyses/:id pour récupérer le résultat complet (vue d'ensemble, erreurs et corrections, diagramme Mermaid).</w:t>
+      </w:r>
     </w:p>
     <w:p>
       <w:pPr>
@@ -14592,13 +13415,19 @@
           <w:numId w:val="16"/>
         </w:numPr>
       </w:pPr>
-      <w:bookmarkStart w:id="48" w:name="_Toc250790985"/>
-      <w:bookmarkStart w:id="49" w:name="_Toc229743643"/>
-      <w:r>
-        <w:t>Concept de formation</w:t>
-      </w:r>
-      <w:bookmarkEnd w:id="48"/>
-      <w:bookmarkEnd w:id="49"/>
+      <w:bookmarkStart w:id="46" w:name="_Toc250790985"/>
+      <w:bookmarkStart w:id="47" w:name="_Toc229743643"/>
+      <w:r>
+        <w:t xml:space="preserve">Concept de </w:t>
+      </w:r>
+      <w:r>
+        <w:t>f</w:t>
+      </w:r>
+      <w:r>
+        <w:t>ormation</w:t>
+      </w:r>
+      <w:bookmarkEnd w:id="46"/>
+      <w:bookmarkEnd w:id="47"/>
     </w:p>
     <w:p>
       <w:pPr>
@@ -14626,13 +13455,13 @@
           <w:numId w:val="16"/>
         </w:numPr>
       </w:pPr>
-      <w:bookmarkStart w:id="50" w:name="_Toc250790986"/>
-      <w:bookmarkStart w:id="51" w:name="_Toc229743644"/>
+      <w:bookmarkStart w:id="48" w:name="_Toc250790986"/>
+      <w:bookmarkStart w:id="49" w:name="_Toc229743644"/>
       <w:r>
         <w:t>Concept de tests</w:t>
       </w:r>
-      <w:bookmarkEnd w:id="50"/>
-      <w:bookmarkEnd w:id="51"/>
+      <w:bookmarkEnd w:id="48"/>
+      <w:bookmarkEnd w:id="49"/>
     </w:p>
     <w:p>
       <w:pPr>
@@ -14657,15 +13486,960 @@
         <w:t>Méthodes : blackbox, whitebox, tests unitaires, hardening, performance, failover, etc.</w:t>
       </w:r>
     </w:p>
-    <w:p>
-      <w:pPr>
-        <w:pStyle w:val="BITTextkrper"/>
-        <w:rPr>
-          <w:szCs w:val="22"/>
-          <w:lang w:val="en-US"/>
-        </w:rPr>
-      </w:pPr>
-    </w:p>
+    <w:tbl>
+      <w:tblPr>
+        <w:tblStyle w:val="TableGrid"/>
+        <w:tblW w:w="0" w:type="auto"/>
+        <w:tblLook w:val="04A0" w:firstRow="1" w:lastRow="0" w:firstColumn="1" w:lastColumn="0" w:noHBand="0" w:noVBand="1"/>
+      </w:tblPr>
+      <w:tblGrid>
+        <w:gridCol w:w="600"/>
+        <w:gridCol w:w="1900"/>
+        <w:gridCol w:w="3263"/>
+        <w:gridCol w:w="3263"/>
+      </w:tblGrid>
+      <w:tr>
+        <w:tc>
+          <w:tcPr>
+            <w:tcW w:w="600" w:type="dxa"/>
+          </w:tcPr>
+          <w:p>
+            <w:r>
+              <w:rPr>
+                <w:b/>
+              </w:rPr>
+              <w:t>N°</w:t>
+            </w:r>
+          </w:p>
+        </w:tc>
+        <w:tc>
+          <w:tcPr>
+            <w:tcW w:w="1900" w:type="dxa"/>
+          </w:tcPr>
+          <w:p>
+            <w:r>
+              <w:rPr>
+                <w:b/>
+              </w:rPr>
+              <w:t>Objet testé</w:t>
+            </w:r>
+          </w:p>
+        </w:tc>
+        <w:tc>
+          <w:tcPr>
+            <w:tcW w:w="3263" w:type="dxa"/>
+          </w:tcPr>
+          <w:p>
+            <w:r>
+              <w:rPr>
+                <w:b/>
+              </w:rPr>
+              <w:t>Description du test</w:t>
+            </w:r>
+          </w:p>
+        </w:tc>
+        <w:tc>
+          <w:tcPr>
+            <w:tcW w:w="3263" w:type="dxa"/>
+          </w:tcPr>
+          <w:p>
+            <w:r>
+              <w:rPr>
+                <w:b/>
+              </w:rPr>
+              <w:t>Résultat attendu</w:t>
+            </w:r>
+          </w:p>
+        </w:tc>
+      </w:tr>
+      <w:tr>
+        <w:tc>
+          <w:tcPr>
+            <w:tcW w:w="600" w:type="dxa"/>
+          </w:tcPr>
+          <w:p>
+            <w:r>
+              <w:t>1</w:t>
+            </w:r>
+          </w:p>
+        </w:tc>
+        <w:tc>
+          <w:tcPr>
+            <w:tcW w:w="1900" w:type="dxa"/>
+          </w:tcPr>
+          <w:p>
+            <w:r>
+              <w:t>Connexion GitHub</w:t>
+            </w:r>
+          </w:p>
+        </w:tc>
+        <w:tc>
+          <w:tcPr>
+            <w:tcW w:w="3263" w:type="dxa"/>
+          </w:tcPr>
+          <w:p>
+            <w:pPr>
+              <w:rPr>
+                <w:lang w:val="fr-CH"/>
+              </w:rPr>
+            </w:pPr>
+            <w:r>
+              <w:rPr>
+                <w:lang w:val="fr-CH"/>
+              </w:rPr>
+              <w:t>L’utilisateur clique sur « Se connecter » et autorise l’application sur GitHub.</w:t>
+            </w:r>
+          </w:p>
+        </w:tc>
+        <w:tc>
+          <w:tcPr>
+            <w:tcW w:w="3263" w:type="dxa"/>
+          </w:tcPr>
+          <w:p>
+            <w:pPr>
+              <w:rPr>
+                <w:lang w:val="fr-CH"/>
+              </w:rPr>
+            </w:pPr>
+            <w:r>
+              <w:rPr>
+                <w:lang w:val="fr-CH"/>
+              </w:rPr>
+              <w:t>L’utilisateur est redirigé vers la liste de ses projets, sa session est active.</w:t>
+            </w:r>
+          </w:p>
+        </w:tc>
+      </w:tr>
+      <w:tr>
+        <w:tc>
+          <w:tcPr>
+            <w:tcW w:w="600" w:type="dxa"/>
+          </w:tcPr>
+          <w:p>
+            <w:r>
+              <w:t>2</w:t>
+            </w:r>
+          </w:p>
+        </w:tc>
+        <w:tc>
+          <w:tcPr>
+            <w:tcW w:w="1900" w:type="dxa"/>
+          </w:tcPr>
+          <w:p>
+            <w:r>
+              <w:t>Déconnexion</w:t>
+            </w:r>
+          </w:p>
+        </w:tc>
+        <w:tc>
+          <w:tcPr>
+            <w:tcW w:w="3263" w:type="dxa"/>
+          </w:tcPr>
+          <w:p>
+            <w:pPr>
+              <w:rPr>
+                <w:lang w:val="fr-CH"/>
+              </w:rPr>
+            </w:pPr>
+            <w:r>
+              <w:rPr>
+                <w:lang w:val="fr-CH"/>
+              </w:rPr>
+              <w:t>L’utilisateur authentifié clique sur « Se déconnecter ».</w:t>
+            </w:r>
+          </w:p>
+        </w:tc>
+        <w:tc>
+          <w:tcPr>
+            <w:tcW w:w="3263" w:type="dxa"/>
+          </w:tcPr>
+          <w:p>
+            <w:pPr>
+              <w:rPr>
+                <w:lang w:val="fr-CH"/>
+              </w:rPr>
+            </w:pPr>
+            <w:r>
+              <w:rPr>
+                <w:lang w:val="fr-CH"/>
+              </w:rPr>
+              <w:t>La session est fermée et l’utilisateur retourne sur la page de connexion.</w:t>
+            </w:r>
+          </w:p>
+        </w:tc>
+      </w:tr>
+      <w:tr>
+        <w:tc>
+          <w:tcPr>
+            <w:tcW w:w="600" w:type="dxa"/>
+          </w:tcPr>
+          <w:p>
+            <w:r>
+              <w:t>3</w:t>
+            </w:r>
+          </w:p>
+        </w:tc>
+        <w:tc>
+          <w:tcPr>
+            <w:tcW w:w="1900" w:type="dxa"/>
+          </w:tcPr>
+          <w:p>
+            <w:r>
+              <w:t>Liste des projets</w:t>
+            </w:r>
+          </w:p>
+        </w:tc>
+        <w:tc>
+          <w:tcPr>
+            <w:tcW w:w="3263" w:type="dxa"/>
+          </w:tcPr>
+          <w:p>
+            <w:pPr>
+              <w:rPr>
+                <w:lang w:val="fr-CH"/>
+              </w:rPr>
+            </w:pPr>
+            <w:r>
+              <w:rPr>
+                <w:lang w:val="fr-CH"/>
+              </w:rPr>
+              <w:t>L’utilisateur consulte sa liste de projets.</w:t>
+            </w:r>
+          </w:p>
+        </w:tc>
+        <w:tc>
+          <w:tcPr>
+            <w:tcW w:w="3263" w:type="dxa"/>
+          </w:tcPr>
+          <w:p>
+            <w:pPr>
+              <w:rPr>
+                <w:lang w:val="fr-CH"/>
+              </w:rPr>
+            </w:pPr>
+            <w:r>
+              <w:rPr>
+                <w:lang w:val="fr-CH"/>
+              </w:rPr>
+              <w:t>Ses projets s’affichent avec leur nom, leur langage principal et le nombre d’analyses.</w:t>
+            </w:r>
+          </w:p>
+        </w:tc>
+      </w:tr>
+      <w:tr>
+        <w:tc>
+          <w:tcPr>
+            <w:tcW w:w="600" w:type="dxa"/>
+          </w:tcPr>
+          <w:p>
+            <w:r>
+              <w:t>4</w:t>
+            </w:r>
+          </w:p>
+        </w:tc>
+        <w:tc>
+          <w:tcPr>
+            <w:tcW w:w="1900" w:type="dxa"/>
+          </w:tcPr>
+          <w:p>
+            <w:r>
+              <w:t>Ajout d’un projet valide</w:t>
+            </w:r>
+          </w:p>
+        </w:tc>
+        <w:tc>
+          <w:tcPr>
+            <w:tcW w:w="3263" w:type="dxa"/>
+          </w:tcPr>
+          <w:p>
+            <w:pPr>
+              <w:rPr>
+                <w:lang w:val="fr-CH"/>
+              </w:rPr>
+            </w:pPr>
+            <w:r>
+              <w:rPr>
+                <w:lang w:val="fr-CH"/>
+              </w:rPr>
+              <w:t>L’utilisateur saisit l’URL d’un dépôt GitHub auquel il a accès.</w:t>
+            </w:r>
+          </w:p>
+        </w:tc>
+        <w:tc>
+          <w:tcPr>
+            <w:tcW w:w="3263" w:type="dxa"/>
+          </w:tcPr>
+          <w:p>
+            <w:pPr>
+              <w:rPr>
+                <w:lang w:val="fr-CH"/>
+              </w:rPr>
+            </w:pPr>
+            <w:r>
+              <w:rPr>
+                <w:lang w:val="fr-CH"/>
+              </w:rPr>
+              <w:t>Le projet est créé et l’utilisateur est redirigé vers la page du projet.</w:t>
+            </w:r>
+          </w:p>
+        </w:tc>
+      </w:tr>
+      <w:tr>
+        <w:tc>
+          <w:tcPr>
+            <w:tcW w:w="600" w:type="dxa"/>
+          </w:tcPr>
+          <w:p>
+            <w:r>
+              <w:t>5</w:t>
+            </w:r>
+          </w:p>
+        </w:tc>
+        <w:tc>
+          <w:tcPr>
+            <w:tcW w:w="1900" w:type="dxa"/>
+          </w:tcPr>
+          <w:p>
+            <w:r>
+              <w:t>Ajout d’un dépôt inexistant</w:t>
+            </w:r>
+          </w:p>
+        </w:tc>
+        <w:tc>
+          <w:tcPr>
+            <w:tcW w:w="3263" w:type="dxa"/>
+          </w:tcPr>
+          <w:p>
+            <w:pPr>
+              <w:rPr>
+                <w:lang w:val="fr-CH"/>
+              </w:rPr>
+            </w:pPr>
+            <w:r>
+              <w:rPr>
+                <w:lang w:val="fr-CH"/>
+              </w:rPr>
+              <w:t>L’utilisateur saisit une URL pointant vers un dépôt qui n’existe pas.</w:t>
+            </w:r>
+          </w:p>
+        </w:tc>
+        <w:tc>
+          <w:tcPr>
+            <w:tcW w:w="3263" w:type="dxa"/>
+          </w:tcPr>
+          <w:p>
+            <w:pPr>
+              <w:rPr>
+                <w:lang w:val="fr-CH"/>
+              </w:rPr>
+            </w:pPr>
+            <w:r>
+              <w:rPr>
+                <w:lang w:val="fr-CH"/>
+              </w:rPr>
+              <w:t>Un message « dépôt introuvable » est affiché et aucun projet n’est créé.</w:t>
+            </w:r>
+          </w:p>
+        </w:tc>
+      </w:tr>
+      <w:tr>
+        <w:tc>
+          <w:tcPr>
+            <w:tcW w:w="600" w:type="dxa"/>
+          </w:tcPr>
+          <w:p>
+            <w:r>
+              <w:t>6</w:t>
+            </w:r>
+          </w:p>
+        </w:tc>
+        <w:tc>
+          <w:tcPr>
+            <w:tcW w:w="1900" w:type="dxa"/>
+          </w:tcPr>
+          <w:p>
+            <w:pPr>
+              <w:rPr>
+                <w:lang w:val="fr-CH"/>
+              </w:rPr>
+            </w:pPr>
+            <w:r>
+              <w:rPr>
+                <w:lang w:val="fr-CH"/>
+              </w:rPr>
+              <w:t>Ajout d’un dépôt sans accès</w:t>
+            </w:r>
+          </w:p>
+        </w:tc>
+        <w:tc>
+          <w:tcPr>
+            <w:tcW w:w="3263" w:type="dxa"/>
+          </w:tcPr>
+          <w:p>
+            <w:pPr>
+              <w:rPr>
+                <w:lang w:val="fr-CH"/>
+              </w:rPr>
+            </w:pPr>
+            <w:r>
+              <w:rPr>
+                <w:lang w:val="fr-CH"/>
+              </w:rPr>
+              <w:t>L’utilisateur saisit l’URL d’un dépôt privé auquel il n’a pas accès.</w:t>
+            </w:r>
+          </w:p>
+        </w:tc>
+        <w:tc>
+          <w:tcPr>
+            <w:tcW w:w="3263" w:type="dxa"/>
+          </w:tcPr>
+          <w:p>
+            <w:pPr>
+              <w:rPr>
+                <w:lang w:val="fr-CH"/>
+              </w:rPr>
+            </w:pPr>
+            <w:r>
+              <w:rPr>
+                <w:lang w:val="fr-CH"/>
+              </w:rPr>
+              <w:t>Un message « accès refusé » est affiché et aucun projet n’est créé.</w:t>
+            </w:r>
+          </w:p>
+        </w:tc>
+      </w:tr>
+      <w:tr>
+        <w:tc>
+          <w:tcPr>
+            <w:tcW w:w="600" w:type="dxa"/>
+          </w:tcPr>
+          <w:p>
+            <w:r>
+              <w:t>7</w:t>
+            </w:r>
+          </w:p>
+        </w:tc>
+        <w:tc>
+          <w:tcPr>
+            <w:tcW w:w="1900" w:type="dxa"/>
+          </w:tcPr>
+          <w:p>
+            <w:pPr>
+              <w:rPr>
+                <w:lang w:val="fr-CH"/>
+              </w:rPr>
+            </w:pPr>
+            <w:r>
+              <w:rPr>
+                <w:lang w:val="fr-CH"/>
+              </w:rPr>
+              <w:t>Ajout d’un projet en doublon</w:t>
+            </w:r>
+          </w:p>
+        </w:tc>
+        <w:tc>
+          <w:tcPr>
+            <w:tcW w:w="3263" w:type="dxa"/>
+          </w:tcPr>
+          <w:p>
+            <w:pPr>
+              <w:rPr>
+                <w:lang w:val="fr-CH"/>
+              </w:rPr>
+            </w:pPr>
+            <w:r>
+              <w:rPr>
+                <w:lang w:val="fr-CH"/>
+              </w:rPr>
+              <w:t>L’utilisateur ajoute deux fois le même dépôt sur son compte.</w:t>
+            </w:r>
+          </w:p>
+        </w:tc>
+        <w:tc>
+          <w:tcPr>
+            <w:tcW w:w="3263" w:type="dxa"/>
+          </w:tcPr>
+          <w:p>
+            <w:pPr>
+              <w:rPr>
+                <w:lang w:val="fr-CH"/>
+              </w:rPr>
+            </w:pPr>
+            <w:r>
+              <w:rPr>
+                <w:lang w:val="fr-CH"/>
+              </w:rPr>
+              <w:t>Un message « projet déjà existant » est affiché et aucun doublon n’est créé.</w:t>
+            </w:r>
+          </w:p>
+        </w:tc>
+      </w:tr>
+      <w:tr>
+        <w:tc>
+          <w:tcPr>
+            <w:tcW w:w="600" w:type="dxa"/>
+          </w:tcPr>
+          <w:p>
+            <w:r>
+              <w:t>8</w:t>
+            </w:r>
+          </w:p>
+        </w:tc>
+        <w:tc>
+          <w:tcPr>
+            <w:tcW w:w="1900" w:type="dxa"/>
+          </w:tcPr>
+          <w:p>
+            <w:r>
+              <w:t>Consultation d’un projet</w:t>
+            </w:r>
+          </w:p>
+        </w:tc>
+        <w:tc>
+          <w:tcPr>
+            <w:tcW w:w="3263" w:type="dxa"/>
+          </w:tcPr>
+          <w:p>
+            <w:pPr>
+              <w:rPr>
+                <w:lang w:val="fr-CH"/>
+              </w:rPr>
+            </w:pPr>
+            <w:r>
+              <w:rPr>
+                <w:lang w:val="fr-CH"/>
+              </w:rPr>
+              <w:t>L’utilisateur ouvre la page de détail d’un projet.</w:t>
+            </w:r>
+          </w:p>
+        </w:tc>
+        <w:tc>
+          <w:tcPr>
+            <w:tcW w:w="3263" w:type="dxa"/>
+          </w:tcPr>
+          <w:p>
+            <w:pPr>
+              <w:rPr>
+                <w:lang w:val="fr-CH"/>
+              </w:rPr>
+            </w:pPr>
+            <w:r>
+              <w:rPr>
+                <w:lang w:val="fr-CH"/>
+              </w:rPr>
+              <w:t>Les métadonnées GitHub et l’historique des analyses du projet s’affichent.</w:t>
+            </w:r>
+          </w:p>
+        </w:tc>
+      </w:tr>
+      <w:tr>
+        <w:tc>
+          <w:tcPr>
+            <w:tcW w:w="600" w:type="dxa"/>
+          </w:tcPr>
+          <w:p>
+            <w:r>
+              <w:t>9</w:t>
+            </w:r>
+          </w:p>
+        </w:tc>
+        <w:tc>
+          <w:tcPr>
+            <w:tcW w:w="1900" w:type="dxa"/>
+          </w:tcPr>
+          <w:p>
+            <w:r>
+              <w:t>Lancement d’une analyse</w:t>
+            </w:r>
+          </w:p>
+        </w:tc>
+        <w:tc>
+          <w:tcPr>
+            <w:tcW w:w="3263" w:type="dxa"/>
+          </w:tcPr>
+          <w:p>
+            <w:pPr>
+              <w:rPr>
+                <w:lang w:val="fr-CH"/>
+              </w:rPr>
+            </w:pPr>
+            <w:r>
+              <w:rPr>
+                <w:lang w:val="fr-CH"/>
+              </w:rPr>
+              <w:t>L’utilisateur clique sur « Lancer une analyse » depuis la page d’un projet.</w:t>
+            </w:r>
+          </w:p>
+        </w:tc>
+        <w:tc>
+          <w:tcPr>
+            <w:tcW w:w="3263" w:type="dxa"/>
+          </w:tcPr>
+          <w:p>
+            <w:pPr>
+              <w:rPr>
+                <w:lang w:val="fr-CH"/>
+              </w:rPr>
+            </w:pPr>
+            <w:r>
+              <w:rPr>
+                <w:lang w:val="fr-CH"/>
+              </w:rPr>
+              <w:t>L’analyse passe au statut « en cours » et l’écran de progression s’affiche.</w:t>
+            </w:r>
+          </w:p>
+        </w:tc>
+      </w:tr>
+      <w:tr>
+        <w:tc>
+          <w:tcPr>
+            <w:tcW w:w="600" w:type="dxa"/>
+          </w:tcPr>
+          <w:p>
+            <w:r>
+              <w:t>10</w:t>
+            </w:r>
+          </w:p>
+        </w:tc>
+        <w:tc>
+          <w:tcPr>
+            <w:tcW w:w="1900" w:type="dxa"/>
+          </w:tcPr>
+          <w:p>
+            <w:r>
+              <w:t>Suivi de la progression</w:t>
+            </w:r>
+          </w:p>
+        </w:tc>
+        <w:tc>
+          <w:tcPr>
+            <w:tcW w:w="3263" w:type="dxa"/>
+          </w:tcPr>
+          <w:p>
+            <w:pPr>
+              <w:rPr>
+                <w:lang w:val="fr-CH"/>
+              </w:rPr>
+            </w:pPr>
+            <w:r>
+              <w:rPr>
+                <w:lang w:val="fr-CH"/>
+              </w:rPr>
+              <w:t>L’utilisateur reste sur l’écran de progression pendant qu’une analyse est en cours.</w:t>
+            </w:r>
+          </w:p>
+        </w:tc>
+        <w:tc>
+          <w:tcPr>
+            <w:tcW w:w="3263" w:type="dxa"/>
+          </w:tcPr>
+          <w:p>
+            <w:pPr>
+              <w:rPr>
+                <w:lang w:val="fr-CH"/>
+              </w:rPr>
+            </w:pPr>
+            <w:r>
+              <w:rPr>
+                <w:lang w:val="fr-CH"/>
+              </w:rPr>
+              <w:t>La barre de progression se met à jour régulièrement jusqu’à atteindre 100 %.</w:t>
+            </w:r>
+          </w:p>
+        </w:tc>
+      </w:tr>
+      <w:tr>
+        <w:tc>
+          <w:tcPr>
+            <w:tcW w:w="600" w:type="dxa"/>
+          </w:tcPr>
+          <w:p>
+            <w:r>
+              <w:t>11</w:t>
+            </w:r>
+          </w:p>
+        </w:tc>
+        <w:tc>
+          <w:tcPr>
+            <w:tcW w:w="1900" w:type="dxa"/>
+          </w:tcPr>
+          <w:p>
+            <w:r>
+              <w:t>Consultation des résultats</w:t>
+            </w:r>
+          </w:p>
+        </w:tc>
+        <w:tc>
+          <w:tcPr>
+            <w:tcW w:w="3263" w:type="dxa"/>
+          </w:tcPr>
+          <w:p>
+            <w:pPr>
+              <w:rPr>
+                <w:lang w:val="fr-CH"/>
+              </w:rPr>
+            </w:pPr>
+            <w:r>
+              <w:rPr>
+                <w:lang w:val="fr-CH"/>
+              </w:rPr>
+              <w:t>L’utilisateur ouvre une analyse terminée.</w:t>
+            </w:r>
+          </w:p>
+        </w:tc>
+        <w:tc>
+          <w:tcPr>
+            <w:tcW w:w="3263" w:type="dxa"/>
+          </w:tcPr>
+          <w:p>
+            <w:pPr>
+              <w:rPr>
+                <w:lang w:val="fr-CH"/>
+              </w:rPr>
+            </w:pPr>
+            <w:r>
+              <w:rPr>
+                <w:lang w:val="fr-CH"/>
+              </w:rPr>
+              <w:t>Le diagramme Mermaid, la vue d’ensemble et la liste des erreurs avec leurs corrections suggérées s’affichent.</w:t>
+            </w:r>
+          </w:p>
+        </w:tc>
+      </w:tr>
+      <w:tr>
+        <w:tc>
+          <w:tcPr>
+            <w:tcW w:w="600" w:type="dxa"/>
+          </w:tcPr>
+          <w:p>
+            <w:r>
+              <w:lastRenderedPageBreak/>
+              <w:t>12</w:t>
+            </w:r>
+          </w:p>
+        </w:tc>
+        <w:tc>
+          <w:tcPr>
+            <w:tcW w:w="1900" w:type="dxa"/>
+          </w:tcPr>
+          <w:p>
+            <w:r>
+              <w:t>Échec d’analyse</w:t>
+            </w:r>
+          </w:p>
+        </w:tc>
+        <w:tc>
+          <w:tcPr>
+            <w:tcW w:w="3263" w:type="dxa"/>
+          </w:tcPr>
+          <w:p>
+            <w:pPr>
+              <w:rPr>
+                <w:lang w:val="fr-CH"/>
+              </w:rPr>
+            </w:pPr>
+            <w:r>
+              <w:rPr>
+                <w:lang w:val="fr-CH"/>
+              </w:rPr>
+              <w:t>L’API OpenRouter renvoie une erreur pendant le traitement d’une analyse.</w:t>
+            </w:r>
+          </w:p>
+        </w:tc>
+        <w:tc>
+          <w:tcPr>
+            <w:tcW w:w="3263" w:type="dxa"/>
+          </w:tcPr>
+          <w:p>
+            <w:pPr>
+              <w:rPr>
+                <w:lang w:val="fr-CH"/>
+              </w:rPr>
+            </w:pPr>
+            <w:r>
+              <w:rPr>
+                <w:lang w:val="fr-CH"/>
+              </w:rPr>
+              <w:t>L’analyse passe au statut « échoué » avec un message d’erreur, sans bloquer le worker.</w:t>
+            </w:r>
+          </w:p>
+        </w:tc>
+      </w:tr>
+      <w:tr>
+        <w:tc>
+          <w:tcPr>
+            <w:tcW w:w="600" w:type="dxa"/>
+          </w:tcPr>
+          <w:p>
+            <w:r>
+              <w:t>13</w:t>
+            </w:r>
+          </w:p>
+        </w:tc>
+        <w:tc>
+          <w:tcPr>
+            <w:tcW w:w="1900" w:type="dxa"/>
+          </w:tcPr>
+          <w:p>
+            <w:r>
+              <w:t>Suppression d’un projet</w:t>
+            </w:r>
+          </w:p>
+        </w:tc>
+        <w:tc>
+          <w:tcPr>
+            <w:tcW w:w="3263" w:type="dxa"/>
+          </w:tcPr>
+          <w:p>
+            <w:pPr>
+              <w:rPr>
+                <w:lang w:val="fr-CH"/>
+              </w:rPr>
+            </w:pPr>
+            <w:r>
+              <w:rPr>
+                <w:lang w:val="fr-CH"/>
+              </w:rPr>
+              <w:t>L’utilisateur supprime un projet qui n’a aucune analyse en cours.</w:t>
+            </w:r>
+          </w:p>
+        </w:tc>
+        <w:tc>
+          <w:tcPr>
+            <w:tcW w:w="3263" w:type="dxa"/>
+          </w:tcPr>
+          <w:p>
+            <w:pPr>
+              <w:rPr>
+                <w:lang w:val="fr-CH"/>
+              </w:rPr>
+            </w:pPr>
+            <w:r>
+              <w:rPr>
+                <w:lang w:val="fr-CH"/>
+              </w:rPr>
+              <w:t>Le projet et son historique d’analyses sont supprimés et la liste est mise à jour.</w:t>
+            </w:r>
+          </w:p>
+        </w:tc>
+      </w:tr>
+      <w:tr>
+        <w:tc>
+          <w:tcPr>
+            <w:tcW w:w="600" w:type="dxa"/>
+          </w:tcPr>
+          <w:p>
+            <w:r>
+              <w:t>14</w:t>
+            </w:r>
+          </w:p>
+        </w:tc>
+        <w:tc>
+          <w:tcPr>
+            <w:tcW w:w="1900" w:type="dxa"/>
+          </w:tcPr>
+          <w:p>
+            <w:r>
+              <w:t>Suppression bloquée</w:t>
+            </w:r>
+          </w:p>
+        </w:tc>
+        <w:tc>
+          <w:tcPr>
+            <w:tcW w:w="3263" w:type="dxa"/>
+          </w:tcPr>
+          <w:p>
+            <w:pPr>
+              <w:rPr>
+                <w:lang w:val="fr-CH"/>
+              </w:rPr>
+            </w:pPr>
+            <w:r>
+              <w:rPr>
+                <w:lang w:val="fr-CH"/>
+              </w:rPr>
+              <w:t>L’utilisateur tente de supprimer un projet pendant qu’une analyse est en cours.</w:t>
+            </w:r>
+          </w:p>
+        </w:tc>
+        <w:tc>
+          <w:tcPr>
+            <w:tcW w:w="3263" w:type="dxa"/>
+          </w:tcPr>
+          <w:p>
+            <w:pPr>
+              <w:rPr>
+                <w:lang w:val="fr-CH"/>
+              </w:rPr>
+            </w:pPr>
+            <w:r>
+              <w:rPr>
+                <w:lang w:val="fr-CH"/>
+              </w:rPr>
+              <w:t>La suppression est refusée avec un message expliquant qu’une analyse est en cours.</w:t>
+            </w:r>
+          </w:p>
+        </w:tc>
+      </w:tr>
+      <w:tr>
+        <w:tc>
+          <w:tcPr>
+            <w:tcW w:w="600" w:type="dxa"/>
+          </w:tcPr>
+          <w:p>
+            <w:r>
+              <w:t>15</w:t>
+            </w:r>
+          </w:p>
+        </w:tc>
+        <w:tc>
+          <w:tcPr>
+            <w:tcW w:w="1900" w:type="dxa"/>
+          </w:tcPr>
+          <w:p>
+            <w:r>
+              <w:t>Accès non authentifié</w:t>
+            </w:r>
+          </w:p>
+        </w:tc>
+        <w:tc>
+          <w:tcPr>
+            <w:tcW w:w="3263" w:type="dxa"/>
+          </w:tcPr>
+          <w:p>
+            <w:pPr>
+              <w:rPr>
+                <w:lang w:val="fr-CH"/>
+              </w:rPr>
+            </w:pPr>
+            <w:r>
+              <w:rPr>
+                <w:lang w:val="fr-CH"/>
+              </w:rPr>
+              <w:t>Un visiteur tente d’accéder directement à une page nécessitant une session.</w:t>
+            </w:r>
+          </w:p>
+        </w:tc>
+        <w:tc>
+          <w:tcPr>
+            <w:tcW w:w="3263" w:type="dxa"/>
+          </w:tcPr>
+          <w:p>
+            <w:pPr>
+              <w:rPr>
+                <w:lang w:val="fr-CH"/>
+              </w:rPr>
+            </w:pPr>
+            <w:r>
+              <w:rPr>
+                <w:lang w:val="fr-CH"/>
+              </w:rPr>
+              <w:t>Il est redirigé vers la page de connexion et la ressource n’est pas exposée.</w:t>
+            </w:r>
+          </w:p>
+        </w:tc>
+      </w:tr>
+    </w:tbl>
     <w:p>
       <w:pPr>
         <w:pStyle w:val="Heading2"/>
@@ -14674,14 +14448,13 @@
           <w:numId w:val="16"/>
         </w:numPr>
       </w:pPr>
-      <w:bookmarkStart w:id="52" w:name="_Toc250790987"/>
-      <w:bookmarkStart w:id="53" w:name="_Toc229743645"/>
-      <w:r>
-        <w:lastRenderedPageBreak/>
+      <w:bookmarkStart w:id="50" w:name="_Toc250790987"/>
+      <w:bookmarkStart w:id="51" w:name="_Toc229743645"/>
+      <w:r>
         <w:t>Moyens nécessaires</w:t>
       </w:r>
-      <w:bookmarkEnd w:id="52"/>
-      <w:bookmarkEnd w:id="53"/>
+      <w:bookmarkEnd w:id="50"/>
+      <w:bookmarkEnd w:id="51"/>
     </w:p>
     <w:p>
       <w:pPr>
@@ -14722,11 +14495,26 @@
     <w:p>
       <w:pPr>
         <w:pStyle w:val="BITTextkrper"/>
+        <w:jc w:val="both"/>
         <w:rPr>
           <w:szCs w:val="22"/>
           <w:lang w:val="fr-CH"/>
         </w:rPr>
       </w:pPr>
+      <w:r>
+        <w:rPr>
+          <w:szCs w:val="22"/>
+          <w:lang w:val="fr-CH"/>
+        </w:rPr>
+        <w:t xml:space="preserve">Le seul moyen nécessaire à la réalisation de ce projet est la clé API de OpenRouter permettant </w:t>
+      </w:r>
+      <w:r>
+        <w:rPr>
+          <w:szCs w:val="22"/>
+          <w:lang w:val="fr-CH"/>
+        </w:rPr>
+        <w:t>l’envoie des requêtes vers les LLM, tout le reste est gratuit.</w:t>
+      </w:r>
     </w:p>
     <w:p>
       <w:pPr>
@@ -14736,14 +14524,14 @@
           <w:numId w:val="16"/>
         </w:numPr>
       </w:pPr>
-      <w:bookmarkStart w:id="54" w:name="_Toc250790988"/>
-      <w:bookmarkStart w:id="55" w:name="_Toc229743646"/>
+      <w:bookmarkStart w:id="52" w:name="_Toc250790988"/>
+      <w:bookmarkStart w:id="53" w:name="_Toc229743646"/>
       <w:r>
         <w:lastRenderedPageBreak/>
         <w:t>Réalisation</w:t>
       </w:r>
-      <w:bookmarkEnd w:id="54"/>
-      <w:bookmarkEnd w:id="55"/>
+      <w:bookmarkEnd w:id="52"/>
+      <w:bookmarkEnd w:id="53"/>
     </w:p>
     <w:p>
       <w:pPr>
@@ -14756,16 +14544,16 @@
           <w:highlight w:val="yellow"/>
         </w:rPr>
       </w:pPr>
-      <w:bookmarkStart w:id="56" w:name="_Toc250790989"/>
-      <w:bookmarkStart w:id="57" w:name="_Toc229743647"/>
+      <w:bookmarkStart w:id="54" w:name="_Toc250790989"/>
+      <w:bookmarkStart w:id="55" w:name="_Toc229743647"/>
       <w:r>
         <w:rPr>
           <w:highlight w:val="yellow"/>
         </w:rPr>
         <w:t>Spécifications détaillées</w:t>
       </w:r>
-      <w:bookmarkEnd w:id="56"/>
-      <w:bookmarkEnd w:id="57"/>
+      <w:bookmarkEnd w:id="54"/>
+      <w:bookmarkEnd w:id="55"/>
     </w:p>
     <w:p>
       <w:pPr>
@@ -14798,8 +14586,8 @@
           <w:lang w:val="de-DE"/>
         </w:rPr>
       </w:pPr>
-      <w:bookmarkStart w:id="58" w:name="_Toc250790990"/>
-      <w:bookmarkStart w:id="59" w:name="_Toc229743648"/>
+      <w:bookmarkStart w:id="56" w:name="_Toc250790990"/>
+      <w:bookmarkStart w:id="57" w:name="_Toc229743648"/>
       <w:r>
         <w:rPr>
           <w:highlight w:val="yellow"/>
@@ -14807,8 +14595,8 @@
         </w:rPr>
         <w:t>Design du système</w:t>
       </w:r>
-      <w:bookmarkEnd w:id="58"/>
-      <w:bookmarkEnd w:id="59"/>
+      <w:bookmarkEnd w:id="56"/>
+      <w:bookmarkEnd w:id="57"/>
     </w:p>
     <w:p>
       <w:pPr>
@@ -14839,14 +14627,14 @@
           <w:lang w:val="fr-CH"/>
         </w:rPr>
       </w:pPr>
-      <w:bookmarkStart w:id="60" w:name="_Toc229743649"/>
+      <w:bookmarkStart w:id="58" w:name="_Toc229743649"/>
       <w:r>
         <w:rPr>
           <w:lang w:val="fr-CH"/>
         </w:rPr>
         <w:t>Implémentation de la base de données</w:t>
       </w:r>
-      <w:bookmarkEnd w:id="60"/>
+      <w:bookmarkEnd w:id="58"/>
     </w:p>
     <w:p>
       <w:pPr>
@@ -14856,11 +14644,11 @@
           <w:numId w:val="16"/>
         </w:numPr>
       </w:pPr>
-      <w:bookmarkStart w:id="61" w:name="_Toc229743650"/>
+      <w:bookmarkStart w:id="59" w:name="_Toc229743650"/>
       <w:r>
         <w:t>Implémentation du backend</w:t>
       </w:r>
-      <w:bookmarkEnd w:id="61"/>
+      <w:bookmarkEnd w:id="59"/>
     </w:p>
     <w:p>
       <w:pPr>
@@ -14874,7 +14662,7 @@
           <w:lang w:val="fr-CH"/>
         </w:rPr>
       </w:pPr>
-      <w:bookmarkStart w:id="62" w:name="_Toc114965607"/>
+      <w:bookmarkStart w:id="60" w:name="_Toc114965607"/>
       <w:r>
         <w:rPr>
           <w:i/>
@@ -14903,11 +14691,11 @@
       <w:pPr>
         <w:pStyle w:val="Heading2"/>
       </w:pPr>
-      <w:bookmarkStart w:id="63" w:name="_Toc229743651"/>
+      <w:bookmarkStart w:id="61" w:name="_Toc229743651"/>
       <w:r>
         <w:t>Implémentation du frontend</w:t>
       </w:r>
-      <w:bookmarkEnd w:id="63"/>
+      <w:bookmarkEnd w:id="61"/>
     </w:p>
     <w:p>
       <w:pPr>
@@ -14917,10 +14705,10 @@
           <w:numId w:val="16"/>
         </w:numPr>
       </w:pPr>
-      <w:bookmarkStart w:id="64" w:name="_Toc250790992"/>
-      <w:bookmarkStart w:id="65" w:name="_Toc229743652"/>
+      <w:bookmarkStart w:id="62" w:name="_Toc250790992"/>
+      <w:bookmarkStart w:id="63" w:name="_Toc229743652"/>
+      <w:bookmarkEnd w:id="60"/>
       <w:bookmarkEnd w:id="62"/>
-      <w:bookmarkEnd w:id="64"/>
       <w:r>
         <w:rPr>
           <w:lang w:val="fr-CH"/>
@@ -14928,7 +14716,7 @@
         <w:lastRenderedPageBreak/>
         <w:t>Test</w:t>
       </w:r>
-      <w:bookmarkEnd w:id="65"/>
+      <w:bookmarkEnd w:id="63"/>
     </w:p>
     <w:p>
       <w:pPr>
@@ -14938,13 +14726,13 @@
           <w:numId w:val="16"/>
         </w:numPr>
       </w:pPr>
-      <w:bookmarkStart w:id="66" w:name="_Toc250790993"/>
-      <w:bookmarkStart w:id="67" w:name="_Toc229743653"/>
+      <w:bookmarkStart w:id="64" w:name="_Toc250790993"/>
+      <w:bookmarkStart w:id="65" w:name="_Toc229743653"/>
       <w:r>
         <w:t>Procédure de test</w:t>
       </w:r>
-      <w:bookmarkEnd w:id="66"/>
-      <w:bookmarkEnd w:id="67"/>
+      <w:bookmarkEnd w:id="64"/>
+      <w:bookmarkEnd w:id="65"/>
     </w:p>
     <w:p>
       <w:pPr>
@@ -14989,16 +14777,16 @@
           <w:lang w:val="fr-CH"/>
         </w:rPr>
       </w:pPr>
-      <w:bookmarkStart w:id="68" w:name="_Toc250790994"/>
-      <w:bookmarkStart w:id="69" w:name="_Toc229743654"/>
+      <w:bookmarkStart w:id="66" w:name="_Toc250790994"/>
+      <w:bookmarkStart w:id="67" w:name="_Toc229743654"/>
       <w:r>
         <w:rPr>
           <w:lang w:val="fr-CH"/>
         </w:rPr>
         <w:t>Protocole de test</w:t>
       </w:r>
-      <w:bookmarkEnd w:id="68"/>
-      <w:bookmarkEnd w:id="69"/>
+      <w:bookmarkEnd w:id="66"/>
+      <w:bookmarkEnd w:id="67"/>
     </w:p>
     <w:tbl>
       <w:tblPr>
@@ -15281,8 +15069,8 @@
           <w:numId w:val="16"/>
         </w:numPr>
       </w:pPr>
-      <w:bookmarkStart w:id="70" w:name="_Toc250790995"/>
-      <w:bookmarkStart w:id="71" w:name="_Toc229743655"/>
+      <w:bookmarkStart w:id="68" w:name="_Toc250790995"/>
+      <w:bookmarkStart w:id="69" w:name="_Toc229743655"/>
       <w:r>
         <w:rPr>
           <w:lang w:val="fr-CH"/>
@@ -15292,8 +15080,8 @@
       <w:r>
         <w:t>gnature du protocole de test</w:t>
       </w:r>
-      <w:bookmarkEnd w:id="70"/>
-      <w:bookmarkEnd w:id="71"/>
+      <w:bookmarkEnd w:id="68"/>
+      <w:bookmarkEnd w:id="69"/>
     </w:p>
     <w:tbl>
       <w:tblPr>
@@ -15438,8 +15226,8 @@
       <w:pPr>
         <w:pStyle w:val="Heading1"/>
       </w:pPr>
-      <w:bookmarkStart w:id="72" w:name="_Toc229743656"/>
-      <w:bookmarkStart w:id="73" w:name="_Toc250790996"/>
+      <w:bookmarkStart w:id="70" w:name="_Toc229743656"/>
+      <w:bookmarkStart w:id="71" w:name="_Toc250790996"/>
       <w:r>
         <w:rPr>
           <w:lang w:val="fr-CH"/>
@@ -15447,25 +15235,25 @@
         <w:lastRenderedPageBreak/>
         <w:t>Conclusion</w:t>
       </w:r>
+      <w:bookmarkEnd w:id="70"/>
+    </w:p>
+    <w:p>
+      <w:pPr>
+        <w:pStyle w:val="BITTextkrper"/>
+        <w:rPr>
+          <w:lang w:val="fr-CH"/>
+        </w:rPr>
+      </w:pPr>
+    </w:p>
+    <w:p>
+      <w:pPr>
+        <w:pStyle w:val="Heading2"/>
+      </w:pPr>
+      <w:bookmarkStart w:id="72" w:name="_Toc229743657"/>
+      <w:r>
+        <w:t>Évaluation des objectifs</w:t>
+      </w:r>
       <w:bookmarkEnd w:id="72"/>
-    </w:p>
-    <w:p>
-      <w:pPr>
-        <w:pStyle w:val="BITTextkrper"/>
-        <w:rPr>
-          <w:lang w:val="fr-CH"/>
-        </w:rPr>
-      </w:pPr>
-    </w:p>
-    <w:p>
-      <w:pPr>
-        <w:pStyle w:val="Heading2"/>
-      </w:pPr>
-      <w:bookmarkStart w:id="74" w:name="_Toc229743657"/>
-      <w:r>
-        <w:t>Évaluation des objectifs</w:t>
-      </w:r>
-      <w:bookmarkEnd w:id="74"/>
     </w:p>
     <w:p>
       <w:pPr>
@@ -15489,11 +15277,11 @@
       <w:pPr>
         <w:pStyle w:val="Heading2"/>
       </w:pPr>
-      <w:bookmarkStart w:id="75" w:name="_Toc229743658"/>
+      <w:bookmarkStart w:id="73" w:name="_Toc229743658"/>
       <w:r>
         <w:t>Améliorations possibles</w:t>
       </w:r>
-      <w:bookmarkEnd w:id="75"/>
+      <w:bookmarkEnd w:id="73"/>
     </w:p>
     <w:p>
       <w:pPr>
@@ -15543,11 +15331,11 @@
       <w:pPr>
         <w:pStyle w:val="Heading2"/>
       </w:pPr>
-      <w:bookmarkStart w:id="76" w:name="_Toc229743659"/>
+      <w:bookmarkStart w:id="74" w:name="_Toc229743659"/>
       <w:r>
         <w:t>Auto-évaluation</w:t>
       </w:r>
-      <w:bookmarkEnd w:id="76"/>
+      <w:bookmarkEnd w:id="74"/>
     </w:p>
     <w:p>
       <w:pPr>
@@ -15599,7 +15387,7 @@
           <w:lang w:val="fr-CH"/>
         </w:rPr>
       </w:pPr>
-      <w:bookmarkStart w:id="77" w:name="_Toc229743660"/>
+      <w:bookmarkStart w:id="75" w:name="_Toc229743660"/>
       <w:r>
         <w:rPr>
           <w:lang w:val="fr-CH"/>
@@ -15607,8 +15395,8 @@
         <w:lastRenderedPageBreak/>
         <w:t>Bibliographie: liste des sources et références</w:t>
       </w:r>
-      <w:bookmarkEnd w:id="73"/>
-      <w:bookmarkEnd w:id="77"/>
+      <w:bookmarkEnd w:id="71"/>
+      <w:bookmarkEnd w:id="75"/>
     </w:p>
     <w:p>
       <w:pPr>
@@ -15668,9 +15456,9 @@
           <w:lang w:val="fr-CH"/>
         </w:rPr>
       </w:pPr>
-      <w:bookmarkStart w:id="78" w:name="_Toc114965612"/>
-      <w:bookmarkStart w:id="79" w:name="_Toc250790997"/>
-      <w:bookmarkStart w:id="80" w:name="_Toc229743661"/>
+      <w:bookmarkStart w:id="76" w:name="_Toc114965612"/>
+      <w:bookmarkStart w:id="77" w:name="_Toc250790997"/>
+      <w:bookmarkStart w:id="78" w:name="_Toc229743661"/>
       <w:r>
         <w:rPr>
           <w:lang w:val="fr-CH"/>
@@ -15678,15 +15466,15 @@
         <w:lastRenderedPageBreak/>
         <w:t>Glossair</w:t>
       </w:r>
+      <w:bookmarkEnd w:id="76"/>
+      <w:r>
+        <w:rPr>
+          <w:lang w:val="fr-CH"/>
+        </w:rPr>
+        <w:t>e</w:t>
+      </w:r>
+      <w:bookmarkEnd w:id="77"/>
       <w:bookmarkEnd w:id="78"/>
-      <w:r>
-        <w:rPr>
-          <w:lang w:val="fr-CH"/>
-        </w:rPr>
-        <w:t>e</w:t>
-      </w:r>
-      <w:bookmarkEnd w:id="79"/>
-      <w:bookmarkEnd w:id="80"/>
       <w:r>
         <w:rPr>
           <w:lang w:val="fr-CH"/>
@@ -15932,14 +15720,14 @@
           <w:numId w:val="16"/>
         </w:numPr>
       </w:pPr>
-      <w:bookmarkStart w:id="81" w:name="_Toc250790998"/>
-      <w:bookmarkStart w:id="82" w:name="_Toc229743662"/>
+      <w:bookmarkStart w:id="79" w:name="_Toc250790998"/>
+      <w:bookmarkStart w:id="80" w:name="_Toc229743662"/>
       <w:r>
         <w:lastRenderedPageBreak/>
         <w:t>Signatures</w:t>
       </w:r>
-      <w:bookmarkEnd w:id="81"/>
-      <w:bookmarkEnd w:id="82"/>
+      <w:bookmarkEnd w:id="79"/>
+      <w:bookmarkEnd w:id="80"/>
     </w:p>
     <w:p>
       <w:pPr>
@@ -16155,14 +15943,14 @@
           <w:numId w:val="16"/>
         </w:numPr>
       </w:pPr>
-      <w:bookmarkStart w:id="83" w:name="_Toc250790999"/>
-      <w:bookmarkStart w:id="84" w:name="_Toc229743663"/>
+      <w:bookmarkStart w:id="81" w:name="_Toc250790999"/>
+      <w:bookmarkStart w:id="82" w:name="_Toc229743663"/>
       <w:r>
         <w:lastRenderedPageBreak/>
         <w:t>Annexes</w:t>
       </w:r>
-      <w:bookmarkEnd w:id="83"/>
-      <w:bookmarkEnd w:id="84"/>
+      <w:bookmarkEnd w:id="81"/>
+      <w:bookmarkEnd w:id="82"/>
     </w:p>
     <w:p>
       <w:pPr>
@@ -16250,7 +16038,7 @@
         </w:rPr>
       </w:pPr>
     </w:p>
-    <w:bookmarkEnd w:id="24"/>
+    <w:bookmarkEnd w:id="23"/>
     <w:p>
       <w:pPr>
         <w:rPr>
@@ -16308,10 +16096,10 @@
       </w:r>
     </w:p>
     <w:sectPr>
-      <w:headerReference w:type="default" r:id="rId41"/>
-      <w:footerReference w:type="default" r:id="rId42"/>
-      <w:headerReference w:type="first" r:id="rId43"/>
-      <w:footerReference w:type="first" r:id="rId44"/>
+      <w:headerReference w:type="default" r:id="rId52"/>
+      <w:footerReference w:type="default" r:id="rId53"/>
+      <w:headerReference w:type="first" r:id="rId54"/>
+      <w:footerReference w:type="first" r:id="rId55"/>
       <w:pgSz w:w="11906" w:h="16838" w:code="9"/>
       <w:pgMar w:top="1861" w:right="1134" w:bottom="907" w:left="1701" w:header="851" w:footer="340" w:gutter="0"/>
       <w:cols w:space="708"/>
@@ -16644,7 +16432,13 @@
                   <w:rPr>
                     <w:lang w:val="fr-CH"/>
                   </w:rPr>
-                  <w:t>18.05.2026 16:08</w:t>
+                  <w:t>21.05.2026 13:</w:t>
+                </w:r>
+                <w:r>
+                  <w:rPr>
+                    <w:lang w:val="fr-CH"/>
+                  </w:rPr>
+                  <w:t>20</w:t>
                 </w:r>
                 <w:r>
                   <w:rPr>
@@ -16972,7 +16766,13 @@
                   <w:rPr>
                     <w:lang w:val="fr-CH"/>
                   </w:rPr>
-                  <w:t>18.05.2026 16:08</w:t>
+                  <w:t>21.05.2026 13:</w:t>
+                </w:r>
+                <w:r>
+                  <w:rPr>
+                    <w:lang w:val="fr-CH"/>
+                  </w:rPr>
+                  <w:t>20</w:t>
                 </w:r>
                 <w:r>
                   <w:rPr>
@@ -17052,8 +16852,8 @@
             <w:gridCol w:w="3393"/>
           </w:tblGrid>
           <w:tr>
-            <w:bookmarkStart w:id="85" w:name="tm_pfad" w:displacedByCustomXml="next"/>
-            <w:bookmarkStart w:id="86" w:name="_Hlk112468646" w:displacedByCustomXml="next"/>
+            <w:bookmarkStart w:id="83" w:name="tm_pfad" w:displacedByCustomXml="next"/>
+            <w:bookmarkStart w:id="84" w:name="_Hlk112468646" w:displacedByCustomXml="next"/>
             <w:sdt>
               <w:sdtPr>
                 <w:rPr>
@@ -17224,7 +17024,13 @@
                   <w:rPr>
                     <w:lang w:val="fr-CH"/>
                   </w:rPr>
-                  <w:t>18.05.2026 16:08</w:t>
+                  <w:t>21.05.2026 13:</w:t>
+                </w:r>
+                <w:r>
+                  <w:rPr>
+                    <w:lang w:val="fr-CH"/>
+                  </w:rPr>
+                  <w:t>20</w:t>
                 </w:r>
                 <w:r>
                   <w:rPr>
@@ -17236,7 +17042,7 @@
             </w:tc>
           </w:tr>
         </w:tbl>
-        <w:bookmarkEnd w:id="85"/>
+        <w:bookmarkEnd w:id="83"/>
         <w:p>
           <w:pPr>
             <w:pStyle w:val="CDBPfad"/>
@@ -17263,7 +17069,7 @@
         </w:p>
       </w:tc>
     </w:tr>
-    <w:bookmarkEnd w:id="86"/>
+    <w:bookmarkEnd w:id="84"/>
   </w:tbl>
   <w:p>
     <w:pPr>
@@ -18792,6 +18598,98 @@
     </w:lvl>
   </w:abstractNum>
   <w:abstractNum w:abstractNumId="17" w15:restartNumberingAfterBreak="0">
+    <w:nsid w:val="37F20520"/>
+    <w:multiLevelType w:val="hybridMultilevel"/>
+    <w:tmpl w:val="28B4E198"/>
+    <w:lvl w:ilvl="0" w:tplc="100C0011">
+      <w:start w:val="1"/>
+      <w:numFmt w:val="decimal"/>
+      <w:lvlText w:val="%1)"/>
+      <w:lvlJc w:val="left"/>
+      <w:pPr>
+        <w:ind w:left="720" w:hanging="360"/>
+      </w:pPr>
+      <w:rPr>
+        <w:rFonts w:hint="default"/>
+      </w:rPr>
+    </w:lvl>
+    <w:lvl w:ilvl="1" w:tplc="1596A1D6">
+      <w:start w:val="1"/>
+      <w:numFmt w:val="lowerLetter"/>
+      <w:lvlText w:val="%2."/>
+      <w:lvlJc w:val="left"/>
+      <w:pPr>
+        <w:ind w:left="1440" w:hanging="360"/>
+      </w:pPr>
+      <w:rPr>
+        <w:rFonts w:hint="default"/>
+      </w:rPr>
+    </w:lvl>
+    <w:lvl w:ilvl="2" w:tplc="100C001B" w:tentative="1">
+      <w:start w:val="1"/>
+      <w:numFmt w:val="lowerRoman"/>
+      <w:lvlText w:val="%3."/>
+      <w:lvlJc w:val="right"/>
+      <w:pPr>
+        <w:ind w:left="2160" w:hanging="180"/>
+      </w:pPr>
+    </w:lvl>
+    <w:lvl w:ilvl="3" w:tplc="100C000F" w:tentative="1">
+      <w:start w:val="1"/>
+      <w:numFmt w:val="decimal"/>
+      <w:lvlText w:val="%4."/>
+      <w:lvlJc w:val="left"/>
+      <w:pPr>
+        <w:ind w:left="2880" w:hanging="360"/>
+      </w:pPr>
+    </w:lvl>
+    <w:lvl w:ilvl="4" w:tplc="100C0019" w:tentative="1">
+      <w:start w:val="1"/>
+      <w:numFmt w:val="lowerLetter"/>
+      <w:lvlText w:val="%5."/>
+      <w:lvlJc w:val="left"/>
+      <w:pPr>
+        <w:ind w:left="3600" w:hanging="360"/>
+      </w:pPr>
+    </w:lvl>
+    <w:lvl w:ilvl="5" w:tplc="100C001B" w:tentative="1">
+      <w:start w:val="1"/>
+      <w:numFmt w:val="lowerRoman"/>
+      <w:lvlText w:val="%6."/>
+      <w:lvlJc w:val="right"/>
+      <w:pPr>
+        <w:ind w:left="4320" w:hanging="180"/>
+      </w:pPr>
+    </w:lvl>
+    <w:lvl w:ilvl="6" w:tplc="100C000F" w:tentative="1">
+      <w:start w:val="1"/>
+      <w:numFmt w:val="decimal"/>
+      <w:lvlText w:val="%7."/>
+      <w:lvlJc w:val="left"/>
+      <w:pPr>
+        <w:ind w:left="5040" w:hanging="360"/>
+      </w:pPr>
+    </w:lvl>
+    <w:lvl w:ilvl="7" w:tplc="100C0019" w:tentative="1">
+      <w:start w:val="1"/>
+      <w:numFmt w:val="lowerLetter"/>
+      <w:lvlText w:val="%8."/>
+      <w:lvlJc w:val="left"/>
+      <w:pPr>
+        <w:ind w:left="5760" w:hanging="360"/>
+      </w:pPr>
+    </w:lvl>
+    <w:lvl w:ilvl="8" w:tplc="100C001B" w:tentative="1">
+      <w:start w:val="1"/>
+      <w:numFmt w:val="lowerRoman"/>
+      <w:lvlText w:val="%9."/>
+      <w:lvlJc w:val="right"/>
+      <w:pPr>
+        <w:ind w:left="6480" w:hanging="180"/>
+      </w:pPr>
+    </w:lvl>
+  </w:abstractNum>
+  <w:abstractNum w:abstractNumId="18" w15:restartNumberingAfterBreak="0">
     <w:nsid w:val="470C4E5C"/>
     <w:multiLevelType w:val="hybridMultilevel"/>
     <w:tmpl w:val="C150CE9E"/>
@@ -18931,7 +18829,7 @@
       </w:rPr>
     </w:lvl>
   </w:abstractNum>
-  <w:abstractNum w:abstractNumId="18" w15:restartNumberingAfterBreak="0">
+  <w:abstractNum w:abstractNumId="19" w15:restartNumberingAfterBreak="0">
     <w:nsid w:val="5B620C2E"/>
     <w:multiLevelType w:val="hybridMultilevel"/>
     <w:tmpl w:val="6E647EC6"/>
@@ -19072,7 +18970,7 @@
       </w:rPr>
     </w:lvl>
   </w:abstractNum>
-  <w:abstractNum w:abstractNumId="19" w15:restartNumberingAfterBreak="0">
+  <w:abstractNum w:abstractNumId="20" w15:restartNumberingAfterBreak="0">
     <w:nsid w:val="5E9B3A9A"/>
     <w:multiLevelType w:val="hybridMultilevel"/>
     <w:tmpl w:val="102A645A"/>
@@ -19188,7 +19086,7 @@
       </w:pPr>
     </w:lvl>
   </w:abstractNum>
-  <w:abstractNum w:abstractNumId="20" w15:restartNumberingAfterBreak="0">
+  <w:abstractNum w:abstractNumId="21" w15:restartNumberingAfterBreak="0">
     <w:nsid w:val="62801FE5"/>
     <w:multiLevelType w:val="multilevel"/>
     <w:tmpl w:val="8312BC6E"/>
@@ -19301,7 +19199,7 @@
       </w:pPr>
     </w:lvl>
   </w:abstractNum>
-  <w:abstractNum w:abstractNumId="21" w15:restartNumberingAfterBreak="0">
+  <w:abstractNum w:abstractNumId="22" w15:restartNumberingAfterBreak="0">
     <w:nsid w:val="64F95E6F"/>
     <w:multiLevelType w:val="hybridMultilevel"/>
     <w:tmpl w:val="33A230B8"/>
@@ -19441,7 +19339,7 @@
       </w:rPr>
     </w:lvl>
   </w:abstractNum>
-  <w:abstractNum w:abstractNumId="22" w15:restartNumberingAfterBreak="0">
+  <w:abstractNum w:abstractNumId="23" w15:restartNumberingAfterBreak="0">
     <w:nsid w:val="65B06DF4"/>
     <w:multiLevelType w:val="multilevel"/>
     <w:tmpl w:val="8312BC6E"/>
@@ -19554,7 +19452,7 @@
       </w:pPr>
     </w:lvl>
   </w:abstractNum>
-  <w:abstractNum w:abstractNumId="23" w15:restartNumberingAfterBreak="0">
+  <w:abstractNum w:abstractNumId="24" w15:restartNumberingAfterBreak="0">
     <w:nsid w:val="6C25091C"/>
     <w:multiLevelType w:val="multilevel"/>
     <w:tmpl w:val="17DE13FA"/>
@@ -19716,7 +19614,7 @@
       </w:rPr>
     </w:lvl>
   </w:abstractNum>
-  <w:abstractNum w:abstractNumId="24" w15:restartNumberingAfterBreak="0">
+  <w:abstractNum w:abstractNumId="25" w15:restartNumberingAfterBreak="0">
     <w:nsid w:val="743851C6"/>
     <w:multiLevelType w:val="multilevel"/>
     <w:tmpl w:val="8312BC6E"/>
@@ -19829,14 +19727,100 @@
       </w:pPr>
     </w:lvl>
   </w:abstractNum>
+  <w:abstractNum w:abstractNumId="26" w15:restartNumberingAfterBreak="0">
+    <w:nsid w:val="7CC577C6"/>
+    <w:multiLevelType w:val="hybridMultilevel"/>
+    <w:tmpl w:val="60D66AE4"/>
+    <w:lvl w:ilvl="0" w:tplc="100C000F">
+      <w:start w:val="1"/>
+      <w:numFmt w:val="decimal"/>
+      <w:lvlText w:val="%1."/>
+      <w:lvlJc w:val="left"/>
+      <w:pPr>
+        <w:ind w:left="720" w:hanging="360"/>
+      </w:pPr>
+    </w:lvl>
+    <w:lvl w:ilvl="1" w:tplc="100C0019" w:tentative="1">
+      <w:start w:val="1"/>
+      <w:numFmt w:val="lowerLetter"/>
+      <w:lvlText w:val="%2."/>
+      <w:lvlJc w:val="left"/>
+      <w:pPr>
+        <w:ind w:left="1440" w:hanging="360"/>
+      </w:pPr>
+    </w:lvl>
+    <w:lvl w:ilvl="2" w:tplc="100C001B" w:tentative="1">
+      <w:start w:val="1"/>
+      <w:numFmt w:val="lowerRoman"/>
+      <w:lvlText w:val="%3."/>
+      <w:lvlJc w:val="right"/>
+      <w:pPr>
+        <w:ind w:left="2160" w:hanging="180"/>
+      </w:pPr>
+    </w:lvl>
+    <w:lvl w:ilvl="3" w:tplc="100C000F" w:tentative="1">
+      <w:start w:val="1"/>
+      <w:numFmt w:val="decimal"/>
+      <w:lvlText w:val="%4."/>
+      <w:lvlJc w:val="left"/>
+      <w:pPr>
+        <w:ind w:left="2880" w:hanging="360"/>
+      </w:pPr>
+    </w:lvl>
+    <w:lvl w:ilvl="4" w:tplc="100C0019" w:tentative="1">
+      <w:start w:val="1"/>
+      <w:numFmt w:val="lowerLetter"/>
+      <w:lvlText w:val="%5."/>
+      <w:lvlJc w:val="left"/>
+      <w:pPr>
+        <w:ind w:left="3600" w:hanging="360"/>
+      </w:pPr>
+    </w:lvl>
+    <w:lvl w:ilvl="5" w:tplc="100C001B" w:tentative="1">
+      <w:start w:val="1"/>
+      <w:numFmt w:val="lowerRoman"/>
+      <w:lvlText w:val="%6."/>
+      <w:lvlJc w:val="right"/>
+      <w:pPr>
+        <w:ind w:left="4320" w:hanging="180"/>
+      </w:pPr>
+    </w:lvl>
+    <w:lvl w:ilvl="6" w:tplc="100C000F" w:tentative="1">
+      <w:start w:val="1"/>
+      <w:numFmt w:val="decimal"/>
+      <w:lvlText w:val="%7."/>
+      <w:lvlJc w:val="left"/>
+      <w:pPr>
+        <w:ind w:left="5040" w:hanging="360"/>
+      </w:pPr>
+    </w:lvl>
+    <w:lvl w:ilvl="7" w:tplc="100C0019" w:tentative="1">
+      <w:start w:val="1"/>
+      <w:numFmt w:val="lowerLetter"/>
+      <w:lvlText w:val="%8."/>
+      <w:lvlJc w:val="left"/>
+      <w:pPr>
+        <w:ind w:left="5760" w:hanging="360"/>
+      </w:pPr>
+    </w:lvl>
+    <w:lvl w:ilvl="8" w:tplc="100C001B" w:tentative="1">
+      <w:start w:val="1"/>
+      <w:numFmt w:val="lowerRoman"/>
+      <w:lvlText w:val="%9."/>
+      <w:lvlJc w:val="right"/>
+      <w:pPr>
+        <w:ind w:left="6480" w:hanging="180"/>
+      </w:pPr>
+    </w:lvl>
+  </w:abstractNum>
   <w:num w:numId="1" w16cid:durableId="1622491328">
-    <w:abstractNumId w:val="19"/>
+    <w:abstractNumId w:val="20"/>
   </w:num>
   <w:num w:numId="2" w16cid:durableId="1166171494">
     <w:abstractNumId w:val="15"/>
   </w:num>
   <w:num w:numId="3" w16cid:durableId="1177840494">
-    <w:abstractNumId w:val="23"/>
+    <w:abstractNumId w:val="24"/>
   </w:num>
   <w:num w:numId="4" w16cid:durableId="676541397">
     <w:abstractNumId w:val="16"/>
@@ -19878,7 +19862,7 @@
     <w:abstractNumId w:val="11"/>
   </w:num>
   <w:num w:numId="17" w16cid:durableId="616833449">
-    <w:abstractNumId w:val="18"/>
+    <w:abstractNumId w:val="19"/>
   </w:num>
   <w:num w:numId="18" w16cid:durableId="824708453">
     <w:abstractNumId w:val="11"/>
@@ -19914,19 +19898,19 @@
     <w:abstractNumId w:val="14"/>
   </w:num>
   <w:num w:numId="29" w16cid:durableId="646981797">
-    <w:abstractNumId w:val="17"/>
+    <w:abstractNumId w:val="18"/>
   </w:num>
   <w:num w:numId="30" w16cid:durableId="409079497">
-    <w:abstractNumId w:val="21"/>
+    <w:abstractNumId w:val="22"/>
   </w:num>
   <w:num w:numId="31" w16cid:durableId="356783750">
     <w:abstractNumId w:val="11"/>
   </w:num>
   <w:num w:numId="32" w16cid:durableId="1295788963">
-    <w:abstractNumId w:val="24"/>
+    <w:abstractNumId w:val="25"/>
   </w:num>
   <w:num w:numId="33" w16cid:durableId="645624870">
-    <w:abstractNumId w:val="20"/>
+    <w:abstractNumId w:val="21"/>
   </w:num>
   <w:num w:numId="34" w16cid:durableId="2132049278">
     <w:abstractNumId w:val="11"/>
@@ -19959,7 +19943,7 @@
     </w:lvlOverride>
   </w:num>
   <w:num w:numId="35" w16cid:durableId="172650682">
-    <w:abstractNumId w:val="22"/>
+    <w:abstractNumId w:val="23"/>
   </w:num>
   <w:num w:numId="36" w16cid:durableId="353965673">
     <w:abstractNumId w:val="11"/>
@@ -20002,6 +19986,12 @@
   </w:num>
   <w:num w:numId="40" w16cid:durableId="514540002">
     <w:abstractNumId w:val="10"/>
+  </w:num>
+  <w:num w:numId="41" w16cid:durableId="1310789972">
+    <w:abstractNumId w:val="26"/>
+  </w:num>
+  <w:num w:numId="42" w16cid:durableId="772673750">
+    <w:abstractNumId w:val="17"/>
   </w:num>
 </w:numbering>
 </file>
@@ -20616,7 +20606,6 @@
   <w:style w:type="character" w:default="1" w:styleId="DefaultParagraphFont">
     <w:name w:val="Default Paragraph Font"/>
     <w:uiPriority w:val="1"/>
-    <w:semiHidden/>
     <w:unhideWhenUsed/>
   </w:style>
   <w:style w:type="table" w:default="1" w:styleId="TableNormal">
@@ -21472,6 +21461,18 @@
       <w:sz w:val="24"/>
     </w:rPr>
   </w:style>
+  <w:style w:type="character" w:styleId="UnresolvedMention">
+    <w:name w:val="Unresolved Mention"/>
+    <w:basedOn w:val="DefaultParagraphFont"/>
+    <w:uiPriority w:val="99"/>
+    <w:semiHidden/>
+    <w:unhideWhenUsed/>
+    <w:rsid w:val="00395BA2"/>
+    <w:rPr>
+      <w:color w:val="605E5C"/>
+      <w:shd w:val="clear" w:color="auto" w:fill="E1DFDD"/>
+    </w:rPr>
+  </w:style>
 </w:styles>
 </file>
 
@@ -21569,12 +21570,17 @@
     <w:pitch w:val="variable"/>
     <w:sig w:usb0="E00006FF" w:usb1="420024FF" w:usb2="02000000" w:usb3="00000000" w:csb0="0000019F" w:csb1="00000000"/>
   </w:font>
-  <w:font w:name="Calibri Light">
-    <w:panose1 w:val="020F0302020204030204"/>
+  <w:font w:name="Aptos">
     <w:charset w:val="00"/>
     <w:family w:val="swiss"/>
     <w:pitch w:val="variable"/>
-    <w:sig w:usb0="E4002EFF" w:usb1="C200247B" w:usb2="00000009" w:usb3="00000000" w:csb0="000001FF" w:csb1="00000000"/>
+    <w:sig w:usb0="20000287" w:usb1="00000003" w:usb2="00000000" w:usb3="00000000" w:csb0="0000019F" w:csb1="00000000"/>
+  </w:font>
+  <w:font w:name="Aptos Display">
+    <w:charset w:val="00"/>
+    <w:family w:val="swiss"/>
+    <w:pitch w:val="variable"/>
+    <w:sig w:usb0="20000287" w:usb1="00000003" w:usb2="00000000" w:usb3="00000000" w:csb0="0000019F" w:csb1="00000000"/>
   </w:font>
 </w:fonts>
 </file>
@@ -21597,7 +21603,9 @@
   <w:rsids>
     <w:rsidRoot w:val="00540217"/>
     <w:rsid w:val="000364E1"/>
+    <w:rsid w:val="00037017"/>
     <w:rsid w:val="00186045"/>
+    <w:rsid w:val="001A139A"/>
     <w:rsid w:val="002B4E71"/>
     <w:rsid w:val="00307334"/>
     <w:rsid w:val="00327665"/>
@@ -21607,17 +21615,18 @@
     <w:rsid w:val="00477435"/>
     <w:rsid w:val="005021BB"/>
     <w:rsid w:val="00540217"/>
+    <w:rsid w:val="005D3EF7"/>
     <w:rsid w:val="006930A9"/>
     <w:rsid w:val="006D7F9F"/>
     <w:rsid w:val="00723586"/>
+    <w:rsid w:val="007D3C18"/>
+    <w:rsid w:val="007F0A4A"/>
     <w:rsid w:val="00803763"/>
     <w:rsid w:val="00834A29"/>
     <w:rsid w:val="00883A3B"/>
-    <w:rsid w:val="00891F8D"/>
     <w:rsid w:val="009B3EBE"/>
     <w:rsid w:val="00A419DC"/>
     <w:rsid w:val="00AD1A8F"/>
-    <w:rsid w:val="00AE4ABD"/>
     <w:rsid w:val="00B250B0"/>
     <w:rsid w:val="00B503AF"/>
     <w:rsid w:val="00B515CE"/>
@@ -21626,6 +21635,7 @@
     <w:rsid w:val="00CD64D8"/>
     <w:rsid w:val="00CE2A4B"/>
     <w:rsid w:val="00D0033D"/>
+    <w:rsid w:val="00D87FE6"/>
     <w:rsid w:val="00DF687F"/>
     <w:rsid w:val="00E37842"/>
     <w:rsid w:val="00F00C93"/>
@@ -22397,11 +22407,14 @@
 
 <file path=word/webextensions/taskpanes.xml><?xml version="1.0" encoding="utf-8"?>
 <wetp:taskpanes xmlns:wetp="http://schemas.microsoft.com/office/webextensions/taskpanes/2010/11">
-  <wetp:taskpane dockstate="right" visibility="0" width="350" row="0">
+  <wetp:taskpane dockstate="right" visibility="0" width="350" row="2">
     <wetp:webextensionref xmlns:r="http://schemas.openxmlformats.org/officeDocument/2006/relationships" r:id="rId1"/>
   </wetp:taskpane>
-  <wetp:taskpane dockstate="right" visibility="0" width="278" row="1">
+  <wetp:taskpane dockstate="right" visibility="0" width="350" row="1">
     <wetp:webextensionref xmlns:r="http://schemas.openxmlformats.org/officeDocument/2006/relationships" r:id="rId2"/>
+  </wetp:taskpane>
+  <wetp:taskpane dockstate="right" visibility="0" width="350" row="3">
+    <wetp:webextensionref xmlns:r="http://schemas.openxmlformats.org/officeDocument/2006/relationships" r:id="rId3"/>
   </wetp:taskpane>
 </wetp:taskpanes>
 </file>
@@ -22434,6 +22447,18 @@
 </we:webextension>
 </file>
 
+<file path=word/webextensions/webextension3.xml><?xml version="1.0" encoding="utf-8"?>
+<we:webextension xmlns:we="http://schemas.microsoft.com/office/webextensions/webextension/2010/11" id="{8627B80E-E122-4597-9A96-98BAA73818EF}">
+  <we:reference id="cdbb5c38-15c9-4da0-8eab-5227ff292266" version="3.1.0.0" store="EXCatalog" storeType="EXCatalog"/>
+  <we:alternateReferences>
+    <we:reference id="WA104380449" version="3.1.0.0" store="fr-CH" storeType="OMEX"/>
+  </we:alternateReferences>
+  <we:properties/>
+  <we:bindings/>
+  <we:snapshot xmlns:r="http://schemas.openxmlformats.org/officeDocument/2006/relationships"/>
+</we:webextension>
+</file>
+
 <file path=customXml/item1.xml><?xml version="1.0" encoding="utf-8"?>
 <b:Sources xmlns:b="http://schemas.openxmlformats.org/officeDocument/2006/bibliography" xmlns="http://schemas.openxmlformats.org/officeDocument/2006/bibliography" SelectedStyle="\APA.XSL" StyleName="APA"/>
 </file>

--- a/doc/GAMEZ_rapport_TPI.docx
+++ b/doc/GAMEZ_rapport_TPI.docx
@@ -191,7 +191,7 @@
     </w:tbl>
     <w:p>
       <w:pPr>
-        <w:pStyle w:val="Caption"/>
+        <w:pStyle w:val="Lgende"/>
         <w:rPr>
           <w:bCs w:val="0"/>
           <w:sz w:val="24"/>
@@ -533,7 +533,7 @@
     </w:p>
     <w:p>
       <w:pPr>
-        <w:pStyle w:val="Heading3"/>
+        <w:pStyle w:val="Titre3"/>
         <w:numPr>
           <w:ilvl w:val="0"/>
           <w:numId w:val="0"/>
@@ -561,7 +561,7 @@
     </w:p>
     <w:p>
       <w:pPr>
-        <w:pStyle w:val="TOC1"/>
+        <w:pStyle w:val="TM1"/>
         <w:rPr>
           <w:rFonts w:asciiTheme="minorHAnsi" w:eastAsiaTheme="minorEastAsia" w:hAnsiTheme="minorHAnsi" w:cstheme="minorBidi"/>
           <w:b w:val="0"/>
@@ -639,7 +639,7 @@
     </w:p>
     <w:p>
       <w:pPr>
-        <w:pStyle w:val="TOC1"/>
+        <w:pStyle w:val="TM1"/>
         <w:rPr>
           <w:rFonts w:asciiTheme="minorHAnsi" w:eastAsiaTheme="minorEastAsia" w:hAnsiTheme="minorHAnsi" w:cstheme="minorBidi"/>
           <w:b w:val="0"/>
@@ -725,7 +725,7 @@
     </w:p>
     <w:p>
       <w:pPr>
-        <w:pStyle w:val="TOC2"/>
+        <w:pStyle w:val="TM2"/>
         <w:rPr>
           <w:rFonts w:asciiTheme="minorHAnsi" w:eastAsiaTheme="minorEastAsia" w:hAnsiTheme="minorHAnsi" w:cstheme="minorBidi"/>
           <w:kern w:val="2"/>
@@ -788,7 +788,7 @@
     </w:p>
     <w:p>
       <w:pPr>
-        <w:pStyle w:val="TOC2"/>
+        <w:pStyle w:val="TM2"/>
         <w:rPr>
           <w:rFonts w:asciiTheme="minorHAnsi" w:eastAsiaTheme="minorEastAsia" w:hAnsiTheme="minorHAnsi" w:cstheme="minorBidi"/>
           <w:kern w:val="2"/>
@@ -851,7 +851,7 @@
     </w:p>
     <w:p>
       <w:pPr>
-        <w:pStyle w:val="TOC2"/>
+        <w:pStyle w:val="TM2"/>
         <w:rPr>
           <w:rFonts w:asciiTheme="minorHAnsi" w:eastAsiaTheme="minorEastAsia" w:hAnsiTheme="minorHAnsi" w:cstheme="minorBidi"/>
           <w:kern w:val="2"/>
@@ -914,7 +914,7 @@
     </w:p>
     <w:p>
       <w:pPr>
-        <w:pStyle w:val="TOC2"/>
+        <w:pStyle w:val="TM2"/>
         <w:rPr>
           <w:rFonts w:asciiTheme="minorHAnsi" w:eastAsiaTheme="minorEastAsia" w:hAnsiTheme="minorHAnsi" w:cstheme="minorBidi"/>
           <w:kern w:val="2"/>
@@ -977,7 +977,7 @@
     </w:p>
     <w:p>
       <w:pPr>
-        <w:pStyle w:val="TOC1"/>
+        <w:pStyle w:val="TM1"/>
         <w:rPr>
           <w:rFonts w:asciiTheme="minorHAnsi" w:eastAsiaTheme="minorEastAsia" w:hAnsiTheme="minorHAnsi" w:cstheme="minorBidi"/>
           <w:b w:val="0"/>
@@ -1063,7 +1063,7 @@
     </w:p>
     <w:p>
       <w:pPr>
-        <w:pStyle w:val="TOC2"/>
+        <w:pStyle w:val="TM2"/>
         <w:rPr>
           <w:rFonts w:asciiTheme="minorHAnsi" w:eastAsiaTheme="minorEastAsia" w:hAnsiTheme="minorHAnsi" w:cstheme="minorBidi"/>
           <w:kern w:val="2"/>
@@ -1126,7 +1126,7 @@
     </w:p>
     <w:p>
       <w:pPr>
-        <w:pStyle w:val="TOC2"/>
+        <w:pStyle w:val="TM2"/>
         <w:rPr>
           <w:rFonts w:asciiTheme="minorHAnsi" w:eastAsiaTheme="minorEastAsia" w:hAnsiTheme="minorHAnsi" w:cstheme="minorBidi"/>
           <w:kern w:val="2"/>
@@ -1189,7 +1189,7 @@
     </w:p>
     <w:p>
       <w:pPr>
-        <w:pStyle w:val="TOC2"/>
+        <w:pStyle w:val="TM2"/>
         <w:rPr>
           <w:rFonts w:asciiTheme="minorHAnsi" w:eastAsiaTheme="minorEastAsia" w:hAnsiTheme="minorHAnsi" w:cstheme="minorBidi"/>
           <w:kern w:val="2"/>
@@ -1252,7 +1252,7 @@
     </w:p>
     <w:p>
       <w:pPr>
-        <w:pStyle w:val="TOC2"/>
+        <w:pStyle w:val="TM2"/>
         <w:rPr>
           <w:rFonts w:asciiTheme="minorHAnsi" w:eastAsiaTheme="minorEastAsia" w:hAnsiTheme="minorHAnsi" w:cstheme="minorBidi"/>
           <w:kern w:val="2"/>
@@ -1315,7 +1315,7 @@
     </w:p>
     <w:p>
       <w:pPr>
-        <w:pStyle w:val="TOC2"/>
+        <w:pStyle w:val="TM2"/>
         <w:rPr>
           <w:rFonts w:asciiTheme="minorHAnsi" w:eastAsiaTheme="minorEastAsia" w:hAnsiTheme="minorHAnsi" w:cstheme="minorBidi"/>
           <w:kern w:val="2"/>
@@ -1378,7 +1378,7 @@
     </w:p>
     <w:p>
       <w:pPr>
-        <w:pStyle w:val="TOC2"/>
+        <w:pStyle w:val="TM2"/>
         <w:rPr>
           <w:rFonts w:asciiTheme="minorHAnsi" w:eastAsiaTheme="minorEastAsia" w:hAnsiTheme="minorHAnsi" w:cstheme="minorBidi"/>
           <w:kern w:val="2"/>
@@ -1441,7 +1441,7 @@
     </w:p>
     <w:p>
       <w:pPr>
-        <w:pStyle w:val="TOC2"/>
+        <w:pStyle w:val="TM2"/>
         <w:rPr>
           <w:rFonts w:asciiTheme="minorHAnsi" w:eastAsiaTheme="minorEastAsia" w:hAnsiTheme="minorHAnsi" w:cstheme="minorBidi"/>
           <w:kern w:val="2"/>
@@ -1504,7 +1504,7 @@
     </w:p>
     <w:p>
       <w:pPr>
-        <w:pStyle w:val="TOC2"/>
+        <w:pStyle w:val="TM2"/>
         <w:rPr>
           <w:rFonts w:asciiTheme="minorHAnsi" w:eastAsiaTheme="minorEastAsia" w:hAnsiTheme="minorHAnsi" w:cstheme="minorBidi"/>
           <w:kern w:val="2"/>
@@ -1567,7 +1567,7 @@
     </w:p>
     <w:p>
       <w:pPr>
-        <w:pStyle w:val="TOC2"/>
+        <w:pStyle w:val="TM2"/>
         <w:rPr>
           <w:rFonts w:asciiTheme="minorHAnsi" w:eastAsiaTheme="minorEastAsia" w:hAnsiTheme="minorHAnsi" w:cstheme="minorBidi"/>
           <w:kern w:val="2"/>
@@ -1630,7 +1630,7 @@
     </w:p>
     <w:p>
       <w:pPr>
-        <w:pStyle w:val="TOC1"/>
+        <w:pStyle w:val="TM1"/>
         <w:rPr>
           <w:rFonts w:asciiTheme="minorHAnsi" w:eastAsiaTheme="minorEastAsia" w:hAnsiTheme="minorHAnsi" w:cstheme="minorBidi"/>
           <w:b w:val="0"/>
@@ -1716,7 +1716,7 @@
     </w:p>
     <w:p>
       <w:pPr>
-        <w:pStyle w:val="TOC2"/>
+        <w:pStyle w:val="TM2"/>
         <w:rPr>
           <w:rFonts w:asciiTheme="minorHAnsi" w:eastAsiaTheme="minorEastAsia" w:hAnsiTheme="minorHAnsi" w:cstheme="minorBidi"/>
           <w:kern w:val="2"/>
@@ -1779,7 +1779,7 @@
     </w:p>
     <w:p>
       <w:pPr>
-        <w:pStyle w:val="TOC2"/>
+        <w:pStyle w:val="TM2"/>
         <w:rPr>
           <w:rFonts w:asciiTheme="minorHAnsi" w:eastAsiaTheme="minorEastAsia" w:hAnsiTheme="minorHAnsi" w:cstheme="minorBidi"/>
           <w:kern w:val="2"/>
@@ -1842,7 +1842,7 @@
     </w:p>
     <w:p>
       <w:pPr>
-        <w:pStyle w:val="TOC2"/>
+        <w:pStyle w:val="TM2"/>
         <w:rPr>
           <w:rFonts w:asciiTheme="minorHAnsi" w:eastAsiaTheme="minorEastAsia" w:hAnsiTheme="minorHAnsi" w:cstheme="minorBidi"/>
           <w:kern w:val="2"/>
@@ -1907,7 +1907,7 @@
     </w:p>
     <w:p>
       <w:pPr>
-        <w:pStyle w:val="TOC2"/>
+        <w:pStyle w:val="TM2"/>
         <w:rPr>
           <w:rFonts w:asciiTheme="minorHAnsi" w:eastAsiaTheme="minorEastAsia" w:hAnsiTheme="minorHAnsi" w:cstheme="minorBidi"/>
           <w:kern w:val="2"/>
@@ -1972,7 +1972,7 @@
     </w:p>
     <w:p>
       <w:pPr>
-        <w:pStyle w:val="TOC2"/>
+        <w:pStyle w:val="TM2"/>
         <w:rPr>
           <w:rFonts w:asciiTheme="minorHAnsi" w:eastAsiaTheme="minorEastAsia" w:hAnsiTheme="minorHAnsi" w:cstheme="minorBidi"/>
           <w:kern w:val="2"/>
@@ -2035,7 +2035,7 @@
     </w:p>
     <w:p>
       <w:pPr>
-        <w:pStyle w:val="TOC2"/>
+        <w:pStyle w:val="TM2"/>
         <w:rPr>
           <w:rFonts w:asciiTheme="minorHAnsi" w:eastAsiaTheme="minorEastAsia" w:hAnsiTheme="minorHAnsi" w:cstheme="minorBidi"/>
           <w:kern w:val="2"/>
@@ -2098,7 +2098,7 @@
     </w:p>
     <w:p>
       <w:pPr>
-        <w:pStyle w:val="TOC2"/>
+        <w:pStyle w:val="TM2"/>
         <w:rPr>
           <w:rFonts w:asciiTheme="minorHAnsi" w:eastAsiaTheme="minorEastAsia" w:hAnsiTheme="minorHAnsi" w:cstheme="minorBidi"/>
           <w:kern w:val="2"/>
@@ -2161,7 +2161,7 @@
     </w:p>
     <w:p>
       <w:pPr>
-        <w:pStyle w:val="TOC2"/>
+        <w:pStyle w:val="TM2"/>
         <w:rPr>
           <w:rFonts w:asciiTheme="minorHAnsi" w:eastAsiaTheme="minorEastAsia" w:hAnsiTheme="minorHAnsi" w:cstheme="minorBidi"/>
           <w:kern w:val="2"/>
@@ -2224,7 +2224,7 @@
     </w:p>
     <w:p>
       <w:pPr>
-        <w:pStyle w:val="TOC2"/>
+        <w:pStyle w:val="TM2"/>
         <w:rPr>
           <w:rFonts w:asciiTheme="minorHAnsi" w:eastAsiaTheme="minorEastAsia" w:hAnsiTheme="minorHAnsi" w:cstheme="minorBidi"/>
           <w:kern w:val="2"/>
@@ -2287,7 +2287,7 @@
     </w:p>
     <w:p>
       <w:pPr>
-        <w:pStyle w:val="TOC2"/>
+        <w:pStyle w:val="TM2"/>
         <w:rPr>
           <w:rFonts w:asciiTheme="minorHAnsi" w:eastAsiaTheme="minorEastAsia" w:hAnsiTheme="minorHAnsi" w:cstheme="minorBidi"/>
           <w:kern w:val="2"/>
@@ -2350,7 +2350,7 @@
     </w:p>
     <w:p>
       <w:pPr>
-        <w:pStyle w:val="TOC1"/>
+        <w:pStyle w:val="TM1"/>
         <w:rPr>
           <w:rFonts w:asciiTheme="minorHAnsi" w:eastAsiaTheme="minorEastAsia" w:hAnsiTheme="minorHAnsi" w:cstheme="minorBidi"/>
           <w:b w:val="0"/>
@@ -2436,7 +2436,7 @@
     </w:p>
     <w:p>
       <w:pPr>
-        <w:pStyle w:val="TOC2"/>
+        <w:pStyle w:val="TM2"/>
         <w:rPr>
           <w:rFonts w:asciiTheme="minorHAnsi" w:eastAsiaTheme="minorEastAsia" w:hAnsiTheme="minorHAnsi" w:cstheme="minorBidi"/>
           <w:kern w:val="2"/>
@@ -2501,7 +2501,7 @@
     </w:p>
     <w:p>
       <w:pPr>
-        <w:pStyle w:val="TOC2"/>
+        <w:pStyle w:val="TM2"/>
         <w:rPr>
           <w:rFonts w:asciiTheme="minorHAnsi" w:eastAsiaTheme="minorEastAsia" w:hAnsiTheme="minorHAnsi" w:cstheme="minorBidi"/>
           <w:kern w:val="2"/>
@@ -2566,7 +2566,7 @@
     </w:p>
     <w:p>
       <w:pPr>
-        <w:pStyle w:val="TOC2"/>
+        <w:pStyle w:val="TM2"/>
         <w:rPr>
           <w:rFonts w:asciiTheme="minorHAnsi" w:eastAsiaTheme="minorEastAsia" w:hAnsiTheme="minorHAnsi" w:cstheme="minorBidi"/>
           <w:kern w:val="2"/>
@@ -2629,7 +2629,7 @@
     </w:p>
     <w:p>
       <w:pPr>
-        <w:pStyle w:val="TOC2"/>
+        <w:pStyle w:val="TM2"/>
         <w:rPr>
           <w:rFonts w:asciiTheme="minorHAnsi" w:eastAsiaTheme="minorEastAsia" w:hAnsiTheme="minorHAnsi" w:cstheme="minorBidi"/>
           <w:kern w:val="2"/>
@@ -2692,7 +2692,7 @@
     </w:p>
     <w:p>
       <w:pPr>
-        <w:pStyle w:val="TOC2"/>
+        <w:pStyle w:val="TM2"/>
         <w:rPr>
           <w:rFonts w:asciiTheme="minorHAnsi" w:eastAsiaTheme="minorEastAsia" w:hAnsiTheme="minorHAnsi" w:cstheme="minorBidi"/>
           <w:kern w:val="2"/>
@@ -2755,7 +2755,7 @@
     </w:p>
     <w:p>
       <w:pPr>
-        <w:pStyle w:val="TOC1"/>
+        <w:pStyle w:val="TM1"/>
         <w:rPr>
           <w:rFonts w:asciiTheme="minorHAnsi" w:eastAsiaTheme="minorEastAsia" w:hAnsiTheme="minorHAnsi" w:cstheme="minorBidi"/>
           <w:b w:val="0"/>
@@ -2841,7 +2841,7 @@
     </w:p>
     <w:p>
       <w:pPr>
-        <w:pStyle w:val="TOC2"/>
+        <w:pStyle w:val="TM2"/>
         <w:rPr>
           <w:rFonts w:asciiTheme="minorHAnsi" w:eastAsiaTheme="minorEastAsia" w:hAnsiTheme="minorHAnsi" w:cstheme="minorBidi"/>
           <w:kern w:val="2"/>
@@ -2904,7 +2904,7 @@
     </w:p>
     <w:p>
       <w:pPr>
-        <w:pStyle w:val="TOC2"/>
+        <w:pStyle w:val="TM2"/>
         <w:rPr>
           <w:rFonts w:asciiTheme="minorHAnsi" w:eastAsiaTheme="minorEastAsia" w:hAnsiTheme="minorHAnsi" w:cstheme="minorBidi"/>
           <w:kern w:val="2"/>
@@ -2967,7 +2967,7 @@
     </w:p>
     <w:p>
       <w:pPr>
-        <w:pStyle w:val="TOC2"/>
+        <w:pStyle w:val="TM2"/>
         <w:rPr>
           <w:rFonts w:asciiTheme="minorHAnsi" w:eastAsiaTheme="minorEastAsia" w:hAnsiTheme="minorHAnsi" w:cstheme="minorBidi"/>
           <w:kern w:val="2"/>
@@ -3030,7 +3030,7 @@
     </w:p>
     <w:p>
       <w:pPr>
-        <w:pStyle w:val="TOC1"/>
+        <w:pStyle w:val="TM1"/>
         <w:rPr>
           <w:rFonts w:asciiTheme="minorHAnsi" w:eastAsiaTheme="minorEastAsia" w:hAnsiTheme="minorHAnsi" w:cstheme="minorBidi"/>
           <w:b w:val="0"/>
@@ -3116,7 +3116,7 @@
     </w:p>
     <w:p>
       <w:pPr>
-        <w:pStyle w:val="TOC2"/>
+        <w:pStyle w:val="TM2"/>
         <w:rPr>
           <w:rFonts w:asciiTheme="minorHAnsi" w:eastAsiaTheme="minorEastAsia" w:hAnsiTheme="minorHAnsi" w:cstheme="minorBidi"/>
           <w:kern w:val="2"/>
@@ -3179,7 +3179,7 @@
     </w:p>
     <w:p>
       <w:pPr>
-        <w:pStyle w:val="TOC2"/>
+        <w:pStyle w:val="TM2"/>
         <w:rPr>
           <w:rFonts w:asciiTheme="minorHAnsi" w:eastAsiaTheme="minorEastAsia" w:hAnsiTheme="minorHAnsi" w:cstheme="minorBidi"/>
           <w:kern w:val="2"/>
@@ -3242,7 +3242,7 @@
     </w:p>
     <w:p>
       <w:pPr>
-        <w:pStyle w:val="TOC2"/>
+        <w:pStyle w:val="TM2"/>
         <w:rPr>
           <w:rFonts w:asciiTheme="minorHAnsi" w:eastAsiaTheme="minorEastAsia" w:hAnsiTheme="minorHAnsi" w:cstheme="minorBidi"/>
           <w:kern w:val="2"/>
@@ -3305,7 +3305,7 @@
     </w:p>
     <w:p>
       <w:pPr>
-        <w:pStyle w:val="TOC1"/>
+        <w:pStyle w:val="TM1"/>
         <w:rPr>
           <w:rFonts w:asciiTheme="minorHAnsi" w:eastAsiaTheme="minorEastAsia" w:hAnsiTheme="minorHAnsi" w:cstheme="minorBidi"/>
           <w:b w:val="0"/>
@@ -3391,7 +3391,7 @@
     </w:p>
     <w:p>
       <w:pPr>
-        <w:pStyle w:val="TOC1"/>
+        <w:pStyle w:val="TM1"/>
         <w:rPr>
           <w:rFonts w:asciiTheme="minorHAnsi" w:eastAsiaTheme="minorEastAsia" w:hAnsiTheme="minorHAnsi" w:cstheme="minorBidi"/>
           <w:b w:val="0"/>
@@ -3477,7 +3477,7 @@
     </w:p>
     <w:p>
       <w:pPr>
-        <w:pStyle w:val="TOC1"/>
+        <w:pStyle w:val="TM1"/>
         <w:rPr>
           <w:rFonts w:asciiTheme="minorHAnsi" w:eastAsiaTheme="minorEastAsia" w:hAnsiTheme="minorHAnsi" w:cstheme="minorBidi"/>
           <w:b w:val="0"/>
@@ -3563,7 +3563,7 @@
     </w:p>
     <w:p>
       <w:pPr>
-        <w:pStyle w:val="TOC1"/>
+        <w:pStyle w:val="TM1"/>
         <w:rPr>
           <w:rFonts w:asciiTheme="minorHAnsi" w:eastAsiaTheme="minorEastAsia" w:hAnsiTheme="minorHAnsi" w:cstheme="minorBidi"/>
           <w:b w:val="0"/>
@@ -3717,7 +3717,7 @@
     </w:p>
     <w:p>
       <w:pPr>
-        <w:pStyle w:val="Heading1"/>
+        <w:pStyle w:val="Titre1"/>
         <w:numPr>
           <w:ilvl w:val="0"/>
           <w:numId w:val="0"/>
@@ -3811,7 +3811,7 @@
       <w:commentRangeEnd w:id="4"/>
       <w:r>
         <w:rPr>
-          <w:rStyle w:val="CommentReference"/>
+          <w:rStyle w:val="Marquedecommentaire"/>
           <w:rFonts w:cs="Arial"/>
           <w:vanish/>
           <w:color w:val="0000FF"/>
@@ -3843,7 +3843,7 @@
     </w:p>
     <w:p>
       <w:pPr>
-        <w:pStyle w:val="Heading1"/>
+        <w:pStyle w:val="Titre1"/>
         <w:numPr>
           <w:ilvl w:val="0"/>
           <w:numId w:val="36"/>
@@ -3865,7 +3865,7 @@
     </w:p>
     <w:p>
       <w:pPr>
-        <w:pStyle w:val="Heading2"/>
+        <w:pStyle w:val="Titre2"/>
         <w:tabs>
           <w:tab w:val="clear" w:pos="851"/>
         </w:tabs>
@@ -3912,7 +3912,7 @@
     </w:p>
     <w:p>
       <w:pPr>
-        <w:pStyle w:val="Heading2"/>
+        <w:pStyle w:val="Titre2"/>
         <w:tabs>
           <w:tab w:val="clear" w:pos="576"/>
           <w:tab w:val="clear" w:pos="851"/>
@@ -3984,7 +3984,7 @@
     </w:p>
     <w:p>
       <w:pPr>
-        <w:pStyle w:val="Heading2"/>
+        <w:pStyle w:val="Titre2"/>
         <w:tabs>
           <w:tab w:val="clear" w:pos="851"/>
         </w:tabs>
@@ -4060,7 +4060,7 @@
     </w:p>
     <w:p>
       <w:pPr>
-        <w:pStyle w:val="Heading2"/>
+        <w:pStyle w:val="Titre2"/>
         <w:tabs>
           <w:tab w:val="clear" w:pos="851"/>
         </w:tabs>
@@ -4196,7 +4196,7 @@
       <w:hyperlink r:id="rId19" w:history="1">
         <w:r>
           <w:rPr>
-            <w:rStyle w:val="Hyperlink"/>
+            <w:rStyle w:val="Lienhypertexte"/>
             <w:lang w:val="en-US"/>
           </w:rPr>
           <w:t>thibaudfrederic.gamez@studentfr.ch</w:t>
@@ -4268,7 +4268,7 @@
       <w:hyperlink r:id="rId20" w:history="1">
         <w:r>
           <w:rPr>
-            <w:rStyle w:val="Hyperlink"/>
+            <w:rStyle w:val="Lienhypertexte"/>
             <w:lang w:val="fr-CH"/>
           </w:rPr>
           <w:t>silvin.meylan@edufr.ch</w:t>
@@ -4347,7 +4347,7 @@
       <w:hyperlink r:id="rId21" w:history="1">
         <w:r>
           <w:rPr>
-            <w:rStyle w:val="Hyperlink"/>
+            <w:rStyle w:val="Lienhypertexte"/>
             <w:lang w:val="fr-CH"/>
           </w:rPr>
           <w:t>frederic.hertling@edufr.ch</w:t>
@@ -4389,7 +4389,7 @@
       <w:hyperlink r:id="rId22" w:history="1">
         <w:r>
           <w:rPr>
-            <w:rStyle w:val="Hyperlink"/>
+            <w:rStyle w:val="Lienhypertexte"/>
             <w:lang w:val="fr-CH"/>
           </w:rPr>
           <w:t>yves.caloz@caloz-family.ch</w:t>
@@ -4443,7 +4443,7 @@
       <w:hyperlink r:id="rId23" w:history="1">
         <w:r>
           <w:rPr>
-            <w:rStyle w:val="Hyperlink"/>
+            <w:rStyle w:val="Lienhypertexte"/>
             <w:lang w:val="fr-CH"/>
           </w:rPr>
           <w:t>julien@schenevey.ch</w:t>
@@ -4478,7 +4478,7 @@
     </w:p>
     <w:p>
       <w:pPr>
-        <w:pStyle w:val="Heading1"/>
+        <w:pStyle w:val="Titre1"/>
       </w:pPr>
       <w:bookmarkStart w:id="11" w:name="_Toc250790973"/>
       <w:bookmarkStart w:id="12" w:name="_Toc229743625"/>
@@ -4491,7 +4491,7 @@
     </w:p>
     <w:p>
       <w:pPr>
-        <w:pStyle w:val="Heading2"/>
+        <w:pStyle w:val="Titre2"/>
         <w:numPr>
           <w:ilvl w:val="1"/>
           <w:numId w:val="16"/>
@@ -4511,7 +4511,7 @@
     </w:p>
     <w:p>
       <w:pPr>
-        <w:pStyle w:val="Heading3"/>
+        <w:pStyle w:val="Titre3"/>
         <w:rPr>
           <w:lang w:val="fr-CH"/>
         </w:rPr>
@@ -4574,7 +4574,7 @@
     </w:p>
     <w:p>
       <w:pPr>
-        <w:pStyle w:val="Heading3"/>
+        <w:pStyle w:val="Titre3"/>
         <w:rPr>
           <w:lang w:val="fr-CH"/>
         </w:rPr>
@@ -4638,7 +4638,7 @@
     </w:p>
     <w:p>
       <w:pPr>
-        <w:pStyle w:val="Heading3"/>
+        <w:pStyle w:val="Titre3"/>
         <w:rPr>
           <w:lang w:val="fr-CH"/>
         </w:rPr>
@@ -4675,7 +4675,7 @@
     </w:p>
     <w:p>
       <w:pPr>
-        <w:pStyle w:val="Heading3"/>
+        <w:pStyle w:val="Titre3"/>
         <w:rPr>
           <w:lang w:val="fr-CH"/>
         </w:rPr>
@@ -5009,7 +5009,7 @@
     <w:bookmarkEnd w:id="15"/>
     <w:p>
       <w:pPr>
-        <w:pStyle w:val="Heading2"/>
+        <w:pStyle w:val="Titre2"/>
         <w:rPr>
           <w:lang w:val="fr-CH"/>
         </w:rPr>
@@ -5043,7 +5043,7 @@
     </w:p>
     <w:p>
       <w:pPr>
-        <w:pStyle w:val="Heading3"/>
+        <w:pStyle w:val="Titre3"/>
         <w:rPr>
           <w:lang w:val="fr-CH"/>
         </w:rPr>
@@ -5115,7 +5115,7 @@
     </w:p>
     <w:p>
       <w:pPr>
-        <w:pStyle w:val="Heading3"/>
+        <w:pStyle w:val="Titre3"/>
         <w:rPr>
           <w:lang w:val="fr-CH"/>
         </w:rPr>
@@ -5217,7 +5217,7 @@
     </w:p>
     <w:p>
       <w:pPr>
-        <w:pStyle w:val="Heading2"/>
+        <w:pStyle w:val="Titre2"/>
       </w:pPr>
       <w:bookmarkStart w:id="16" w:name="_Toc229743628"/>
       <w:r>
@@ -5376,7 +5376,7 @@
     </w:p>
     <w:p>
       <w:pPr>
-        <w:pStyle w:val="Heading2"/>
+        <w:pStyle w:val="Titre2"/>
       </w:pPr>
       <w:bookmarkStart w:id="17" w:name="_Toc250790977"/>
       <w:bookmarkStart w:id="18" w:name="_Toc229743629"/>
@@ -5445,7 +5445,7 @@
     </w:p>
     <w:p>
       <w:pPr>
-        <w:pStyle w:val="Heading2"/>
+        <w:pStyle w:val="Titre2"/>
       </w:pPr>
       <w:bookmarkStart w:id="19" w:name="_Toc250790978"/>
       <w:bookmarkStart w:id="20" w:name="_Toc229743630"/>
@@ -5528,33 +5528,26 @@
           <w:szCs w:val="22"/>
           <w:lang w:val="fr-CH"/>
         </w:rPr>
-        <w:t xml:space="preserve"> risque</w:t>
+        <w:t xml:space="preserve"> risque du projet, est une dépense excessive lié à l’utilisation de token pour les LLM, mais pour palier à cela, une limite à crédit est fixé sur OpenRouter, il n’y a donc aucu</w:t>
       </w:r>
       <w:r>
         <w:rPr>
           <w:szCs w:val="22"/>
           <w:lang w:val="fr-CH"/>
         </w:rPr>
-        <w:t xml:space="preserve"> du projet, est une dépense excessive lié à l’utilisation de token pour les LLM, mais pour palier à cela, une limite à crédit est fixé sur OpenRouter, il n’y a donc aucu</w:t>
+        <w:t xml:space="preserve">n risque réel </w:t>
       </w:r>
       <w:r>
         <w:rPr>
           <w:szCs w:val="22"/>
           <w:lang w:val="fr-CH"/>
         </w:rPr>
-        <w:t xml:space="preserve">n risque réel </w:t>
-      </w:r>
-      <w:r>
-        <w:rPr>
-          <w:szCs w:val="22"/>
-          <w:lang w:val="fr-CH"/>
-        </w:rPr>
         <w:t>lié au projet.</w:t>
       </w:r>
     </w:p>
     <w:p>
       <w:pPr>
-        <w:pStyle w:val="Heading2"/>
+        <w:pStyle w:val="Titre2"/>
         <w:numPr>
           <w:ilvl w:val="1"/>
           <w:numId w:val="16"/>
@@ -5704,7 +5697,7 @@
     </w:p>
     <w:p>
       <w:pPr>
-        <w:pStyle w:val="Heading2"/>
+        <w:pStyle w:val="Titre2"/>
         <w:rPr>
           <w:lang w:val="fr-CH"/>
         </w:rPr>
@@ -6005,7 +5998,7 @@
     </w:p>
     <w:p>
       <w:pPr>
-        <w:pStyle w:val="Heading2"/>
+        <w:pStyle w:val="Titre2"/>
         <w:rPr>
           <w:lang w:val="fr-CH"/>
         </w:rPr>
@@ -6261,7 +6254,7 @@
     </w:p>
     <w:p>
       <w:pPr>
-        <w:pStyle w:val="Heading2"/>
+        <w:pStyle w:val="Titre2"/>
         <w:rPr>
           <w:lang w:val="fr-CH"/>
         </w:rPr>
@@ -6517,7 +6510,7 @@
     </w:p>
     <w:p>
       <w:pPr>
-        <w:pStyle w:val="Heading2"/>
+        <w:pStyle w:val="Titre2"/>
         <w:rPr>
           <w:lang w:val="fr-CH"/>
         </w:rPr>
@@ -7076,7 +7069,7 @@
     </w:p>
     <w:p>
       <w:pPr>
-        <w:pStyle w:val="Heading1"/>
+        <w:pStyle w:val="Titre1"/>
         <w:numPr>
           <w:ilvl w:val="0"/>
           <w:numId w:val="16"/>
@@ -7097,17 +7090,21 @@
     </w:p>
     <w:p>
       <w:pPr>
-        <w:pStyle w:val="Heading2"/>
+        <w:pStyle w:val="Titre2"/>
         <w:numPr>
           <w:ilvl w:val="1"/>
           <w:numId w:val="16"/>
         </w:numPr>
+        <w:rPr>
+          <w:highlight w:val="yellow"/>
+        </w:rPr>
       </w:pPr>
       <w:bookmarkStart w:id="30" w:name="_Toc250790981"/>
       <w:bookmarkStart w:id="31" w:name="_Toc229743636"/>
       <w:bookmarkEnd w:id="30"/>
       <w:r>
         <w:rPr>
+          <w:highlight w:val="yellow"/>
           <w:lang w:val="fr-CH"/>
         </w:rPr>
         <w:t>Exigences du système</w:t>
@@ -7121,7 +7118,7 @@
     </w:p>
     <w:p>
       <w:pPr>
-        <w:pStyle w:val="Heading2"/>
+        <w:pStyle w:val="Titre2"/>
         <w:numPr>
           <w:ilvl w:val="1"/>
           <w:numId w:val="16"/>
@@ -7139,10 +7136,26 @@
       <w:pPr>
         <w:pStyle w:val="BITTextkrper"/>
       </w:pPr>
-    </w:p>
-    <w:p>
-      <w:pPr>
-        <w:pStyle w:val="Heading2"/>
+      <w:r>
+        <w:t>Schéma de principe</w:t>
+      </w:r>
+    </w:p>
+    <w:p>
+      <w:pPr>
+        <w:pStyle w:val="BITTextkrper"/>
+      </w:pPr>
+    </w:p>
+    <w:p>
+      <w:pPr>
+        <w:pStyle w:val="BITTextkrper"/>
+      </w:pPr>
+      <w:r>
+        <w:t>s</w:t>
+      </w:r>
+    </w:p>
+    <w:p>
+      <w:pPr>
+        <w:pStyle w:val="Titre2"/>
         <w:numPr>
           <w:ilvl w:val="1"/>
           <w:numId w:val="16"/>
@@ -7185,21 +7198,15 @@
     </w:p>
     <w:p>
       <w:pPr>
-        <w:pStyle w:val="Heading2"/>
+        <w:pStyle w:val="Titre2"/>
         <w:numPr>
           <w:ilvl w:val="1"/>
           <w:numId w:val="16"/>
         </w:numPr>
-        <w:rPr>
-          <w:highlight w:val="yellow"/>
-        </w:rPr>
       </w:pPr>
       <w:bookmarkStart w:id="36" w:name="_Toc250790984"/>
       <w:bookmarkStart w:id="37" w:name="_Toc229743639"/>
       <w:r>
-        <w:rPr>
-          <w:highlight w:val="yellow"/>
-        </w:rPr>
         <w:t>Concept d‘implémentation</w:t>
       </w:r>
       <w:bookmarkEnd w:id="36"/>
@@ -7207,7 +7214,7 @@
     </w:p>
     <w:p>
       <w:pPr>
-        <w:pStyle w:val="Heading3"/>
+        <w:pStyle w:val="Titre3"/>
       </w:pPr>
       <w:r>
         <w:t>Conception de l’API REST</w:t>
@@ -7391,6 +7398,7 @@
         <w:rPr>
           <w:lang w:val="fr-CH"/>
         </w:rPr>
+        <w:lastRenderedPageBreak/>
         <w:t>GET /projects/:id : détail d’un projet, de ses métadonnées GitHub et de son historique d’analyses.</w:t>
       </w:r>
     </w:p>
@@ -7407,7 +7415,6 @@
           <w:bCs/>
           <w:lang w:val="fr-CH"/>
         </w:rPr>
-        <w:lastRenderedPageBreak/>
         <w:t>DELETE /projects/:id</w:t>
       </w:r>
       <w:r>
@@ -7509,7 +7516,7 @@
     </w:p>
     <w:p>
       <w:pPr>
-        <w:pStyle w:val="Heading2"/>
+        <w:pStyle w:val="Titre2"/>
         <w:rPr>
           <w:lang w:val="fr-CH"/>
         </w:rPr>
@@ -7546,6 +7553,7 @@
       </w:pPr>
       <w:r>
         <w:rPr>
+          <w:noProof/>
           <w:lang w:val="fr-CH"/>
         </w:rPr>
         <w:lastRenderedPageBreak/>
@@ -7602,7 +7610,7 @@
     </w:p>
     <w:p>
       <w:pPr>
-        <w:pStyle w:val="Heading3"/>
+        <w:pStyle w:val="Titre3"/>
         <w:rPr>
           <w:lang w:val="fr-CH"/>
         </w:rPr>
@@ -8342,7 +8350,7 @@
     </w:p>
     <w:p>
       <w:pPr>
-        <w:pStyle w:val="Heading3"/>
+        <w:pStyle w:val="Titre3"/>
         <w:rPr>
           <w:lang w:val="fr-CH"/>
         </w:rPr>
@@ -9215,7 +9223,7 @@
     </w:p>
     <w:p>
       <w:pPr>
-        <w:pStyle w:val="Heading3"/>
+        <w:pStyle w:val="Titre3"/>
         <w:rPr>
           <w:lang w:val="fr-CH"/>
         </w:rPr>
@@ -10625,7 +10633,7 @@
     </w:p>
     <w:p>
       <w:pPr>
-        <w:pStyle w:val="Heading3"/>
+        <w:pStyle w:val="Titre3"/>
         <w:rPr>
           <w:lang w:val="fr-CH"/>
         </w:rPr>
@@ -11499,7 +11507,7 @@
     </w:p>
     <w:p>
       <w:pPr>
-        <w:pStyle w:val="Heading3"/>
+        <w:pStyle w:val="Titre3"/>
         <w:rPr>
           <w:lang w:val="fr-CH"/>
         </w:rPr>
@@ -12901,7 +12909,7 @@
     </w:tbl>
     <w:p>
       <w:pPr>
-        <w:pStyle w:val="Heading2"/>
+        <w:pStyle w:val="Titre2"/>
         <w:rPr>
           <w:lang w:val="fr-CH"/>
         </w:rPr>
@@ -13103,7 +13111,7 @@
     </w:p>
     <w:p>
       <w:pPr>
-        <w:pStyle w:val="Heading2"/>
+        <w:pStyle w:val="Titre2"/>
         <w:rPr>
           <w:lang w:val="fr-CH"/>
         </w:rPr>
@@ -13409,7 +13417,7 @@
     </w:p>
     <w:p>
       <w:pPr>
-        <w:pStyle w:val="Heading2"/>
+        <w:pStyle w:val="Titre2"/>
         <w:numPr>
           <w:ilvl w:val="1"/>
           <w:numId w:val="16"/>
@@ -13449,7 +13457,7 @@
     </w:p>
     <w:p>
       <w:pPr>
-        <w:pStyle w:val="Heading2"/>
+        <w:pStyle w:val="Titre2"/>
         <w:numPr>
           <w:ilvl w:val="1"/>
           <w:numId w:val="16"/>
@@ -13488,7 +13496,7 @@
     </w:p>
     <w:tbl>
       <w:tblPr>
-        <w:tblStyle w:val="TableGrid"/>
+        <w:tblStyle w:val="Grilledutableau"/>
         <w:tblW w:w="0" w:type="auto"/>
         <w:tblLook w:val="04A0" w:firstRow="1" w:lastRow="0" w:firstColumn="1" w:lastColumn="0" w:noHBand="0" w:noVBand="1"/>
       </w:tblPr>
@@ -14442,7 +14450,7 @@
     </w:tbl>
     <w:p>
       <w:pPr>
-        <w:pStyle w:val="Heading2"/>
+        <w:pStyle w:val="Titre2"/>
         <w:numPr>
           <w:ilvl w:val="1"/>
           <w:numId w:val="16"/>
@@ -14518,7 +14526,7 @@
     </w:p>
     <w:p>
       <w:pPr>
-        <w:pStyle w:val="Heading1"/>
+        <w:pStyle w:val="Titre1"/>
         <w:numPr>
           <w:ilvl w:val="0"/>
           <w:numId w:val="16"/>
@@ -14535,7 +14543,7 @@
     </w:p>
     <w:p>
       <w:pPr>
-        <w:pStyle w:val="Heading2"/>
+        <w:pStyle w:val="Titre2"/>
         <w:numPr>
           <w:ilvl w:val="1"/>
           <w:numId w:val="16"/>
@@ -14576,7 +14584,7 @@
     </w:p>
     <w:p>
       <w:pPr>
-        <w:pStyle w:val="Heading2"/>
+        <w:pStyle w:val="Titre2"/>
         <w:numPr>
           <w:ilvl w:val="1"/>
           <w:numId w:val="16"/>
@@ -14622,7 +14630,7 @@
     </w:p>
     <w:p>
       <w:pPr>
-        <w:pStyle w:val="Heading2"/>
+        <w:pStyle w:val="Titre2"/>
         <w:rPr>
           <w:lang w:val="fr-CH"/>
         </w:rPr>
@@ -14638,7 +14646,7 @@
     </w:p>
     <w:p>
       <w:pPr>
-        <w:pStyle w:val="Heading2"/>
+        <w:pStyle w:val="Titre2"/>
         <w:numPr>
           <w:ilvl w:val="1"/>
           <w:numId w:val="16"/>
@@ -14689,7 +14697,7 @@
     </w:p>
     <w:p>
       <w:pPr>
-        <w:pStyle w:val="Heading2"/>
+        <w:pStyle w:val="Titre2"/>
       </w:pPr>
       <w:bookmarkStart w:id="61" w:name="_Toc229743651"/>
       <w:r>
@@ -14699,7 +14707,7 @@
     </w:p>
     <w:p>
       <w:pPr>
-        <w:pStyle w:val="Heading1"/>
+        <w:pStyle w:val="Titre1"/>
         <w:numPr>
           <w:ilvl w:val="0"/>
           <w:numId w:val="16"/>
@@ -14720,7 +14728,7 @@
     </w:p>
     <w:p>
       <w:pPr>
-        <w:pStyle w:val="Heading2"/>
+        <w:pStyle w:val="Titre2"/>
         <w:numPr>
           <w:ilvl w:val="1"/>
           <w:numId w:val="16"/>
@@ -14768,7 +14776,7 @@
     </w:p>
     <w:p>
       <w:pPr>
-        <w:pStyle w:val="Heading2"/>
+        <w:pStyle w:val="Titre2"/>
         <w:numPr>
           <w:ilvl w:val="1"/>
           <w:numId w:val="16"/>
@@ -15063,7 +15071,7 @@
     </w:p>
     <w:p>
       <w:pPr>
-        <w:pStyle w:val="Heading2"/>
+        <w:pStyle w:val="Titre2"/>
         <w:numPr>
           <w:ilvl w:val="1"/>
           <w:numId w:val="16"/>
@@ -15224,7 +15232,7 @@
     </w:p>
     <w:p>
       <w:pPr>
-        <w:pStyle w:val="Heading1"/>
+        <w:pStyle w:val="Titre1"/>
       </w:pPr>
       <w:bookmarkStart w:id="70" w:name="_Toc229743656"/>
       <w:bookmarkStart w:id="71" w:name="_Toc250790996"/>
@@ -15247,7 +15255,7 @@
     </w:p>
     <w:p>
       <w:pPr>
-        <w:pStyle w:val="Heading2"/>
+        <w:pStyle w:val="Titre2"/>
       </w:pPr>
       <w:bookmarkStart w:id="72" w:name="_Toc229743657"/>
       <w:r>
@@ -15275,7 +15283,7 @@
     </w:p>
     <w:p>
       <w:pPr>
-        <w:pStyle w:val="Heading2"/>
+        <w:pStyle w:val="Titre2"/>
       </w:pPr>
       <w:bookmarkStart w:id="73" w:name="_Toc229743658"/>
       <w:r>
@@ -15329,7 +15337,7 @@
     </w:p>
     <w:p>
       <w:pPr>
-        <w:pStyle w:val="Heading2"/>
+        <w:pStyle w:val="Titre2"/>
       </w:pPr>
       <w:bookmarkStart w:id="74" w:name="_Toc229743659"/>
       <w:r>
@@ -15378,7 +15386,7 @@
     </w:p>
     <w:p>
       <w:pPr>
-        <w:pStyle w:val="Heading1"/>
+        <w:pStyle w:val="Titre1"/>
         <w:numPr>
           <w:ilvl w:val="0"/>
           <w:numId w:val="16"/>
@@ -15447,7 +15455,7 @@
     </w:p>
     <w:p>
       <w:pPr>
-        <w:pStyle w:val="Heading1"/>
+        <w:pStyle w:val="Titre1"/>
         <w:numPr>
           <w:ilvl w:val="0"/>
           <w:numId w:val="16"/>
@@ -15714,7 +15722,7 @@
     </w:p>
     <w:p>
       <w:pPr>
-        <w:pStyle w:val="Heading1"/>
+        <w:pStyle w:val="Titre1"/>
         <w:numPr>
           <w:ilvl w:val="0"/>
           <w:numId w:val="16"/>
@@ -15937,7 +15945,7 @@
     </w:p>
     <w:p>
       <w:pPr>
-        <w:pStyle w:val="Heading1"/>
+        <w:pStyle w:val="Titre1"/>
         <w:numPr>
           <w:ilvl w:val="0"/>
           <w:numId w:val="16"/>
@@ -16115,11 +16123,11 @@
   <w:comment w:id="4" w:author="Stéphane Schwab" w:date="2025-07-07T16:49:00Z" w:initials="SS">
     <w:p>
       <w:pPr>
-        <w:pStyle w:val="CommentText"/>
-      </w:pPr>
-      <w:r>
-        <w:rPr>
-          <w:rStyle w:val="CommentReference"/>
+        <w:pStyle w:val="Commentaire"/>
+      </w:pPr>
+      <w:r>
+        <w:rPr>
+          <w:rStyle w:val="Marquedecommentaire"/>
         </w:rPr>
         <w:annotationRef/>
       </w:r>
@@ -16188,7 +16196,7 @@
 <w:ftr xmlns:wpc="http://schemas.microsoft.com/office/word/2010/wordprocessingCanvas" xmlns:cx="http://schemas.microsoft.com/office/drawing/2014/chartex" xmlns:cx1="http://schemas.microsoft.com/office/drawing/2015/9/8/chartex" xmlns:cx2="http://schemas.microsoft.com/office/drawing/2015/10/21/chartex" xmlns:cx3="http://schemas.microsoft.com/office/drawing/2016/5/9/chartex" xmlns:cx4="http://schemas.microsoft.com/office/drawing/2016/5/10/chartex" xmlns:cx5="http://schemas.microsoft.com/office/drawing/2016/5/11/chartex" xmlns:cx6="http://schemas.microsoft.com/office/drawing/2016/5/12/chartex" xmlns:cx7="http://schemas.microsoft.com/office/drawing/2016/5/13/chartex" xmlns:cx8="http://schemas.microsoft.com/office/drawing/2016/5/14/chartex" xmlns:mc="http://schemas.openxmlformats.org/markup-compatibility/2006" xmlns:aink="http://schemas.microsoft.com/office/drawing/2016/ink" xmlns:am3d="http://schemas.microsoft.com/office/drawing/2017/model3d" xmlns:o="urn:schemas-microsoft-com:office:office" xmlns:oel="http://schemas.microsoft.com/office/2019/extlst" xmlns:r="http://schemas.openxmlformats.org/officeDocument/2006/relationships" xmlns:m="http://schemas.openxmlformats.org/officeDocument/2006/math" xmlns:v="urn:schemas-microsoft-com:vml" xmlns:wp14="http://schemas.microsoft.com/office/word/2010/wordprocessingDrawing" xmlns:wp="http://schemas.openxmlformats.org/drawingml/2006/wordprocessingDrawing" xmlns:w10="urn:schemas-microsoft-com:office:word" xmlns:w="http://schemas.openxmlformats.org/wordprocessingml/2006/main" xmlns:w14="http://schemas.microsoft.com/office/word/2010/wordml" xmlns:w15="http://schemas.microsoft.com/office/word/2012/wordml" xmlns:w16cex="http://schemas.microsoft.com/office/word/2018/wordml/cex" xmlns:w16cid="http://schemas.microsoft.com/office/word/2016/wordml/cid" xmlns:w16="http://schemas.microsoft.com/office/word/2018/wordml" xmlns:w16du="http://schemas.microsoft.com/office/word/2023/wordml/word16du" xmlns:w16sdtdh="http://schemas.microsoft.com/office/word/2020/wordml/sdtdatahash" xmlns:w16sdtfl="http://schemas.microsoft.com/office/word/2024/wordml/sdtformatlock" xmlns:w16se="http://schemas.microsoft.com/office/word/2015/wordml/symex" xmlns:wpg="http://schemas.microsoft.com/office/word/2010/wordprocessingGroup" xmlns:wpi="http://schemas.microsoft.com/office/word/2010/wordprocessingInk" xmlns:wne="http://schemas.microsoft.com/office/word/2006/wordml" xmlns:wps="http://schemas.microsoft.com/office/word/2010/wordprocessingShape" mc:Ignorable="w14 w15 w16se w16cid w16 w16cex w16sdtdh w16sdtfl w16du wp14">
   <w:p>
     <w:pPr>
-      <w:pStyle w:val="Footer"/>
+      <w:pStyle w:val="Pieddepage"/>
     </w:pPr>
   </w:p>
 </w:ftr>
@@ -16222,7 +16230,7 @@
         </w:tcPr>
         <w:tbl>
           <w:tblPr>
-            <w:tblStyle w:val="TableGrid"/>
+            <w:tblStyle w:val="Grilledutableau"/>
             <w:tblW w:w="9781" w:type="dxa"/>
             <w:tblBorders>
               <w:top w:val="none" w:sz="0" w:space="0" w:color="auto"/>
@@ -16255,7 +16263,6 @@
                 <w:dataBinding w:prefixMappings="xmlns:ns0='http://purl.org/dc/elements/1.1/' xmlns:ns1='http://schemas.openxmlformats.org/package/2006/metadata/core-properties' " w:xpath="/ns1:coreProperties[1]/ns0:creator[1]" w:storeItemID="{6C3C8BC8-F283-45AE-878A-BAB7291924A1}"/>
                 <w:text/>
               </w:sdtPr>
-              <w:sdtEndPr/>
               <w:sdtContent>
                 <w:tc>
                   <w:tcPr>
@@ -16432,13 +16439,7 @@
                   <w:rPr>
                     <w:lang w:val="fr-CH"/>
                   </w:rPr>
-                  <w:t>21.05.2026 13:</w:t>
-                </w:r>
-                <w:r>
-                  <w:rPr>
-                    <w:lang w:val="fr-CH"/>
-                  </w:rPr>
-                  <w:t>20</w:t>
+                  <w:t>21.05.2026 16:46</w:t>
                 </w:r>
                 <w:r>
                   <w:rPr>
@@ -16467,7 +16468,7 @@
   </w:tbl>
   <w:p>
     <w:pPr>
-      <w:pStyle w:val="Footer"/>
+      <w:pStyle w:val="Pieddepage"/>
     </w:pPr>
   </w:p>
 </w:ftr>
@@ -16477,7 +16478,7 @@
 <w:ftr xmlns:wpc="http://schemas.microsoft.com/office/word/2010/wordprocessingCanvas" xmlns:cx="http://schemas.microsoft.com/office/drawing/2014/chartex" xmlns:cx1="http://schemas.microsoft.com/office/drawing/2015/9/8/chartex" xmlns:cx2="http://schemas.microsoft.com/office/drawing/2015/10/21/chartex" xmlns:cx3="http://schemas.microsoft.com/office/drawing/2016/5/9/chartex" xmlns:cx4="http://schemas.microsoft.com/office/drawing/2016/5/10/chartex" xmlns:cx5="http://schemas.microsoft.com/office/drawing/2016/5/11/chartex" xmlns:cx6="http://schemas.microsoft.com/office/drawing/2016/5/12/chartex" xmlns:cx7="http://schemas.microsoft.com/office/drawing/2016/5/13/chartex" xmlns:cx8="http://schemas.microsoft.com/office/drawing/2016/5/14/chartex" xmlns:mc="http://schemas.openxmlformats.org/markup-compatibility/2006" xmlns:aink="http://schemas.microsoft.com/office/drawing/2016/ink" xmlns:am3d="http://schemas.microsoft.com/office/drawing/2017/model3d" xmlns:o="urn:schemas-microsoft-com:office:office" xmlns:oel="http://schemas.microsoft.com/office/2019/extlst" xmlns:r="http://schemas.openxmlformats.org/officeDocument/2006/relationships" xmlns:m="http://schemas.openxmlformats.org/officeDocument/2006/math" xmlns:v="urn:schemas-microsoft-com:vml" xmlns:wp14="http://schemas.microsoft.com/office/word/2010/wordprocessingDrawing" xmlns:wp="http://schemas.openxmlformats.org/drawingml/2006/wordprocessingDrawing" xmlns:w10="urn:schemas-microsoft-com:office:word" xmlns:w="http://schemas.openxmlformats.org/wordprocessingml/2006/main" xmlns:w14="http://schemas.microsoft.com/office/word/2010/wordml" xmlns:w15="http://schemas.microsoft.com/office/word/2012/wordml" xmlns:w16cex="http://schemas.microsoft.com/office/word/2018/wordml/cex" xmlns:w16cid="http://schemas.microsoft.com/office/word/2016/wordml/cid" xmlns:w16="http://schemas.microsoft.com/office/word/2018/wordml" xmlns:w16du="http://schemas.microsoft.com/office/word/2023/wordml/word16du" xmlns:w16sdtdh="http://schemas.microsoft.com/office/word/2020/wordml/sdtdatahash" xmlns:w16sdtfl="http://schemas.microsoft.com/office/word/2024/wordml/sdtformatlock" xmlns:w16se="http://schemas.microsoft.com/office/word/2015/wordml/symex" xmlns:wpg="http://schemas.microsoft.com/office/word/2010/wordprocessingGroup" xmlns:wpi="http://schemas.microsoft.com/office/word/2010/wordprocessingInk" xmlns:wne="http://schemas.microsoft.com/office/word/2006/wordml" xmlns:wps="http://schemas.microsoft.com/office/word/2010/wordprocessingShape" mc:Ignorable="w14 w15 w16se w16cid w16 w16cex w16sdtdh w16sdtfl w16du wp14">
   <w:p>
     <w:pPr>
-      <w:pStyle w:val="Footer"/>
+      <w:pStyle w:val="Pieddepage"/>
     </w:pPr>
     <w:r>
       <w:fldChar w:fldCharType="begin"/>
@@ -16577,7 +16578,7 @@
         </w:tcPr>
         <w:tbl>
           <w:tblPr>
-            <w:tblStyle w:val="TableGrid"/>
+            <w:tblStyle w:val="Grilledutableau"/>
             <w:tblW w:w="0" w:type="auto"/>
             <w:tblBorders>
               <w:top w:val="none" w:sz="0" w:space="0" w:color="auto"/>
@@ -16607,7 +16608,6 @@
                 <w:dataBinding w:prefixMappings="xmlns:ns0='http://purl.org/dc/elements/1.1/' xmlns:ns1='http://schemas.openxmlformats.org/package/2006/metadata/core-properties' " w:xpath="/ns1:coreProperties[1]/ns0:creator[1]" w:storeItemID="{6C3C8BC8-F283-45AE-878A-BAB7291924A1}"/>
                 <w:text/>
               </w:sdtPr>
-              <w:sdtEndPr/>
               <w:sdtContent>
                 <w:tc>
                   <w:tcPr>
@@ -16766,13 +16766,7 @@
                   <w:rPr>
                     <w:lang w:val="fr-CH"/>
                   </w:rPr>
-                  <w:t>21.05.2026 13:</w:t>
-                </w:r>
-                <w:r>
-                  <w:rPr>
-                    <w:lang w:val="fr-CH"/>
-                  </w:rPr>
-                  <w:t>20</w:t>
+                  <w:t>21.05.2026 16:46</w:t>
                 </w:r>
                 <w:r>
                   <w:rPr>
@@ -16833,7 +16827,7 @@
         </w:tcPr>
         <w:tbl>
           <w:tblPr>
-            <w:tblStyle w:val="TableGrid"/>
+            <w:tblStyle w:val="Grilledutableau"/>
             <w:tblW w:w="0" w:type="auto"/>
             <w:tblBorders>
               <w:top w:val="none" w:sz="0" w:space="0" w:color="auto"/>
@@ -16865,7 +16859,6 @@
                 <w:dataBinding w:prefixMappings="xmlns:ns0='http://purl.org/dc/elements/1.1/' xmlns:ns1='http://schemas.openxmlformats.org/package/2006/metadata/core-properties' " w:xpath="/ns1:coreProperties[1]/ns0:creator[1]" w:storeItemID="{6C3C8BC8-F283-45AE-878A-BAB7291924A1}"/>
                 <w:text/>
               </w:sdtPr>
-              <w:sdtEndPr/>
               <w:sdtContent>
                 <w:tc>
                   <w:tcPr>
@@ -17024,13 +17017,7 @@
                   <w:rPr>
                     <w:lang w:val="fr-CH"/>
                   </w:rPr>
-                  <w:t>21.05.2026 13:</w:t>
-                </w:r>
-                <w:r>
-                  <w:rPr>
-                    <w:lang w:val="fr-CH"/>
-                  </w:rPr>
-                  <w:t>20</w:t>
+                  <w:t>21.05.2026 16:46</w:t>
                 </w:r>
                 <w:r>
                   <w:rPr>
@@ -17109,7 +17096,7 @@
 <w:hdr xmlns:wpc="http://schemas.microsoft.com/office/word/2010/wordprocessingCanvas" xmlns:cx="http://schemas.microsoft.com/office/drawing/2014/chartex" xmlns:cx1="http://schemas.microsoft.com/office/drawing/2015/9/8/chartex" xmlns:cx2="http://schemas.microsoft.com/office/drawing/2015/10/21/chartex" xmlns:cx3="http://schemas.microsoft.com/office/drawing/2016/5/9/chartex" xmlns:cx4="http://schemas.microsoft.com/office/drawing/2016/5/10/chartex" xmlns:cx5="http://schemas.microsoft.com/office/drawing/2016/5/11/chartex" xmlns:cx6="http://schemas.microsoft.com/office/drawing/2016/5/12/chartex" xmlns:cx7="http://schemas.microsoft.com/office/drawing/2016/5/13/chartex" xmlns:cx8="http://schemas.microsoft.com/office/drawing/2016/5/14/chartex" xmlns:mc="http://schemas.openxmlformats.org/markup-compatibility/2006" xmlns:aink="http://schemas.microsoft.com/office/drawing/2016/ink" xmlns:am3d="http://schemas.microsoft.com/office/drawing/2017/model3d" xmlns:o="urn:schemas-microsoft-com:office:office" xmlns:oel="http://schemas.microsoft.com/office/2019/extlst" xmlns:r="http://schemas.openxmlformats.org/officeDocument/2006/relationships" xmlns:m="http://schemas.openxmlformats.org/officeDocument/2006/math" xmlns:v="urn:schemas-microsoft-com:vml" xmlns:wp14="http://schemas.microsoft.com/office/word/2010/wordprocessingDrawing" xmlns:wp="http://schemas.openxmlformats.org/drawingml/2006/wordprocessingDrawing" xmlns:w10="urn:schemas-microsoft-com:office:word" xmlns:w="http://schemas.openxmlformats.org/wordprocessingml/2006/main" xmlns:w14="http://schemas.microsoft.com/office/word/2010/wordml" xmlns:w15="http://schemas.microsoft.com/office/word/2012/wordml" xmlns:w16cex="http://schemas.microsoft.com/office/word/2018/wordml/cex" xmlns:w16cid="http://schemas.microsoft.com/office/word/2016/wordml/cid" xmlns:w16="http://schemas.microsoft.com/office/word/2018/wordml" xmlns:w16du="http://schemas.microsoft.com/office/word/2023/wordml/word16du" xmlns:w16sdtdh="http://schemas.microsoft.com/office/word/2020/wordml/sdtdatahash" xmlns:w16sdtfl="http://schemas.microsoft.com/office/word/2024/wordml/sdtformatlock" xmlns:w16se="http://schemas.microsoft.com/office/word/2015/wordml/symex" xmlns:wpg="http://schemas.microsoft.com/office/word/2010/wordprocessingGroup" xmlns:wpi="http://schemas.microsoft.com/office/word/2010/wordprocessingInk" xmlns:wne="http://schemas.microsoft.com/office/word/2006/wordml" xmlns:wps="http://schemas.microsoft.com/office/word/2010/wordprocessingShape" mc:Ignorable="w14 w15 w16se w16cid w16 w16cex w16sdtdh w16sdtfl w16du wp14">
   <w:p>
     <w:pPr>
-      <w:pStyle w:val="Header"/>
+      <w:pStyle w:val="En-tte"/>
     </w:pPr>
   </w:p>
 </w:hdr>
@@ -17119,7 +17106,7 @@
 <w:hdr xmlns:wpc="http://schemas.microsoft.com/office/word/2010/wordprocessingCanvas" xmlns:cx="http://schemas.microsoft.com/office/drawing/2014/chartex" xmlns:cx1="http://schemas.microsoft.com/office/drawing/2015/9/8/chartex" xmlns:cx2="http://schemas.microsoft.com/office/drawing/2015/10/21/chartex" xmlns:cx3="http://schemas.microsoft.com/office/drawing/2016/5/9/chartex" xmlns:cx4="http://schemas.microsoft.com/office/drawing/2016/5/10/chartex" xmlns:cx5="http://schemas.microsoft.com/office/drawing/2016/5/11/chartex" xmlns:cx6="http://schemas.microsoft.com/office/drawing/2016/5/12/chartex" xmlns:cx7="http://schemas.microsoft.com/office/drawing/2016/5/13/chartex" xmlns:cx8="http://schemas.microsoft.com/office/drawing/2016/5/14/chartex" xmlns:mc="http://schemas.openxmlformats.org/markup-compatibility/2006" xmlns:aink="http://schemas.microsoft.com/office/drawing/2016/ink" xmlns:am3d="http://schemas.microsoft.com/office/drawing/2017/model3d" xmlns:o="urn:schemas-microsoft-com:office:office" xmlns:oel="http://schemas.microsoft.com/office/2019/extlst" xmlns:r="http://schemas.openxmlformats.org/officeDocument/2006/relationships" xmlns:m="http://schemas.openxmlformats.org/officeDocument/2006/math" xmlns:v="urn:schemas-microsoft-com:vml" xmlns:wp14="http://schemas.microsoft.com/office/word/2010/wordprocessingDrawing" xmlns:wp="http://schemas.openxmlformats.org/drawingml/2006/wordprocessingDrawing" xmlns:w10="urn:schemas-microsoft-com:office:word" xmlns:w="http://schemas.openxmlformats.org/wordprocessingml/2006/main" xmlns:w14="http://schemas.microsoft.com/office/word/2010/wordml" xmlns:w15="http://schemas.microsoft.com/office/word/2012/wordml" xmlns:w16cex="http://schemas.microsoft.com/office/word/2018/wordml/cex" xmlns:w16cid="http://schemas.microsoft.com/office/word/2016/wordml/cid" xmlns:w16="http://schemas.microsoft.com/office/word/2018/wordml" xmlns:w16du="http://schemas.microsoft.com/office/word/2023/wordml/word16du" xmlns:w16sdtdh="http://schemas.microsoft.com/office/word/2020/wordml/sdtdatahash" xmlns:w16sdtfl="http://schemas.microsoft.com/office/word/2024/wordml/sdtformatlock" xmlns:w16se="http://schemas.microsoft.com/office/word/2015/wordml/symex" xmlns:wpg="http://schemas.microsoft.com/office/word/2010/wordprocessingGroup" xmlns:wpi="http://schemas.microsoft.com/office/word/2010/wordprocessingInk" xmlns:wne="http://schemas.microsoft.com/office/word/2006/wordml" xmlns:wps="http://schemas.microsoft.com/office/word/2010/wordprocessingShape" mc:Ignorable="w14 w15 w16se w16cid w16 w16cex w16sdtdh w16sdtfl w16du wp14">
   <w:p>
     <w:pPr>
-      <w:pStyle w:val="Header"/>
+      <w:pStyle w:val="En-tte"/>
     </w:pPr>
   </w:p>
 </w:hdr>
@@ -17129,7 +17116,7 @@
 <w:hdr xmlns:wpc="http://schemas.microsoft.com/office/word/2010/wordprocessingCanvas" xmlns:cx="http://schemas.microsoft.com/office/drawing/2014/chartex" xmlns:cx1="http://schemas.microsoft.com/office/drawing/2015/9/8/chartex" xmlns:cx2="http://schemas.microsoft.com/office/drawing/2015/10/21/chartex" xmlns:cx3="http://schemas.microsoft.com/office/drawing/2016/5/9/chartex" xmlns:cx4="http://schemas.microsoft.com/office/drawing/2016/5/10/chartex" xmlns:cx5="http://schemas.microsoft.com/office/drawing/2016/5/11/chartex" xmlns:cx6="http://schemas.microsoft.com/office/drawing/2016/5/12/chartex" xmlns:cx7="http://schemas.microsoft.com/office/drawing/2016/5/13/chartex" xmlns:cx8="http://schemas.microsoft.com/office/drawing/2016/5/14/chartex" xmlns:mc="http://schemas.openxmlformats.org/markup-compatibility/2006" xmlns:aink="http://schemas.microsoft.com/office/drawing/2016/ink" xmlns:am3d="http://schemas.microsoft.com/office/drawing/2017/model3d" xmlns:o="urn:schemas-microsoft-com:office:office" xmlns:oel="http://schemas.microsoft.com/office/2019/extlst" xmlns:r="http://schemas.openxmlformats.org/officeDocument/2006/relationships" xmlns:m="http://schemas.openxmlformats.org/officeDocument/2006/math" xmlns:v="urn:schemas-microsoft-com:vml" xmlns:wp14="http://schemas.microsoft.com/office/word/2010/wordprocessingDrawing" xmlns:wp="http://schemas.openxmlformats.org/drawingml/2006/wordprocessingDrawing" xmlns:w10="urn:schemas-microsoft-com:office:word" xmlns:w="http://schemas.openxmlformats.org/wordprocessingml/2006/main" xmlns:w14="http://schemas.microsoft.com/office/word/2010/wordml" xmlns:w15="http://schemas.microsoft.com/office/word/2012/wordml" xmlns:w16cex="http://schemas.microsoft.com/office/word/2018/wordml/cex" xmlns:w16cid="http://schemas.microsoft.com/office/word/2016/wordml/cid" xmlns:w16="http://schemas.microsoft.com/office/word/2018/wordml" xmlns:w16du="http://schemas.microsoft.com/office/word/2023/wordml/word16du" xmlns:w16sdtdh="http://schemas.microsoft.com/office/word/2020/wordml/sdtdatahash" xmlns:w16sdtfl="http://schemas.microsoft.com/office/word/2024/wordml/sdtformatlock" xmlns:w16se="http://schemas.microsoft.com/office/word/2015/wordml/symex" xmlns:wpg="http://schemas.microsoft.com/office/word/2010/wordprocessingGroup" xmlns:wpi="http://schemas.microsoft.com/office/word/2010/wordprocessingInk" xmlns:wne="http://schemas.microsoft.com/office/word/2006/wordml" xmlns:wps="http://schemas.microsoft.com/office/word/2010/wordprocessingShape" mc:Ignorable="w14 w15 w16se w16cid w16 w16cex w16sdtdh w16sdtfl w16du wp14">
   <w:p>
     <w:pPr>
-      <w:pStyle w:val="Header"/>
+      <w:pStyle w:val="En-tte"/>
     </w:pPr>
   </w:p>
 </w:hdr>
@@ -17381,7 +17368,7 @@
   </w:p>
   <w:p>
     <w:pPr>
-      <w:pStyle w:val="Header"/>
+      <w:pStyle w:val="En-tte"/>
       <w:tabs>
         <w:tab w:val="left" w:pos="5550"/>
       </w:tabs>
@@ -17733,7 +17720,7 @@
     <w:lvl w:ilvl="0">
       <w:start w:val="1"/>
       <w:numFmt w:val="decimal"/>
-      <w:pStyle w:val="Heading1"/>
+      <w:pStyle w:val="Titre1"/>
       <w:lvlText w:val="%1"/>
       <w:lvlJc w:val="left"/>
       <w:pPr>
@@ -17749,7 +17736,7 @@
     <w:lvl w:ilvl="1">
       <w:start w:val="1"/>
       <w:numFmt w:val="decimal"/>
-      <w:pStyle w:val="Heading2"/>
+      <w:pStyle w:val="Titre2"/>
       <w:lvlText w:val="%1.%2"/>
       <w:lvlJc w:val="left"/>
       <w:pPr>
@@ -17762,7 +17749,7 @@
     <w:lvl w:ilvl="2">
       <w:start w:val="1"/>
       <w:numFmt w:val="decimal"/>
-      <w:pStyle w:val="Heading3"/>
+      <w:pStyle w:val="Titre3"/>
       <w:lvlText w:val="%1.%2.%3"/>
       <w:lvlJc w:val="left"/>
       <w:pPr>
@@ -17775,7 +17762,7 @@
     <w:lvl w:ilvl="3">
       <w:start w:val="1"/>
       <w:numFmt w:val="decimal"/>
-      <w:pStyle w:val="Heading4"/>
+      <w:pStyle w:val="Titre4"/>
       <w:lvlText w:val="%1.%2.%3.%4"/>
       <w:lvlJc w:val="left"/>
       <w:pPr>
@@ -17788,7 +17775,7 @@
     <w:lvl w:ilvl="4">
       <w:start w:val="1"/>
       <w:numFmt w:val="decimal"/>
-      <w:pStyle w:val="Heading5"/>
+      <w:pStyle w:val="Titre5"/>
       <w:lvlText w:val="%1.%2.%3.%4.%5"/>
       <w:lvlJc w:val="left"/>
       <w:pPr>
@@ -17801,7 +17788,7 @@
     <w:lvl w:ilvl="5">
       <w:start w:val="1"/>
       <w:numFmt w:val="decimal"/>
-      <w:pStyle w:val="Heading6"/>
+      <w:pStyle w:val="Titre6"/>
       <w:lvlText w:val="%1.%2.%3.%4.%5.%6"/>
       <w:lvlJc w:val="left"/>
       <w:pPr>
@@ -17814,7 +17801,7 @@
     <w:lvl w:ilvl="6">
       <w:start w:val="1"/>
       <w:numFmt w:val="decimal"/>
-      <w:pStyle w:val="Heading7"/>
+      <w:pStyle w:val="Titre7"/>
       <w:lvlText w:val="%1.%2.%3.%4.%5.%6.%7"/>
       <w:lvlJc w:val="left"/>
       <w:pPr>
@@ -17827,7 +17814,7 @@
     <w:lvl w:ilvl="7">
       <w:start w:val="1"/>
       <w:numFmt w:val="decimal"/>
-      <w:pStyle w:val="Heading8"/>
+      <w:pStyle w:val="Titre8"/>
       <w:lvlText w:val="%1.%2.%3.%4.%5.%6.%7.%8"/>
       <w:lvlJc w:val="left"/>
       <w:pPr>
@@ -17840,7 +17827,7 @@
     <w:lvl w:ilvl="8">
       <w:start w:val="1"/>
       <w:numFmt w:val="decimal"/>
-      <w:pStyle w:val="Heading9"/>
+      <w:pStyle w:val="Titre9"/>
       <w:lvlText w:val="%1.%2.%3.%4.%5.%6.%7.%8.%9"/>
       <w:lvlJc w:val="left"/>
       <w:pPr>
@@ -20406,7 +20393,7 @@
       <w:lang w:eastAsia="de-DE"/>
     </w:rPr>
   </w:style>
-  <w:style w:type="paragraph" w:styleId="Heading1">
+  <w:style w:type="paragraph" w:styleId="Titre1">
     <w:name w:val="heading 1"/>
     <w:basedOn w:val="Normal"/>
     <w:next w:val="BITTextkrper"/>
@@ -20434,7 +20421,7 @@
       <w:lang w:val="de-DE"/>
     </w:rPr>
   </w:style>
-  <w:style w:type="paragraph" w:styleId="Heading2">
+  <w:style w:type="paragraph" w:styleId="Titre2">
     <w:name w:val="heading 2"/>
     <w:basedOn w:val="Normal"/>
     <w:next w:val="BITTextkrper"/>
@@ -20458,7 +20445,7 @@
       <w:sz w:val="28"/>
     </w:rPr>
   </w:style>
-  <w:style w:type="paragraph" w:styleId="Heading3">
+  <w:style w:type="paragraph" w:styleId="Titre3">
     <w:name w:val="heading 3"/>
     <w:basedOn w:val="Normal"/>
     <w:next w:val="BITTextkrper"/>
@@ -20480,7 +20467,7 @@
       <w:sz w:val="22"/>
     </w:rPr>
   </w:style>
-  <w:style w:type="paragraph" w:styleId="Heading4">
+  <w:style w:type="paragraph" w:styleId="Titre4">
     <w:name w:val="heading 4"/>
     <w:basedOn w:val="Normal"/>
     <w:next w:val="BITTextkrper"/>
@@ -20502,7 +20489,7 @@
       <w:szCs w:val="28"/>
     </w:rPr>
   </w:style>
-  <w:style w:type="paragraph" w:styleId="Heading5">
+  <w:style w:type="paragraph" w:styleId="Titre5">
     <w:name w:val="heading 5"/>
     <w:basedOn w:val="Normal"/>
     <w:next w:val="BITTextkrper"/>
@@ -20525,7 +20512,7 @@
       <w:szCs w:val="26"/>
     </w:rPr>
   </w:style>
-  <w:style w:type="paragraph" w:styleId="Heading6">
+  <w:style w:type="paragraph" w:styleId="Titre6">
     <w:name w:val="heading 6"/>
     <w:basedOn w:val="Normal"/>
     <w:next w:val="Normal"/>
@@ -20546,7 +20533,7 @@
       <w:szCs w:val="22"/>
     </w:rPr>
   </w:style>
-  <w:style w:type="paragraph" w:styleId="Heading7">
+  <w:style w:type="paragraph" w:styleId="Titre7">
     <w:name w:val="heading 7"/>
     <w:basedOn w:val="Normal"/>
     <w:next w:val="Normal"/>
@@ -20564,7 +20551,7 @@
       <w:sz w:val="22"/>
     </w:rPr>
   </w:style>
-  <w:style w:type="paragraph" w:styleId="Heading8">
+  <w:style w:type="paragraph" w:styleId="Titre8">
     <w:name w:val="heading 8"/>
     <w:basedOn w:val="Normal"/>
     <w:next w:val="Normal"/>
@@ -20583,7 +20570,7 @@
       <w:sz w:val="22"/>
     </w:rPr>
   </w:style>
-  <w:style w:type="paragraph" w:styleId="Heading9">
+  <w:style w:type="paragraph" w:styleId="Titre9">
     <w:name w:val="heading 9"/>
     <w:basedOn w:val="Normal"/>
     <w:next w:val="Normal"/>
@@ -20603,12 +20590,13 @@
       <w:szCs w:val="22"/>
     </w:rPr>
   </w:style>
-  <w:style w:type="character" w:default="1" w:styleId="DefaultParagraphFont">
+  <w:style w:type="character" w:default="1" w:styleId="Policepardfaut">
     <w:name w:val="Default Paragraph Font"/>
     <w:uiPriority w:val="1"/>
+    <w:semiHidden/>
     <w:unhideWhenUsed/>
   </w:style>
-  <w:style w:type="table" w:default="1" w:styleId="TableNormal">
+  <w:style w:type="table" w:default="1" w:styleId="TableauNormal">
     <w:name w:val="Normal Table"/>
     <w:uiPriority w:val="99"/>
     <w:semiHidden/>
@@ -20623,7 +20611,7 @@
       </w:tblCellMar>
     </w:tblPr>
   </w:style>
-  <w:style w:type="numbering" w:default="1" w:styleId="NoList">
+  <w:style w:type="numbering" w:default="1" w:styleId="Aucuneliste">
     <w:name w:val="No List"/>
     <w:uiPriority w:val="99"/>
     <w:semiHidden/>
@@ -20640,7 +20628,7 @@
       <w:sz w:val="22"/>
     </w:rPr>
   </w:style>
-  <w:style w:type="paragraph" w:styleId="Header">
+  <w:style w:type="paragraph" w:styleId="En-tte">
     <w:name w:val="header"/>
     <w:basedOn w:val="Normal"/>
     <w:rsid w:val="006F1A78"/>
@@ -20654,7 +20642,7 @@
       <w:lang w:eastAsia="de-CH"/>
     </w:rPr>
   </w:style>
-  <w:style w:type="paragraph" w:styleId="Footer">
+  <w:style w:type="paragraph" w:styleId="Pieddepage">
     <w:name w:val="footer"/>
     <w:basedOn w:val="Normal"/>
     <w:rsid w:val="006F1A78"/>
@@ -20692,7 +20680,7 @@
       <w:sz w:val="15"/>
     </w:rPr>
   </w:style>
-  <w:style w:type="paragraph" w:styleId="Title">
+  <w:style w:type="paragraph" w:styleId="Titre">
     <w:name w:val="Title"/>
     <w:basedOn w:val="Normal"/>
     <w:next w:val="Normal"/>
@@ -20711,9 +20699,9 @@
       <w:szCs w:val="32"/>
     </w:rPr>
   </w:style>
-  <w:style w:type="paragraph" w:styleId="Subtitle">
+  <w:style w:type="paragraph" w:styleId="Sous-titre">
     <w:name w:val="Subtitle"/>
-    <w:basedOn w:val="Title"/>
+    <w:basedOn w:val="Titre"/>
     <w:next w:val="Normal"/>
     <w:qFormat/>
     <w:rsid w:val="006F1A78"/>
@@ -20763,10 +20751,10 @@
   </w:style>
   <w:style w:type="paragraph" w:customStyle="1" w:styleId="CDBHierarchie">
     <w:name w:val="CDB_Hierarchie"/>
-    <w:basedOn w:val="Header"/>
+    <w:basedOn w:val="En-tte"/>
     <w:rsid w:val="006F1A78"/>
   </w:style>
-  <w:style w:type="paragraph" w:styleId="TOC4">
+  <w:style w:type="paragraph" w:styleId="TM4">
     <w:name w:val="toc 4"/>
     <w:basedOn w:val="Normal"/>
     <w:next w:val="Normal"/>
@@ -20894,7 +20882,7 @@
       <w:lang w:eastAsia="en-US"/>
     </w:rPr>
   </w:style>
-  <w:style w:type="paragraph" w:styleId="TOC1">
+  <w:style w:type="paragraph" w:styleId="TM1">
     <w:name w:val="toc 1"/>
     <w:basedOn w:val="Normal"/>
     <w:next w:val="Normal"/>
@@ -20913,7 +20901,7 @@
       <w:sz w:val="22"/>
     </w:rPr>
   </w:style>
-  <w:style w:type="paragraph" w:styleId="TOC2">
+  <w:style w:type="paragraph" w:styleId="TM2">
     <w:name w:val="toc 2"/>
     <w:basedOn w:val="Normal"/>
     <w:next w:val="Normal"/>
@@ -20955,7 +20943,7 @@
       <w:bCs/>
     </w:rPr>
   </w:style>
-  <w:style w:type="paragraph" w:styleId="TOC3">
+  <w:style w:type="paragraph" w:styleId="TM3">
     <w:name w:val="toc 3"/>
     <w:basedOn w:val="Normal"/>
     <w:next w:val="Normal"/>
@@ -20972,9 +20960,9 @@
       <w:sz w:val="22"/>
     </w:rPr>
   </w:style>
-  <w:style w:type="character" w:styleId="Hyperlink">
+  <w:style w:type="character" w:styleId="Lienhypertexte">
     <w:name w:val="Hyperlink"/>
-    <w:basedOn w:val="DefaultParagraphFont"/>
+    <w:basedOn w:val="Policepardfaut"/>
     <w:uiPriority w:val="99"/>
     <w:rsid w:val="006F1A78"/>
     <w:rPr>
@@ -20982,7 +20970,7 @@
       <w:u w:val="single"/>
     </w:rPr>
   </w:style>
-  <w:style w:type="paragraph" w:styleId="Caption">
+  <w:style w:type="paragraph" w:styleId="Lgende">
     <w:name w:val="caption"/>
     <w:basedOn w:val="Normal"/>
     <w:next w:val="BITTextkrper"/>
@@ -21030,7 +21018,7 @@
   </w:style>
   <w:style w:type="character" w:customStyle="1" w:styleId="BITTextkrperfettChar">
     <w:name w:val="_BIT_Textkörper_fett Char"/>
-    <w:basedOn w:val="DefaultParagraphFont"/>
+    <w:basedOn w:val="Policepardfaut"/>
     <w:rsid w:val="006F1A78"/>
     <w:rPr>
       <w:rFonts w:ascii="Arial" w:hAnsi="Arial"/>
@@ -21042,7 +21030,7 @@
   </w:style>
   <w:style w:type="character" w:customStyle="1" w:styleId="BITTextkrperkursivChar">
     <w:name w:val="_BIT_Textkörper_kursiv Char"/>
-    <w:basedOn w:val="DefaultParagraphFont"/>
+    <w:basedOn w:val="Policepardfaut"/>
     <w:rsid w:val="006F1A78"/>
     <w:rPr>
       <w:rFonts w:ascii="Arial" w:hAnsi="Arial"/>
@@ -21091,7 +21079,7 @@
       <w:sz w:val="22"/>
     </w:rPr>
   </w:style>
-  <w:style w:type="paragraph" w:styleId="TOC5">
+  <w:style w:type="paragraph" w:styleId="TM5">
     <w:name w:val="toc 5"/>
     <w:basedOn w:val="Normal"/>
     <w:next w:val="Normal"/>
@@ -21102,7 +21090,7 @@
       <w:ind w:left="800"/>
     </w:pPr>
   </w:style>
-  <w:style w:type="paragraph" w:styleId="TOC6">
+  <w:style w:type="paragraph" w:styleId="TM6">
     <w:name w:val="toc 6"/>
     <w:basedOn w:val="Normal"/>
     <w:next w:val="Normal"/>
@@ -21113,7 +21101,7 @@
       <w:ind w:left="1000"/>
     </w:pPr>
   </w:style>
-  <w:style w:type="paragraph" w:styleId="TOC7">
+  <w:style w:type="paragraph" w:styleId="TM7">
     <w:name w:val="toc 7"/>
     <w:basedOn w:val="Normal"/>
     <w:next w:val="Normal"/>
@@ -21124,7 +21112,7 @@
       <w:ind w:left="1200"/>
     </w:pPr>
   </w:style>
-  <w:style w:type="paragraph" w:styleId="TOC8">
+  <w:style w:type="paragraph" w:styleId="TM8">
     <w:name w:val="toc 8"/>
     <w:basedOn w:val="Normal"/>
     <w:next w:val="Normal"/>
@@ -21135,7 +21123,7 @@
       <w:ind w:left="1400"/>
     </w:pPr>
   </w:style>
-  <w:style w:type="paragraph" w:styleId="TOC9">
+  <w:style w:type="paragraph" w:styleId="TM9">
     <w:name w:val="toc 9"/>
     <w:basedOn w:val="Normal"/>
     <w:next w:val="Normal"/>
@@ -21201,7 +21189,7 @@
   </w:style>
   <w:style w:type="character" w:customStyle="1" w:styleId="Hinweistext">
     <w:name w:val="Hinweistext"/>
-    <w:basedOn w:val="DefaultParagraphFont"/>
+    <w:basedOn w:val="Policepardfaut"/>
     <w:rsid w:val="00D344D9"/>
     <w:rPr>
       <w:rFonts w:ascii="Arial" w:hAnsi="Arial" w:cs="Arial"/>
@@ -21233,7 +21221,7 @@
   </w:style>
   <w:style w:type="paragraph" w:customStyle="1" w:styleId="TitelohneNummer">
     <w:name w:val="Titel ohne Nummer"/>
-    <w:basedOn w:val="Title"/>
+    <w:basedOn w:val="Titre"/>
     <w:next w:val="BITTextkrper"/>
     <w:rsid w:val="005479BD"/>
     <w:pPr>
@@ -21284,7 +21272,7 @@
   </w:style>
   <w:style w:type="character" w:customStyle="1" w:styleId="Verzeichnisberschrift2Char">
     <w:name w:val="Verzeichnisüberschrift 2 Char"/>
-    <w:basedOn w:val="DefaultParagraphFont"/>
+    <w:basedOn w:val="Policepardfaut"/>
     <w:link w:val="Verzeichnisberschrift2"/>
     <w:rsid w:val="008E791F"/>
     <w:rPr>
@@ -21295,9 +21283,9 @@
       <w:lang w:val="de-CH" w:eastAsia="de-DE" w:bidi="ar-SA"/>
     </w:rPr>
   </w:style>
-  <w:style w:type="table" w:styleId="TableGrid">
+  <w:style w:type="table" w:styleId="Grilledutableau">
     <w:name w:val="Table Grid"/>
-    <w:basedOn w:val="TableNormal"/>
+    <w:basedOn w:val="TableauNormal"/>
     <w:rsid w:val="00391E8B"/>
     <w:pPr>
       <w:spacing w:before="60" w:after="60"/>
@@ -21313,10 +21301,10 @@
       </w:tblBorders>
     </w:tblPr>
   </w:style>
-  <w:style w:type="paragraph" w:styleId="BalloonText">
+  <w:style w:type="paragraph" w:styleId="Textedebulles">
     <w:name w:val="Balloon Text"/>
     <w:basedOn w:val="Normal"/>
-    <w:link w:val="BalloonTextChar"/>
+    <w:link w:val="TextedebullesCar"/>
     <w:uiPriority w:val="99"/>
     <w:semiHidden/>
     <w:unhideWhenUsed/>
@@ -21330,10 +21318,10 @@
       <w:szCs w:val="16"/>
     </w:rPr>
   </w:style>
-  <w:style w:type="character" w:customStyle="1" w:styleId="BalloonTextChar">
-    <w:name w:val="Balloon Text Char"/>
-    <w:basedOn w:val="DefaultParagraphFont"/>
-    <w:link w:val="BalloonText"/>
+  <w:style w:type="character" w:customStyle="1" w:styleId="TextedebullesCar">
+    <w:name w:val="Texte de bulles Car"/>
+    <w:basedOn w:val="Policepardfaut"/>
+    <w:link w:val="Textedebulles"/>
     <w:uiPriority w:val="99"/>
     <w:semiHidden/>
     <w:rsid w:val="00383EAE"/>
@@ -21364,7 +21352,7 @@
   </w:style>
   <w:style w:type="character" w:customStyle="1" w:styleId="Puce1Car">
     <w:name w:val="Puce 1 Car"/>
-    <w:basedOn w:val="DefaultParagraphFont"/>
+    <w:basedOn w:val="Policepardfaut"/>
     <w:link w:val="Puce1"/>
     <w:rsid w:val="00030FFE"/>
     <w:rPr>
@@ -21374,9 +21362,9 @@
       <w:lang w:val="fr-FR" w:eastAsia="en-US"/>
     </w:rPr>
   </w:style>
-  <w:style w:type="character" w:styleId="PlaceholderText">
+  <w:style w:type="character" w:styleId="Textedelespacerserv">
     <w:name w:val="Placeholder Text"/>
-    <w:basedOn w:val="DefaultParagraphFont"/>
+    <w:basedOn w:val="Policepardfaut"/>
     <w:uiPriority w:val="99"/>
     <w:semiHidden/>
     <w:rsid w:val="00920673"/>
@@ -21384,9 +21372,9 @@
       <w:color w:val="808080"/>
     </w:rPr>
   </w:style>
-  <w:style w:type="character" w:styleId="CommentReference">
+  <w:style w:type="character" w:styleId="Marquedecommentaire">
     <w:name w:val="annotation reference"/>
-    <w:basedOn w:val="DefaultParagraphFont"/>
+    <w:basedOn w:val="Policepardfaut"/>
     <w:uiPriority w:val="99"/>
     <w:semiHidden/>
     <w:unhideWhenUsed/>
@@ -21396,10 +21384,10 @@
       <w:szCs w:val="16"/>
     </w:rPr>
   </w:style>
-  <w:style w:type="paragraph" w:styleId="CommentText">
+  <w:style w:type="paragraph" w:styleId="Commentaire">
     <w:name w:val="annotation text"/>
     <w:basedOn w:val="Normal"/>
-    <w:link w:val="CommentTextChar"/>
+    <w:link w:val="CommentaireCar"/>
     <w:uiPriority w:val="99"/>
     <w:unhideWhenUsed/>
     <w:rsid w:val="00245BBE"/>
@@ -21407,10 +21395,10 @@
       <w:szCs w:val="20"/>
     </w:rPr>
   </w:style>
-  <w:style w:type="character" w:customStyle="1" w:styleId="CommentTextChar">
-    <w:name w:val="Comment Text Char"/>
-    <w:basedOn w:val="DefaultParagraphFont"/>
-    <w:link w:val="CommentText"/>
+  <w:style w:type="character" w:customStyle="1" w:styleId="CommentaireCar">
+    <w:name w:val="Commentaire Car"/>
+    <w:basedOn w:val="Policepardfaut"/>
+    <w:link w:val="Commentaire"/>
     <w:uiPriority w:val="99"/>
     <w:rsid w:val="00245BBE"/>
     <w:rPr>
@@ -21418,11 +21406,11 @@
       <w:lang w:eastAsia="de-DE"/>
     </w:rPr>
   </w:style>
-  <w:style w:type="paragraph" w:styleId="CommentSubject">
+  <w:style w:type="paragraph" w:styleId="Objetducommentaire">
     <w:name w:val="annotation subject"/>
-    <w:basedOn w:val="CommentText"/>
-    <w:next w:val="CommentText"/>
-    <w:link w:val="CommentSubjectChar"/>
+    <w:basedOn w:val="Commentaire"/>
+    <w:next w:val="Commentaire"/>
+    <w:link w:val="ObjetducommentaireCar"/>
     <w:uiPriority w:val="99"/>
     <w:semiHidden/>
     <w:unhideWhenUsed/>
@@ -21432,10 +21420,10 @@
       <w:bCs/>
     </w:rPr>
   </w:style>
-  <w:style w:type="character" w:customStyle="1" w:styleId="CommentSubjectChar">
-    <w:name w:val="Comment Subject Char"/>
-    <w:basedOn w:val="CommentTextChar"/>
-    <w:link w:val="CommentSubject"/>
+  <w:style w:type="character" w:customStyle="1" w:styleId="ObjetducommentaireCar">
+    <w:name w:val="Objet du commentaire Car"/>
+    <w:basedOn w:val="CommentaireCar"/>
+    <w:link w:val="Objetducommentaire"/>
     <w:uiPriority w:val="99"/>
     <w:semiHidden/>
     <w:rsid w:val="00245BBE"/>
@@ -21461,9 +21449,9 @@
       <w:sz w:val="24"/>
     </w:rPr>
   </w:style>
-  <w:style w:type="character" w:styleId="UnresolvedMention">
+  <w:style w:type="character" w:styleId="Mentionnonrsolue">
     <w:name w:val="Unresolved Mention"/>
-    <w:basedOn w:val="DefaultParagraphFont"/>
+    <w:basedOn w:val="Policepardfaut"/>
     <w:uiPriority w:val="99"/>
     <w:semiHidden/>
     <w:unhideWhenUsed/>
@@ -21501,7 +21489,7 @@
           </w:pPr>
           <w:r>
             <w:rPr>
-              <w:rStyle w:val="PlaceholderText"/>
+              <w:rStyle w:val="Textedelespacerserv"/>
             </w:rPr>
             <w:t>[Auteur ]</w:t>
           </w:r>
@@ -21604,6 +21592,7 @@
     <w:rsidRoot w:val="00540217"/>
     <w:rsid w:val="000364E1"/>
     <w:rsid w:val="00037017"/>
+    <w:rsid w:val="00106FA8"/>
     <w:rsid w:val="00186045"/>
     <w:rsid w:val="001A139A"/>
     <w:rsid w:val="002B4E71"/>
@@ -21631,6 +21620,7 @@
     <w:rsid w:val="00B503AF"/>
     <w:rsid w:val="00B515CE"/>
     <w:rsid w:val="00BC344B"/>
+    <w:rsid w:val="00BD620C"/>
     <w:rsid w:val="00BE5347"/>
     <w:rsid w:val="00CD64D8"/>
     <w:rsid w:val="00CE2A4B"/>
@@ -21660,7 +21650,7 @@
   </m:mathPr>
   <w:themeFontLang w:val="fr-CH"/>
   <w:clrSchemeMapping w:bg1="light1" w:t1="dark1" w:bg2="light2" w:t2="dark2" w:accent1="accent1" w:accent2="accent2" w:accent3="accent3" w:accent4="accent4" w:accent5="accent5" w:accent6="accent6" w:hyperlink="hyperlink" w:followedHyperlink="followedHyperlink"/>
-  <w:decimalSymbol w:val=","/>
+  <w:decimalSymbol w:val="."/>
   <w:listSeparator w:val=";"/>
   <w15:chartTrackingRefBased/>
 </w:settings>
@@ -22071,13 +22061,13 @@
       <w:szCs w:val="3276"/>
     </w:rPr>
   </w:style>
-  <w:style w:type="character" w:default="1" w:styleId="DefaultParagraphFont">
+  <w:style w:type="character" w:default="1" w:styleId="Policepardfaut">
     <w:name w:val="Default Paragraph Font"/>
     <w:uiPriority w:val="1"/>
     <w:semiHidden/>
     <w:unhideWhenUsed/>
   </w:style>
-  <w:style w:type="table" w:default="1" w:styleId="TableNormal">
+  <w:style w:type="table" w:default="1" w:styleId="TableauNormal">
     <w:name w:val="Normal Table"/>
     <w:uiPriority w:val="99"/>
     <w:semiHidden/>
@@ -22092,15 +22082,15 @@
       </w:tblCellMar>
     </w:tblPr>
   </w:style>
-  <w:style w:type="numbering" w:default="1" w:styleId="NoList">
+  <w:style w:type="numbering" w:default="1" w:styleId="Aucuneliste">
     <w:name w:val="No List"/>
     <w:uiPriority w:val="99"/>
     <w:semiHidden/>
     <w:unhideWhenUsed/>
   </w:style>
-  <w:style w:type="character" w:styleId="PlaceholderText">
+  <w:style w:type="character" w:styleId="Textedelespacerserv">
     <w:name w:val="Placeholder Text"/>
-    <w:basedOn w:val="DefaultParagraphFont"/>
+    <w:basedOn w:val="Policepardfaut"/>
     <w:uiPriority w:val="99"/>
     <w:semiHidden/>
     <w:rsid w:val="00540217"/>

--- a/doc/GAMEZ_rapport_TPI.docx
+++ b/doc/GAMEZ_rapport_TPI.docx
@@ -7232,7 +7232,25 @@
         <w:rPr>
           <w:lang w:val="fr-CH"/>
         </w:rPr>
-        <w:t>L’API REST de CodeMentor expose les fonctionnalités de l’application sous forme d’endpoints HTTP consommés par le frontend Vue.js. Toutes les réponses sont au format JSON et la documentation interactive de l’API est générée avec Swagger, accessible sur l’URL /api/docs.</w:t>
+        <w:t>L’API REST de CodeMentor expose les fonctionnalités de l’application sous forme d’endpoints HTTP consommés par le frontend Vue.js. Toutes les réponses sont au format JSON et la documentation interactive de l’API est générée avec Swagger, accessible sur l’URL /</w:t>
+      </w:r>
+      <w:r>
+        <w:rPr>
+          <w:lang w:val="fr-CH"/>
+        </w:rPr>
+        <w:t>codementor/api</w:t>
+      </w:r>
+      <w:r>
+        <w:rPr>
+          <w:lang w:val="fr-CH"/>
+        </w:rPr>
+        <w:t>-docs</w:t>
+      </w:r>
+      <w:r>
+        <w:rPr>
+          <w:lang w:val="fr-CH"/>
+        </w:rPr>
+        <w:t>.</w:t>
       </w:r>
     </w:p>
     <w:p>
@@ -12997,6 +13015,22 @@
     </w:p>
     <w:p>
       <w:pPr>
+        <w:rPr>
+          <w:noProof/>
+          <w:lang w:val="fr-CH"/>
+        </w:rPr>
+      </w:pPr>
+      <w:r>
+        <w:rPr>
+          <w:noProof/>
+          <w:highlight w:val="yellow"/>
+          <w:lang w:val="fr-CH"/>
+        </w:rPr>
+        <w:t>Retirer les models</w:t>
+      </w:r>
+    </w:p>
+    <w:p>
+      <w:pPr>
         <w:pStyle w:val="BITTextkrper"/>
         <w:jc w:val="both"/>
         <w:rPr>
@@ -13083,6 +13117,22 @@
     </w:p>
     <w:p>
       <w:pPr>
+        <w:rPr>
+          <w:noProof/>
+          <w:lang w:val="fr-CH"/>
+        </w:rPr>
+      </w:pPr>
+      <w:r>
+        <w:rPr>
+          <w:noProof/>
+          <w:highlight w:val="yellow"/>
+          <w:lang w:val="fr-CH"/>
+        </w:rPr>
+        <w:t>Retirer les modeles</w:t>
+      </w:r>
+    </w:p>
+    <w:p>
+      <w:pPr>
         <w:pStyle w:val="BITTextkrper"/>
         <w:jc w:val="both"/>
         <w:rPr>
@@ -13199,6 +13249,22 @@
     </w:p>
     <w:p>
       <w:pPr>
+        <w:rPr>
+          <w:noProof/>
+          <w:lang w:val="fr-CH"/>
+        </w:rPr>
+      </w:pPr>
+      <w:r>
+        <w:rPr>
+          <w:noProof/>
+          <w:highlight w:val="yellow"/>
+          <w:lang w:val="fr-CH"/>
+        </w:rPr>
+        <w:t>Alt au lieux de loop</w:t>
+      </w:r>
+    </w:p>
+    <w:p>
+      <w:pPr>
         <w:pStyle w:val="BITTextkrper"/>
         <w:jc w:val="both"/>
         <w:rPr>
@@ -13362,7 +13428,7 @@
         <w:rPr>
           <w:lang w:val="fr-CH"/>
         </w:rPr>
-        <w:t>Génère la vue d'ensemble et le diagramme Mermaid en fin de traitement.</w:t>
+        <w:t>Génère le diagramme Mermaid en fin de traitement.</w:t>
       </w:r>
     </w:p>
     <w:p>
@@ -14450,14 +14516,35 @@
     </w:tbl>
     <w:p>
       <w:pPr>
+        <w:rPr>
+          <w:lang w:val="fr-CH"/>
+        </w:rPr>
+      </w:pPr>
+      <w:bookmarkStart w:id="50" w:name="_Toc250790987"/>
+      <w:bookmarkStart w:id="51" w:name="_Toc229743645"/>
+      <w:r>
+        <w:rPr>
+          <w:highlight w:val="yellow"/>
+          <w:lang w:val="fr-CH"/>
+        </w:rPr>
+        <w:t xml:space="preserve">Ajouter les codes backend et tests </w:t>
+      </w:r>
+      <w:r>
+        <w:rPr>
+          <w:highlight w:val="yellow"/>
+          <w:lang w:val="fr-CH"/>
+        </w:rPr>
+        <w:t>backend</w:t>
+      </w:r>
+    </w:p>
+    <w:p>
+      <w:pPr>
         <w:pStyle w:val="Titre2"/>
         <w:numPr>
           <w:ilvl w:val="1"/>
           <w:numId w:val="16"/>
         </w:numPr>
       </w:pPr>
-      <w:bookmarkStart w:id="50" w:name="_Toc250790987"/>
-      <w:bookmarkStart w:id="51" w:name="_Toc229743645"/>
       <w:r>
         <w:t>Moyens nécessaires</w:t>
       </w:r>
@@ -16439,7 +16526,7 @@
                   <w:rPr>
                     <w:lang w:val="fr-CH"/>
                   </w:rPr>
-                  <w:t>21.05.2026 16:46</w:t>
+                  <w:t>29.05.2026 13:22</w:t>
                 </w:r>
                 <w:r>
                   <w:rPr>
@@ -16766,7 +16853,7 @@
                   <w:rPr>
                     <w:lang w:val="fr-CH"/>
                   </w:rPr>
-                  <w:t>21.05.2026 16:46</w:t>
+                  <w:t>29.05.2026 13:22</w:t>
                 </w:r>
                 <w:r>
                   <w:rPr>
@@ -17017,7 +17104,7 @@
                   <w:rPr>
                     <w:lang w:val="fr-CH"/>
                   </w:rPr>
-                  <w:t>21.05.2026 16:46</w:t>
+                  <w:t>29.05.2026 13:22</w:t>
                 </w:r>
                 <w:r>
                   <w:rPr>
@@ -21592,6 +21679,8 @@
     <w:rsidRoot w:val="00540217"/>
     <w:rsid w:val="000364E1"/>
     <w:rsid w:val="00037017"/>
+    <w:rsid w:val="000444A3"/>
+    <w:rsid w:val="00066786"/>
     <w:rsid w:val="00106FA8"/>
     <w:rsid w:val="00186045"/>
     <w:rsid w:val="001A139A"/>
@@ -21604,11 +21693,14 @@
     <w:rsid w:val="00477435"/>
     <w:rsid w:val="005021BB"/>
     <w:rsid w:val="00540217"/>
+    <w:rsid w:val="00590662"/>
     <w:rsid w:val="005D3EF7"/>
     <w:rsid w:val="006930A9"/>
     <w:rsid w:val="006D7F9F"/>
     <w:rsid w:val="00723586"/>
+    <w:rsid w:val="00744BE1"/>
     <w:rsid w:val="007D3C18"/>
+    <w:rsid w:val="007D7F3D"/>
     <w:rsid w:val="007F0A4A"/>
     <w:rsid w:val="00803763"/>
     <w:rsid w:val="00834A29"/>
@@ -21627,6 +21719,7 @@
     <w:rsid w:val="00D0033D"/>
     <w:rsid w:val="00D87FE6"/>
     <w:rsid w:val="00DF687F"/>
+    <w:rsid w:val="00E06D36"/>
     <w:rsid w:val="00E37842"/>
     <w:rsid w:val="00F00C93"/>
     <w:rsid w:val="00F2447D"/>
@@ -22406,6 +22499,9 @@
   <wetp:taskpane dockstate="right" visibility="0" width="350" row="3">
     <wetp:webextensionref xmlns:r="http://schemas.openxmlformats.org/officeDocument/2006/relationships" r:id="rId3"/>
   </wetp:taskpane>
+  <wetp:taskpane dockstate="right" visibility="0" width="350" row="1">
+    <wetp:webextensionref xmlns:r="http://schemas.openxmlformats.org/officeDocument/2006/relationships" r:id="rId4"/>
+  </wetp:taskpane>
 </wetp:taskpanes>
 </file>
 
@@ -22449,6 +22545,18 @@
 </we:webextension>
 </file>
 
+<file path=word/webextensions/webextension4.xml><?xml version="1.0" encoding="utf-8"?>
+<we:webextension xmlns:we="http://schemas.microsoft.com/office/webextensions/webextension/2010/11" id="{95FA6A28-44D2-437C-9F86-99D86198A214}">
+  <we:reference id="wa200008397" version="1.1.4.0" store="de-DE" storeType="OMEX"/>
+  <we:alternateReferences>
+    <we:reference id="WA200008397" version="1.1.4.0" store="" storeType="OMEX"/>
+  </we:alternateReferences>
+  <we:properties/>
+  <we:bindings/>
+  <we:snapshot xmlns:r="http://schemas.openxmlformats.org/officeDocument/2006/relationships"/>
+</we:webextension>
+</file>
+
 <file path=customXml/item1.xml><?xml version="1.0" encoding="utf-8"?>
 <b:Sources xmlns:b="http://schemas.openxmlformats.org/officeDocument/2006/bibliography" xmlns="http://schemas.openxmlformats.org/officeDocument/2006/bibliography" SelectedStyle="\APA.XSL" StyleName="APA"/>
 </file>

--- a/doc/GAMEZ_rapport_TPI.docx
+++ b/doc/GAMEZ_rapport_TPI.docx
@@ -191,7 +191,7 @@
     </w:tbl>
     <w:p>
       <w:pPr>
-        <w:pStyle w:val="Lgende"/>
+        <w:pStyle w:val="Caption"/>
         <w:rPr>
           <w:bCs w:val="0"/>
           <w:sz w:val="24"/>
@@ -533,7 +533,7 @@
     </w:p>
     <w:p>
       <w:pPr>
-        <w:pStyle w:val="Titre3"/>
+        <w:pStyle w:val="Heading3"/>
         <w:numPr>
           <w:ilvl w:val="0"/>
           <w:numId w:val="0"/>
@@ -561,7 +561,7 @@
     </w:p>
     <w:p>
       <w:pPr>
-        <w:pStyle w:val="TM1"/>
+        <w:pStyle w:val="TOC1"/>
         <w:rPr>
           <w:rFonts w:asciiTheme="minorHAnsi" w:eastAsiaTheme="minorEastAsia" w:hAnsiTheme="minorHAnsi" w:cstheme="minorBidi"/>
           <w:b w:val="0"/>
@@ -639,7 +639,7 @@
     </w:p>
     <w:p>
       <w:pPr>
-        <w:pStyle w:val="TM1"/>
+        <w:pStyle w:val="TOC1"/>
         <w:rPr>
           <w:rFonts w:asciiTheme="minorHAnsi" w:eastAsiaTheme="minorEastAsia" w:hAnsiTheme="minorHAnsi" w:cstheme="minorBidi"/>
           <w:b w:val="0"/>
@@ -725,7 +725,7 @@
     </w:p>
     <w:p>
       <w:pPr>
-        <w:pStyle w:val="TM2"/>
+        <w:pStyle w:val="TOC2"/>
         <w:rPr>
           <w:rFonts w:asciiTheme="minorHAnsi" w:eastAsiaTheme="minorEastAsia" w:hAnsiTheme="minorHAnsi" w:cstheme="minorBidi"/>
           <w:kern w:val="2"/>
@@ -788,7 +788,7 @@
     </w:p>
     <w:p>
       <w:pPr>
-        <w:pStyle w:val="TM2"/>
+        <w:pStyle w:val="TOC2"/>
         <w:rPr>
           <w:rFonts w:asciiTheme="minorHAnsi" w:eastAsiaTheme="minorEastAsia" w:hAnsiTheme="minorHAnsi" w:cstheme="minorBidi"/>
           <w:kern w:val="2"/>
@@ -851,7 +851,7 @@
     </w:p>
     <w:p>
       <w:pPr>
-        <w:pStyle w:val="TM2"/>
+        <w:pStyle w:val="TOC2"/>
         <w:rPr>
           <w:rFonts w:asciiTheme="minorHAnsi" w:eastAsiaTheme="minorEastAsia" w:hAnsiTheme="minorHAnsi" w:cstheme="minorBidi"/>
           <w:kern w:val="2"/>
@@ -914,7 +914,7 @@
     </w:p>
     <w:p>
       <w:pPr>
-        <w:pStyle w:val="TM2"/>
+        <w:pStyle w:val="TOC2"/>
         <w:rPr>
           <w:rFonts w:asciiTheme="minorHAnsi" w:eastAsiaTheme="minorEastAsia" w:hAnsiTheme="minorHAnsi" w:cstheme="minorBidi"/>
           <w:kern w:val="2"/>
@@ -977,7 +977,7 @@
     </w:p>
     <w:p>
       <w:pPr>
-        <w:pStyle w:val="TM1"/>
+        <w:pStyle w:val="TOC1"/>
         <w:rPr>
           <w:rFonts w:asciiTheme="minorHAnsi" w:eastAsiaTheme="minorEastAsia" w:hAnsiTheme="minorHAnsi" w:cstheme="minorBidi"/>
           <w:b w:val="0"/>
@@ -1063,7 +1063,7 @@
     </w:p>
     <w:p>
       <w:pPr>
-        <w:pStyle w:val="TM2"/>
+        <w:pStyle w:val="TOC2"/>
         <w:rPr>
           <w:rFonts w:asciiTheme="minorHAnsi" w:eastAsiaTheme="minorEastAsia" w:hAnsiTheme="minorHAnsi" w:cstheme="minorBidi"/>
           <w:kern w:val="2"/>
@@ -1126,7 +1126,7 @@
     </w:p>
     <w:p>
       <w:pPr>
-        <w:pStyle w:val="TM2"/>
+        <w:pStyle w:val="TOC2"/>
         <w:rPr>
           <w:rFonts w:asciiTheme="minorHAnsi" w:eastAsiaTheme="minorEastAsia" w:hAnsiTheme="minorHAnsi" w:cstheme="minorBidi"/>
           <w:kern w:val="2"/>
@@ -1189,7 +1189,7 @@
     </w:p>
     <w:p>
       <w:pPr>
-        <w:pStyle w:val="TM2"/>
+        <w:pStyle w:val="TOC2"/>
         <w:rPr>
           <w:rFonts w:asciiTheme="minorHAnsi" w:eastAsiaTheme="minorEastAsia" w:hAnsiTheme="minorHAnsi" w:cstheme="minorBidi"/>
           <w:kern w:val="2"/>
@@ -1252,7 +1252,7 @@
     </w:p>
     <w:p>
       <w:pPr>
-        <w:pStyle w:val="TM2"/>
+        <w:pStyle w:val="TOC2"/>
         <w:rPr>
           <w:rFonts w:asciiTheme="minorHAnsi" w:eastAsiaTheme="minorEastAsia" w:hAnsiTheme="minorHAnsi" w:cstheme="minorBidi"/>
           <w:kern w:val="2"/>
@@ -1315,7 +1315,7 @@
     </w:p>
     <w:p>
       <w:pPr>
-        <w:pStyle w:val="TM2"/>
+        <w:pStyle w:val="TOC2"/>
         <w:rPr>
           <w:rFonts w:asciiTheme="minorHAnsi" w:eastAsiaTheme="minorEastAsia" w:hAnsiTheme="minorHAnsi" w:cstheme="minorBidi"/>
           <w:kern w:val="2"/>
@@ -1378,7 +1378,7 @@
     </w:p>
     <w:p>
       <w:pPr>
-        <w:pStyle w:val="TM2"/>
+        <w:pStyle w:val="TOC2"/>
         <w:rPr>
           <w:rFonts w:asciiTheme="minorHAnsi" w:eastAsiaTheme="minorEastAsia" w:hAnsiTheme="minorHAnsi" w:cstheme="minorBidi"/>
           <w:kern w:val="2"/>
@@ -1441,7 +1441,7 @@
     </w:p>
     <w:p>
       <w:pPr>
-        <w:pStyle w:val="TM2"/>
+        <w:pStyle w:val="TOC2"/>
         <w:rPr>
           <w:rFonts w:asciiTheme="minorHAnsi" w:eastAsiaTheme="minorEastAsia" w:hAnsiTheme="minorHAnsi" w:cstheme="minorBidi"/>
           <w:kern w:val="2"/>
@@ -1504,7 +1504,7 @@
     </w:p>
     <w:p>
       <w:pPr>
-        <w:pStyle w:val="TM2"/>
+        <w:pStyle w:val="TOC2"/>
         <w:rPr>
           <w:rFonts w:asciiTheme="minorHAnsi" w:eastAsiaTheme="minorEastAsia" w:hAnsiTheme="minorHAnsi" w:cstheme="minorBidi"/>
           <w:kern w:val="2"/>
@@ -1567,7 +1567,7 @@
     </w:p>
     <w:p>
       <w:pPr>
-        <w:pStyle w:val="TM2"/>
+        <w:pStyle w:val="TOC2"/>
         <w:rPr>
           <w:rFonts w:asciiTheme="minorHAnsi" w:eastAsiaTheme="minorEastAsia" w:hAnsiTheme="minorHAnsi" w:cstheme="minorBidi"/>
           <w:kern w:val="2"/>
@@ -1630,7 +1630,7 @@
     </w:p>
     <w:p>
       <w:pPr>
-        <w:pStyle w:val="TM1"/>
+        <w:pStyle w:val="TOC1"/>
         <w:rPr>
           <w:rFonts w:asciiTheme="minorHAnsi" w:eastAsiaTheme="minorEastAsia" w:hAnsiTheme="minorHAnsi" w:cstheme="minorBidi"/>
           <w:b w:val="0"/>
@@ -1716,7 +1716,7 @@
     </w:p>
     <w:p>
       <w:pPr>
-        <w:pStyle w:val="TM2"/>
+        <w:pStyle w:val="TOC2"/>
         <w:rPr>
           <w:rFonts w:asciiTheme="minorHAnsi" w:eastAsiaTheme="minorEastAsia" w:hAnsiTheme="minorHAnsi" w:cstheme="minorBidi"/>
           <w:kern w:val="2"/>
@@ -1779,7 +1779,7 @@
     </w:p>
     <w:p>
       <w:pPr>
-        <w:pStyle w:val="TM2"/>
+        <w:pStyle w:val="TOC2"/>
         <w:rPr>
           <w:rFonts w:asciiTheme="minorHAnsi" w:eastAsiaTheme="minorEastAsia" w:hAnsiTheme="minorHAnsi" w:cstheme="minorBidi"/>
           <w:kern w:val="2"/>
@@ -1842,7 +1842,7 @@
     </w:p>
     <w:p>
       <w:pPr>
-        <w:pStyle w:val="TM2"/>
+        <w:pStyle w:val="TOC2"/>
         <w:rPr>
           <w:rFonts w:asciiTheme="minorHAnsi" w:eastAsiaTheme="minorEastAsia" w:hAnsiTheme="minorHAnsi" w:cstheme="minorBidi"/>
           <w:kern w:val="2"/>
@@ -1907,7 +1907,7 @@
     </w:p>
     <w:p>
       <w:pPr>
-        <w:pStyle w:val="TM2"/>
+        <w:pStyle w:val="TOC2"/>
         <w:rPr>
           <w:rFonts w:asciiTheme="minorHAnsi" w:eastAsiaTheme="minorEastAsia" w:hAnsiTheme="minorHAnsi" w:cstheme="minorBidi"/>
           <w:kern w:val="2"/>
@@ -1972,7 +1972,7 @@
     </w:p>
     <w:p>
       <w:pPr>
-        <w:pStyle w:val="TM2"/>
+        <w:pStyle w:val="TOC2"/>
         <w:rPr>
           <w:rFonts w:asciiTheme="minorHAnsi" w:eastAsiaTheme="minorEastAsia" w:hAnsiTheme="minorHAnsi" w:cstheme="minorBidi"/>
           <w:kern w:val="2"/>
@@ -2035,7 +2035,7 @@
     </w:p>
     <w:p>
       <w:pPr>
-        <w:pStyle w:val="TM2"/>
+        <w:pStyle w:val="TOC2"/>
         <w:rPr>
           <w:rFonts w:asciiTheme="minorHAnsi" w:eastAsiaTheme="minorEastAsia" w:hAnsiTheme="minorHAnsi" w:cstheme="minorBidi"/>
           <w:kern w:val="2"/>
@@ -2098,7 +2098,7 @@
     </w:p>
     <w:p>
       <w:pPr>
-        <w:pStyle w:val="TM2"/>
+        <w:pStyle w:val="TOC2"/>
         <w:rPr>
           <w:rFonts w:asciiTheme="minorHAnsi" w:eastAsiaTheme="minorEastAsia" w:hAnsiTheme="minorHAnsi" w:cstheme="minorBidi"/>
           <w:kern w:val="2"/>
@@ -2161,7 +2161,7 @@
     </w:p>
     <w:p>
       <w:pPr>
-        <w:pStyle w:val="TM2"/>
+        <w:pStyle w:val="TOC2"/>
         <w:rPr>
           <w:rFonts w:asciiTheme="minorHAnsi" w:eastAsiaTheme="minorEastAsia" w:hAnsiTheme="minorHAnsi" w:cstheme="minorBidi"/>
           <w:kern w:val="2"/>
@@ -2224,7 +2224,7 @@
     </w:p>
     <w:p>
       <w:pPr>
-        <w:pStyle w:val="TM2"/>
+        <w:pStyle w:val="TOC2"/>
         <w:rPr>
           <w:rFonts w:asciiTheme="minorHAnsi" w:eastAsiaTheme="minorEastAsia" w:hAnsiTheme="minorHAnsi" w:cstheme="minorBidi"/>
           <w:kern w:val="2"/>
@@ -2287,7 +2287,7 @@
     </w:p>
     <w:p>
       <w:pPr>
-        <w:pStyle w:val="TM2"/>
+        <w:pStyle w:val="TOC2"/>
         <w:rPr>
           <w:rFonts w:asciiTheme="minorHAnsi" w:eastAsiaTheme="minorEastAsia" w:hAnsiTheme="minorHAnsi" w:cstheme="minorBidi"/>
           <w:kern w:val="2"/>
@@ -2350,7 +2350,7 @@
     </w:p>
     <w:p>
       <w:pPr>
-        <w:pStyle w:val="TM1"/>
+        <w:pStyle w:val="TOC1"/>
         <w:rPr>
           <w:rFonts w:asciiTheme="minorHAnsi" w:eastAsiaTheme="minorEastAsia" w:hAnsiTheme="minorHAnsi" w:cstheme="minorBidi"/>
           <w:b w:val="0"/>
@@ -2436,7 +2436,7 @@
     </w:p>
     <w:p>
       <w:pPr>
-        <w:pStyle w:val="TM2"/>
+        <w:pStyle w:val="TOC2"/>
         <w:rPr>
           <w:rFonts w:asciiTheme="minorHAnsi" w:eastAsiaTheme="minorEastAsia" w:hAnsiTheme="minorHAnsi" w:cstheme="minorBidi"/>
           <w:kern w:val="2"/>
@@ -2501,7 +2501,7 @@
     </w:p>
     <w:p>
       <w:pPr>
-        <w:pStyle w:val="TM2"/>
+        <w:pStyle w:val="TOC2"/>
         <w:rPr>
           <w:rFonts w:asciiTheme="minorHAnsi" w:eastAsiaTheme="minorEastAsia" w:hAnsiTheme="minorHAnsi" w:cstheme="minorBidi"/>
           <w:kern w:val="2"/>
@@ -2566,7 +2566,7 @@
     </w:p>
     <w:p>
       <w:pPr>
-        <w:pStyle w:val="TM2"/>
+        <w:pStyle w:val="TOC2"/>
         <w:rPr>
           <w:rFonts w:asciiTheme="minorHAnsi" w:eastAsiaTheme="minorEastAsia" w:hAnsiTheme="minorHAnsi" w:cstheme="minorBidi"/>
           <w:kern w:val="2"/>
@@ -2629,7 +2629,7 @@
     </w:p>
     <w:p>
       <w:pPr>
-        <w:pStyle w:val="TM2"/>
+        <w:pStyle w:val="TOC2"/>
         <w:rPr>
           <w:rFonts w:asciiTheme="minorHAnsi" w:eastAsiaTheme="minorEastAsia" w:hAnsiTheme="minorHAnsi" w:cstheme="minorBidi"/>
           <w:kern w:val="2"/>
@@ -2692,7 +2692,7 @@
     </w:p>
     <w:p>
       <w:pPr>
-        <w:pStyle w:val="TM2"/>
+        <w:pStyle w:val="TOC2"/>
         <w:rPr>
           <w:rFonts w:asciiTheme="minorHAnsi" w:eastAsiaTheme="minorEastAsia" w:hAnsiTheme="minorHAnsi" w:cstheme="minorBidi"/>
           <w:kern w:val="2"/>
@@ -2755,7 +2755,7 @@
     </w:p>
     <w:p>
       <w:pPr>
-        <w:pStyle w:val="TM1"/>
+        <w:pStyle w:val="TOC1"/>
         <w:rPr>
           <w:rFonts w:asciiTheme="minorHAnsi" w:eastAsiaTheme="minorEastAsia" w:hAnsiTheme="minorHAnsi" w:cstheme="minorBidi"/>
           <w:b w:val="0"/>
@@ -2841,7 +2841,7 @@
     </w:p>
     <w:p>
       <w:pPr>
-        <w:pStyle w:val="TM2"/>
+        <w:pStyle w:val="TOC2"/>
         <w:rPr>
           <w:rFonts w:asciiTheme="minorHAnsi" w:eastAsiaTheme="minorEastAsia" w:hAnsiTheme="minorHAnsi" w:cstheme="minorBidi"/>
           <w:kern w:val="2"/>
@@ -2904,7 +2904,7 @@
     </w:p>
     <w:p>
       <w:pPr>
-        <w:pStyle w:val="TM2"/>
+        <w:pStyle w:val="TOC2"/>
         <w:rPr>
           <w:rFonts w:asciiTheme="minorHAnsi" w:eastAsiaTheme="minorEastAsia" w:hAnsiTheme="minorHAnsi" w:cstheme="minorBidi"/>
           <w:kern w:val="2"/>
@@ -2967,7 +2967,7 @@
     </w:p>
     <w:p>
       <w:pPr>
-        <w:pStyle w:val="TM2"/>
+        <w:pStyle w:val="TOC2"/>
         <w:rPr>
           <w:rFonts w:asciiTheme="minorHAnsi" w:eastAsiaTheme="minorEastAsia" w:hAnsiTheme="minorHAnsi" w:cstheme="minorBidi"/>
           <w:kern w:val="2"/>
@@ -3030,7 +3030,7 @@
     </w:p>
     <w:p>
       <w:pPr>
-        <w:pStyle w:val="TM1"/>
+        <w:pStyle w:val="TOC1"/>
         <w:rPr>
           <w:rFonts w:asciiTheme="minorHAnsi" w:eastAsiaTheme="minorEastAsia" w:hAnsiTheme="minorHAnsi" w:cstheme="minorBidi"/>
           <w:b w:val="0"/>
@@ -3116,7 +3116,7 @@
     </w:p>
     <w:p>
       <w:pPr>
-        <w:pStyle w:val="TM2"/>
+        <w:pStyle w:val="TOC2"/>
         <w:rPr>
           <w:rFonts w:asciiTheme="minorHAnsi" w:eastAsiaTheme="minorEastAsia" w:hAnsiTheme="minorHAnsi" w:cstheme="minorBidi"/>
           <w:kern w:val="2"/>
@@ -3179,7 +3179,7 @@
     </w:p>
     <w:p>
       <w:pPr>
-        <w:pStyle w:val="TM2"/>
+        <w:pStyle w:val="TOC2"/>
         <w:rPr>
           <w:rFonts w:asciiTheme="minorHAnsi" w:eastAsiaTheme="minorEastAsia" w:hAnsiTheme="minorHAnsi" w:cstheme="minorBidi"/>
           <w:kern w:val="2"/>
@@ -3242,7 +3242,7 @@
     </w:p>
     <w:p>
       <w:pPr>
-        <w:pStyle w:val="TM2"/>
+        <w:pStyle w:val="TOC2"/>
         <w:rPr>
           <w:rFonts w:asciiTheme="minorHAnsi" w:eastAsiaTheme="minorEastAsia" w:hAnsiTheme="minorHAnsi" w:cstheme="minorBidi"/>
           <w:kern w:val="2"/>
@@ -3305,7 +3305,7 @@
     </w:p>
     <w:p>
       <w:pPr>
-        <w:pStyle w:val="TM1"/>
+        <w:pStyle w:val="TOC1"/>
         <w:rPr>
           <w:rFonts w:asciiTheme="minorHAnsi" w:eastAsiaTheme="minorEastAsia" w:hAnsiTheme="minorHAnsi" w:cstheme="minorBidi"/>
           <w:b w:val="0"/>
@@ -3391,7 +3391,7 @@
     </w:p>
     <w:p>
       <w:pPr>
-        <w:pStyle w:val="TM1"/>
+        <w:pStyle w:val="TOC1"/>
         <w:rPr>
           <w:rFonts w:asciiTheme="minorHAnsi" w:eastAsiaTheme="minorEastAsia" w:hAnsiTheme="minorHAnsi" w:cstheme="minorBidi"/>
           <w:b w:val="0"/>
@@ -3477,7 +3477,7 @@
     </w:p>
     <w:p>
       <w:pPr>
-        <w:pStyle w:val="TM1"/>
+        <w:pStyle w:val="TOC1"/>
         <w:rPr>
           <w:rFonts w:asciiTheme="minorHAnsi" w:eastAsiaTheme="minorEastAsia" w:hAnsiTheme="minorHAnsi" w:cstheme="minorBidi"/>
           <w:b w:val="0"/>
@@ -3563,7 +3563,7 @@
     </w:p>
     <w:p>
       <w:pPr>
-        <w:pStyle w:val="TM1"/>
+        <w:pStyle w:val="TOC1"/>
         <w:rPr>
           <w:rFonts w:asciiTheme="minorHAnsi" w:eastAsiaTheme="minorEastAsia" w:hAnsiTheme="minorHAnsi" w:cstheme="minorBidi"/>
           <w:b w:val="0"/>
@@ -3717,7 +3717,7 @@
     </w:p>
     <w:p>
       <w:pPr>
-        <w:pStyle w:val="Titre1"/>
+        <w:pStyle w:val="Heading1"/>
         <w:numPr>
           <w:ilvl w:val="0"/>
           <w:numId w:val="0"/>
@@ -3811,7 +3811,7 @@
       <w:commentRangeEnd w:id="4"/>
       <w:r>
         <w:rPr>
-          <w:rStyle w:val="Marquedecommentaire"/>
+          <w:rStyle w:val="CommentReference"/>
           <w:rFonts w:cs="Arial"/>
           <w:vanish/>
           <w:color w:val="0000FF"/>
@@ -3843,7 +3843,7 @@
     </w:p>
     <w:p>
       <w:pPr>
-        <w:pStyle w:val="Titre1"/>
+        <w:pStyle w:val="Heading1"/>
         <w:numPr>
           <w:ilvl w:val="0"/>
           <w:numId w:val="36"/>
@@ -3865,7 +3865,7 @@
     </w:p>
     <w:p>
       <w:pPr>
-        <w:pStyle w:val="Titre2"/>
+        <w:pStyle w:val="Heading2"/>
         <w:tabs>
           <w:tab w:val="clear" w:pos="851"/>
         </w:tabs>
@@ -3912,7 +3912,7 @@
     </w:p>
     <w:p>
       <w:pPr>
-        <w:pStyle w:val="Titre2"/>
+        <w:pStyle w:val="Heading2"/>
         <w:tabs>
           <w:tab w:val="clear" w:pos="576"/>
           <w:tab w:val="clear" w:pos="851"/>
@@ -3984,7 +3984,7 @@
     </w:p>
     <w:p>
       <w:pPr>
-        <w:pStyle w:val="Titre2"/>
+        <w:pStyle w:val="Heading2"/>
         <w:tabs>
           <w:tab w:val="clear" w:pos="851"/>
         </w:tabs>
@@ -4060,7 +4060,7 @@
     </w:p>
     <w:p>
       <w:pPr>
-        <w:pStyle w:val="Titre2"/>
+        <w:pStyle w:val="Heading2"/>
         <w:tabs>
           <w:tab w:val="clear" w:pos="851"/>
         </w:tabs>
@@ -4196,7 +4196,7 @@
       <w:hyperlink r:id="rId19" w:history="1">
         <w:r>
           <w:rPr>
-            <w:rStyle w:val="Lienhypertexte"/>
+            <w:rStyle w:val="Hyperlink"/>
             <w:lang w:val="en-US"/>
           </w:rPr>
           <w:t>thibaudfrederic.gamez@studentfr.ch</w:t>
@@ -4268,7 +4268,7 @@
       <w:hyperlink r:id="rId20" w:history="1">
         <w:r>
           <w:rPr>
-            <w:rStyle w:val="Lienhypertexte"/>
+            <w:rStyle w:val="Hyperlink"/>
             <w:lang w:val="fr-CH"/>
           </w:rPr>
           <w:t>silvin.meylan@edufr.ch</w:t>
@@ -4347,7 +4347,7 @@
       <w:hyperlink r:id="rId21" w:history="1">
         <w:r>
           <w:rPr>
-            <w:rStyle w:val="Lienhypertexte"/>
+            <w:rStyle w:val="Hyperlink"/>
             <w:lang w:val="fr-CH"/>
           </w:rPr>
           <w:t>frederic.hertling@edufr.ch</w:t>
@@ -4389,7 +4389,7 @@
       <w:hyperlink r:id="rId22" w:history="1">
         <w:r>
           <w:rPr>
-            <w:rStyle w:val="Lienhypertexte"/>
+            <w:rStyle w:val="Hyperlink"/>
             <w:lang w:val="fr-CH"/>
           </w:rPr>
           <w:t>yves.caloz@caloz-family.ch</w:t>
@@ -4443,7 +4443,7 @@
       <w:hyperlink r:id="rId23" w:history="1">
         <w:r>
           <w:rPr>
-            <w:rStyle w:val="Lienhypertexte"/>
+            <w:rStyle w:val="Hyperlink"/>
             <w:lang w:val="fr-CH"/>
           </w:rPr>
           <w:t>julien@schenevey.ch</w:t>
@@ -4478,7 +4478,7 @@
     </w:p>
     <w:p>
       <w:pPr>
-        <w:pStyle w:val="Titre1"/>
+        <w:pStyle w:val="Heading1"/>
       </w:pPr>
       <w:bookmarkStart w:id="11" w:name="_Toc250790973"/>
       <w:bookmarkStart w:id="12" w:name="_Toc229743625"/>
@@ -4491,7 +4491,7 @@
     </w:p>
     <w:p>
       <w:pPr>
-        <w:pStyle w:val="Titre2"/>
+        <w:pStyle w:val="Heading2"/>
         <w:numPr>
           <w:ilvl w:val="1"/>
           <w:numId w:val="16"/>
@@ -4511,7 +4511,7 @@
     </w:p>
     <w:p>
       <w:pPr>
-        <w:pStyle w:val="Titre3"/>
+        <w:pStyle w:val="Heading3"/>
         <w:rPr>
           <w:lang w:val="fr-CH"/>
         </w:rPr>
@@ -4574,7 +4574,7 @@
     </w:p>
     <w:p>
       <w:pPr>
-        <w:pStyle w:val="Titre3"/>
+        <w:pStyle w:val="Heading3"/>
         <w:rPr>
           <w:lang w:val="fr-CH"/>
         </w:rPr>
@@ -4638,7 +4638,7 @@
     </w:p>
     <w:p>
       <w:pPr>
-        <w:pStyle w:val="Titre3"/>
+        <w:pStyle w:val="Heading3"/>
         <w:rPr>
           <w:lang w:val="fr-CH"/>
         </w:rPr>
@@ -4675,7 +4675,7 @@
     </w:p>
     <w:p>
       <w:pPr>
-        <w:pStyle w:val="Titre3"/>
+        <w:pStyle w:val="Heading3"/>
         <w:rPr>
           <w:lang w:val="fr-CH"/>
         </w:rPr>
@@ -5009,7 +5009,7 @@
     <w:bookmarkEnd w:id="15"/>
     <w:p>
       <w:pPr>
-        <w:pStyle w:val="Titre2"/>
+        <w:pStyle w:val="Heading2"/>
         <w:rPr>
           <w:lang w:val="fr-CH"/>
         </w:rPr>
@@ -5043,7 +5043,7 @@
     </w:p>
     <w:p>
       <w:pPr>
-        <w:pStyle w:val="Titre3"/>
+        <w:pStyle w:val="Heading3"/>
         <w:rPr>
           <w:lang w:val="fr-CH"/>
         </w:rPr>
@@ -5115,7 +5115,7 @@
     </w:p>
     <w:p>
       <w:pPr>
-        <w:pStyle w:val="Titre3"/>
+        <w:pStyle w:val="Heading3"/>
         <w:rPr>
           <w:lang w:val="fr-CH"/>
         </w:rPr>
@@ -5217,7 +5217,7 @@
     </w:p>
     <w:p>
       <w:pPr>
-        <w:pStyle w:val="Titre2"/>
+        <w:pStyle w:val="Heading2"/>
       </w:pPr>
       <w:bookmarkStart w:id="16" w:name="_Toc229743628"/>
       <w:r>
@@ -5376,7 +5376,7 @@
     </w:p>
     <w:p>
       <w:pPr>
-        <w:pStyle w:val="Titre2"/>
+        <w:pStyle w:val="Heading2"/>
       </w:pPr>
       <w:bookmarkStart w:id="17" w:name="_Toc250790977"/>
       <w:bookmarkStart w:id="18" w:name="_Toc229743629"/>
@@ -5445,7 +5445,7 @@
     </w:p>
     <w:p>
       <w:pPr>
-        <w:pStyle w:val="Titre2"/>
+        <w:pStyle w:val="Heading2"/>
       </w:pPr>
       <w:bookmarkStart w:id="19" w:name="_Toc250790978"/>
       <w:bookmarkStart w:id="20" w:name="_Toc229743630"/>
@@ -5547,7 +5547,7 @@
     </w:p>
     <w:p>
       <w:pPr>
-        <w:pStyle w:val="Titre2"/>
+        <w:pStyle w:val="Heading2"/>
         <w:numPr>
           <w:ilvl w:val="1"/>
           <w:numId w:val="16"/>
@@ -5697,7 +5697,7 @@
     </w:p>
     <w:p>
       <w:pPr>
-        <w:pStyle w:val="Titre2"/>
+        <w:pStyle w:val="Heading2"/>
         <w:rPr>
           <w:lang w:val="fr-CH"/>
         </w:rPr>
@@ -5998,7 +5998,7 @@
     </w:p>
     <w:p>
       <w:pPr>
-        <w:pStyle w:val="Titre2"/>
+        <w:pStyle w:val="Heading2"/>
         <w:rPr>
           <w:lang w:val="fr-CH"/>
         </w:rPr>
@@ -6254,7 +6254,7 @@
     </w:p>
     <w:p>
       <w:pPr>
-        <w:pStyle w:val="Titre2"/>
+        <w:pStyle w:val="Heading2"/>
         <w:rPr>
           <w:lang w:val="fr-CH"/>
         </w:rPr>
@@ -6510,7 +6510,7 @@
     </w:p>
     <w:p>
       <w:pPr>
-        <w:pStyle w:val="Titre2"/>
+        <w:pStyle w:val="Heading2"/>
         <w:rPr>
           <w:lang w:val="fr-CH"/>
         </w:rPr>
@@ -6768,12 +6768,14 @@
       <w:r>
         <w:rPr>
           <w:b/>
+          <w:highlight w:val="yellow"/>
           <w:lang w:val="fr-CH"/>
         </w:rPr>
         <w:t xml:space="preserve">Paramètres API et modèles IA. </w:t>
       </w:r>
       <w:r>
         <w:rPr>
+          <w:highlight w:val="yellow"/>
           <w:lang w:val="fr-CH"/>
         </w:rPr>
         <w:t>L’écran de configuration permet à l’utilisateur de choisir le modèle d’IA utiliser pour analyser ses projets, ici « GPT-4 Turbo (Recommandé) ».</w:t>
@@ -7069,7 +7071,7 @@
     </w:p>
     <w:p>
       <w:pPr>
-        <w:pStyle w:val="Titre1"/>
+        <w:pStyle w:val="Heading1"/>
         <w:numPr>
           <w:ilvl w:val="0"/>
           <w:numId w:val="16"/>
@@ -7090,7 +7092,7 @@
     </w:p>
     <w:p>
       <w:pPr>
-        <w:pStyle w:val="Titre2"/>
+        <w:pStyle w:val="Heading2"/>
         <w:numPr>
           <w:ilvl w:val="1"/>
           <w:numId w:val="16"/>
@@ -7118,7 +7120,7 @@
     </w:p>
     <w:p>
       <w:pPr>
-        <w:pStyle w:val="Titre2"/>
+        <w:pStyle w:val="Heading2"/>
         <w:numPr>
           <w:ilvl w:val="1"/>
           <w:numId w:val="16"/>
@@ -7155,7 +7157,7 @@
     </w:p>
     <w:p>
       <w:pPr>
-        <w:pStyle w:val="Titre2"/>
+        <w:pStyle w:val="Heading2"/>
         <w:numPr>
           <w:ilvl w:val="1"/>
           <w:numId w:val="16"/>
@@ -7198,7 +7200,7 @@
     </w:p>
     <w:p>
       <w:pPr>
-        <w:pStyle w:val="Titre2"/>
+        <w:pStyle w:val="Heading2"/>
         <w:numPr>
           <w:ilvl w:val="1"/>
           <w:numId w:val="16"/>
@@ -7214,7 +7216,7 @@
     </w:p>
     <w:p>
       <w:pPr>
-        <w:pStyle w:val="Titre3"/>
+        <w:pStyle w:val="Heading3"/>
       </w:pPr>
       <w:r>
         <w:t>Conception de l’API REST</w:t>
@@ -7294,7 +7296,7 @@
           <w:b/>
           <w:bCs/>
         </w:rPr>
-        <w:t>GET /auth/github/login</w:t>
+        <w:t>GET /auth/login</w:t>
       </w:r>
       <w:r>
         <w:t xml:space="preserve"> : redirige vers le flux OAuth GitHub.</w:t>
@@ -7313,7 +7315,7 @@
           <w:bCs/>
           <w:lang w:val="fr-CH"/>
         </w:rPr>
-        <w:t>GET /auth/github/callback</w:t>
+        <w:t>GET /auth/callback</w:t>
       </w:r>
       <w:r>
         <w:rPr>
@@ -7346,6 +7348,28 @@
     </w:p>
     <w:p>
       <w:pPr>
+        <w:pStyle w:val="BITBullet1"/>
+        <w:rPr>
+          <w:lang w:val="fr-CH"/>
+        </w:rPr>
+      </w:pPr>
+      <w:r>
+        <w:rPr>
+          <w:b/>
+          <w:bCs/>
+          <w:lang w:val="fr-CH"/>
+        </w:rPr>
+        <w:t>GET /auth/me</w:t>
+      </w:r>
+      <w:r>
+        <w:rPr>
+          <w:lang w:val="fr-CH"/>
+        </w:rPr>
+        <w:t xml:space="preserve"> : retourne l’utilisateur connecté de la session (le token GitHub est exclu de la réponse).</w:t>
+      </w:r>
+    </w:p>
+    <w:p>
+      <w:pPr>
         <w:pStyle w:val="BITTextkrper"/>
         <w:jc w:val="both"/>
         <w:rPr>
@@ -7396,6 +7420,7 @@
           <w:bCs/>
           <w:lang w:val="fr-CH"/>
         </w:rPr>
+        <w:lastRenderedPageBreak/>
         <w:t>POST /projects</w:t>
       </w:r>
       <w:r>
@@ -7416,7 +7441,6 @@
         <w:rPr>
           <w:lang w:val="fr-CH"/>
         </w:rPr>
-        <w:lastRenderedPageBreak/>
         <w:t>GET /projects/:id : détail d’un projet, de ses métadonnées GitHub et de son historique d’analyses.</w:t>
       </w:r>
     </w:p>
@@ -7534,7 +7558,7 @@
     </w:p>
     <w:p>
       <w:pPr>
-        <w:pStyle w:val="Titre2"/>
+        <w:pStyle w:val="Heading2"/>
         <w:rPr>
           <w:lang w:val="fr-CH"/>
         </w:rPr>
@@ -7559,7 +7583,7 @@
         <w:rPr>
           <w:lang w:val="fr-CH"/>
         </w:rPr>
-        <w:t>Le schéma relationnel ci-dessous présente la base de données CodeMentor sous forme de diagramme en patte d’oie. Le schéma compte six tables reliées par des clés étrangères avec suppression en cascade : la suppression d’un utilisateur entraîne la suppression de ses projets, de leurs analyses, des fichiers analysés et des erreurs/corrections associées.</w:t>
+        <w:t>Le schéma relationnel ci-dessous présente la base de données CodeMentor sous forme de diagramme en patte d’oie. Le schéma compte cinq tables reliées par des clés étrangères avec suppression en cascade : la suppression d’un utilisateur entraîne la suppression de ses projets, de leurs analyses, des fichiers analysés et des erreurs/corrections associées.</w:t>
       </w:r>
     </w:p>
     <w:p>
@@ -7628,7 +7652,7 @@
     </w:p>
     <w:p>
       <w:pPr>
-        <w:pStyle w:val="Titre3"/>
+        <w:pStyle w:val="Heading3"/>
         <w:rPr>
           <w:lang w:val="fr-CH"/>
         </w:rPr>
@@ -8368,7 +8392,7 @@
     </w:p>
     <w:p>
       <w:pPr>
-        <w:pStyle w:val="Titre3"/>
+        <w:pStyle w:val="Heading3"/>
         <w:rPr>
           <w:lang w:val="fr-CH"/>
         </w:rPr>
@@ -9241,7 +9265,7 @@
     </w:p>
     <w:p>
       <w:pPr>
-        <w:pStyle w:val="Titre3"/>
+        <w:pStyle w:val="Heading3"/>
         <w:rPr>
           <w:lang w:val="fr-CH"/>
         </w:rPr>
@@ -10651,7 +10675,7 @@
     </w:p>
     <w:p>
       <w:pPr>
-        <w:pStyle w:val="Titre3"/>
+        <w:pStyle w:val="Heading3"/>
         <w:rPr>
           <w:lang w:val="fr-CH"/>
         </w:rPr>
@@ -11525,7 +11549,7 @@
     </w:p>
     <w:p>
       <w:pPr>
-        <w:pStyle w:val="Titre3"/>
+        <w:pStyle w:val="Heading3"/>
         <w:rPr>
           <w:lang w:val="fr-CH"/>
         </w:rPr>
@@ -12927,7 +12951,7 @@
     </w:tbl>
     <w:p>
       <w:pPr>
-        <w:pStyle w:val="Titre2"/>
+        <w:pStyle w:val="Heading2"/>
         <w:rPr>
           <w:lang w:val="fr-CH"/>
         </w:rPr>
@@ -13161,7 +13185,7 @@
     </w:p>
     <w:p>
       <w:pPr>
-        <w:pStyle w:val="Titre2"/>
+        <w:pStyle w:val="Heading2"/>
         <w:rPr>
           <w:lang w:val="fr-CH"/>
         </w:rPr>
@@ -13483,7 +13507,7 @@
     </w:p>
     <w:p>
       <w:pPr>
-        <w:pStyle w:val="Titre2"/>
+        <w:pStyle w:val="Heading2"/>
         <w:numPr>
           <w:ilvl w:val="1"/>
           <w:numId w:val="16"/>
@@ -13523,7 +13547,7 @@
     </w:p>
     <w:p>
       <w:pPr>
-        <w:pStyle w:val="Titre2"/>
+        <w:pStyle w:val="Heading2"/>
         <w:numPr>
           <w:ilvl w:val="1"/>
           <w:numId w:val="16"/>
@@ -13562,7 +13586,7 @@
     </w:p>
     <w:tbl>
       <w:tblPr>
-        <w:tblStyle w:val="Grilledutableau"/>
+        <w:tblStyle w:val="TableGrid"/>
         <w:tblW w:w="0" w:type="auto"/>
         <w:tblLook w:val="04A0" w:firstRow="1" w:lastRow="0" w:firstColumn="1" w:lastColumn="0" w:noHBand="0" w:noVBand="1"/>
       </w:tblPr>
@@ -14539,7 +14563,7 @@
     </w:p>
     <w:p>
       <w:pPr>
-        <w:pStyle w:val="Titre2"/>
+        <w:pStyle w:val="Heading2"/>
         <w:numPr>
           <w:ilvl w:val="1"/>
           <w:numId w:val="16"/>
@@ -14613,7 +14637,7 @@
     </w:p>
     <w:p>
       <w:pPr>
-        <w:pStyle w:val="Titre1"/>
+        <w:pStyle w:val="Heading1"/>
         <w:numPr>
           <w:ilvl w:val="0"/>
           <w:numId w:val="16"/>
@@ -14630,7 +14654,7 @@
     </w:p>
     <w:p>
       <w:pPr>
-        <w:pStyle w:val="Titre2"/>
+        <w:pStyle w:val="Heading2"/>
         <w:numPr>
           <w:ilvl w:val="1"/>
           <w:numId w:val="16"/>
@@ -14671,7 +14695,7 @@
     </w:p>
     <w:p>
       <w:pPr>
-        <w:pStyle w:val="Titre2"/>
+        <w:pStyle w:val="Heading2"/>
         <w:numPr>
           <w:ilvl w:val="1"/>
           <w:numId w:val="16"/>
@@ -14717,7 +14741,7 @@
     </w:p>
     <w:p>
       <w:pPr>
-        <w:pStyle w:val="Titre2"/>
+        <w:pStyle w:val="Heading2"/>
         <w:rPr>
           <w:lang w:val="fr-CH"/>
         </w:rPr>
@@ -14733,7 +14757,7 @@
     </w:p>
     <w:p>
       <w:pPr>
-        <w:pStyle w:val="Titre2"/>
+        <w:pStyle w:val="Heading2"/>
         <w:numPr>
           <w:ilvl w:val="1"/>
           <w:numId w:val="16"/>
@@ -14784,7 +14808,7 @@
     </w:p>
     <w:p>
       <w:pPr>
-        <w:pStyle w:val="Titre2"/>
+        <w:pStyle w:val="Heading2"/>
       </w:pPr>
       <w:bookmarkStart w:id="61" w:name="_Toc229743651"/>
       <w:r>
@@ -14794,7 +14818,7 @@
     </w:p>
     <w:p>
       <w:pPr>
-        <w:pStyle w:val="Titre1"/>
+        <w:pStyle w:val="Heading1"/>
         <w:numPr>
           <w:ilvl w:val="0"/>
           <w:numId w:val="16"/>
@@ -14815,7 +14839,7 @@
     </w:p>
     <w:p>
       <w:pPr>
-        <w:pStyle w:val="Titre2"/>
+        <w:pStyle w:val="Heading2"/>
         <w:numPr>
           <w:ilvl w:val="1"/>
           <w:numId w:val="16"/>
@@ -14863,7 +14887,7 @@
     </w:p>
     <w:p>
       <w:pPr>
-        <w:pStyle w:val="Titre2"/>
+        <w:pStyle w:val="Heading2"/>
         <w:numPr>
           <w:ilvl w:val="1"/>
           <w:numId w:val="16"/>
@@ -15158,7 +15182,7 @@
     </w:p>
     <w:p>
       <w:pPr>
-        <w:pStyle w:val="Titre2"/>
+        <w:pStyle w:val="Heading2"/>
         <w:numPr>
           <w:ilvl w:val="1"/>
           <w:numId w:val="16"/>
@@ -15319,7 +15343,7 @@
     </w:p>
     <w:p>
       <w:pPr>
-        <w:pStyle w:val="Titre1"/>
+        <w:pStyle w:val="Heading1"/>
       </w:pPr>
       <w:bookmarkStart w:id="70" w:name="_Toc229743656"/>
       <w:bookmarkStart w:id="71" w:name="_Toc250790996"/>
@@ -15342,7 +15366,7 @@
     </w:p>
     <w:p>
       <w:pPr>
-        <w:pStyle w:val="Titre2"/>
+        <w:pStyle w:val="Heading2"/>
       </w:pPr>
       <w:bookmarkStart w:id="72" w:name="_Toc229743657"/>
       <w:r>
@@ -15370,7 +15394,7 @@
     </w:p>
     <w:p>
       <w:pPr>
-        <w:pStyle w:val="Titre2"/>
+        <w:pStyle w:val="Heading2"/>
       </w:pPr>
       <w:bookmarkStart w:id="73" w:name="_Toc229743658"/>
       <w:r>
@@ -15424,7 +15448,7 @@
     </w:p>
     <w:p>
       <w:pPr>
-        <w:pStyle w:val="Titre2"/>
+        <w:pStyle w:val="Heading2"/>
       </w:pPr>
       <w:bookmarkStart w:id="74" w:name="_Toc229743659"/>
       <w:r>
@@ -15473,7 +15497,7 @@
     </w:p>
     <w:p>
       <w:pPr>
-        <w:pStyle w:val="Titre1"/>
+        <w:pStyle w:val="Heading1"/>
         <w:numPr>
           <w:ilvl w:val="0"/>
           <w:numId w:val="16"/>
@@ -15542,7 +15566,7 @@
     </w:p>
     <w:p>
       <w:pPr>
-        <w:pStyle w:val="Titre1"/>
+        <w:pStyle w:val="Heading1"/>
         <w:numPr>
           <w:ilvl w:val="0"/>
           <w:numId w:val="16"/>
@@ -15809,7 +15833,7 @@
     </w:p>
     <w:p>
       <w:pPr>
-        <w:pStyle w:val="Titre1"/>
+        <w:pStyle w:val="Heading1"/>
         <w:numPr>
           <w:ilvl w:val="0"/>
           <w:numId w:val="16"/>
@@ -16032,7 +16056,7 @@
     </w:p>
     <w:p>
       <w:pPr>
-        <w:pStyle w:val="Titre1"/>
+        <w:pStyle w:val="Heading1"/>
         <w:numPr>
           <w:ilvl w:val="0"/>
           <w:numId w:val="16"/>
@@ -16210,11 +16234,11 @@
   <w:comment w:id="4" w:author="Stéphane Schwab" w:date="2025-07-07T16:49:00Z" w:initials="SS">
     <w:p>
       <w:pPr>
-        <w:pStyle w:val="Commentaire"/>
-      </w:pPr>
-      <w:r>
-        <w:rPr>
-          <w:rStyle w:val="Marquedecommentaire"/>
+        <w:pStyle w:val="CommentText"/>
+      </w:pPr>
+      <w:r>
+        <w:rPr>
+          <w:rStyle w:val="CommentReference"/>
         </w:rPr>
         <w:annotationRef/>
       </w:r>
@@ -16283,7 +16307,7 @@
 <w:ftr xmlns:wpc="http://schemas.microsoft.com/office/word/2010/wordprocessingCanvas" xmlns:cx="http://schemas.microsoft.com/office/drawing/2014/chartex" xmlns:cx1="http://schemas.microsoft.com/office/drawing/2015/9/8/chartex" xmlns:cx2="http://schemas.microsoft.com/office/drawing/2015/10/21/chartex" xmlns:cx3="http://schemas.microsoft.com/office/drawing/2016/5/9/chartex" xmlns:cx4="http://schemas.microsoft.com/office/drawing/2016/5/10/chartex" xmlns:cx5="http://schemas.microsoft.com/office/drawing/2016/5/11/chartex" xmlns:cx6="http://schemas.microsoft.com/office/drawing/2016/5/12/chartex" xmlns:cx7="http://schemas.microsoft.com/office/drawing/2016/5/13/chartex" xmlns:cx8="http://schemas.microsoft.com/office/drawing/2016/5/14/chartex" xmlns:mc="http://schemas.openxmlformats.org/markup-compatibility/2006" xmlns:aink="http://schemas.microsoft.com/office/drawing/2016/ink" xmlns:am3d="http://schemas.microsoft.com/office/drawing/2017/model3d" xmlns:o="urn:schemas-microsoft-com:office:office" xmlns:oel="http://schemas.microsoft.com/office/2019/extlst" xmlns:r="http://schemas.openxmlformats.org/officeDocument/2006/relationships" xmlns:m="http://schemas.openxmlformats.org/officeDocument/2006/math" xmlns:v="urn:schemas-microsoft-com:vml" xmlns:wp14="http://schemas.microsoft.com/office/word/2010/wordprocessingDrawing" xmlns:wp="http://schemas.openxmlformats.org/drawingml/2006/wordprocessingDrawing" xmlns:w10="urn:schemas-microsoft-com:office:word" xmlns:w="http://schemas.openxmlformats.org/wordprocessingml/2006/main" xmlns:w14="http://schemas.microsoft.com/office/word/2010/wordml" xmlns:w15="http://schemas.microsoft.com/office/word/2012/wordml" xmlns:w16cex="http://schemas.microsoft.com/office/word/2018/wordml/cex" xmlns:w16cid="http://schemas.microsoft.com/office/word/2016/wordml/cid" xmlns:w16="http://schemas.microsoft.com/office/word/2018/wordml" xmlns:w16du="http://schemas.microsoft.com/office/word/2023/wordml/word16du" xmlns:w16sdtdh="http://schemas.microsoft.com/office/word/2020/wordml/sdtdatahash" xmlns:w16sdtfl="http://schemas.microsoft.com/office/word/2024/wordml/sdtformatlock" xmlns:w16se="http://schemas.microsoft.com/office/word/2015/wordml/symex" xmlns:wpg="http://schemas.microsoft.com/office/word/2010/wordprocessingGroup" xmlns:wpi="http://schemas.microsoft.com/office/word/2010/wordprocessingInk" xmlns:wne="http://schemas.microsoft.com/office/word/2006/wordml" xmlns:wps="http://schemas.microsoft.com/office/word/2010/wordprocessingShape" mc:Ignorable="w14 w15 w16se w16cid w16 w16cex w16sdtdh w16sdtfl w16du wp14">
   <w:p>
     <w:pPr>
-      <w:pStyle w:val="Pieddepage"/>
+      <w:pStyle w:val="Footer"/>
     </w:pPr>
   </w:p>
 </w:ftr>
@@ -16317,7 +16341,7 @@
         </w:tcPr>
         <w:tbl>
           <w:tblPr>
-            <w:tblStyle w:val="Grilledutableau"/>
+            <w:tblStyle w:val="TableGrid"/>
             <w:tblW w:w="9781" w:type="dxa"/>
             <w:tblBorders>
               <w:top w:val="none" w:sz="0" w:space="0" w:color="auto"/>
@@ -16526,7 +16550,7 @@
                   <w:rPr>
                     <w:lang w:val="fr-CH"/>
                   </w:rPr>
-                  <w:t>29.05.2026 13:22</w:t>
+                  <w:t>29.05.2026 16:02</w:t>
                 </w:r>
                 <w:r>
                   <w:rPr>
@@ -16555,7 +16579,7 @@
   </w:tbl>
   <w:p>
     <w:pPr>
-      <w:pStyle w:val="Pieddepage"/>
+      <w:pStyle w:val="Footer"/>
     </w:pPr>
   </w:p>
 </w:ftr>
@@ -16565,7 +16589,7 @@
 <w:ftr xmlns:wpc="http://schemas.microsoft.com/office/word/2010/wordprocessingCanvas" xmlns:cx="http://schemas.microsoft.com/office/drawing/2014/chartex" xmlns:cx1="http://schemas.microsoft.com/office/drawing/2015/9/8/chartex" xmlns:cx2="http://schemas.microsoft.com/office/drawing/2015/10/21/chartex" xmlns:cx3="http://schemas.microsoft.com/office/drawing/2016/5/9/chartex" xmlns:cx4="http://schemas.microsoft.com/office/drawing/2016/5/10/chartex" xmlns:cx5="http://schemas.microsoft.com/office/drawing/2016/5/11/chartex" xmlns:cx6="http://schemas.microsoft.com/office/drawing/2016/5/12/chartex" xmlns:cx7="http://schemas.microsoft.com/office/drawing/2016/5/13/chartex" xmlns:cx8="http://schemas.microsoft.com/office/drawing/2016/5/14/chartex" xmlns:mc="http://schemas.openxmlformats.org/markup-compatibility/2006" xmlns:aink="http://schemas.microsoft.com/office/drawing/2016/ink" xmlns:am3d="http://schemas.microsoft.com/office/drawing/2017/model3d" xmlns:o="urn:schemas-microsoft-com:office:office" xmlns:oel="http://schemas.microsoft.com/office/2019/extlst" xmlns:r="http://schemas.openxmlformats.org/officeDocument/2006/relationships" xmlns:m="http://schemas.openxmlformats.org/officeDocument/2006/math" xmlns:v="urn:schemas-microsoft-com:vml" xmlns:wp14="http://schemas.microsoft.com/office/word/2010/wordprocessingDrawing" xmlns:wp="http://schemas.openxmlformats.org/drawingml/2006/wordprocessingDrawing" xmlns:w10="urn:schemas-microsoft-com:office:word" xmlns:w="http://schemas.openxmlformats.org/wordprocessingml/2006/main" xmlns:w14="http://schemas.microsoft.com/office/word/2010/wordml" xmlns:w15="http://schemas.microsoft.com/office/word/2012/wordml" xmlns:w16cex="http://schemas.microsoft.com/office/word/2018/wordml/cex" xmlns:w16cid="http://schemas.microsoft.com/office/word/2016/wordml/cid" xmlns:w16="http://schemas.microsoft.com/office/word/2018/wordml" xmlns:w16du="http://schemas.microsoft.com/office/word/2023/wordml/word16du" xmlns:w16sdtdh="http://schemas.microsoft.com/office/word/2020/wordml/sdtdatahash" xmlns:w16sdtfl="http://schemas.microsoft.com/office/word/2024/wordml/sdtformatlock" xmlns:w16se="http://schemas.microsoft.com/office/word/2015/wordml/symex" xmlns:wpg="http://schemas.microsoft.com/office/word/2010/wordprocessingGroup" xmlns:wpi="http://schemas.microsoft.com/office/word/2010/wordprocessingInk" xmlns:wne="http://schemas.microsoft.com/office/word/2006/wordml" xmlns:wps="http://schemas.microsoft.com/office/word/2010/wordprocessingShape" mc:Ignorable="w14 w15 w16se w16cid w16 w16cex w16sdtdh w16sdtfl w16du wp14">
   <w:p>
     <w:pPr>
-      <w:pStyle w:val="Pieddepage"/>
+      <w:pStyle w:val="Footer"/>
     </w:pPr>
     <w:r>
       <w:fldChar w:fldCharType="begin"/>
@@ -16665,7 +16689,7 @@
         </w:tcPr>
         <w:tbl>
           <w:tblPr>
-            <w:tblStyle w:val="Grilledutableau"/>
+            <w:tblStyle w:val="TableGrid"/>
             <w:tblW w:w="0" w:type="auto"/>
             <w:tblBorders>
               <w:top w:val="none" w:sz="0" w:space="0" w:color="auto"/>
@@ -16853,7 +16877,7 @@
                   <w:rPr>
                     <w:lang w:val="fr-CH"/>
                   </w:rPr>
-                  <w:t>29.05.2026 13:22</w:t>
+                  <w:t>29.05.2026 16:02</w:t>
                 </w:r>
                 <w:r>
                   <w:rPr>
@@ -16914,7 +16938,7 @@
         </w:tcPr>
         <w:tbl>
           <w:tblPr>
-            <w:tblStyle w:val="Grilledutableau"/>
+            <w:tblStyle w:val="TableGrid"/>
             <w:tblW w:w="0" w:type="auto"/>
             <w:tblBorders>
               <w:top w:val="none" w:sz="0" w:space="0" w:color="auto"/>
@@ -17104,7 +17128,7 @@
                   <w:rPr>
                     <w:lang w:val="fr-CH"/>
                   </w:rPr>
-                  <w:t>29.05.2026 13:22</w:t>
+                  <w:t>29.05.2026 16:02</w:t>
                 </w:r>
                 <w:r>
                   <w:rPr>
@@ -17183,7 +17207,7 @@
 <w:hdr xmlns:wpc="http://schemas.microsoft.com/office/word/2010/wordprocessingCanvas" xmlns:cx="http://schemas.microsoft.com/office/drawing/2014/chartex" xmlns:cx1="http://schemas.microsoft.com/office/drawing/2015/9/8/chartex" xmlns:cx2="http://schemas.microsoft.com/office/drawing/2015/10/21/chartex" xmlns:cx3="http://schemas.microsoft.com/office/drawing/2016/5/9/chartex" xmlns:cx4="http://schemas.microsoft.com/office/drawing/2016/5/10/chartex" xmlns:cx5="http://schemas.microsoft.com/office/drawing/2016/5/11/chartex" xmlns:cx6="http://schemas.microsoft.com/office/drawing/2016/5/12/chartex" xmlns:cx7="http://schemas.microsoft.com/office/drawing/2016/5/13/chartex" xmlns:cx8="http://schemas.microsoft.com/office/drawing/2016/5/14/chartex" xmlns:mc="http://schemas.openxmlformats.org/markup-compatibility/2006" xmlns:aink="http://schemas.microsoft.com/office/drawing/2016/ink" xmlns:am3d="http://schemas.microsoft.com/office/drawing/2017/model3d" xmlns:o="urn:schemas-microsoft-com:office:office" xmlns:oel="http://schemas.microsoft.com/office/2019/extlst" xmlns:r="http://schemas.openxmlformats.org/officeDocument/2006/relationships" xmlns:m="http://schemas.openxmlformats.org/officeDocument/2006/math" xmlns:v="urn:schemas-microsoft-com:vml" xmlns:wp14="http://schemas.microsoft.com/office/word/2010/wordprocessingDrawing" xmlns:wp="http://schemas.openxmlformats.org/drawingml/2006/wordprocessingDrawing" xmlns:w10="urn:schemas-microsoft-com:office:word" xmlns:w="http://schemas.openxmlformats.org/wordprocessingml/2006/main" xmlns:w14="http://schemas.microsoft.com/office/word/2010/wordml" xmlns:w15="http://schemas.microsoft.com/office/word/2012/wordml" xmlns:w16cex="http://schemas.microsoft.com/office/word/2018/wordml/cex" xmlns:w16cid="http://schemas.microsoft.com/office/word/2016/wordml/cid" xmlns:w16="http://schemas.microsoft.com/office/word/2018/wordml" xmlns:w16du="http://schemas.microsoft.com/office/word/2023/wordml/word16du" xmlns:w16sdtdh="http://schemas.microsoft.com/office/word/2020/wordml/sdtdatahash" xmlns:w16sdtfl="http://schemas.microsoft.com/office/word/2024/wordml/sdtformatlock" xmlns:w16se="http://schemas.microsoft.com/office/word/2015/wordml/symex" xmlns:wpg="http://schemas.microsoft.com/office/word/2010/wordprocessingGroup" xmlns:wpi="http://schemas.microsoft.com/office/word/2010/wordprocessingInk" xmlns:wne="http://schemas.microsoft.com/office/word/2006/wordml" xmlns:wps="http://schemas.microsoft.com/office/word/2010/wordprocessingShape" mc:Ignorable="w14 w15 w16se w16cid w16 w16cex w16sdtdh w16sdtfl w16du wp14">
   <w:p>
     <w:pPr>
-      <w:pStyle w:val="En-tte"/>
+      <w:pStyle w:val="Header"/>
     </w:pPr>
   </w:p>
 </w:hdr>
@@ -17193,7 +17217,7 @@
 <w:hdr xmlns:wpc="http://schemas.microsoft.com/office/word/2010/wordprocessingCanvas" xmlns:cx="http://schemas.microsoft.com/office/drawing/2014/chartex" xmlns:cx1="http://schemas.microsoft.com/office/drawing/2015/9/8/chartex" xmlns:cx2="http://schemas.microsoft.com/office/drawing/2015/10/21/chartex" xmlns:cx3="http://schemas.microsoft.com/office/drawing/2016/5/9/chartex" xmlns:cx4="http://schemas.microsoft.com/office/drawing/2016/5/10/chartex" xmlns:cx5="http://schemas.microsoft.com/office/drawing/2016/5/11/chartex" xmlns:cx6="http://schemas.microsoft.com/office/drawing/2016/5/12/chartex" xmlns:cx7="http://schemas.microsoft.com/office/drawing/2016/5/13/chartex" xmlns:cx8="http://schemas.microsoft.com/office/drawing/2016/5/14/chartex" xmlns:mc="http://schemas.openxmlformats.org/markup-compatibility/2006" xmlns:aink="http://schemas.microsoft.com/office/drawing/2016/ink" xmlns:am3d="http://schemas.microsoft.com/office/drawing/2017/model3d" xmlns:o="urn:schemas-microsoft-com:office:office" xmlns:oel="http://schemas.microsoft.com/office/2019/extlst" xmlns:r="http://schemas.openxmlformats.org/officeDocument/2006/relationships" xmlns:m="http://schemas.openxmlformats.org/officeDocument/2006/math" xmlns:v="urn:schemas-microsoft-com:vml" xmlns:wp14="http://schemas.microsoft.com/office/word/2010/wordprocessingDrawing" xmlns:wp="http://schemas.openxmlformats.org/drawingml/2006/wordprocessingDrawing" xmlns:w10="urn:schemas-microsoft-com:office:word" xmlns:w="http://schemas.openxmlformats.org/wordprocessingml/2006/main" xmlns:w14="http://schemas.microsoft.com/office/word/2010/wordml" xmlns:w15="http://schemas.microsoft.com/office/word/2012/wordml" xmlns:w16cex="http://schemas.microsoft.com/office/word/2018/wordml/cex" xmlns:w16cid="http://schemas.microsoft.com/office/word/2016/wordml/cid" xmlns:w16="http://schemas.microsoft.com/office/word/2018/wordml" xmlns:w16du="http://schemas.microsoft.com/office/word/2023/wordml/word16du" xmlns:w16sdtdh="http://schemas.microsoft.com/office/word/2020/wordml/sdtdatahash" xmlns:w16sdtfl="http://schemas.microsoft.com/office/word/2024/wordml/sdtformatlock" xmlns:w16se="http://schemas.microsoft.com/office/word/2015/wordml/symex" xmlns:wpg="http://schemas.microsoft.com/office/word/2010/wordprocessingGroup" xmlns:wpi="http://schemas.microsoft.com/office/word/2010/wordprocessingInk" xmlns:wne="http://schemas.microsoft.com/office/word/2006/wordml" xmlns:wps="http://schemas.microsoft.com/office/word/2010/wordprocessingShape" mc:Ignorable="w14 w15 w16se w16cid w16 w16cex w16sdtdh w16sdtfl w16du wp14">
   <w:p>
     <w:pPr>
-      <w:pStyle w:val="En-tte"/>
+      <w:pStyle w:val="Header"/>
     </w:pPr>
   </w:p>
 </w:hdr>
@@ -17203,7 +17227,7 @@
 <w:hdr xmlns:wpc="http://schemas.microsoft.com/office/word/2010/wordprocessingCanvas" xmlns:cx="http://schemas.microsoft.com/office/drawing/2014/chartex" xmlns:cx1="http://schemas.microsoft.com/office/drawing/2015/9/8/chartex" xmlns:cx2="http://schemas.microsoft.com/office/drawing/2015/10/21/chartex" xmlns:cx3="http://schemas.microsoft.com/office/drawing/2016/5/9/chartex" xmlns:cx4="http://schemas.microsoft.com/office/drawing/2016/5/10/chartex" xmlns:cx5="http://schemas.microsoft.com/office/drawing/2016/5/11/chartex" xmlns:cx6="http://schemas.microsoft.com/office/drawing/2016/5/12/chartex" xmlns:cx7="http://schemas.microsoft.com/office/drawing/2016/5/13/chartex" xmlns:cx8="http://schemas.microsoft.com/office/drawing/2016/5/14/chartex" xmlns:mc="http://schemas.openxmlformats.org/markup-compatibility/2006" xmlns:aink="http://schemas.microsoft.com/office/drawing/2016/ink" xmlns:am3d="http://schemas.microsoft.com/office/drawing/2017/model3d" xmlns:o="urn:schemas-microsoft-com:office:office" xmlns:oel="http://schemas.microsoft.com/office/2019/extlst" xmlns:r="http://schemas.openxmlformats.org/officeDocument/2006/relationships" xmlns:m="http://schemas.openxmlformats.org/officeDocument/2006/math" xmlns:v="urn:schemas-microsoft-com:vml" xmlns:wp14="http://schemas.microsoft.com/office/word/2010/wordprocessingDrawing" xmlns:wp="http://schemas.openxmlformats.org/drawingml/2006/wordprocessingDrawing" xmlns:w10="urn:schemas-microsoft-com:office:word" xmlns:w="http://schemas.openxmlformats.org/wordprocessingml/2006/main" xmlns:w14="http://schemas.microsoft.com/office/word/2010/wordml" xmlns:w15="http://schemas.microsoft.com/office/word/2012/wordml" xmlns:w16cex="http://schemas.microsoft.com/office/word/2018/wordml/cex" xmlns:w16cid="http://schemas.microsoft.com/office/word/2016/wordml/cid" xmlns:w16="http://schemas.microsoft.com/office/word/2018/wordml" xmlns:w16du="http://schemas.microsoft.com/office/word/2023/wordml/word16du" xmlns:w16sdtdh="http://schemas.microsoft.com/office/word/2020/wordml/sdtdatahash" xmlns:w16sdtfl="http://schemas.microsoft.com/office/word/2024/wordml/sdtformatlock" xmlns:w16se="http://schemas.microsoft.com/office/word/2015/wordml/symex" xmlns:wpg="http://schemas.microsoft.com/office/word/2010/wordprocessingGroup" xmlns:wpi="http://schemas.microsoft.com/office/word/2010/wordprocessingInk" xmlns:wne="http://schemas.microsoft.com/office/word/2006/wordml" xmlns:wps="http://schemas.microsoft.com/office/word/2010/wordprocessingShape" mc:Ignorable="w14 w15 w16se w16cid w16 w16cex w16sdtdh w16sdtfl w16du wp14">
   <w:p>
     <w:pPr>
-      <w:pStyle w:val="En-tte"/>
+      <w:pStyle w:val="Header"/>
     </w:pPr>
   </w:p>
 </w:hdr>
@@ -17455,7 +17479,7 @@
   </w:p>
   <w:p>
     <w:pPr>
-      <w:pStyle w:val="En-tte"/>
+      <w:pStyle w:val="Header"/>
       <w:tabs>
         <w:tab w:val="left" w:pos="5550"/>
       </w:tabs>
@@ -17807,7 +17831,7 @@
     <w:lvl w:ilvl="0">
       <w:start w:val="1"/>
       <w:numFmt w:val="decimal"/>
-      <w:pStyle w:val="Titre1"/>
+      <w:pStyle w:val="Heading1"/>
       <w:lvlText w:val="%1"/>
       <w:lvlJc w:val="left"/>
       <w:pPr>
@@ -17823,7 +17847,7 @@
     <w:lvl w:ilvl="1">
       <w:start w:val="1"/>
       <w:numFmt w:val="decimal"/>
-      <w:pStyle w:val="Titre2"/>
+      <w:pStyle w:val="Heading2"/>
       <w:lvlText w:val="%1.%2"/>
       <w:lvlJc w:val="left"/>
       <w:pPr>
@@ -17836,7 +17860,7 @@
     <w:lvl w:ilvl="2">
       <w:start w:val="1"/>
       <w:numFmt w:val="decimal"/>
-      <w:pStyle w:val="Titre3"/>
+      <w:pStyle w:val="Heading3"/>
       <w:lvlText w:val="%1.%2.%3"/>
       <w:lvlJc w:val="left"/>
       <w:pPr>
@@ -17849,7 +17873,7 @@
     <w:lvl w:ilvl="3">
       <w:start w:val="1"/>
       <w:numFmt w:val="decimal"/>
-      <w:pStyle w:val="Titre4"/>
+      <w:pStyle w:val="Heading4"/>
       <w:lvlText w:val="%1.%2.%3.%4"/>
       <w:lvlJc w:val="left"/>
       <w:pPr>
@@ -17862,7 +17886,7 @@
     <w:lvl w:ilvl="4">
       <w:start w:val="1"/>
       <w:numFmt w:val="decimal"/>
-      <w:pStyle w:val="Titre5"/>
+      <w:pStyle w:val="Heading5"/>
       <w:lvlText w:val="%1.%2.%3.%4.%5"/>
       <w:lvlJc w:val="left"/>
       <w:pPr>
@@ -17875,7 +17899,7 @@
     <w:lvl w:ilvl="5">
       <w:start w:val="1"/>
       <w:numFmt w:val="decimal"/>
-      <w:pStyle w:val="Titre6"/>
+      <w:pStyle w:val="Heading6"/>
       <w:lvlText w:val="%1.%2.%3.%4.%5.%6"/>
       <w:lvlJc w:val="left"/>
       <w:pPr>
@@ -17888,7 +17912,7 @@
     <w:lvl w:ilvl="6">
       <w:start w:val="1"/>
       <w:numFmt w:val="decimal"/>
-      <w:pStyle w:val="Titre7"/>
+      <w:pStyle w:val="Heading7"/>
       <w:lvlText w:val="%1.%2.%3.%4.%5.%6.%7"/>
       <w:lvlJc w:val="left"/>
       <w:pPr>
@@ -17901,7 +17925,7 @@
     <w:lvl w:ilvl="7">
       <w:start w:val="1"/>
       <w:numFmt w:val="decimal"/>
-      <w:pStyle w:val="Titre8"/>
+      <w:pStyle w:val="Heading8"/>
       <w:lvlText w:val="%1.%2.%3.%4.%5.%6.%7.%8"/>
       <w:lvlJc w:val="left"/>
       <w:pPr>
@@ -17914,7 +17938,7 @@
     <w:lvl w:ilvl="8">
       <w:start w:val="1"/>
       <w:numFmt w:val="decimal"/>
-      <w:pStyle w:val="Titre9"/>
+      <w:pStyle w:val="Heading9"/>
       <w:lvlText w:val="%1.%2.%3.%4.%5.%6.%7.%8.%9"/>
       <w:lvlJc w:val="left"/>
       <w:pPr>
@@ -20480,7 +20504,7 @@
       <w:lang w:eastAsia="de-DE"/>
     </w:rPr>
   </w:style>
-  <w:style w:type="paragraph" w:styleId="Titre1">
+  <w:style w:type="paragraph" w:styleId="Heading1">
     <w:name w:val="heading 1"/>
     <w:basedOn w:val="Normal"/>
     <w:next w:val="BITTextkrper"/>
@@ -20508,7 +20532,7 @@
       <w:lang w:val="de-DE"/>
     </w:rPr>
   </w:style>
-  <w:style w:type="paragraph" w:styleId="Titre2">
+  <w:style w:type="paragraph" w:styleId="Heading2">
     <w:name w:val="heading 2"/>
     <w:basedOn w:val="Normal"/>
     <w:next w:val="BITTextkrper"/>
@@ -20532,7 +20556,7 @@
       <w:sz w:val="28"/>
     </w:rPr>
   </w:style>
-  <w:style w:type="paragraph" w:styleId="Titre3">
+  <w:style w:type="paragraph" w:styleId="Heading3">
     <w:name w:val="heading 3"/>
     <w:basedOn w:val="Normal"/>
     <w:next w:val="BITTextkrper"/>
@@ -20554,7 +20578,7 @@
       <w:sz w:val="22"/>
     </w:rPr>
   </w:style>
-  <w:style w:type="paragraph" w:styleId="Titre4">
+  <w:style w:type="paragraph" w:styleId="Heading4">
     <w:name w:val="heading 4"/>
     <w:basedOn w:val="Normal"/>
     <w:next w:val="BITTextkrper"/>
@@ -20576,7 +20600,7 @@
       <w:szCs w:val="28"/>
     </w:rPr>
   </w:style>
-  <w:style w:type="paragraph" w:styleId="Titre5">
+  <w:style w:type="paragraph" w:styleId="Heading5">
     <w:name w:val="heading 5"/>
     <w:basedOn w:val="Normal"/>
     <w:next w:val="BITTextkrper"/>
@@ -20599,7 +20623,7 @@
       <w:szCs w:val="26"/>
     </w:rPr>
   </w:style>
-  <w:style w:type="paragraph" w:styleId="Titre6">
+  <w:style w:type="paragraph" w:styleId="Heading6">
     <w:name w:val="heading 6"/>
     <w:basedOn w:val="Normal"/>
     <w:next w:val="Normal"/>
@@ -20620,7 +20644,7 @@
       <w:szCs w:val="22"/>
     </w:rPr>
   </w:style>
-  <w:style w:type="paragraph" w:styleId="Titre7">
+  <w:style w:type="paragraph" w:styleId="Heading7">
     <w:name w:val="heading 7"/>
     <w:basedOn w:val="Normal"/>
     <w:next w:val="Normal"/>
@@ -20638,7 +20662,7 @@
       <w:sz w:val="22"/>
     </w:rPr>
   </w:style>
-  <w:style w:type="paragraph" w:styleId="Titre8">
+  <w:style w:type="paragraph" w:styleId="Heading8">
     <w:name w:val="heading 8"/>
     <w:basedOn w:val="Normal"/>
     <w:next w:val="Normal"/>
@@ -20657,7 +20681,7 @@
       <w:sz w:val="22"/>
     </w:rPr>
   </w:style>
-  <w:style w:type="paragraph" w:styleId="Titre9">
+  <w:style w:type="paragraph" w:styleId="Heading9">
     <w:name w:val="heading 9"/>
     <w:basedOn w:val="Normal"/>
     <w:next w:val="Normal"/>
@@ -20677,13 +20701,13 @@
       <w:szCs w:val="22"/>
     </w:rPr>
   </w:style>
-  <w:style w:type="character" w:default="1" w:styleId="Policepardfaut">
+  <w:style w:type="character" w:default="1" w:styleId="DefaultParagraphFont">
     <w:name w:val="Default Paragraph Font"/>
     <w:uiPriority w:val="1"/>
     <w:semiHidden/>
     <w:unhideWhenUsed/>
   </w:style>
-  <w:style w:type="table" w:default="1" w:styleId="TableauNormal">
+  <w:style w:type="table" w:default="1" w:styleId="TableNormal">
     <w:name w:val="Normal Table"/>
     <w:uiPriority w:val="99"/>
     <w:semiHidden/>
@@ -20698,7 +20722,7 @@
       </w:tblCellMar>
     </w:tblPr>
   </w:style>
-  <w:style w:type="numbering" w:default="1" w:styleId="Aucuneliste">
+  <w:style w:type="numbering" w:default="1" w:styleId="NoList">
     <w:name w:val="No List"/>
     <w:uiPriority w:val="99"/>
     <w:semiHidden/>
@@ -20715,7 +20739,7 @@
       <w:sz w:val="22"/>
     </w:rPr>
   </w:style>
-  <w:style w:type="paragraph" w:styleId="En-tte">
+  <w:style w:type="paragraph" w:styleId="Header">
     <w:name w:val="header"/>
     <w:basedOn w:val="Normal"/>
     <w:rsid w:val="006F1A78"/>
@@ -20729,7 +20753,7 @@
       <w:lang w:eastAsia="de-CH"/>
     </w:rPr>
   </w:style>
-  <w:style w:type="paragraph" w:styleId="Pieddepage">
+  <w:style w:type="paragraph" w:styleId="Footer">
     <w:name w:val="footer"/>
     <w:basedOn w:val="Normal"/>
     <w:rsid w:val="006F1A78"/>
@@ -20767,7 +20791,7 @@
       <w:sz w:val="15"/>
     </w:rPr>
   </w:style>
-  <w:style w:type="paragraph" w:styleId="Titre">
+  <w:style w:type="paragraph" w:styleId="Title">
     <w:name w:val="Title"/>
     <w:basedOn w:val="Normal"/>
     <w:next w:val="Normal"/>
@@ -20786,9 +20810,9 @@
       <w:szCs w:val="32"/>
     </w:rPr>
   </w:style>
-  <w:style w:type="paragraph" w:styleId="Sous-titre">
+  <w:style w:type="paragraph" w:styleId="Subtitle">
     <w:name w:val="Subtitle"/>
-    <w:basedOn w:val="Titre"/>
+    <w:basedOn w:val="Title"/>
     <w:next w:val="Normal"/>
     <w:qFormat/>
     <w:rsid w:val="006F1A78"/>
@@ -20838,10 +20862,10 @@
   </w:style>
   <w:style w:type="paragraph" w:customStyle="1" w:styleId="CDBHierarchie">
     <w:name w:val="CDB_Hierarchie"/>
-    <w:basedOn w:val="En-tte"/>
+    <w:basedOn w:val="Header"/>
     <w:rsid w:val="006F1A78"/>
   </w:style>
-  <w:style w:type="paragraph" w:styleId="TM4">
+  <w:style w:type="paragraph" w:styleId="TOC4">
     <w:name w:val="toc 4"/>
     <w:basedOn w:val="Normal"/>
     <w:next w:val="Normal"/>
@@ -20969,7 +20993,7 @@
       <w:lang w:eastAsia="en-US"/>
     </w:rPr>
   </w:style>
-  <w:style w:type="paragraph" w:styleId="TM1">
+  <w:style w:type="paragraph" w:styleId="TOC1">
     <w:name w:val="toc 1"/>
     <w:basedOn w:val="Normal"/>
     <w:next w:val="Normal"/>
@@ -20988,7 +21012,7 @@
       <w:sz w:val="22"/>
     </w:rPr>
   </w:style>
-  <w:style w:type="paragraph" w:styleId="TM2">
+  <w:style w:type="paragraph" w:styleId="TOC2">
     <w:name w:val="toc 2"/>
     <w:basedOn w:val="Normal"/>
     <w:next w:val="Normal"/>
@@ -21030,7 +21054,7 @@
       <w:bCs/>
     </w:rPr>
   </w:style>
-  <w:style w:type="paragraph" w:styleId="TM3">
+  <w:style w:type="paragraph" w:styleId="TOC3">
     <w:name w:val="toc 3"/>
     <w:basedOn w:val="Normal"/>
     <w:next w:val="Normal"/>
@@ -21047,9 +21071,9 @@
       <w:sz w:val="22"/>
     </w:rPr>
   </w:style>
-  <w:style w:type="character" w:styleId="Lienhypertexte">
+  <w:style w:type="character" w:styleId="Hyperlink">
     <w:name w:val="Hyperlink"/>
-    <w:basedOn w:val="Policepardfaut"/>
+    <w:basedOn w:val="DefaultParagraphFont"/>
     <w:uiPriority w:val="99"/>
     <w:rsid w:val="006F1A78"/>
     <w:rPr>
@@ -21057,7 +21081,7 @@
       <w:u w:val="single"/>
     </w:rPr>
   </w:style>
-  <w:style w:type="paragraph" w:styleId="Lgende">
+  <w:style w:type="paragraph" w:styleId="Caption">
     <w:name w:val="caption"/>
     <w:basedOn w:val="Normal"/>
     <w:next w:val="BITTextkrper"/>
@@ -21105,7 +21129,7 @@
   </w:style>
   <w:style w:type="character" w:customStyle="1" w:styleId="BITTextkrperfettChar">
     <w:name w:val="_BIT_Textkörper_fett Char"/>
-    <w:basedOn w:val="Policepardfaut"/>
+    <w:basedOn w:val="DefaultParagraphFont"/>
     <w:rsid w:val="006F1A78"/>
     <w:rPr>
       <w:rFonts w:ascii="Arial" w:hAnsi="Arial"/>
@@ -21117,7 +21141,7 @@
   </w:style>
   <w:style w:type="character" w:customStyle="1" w:styleId="BITTextkrperkursivChar">
     <w:name w:val="_BIT_Textkörper_kursiv Char"/>
-    <w:basedOn w:val="Policepardfaut"/>
+    <w:basedOn w:val="DefaultParagraphFont"/>
     <w:rsid w:val="006F1A78"/>
     <w:rPr>
       <w:rFonts w:ascii="Arial" w:hAnsi="Arial"/>
@@ -21166,7 +21190,7 @@
       <w:sz w:val="22"/>
     </w:rPr>
   </w:style>
-  <w:style w:type="paragraph" w:styleId="TM5">
+  <w:style w:type="paragraph" w:styleId="TOC5">
     <w:name w:val="toc 5"/>
     <w:basedOn w:val="Normal"/>
     <w:next w:val="Normal"/>
@@ -21177,7 +21201,7 @@
       <w:ind w:left="800"/>
     </w:pPr>
   </w:style>
-  <w:style w:type="paragraph" w:styleId="TM6">
+  <w:style w:type="paragraph" w:styleId="TOC6">
     <w:name w:val="toc 6"/>
     <w:basedOn w:val="Normal"/>
     <w:next w:val="Normal"/>
@@ -21188,7 +21212,7 @@
       <w:ind w:left="1000"/>
     </w:pPr>
   </w:style>
-  <w:style w:type="paragraph" w:styleId="TM7">
+  <w:style w:type="paragraph" w:styleId="TOC7">
     <w:name w:val="toc 7"/>
     <w:basedOn w:val="Normal"/>
     <w:next w:val="Normal"/>
@@ -21199,7 +21223,7 @@
       <w:ind w:left="1200"/>
     </w:pPr>
   </w:style>
-  <w:style w:type="paragraph" w:styleId="TM8">
+  <w:style w:type="paragraph" w:styleId="TOC8">
     <w:name w:val="toc 8"/>
     <w:basedOn w:val="Normal"/>
     <w:next w:val="Normal"/>
@@ -21210,7 +21234,7 @@
       <w:ind w:left="1400"/>
     </w:pPr>
   </w:style>
-  <w:style w:type="paragraph" w:styleId="TM9">
+  <w:style w:type="paragraph" w:styleId="TOC9">
     <w:name w:val="toc 9"/>
     <w:basedOn w:val="Normal"/>
     <w:next w:val="Normal"/>
@@ -21276,7 +21300,7 @@
   </w:style>
   <w:style w:type="character" w:customStyle="1" w:styleId="Hinweistext">
     <w:name w:val="Hinweistext"/>
-    <w:basedOn w:val="Policepardfaut"/>
+    <w:basedOn w:val="DefaultParagraphFont"/>
     <w:rsid w:val="00D344D9"/>
     <w:rPr>
       <w:rFonts w:ascii="Arial" w:hAnsi="Arial" w:cs="Arial"/>
@@ -21308,7 +21332,7 @@
   </w:style>
   <w:style w:type="paragraph" w:customStyle="1" w:styleId="TitelohneNummer">
     <w:name w:val="Titel ohne Nummer"/>
-    <w:basedOn w:val="Titre"/>
+    <w:basedOn w:val="Title"/>
     <w:next w:val="BITTextkrper"/>
     <w:rsid w:val="005479BD"/>
     <w:pPr>
@@ -21359,7 +21383,7 @@
   </w:style>
   <w:style w:type="character" w:customStyle="1" w:styleId="Verzeichnisberschrift2Char">
     <w:name w:val="Verzeichnisüberschrift 2 Char"/>
-    <w:basedOn w:val="Policepardfaut"/>
+    <w:basedOn w:val="DefaultParagraphFont"/>
     <w:link w:val="Verzeichnisberschrift2"/>
     <w:rsid w:val="008E791F"/>
     <w:rPr>
@@ -21370,9 +21394,9 @@
       <w:lang w:val="de-CH" w:eastAsia="de-DE" w:bidi="ar-SA"/>
     </w:rPr>
   </w:style>
-  <w:style w:type="table" w:styleId="Grilledutableau">
+  <w:style w:type="table" w:styleId="TableGrid">
     <w:name w:val="Table Grid"/>
-    <w:basedOn w:val="TableauNormal"/>
+    <w:basedOn w:val="TableNormal"/>
     <w:rsid w:val="00391E8B"/>
     <w:pPr>
       <w:spacing w:before="60" w:after="60"/>
@@ -21388,10 +21412,10 @@
       </w:tblBorders>
     </w:tblPr>
   </w:style>
-  <w:style w:type="paragraph" w:styleId="Textedebulles">
+  <w:style w:type="paragraph" w:styleId="BalloonText">
     <w:name w:val="Balloon Text"/>
     <w:basedOn w:val="Normal"/>
-    <w:link w:val="TextedebullesCar"/>
+    <w:link w:val="BalloonTextChar"/>
     <w:uiPriority w:val="99"/>
     <w:semiHidden/>
     <w:unhideWhenUsed/>
@@ -21405,10 +21429,10 @@
       <w:szCs w:val="16"/>
     </w:rPr>
   </w:style>
-  <w:style w:type="character" w:customStyle="1" w:styleId="TextedebullesCar">
-    <w:name w:val="Texte de bulles Car"/>
-    <w:basedOn w:val="Policepardfaut"/>
-    <w:link w:val="Textedebulles"/>
+  <w:style w:type="character" w:customStyle="1" w:styleId="BalloonTextChar">
+    <w:name w:val="Balloon Text Char"/>
+    <w:basedOn w:val="DefaultParagraphFont"/>
+    <w:link w:val="BalloonText"/>
     <w:uiPriority w:val="99"/>
     <w:semiHidden/>
     <w:rsid w:val="00383EAE"/>
@@ -21439,7 +21463,7 @@
   </w:style>
   <w:style w:type="character" w:customStyle="1" w:styleId="Puce1Car">
     <w:name w:val="Puce 1 Car"/>
-    <w:basedOn w:val="Policepardfaut"/>
+    <w:basedOn w:val="DefaultParagraphFont"/>
     <w:link w:val="Puce1"/>
     <w:rsid w:val="00030FFE"/>
     <w:rPr>
@@ -21449,9 +21473,9 @@
       <w:lang w:val="fr-FR" w:eastAsia="en-US"/>
     </w:rPr>
   </w:style>
-  <w:style w:type="character" w:styleId="Textedelespacerserv">
+  <w:style w:type="character" w:styleId="PlaceholderText">
     <w:name w:val="Placeholder Text"/>
-    <w:basedOn w:val="Policepardfaut"/>
+    <w:basedOn w:val="DefaultParagraphFont"/>
     <w:uiPriority w:val="99"/>
     <w:semiHidden/>
     <w:rsid w:val="00920673"/>
@@ -21459,9 +21483,9 @@
       <w:color w:val="808080"/>
     </w:rPr>
   </w:style>
-  <w:style w:type="character" w:styleId="Marquedecommentaire">
+  <w:style w:type="character" w:styleId="CommentReference">
     <w:name w:val="annotation reference"/>
-    <w:basedOn w:val="Policepardfaut"/>
+    <w:basedOn w:val="DefaultParagraphFont"/>
     <w:uiPriority w:val="99"/>
     <w:semiHidden/>
     <w:unhideWhenUsed/>
@@ -21471,10 +21495,10 @@
       <w:szCs w:val="16"/>
     </w:rPr>
   </w:style>
-  <w:style w:type="paragraph" w:styleId="Commentaire">
+  <w:style w:type="paragraph" w:styleId="CommentText">
     <w:name w:val="annotation text"/>
     <w:basedOn w:val="Normal"/>
-    <w:link w:val="CommentaireCar"/>
+    <w:link w:val="CommentTextChar"/>
     <w:uiPriority w:val="99"/>
     <w:unhideWhenUsed/>
     <w:rsid w:val="00245BBE"/>
@@ -21482,10 +21506,10 @@
       <w:szCs w:val="20"/>
     </w:rPr>
   </w:style>
-  <w:style w:type="character" w:customStyle="1" w:styleId="CommentaireCar">
-    <w:name w:val="Commentaire Car"/>
-    <w:basedOn w:val="Policepardfaut"/>
-    <w:link w:val="Commentaire"/>
+  <w:style w:type="character" w:customStyle="1" w:styleId="CommentTextChar">
+    <w:name w:val="Comment Text Char"/>
+    <w:basedOn w:val="DefaultParagraphFont"/>
+    <w:link w:val="CommentText"/>
     <w:uiPriority w:val="99"/>
     <w:rsid w:val="00245BBE"/>
     <w:rPr>
@@ -21493,11 +21517,11 @@
       <w:lang w:eastAsia="de-DE"/>
     </w:rPr>
   </w:style>
-  <w:style w:type="paragraph" w:styleId="Objetducommentaire">
+  <w:style w:type="paragraph" w:styleId="CommentSubject">
     <w:name w:val="annotation subject"/>
-    <w:basedOn w:val="Commentaire"/>
-    <w:next w:val="Commentaire"/>
-    <w:link w:val="ObjetducommentaireCar"/>
+    <w:basedOn w:val="CommentText"/>
+    <w:next w:val="CommentText"/>
+    <w:link w:val="CommentSubjectChar"/>
     <w:uiPriority w:val="99"/>
     <w:semiHidden/>
     <w:unhideWhenUsed/>
@@ -21507,10 +21531,10 @@
       <w:bCs/>
     </w:rPr>
   </w:style>
-  <w:style w:type="character" w:customStyle="1" w:styleId="ObjetducommentaireCar">
-    <w:name w:val="Objet du commentaire Car"/>
-    <w:basedOn w:val="CommentaireCar"/>
-    <w:link w:val="Objetducommentaire"/>
+  <w:style w:type="character" w:customStyle="1" w:styleId="CommentSubjectChar">
+    <w:name w:val="Comment Subject Char"/>
+    <w:basedOn w:val="CommentTextChar"/>
+    <w:link w:val="CommentSubject"/>
     <w:uiPriority w:val="99"/>
     <w:semiHidden/>
     <w:rsid w:val="00245BBE"/>
@@ -21536,9 +21560,9 @@
       <w:sz w:val="24"/>
     </w:rPr>
   </w:style>
-  <w:style w:type="character" w:styleId="Mentionnonrsolue">
+  <w:style w:type="character" w:styleId="UnresolvedMention">
     <w:name w:val="Unresolved Mention"/>
-    <w:basedOn w:val="Policepardfaut"/>
+    <w:basedOn w:val="DefaultParagraphFont"/>
     <w:uiPriority w:val="99"/>
     <w:semiHidden/>
     <w:unhideWhenUsed/>
@@ -21576,7 +21600,7 @@
           </w:pPr>
           <w:r>
             <w:rPr>
-              <w:rStyle w:val="Textedelespacerserv"/>
+              <w:rStyle w:val="PlaceholderText"/>
             </w:rPr>
             <w:t>[Auteur ]</w:t>
           </w:r>
@@ -21711,9 +21735,11 @@
     <w:rsid w:val="00B250B0"/>
     <w:rsid w:val="00B503AF"/>
     <w:rsid w:val="00B515CE"/>
+    <w:rsid w:val="00BA5CCB"/>
     <w:rsid w:val="00BC344B"/>
     <w:rsid w:val="00BD620C"/>
     <w:rsid w:val="00BE5347"/>
+    <w:rsid w:val="00CC3E92"/>
     <w:rsid w:val="00CD64D8"/>
     <w:rsid w:val="00CE2A4B"/>
     <w:rsid w:val="00D0033D"/>
@@ -21743,7 +21769,7 @@
   </m:mathPr>
   <w:themeFontLang w:val="fr-CH"/>
   <w:clrSchemeMapping w:bg1="light1" w:t1="dark1" w:bg2="light2" w:t2="dark2" w:accent1="accent1" w:accent2="accent2" w:accent3="accent3" w:accent4="accent4" w:accent5="accent5" w:accent6="accent6" w:hyperlink="hyperlink" w:followedHyperlink="followedHyperlink"/>
-  <w:decimalSymbol w:val="."/>
+  <w:decimalSymbol w:val=","/>
   <w:listSeparator w:val=";"/>
   <w15:chartTrackingRefBased/>
 </w:settings>
@@ -22154,13 +22180,13 @@
       <w:szCs w:val="3276"/>
     </w:rPr>
   </w:style>
-  <w:style w:type="character" w:default="1" w:styleId="Policepardfaut">
+  <w:style w:type="character" w:default="1" w:styleId="DefaultParagraphFont">
     <w:name w:val="Default Paragraph Font"/>
     <w:uiPriority w:val="1"/>
     <w:semiHidden/>
     <w:unhideWhenUsed/>
   </w:style>
-  <w:style w:type="table" w:default="1" w:styleId="TableauNormal">
+  <w:style w:type="table" w:default="1" w:styleId="TableNormal">
     <w:name w:val="Normal Table"/>
     <w:uiPriority w:val="99"/>
     <w:semiHidden/>
@@ -22175,15 +22201,15 @@
       </w:tblCellMar>
     </w:tblPr>
   </w:style>
-  <w:style w:type="numbering" w:default="1" w:styleId="Aucuneliste">
+  <w:style w:type="numbering" w:default="1" w:styleId="NoList">
     <w:name w:val="No List"/>
     <w:uiPriority w:val="99"/>
     <w:semiHidden/>
     <w:unhideWhenUsed/>
   </w:style>
-  <w:style w:type="character" w:styleId="Textedelespacerserv">
+  <w:style w:type="character" w:styleId="PlaceholderText">
     <w:name w:val="Placeholder Text"/>
-    <w:basedOn w:val="Policepardfaut"/>
+    <w:basedOn w:val="DefaultParagraphFont"/>
     <w:uiPriority w:val="99"/>
     <w:semiHidden/>
     <w:rsid w:val="00540217"/>

--- a/doc/GAMEZ_rapport_TPI.docx
+++ b/doc/GAMEZ_rapport_TPI.docx
@@ -406,16 +406,16 @@
           <w:lang w:val="fr-CH"/>
         </w:rPr>
       </w:pPr>
-      <w:r>
+    </w:p>
+    <w:p>
+      <w:pPr>
         <w:rPr>
           <w:rFonts w:cs="Arial"/>
           <w:color w:val="000000" w:themeColor="text1"/>
           <w:sz w:val="28"/>
-          <w:highlight w:val="yellow"/>
-          <w:lang w:val="fr-CH"/>
-        </w:rPr>
-        <w:t>Attention : Dernier délai de remise du rapport durant la réalisation du TPI le 06.06.2025 à 17h00 hormis la présentation (ce texte doit être effacé).</w:t>
-      </w:r>
+          <w:lang w:val="fr-CH"/>
+        </w:rPr>
+      </w:pPr>
     </w:p>
     <w:p>
       <w:pPr>
@@ -2314,6 +2314,8 @@
         </w:rPr>
         <w:tab/>
       </w:r>
+      <w:bookmarkStart w:id="0" w:name="_Toc250790987"/>
+      <w:bookmarkStart w:id="1" w:name="_Toc229743645"/>
       <w:r>
         <w:rPr>
           <w:lang w:val="fr-CH"/>
@@ -3727,8 +3729,8 @@
           <w:lang w:val="fr-CH"/>
         </w:rPr>
       </w:pPr>
-      <w:bookmarkStart w:id="1" w:name="_Toc229743619"/>
-      <w:bookmarkStart w:id="2" w:name="_Toc250790969"/>
+      <w:bookmarkStart w:id="3" w:name="_Toc229743619"/>
+      <w:bookmarkStart w:id="4" w:name="_Toc250790969"/>
       <w:r>
         <w:rPr>
           <w:lang w:val="fr-CH"/>
@@ -3736,7 +3738,7 @@
         <w:lastRenderedPageBreak/>
         <w:t>Résumé du rapport du TPI</w:t>
       </w:r>
-      <w:bookmarkEnd w:id="1"/>
+      <w:bookmarkEnd w:id="3"/>
     </w:p>
     <w:p>
       <w:pPr>
@@ -3785,7 +3787,7 @@
           <w:lang w:val="fr-CH"/>
         </w:rPr>
       </w:pPr>
-      <w:bookmarkStart w:id="3" w:name="_Hlk60501749"/>
+      <w:bookmarkStart w:id="5" w:name="_Hlk60501749"/>
       <w:r>
         <w:rPr>
           <w:rStyle w:val="Hinweistext"/>
@@ -3796,7 +3798,7 @@
         </w:rPr>
         <w:t xml:space="preserve">Pour plus de détails, veuillez vous référez au Manuel ICT - partie B : Documentation / rapport du TPI - Question 14 - page </w:t>
       </w:r>
-      <w:commentRangeStart w:id="4"/>
+      <w:commentRangeStart w:id="6"/>
       <w:r>
         <w:rPr>
           <w:rStyle w:val="Hinweistext"/>
@@ -3807,8 +3809,8 @@
         </w:rPr>
         <w:t>81</w:t>
       </w:r>
-      <w:bookmarkEnd w:id="3"/>
-      <w:commentRangeEnd w:id="4"/>
+      <w:bookmarkEnd w:id="5"/>
+      <w:commentRangeEnd w:id="6"/>
       <w:r>
         <w:rPr>
           <w:rStyle w:val="CommentReference"/>
@@ -3819,7 +3821,7 @@
           <w:szCs w:val="22"/>
           <w:lang w:val="fr-CH"/>
         </w:rPr>
-        <w:commentReference w:id="4"/>
+        <w:commentReference w:id="6"/>
       </w:r>
       <w:r>
         <w:rPr>
@@ -3852,8 +3854,8 @@
           <w:lang w:val="fr-CH"/>
         </w:rPr>
       </w:pPr>
-      <w:bookmarkStart w:id="5" w:name="_Toc229743620"/>
-      <w:bookmarkEnd w:id="2"/>
+      <w:bookmarkStart w:id="7" w:name="_Toc229743620"/>
+      <w:bookmarkEnd w:id="4"/>
       <w:r>
         <w:rPr>
           <w:lang w:val="fr-CH"/>
@@ -3861,7 +3863,7 @@
         <w:lastRenderedPageBreak/>
         <w:t>Les grandes lignes du projet</w:t>
       </w:r>
-      <w:bookmarkEnd w:id="5"/>
+      <w:bookmarkEnd w:id="7"/>
     </w:p>
     <w:p>
       <w:pPr>
@@ -3870,11 +3872,11 @@
           <w:tab w:val="clear" w:pos="851"/>
         </w:tabs>
       </w:pPr>
-      <w:bookmarkStart w:id="6" w:name="_Toc229743621"/>
+      <w:bookmarkStart w:id="8" w:name="_Toc229743621"/>
       <w:r>
         <w:t>Analyse de la situation initiale</w:t>
       </w:r>
-      <w:bookmarkEnd w:id="6"/>
+      <w:bookmarkEnd w:id="8"/>
     </w:p>
     <w:p>
       <w:pPr>
@@ -3890,7 +3892,7 @@
           <w:szCs w:val="22"/>
           <w:lang w:val="fr-CH"/>
         </w:rPr>
-        <w:t>La compréhension d’un projet existant représente un défi récurrent dans le métier de développeur, particulièrement lorsque le code est volumineux, complexe ou mal documenté. Avant de pouvoir contribuer à un projet, un développeur doit explorer manuellement les fichiers, identifier les dépendances et reconstituer mentalement la logique générale de l’application. C’est une phase qui peut prendre beaucoup de temps. La correction et la détection de bug dans une application peut aussi être une tâche longue et compliqué. Même avec une grande attention, on passe parfois à coté de bug ou de solution non optimisé.</w:t>
+        <w:t>La compréhension d’un projet existant représente un défi récurrent dans le métier de développeur, particulièrement lorsque le code est volumineux, complexe ou mal documenté. Avant de pouvoir contribuer à un projet, un développeur doit explorer manuellement les fichiers, identifier les dépendances et reconstituer mentalement la logique générale de l’application. C’est une phase qui peut prendre beaucoup de temps. La correction et la détection de bugs dans une application peuvent aussi être une tâche longue et compliquée. Même avec une grande attention, on passe parfois à côté de bugs ou de solutions non optimisées.</w:t>
       </w:r>
     </w:p>
     <w:p>
@@ -3907,7 +3909,7 @@
           <w:szCs w:val="22"/>
           <w:lang w:val="fr-CH"/>
         </w:rPr>
-        <w:t>Ce projet vise justement à faciliter, non seulement la compréhension du code, via des schémas et des explications, mais aussi à détecter et proposer des solutions à des erreurs présent dans le code.</w:t>
+        <w:t>Ce projet vise justement à faciliter, non seulement la compréhension du code, via des schémas et des explications, mais aussi à détecter et proposer des solutions à des erreurs présentes dans le code.</w:t>
       </w:r>
     </w:p>
     <w:p>
@@ -3920,11 +3922,11 @@
         </w:tabs>
         <w:ind w:left="567" w:hanging="567"/>
       </w:pPr>
-      <w:bookmarkStart w:id="7" w:name="_Toc229743622"/>
+      <w:bookmarkStart w:id="9" w:name="_Toc229743622"/>
       <w:r>
         <w:t>Analyse de l’état désiré</w:t>
       </w:r>
-      <w:bookmarkEnd w:id="7"/>
+      <w:bookmarkEnd w:id="9"/>
       <w:r>
         <w:t>ss</w:t>
       </w:r>
@@ -3943,17 +3945,6 @@
       </w:pPr>
       <w:r>
         <w:rPr>
-          <w:i/>
-          <w:iCs/>
-          <w:color w:val="A6A6A6" w:themeColor="background1" w:themeShade="A6"/>
-          <w:sz w:val="22"/>
-          <w:szCs w:val="22"/>
-          <w:lang w:val="fr-CH"/>
-        </w:rPr>
-        <w:t>À quoi doit ressembler la solution finale ?</w:t>
-      </w:r>
-      <w:r>
-        <w:rPr>
           <w:rStyle w:val="Hinweistext"/>
           <w:i w:val="0"/>
           <w:iCs/>
@@ -3993,8 +3984,8 @@
           <w:lang w:val="fr-CH"/>
         </w:rPr>
       </w:pPr>
-      <w:bookmarkStart w:id="8" w:name="_Toc250790972"/>
-      <w:bookmarkStart w:id="9" w:name="_Toc229743623"/>
+      <w:bookmarkStart w:id="10" w:name="_Toc250790972"/>
+      <w:bookmarkStart w:id="11" w:name="_Toc229743623"/>
       <w:r>
         <w:rPr>
           <w:highlight w:val="yellow"/>
@@ -4002,44 +3993,8 @@
         </w:rPr>
         <w:t>Cahier des charges / exigences du système</w:t>
       </w:r>
-      <w:bookmarkEnd w:id="8"/>
-      <w:bookmarkEnd w:id="9"/>
-    </w:p>
-    <w:p>
-      <w:pPr>
-        <w:rPr>
-          <w:rStyle w:val="Hinweistext"/>
-          <w:i w:val="0"/>
-          <w:iCs/>
-          <w:color w:val="A6A6A6" w:themeColor="background1" w:themeShade="A6"/>
-          <w:sz w:val="22"/>
-          <w:szCs w:val="22"/>
-          <w:lang w:val="fr-CH"/>
-        </w:rPr>
-      </w:pPr>
-      <w:r>
-        <w:rPr>
-          <w:i/>
-          <w:iCs/>
-          <w:color w:val="A6A6A6" w:themeColor="background1" w:themeShade="A6"/>
-          <w:sz w:val="22"/>
-          <w:szCs w:val="22"/>
-          <w:lang w:val="fr-CH"/>
-        </w:rPr>
-        <w:t>Objectifs mesurables, exigences techniques/fonctionnelles</w:t>
-      </w:r>
-      <w:r>
-        <w:rPr>
-          <w:rStyle w:val="Hinweistext"/>
-          <w:i w:val="0"/>
-          <w:iCs/>
-          <w:color w:val="A6A6A6" w:themeColor="background1" w:themeShade="A6"/>
-          <w:sz w:val="22"/>
-          <w:szCs w:val="22"/>
-          <w:lang w:val="fr-CH"/>
-        </w:rPr>
-        <w:t xml:space="preserve"> Cahier des charges détaillé découlant du mandat de projet. Définition exacte et mesurable des objectifs à atteindre.  </w:t>
-      </w:r>
+      <w:bookmarkEnd w:id="10"/>
+      <w:bookmarkEnd w:id="11"/>
     </w:p>
     <w:p>
       <w:pPr>
@@ -4055,9 +4010,1629 @@
           <w:szCs w:val="22"/>
           <w:lang w:val="fr-CH"/>
         </w:rPr>
-        <w:t>CodeMentor est une application web permettant à un utilisateur d'analyser un dépôt GitHub à l'aide d'un modèle d'intelligence artificielle. Les exigences ci-dessous découlent du mandat reçu le 9 février 2026 et serviront de référence aux tests de validation présentés au chapitre 5.</w:t>
-      </w:r>
-    </w:p>
+        <w:t>CodeMentor est une application web permettant à un utilisateur d’analyser un dépôt GitHub à l’aide d’un modèle d’intelligence artificielle. Le tableau ci-dessous résume les exigences du mandat telles que je les ai comprises. Je sépare les exigences fonctionnelles, qui décrivent ce que l’application doit faire, des exigences techniques, qui fixent les contraintes à respecter. Chaque exigence reçoit un niveau de priorité et sert de fil conducteur pour la conception et de base aux tests présentés au chapitre 5.</w:t>
+      </w:r>
+    </w:p>
+    <w:tbl>
+      <w:tblPr>
+        <w:tblW w:w="9026" w:type="dxa"/>
+        <w:tblBorders>
+          <w:top w:val="single" w:sz="4" w:space="0" w:color="auto"/>
+          <w:left w:val="single" w:sz="4" w:space="0" w:color="auto"/>
+          <w:bottom w:val="single" w:sz="4" w:space="0" w:color="auto"/>
+          <w:right w:val="single" w:sz="4" w:space="0" w:color="auto"/>
+          <w:insideH w:val="single" w:sz="4" w:space="0" w:color="auto"/>
+          <w:insideV w:val="single" w:sz="4" w:space="0" w:color="auto"/>
+        </w:tblBorders>
+        <w:tblLook w:val="04A0" w:firstRow="1" w:lastRow="0" w:firstColumn="1" w:lastColumn="0" w:noHBand="0" w:noVBand="1"/>
+      </w:tblPr>
+      <w:tblGrid>
+        <w:gridCol w:w="900"/>
+        <w:gridCol w:w="6926"/>
+        <w:gridCol w:w="1200"/>
+      </w:tblGrid>
+      <w:tr>
+        <w:trPr>
+          <w:tblHeader/>
+        </w:trPr>
+        <w:tc>
+          <w:tcPr>
+            <w:tcW w:w="900" w:type="dxa"/>
+            <w:tcBorders>
+              <w:top w:val="single" w:sz="4" w:space="0" w:color="BFBFBF"/>
+              <w:left w:val="single" w:sz="4" w:space="0" w:color="BFBFBF"/>
+              <w:bottom w:val="single" w:sz="4" w:space="0" w:color="BFBFBF"/>
+              <w:right w:val="single" w:sz="4" w:space="0" w:color="BFBFBF"/>
+            </w:tcBorders>
+            <w:shd w:val="clear" w:color="auto" w:fill="D9E2F3"/>
+            <w:tcMar>
+              <w:top w:w="80" w:type="dxa"/>
+              <w:left w:w="120" w:type="dxa"/>
+              <w:bottom w:w="80" w:type="dxa"/>
+              <w:right w:w="120" w:type="dxa"/>
+            </w:tcMar>
+          </w:tcPr>
+          <w:p>
+            <w:pPr>
+              <w:pStyle w:val="BITTextkrper"/>
+              <w:spacing w:before="0" w:after="0"/>
+              <w:rPr>
+                <w:b/>
+                <w:lang w:val="fr-CH"/>
+              </w:rPr>
+            </w:pPr>
+            <w:r>
+              <w:rPr>
+                <w:b/>
+                <w:lang w:val="fr-CH"/>
+              </w:rPr>
+              <w:t>Réf</w:t>
+            </w:r>
+          </w:p>
+        </w:tc>
+        <w:tc>
+          <w:tcPr>
+            <w:tcW w:w="6926" w:type="dxa"/>
+            <w:tcBorders>
+              <w:top w:val="single" w:sz="4" w:space="0" w:color="BFBFBF"/>
+              <w:left w:val="single" w:sz="4" w:space="0" w:color="BFBFBF"/>
+              <w:bottom w:val="single" w:sz="4" w:space="0" w:color="BFBFBF"/>
+              <w:right w:val="single" w:sz="4" w:space="0" w:color="BFBFBF"/>
+            </w:tcBorders>
+            <w:shd w:val="clear" w:color="auto" w:fill="D9E2F3"/>
+            <w:tcMar>
+              <w:top w:w="80" w:type="dxa"/>
+              <w:left w:w="120" w:type="dxa"/>
+              <w:bottom w:w="80" w:type="dxa"/>
+              <w:right w:w="120" w:type="dxa"/>
+            </w:tcMar>
+          </w:tcPr>
+          <w:p>
+            <w:pPr>
+              <w:pStyle w:val="BITTextkrper"/>
+              <w:spacing w:before="0" w:after="0"/>
+              <w:rPr>
+                <w:b/>
+                <w:lang w:val="fr-CH"/>
+              </w:rPr>
+            </w:pPr>
+            <w:r>
+              <w:rPr>
+                <w:b/>
+                <w:lang w:val="fr-CH"/>
+              </w:rPr>
+              <w:t>Exigence</w:t>
+            </w:r>
+          </w:p>
+        </w:tc>
+        <w:tc>
+          <w:tcPr>
+            <w:tcW w:w="1200" w:type="dxa"/>
+            <w:tcBorders>
+              <w:top w:val="single" w:sz="4" w:space="0" w:color="BFBFBF"/>
+              <w:left w:val="single" w:sz="4" w:space="0" w:color="BFBFBF"/>
+              <w:bottom w:val="single" w:sz="4" w:space="0" w:color="BFBFBF"/>
+              <w:right w:val="single" w:sz="4" w:space="0" w:color="BFBFBF"/>
+            </w:tcBorders>
+            <w:shd w:val="clear" w:color="auto" w:fill="D9E2F3"/>
+            <w:tcMar>
+              <w:top w:w="80" w:type="dxa"/>
+              <w:left w:w="120" w:type="dxa"/>
+              <w:bottom w:w="80" w:type="dxa"/>
+              <w:right w:w="120" w:type="dxa"/>
+            </w:tcMar>
+          </w:tcPr>
+          <w:p>
+            <w:pPr>
+              <w:pStyle w:val="BITTextkrper"/>
+              <w:spacing w:before="0" w:after="0"/>
+              <w:rPr>
+                <w:b/>
+                <w:lang w:val="fr-CH"/>
+              </w:rPr>
+            </w:pPr>
+            <w:r>
+              <w:rPr>
+                <w:b/>
+                <w:lang w:val="fr-CH"/>
+              </w:rPr>
+              <w:t>Priorité</w:t>
+            </w:r>
+          </w:p>
+        </w:tc>
+      </w:tr>
+      <w:tr>
+        <w:tc>
+          <w:tcPr>
+            <w:tcW w:w="9026" w:type="dxa"/>
+            <w:gridSpan w:val="3"/>
+            <w:tcBorders>
+              <w:top w:val="single" w:sz="4" w:space="0" w:color="BFBFBF"/>
+              <w:left w:val="single" w:sz="4" w:space="0" w:color="BFBFBF"/>
+              <w:bottom w:val="single" w:sz="4" w:space="0" w:color="BFBFBF"/>
+              <w:right w:val="single" w:sz="4" w:space="0" w:color="BFBFBF"/>
+            </w:tcBorders>
+            <w:shd w:val="clear" w:color="auto" w:fill="F2F2F2"/>
+            <w:tcMar>
+              <w:top w:w="80" w:type="dxa"/>
+              <w:left w:w="120" w:type="dxa"/>
+              <w:bottom w:w="80" w:type="dxa"/>
+              <w:right w:w="120" w:type="dxa"/>
+            </w:tcMar>
+          </w:tcPr>
+          <w:p>
+            <w:pPr>
+              <w:pStyle w:val="BITTextkrper"/>
+              <w:spacing w:before="0" w:after="0"/>
+              <w:rPr>
+                <w:b/>
+                <w:lang w:val="fr-CH"/>
+              </w:rPr>
+            </w:pPr>
+            <w:r>
+              <w:rPr>
+                <w:b/>
+                <w:lang w:val="fr-CH"/>
+              </w:rPr>
+              <w:t>Exigences fonctionnelles</w:t>
+            </w:r>
+          </w:p>
+        </w:tc>
+      </w:tr>
+      <w:tr>
+        <w:tc>
+          <w:tcPr>
+            <w:tcW w:w="900" w:type="dxa"/>
+            <w:tcBorders>
+              <w:top w:val="single" w:sz="4" w:space="0" w:color="BFBFBF"/>
+              <w:left w:val="single" w:sz="4" w:space="0" w:color="BFBFBF"/>
+              <w:bottom w:val="single" w:sz="4" w:space="0" w:color="BFBFBF"/>
+              <w:right w:val="single" w:sz="4" w:space="0" w:color="BFBFBF"/>
+            </w:tcBorders>
+            <w:shd w:val="clear" w:color="auto" w:fill="FFFFFF"/>
+            <w:tcMar>
+              <w:top w:w="80" w:type="dxa"/>
+              <w:left w:w="120" w:type="dxa"/>
+              <w:bottom w:w="80" w:type="dxa"/>
+              <w:right w:w="120" w:type="dxa"/>
+            </w:tcMar>
+          </w:tcPr>
+          <w:p>
+            <w:pPr>
+              <w:pStyle w:val="BITTextkrper"/>
+              <w:spacing w:before="0" w:after="0"/>
+              <w:rPr>
+                <w:lang w:val="fr-CH"/>
+              </w:rPr>
+            </w:pPr>
+            <w:r>
+              <w:rPr>
+                <w:lang w:val="fr-CH"/>
+              </w:rPr>
+              <w:t>EF1</w:t>
+            </w:r>
+          </w:p>
+        </w:tc>
+        <w:tc>
+          <w:tcPr>
+            <w:tcW w:w="6926" w:type="dxa"/>
+            <w:tcBorders>
+              <w:top w:val="single" w:sz="4" w:space="0" w:color="BFBFBF"/>
+              <w:left w:val="single" w:sz="4" w:space="0" w:color="BFBFBF"/>
+              <w:bottom w:val="single" w:sz="4" w:space="0" w:color="BFBFBF"/>
+              <w:right w:val="single" w:sz="4" w:space="0" w:color="BFBFBF"/>
+            </w:tcBorders>
+            <w:shd w:val="clear" w:color="auto" w:fill="FFFFFF"/>
+            <w:tcMar>
+              <w:top w:w="80" w:type="dxa"/>
+              <w:left w:w="120" w:type="dxa"/>
+              <w:bottom w:w="80" w:type="dxa"/>
+              <w:right w:w="120" w:type="dxa"/>
+            </w:tcMar>
+          </w:tcPr>
+          <w:p>
+            <w:pPr>
+              <w:pStyle w:val="BITTextkrper"/>
+              <w:spacing w:before="0" w:after="0"/>
+              <w:rPr>
+                <w:lang w:val="fr-CH"/>
+              </w:rPr>
+            </w:pPr>
+            <w:r>
+              <w:rPr>
+                <w:lang w:val="fr-CH"/>
+              </w:rPr>
+              <w:t>Permettre à l’utilisateur de se connecter de façon sécurisée avec son compte GitHub (OAuth).</w:t>
+            </w:r>
+          </w:p>
+        </w:tc>
+        <w:tc>
+          <w:tcPr>
+            <w:tcW w:w="1200" w:type="dxa"/>
+            <w:tcBorders>
+              <w:top w:val="single" w:sz="4" w:space="0" w:color="BFBFBF"/>
+              <w:left w:val="single" w:sz="4" w:space="0" w:color="BFBFBF"/>
+              <w:bottom w:val="single" w:sz="4" w:space="0" w:color="BFBFBF"/>
+              <w:right w:val="single" w:sz="4" w:space="0" w:color="BFBFBF"/>
+            </w:tcBorders>
+            <w:shd w:val="clear" w:color="auto" w:fill="FFFFFF"/>
+            <w:tcMar>
+              <w:top w:w="80" w:type="dxa"/>
+              <w:left w:w="120" w:type="dxa"/>
+              <w:bottom w:w="80" w:type="dxa"/>
+              <w:right w:w="120" w:type="dxa"/>
+            </w:tcMar>
+          </w:tcPr>
+          <w:p>
+            <w:pPr>
+              <w:pStyle w:val="BITTextkrper"/>
+              <w:spacing w:before="0" w:after="0"/>
+              <w:rPr>
+                <w:lang w:val="fr-CH"/>
+              </w:rPr>
+            </w:pPr>
+            <w:r>
+              <w:rPr>
+                <w:lang w:val="fr-CH"/>
+              </w:rPr>
+              <w:t>Haute</w:t>
+            </w:r>
+          </w:p>
+        </w:tc>
+      </w:tr>
+      <w:tr>
+        <w:tc>
+          <w:tcPr>
+            <w:tcW w:w="900" w:type="dxa"/>
+            <w:tcBorders>
+              <w:top w:val="single" w:sz="4" w:space="0" w:color="BFBFBF"/>
+              <w:left w:val="single" w:sz="4" w:space="0" w:color="BFBFBF"/>
+              <w:bottom w:val="single" w:sz="4" w:space="0" w:color="BFBFBF"/>
+              <w:right w:val="single" w:sz="4" w:space="0" w:color="BFBFBF"/>
+            </w:tcBorders>
+            <w:shd w:val="clear" w:color="auto" w:fill="FFFFFF"/>
+            <w:tcMar>
+              <w:top w:w="80" w:type="dxa"/>
+              <w:left w:w="120" w:type="dxa"/>
+              <w:bottom w:w="80" w:type="dxa"/>
+              <w:right w:w="120" w:type="dxa"/>
+            </w:tcMar>
+          </w:tcPr>
+          <w:p>
+            <w:pPr>
+              <w:pStyle w:val="BITTextkrper"/>
+              <w:spacing w:before="0" w:after="0"/>
+              <w:rPr>
+                <w:lang w:val="fr-CH"/>
+              </w:rPr>
+            </w:pPr>
+            <w:r>
+              <w:rPr>
+                <w:lang w:val="fr-CH"/>
+              </w:rPr>
+              <w:t>EF2</w:t>
+            </w:r>
+          </w:p>
+        </w:tc>
+        <w:tc>
+          <w:tcPr>
+            <w:tcW w:w="6926" w:type="dxa"/>
+            <w:tcBorders>
+              <w:top w:val="single" w:sz="4" w:space="0" w:color="BFBFBF"/>
+              <w:left w:val="single" w:sz="4" w:space="0" w:color="BFBFBF"/>
+              <w:bottom w:val="single" w:sz="4" w:space="0" w:color="BFBFBF"/>
+              <w:right w:val="single" w:sz="4" w:space="0" w:color="BFBFBF"/>
+            </w:tcBorders>
+            <w:shd w:val="clear" w:color="auto" w:fill="FFFFFF"/>
+            <w:tcMar>
+              <w:top w:w="80" w:type="dxa"/>
+              <w:left w:w="120" w:type="dxa"/>
+              <w:bottom w:w="80" w:type="dxa"/>
+              <w:right w:w="120" w:type="dxa"/>
+            </w:tcMar>
+          </w:tcPr>
+          <w:p>
+            <w:pPr>
+              <w:pStyle w:val="BITTextkrper"/>
+              <w:spacing w:before="0" w:after="0"/>
+              <w:rPr>
+                <w:lang w:val="fr-CH"/>
+              </w:rPr>
+            </w:pPr>
+            <w:r>
+              <w:rPr>
+                <w:lang w:val="fr-CH"/>
+              </w:rPr>
+              <w:t>Permettre d’ajouter, de consulter et de supprimer des projets liés à un dépôt GitHub.</w:t>
+            </w:r>
+          </w:p>
+        </w:tc>
+        <w:tc>
+          <w:tcPr>
+            <w:tcW w:w="1200" w:type="dxa"/>
+            <w:tcBorders>
+              <w:top w:val="single" w:sz="4" w:space="0" w:color="BFBFBF"/>
+              <w:left w:val="single" w:sz="4" w:space="0" w:color="BFBFBF"/>
+              <w:bottom w:val="single" w:sz="4" w:space="0" w:color="BFBFBF"/>
+              <w:right w:val="single" w:sz="4" w:space="0" w:color="BFBFBF"/>
+            </w:tcBorders>
+            <w:shd w:val="clear" w:color="auto" w:fill="FFFFFF"/>
+            <w:tcMar>
+              <w:top w:w="80" w:type="dxa"/>
+              <w:left w:w="120" w:type="dxa"/>
+              <w:bottom w:w="80" w:type="dxa"/>
+              <w:right w:w="120" w:type="dxa"/>
+            </w:tcMar>
+          </w:tcPr>
+          <w:p>
+            <w:pPr>
+              <w:pStyle w:val="BITTextkrper"/>
+              <w:spacing w:before="0" w:after="0"/>
+              <w:rPr>
+                <w:lang w:val="fr-CH"/>
+              </w:rPr>
+            </w:pPr>
+            <w:r>
+              <w:rPr>
+                <w:lang w:val="fr-CH"/>
+              </w:rPr>
+              <w:t>Haute</w:t>
+            </w:r>
+          </w:p>
+        </w:tc>
+      </w:tr>
+      <w:tr>
+        <w:tc>
+          <w:tcPr>
+            <w:tcW w:w="900" w:type="dxa"/>
+            <w:tcBorders>
+              <w:top w:val="single" w:sz="4" w:space="0" w:color="BFBFBF"/>
+              <w:left w:val="single" w:sz="4" w:space="0" w:color="BFBFBF"/>
+              <w:bottom w:val="single" w:sz="4" w:space="0" w:color="BFBFBF"/>
+              <w:right w:val="single" w:sz="4" w:space="0" w:color="BFBFBF"/>
+            </w:tcBorders>
+            <w:shd w:val="clear" w:color="auto" w:fill="FFFFFF"/>
+            <w:tcMar>
+              <w:top w:w="80" w:type="dxa"/>
+              <w:left w:w="120" w:type="dxa"/>
+              <w:bottom w:w="80" w:type="dxa"/>
+              <w:right w:w="120" w:type="dxa"/>
+            </w:tcMar>
+          </w:tcPr>
+          <w:p>
+            <w:pPr>
+              <w:pStyle w:val="BITTextkrper"/>
+              <w:spacing w:before="0" w:after="0"/>
+              <w:rPr>
+                <w:lang w:val="fr-CH"/>
+              </w:rPr>
+            </w:pPr>
+            <w:r>
+              <w:rPr>
+                <w:lang w:val="fr-CH"/>
+              </w:rPr>
+              <w:t>EF3</w:t>
+            </w:r>
+          </w:p>
+        </w:tc>
+        <w:tc>
+          <w:tcPr>
+            <w:tcW w:w="6926" w:type="dxa"/>
+            <w:tcBorders>
+              <w:top w:val="single" w:sz="4" w:space="0" w:color="BFBFBF"/>
+              <w:left w:val="single" w:sz="4" w:space="0" w:color="BFBFBF"/>
+              <w:bottom w:val="single" w:sz="4" w:space="0" w:color="BFBFBF"/>
+              <w:right w:val="single" w:sz="4" w:space="0" w:color="BFBFBF"/>
+            </w:tcBorders>
+            <w:shd w:val="clear" w:color="auto" w:fill="FFFFFF"/>
+            <w:tcMar>
+              <w:top w:w="80" w:type="dxa"/>
+              <w:left w:w="120" w:type="dxa"/>
+              <w:bottom w:w="80" w:type="dxa"/>
+              <w:right w:w="120" w:type="dxa"/>
+            </w:tcMar>
+          </w:tcPr>
+          <w:p>
+            <w:pPr>
+              <w:pStyle w:val="BITTextkrper"/>
+              <w:spacing w:before="0" w:after="0"/>
+              <w:rPr>
+                <w:lang w:val="fr-CH"/>
+              </w:rPr>
+            </w:pPr>
+            <w:r>
+              <w:rPr>
+                <w:lang w:val="fr-CH"/>
+              </w:rPr>
+              <w:t>Permettre de lancer l’analyse d’un dépôt par un modèle d’intelligence artificielle.</w:t>
+            </w:r>
+          </w:p>
+        </w:tc>
+        <w:tc>
+          <w:tcPr>
+            <w:tcW w:w="1200" w:type="dxa"/>
+            <w:tcBorders>
+              <w:top w:val="single" w:sz="4" w:space="0" w:color="BFBFBF"/>
+              <w:left w:val="single" w:sz="4" w:space="0" w:color="BFBFBF"/>
+              <w:bottom w:val="single" w:sz="4" w:space="0" w:color="BFBFBF"/>
+              <w:right w:val="single" w:sz="4" w:space="0" w:color="BFBFBF"/>
+            </w:tcBorders>
+            <w:shd w:val="clear" w:color="auto" w:fill="FFFFFF"/>
+            <w:tcMar>
+              <w:top w:w="80" w:type="dxa"/>
+              <w:left w:w="120" w:type="dxa"/>
+              <w:bottom w:w="80" w:type="dxa"/>
+              <w:right w:w="120" w:type="dxa"/>
+            </w:tcMar>
+          </w:tcPr>
+          <w:p>
+            <w:pPr>
+              <w:pStyle w:val="BITTextkrper"/>
+              <w:spacing w:before="0" w:after="0"/>
+              <w:rPr>
+                <w:lang w:val="fr-CH"/>
+              </w:rPr>
+            </w:pPr>
+            <w:r>
+              <w:rPr>
+                <w:lang w:val="fr-CH"/>
+              </w:rPr>
+              <w:t>Haute</w:t>
+            </w:r>
+          </w:p>
+        </w:tc>
+      </w:tr>
+      <w:tr>
+        <w:tc>
+          <w:tcPr>
+            <w:tcW w:w="900" w:type="dxa"/>
+            <w:tcBorders>
+              <w:top w:val="single" w:sz="4" w:space="0" w:color="BFBFBF"/>
+              <w:left w:val="single" w:sz="4" w:space="0" w:color="BFBFBF"/>
+              <w:bottom w:val="single" w:sz="4" w:space="0" w:color="BFBFBF"/>
+              <w:right w:val="single" w:sz="4" w:space="0" w:color="BFBFBF"/>
+            </w:tcBorders>
+            <w:shd w:val="clear" w:color="auto" w:fill="FFFFFF"/>
+            <w:tcMar>
+              <w:top w:w="80" w:type="dxa"/>
+              <w:left w:w="120" w:type="dxa"/>
+              <w:bottom w:w="80" w:type="dxa"/>
+              <w:right w:w="120" w:type="dxa"/>
+            </w:tcMar>
+          </w:tcPr>
+          <w:p>
+            <w:pPr>
+              <w:pStyle w:val="BITTextkrper"/>
+              <w:spacing w:before="0" w:after="0"/>
+              <w:rPr>
+                <w:lang w:val="fr-CH"/>
+              </w:rPr>
+            </w:pPr>
+            <w:r>
+              <w:rPr>
+                <w:lang w:val="fr-CH"/>
+              </w:rPr>
+              <w:t>EF4</w:t>
+            </w:r>
+          </w:p>
+        </w:tc>
+        <w:tc>
+          <w:tcPr>
+            <w:tcW w:w="6926" w:type="dxa"/>
+            <w:tcBorders>
+              <w:top w:val="single" w:sz="4" w:space="0" w:color="BFBFBF"/>
+              <w:left w:val="single" w:sz="4" w:space="0" w:color="BFBFBF"/>
+              <w:bottom w:val="single" w:sz="4" w:space="0" w:color="BFBFBF"/>
+              <w:right w:val="single" w:sz="4" w:space="0" w:color="BFBFBF"/>
+            </w:tcBorders>
+            <w:shd w:val="clear" w:color="auto" w:fill="FFFFFF"/>
+            <w:tcMar>
+              <w:top w:w="80" w:type="dxa"/>
+              <w:left w:w="120" w:type="dxa"/>
+              <w:bottom w:w="80" w:type="dxa"/>
+              <w:right w:w="120" w:type="dxa"/>
+            </w:tcMar>
+          </w:tcPr>
+          <w:p>
+            <w:pPr>
+              <w:pStyle w:val="BITTextkrper"/>
+              <w:spacing w:before="0" w:after="0"/>
+              <w:rPr>
+                <w:lang w:val="fr-CH"/>
+              </w:rPr>
+            </w:pPr>
+            <w:r>
+              <w:rPr>
+                <w:lang w:val="fr-CH"/>
+              </w:rPr>
+              <w:t>Afficher les explications du code, les erreurs détectées et les corrections proposées par l’IA.</w:t>
+            </w:r>
+          </w:p>
+        </w:tc>
+        <w:tc>
+          <w:tcPr>
+            <w:tcW w:w="1200" w:type="dxa"/>
+            <w:tcBorders>
+              <w:top w:val="single" w:sz="4" w:space="0" w:color="BFBFBF"/>
+              <w:left w:val="single" w:sz="4" w:space="0" w:color="BFBFBF"/>
+              <w:bottom w:val="single" w:sz="4" w:space="0" w:color="BFBFBF"/>
+              <w:right w:val="single" w:sz="4" w:space="0" w:color="BFBFBF"/>
+            </w:tcBorders>
+            <w:shd w:val="clear" w:color="auto" w:fill="FFFFFF"/>
+            <w:tcMar>
+              <w:top w:w="80" w:type="dxa"/>
+              <w:left w:w="120" w:type="dxa"/>
+              <w:bottom w:w="80" w:type="dxa"/>
+              <w:right w:w="120" w:type="dxa"/>
+            </w:tcMar>
+          </w:tcPr>
+          <w:p>
+            <w:pPr>
+              <w:pStyle w:val="BITTextkrper"/>
+              <w:spacing w:before="0" w:after="0"/>
+              <w:rPr>
+                <w:lang w:val="fr-CH"/>
+              </w:rPr>
+            </w:pPr>
+            <w:r>
+              <w:rPr>
+                <w:lang w:val="fr-CH"/>
+              </w:rPr>
+              <w:t>Haute</w:t>
+            </w:r>
+          </w:p>
+        </w:tc>
+      </w:tr>
+      <w:tr>
+        <w:tc>
+          <w:tcPr>
+            <w:tcW w:w="900" w:type="dxa"/>
+            <w:tcBorders>
+              <w:top w:val="single" w:sz="4" w:space="0" w:color="BFBFBF"/>
+              <w:left w:val="single" w:sz="4" w:space="0" w:color="BFBFBF"/>
+              <w:bottom w:val="single" w:sz="4" w:space="0" w:color="BFBFBF"/>
+              <w:right w:val="single" w:sz="4" w:space="0" w:color="BFBFBF"/>
+            </w:tcBorders>
+            <w:shd w:val="clear" w:color="auto" w:fill="FFFFFF"/>
+            <w:tcMar>
+              <w:top w:w="80" w:type="dxa"/>
+              <w:left w:w="120" w:type="dxa"/>
+              <w:bottom w:w="80" w:type="dxa"/>
+              <w:right w:w="120" w:type="dxa"/>
+            </w:tcMar>
+          </w:tcPr>
+          <w:p>
+            <w:pPr>
+              <w:pStyle w:val="BITTextkrper"/>
+              <w:spacing w:before="0" w:after="0"/>
+              <w:rPr>
+                <w:lang w:val="fr-CH"/>
+              </w:rPr>
+            </w:pPr>
+            <w:r>
+              <w:rPr>
+                <w:lang w:val="fr-CH"/>
+              </w:rPr>
+              <w:t>EF5</w:t>
+            </w:r>
+          </w:p>
+        </w:tc>
+        <w:tc>
+          <w:tcPr>
+            <w:tcW w:w="6926" w:type="dxa"/>
+            <w:tcBorders>
+              <w:top w:val="single" w:sz="4" w:space="0" w:color="BFBFBF"/>
+              <w:left w:val="single" w:sz="4" w:space="0" w:color="BFBFBF"/>
+              <w:bottom w:val="single" w:sz="4" w:space="0" w:color="BFBFBF"/>
+              <w:right w:val="single" w:sz="4" w:space="0" w:color="BFBFBF"/>
+            </w:tcBorders>
+            <w:shd w:val="clear" w:color="auto" w:fill="FFFFFF"/>
+            <w:tcMar>
+              <w:top w:w="80" w:type="dxa"/>
+              <w:left w:w="120" w:type="dxa"/>
+              <w:bottom w:w="80" w:type="dxa"/>
+              <w:right w:w="120" w:type="dxa"/>
+            </w:tcMar>
+          </w:tcPr>
+          <w:p>
+            <w:pPr>
+              <w:pStyle w:val="BITTextkrper"/>
+              <w:spacing w:before="0" w:after="0"/>
+              <w:rPr>
+                <w:lang w:val="fr-CH"/>
+              </w:rPr>
+            </w:pPr>
+            <w:r>
+              <w:rPr>
+                <w:lang w:val="fr-CH"/>
+              </w:rPr>
+              <w:t>Générer un diagramme Mermaid représentant la structure du projet.</w:t>
+            </w:r>
+          </w:p>
+        </w:tc>
+        <w:tc>
+          <w:tcPr>
+            <w:tcW w:w="1200" w:type="dxa"/>
+            <w:tcBorders>
+              <w:top w:val="single" w:sz="4" w:space="0" w:color="BFBFBF"/>
+              <w:left w:val="single" w:sz="4" w:space="0" w:color="BFBFBF"/>
+              <w:bottom w:val="single" w:sz="4" w:space="0" w:color="BFBFBF"/>
+              <w:right w:val="single" w:sz="4" w:space="0" w:color="BFBFBF"/>
+            </w:tcBorders>
+            <w:shd w:val="clear" w:color="auto" w:fill="FFFFFF"/>
+            <w:tcMar>
+              <w:top w:w="80" w:type="dxa"/>
+              <w:left w:w="120" w:type="dxa"/>
+              <w:bottom w:w="80" w:type="dxa"/>
+              <w:right w:w="120" w:type="dxa"/>
+            </w:tcMar>
+          </w:tcPr>
+          <w:p>
+            <w:pPr>
+              <w:pStyle w:val="BITTextkrper"/>
+              <w:spacing w:before="0" w:after="0"/>
+              <w:rPr>
+                <w:lang w:val="fr-CH"/>
+              </w:rPr>
+            </w:pPr>
+            <w:r>
+              <w:rPr>
+                <w:lang w:val="fr-CH"/>
+              </w:rPr>
+              <w:t>Haute</w:t>
+            </w:r>
+          </w:p>
+        </w:tc>
+      </w:tr>
+      <w:tr>
+        <w:tc>
+          <w:tcPr>
+            <w:tcW w:w="900" w:type="dxa"/>
+            <w:tcBorders>
+              <w:top w:val="single" w:sz="4" w:space="0" w:color="BFBFBF"/>
+              <w:left w:val="single" w:sz="4" w:space="0" w:color="BFBFBF"/>
+              <w:bottom w:val="single" w:sz="4" w:space="0" w:color="BFBFBF"/>
+              <w:right w:val="single" w:sz="4" w:space="0" w:color="BFBFBF"/>
+            </w:tcBorders>
+            <w:shd w:val="clear" w:color="auto" w:fill="FFFFFF"/>
+            <w:tcMar>
+              <w:top w:w="80" w:type="dxa"/>
+              <w:left w:w="120" w:type="dxa"/>
+              <w:bottom w:w="80" w:type="dxa"/>
+              <w:right w:w="120" w:type="dxa"/>
+            </w:tcMar>
+          </w:tcPr>
+          <w:p>
+            <w:pPr>
+              <w:pStyle w:val="BITTextkrper"/>
+              <w:spacing w:before="0" w:after="0"/>
+              <w:rPr>
+                <w:lang w:val="fr-CH"/>
+              </w:rPr>
+            </w:pPr>
+            <w:r>
+              <w:rPr>
+                <w:lang w:val="fr-CH"/>
+              </w:rPr>
+              <w:lastRenderedPageBreak/>
+              <w:t>EF6</w:t>
+            </w:r>
+          </w:p>
+        </w:tc>
+        <w:tc>
+          <w:tcPr>
+            <w:tcW w:w="6926" w:type="dxa"/>
+            <w:tcBorders>
+              <w:top w:val="single" w:sz="4" w:space="0" w:color="BFBFBF"/>
+              <w:left w:val="single" w:sz="4" w:space="0" w:color="BFBFBF"/>
+              <w:bottom w:val="single" w:sz="4" w:space="0" w:color="BFBFBF"/>
+              <w:right w:val="single" w:sz="4" w:space="0" w:color="BFBFBF"/>
+            </w:tcBorders>
+            <w:shd w:val="clear" w:color="auto" w:fill="FFFFFF"/>
+            <w:tcMar>
+              <w:top w:w="80" w:type="dxa"/>
+              <w:left w:w="120" w:type="dxa"/>
+              <w:bottom w:w="80" w:type="dxa"/>
+              <w:right w:w="120" w:type="dxa"/>
+            </w:tcMar>
+          </w:tcPr>
+          <w:p>
+            <w:pPr>
+              <w:pStyle w:val="BITTextkrper"/>
+              <w:spacing w:before="0" w:after="0"/>
+              <w:rPr>
+                <w:lang w:val="fr-CH"/>
+              </w:rPr>
+            </w:pPr>
+            <w:r>
+              <w:rPr>
+                <w:lang w:val="fr-CH"/>
+              </w:rPr>
+              <w:t>Permettre de suivre la progression d’une analyse en cours.</w:t>
+            </w:r>
+          </w:p>
+        </w:tc>
+        <w:tc>
+          <w:tcPr>
+            <w:tcW w:w="1200" w:type="dxa"/>
+            <w:tcBorders>
+              <w:top w:val="single" w:sz="4" w:space="0" w:color="BFBFBF"/>
+              <w:left w:val="single" w:sz="4" w:space="0" w:color="BFBFBF"/>
+              <w:bottom w:val="single" w:sz="4" w:space="0" w:color="BFBFBF"/>
+              <w:right w:val="single" w:sz="4" w:space="0" w:color="BFBFBF"/>
+            </w:tcBorders>
+            <w:shd w:val="clear" w:color="auto" w:fill="FFFFFF"/>
+            <w:tcMar>
+              <w:top w:w="80" w:type="dxa"/>
+              <w:left w:w="120" w:type="dxa"/>
+              <w:bottom w:w="80" w:type="dxa"/>
+              <w:right w:w="120" w:type="dxa"/>
+            </w:tcMar>
+          </w:tcPr>
+          <w:p>
+            <w:pPr>
+              <w:pStyle w:val="BITTextkrper"/>
+              <w:spacing w:before="0" w:after="0"/>
+              <w:rPr>
+                <w:lang w:val="fr-CH"/>
+              </w:rPr>
+            </w:pPr>
+            <w:r>
+              <w:rPr>
+                <w:lang w:val="fr-CH"/>
+              </w:rPr>
+              <w:t>Moyenne</w:t>
+            </w:r>
+          </w:p>
+        </w:tc>
+      </w:tr>
+      <w:tr>
+        <w:tc>
+          <w:tcPr>
+            <w:tcW w:w="9026" w:type="dxa"/>
+            <w:gridSpan w:val="3"/>
+            <w:tcBorders>
+              <w:top w:val="single" w:sz="4" w:space="0" w:color="BFBFBF"/>
+              <w:left w:val="single" w:sz="4" w:space="0" w:color="BFBFBF"/>
+              <w:bottom w:val="single" w:sz="4" w:space="0" w:color="BFBFBF"/>
+              <w:right w:val="single" w:sz="4" w:space="0" w:color="BFBFBF"/>
+            </w:tcBorders>
+            <w:shd w:val="clear" w:color="auto" w:fill="F2F2F2"/>
+            <w:tcMar>
+              <w:top w:w="80" w:type="dxa"/>
+              <w:left w:w="120" w:type="dxa"/>
+              <w:bottom w:w="80" w:type="dxa"/>
+              <w:right w:w="120" w:type="dxa"/>
+            </w:tcMar>
+          </w:tcPr>
+          <w:p>
+            <w:pPr>
+              <w:pStyle w:val="BITTextkrper"/>
+              <w:spacing w:before="0" w:after="0"/>
+              <w:rPr>
+                <w:b/>
+                <w:lang w:val="fr-CH"/>
+              </w:rPr>
+            </w:pPr>
+            <w:r>
+              <w:rPr>
+                <w:b/>
+                <w:lang w:val="fr-CH"/>
+              </w:rPr>
+              <w:t>Exigences techniques</w:t>
+            </w:r>
+          </w:p>
+        </w:tc>
+      </w:tr>
+      <w:tr>
+        <w:tc>
+          <w:tcPr>
+            <w:tcW w:w="900" w:type="dxa"/>
+            <w:tcBorders>
+              <w:top w:val="single" w:sz="4" w:space="0" w:color="BFBFBF"/>
+              <w:left w:val="single" w:sz="4" w:space="0" w:color="BFBFBF"/>
+              <w:bottom w:val="single" w:sz="4" w:space="0" w:color="BFBFBF"/>
+              <w:right w:val="single" w:sz="4" w:space="0" w:color="BFBFBF"/>
+            </w:tcBorders>
+            <w:shd w:val="clear" w:color="auto" w:fill="FFFFFF"/>
+            <w:tcMar>
+              <w:top w:w="80" w:type="dxa"/>
+              <w:left w:w="120" w:type="dxa"/>
+              <w:bottom w:w="80" w:type="dxa"/>
+              <w:right w:w="120" w:type="dxa"/>
+            </w:tcMar>
+          </w:tcPr>
+          <w:p>
+            <w:pPr>
+              <w:pStyle w:val="BITTextkrper"/>
+              <w:spacing w:before="0" w:after="0"/>
+              <w:rPr>
+                <w:lang w:val="fr-CH"/>
+              </w:rPr>
+            </w:pPr>
+            <w:r>
+              <w:rPr>
+                <w:lang w:val="fr-CH"/>
+              </w:rPr>
+              <w:t>ET1</w:t>
+            </w:r>
+          </w:p>
+        </w:tc>
+        <w:tc>
+          <w:tcPr>
+            <w:tcW w:w="6926" w:type="dxa"/>
+            <w:tcBorders>
+              <w:top w:val="single" w:sz="4" w:space="0" w:color="BFBFBF"/>
+              <w:left w:val="single" w:sz="4" w:space="0" w:color="BFBFBF"/>
+              <w:bottom w:val="single" w:sz="4" w:space="0" w:color="BFBFBF"/>
+              <w:right w:val="single" w:sz="4" w:space="0" w:color="BFBFBF"/>
+            </w:tcBorders>
+            <w:shd w:val="clear" w:color="auto" w:fill="FFFFFF"/>
+            <w:tcMar>
+              <w:top w:w="80" w:type="dxa"/>
+              <w:left w:w="120" w:type="dxa"/>
+              <w:bottom w:w="80" w:type="dxa"/>
+              <w:right w:w="120" w:type="dxa"/>
+            </w:tcMar>
+          </w:tcPr>
+          <w:p>
+            <w:pPr>
+              <w:pStyle w:val="BITTextkrper"/>
+              <w:spacing w:before="0" w:after="0"/>
+              <w:rPr>
+                <w:lang w:val="fr-CH"/>
+              </w:rPr>
+            </w:pPr>
+            <w:r>
+              <w:rPr>
+                <w:lang w:val="fr-CH"/>
+              </w:rPr>
+              <w:t>Développer le frontend avec un framework JavaScript moderne (Vue.js).</w:t>
+            </w:r>
+          </w:p>
+        </w:tc>
+        <w:tc>
+          <w:tcPr>
+            <w:tcW w:w="1200" w:type="dxa"/>
+            <w:tcBorders>
+              <w:top w:val="single" w:sz="4" w:space="0" w:color="BFBFBF"/>
+              <w:left w:val="single" w:sz="4" w:space="0" w:color="BFBFBF"/>
+              <w:bottom w:val="single" w:sz="4" w:space="0" w:color="BFBFBF"/>
+              <w:right w:val="single" w:sz="4" w:space="0" w:color="BFBFBF"/>
+            </w:tcBorders>
+            <w:shd w:val="clear" w:color="auto" w:fill="FFFFFF"/>
+            <w:tcMar>
+              <w:top w:w="80" w:type="dxa"/>
+              <w:left w:w="120" w:type="dxa"/>
+              <w:bottom w:w="80" w:type="dxa"/>
+              <w:right w:w="120" w:type="dxa"/>
+            </w:tcMar>
+          </w:tcPr>
+          <w:p>
+            <w:pPr>
+              <w:pStyle w:val="BITTextkrper"/>
+              <w:spacing w:before="0" w:after="0"/>
+              <w:rPr>
+                <w:lang w:val="fr-CH"/>
+              </w:rPr>
+            </w:pPr>
+            <w:r>
+              <w:rPr>
+                <w:lang w:val="fr-CH"/>
+              </w:rPr>
+              <w:t>Haute</w:t>
+            </w:r>
+          </w:p>
+        </w:tc>
+      </w:tr>
+      <w:tr>
+        <w:tc>
+          <w:tcPr>
+            <w:tcW w:w="900" w:type="dxa"/>
+            <w:tcBorders>
+              <w:top w:val="single" w:sz="4" w:space="0" w:color="BFBFBF"/>
+              <w:left w:val="single" w:sz="4" w:space="0" w:color="BFBFBF"/>
+              <w:bottom w:val="single" w:sz="4" w:space="0" w:color="BFBFBF"/>
+              <w:right w:val="single" w:sz="4" w:space="0" w:color="BFBFBF"/>
+            </w:tcBorders>
+            <w:shd w:val="clear" w:color="auto" w:fill="FFFFFF"/>
+            <w:tcMar>
+              <w:top w:w="80" w:type="dxa"/>
+              <w:left w:w="120" w:type="dxa"/>
+              <w:bottom w:w="80" w:type="dxa"/>
+              <w:right w:w="120" w:type="dxa"/>
+            </w:tcMar>
+          </w:tcPr>
+          <w:p>
+            <w:pPr>
+              <w:pStyle w:val="BITTextkrper"/>
+              <w:spacing w:before="0" w:after="0"/>
+              <w:rPr>
+                <w:lang w:val="fr-CH"/>
+              </w:rPr>
+            </w:pPr>
+            <w:r>
+              <w:rPr>
+                <w:lang w:val="fr-CH"/>
+              </w:rPr>
+              <w:t>ET2</w:t>
+            </w:r>
+          </w:p>
+        </w:tc>
+        <w:tc>
+          <w:tcPr>
+            <w:tcW w:w="6926" w:type="dxa"/>
+            <w:tcBorders>
+              <w:top w:val="single" w:sz="4" w:space="0" w:color="BFBFBF"/>
+              <w:left w:val="single" w:sz="4" w:space="0" w:color="BFBFBF"/>
+              <w:bottom w:val="single" w:sz="4" w:space="0" w:color="BFBFBF"/>
+              <w:right w:val="single" w:sz="4" w:space="0" w:color="BFBFBF"/>
+            </w:tcBorders>
+            <w:shd w:val="clear" w:color="auto" w:fill="FFFFFF"/>
+            <w:tcMar>
+              <w:top w:w="80" w:type="dxa"/>
+              <w:left w:w="120" w:type="dxa"/>
+              <w:bottom w:w="80" w:type="dxa"/>
+              <w:right w:w="120" w:type="dxa"/>
+            </w:tcMar>
+          </w:tcPr>
+          <w:p>
+            <w:pPr>
+              <w:pStyle w:val="BITTextkrper"/>
+              <w:spacing w:before="0" w:after="0"/>
+              <w:rPr>
+                <w:lang w:val="fr-CH"/>
+              </w:rPr>
+            </w:pPr>
+            <w:r>
+              <w:rPr>
+                <w:lang w:val="fr-CH"/>
+              </w:rPr>
+              <w:t>Exposer une API REST côté backend (Node.js) avec une base de données MySQL.</w:t>
+            </w:r>
+          </w:p>
+        </w:tc>
+        <w:tc>
+          <w:tcPr>
+            <w:tcW w:w="1200" w:type="dxa"/>
+            <w:tcBorders>
+              <w:top w:val="single" w:sz="4" w:space="0" w:color="BFBFBF"/>
+              <w:left w:val="single" w:sz="4" w:space="0" w:color="BFBFBF"/>
+              <w:bottom w:val="single" w:sz="4" w:space="0" w:color="BFBFBF"/>
+              <w:right w:val="single" w:sz="4" w:space="0" w:color="BFBFBF"/>
+            </w:tcBorders>
+            <w:shd w:val="clear" w:color="auto" w:fill="FFFFFF"/>
+            <w:tcMar>
+              <w:top w:w="80" w:type="dxa"/>
+              <w:left w:w="120" w:type="dxa"/>
+              <w:bottom w:w="80" w:type="dxa"/>
+              <w:right w:w="120" w:type="dxa"/>
+            </w:tcMar>
+          </w:tcPr>
+          <w:p>
+            <w:pPr>
+              <w:pStyle w:val="BITTextkrper"/>
+              <w:spacing w:before="0" w:after="0"/>
+              <w:rPr>
+                <w:lang w:val="fr-CH"/>
+              </w:rPr>
+            </w:pPr>
+            <w:r>
+              <w:rPr>
+                <w:lang w:val="fr-CH"/>
+              </w:rPr>
+              <w:t>Haute</w:t>
+            </w:r>
+          </w:p>
+        </w:tc>
+      </w:tr>
+      <w:tr>
+        <w:tc>
+          <w:tcPr>
+            <w:tcW w:w="900" w:type="dxa"/>
+            <w:tcBorders>
+              <w:top w:val="single" w:sz="4" w:space="0" w:color="BFBFBF"/>
+              <w:left w:val="single" w:sz="4" w:space="0" w:color="BFBFBF"/>
+              <w:bottom w:val="single" w:sz="4" w:space="0" w:color="BFBFBF"/>
+              <w:right w:val="single" w:sz="4" w:space="0" w:color="BFBFBF"/>
+            </w:tcBorders>
+            <w:shd w:val="clear" w:color="auto" w:fill="FFFFFF"/>
+            <w:tcMar>
+              <w:top w:w="80" w:type="dxa"/>
+              <w:left w:w="120" w:type="dxa"/>
+              <w:bottom w:w="80" w:type="dxa"/>
+              <w:right w:w="120" w:type="dxa"/>
+            </w:tcMar>
+          </w:tcPr>
+          <w:p>
+            <w:pPr>
+              <w:pStyle w:val="BITTextkrper"/>
+              <w:spacing w:before="0" w:after="0"/>
+              <w:rPr>
+                <w:lang w:val="fr-CH"/>
+              </w:rPr>
+            </w:pPr>
+            <w:r>
+              <w:rPr>
+                <w:lang w:val="fr-CH"/>
+              </w:rPr>
+              <w:t>ET3</w:t>
+            </w:r>
+          </w:p>
+        </w:tc>
+        <w:tc>
+          <w:tcPr>
+            <w:tcW w:w="6926" w:type="dxa"/>
+            <w:tcBorders>
+              <w:top w:val="single" w:sz="4" w:space="0" w:color="BFBFBF"/>
+              <w:left w:val="single" w:sz="4" w:space="0" w:color="BFBFBF"/>
+              <w:bottom w:val="single" w:sz="4" w:space="0" w:color="BFBFBF"/>
+              <w:right w:val="single" w:sz="4" w:space="0" w:color="BFBFBF"/>
+            </w:tcBorders>
+            <w:shd w:val="clear" w:color="auto" w:fill="FFFFFF"/>
+            <w:tcMar>
+              <w:top w:w="80" w:type="dxa"/>
+              <w:left w:w="120" w:type="dxa"/>
+              <w:bottom w:w="80" w:type="dxa"/>
+              <w:right w:w="120" w:type="dxa"/>
+            </w:tcMar>
+          </w:tcPr>
+          <w:p>
+            <w:pPr>
+              <w:pStyle w:val="BITTextkrper"/>
+              <w:spacing w:before="0" w:after="0"/>
+              <w:rPr>
+                <w:lang w:val="fr-CH"/>
+              </w:rPr>
+            </w:pPr>
+            <w:r>
+              <w:rPr>
+                <w:lang w:val="fr-CH"/>
+              </w:rPr>
+              <w:t>Récupérer le code des dépôts via l’API GitHub.</w:t>
+            </w:r>
+          </w:p>
+        </w:tc>
+        <w:tc>
+          <w:tcPr>
+            <w:tcW w:w="1200" w:type="dxa"/>
+            <w:tcBorders>
+              <w:top w:val="single" w:sz="4" w:space="0" w:color="BFBFBF"/>
+              <w:left w:val="single" w:sz="4" w:space="0" w:color="BFBFBF"/>
+              <w:bottom w:val="single" w:sz="4" w:space="0" w:color="BFBFBF"/>
+              <w:right w:val="single" w:sz="4" w:space="0" w:color="BFBFBF"/>
+            </w:tcBorders>
+            <w:shd w:val="clear" w:color="auto" w:fill="FFFFFF"/>
+            <w:tcMar>
+              <w:top w:w="80" w:type="dxa"/>
+              <w:left w:w="120" w:type="dxa"/>
+              <w:bottom w:w="80" w:type="dxa"/>
+              <w:right w:w="120" w:type="dxa"/>
+            </w:tcMar>
+          </w:tcPr>
+          <w:p>
+            <w:pPr>
+              <w:pStyle w:val="BITTextkrper"/>
+              <w:spacing w:before="0" w:after="0"/>
+              <w:rPr>
+                <w:lang w:val="fr-CH"/>
+              </w:rPr>
+            </w:pPr>
+            <w:r>
+              <w:rPr>
+                <w:lang w:val="fr-CH"/>
+              </w:rPr>
+              <w:t>Haute</w:t>
+            </w:r>
+          </w:p>
+        </w:tc>
+      </w:tr>
+      <w:tr>
+        <w:tc>
+          <w:tcPr>
+            <w:tcW w:w="900" w:type="dxa"/>
+            <w:tcBorders>
+              <w:top w:val="single" w:sz="4" w:space="0" w:color="BFBFBF"/>
+              <w:left w:val="single" w:sz="4" w:space="0" w:color="BFBFBF"/>
+              <w:bottom w:val="single" w:sz="4" w:space="0" w:color="BFBFBF"/>
+              <w:right w:val="single" w:sz="4" w:space="0" w:color="BFBFBF"/>
+            </w:tcBorders>
+            <w:shd w:val="clear" w:color="auto" w:fill="FFFFFF"/>
+            <w:tcMar>
+              <w:top w:w="80" w:type="dxa"/>
+              <w:left w:w="120" w:type="dxa"/>
+              <w:bottom w:w="80" w:type="dxa"/>
+              <w:right w:w="120" w:type="dxa"/>
+            </w:tcMar>
+          </w:tcPr>
+          <w:p>
+            <w:pPr>
+              <w:pStyle w:val="BITTextkrper"/>
+              <w:spacing w:before="0" w:after="0"/>
+              <w:rPr>
+                <w:lang w:val="fr-CH"/>
+              </w:rPr>
+            </w:pPr>
+            <w:r>
+              <w:rPr>
+                <w:lang w:val="fr-CH"/>
+              </w:rPr>
+              <w:t>ET4</w:t>
+            </w:r>
+          </w:p>
+        </w:tc>
+        <w:tc>
+          <w:tcPr>
+            <w:tcW w:w="6926" w:type="dxa"/>
+            <w:tcBorders>
+              <w:top w:val="single" w:sz="4" w:space="0" w:color="BFBFBF"/>
+              <w:left w:val="single" w:sz="4" w:space="0" w:color="BFBFBF"/>
+              <w:bottom w:val="single" w:sz="4" w:space="0" w:color="BFBFBF"/>
+              <w:right w:val="single" w:sz="4" w:space="0" w:color="BFBFBF"/>
+            </w:tcBorders>
+            <w:shd w:val="clear" w:color="auto" w:fill="FFFFFF"/>
+            <w:tcMar>
+              <w:top w:w="80" w:type="dxa"/>
+              <w:left w:w="120" w:type="dxa"/>
+              <w:bottom w:w="80" w:type="dxa"/>
+              <w:right w:w="120" w:type="dxa"/>
+            </w:tcMar>
+          </w:tcPr>
+          <w:p>
+            <w:pPr>
+              <w:pStyle w:val="BITTextkrper"/>
+              <w:spacing w:before="0" w:after="0"/>
+              <w:rPr>
+                <w:lang w:val="fr-CH"/>
+              </w:rPr>
+            </w:pPr>
+            <w:r>
+              <w:rPr>
+                <w:lang w:val="fr-CH"/>
+              </w:rPr>
+              <w:t>Générer les explications et les corrections via l’API OpenAI ou une API équivalente.</w:t>
+            </w:r>
+          </w:p>
+        </w:tc>
+        <w:tc>
+          <w:tcPr>
+            <w:tcW w:w="1200" w:type="dxa"/>
+            <w:tcBorders>
+              <w:top w:val="single" w:sz="4" w:space="0" w:color="BFBFBF"/>
+              <w:left w:val="single" w:sz="4" w:space="0" w:color="BFBFBF"/>
+              <w:bottom w:val="single" w:sz="4" w:space="0" w:color="BFBFBF"/>
+              <w:right w:val="single" w:sz="4" w:space="0" w:color="BFBFBF"/>
+            </w:tcBorders>
+            <w:shd w:val="clear" w:color="auto" w:fill="FFFFFF"/>
+            <w:tcMar>
+              <w:top w:w="80" w:type="dxa"/>
+              <w:left w:w="120" w:type="dxa"/>
+              <w:bottom w:w="80" w:type="dxa"/>
+              <w:right w:w="120" w:type="dxa"/>
+            </w:tcMar>
+          </w:tcPr>
+          <w:p>
+            <w:pPr>
+              <w:pStyle w:val="BITTextkrper"/>
+              <w:spacing w:before="0" w:after="0"/>
+              <w:rPr>
+                <w:lang w:val="fr-CH"/>
+              </w:rPr>
+            </w:pPr>
+            <w:r>
+              <w:rPr>
+                <w:lang w:val="fr-CH"/>
+              </w:rPr>
+              <w:t>Haute</w:t>
+            </w:r>
+          </w:p>
+        </w:tc>
+      </w:tr>
+      <w:tr>
+        <w:tc>
+          <w:tcPr>
+            <w:tcW w:w="900" w:type="dxa"/>
+            <w:tcBorders>
+              <w:top w:val="single" w:sz="4" w:space="0" w:color="BFBFBF"/>
+              <w:left w:val="single" w:sz="4" w:space="0" w:color="BFBFBF"/>
+              <w:bottom w:val="single" w:sz="4" w:space="0" w:color="BFBFBF"/>
+              <w:right w:val="single" w:sz="4" w:space="0" w:color="BFBFBF"/>
+            </w:tcBorders>
+            <w:shd w:val="clear" w:color="auto" w:fill="FFFFFF"/>
+            <w:tcMar>
+              <w:top w:w="80" w:type="dxa"/>
+              <w:left w:w="120" w:type="dxa"/>
+              <w:bottom w:w="80" w:type="dxa"/>
+              <w:right w:w="120" w:type="dxa"/>
+            </w:tcMar>
+          </w:tcPr>
+          <w:p>
+            <w:pPr>
+              <w:pStyle w:val="BITTextkrper"/>
+              <w:spacing w:before="0" w:after="0"/>
+              <w:rPr>
+                <w:lang w:val="fr-CH"/>
+              </w:rPr>
+            </w:pPr>
+            <w:r>
+              <w:rPr>
+                <w:lang w:val="fr-CH"/>
+              </w:rPr>
+              <w:t>ET5</w:t>
+            </w:r>
+          </w:p>
+        </w:tc>
+        <w:tc>
+          <w:tcPr>
+            <w:tcW w:w="6926" w:type="dxa"/>
+            <w:tcBorders>
+              <w:top w:val="single" w:sz="4" w:space="0" w:color="BFBFBF"/>
+              <w:left w:val="single" w:sz="4" w:space="0" w:color="BFBFBF"/>
+              <w:bottom w:val="single" w:sz="4" w:space="0" w:color="BFBFBF"/>
+              <w:right w:val="single" w:sz="4" w:space="0" w:color="BFBFBF"/>
+            </w:tcBorders>
+            <w:shd w:val="clear" w:color="auto" w:fill="FFFFFF"/>
+            <w:tcMar>
+              <w:top w:w="80" w:type="dxa"/>
+              <w:left w:w="120" w:type="dxa"/>
+              <w:bottom w:w="80" w:type="dxa"/>
+              <w:right w:w="120" w:type="dxa"/>
+            </w:tcMar>
+          </w:tcPr>
+          <w:p>
+            <w:pPr>
+              <w:pStyle w:val="BITTextkrper"/>
+              <w:spacing w:before="0" w:after="0"/>
+              <w:rPr>
+                <w:lang w:val="fr-CH"/>
+              </w:rPr>
+            </w:pPr>
+            <w:r>
+              <w:rPr>
+                <w:lang w:val="fr-CH"/>
+              </w:rPr>
+              <w:t>Traiter les analyses (tâches longues) de façon asynchrone via une file d’attente en mémoire, sans bloquer les requêtes HTTP.</w:t>
+            </w:r>
+          </w:p>
+        </w:tc>
+        <w:tc>
+          <w:tcPr>
+            <w:tcW w:w="1200" w:type="dxa"/>
+            <w:tcBorders>
+              <w:top w:val="single" w:sz="4" w:space="0" w:color="BFBFBF"/>
+              <w:left w:val="single" w:sz="4" w:space="0" w:color="BFBFBF"/>
+              <w:bottom w:val="single" w:sz="4" w:space="0" w:color="BFBFBF"/>
+              <w:right w:val="single" w:sz="4" w:space="0" w:color="BFBFBF"/>
+            </w:tcBorders>
+            <w:shd w:val="clear" w:color="auto" w:fill="FFFFFF"/>
+            <w:tcMar>
+              <w:top w:w="80" w:type="dxa"/>
+              <w:left w:w="120" w:type="dxa"/>
+              <w:bottom w:w="80" w:type="dxa"/>
+              <w:right w:w="120" w:type="dxa"/>
+            </w:tcMar>
+          </w:tcPr>
+          <w:p>
+            <w:pPr>
+              <w:pStyle w:val="BITTextkrper"/>
+              <w:spacing w:before="0" w:after="0"/>
+              <w:rPr>
+                <w:lang w:val="fr-CH"/>
+              </w:rPr>
+            </w:pPr>
+            <w:r>
+              <w:rPr>
+                <w:lang w:val="fr-CH"/>
+              </w:rPr>
+              <w:t>Haute</w:t>
+            </w:r>
+          </w:p>
+        </w:tc>
+      </w:tr>
+      <w:tr>
+        <w:tc>
+          <w:tcPr>
+            <w:tcW w:w="900" w:type="dxa"/>
+            <w:tcBorders>
+              <w:top w:val="single" w:sz="4" w:space="0" w:color="BFBFBF"/>
+              <w:left w:val="single" w:sz="4" w:space="0" w:color="BFBFBF"/>
+              <w:bottom w:val="single" w:sz="4" w:space="0" w:color="BFBFBF"/>
+              <w:right w:val="single" w:sz="4" w:space="0" w:color="BFBFBF"/>
+            </w:tcBorders>
+            <w:shd w:val="clear" w:color="auto" w:fill="FFFFFF"/>
+            <w:tcMar>
+              <w:top w:w="80" w:type="dxa"/>
+              <w:left w:w="120" w:type="dxa"/>
+              <w:bottom w:w="80" w:type="dxa"/>
+              <w:right w:w="120" w:type="dxa"/>
+            </w:tcMar>
+          </w:tcPr>
+          <w:p>
+            <w:pPr>
+              <w:pStyle w:val="BITTextkrper"/>
+              <w:spacing w:before="0" w:after="0"/>
+              <w:rPr>
+                <w:lang w:val="fr-CH"/>
+              </w:rPr>
+            </w:pPr>
+            <w:r>
+              <w:rPr>
+                <w:lang w:val="fr-CH"/>
+              </w:rPr>
+              <w:t>ET6</w:t>
+            </w:r>
+          </w:p>
+        </w:tc>
+        <w:tc>
+          <w:tcPr>
+            <w:tcW w:w="6926" w:type="dxa"/>
+            <w:tcBorders>
+              <w:top w:val="single" w:sz="4" w:space="0" w:color="BFBFBF"/>
+              <w:left w:val="single" w:sz="4" w:space="0" w:color="BFBFBF"/>
+              <w:bottom w:val="single" w:sz="4" w:space="0" w:color="BFBFBF"/>
+              <w:right w:val="single" w:sz="4" w:space="0" w:color="BFBFBF"/>
+            </w:tcBorders>
+            <w:shd w:val="clear" w:color="auto" w:fill="FFFFFF"/>
+            <w:tcMar>
+              <w:top w:w="80" w:type="dxa"/>
+              <w:left w:w="120" w:type="dxa"/>
+              <w:bottom w:w="80" w:type="dxa"/>
+              <w:right w:w="120" w:type="dxa"/>
+            </w:tcMar>
+          </w:tcPr>
+          <w:p>
+            <w:pPr>
+              <w:pStyle w:val="BITTextkrper"/>
+              <w:spacing w:before="0" w:after="0"/>
+              <w:rPr>
+                <w:lang w:val="fr-CH"/>
+              </w:rPr>
+            </w:pPr>
+            <w:r>
+              <w:rPr>
+                <w:lang w:val="fr-CH"/>
+              </w:rPr>
+              <w:t>Documenter l’API du backend avec Swagger.</w:t>
+            </w:r>
+          </w:p>
+        </w:tc>
+        <w:tc>
+          <w:tcPr>
+            <w:tcW w:w="1200" w:type="dxa"/>
+            <w:tcBorders>
+              <w:top w:val="single" w:sz="4" w:space="0" w:color="BFBFBF"/>
+              <w:left w:val="single" w:sz="4" w:space="0" w:color="BFBFBF"/>
+              <w:bottom w:val="single" w:sz="4" w:space="0" w:color="BFBFBF"/>
+              <w:right w:val="single" w:sz="4" w:space="0" w:color="BFBFBF"/>
+            </w:tcBorders>
+            <w:shd w:val="clear" w:color="auto" w:fill="FFFFFF"/>
+            <w:tcMar>
+              <w:top w:w="80" w:type="dxa"/>
+              <w:left w:w="120" w:type="dxa"/>
+              <w:bottom w:w="80" w:type="dxa"/>
+              <w:right w:w="120" w:type="dxa"/>
+            </w:tcMar>
+          </w:tcPr>
+          <w:p>
+            <w:pPr>
+              <w:pStyle w:val="BITTextkrper"/>
+              <w:spacing w:before="0" w:after="0"/>
+              <w:rPr>
+                <w:lang w:val="fr-CH"/>
+              </w:rPr>
+            </w:pPr>
+            <w:r>
+              <w:rPr>
+                <w:lang w:val="fr-CH"/>
+              </w:rPr>
+              <w:t>Moyenne</w:t>
+            </w:r>
+          </w:p>
+        </w:tc>
+      </w:tr>
+      <w:tr>
+        <w:tc>
+          <w:tcPr>
+            <w:tcW w:w="900" w:type="dxa"/>
+            <w:tcBorders>
+              <w:top w:val="single" w:sz="4" w:space="0" w:color="BFBFBF"/>
+              <w:left w:val="single" w:sz="4" w:space="0" w:color="BFBFBF"/>
+              <w:bottom w:val="single" w:sz="4" w:space="0" w:color="BFBFBF"/>
+              <w:right w:val="single" w:sz="4" w:space="0" w:color="BFBFBF"/>
+            </w:tcBorders>
+            <w:shd w:val="clear" w:color="auto" w:fill="FFFFFF"/>
+            <w:tcMar>
+              <w:top w:w="80" w:type="dxa"/>
+              <w:left w:w="120" w:type="dxa"/>
+              <w:bottom w:w="80" w:type="dxa"/>
+              <w:right w:w="120" w:type="dxa"/>
+            </w:tcMar>
+          </w:tcPr>
+          <w:p>
+            <w:pPr>
+              <w:pStyle w:val="BITTextkrper"/>
+              <w:spacing w:before="0" w:after="0"/>
+              <w:rPr>
+                <w:lang w:val="fr-CH"/>
+              </w:rPr>
+            </w:pPr>
+            <w:r>
+              <w:rPr>
+                <w:lang w:val="fr-CH"/>
+              </w:rPr>
+              <w:t>ET7</w:t>
+            </w:r>
+          </w:p>
+        </w:tc>
+        <w:tc>
+          <w:tcPr>
+            <w:tcW w:w="6926" w:type="dxa"/>
+            <w:tcBorders>
+              <w:top w:val="single" w:sz="4" w:space="0" w:color="BFBFBF"/>
+              <w:left w:val="single" w:sz="4" w:space="0" w:color="BFBFBF"/>
+              <w:bottom w:val="single" w:sz="4" w:space="0" w:color="BFBFBF"/>
+              <w:right w:val="single" w:sz="4" w:space="0" w:color="BFBFBF"/>
+            </w:tcBorders>
+            <w:shd w:val="clear" w:color="auto" w:fill="FFFFFF"/>
+            <w:tcMar>
+              <w:top w:w="80" w:type="dxa"/>
+              <w:left w:w="120" w:type="dxa"/>
+              <w:bottom w:w="80" w:type="dxa"/>
+              <w:right w:w="120" w:type="dxa"/>
+            </w:tcMar>
+          </w:tcPr>
+          <w:p>
+            <w:pPr>
+              <w:pStyle w:val="BITTextkrper"/>
+              <w:spacing w:before="0" w:after="0"/>
+              <w:rPr>
+                <w:lang w:val="fr-CH"/>
+              </w:rPr>
+            </w:pPr>
+            <w:r>
+              <w:rPr>
+                <w:lang w:val="fr-CH"/>
+              </w:rPr>
+              <w:t>Respecter une architecture en couches (type MVC) et modéliser la conception en UML.</w:t>
+            </w:r>
+          </w:p>
+        </w:tc>
+        <w:tc>
+          <w:tcPr>
+            <w:tcW w:w="1200" w:type="dxa"/>
+            <w:tcBorders>
+              <w:top w:val="single" w:sz="4" w:space="0" w:color="BFBFBF"/>
+              <w:left w:val="single" w:sz="4" w:space="0" w:color="BFBFBF"/>
+              <w:bottom w:val="single" w:sz="4" w:space="0" w:color="BFBFBF"/>
+              <w:right w:val="single" w:sz="4" w:space="0" w:color="BFBFBF"/>
+            </w:tcBorders>
+            <w:shd w:val="clear" w:color="auto" w:fill="FFFFFF"/>
+            <w:tcMar>
+              <w:top w:w="80" w:type="dxa"/>
+              <w:left w:w="120" w:type="dxa"/>
+              <w:bottom w:w="80" w:type="dxa"/>
+              <w:right w:w="120" w:type="dxa"/>
+            </w:tcMar>
+          </w:tcPr>
+          <w:p>
+            <w:pPr>
+              <w:pStyle w:val="BITTextkrper"/>
+              <w:spacing w:before="0" w:after="0"/>
+              <w:rPr>
+                <w:lang w:val="fr-CH"/>
+              </w:rPr>
+            </w:pPr>
+            <w:r>
+              <w:rPr>
+                <w:lang w:val="fr-CH"/>
+              </w:rPr>
+              <w:t>Haute</w:t>
+            </w:r>
+          </w:p>
+        </w:tc>
+      </w:tr>
+      <w:tr>
+        <w:tc>
+          <w:tcPr>
+            <w:tcW w:w="900" w:type="dxa"/>
+            <w:tcBorders>
+              <w:top w:val="single" w:sz="4" w:space="0" w:color="BFBFBF"/>
+              <w:left w:val="single" w:sz="4" w:space="0" w:color="BFBFBF"/>
+              <w:bottom w:val="single" w:sz="4" w:space="0" w:color="BFBFBF"/>
+              <w:right w:val="single" w:sz="4" w:space="0" w:color="BFBFBF"/>
+            </w:tcBorders>
+            <w:shd w:val="clear" w:color="auto" w:fill="FFFFFF"/>
+            <w:tcMar>
+              <w:top w:w="80" w:type="dxa"/>
+              <w:left w:w="120" w:type="dxa"/>
+              <w:bottom w:w="80" w:type="dxa"/>
+              <w:right w:w="120" w:type="dxa"/>
+            </w:tcMar>
+          </w:tcPr>
+          <w:p>
+            <w:pPr>
+              <w:pStyle w:val="BITTextkrper"/>
+              <w:spacing w:before="0" w:after="0"/>
+              <w:rPr>
+                <w:lang w:val="fr-CH"/>
+              </w:rPr>
+            </w:pPr>
+            <w:r>
+              <w:rPr>
+                <w:lang w:val="fr-CH"/>
+              </w:rPr>
+              <w:t>ET8</w:t>
+            </w:r>
+          </w:p>
+        </w:tc>
+        <w:tc>
+          <w:tcPr>
+            <w:tcW w:w="6926" w:type="dxa"/>
+            <w:tcBorders>
+              <w:top w:val="single" w:sz="4" w:space="0" w:color="BFBFBF"/>
+              <w:left w:val="single" w:sz="4" w:space="0" w:color="BFBFBF"/>
+              <w:bottom w:val="single" w:sz="4" w:space="0" w:color="BFBFBF"/>
+              <w:right w:val="single" w:sz="4" w:space="0" w:color="BFBFBF"/>
+            </w:tcBorders>
+            <w:shd w:val="clear" w:color="auto" w:fill="FFFFFF"/>
+            <w:tcMar>
+              <w:top w:w="80" w:type="dxa"/>
+              <w:left w:w="120" w:type="dxa"/>
+              <w:bottom w:w="80" w:type="dxa"/>
+              <w:right w:w="120" w:type="dxa"/>
+            </w:tcMar>
+          </w:tcPr>
+          <w:p>
+            <w:pPr>
+              <w:pStyle w:val="BITTextkrper"/>
+              <w:spacing w:before="0" w:after="0"/>
+              <w:rPr>
+                <w:lang w:val="fr-CH"/>
+              </w:rPr>
+            </w:pPr>
+            <w:r>
+              <w:rPr>
+                <w:lang w:val="fr-CH"/>
+              </w:rPr>
+              <w:t>Garantir que chaque utilisateur n’accède qu’à ses propres données.</w:t>
+            </w:r>
+          </w:p>
+        </w:tc>
+        <w:tc>
+          <w:tcPr>
+            <w:tcW w:w="1200" w:type="dxa"/>
+            <w:tcBorders>
+              <w:top w:val="single" w:sz="4" w:space="0" w:color="BFBFBF"/>
+              <w:left w:val="single" w:sz="4" w:space="0" w:color="BFBFBF"/>
+              <w:bottom w:val="single" w:sz="4" w:space="0" w:color="BFBFBF"/>
+              <w:right w:val="single" w:sz="4" w:space="0" w:color="BFBFBF"/>
+            </w:tcBorders>
+            <w:shd w:val="clear" w:color="auto" w:fill="FFFFFF"/>
+            <w:tcMar>
+              <w:top w:w="80" w:type="dxa"/>
+              <w:left w:w="120" w:type="dxa"/>
+              <w:bottom w:w="80" w:type="dxa"/>
+              <w:right w:w="120" w:type="dxa"/>
+            </w:tcMar>
+          </w:tcPr>
+          <w:p>
+            <w:pPr>
+              <w:pStyle w:val="BITTextkrper"/>
+              <w:spacing w:before="0" w:after="0"/>
+              <w:rPr>
+                <w:lang w:val="fr-CH"/>
+              </w:rPr>
+            </w:pPr>
+            <w:r>
+              <w:rPr>
+                <w:lang w:val="fr-CH"/>
+              </w:rPr>
+              <w:t>Haute</w:t>
+            </w:r>
+          </w:p>
+        </w:tc>
+      </w:tr>
+    </w:tbl>
     <w:p>
       <w:pPr>
         <w:pStyle w:val="Heading2"/>
@@ -4068,14 +5643,14 @@
           <w:lang w:val="fr-CH"/>
         </w:rPr>
       </w:pPr>
-      <w:bookmarkStart w:id="10" w:name="_Toc229743624"/>
+      <w:bookmarkStart w:id="12" w:name="_Toc229743624"/>
       <w:r>
         <w:rPr>
           <w:lang w:val="fr-CH"/>
         </w:rPr>
         <w:t>Organisation du projet</w:t>
       </w:r>
-      <w:bookmarkEnd w:id="10"/>
+      <w:bookmarkEnd w:id="12"/>
     </w:p>
     <w:p>
       <w:pPr>
@@ -4089,79 +5664,7 @@
         <w:rPr>
           <w:lang w:val="fr-CH"/>
         </w:rPr>
-        <w:t xml:space="preserve">Pour l’organisation du projet, j’ai </w:t>
-      </w:r>
-      <w:r>
-        <w:rPr>
-          <w:lang w:val="fr-CH"/>
-        </w:rPr>
-        <w:t>choisi</w:t>
-      </w:r>
-      <w:r>
-        <w:rPr>
-          <w:lang w:val="fr-CH"/>
-        </w:rPr>
-        <w:t xml:space="preserve"> la méthode en cas</w:t>
-      </w:r>
-      <w:r>
-        <w:rPr>
-          <w:lang w:val="fr-CH"/>
-        </w:rPr>
-        <w:t>cade</w:t>
-      </w:r>
-      <w:r>
-        <w:rPr>
-          <w:lang w:val="fr-CH"/>
-        </w:rPr>
-        <w:t>. C’est-à-dire qu’un pla</w:t>
-      </w:r>
-      <w:r>
-        <w:rPr>
-          <w:lang w:val="fr-CH"/>
-        </w:rPr>
-        <w:t xml:space="preserve">nning </w:t>
-      </w:r>
-      <w:r>
-        <w:rPr>
-          <w:lang w:val="fr-CH"/>
-        </w:rPr>
-        <w:t xml:space="preserve">sera effectué au début du projet afin de prévoir les différentes </w:t>
-      </w:r>
-      <w:r>
-        <w:rPr>
-          <w:lang w:val="fr-CH"/>
-        </w:rPr>
-        <w:t xml:space="preserve">phases et tâches du projet. Aussi, je fais en </w:t>
-      </w:r>
-      <w:r>
-        <w:rPr>
-          <w:lang w:val="fr-CH"/>
-        </w:rPr>
-        <w:t xml:space="preserve">parallèle avant chaque phase </w:t>
-      </w:r>
-      <w:r>
-        <w:rPr>
-          <w:lang w:val="fr-CH"/>
-        </w:rPr>
-        <w:t xml:space="preserve">des tâches à réaliser sous forme de todolist </w:t>
-      </w:r>
-      <w:r>
-        <w:rPr>
-          <w:lang w:val="fr-CH"/>
-        </w:rPr>
-        <w:t>sur Gitlab.</w:t>
-      </w:r>
-      <w:r>
-        <w:rPr>
-          <w:lang w:val="fr-CH"/>
-        </w:rPr>
-        <w:t xml:space="preserve"> </w:t>
-      </w:r>
-      <w:r>
-        <w:rPr>
-          <w:lang w:val="fr-CH"/>
-        </w:rPr>
-        <w:t>La documentation sera faite tout au long du projet.</w:t>
+        <w:t>Pour l’organisation du projet, j’ai choisi la méthode en cascade. C’est-à-dire qu’un planning sera effectué au début du projet afin de prévoir les différentes phases et tâches du projet. La documentation sera faite tout au long du projet.</w:t>
       </w:r>
     </w:p>
     <w:p>
@@ -4206,43 +5709,7 @@
         <w:rPr>
           <w:lang w:val="en-US"/>
         </w:rPr>
-        <w:t>, +4179</w:t>
-      </w:r>
-      <w:r>
-        <w:rPr>
-          <w:lang w:val="en-US"/>
-        </w:rPr>
-        <w:t xml:space="preserve"> </w:t>
-      </w:r>
-      <w:r>
-        <w:rPr>
-          <w:lang w:val="en-US"/>
-        </w:rPr>
-        <w:t>600</w:t>
-      </w:r>
-      <w:r>
-        <w:rPr>
-          <w:lang w:val="en-US"/>
-        </w:rPr>
-        <w:t xml:space="preserve"> </w:t>
-      </w:r>
-      <w:r>
-        <w:rPr>
-          <w:lang w:val="en-US"/>
-        </w:rPr>
-        <w:t>04</w:t>
-      </w:r>
-      <w:r>
-        <w:rPr>
-          <w:lang w:val="en-US"/>
-        </w:rPr>
-        <w:t xml:space="preserve"> </w:t>
-      </w:r>
-      <w:r>
-        <w:rPr>
-          <w:lang w:val="en-US"/>
-        </w:rPr>
-        <w:t>28</w:t>
+        <w:t>, +4179 600 04 28</w:t>
       </w:r>
     </w:p>
     <w:p>
@@ -4257,13 +5724,7 @@
         <w:rPr>
           <w:lang w:val="fr-CH"/>
         </w:rPr>
-        <w:t xml:space="preserve">Supérieur </w:t>
-      </w:r>
-      <w:r>
-        <w:rPr>
-          <w:lang w:val="fr-CH"/>
-        </w:rPr>
-        <w:t xml:space="preserve">professionnel : Silvin Meylan, </w:t>
+        <w:t xml:space="preserve">Supérieur professionnel : Silvin Meylan, </w:t>
       </w:r>
       <w:hyperlink r:id="rId20" w:history="1">
         <w:r>
@@ -4278,55 +5739,7 @@
         <w:rPr>
           <w:lang w:val="fr-CH"/>
         </w:rPr>
-        <w:t>, +41</w:t>
-      </w:r>
-      <w:r>
-        <w:rPr>
-          <w:lang w:val="fr-CH"/>
-        </w:rPr>
-        <w:t xml:space="preserve"> </w:t>
-      </w:r>
-      <w:r>
-        <w:rPr>
-          <w:lang w:val="fr-CH"/>
-        </w:rPr>
-        <w:t>79</w:t>
-      </w:r>
-      <w:r>
-        <w:rPr>
-          <w:lang w:val="fr-CH"/>
-        </w:rPr>
-        <w:t xml:space="preserve"> </w:t>
-      </w:r>
-      <w:r>
-        <w:rPr>
-          <w:lang w:val="fr-CH"/>
-        </w:rPr>
-        <w:t>790</w:t>
-      </w:r>
-      <w:r>
-        <w:rPr>
-          <w:lang w:val="fr-CH"/>
-        </w:rPr>
-        <w:t xml:space="preserve"> </w:t>
-      </w:r>
-      <w:r>
-        <w:rPr>
-          <w:lang w:val="fr-CH"/>
-        </w:rPr>
-        <w:t>35</w:t>
-      </w:r>
-      <w:r>
-        <w:rPr>
-          <w:lang w:val="fr-CH"/>
-        </w:rPr>
-        <w:t xml:space="preserve"> </w:t>
-      </w:r>
-      <w:r>
-        <w:rPr>
-          <w:lang w:val="fr-CH"/>
-        </w:rPr>
-        <w:t>91</w:t>
+        <w:t>, +41 79 790 35 91</w:t>
       </w:r>
     </w:p>
     <w:p>
@@ -4341,7 +5754,6 @@
         <w:rPr>
           <w:lang w:val="fr-CH"/>
         </w:rPr>
-        <w:lastRenderedPageBreak/>
         <w:t xml:space="preserve">Formateur en entreprise : </w:t>
       </w:r>
       <w:hyperlink r:id="rId21" w:history="1">
@@ -4372,19 +5784,7 @@
         <w:rPr>
           <w:lang w:val="fr-CH"/>
         </w:rPr>
-        <w:t xml:space="preserve">Expert principale : </w:t>
-      </w:r>
-      <w:r>
-        <w:rPr>
-          <w:lang w:val="fr-CH"/>
-        </w:rPr>
-        <w:t>Yves Caloz</w:t>
-      </w:r>
-      <w:r>
-        <w:rPr>
-          <w:lang w:val="fr-CH"/>
-        </w:rPr>
-        <w:t xml:space="preserve">, </w:t>
+        <w:t xml:space="preserve">Expert principal : Yves Caloz, </w:t>
       </w:r>
       <w:hyperlink r:id="rId22" w:history="1">
         <w:r>
@@ -4399,19 +5799,7 @@
         <w:rPr>
           <w:lang w:val="fr-CH"/>
         </w:rPr>
-        <w:t xml:space="preserve">, </w:t>
-      </w:r>
-      <w:r>
-        <w:rPr>
-          <w:lang w:val="fr-CH"/>
-        </w:rPr>
-        <w:t xml:space="preserve">+41 </w:t>
-      </w:r>
-      <w:r>
-        <w:rPr>
-          <w:lang w:val="fr-CH"/>
-        </w:rPr>
-        <w:t>79 206 38 29</w:t>
+        <w:t>, +41 79 206 38 29</w:t>
       </w:r>
     </w:p>
     <w:p>
@@ -4426,19 +5814,7 @@
         <w:rPr>
           <w:lang w:val="fr-CH"/>
         </w:rPr>
-        <w:t xml:space="preserve">Expert secondaire : </w:t>
-      </w:r>
-      <w:r>
-        <w:rPr>
-          <w:lang w:val="fr-CH"/>
-        </w:rPr>
-        <w:t>Julien Schenevey</w:t>
-      </w:r>
-      <w:r>
-        <w:rPr>
-          <w:lang w:val="fr-CH"/>
-        </w:rPr>
-        <w:t xml:space="preserve">, </w:t>
+        <w:t xml:space="preserve">Expert secondaire : Julien Schenevey, </w:t>
       </w:r>
       <w:hyperlink r:id="rId23" w:history="1">
         <w:r>
@@ -4458,36 +5834,16 @@
     </w:p>
     <w:p>
       <w:pPr>
-        <w:pStyle w:val="BITTextkrper"/>
-        <w:rPr>
-          <w:i/>
-          <w:iCs/>
-          <w:color w:val="A6A6A6" w:themeColor="background1" w:themeShade="A6"/>
-          <w:lang w:val="fr-CH"/>
-        </w:rPr>
-      </w:pPr>
-      <w:r>
-        <w:rPr>
-          <w:i/>
-          <w:iCs/>
-          <w:color w:val="A6A6A6" w:themeColor="background1" w:themeShade="A6"/>
-          <w:lang w:val="fr-CH"/>
-        </w:rPr>
-        <w:t>Méthodologie choisie, rôles des intervenants, gestion de la documentation et du code</w:t>
-      </w:r>
-    </w:p>
-    <w:p>
-      <w:pPr>
         <w:pStyle w:val="Heading1"/>
       </w:pPr>
-      <w:bookmarkStart w:id="11" w:name="_Toc250790973"/>
-      <w:bookmarkStart w:id="12" w:name="_Toc229743625"/>
+      <w:bookmarkStart w:id="13" w:name="_Toc250790973"/>
+      <w:bookmarkStart w:id="14" w:name="_Toc229743625"/>
       <w:r>
         <w:lastRenderedPageBreak/>
         <w:t>Analyse préliminaire</w:t>
       </w:r>
-      <w:bookmarkEnd w:id="11"/>
-      <w:bookmarkEnd w:id="12"/>
+      <w:bookmarkEnd w:id="13"/>
+      <w:bookmarkEnd w:id="14"/>
     </w:p>
     <w:p>
       <w:pPr>
@@ -4497,17 +5853,17 @@
           <w:numId w:val="16"/>
         </w:numPr>
       </w:pPr>
-      <w:bookmarkStart w:id="13" w:name="_Toc250790974"/>
-      <w:bookmarkStart w:id="14" w:name="_Toc229743626"/>
-      <w:bookmarkStart w:id="15" w:name="_Toc114965598"/>
-      <w:bookmarkEnd w:id="13"/>
+      <w:bookmarkStart w:id="15" w:name="_Toc250790974"/>
+      <w:bookmarkStart w:id="16" w:name="_Toc229743626"/>
+      <w:bookmarkStart w:id="17" w:name="_Toc114965598"/>
+      <w:bookmarkEnd w:id="15"/>
       <w:r>
         <w:rPr>
           <w:lang w:val="fr-CH"/>
         </w:rPr>
         <w:t>Objectifs du système</w:t>
       </w:r>
-      <w:bookmarkEnd w:id="14"/>
+      <w:bookmarkEnd w:id="16"/>
     </w:p>
     <w:p>
       <w:pPr>
@@ -4521,69 +5877,6 @@
           <w:lang w:val="fr-CH"/>
         </w:rPr>
         <w:t>Analyse de l’état actuel</w:t>
-      </w:r>
-    </w:p>
-    <w:p>
-      <w:pPr>
-        <w:pStyle w:val="BITTextkrper"/>
-        <w:rPr>
-          <w:lang w:val="fr-CH"/>
-        </w:rPr>
-      </w:pPr>
-      <w:r>
-        <w:rPr>
-          <w:lang w:val="fr-CH"/>
-        </w:rPr>
-        <w:t xml:space="preserve">Il n’existe actuellement </w:t>
-      </w:r>
-      <w:r>
-        <w:rPr>
-          <w:lang w:val="fr-CH"/>
-        </w:rPr>
-        <w:t xml:space="preserve">aucun prototype de l’application, aucun schéma, documentation ou analyse n’as été </w:t>
-      </w:r>
-      <w:r>
-        <w:rPr>
-          <w:lang w:val="fr-CH"/>
-        </w:rPr>
-        <w:t>réalisé.</w:t>
-      </w:r>
-    </w:p>
-    <w:p>
-      <w:pPr>
-        <w:rPr>
-          <w:i/>
-          <w:iCs/>
-          <w:color w:val="A6A6A6" w:themeColor="background1" w:themeShade="A6"/>
-          <w:sz w:val="22"/>
-          <w:szCs w:val="22"/>
-          <w:lang w:val="fr-CH"/>
-        </w:rPr>
-      </w:pPr>
-      <w:r>
-        <w:rPr>
-          <w:i/>
-          <w:iCs/>
-          <w:color w:val="A6A6A6" w:themeColor="background1" w:themeShade="A6"/>
-          <w:sz w:val="22"/>
-          <w:szCs w:val="22"/>
-          <w:lang w:val="fr-CH"/>
-        </w:rPr>
-        <w:t>Quelle est la situation actuelle? Vous pouvez éventuellement illustrer le processus.</w:t>
-      </w:r>
-    </w:p>
-    <w:p>
-      <w:pPr>
-        <w:pStyle w:val="Heading3"/>
-        <w:rPr>
-          <w:lang w:val="fr-CH"/>
-        </w:rPr>
-      </w:pPr>
-      <w:r>
-        <w:rPr>
-          <w:lang w:val="fr-CH"/>
-        </w:rPr>
-        <w:t>Analyse de l’état désiré</w:t>
       </w:r>
     </w:p>
     <w:p>
@@ -4598,42 +5891,22 @@
         <w:rPr>
           <w:lang w:val="fr-CH"/>
         </w:rPr>
-        <w:t>Le but du TPI est de rendre une application fonctionnelle qui remplit le cahier des charges</w:t>
-      </w:r>
-      <w:r>
-        <w:rPr>
-          <w:lang w:val="fr-CH"/>
-        </w:rPr>
-        <w:t xml:space="preserve"> et les critères d’évaluation. Avec le projet sera rendu une documentation </w:t>
-      </w:r>
-      <w:r>
-        <w:rPr>
-          <w:lang w:val="fr-CH"/>
-        </w:rPr>
-        <w:t>complète allant de l’analyse à la réalisation des tests.</w:t>
-      </w:r>
-    </w:p>
-    <w:p>
-      <w:pPr>
-        <w:rPr>
-          <w:i/>
-          <w:iCs/>
-          <w:color w:val="A6A6A6" w:themeColor="background1" w:themeShade="A6"/>
-          <w:sz w:val="22"/>
-          <w:szCs w:val="22"/>
-          <w:lang w:val="fr-CH"/>
-        </w:rPr>
-      </w:pPr>
-      <w:r>
-        <w:rPr>
-          <w:i/>
-          <w:iCs/>
-          <w:color w:val="A6A6A6" w:themeColor="background1" w:themeShade="A6"/>
-          <w:sz w:val="22"/>
-          <w:szCs w:val="22"/>
-          <w:lang w:val="fr-CH"/>
-        </w:rPr>
-        <w:t>A quoi doit ressembler la solution/le produit fini? Vous pouvez éventuellement illustrer le nouveau processus.</w:t>
+        <w:t>Aujourd’hui, pour comprendre un projet existant, un développeur doit ouvrir les fichiers un par un, suivre les dépendances et reconstituer lui-même la logique de l’application. Pour trouver des erreurs, il relit le code à la main ou attend qu’un bug apparaisse à l’exécution. Ces deux tâches sont longues et reposent beaucoup sur l’expérience de la personne, et il n’existe pas d’outil unique qui réunit l’explication du code, la détection des erreurs et une vue de la structure.</w:t>
+      </w:r>
+    </w:p>
+    <w:p>
+      <w:pPr>
+        <w:pStyle w:val="BITTextkrper"/>
+        <w:jc w:val="both"/>
+        <w:rPr>
+          <w:lang w:val="fr-CH"/>
+        </w:rPr>
+      </w:pPr>
+      <w:r>
+        <w:rPr>
+          <w:lang w:val="fr-CH"/>
+        </w:rPr>
+        <w:t>Pour le projet lui-même, rien n’a encore été réalisé. Il n’existe aucun prototype, aucun schéma ni documentation. L’application est donc à concevoir et à développer entièrement.</w:t>
       </w:r>
     </w:p>
     <w:p>
@@ -4647,30 +5920,37 @@
         <w:rPr>
           <w:lang w:val="fr-CH"/>
         </w:rPr>
-        <w:t>Processus d’entreprise concernés</w:t>
-      </w:r>
-    </w:p>
-    <w:p>
-      <w:pPr>
-        <w:rPr>
-          <w:i/>
-          <w:iCs/>
-          <w:color w:val="A6A6A6" w:themeColor="background1" w:themeShade="A6"/>
-          <w:sz w:val="22"/>
-          <w:szCs w:val="22"/>
-          <w:lang w:val="fr-CH"/>
-        </w:rPr>
-      </w:pPr>
-      <w:r>
-        <w:rPr>
-          <w:i/>
-          <w:iCs/>
-          <w:color w:val="A6A6A6" w:themeColor="background1" w:themeShade="A6"/>
-          <w:sz w:val="22"/>
-          <w:szCs w:val="22"/>
-          <w:lang w:val="fr-CH"/>
-        </w:rPr>
-        <w:t>Quels processus métier sont concernés par le mandat du projet?</w:t>
+        <w:t>Analyse de l’état désiré</w:t>
+      </w:r>
+    </w:p>
+    <w:p>
+      <w:pPr>
+        <w:pStyle w:val="BITTextkrper"/>
+        <w:jc w:val="both"/>
+        <w:rPr>
+          <w:lang w:val="fr-CH"/>
+        </w:rPr>
+      </w:pPr>
+      <w:r>
+        <w:rPr>
+          <w:lang w:val="fr-CH"/>
+        </w:rPr>
+        <w:t>L’état souhaité est une application web qui réunit ces tâches au même endroit. Après s’être connecté avec son compte GitHub, l’utilisateur ajoute un dépôt et lance une analyse. L’application parcourt le code, repère les erreurs de chaque fichier et propose des corrections, puis dessine un diagramme Mermaid de la structure du projet ainsi qu’un résumé du projet. Le développeur obtient ainsi une vue d’ensemble et des pistes concrètes sans tout explorer à la main.</w:t>
+      </w:r>
+    </w:p>
+    <w:p>
+      <w:pPr>
+        <w:pStyle w:val="BITTextkrper"/>
+        <w:jc w:val="both"/>
+        <w:rPr>
+          <w:lang w:val="fr-CH"/>
+        </w:rPr>
+      </w:pPr>
+      <w:r>
+        <w:rPr>
+          <w:lang w:val="fr-CH"/>
+        </w:rPr>
+        <w:t>Au terme du TPI, l’application doit être fonctionnelle et remplir le cahier des charges ainsi que les critères d’évaluation. Elle est accompagnée d’une documentation complète qui va de l’analyse jusqu’aux tests.</w:t>
       </w:r>
     </w:p>
     <w:p>
@@ -4689,25 +5969,46 @@
     </w:p>
     <w:p>
       <w:pPr>
-        <w:rPr>
-          <w:i/>
-          <w:iCs/>
-          <w:color w:val="A6A6A6" w:themeColor="background1" w:themeShade="A6"/>
-          <w:sz w:val="22"/>
-          <w:szCs w:val="22"/>
-          <w:lang w:val="fr-CH"/>
-        </w:rPr>
-      </w:pPr>
-      <w:r>
-        <w:rPr>
-          <w:i/>
-          <w:iCs/>
-          <w:color w:val="A6A6A6" w:themeColor="background1" w:themeShade="A6"/>
-          <w:sz w:val="22"/>
-          <w:szCs w:val="22"/>
-          <w:lang w:val="fr-CH"/>
-        </w:rPr>
-        <w:t>Objectifs SMART du projet (base de référence).</w:t>
+        <w:pStyle w:val="BITTextkrper"/>
+        <w:jc w:val="both"/>
+        <w:rPr>
+          <w:lang w:val="fr-CH"/>
+        </w:rPr>
+      </w:pPr>
+      <w:r>
+        <w:rPr>
+          <w:lang w:val="fr-CH"/>
+        </w:rPr>
+        <w:t>L’objectif principal est de livrer CodeMentor, une application web fonctionnelle qui, une fois l’utilisateur authentifié via GitHub, analyse un dépôt et lui restitue une explication du code, la liste des erreurs détectées avec leurs corrections, ainsi qu’un diagramme Mermaid représentant la structure du projet. L’objectif est considéré comme atteint lorsque toutes les fonctionnalités listées ci-dessous fonctionnent et passent le protocole de test du chapitre 5.</w:t>
+      </w:r>
+    </w:p>
+    <w:p>
+      <w:pPr>
+        <w:pStyle w:val="BITTextkrper"/>
+        <w:jc w:val="both"/>
+        <w:rPr>
+          <w:lang w:val="fr-CH"/>
+        </w:rPr>
+      </w:pPr>
+      <w:r>
+        <w:rPr>
+          <w:lang w:val="fr-CH"/>
+        </w:rPr>
+        <w:t>Ces objectifs sont volontairement mesurables. Chaque fonctionnalité est soit présente et opérationnelle, soit absente, sans état intermédiaire. L’échéance à respecter est la remise du projet, fixée au 8 juin 2026.</w:t>
+      </w:r>
+    </w:p>
+    <w:p>
+      <w:pPr>
+        <w:pStyle w:val="BITTextkrper"/>
+        <w:rPr>
+          <w:lang w:val="fr-CH"/>
+        </w:rPr>
+      </w:pPr>
+      <w:r>
+        <w:rPr>
+          <w:lang w:val="fr-CH"/>
+        </w:rPr>
+        <w:t>Concrètement, ces objectifs se déclinent en fonctionnalités pour chacune des deux applications :</w:t>
       </w:r>
     </w:p>
     <w:p>
@@ -4753,6 +6054,7 @@
         <w:rPr>
           <w:lang w:val="fr-CH"/>
         </w:rPr>
+        <w:lastRenderedPageBreak/>
         <w:t>Permettre la déconnexion d'un utilisateur (POST)</w:t>
       </w:r>
     </w:p>
@@ -4890,7 +6192,6 @@
         <w:rPr>
           <w:lang w:val="fr-CH"/>
         </w:rPr>
-        <w:lastRenderedPageBreak/>
         <w:t>Permettre de se connecter via GitHub</w:t>
       </w:r>
     </w:p>
@@ -5006,7 +6307,7 @@
         <w:t>Permettre de consulter les résultats d'une analyse (vue d'ensemble, erreurs détectées avec leurs corrections suggérées, diagramme Mermaid de la structure)</w:t>
       </w:r>
     </w:p>
-    <w:bookmarkEnd w:id="15"/>
+    <w:bookmarkEnd w:id="17"/>
     <w:p>
       <w:pPr>
         <w:pStyle w:val="Heading2"/>
@@ -5023,47 +6324,31 @@
     </w:p>
     <w:p>
       <w:pPr>
+        <w:pStyle w:val="Heading3"/>
+        <w:rPr>
+          <w:lang w:val="fr-CH"/>
+        </w:rPr>
+      </w:pPr>
+      <w:r>
+        <w:rPr>
+          <w:lang w:val="fr-CH"/>
+        </w:rPr>
+        <w:t>Framework CSS</w:t>
+      </w:r>
+    </w:p>
+    <w:p>
+      <w:pPr>
         <w:pStyle w:val="BITTextkrper"/>
         <w:rPr>
-          <w:i/>
-          <w:iCs/>
-          <w:color w:val="A6A6A6" w:themeColor="background1" w:themeShade="A6"/>
-          <w:lang w:val="fr-CH"/>
-        </w:rPr>
-      </w:pPr>
-      <w:r>
-        <w:rPr>
-          <w:i/>
-          <w:iCs/>
-          <w:color w:val="A6A6A6" w:themeColor="background1" w:themeShade="A6"/>
-          <w:lang w:val="fr-CH"/>
-        </w:rPr>
-        <w:t>Décrire chaque domaine pertinent et les variantes possibles</w:t>
-      </w:r>
-    </w:p>
-    <w:p>
-      <w:pPr>
-        <w:pStyle w:val="Heading3"/>
-        <w:rPr>
-          <w:lang w:val="fr-CH"/>
-        </w:rPr>
-      </w:pPr>
-      <w:r>
-        <w:rPr>
-          <w:lang w:val="fr-CH"/>
-        </w:rPr>
-        <w:t>Framework CSS</w:t>
-      </w:r>
-    </w:p>
-    <w:p>
-      <w:pPr>
-        <w:pStyle w:val="BITTextkrper"/>
-        <w:rPr>
-          <w:lang w:val="fr-CH"/>
-        </w:rPr>
-      </w:pPr>
-      <w:r>
-        <w:rPr>
+          <w:b/>
+          <w:bCs/>
+          <w:lang w:val="fr-CH"/>
+        </w:rPr>
+      </w:pPr>
+      <w:r>
+        <w:rPr>
+          <w:b/>
+          <w:bCs/>
           <w:lang w:val="fr-CH"/>
         </w:rPr>
         <w:t>Tailwind CSS :</w:t>
@@ -5081,18 +6366,22 @@
         <w:rPr>
           <w:lang w:val="fr-CH"/>
         </w:rPr>
-        <w:t>Tailwind est un framework CSS dit utility-first : il met à disposition une classe pour chaque propriété de style (p-4 pour le padding, text-blue-500 pour la couleur, etc.) qui s'applique directement dans le HTML. Cette approche évite l'écriture d'une feuille de style séparée et offre un contrôle total sur le design. Le framework est entièrement personnalisable via un fichier de configuration permettant de définir ses propres couleurs, espacements et points de rupture.</w:t>
+        <w:t>Tailwind est un framework CSS dit utility-first. Il met à disposition une classe pour chaque propriété de style (p-4 pour le padding, text-blue-500 pour la couleur, etc.) qui s'applique directement dans le HTML. Cette approche évite l'écriture d'une feuille de style séparée et offre un contrôle total sur le design. Le framework est entièrement personnalisable via un fichier de configuration permettant de définir ses propres couleurs, espacements et points de rupture.</w:t>
       </w:r>
     </w:p>
     <w:p>
       <w:pPr>
         <w:pStyle w:val="BITTextkrper"/>
         <w:rPr>
-          <w:lang w:val="fr-CH"/>
-        </w:rPr>
-      </w:pPr>
-      <w:r>
-        <w:rPr>
+          <w:b/>
+          <w:bCs/>
+          <w:lang w:val="fr-CH"/>
+        </w:rPr>
+      </w:pPr>
+      <w:r>
+        <w:rPr>
+          <w:b/>
+          <w:bCs/>
           <w:lang w:val="fr-CH"/>
         </w:rPr>
         <w:t>Bootstrap :</w:t>
@@ -5110,7 +6399,7 @@
         <w:rPr>
           <w:lang w:val="fr-CH"/>
         </w:rPr>
-        <w:t>Bootstrap propose une approche orientée composants : il fournit des blocs préfabriqués prêts à l'emploi (boutons, cartes, modales, barre de navigation, formulaires, etc.) que l'on applique via des classes regroupant plusieurs propriétés CSS. Cette approche accélère le démarrage d'un projet, mais impose un style visuel reconnaissable, plus difficile à personnaliser sans écrire des surcharges.</w:t>
+        <w:t>Bootstrap propose une approche orientée composants. Il fournit des blocs préfabriqués prêts à l'emploi (boutons, cartes, modales, barre de navigation, formulaires, etc.) que l'on applique via des classes regroupant plusieurs propriétés CSS. Cette approche accélère le démarrage d'un projet, mais impose un style visuel reconnaissable, plus difficile à personnaliser sans écrire des surcharges.</w:t>
       </w:r>
     </w:p>
     <w:p>
@@ -5124,6 +6413,7 @@
         <w:rPr>
           <w:lang w:val="fr-CH"/>
         </w:rPr>
+        <w:lastRenderedPageBreak/>
         <w:t>Langage backend</w:t>
       </w:r>
     </w:p>
@@ -5131,11 +6421,15 @@
       <w:pPr>
         <w:pStyle w:val="BITTextkrper"/>
         <w:rPr>
-          <w:lang w:val="fr-CH"/>
-        </w:rPr>
-      </w:pPr>
-      <w:r>
-        <w:rPr>
+          <w:b/>
+          <w:bCs/>
+          <w:lang w:val="fr-CH"/>
+        </w:rPr>
+      </w:pPr>
+      <w:r>
+        <w:rPr>
+          <w:b/>
+          <w:bCs/>
           <w:lang w:val="fr-CH"/>
         </w:rPr>
         <w:t xml:space="preserve">JavaScript Node.js : </w:t>
@@ -5160,11 +6454,15 @@
       <w:pPr>
         <w:pStyle w:val="BITTextkrper"/>
         <w:rPr>
-          <w:lang w:val="fr-CH"/>
-        </w:rPr>
-      </w:pPr>
-      <w:r>
-        <w:rPr>
+          <w:b/>
+          <w:bCs/>
+          <w:lang w:val="fr-CH"/>
+        </w:rPr>
+      </w:pPr>
+      <w:r>
+        <w:rPr>
+          <w:b/>
+          <w:bCs/>
           <w:lang w:val="fr-CH"/>
         </w:rPr>
         <w:t xml:space="preserve">PHP : </w:t>
@@ -5182,7 +6480,6 @@
         <w:rPr>
           <w:lang w:val="fr-CH"/>
         </w:rPr>
-        <w:lastRenderedPageBreak/>
         <w:t>PHP est un langage interprété conçu spécialement pour le développement web.</w:t>
       </w:r>
     </w:p>
@@ -5190,11 +6487,15 @@
       <w:pPr>
         <w:pStyle w:val="BITTextkrper"/>
         <w:rPr>
-          <w:lang w:val="fr-CH"/>
-        </w:rPr>
-      </w:pPr>
-      <w:r>
-        <w:rPr>
+          <w:b/>
+          <w:bCs/>
+          <w:lang w:val="fr-CH"/>
+        </w:rPr>
+      </w:pPr>
+      <w:r>
+        <w:rPr>
+          <w:b/>
+          <w:bCs/>
           <w:lang w:val="fr-CH"/>
         </w:rPr>
         <w:t xml:space="preserve">Java Springboot : </w:t>
@@ -5217,69 +6518,101 @@
     </w:p>
     <w:p>
       <w:pPr>
+        <w:pStyle w:val="Heading3"/>
+        <w:rPr>
+          <w:lang w:val="fr-CH"/>
+        </w:rPr>
+      </w:pPr>
+      <w:r>
+        <w:rPr>
+          <w:lang w:val="fr-CH"/>
+        </w:rPr>
+        <w:t>Modèle d’IA (API LLM)</w:t>
+      </w:r>
+    </w:p>
+    <w:p>
+      <w:pPr>
+        <w:pStyle w:val="BITTextkrper"/>
+        <w:rPr>
+          <w:b/>
+          <w:bCs/>
+          <w:lang w:val="fr-CH"/>
+        </w:rPr>
+      </w:pPr>
+      <w:r>
+        <w:rPr>
+          <w:b/>
+          <w:bCs/>
+          <w:lang w:val="fr-CH"/>
+        </w:rPr>
+        <w:t>OpenRouter :</w:t>
+      </w:r>
+    </w:p>
+    <w:p>
+      <w:pPr>
+        <w:pStyle w:val="BITTextkrper"/>
+        <w:jc w:val="both"/>
+        <w:rPr>
+          <w:lang w:val="fr-CH"/>
+        </w:rPr>
+      </w:pPr>
+      <w:r>
+        <w:rPr>
+          <w:lang w:val="fr-CH"/>
+        </w:rPr>
+        <w:t>OpenRouter est une passerelle qui donne accès, via une seule API compatible avec celle d’OpenAI, à de nombreux modèles de langage provenant de différents fournisseurs (OpenAI, Anthropic, Google, etc.). Le modèle à utiliser se choisit par une simple variable de configuration, sans toucher au code, et un plafond de crédit peut être fixé sur le compte pour maîtriser les dépenses.</w:t>
+      </w:r>
+    </w:p>
+    <w:p>
+      <w:pPr>
+        <w:pStyle w:val="BITTextkrper"/>
+        <w:rPr>
+          <w:b/>
+          <w:bCs/>
+          <w:lang w:val="fr-CH"/>
+        </w:rPr>
+      </w:pPr>
+      <w:r>
+        <w:rPr>
+          <w:b/>
+          <w:bCs/>
+          <w:lang w:val="fr-CH"/>
+        </w:rPr>
+        <w:t>API d’un fournisseur unique (par exemple OpenAI) :</w:t>
+      </w:r>
+    </w:p>
+    <w:p>
+      <w:pPr>
+        <w:pStyle w:val="BITTextkrper"/>
+        <w:jc w:val="both"/>
+        <w:rPr>
+          <w:lang w:val="fr-CH"/>
+        </w:rPr>
+      </w:pPr>
+      <w:r>
+        <w:rPr>
+          <w:lang w:val="fr-CH"/>
+        </w:rPr>
+        <w:t>Il est aussi possible d’appeler directement l’API d’un seul fournisseur, comme l’API d’OpenAI citée en exemple dans le cahier des charges. Cette approche est simple et bien documentée, mais elle lie le projet à ce fournisseur et à ses seuls modèles.</w:t>
+      </w:r>
+    </w:p>
+    <w:p>
+      <w:pPr>
         <w:pStyle w:val="Heading2"/>
       </w:pPr>
-      <w:bookmarkStart w:id="16" w:name="_Toc229743628"/>
+      <w:bookmarkStart w:id="18" w:name="_Toc229743628"/>
       <w:r>
         <w:rPr>
           <w:lang w:val="fr-CH"/>
         </w:rPr>
         <w:t xml:space="preserve">Choix de </w:t>
       </w:r>
-      <w:bookmarkEnd w:id="16"/>
+      <w:bookmarkEnd w:id="18"/>
       <w:r>
         <w:rPr>
           <w:lang w:val="fr-CH"/>
         </w:rPr>
         <w:t>technologie</w:t>
-      </w:r>
-    </w:p>
-    <w:p>
-      <w:pPr>
-        <w:pStyle w:val="NormalWeb"/>
-        <w:rPr>
-          <w:rFonts w:ascii="Arial" w:hAnsi="Arial"/>
-          <w:i/>
-          <w:iCs/>
-          <w:color w:val="A6A6A6" w:themeColor="background1" w:themeShade="A6"/>
-          <w:sz w:val="22"/>
-          <w:lang w:val="fr-CH"/>
-        </w:rPr>
-      </w:pPr>
-      <w:r>
-        <w:rPr>
-          <w:rFonts w:ascii="Arial" w:hAnsi="Arial"/>
-          <w:i/>
-          <w:iCs/>
-          <w:color w:val="A6A6A6" w:themeColor="background1" w:themeShade="A6"/>
-          <w:sz w:val="22"/>
-          <w:lang w:val="fr-CH"/>
-        </w:rPr>
-        <w:t>Tableau/matrice de comparaison par domaine (critères : coût, performance, évolutivité, simplicité, sécurité)</w:t>
-      </w:r>
-    </w:p>
-    <w:p>
-      <w:pPr>
-        <w:pStyle w:val="NormalWeb"/>
-        <w:rPr>
-          <w:rFonts w:ascii="Arial" w:hAnsi="Arial"/>
-          <w:i/>
-          <w:iCs/>
-          <w:color w:val="A6A6A6" w:themeColor="background1" w:themeShade="A6"/>
-          <w:sz w:val="22"/>
-          <w:lang w:val="fr-CH"/>
-        </w:rPr>
-      </w:pPr>
-      <w:r>
-        <w:rPr>
-          <w:rFonts w:ascii="Arial" w:hAnsi="Arial"/>
-          <w:i/>
-          <w:iCs/>
-          <w:color w:val="A6A6A6" w:themeColor="background1" w:themeShade="A6"/>
-          <w:sz w:val="22"/>
-          <w:lang w:val="fr-CH"/>
-        </w:rPr>
-        <w:t>Justification du choix retenu pour chaque domaine</w:t>
       </w:r>
     </w:p>
     <w:p>
@@ -5311,6 +6644,650 @@
         </w:rPr>
       </w:pPr>
     </w:p>
+    <w:tbl>
+      <w:tblPr>
+        <w:tblW w:w="9026" w:type="dxa"/>
+        <w:tblBorders>
+          <w:top w:val="single" w:sz="4" w:space="0" w:color="auto"/>
+          <w:left w:val="single" w:sz="4" w:space="0" w:color="auto"/>
+          <w:bottom w:val="single" w:sz="4" w:space="0" w:color="auto"/>
+          <w:right w:val="single" w:sz="4" w:space="0" w:color="auto"/>
+          <w:insideH w:val="single" w:sz="4" w:space="0" w:color="auto"/>
+          <w:insideV w:val="single" w:sz="4" w:space="0" w:color="auto"/>
+        </w:tblBorders>
+        <w:tblLook w:val="04A0" w:firstRow="1" w:lastRow="0" w:firstColumn="1" w:lastColumn="0" w:noHBand="0" w:noVBand="1"/>
+      </w:tblPr>
+      <w:tblGrid>
+        <w:gridCol w:w="2626"/>
+        <w:gridCol w:w="3200"/>
+        <w:gridCol w:w="3200"/>
+      </w:tblGrid>
+      <w:tr>
+        <w:trPr>
+          <w:tblHeader/>
+        </w:trPr>
+        <w:tc>
+          <w:tcPr>
+            <w:tcW w:w="2626" w:type="dxa"/>
+            <w:tcBorders>
+              <w:top w:val="single" w:sz="4" w:space="0" w:color="BFBFBF"/>
+              <w:left w:val="single" w:sz="4" w:space="0" w:color="BFBFBF"/>
+              <w:bottom w:val="single" w:sz="4" w:space="0" w:color="BFBFBF"/>
+              <w:right w:val="single" w:sz="4" w:space="0" w:color="BFBFBF"/>
+            </w:tcBorders>
+            <w:shd w:val="clear" w:color="auto" w:fill="D9E2F3"/>
+            <w:tcMar>
+              <w:top w:w="80" w:type="dxa"/>
+              <w:left w:w="120" w:type="dxa"/>
+              <w:bottom w:w="80" w:type="dxa"/>
+              <w:right w:w="120" w:type="dxa"/>
+            </w:tcMar>
+          </w:tcPr>
+          <w:p>
+            <w:pPr>
+              <w:pStyle w:val="BITTextkrper"/>
+              <w:spacing w:before="0" w:after="0"/>
+              <w:rPr>
+                <w:b/>
+                <w:lang w:val="fr-CH"/>
+              </w:rPr>
+            </w:pPr>
+            <w:r>
+              <w:rPr>
+                <w:b/>
+                <w:lang w:val="fr-CH"/>
+              </w:rPr>
+              <w:t>Critère</w:t>
+            </w:r>
+          </w:p>
+        </w:tc>
+        <w:tc>
+          <w:tcPr>
+            <w:tcW w:w="3200" w:type="dxa"/>
+            <w:tcBorders>
+              <w:top w:val="single" w:sz="4" w:space="0" w:color="BFBFBF"/>
+              <w:left w:val="single" w:sz="4" w:space="0" w:color="BFBFBF"/>
+              <w:bottom w:val="single" w:sz="4" w:space="0" w:color="BFBFBF"/>
+              <w:right w:val="single" w:sz="4" w:space="0" w:color="BFBFBF"/>
+            </w:tcBorders>
+            <w:shd w:val="clear" w:color="auto" w:fill="D9E2F3"/>
+            <w:tcMar>
+              <w:top w:w="80" w:type="dxa"/>
+              <w:left w:w="120" w:type="dxa"/>
+              <w:bottom w:w="80" w:type="dxa"/>
+              <w:right w:w="120" w:type="dxa"/>
+            </w:tcMar>
+          </w:tcPr>
+          <w:p>
+            <w:pPr>
+              <w:pStyle w:val="BITTextkrper"/>
+              <w:spacing w:before="0" w:after="0"/>
+              <w:rPr>
+                <w:b/>
+                <w:lang w:val="fr-CH"/>
+              </w:rPr>
+            </w:pPr>
+            <w:r>
+              <w:rPr>
+                <w:b/>
+                <w:lang w:val="fr-CH"/>
+              </w:rPr>
+              <w:t>Tailwind CSS</w:t>
+            </w:r>
+          </w:p>
+        </w:tc>
+        <w:tc>
+          <w:tcPr>
+            <w:tcW w:w="3200" w:type="dxa"/>
+            <w:tcBorders>
+              <w:top w:val="single" w:sz="4" w:space="0" w:color="BFBFBF"/>
+              <w:left w:val="single" w:sz="4" w:space="0" w:color="BFBFBF"/>
+              <w:bottom w:val="single" w:sz="4" w:space="0" w:color="BFBFBF"/>
+              <w:right w:val="single" w:sz="4" w:space="0" w:color="BFBFBF"/>
+            </w:tcBorders>
+            <w:shd w:val="clear" w:color="auto" w:fill="D9E2F3"/>
+            <w:tcMar>
+              <w:top w:w="80" w:type="dxa"/>
+              <w:left w:w="120" w:type="dxa"/>
+              <w:bottom w:w="80" w:type="dxa"/>
+              <w:right w:w="120" w:type="dxa"/>
+            </w:tcMar>
+          </w:tcPr>
+          <w:p>
+            <w:pPr>
+              <w:pStyle w:val="BITTextkrper"/>
+              <w:spacing w:before="0" w:after="0"/>
+              <w:rPr>
+                <w:b/>
+                <w:lang w:val="fr-CH"/>
+              </w:rPr>
+            </w:pPr>
+            <w:r>
+              <w:rPr>
+                <w:b/>
+                <w:lang w:val="fr-CH"/>
+              </w:rPr>
+              <w:t>Bootstrap</w:t>
+            </w:r>
+          </w:p>
+        </w:tc>
+      </w:tr>
+      <w:tr>
+        <w:trPr>
+          <w:trHeight w:val="529"/>
+        </w:trPr>
+        <w:tc>
+          <w:tcPr>
+            <w:tcW w:w="2626" w:type="dxa"/>
+            <w:tcBorders>
+              <w:top w:val="single" w:sz="4" w:space="0" w:color="BFBFBF"/>
+              <w:left w:val="single" w:sz="4" w:space="0" w:color="BFBFBF"/>
+              <w:bottom w:val="single" w:sz="4" w:space="0" w:color="BFBFBF"/>
+              <w:right w:val="single" w:sz="4" w:space="0" w:color="BFBFBF"/>
+            </w:tcBorders>
+            <w:shd w:val="clear" w:color="auto" w:fill="FFFFFF"/>
+            <w:tcMar>
+              <w:top w:w="80" w:type="dxa"/>
+              <w:left w:w="120" w:type="dxa"/>
+              <w:bottom w:w="80" w:type="dxa"/>
+              <w:right w:w="120" w:type="dxa"/>
+            </w:tcMar>
+          </w:tcPr>
+          <w:p>
+            <w:pPr>
+              <w:pStyle w:val="BITTextkrper"/>
+              <w:spacing w:before="0" w:after="0"/>
+              <w:rPr>
+                <w:lang w:val="fr-CH"/>
+              </w:rPr>
+            </w:pPr>
+            <w:r>
+              <w:rPr>
+                <w:lang w:val="fr-CH"/>
+              </w:rPr>
+              <w:t>Personnalisation du design</w:t>
+            </w:r>
+          </w:p>
+        </w:tc>
+        <w:tc>
+          <w:tcPr>
+            <w:tcW w:w="3200" w:type="dxa"/>
+            <w:tcBorders>
+              <w:top w:val="single" w:sz="4" w:space="0" w:color="BFBFBF"/>
+              <w:left w:val="single" w:sz="4" w:space="0" w:color="BFBFBF"/>
+              <w:bottom w:val="single" w:sz="4" w:space="0" w:color="BFBFBF"/>
+              <w:right w:val="single" w:sz="4" w:space="0" w:color="BFBFBF"/>
+            </w:tcBorders>
+            <w:shd w:val="clear" w:color="auto" w:fill="FFFFFF"/>
+            <w:tcMar>
+              <w:top w:w="80" w:type="dxa"/>
+              <w:left w:w="120" w:type="dxa"/>
+              <w:bottom w:w="80" w:type="dxa"/>
+              <w:right w:w="120" w:type="dxa"/>
+            </w:tcMar>
+          </w:tcPr>
+          <w:p>
+            <w:pPr>
+              <w:pStyle w:val="BITTextkrper"/>
+              <w:spacing w:before="0" w:after="0"/>
+              <w:rPr>
+                <w:lang w:val="fr-CH"/>
+              </w:rPr>
+            </w:pPr>
+            <w:r>
+              <w:rPr>
+                <w:lang w:val="fr-CH"/>
+              </w:rPr>
+              <w:t>Totale, rendu sur mesure</w:t>
+            </w:r>
+          </w:p>
+        </w:tc>
+        <w:tc>
+          <w:tcPr>
+            <w:tcW w:w="3200" w:type="dxa"/>
+            <w:tcBorders>
+              <w:top w:val="single" w:sz="4" w:space="0" w:color="BFBFBF"/>
+              <w:left w:val="single" w:sz="4" w:space="0" w:color="BFBFBF"/>
+              <w:bottom w:val="single" w:sz="4" w:space="0" w:color="BFBFBF"/>
+              <w:right w:val="single" w:sz="4" w:space="0" w:color="BFBFBF"/>
+            </w:tcBorders>
+            <w:shd w:val="clear" w:color="auto" w:fill="FFFFFF"/>
+            <w:tcMar>
+              <w:top w:w="80" w:type="dxa"/>
+              <w:left w:w="120" w:type="dxa"/>
+              <w:bottom w:w="80" w:type="dxa"/>
+              <w:right w:w="120" w:type="dxa"/>
+            </w:tcMar>
+          </w:tcPr>
+          <w:p>
+            <w:pPr>
+              <w:pStyle w:val="BITTextkrper"/>
+              <w:spacing w:before="0" w:after="0"/>
+              <w:rPr>
+                <w:lang w:val="fr-CH"/>
+              </w:rPr>
+            </w:pPr>
+            <w:r>
+              <w:rPr>
+                <w:lang w:val="fr-CH"/>
+              </w:rPr>
+              <w:t>Plus limitée, thème par défaut à surcharger</w:t>
+            </w:r>
+          </w:p>
+        </w:tc>
+      </w:tr>
+      <w:tr>
+        <w:tc>
+          <w:tcPr>
+            <w:tcW w:w="2626" w:type="dxa"/>
+            <w:tcBorders>
+              <w:top w:val="single" w:sz="4" w:space="0" w:color="BFBFBF"/>
+              <w:left w:val="single" w:sz="4" w:space="0" w:color="BFBFBF"/>
+              <w:bottom w:val="single" w:sz="4" w:space="0" w:color="BFBFBF"/>
+              <w:right w:val="single" w:sz="4" w:space="0" w:color="BFBFBF"/>
+            </w:tcBorders>
+            <w:shd w:val="clear" w:color="auto" w:fill="FFFFFF"/>
+            <w:tcMar>
+              <w:top w:w="80" w:type="dxa"/>
+              <w:left w:w="120" w:type="dxa"/>
+              <w:bottom w:w="80" w:type="dxa"/>
+              <w:right w:w="120" w:type="dxa"/>
+            </w:tcMar>
+          </w:tcPr>
+          <w:p>
+            <w:pPr>
+              <w:pStyle w:val="BITTextkrper"/>
+              <w:spacing w:before="0" w:after="0"/>
+              <w:rPr>
+                <w:lang w:val="fr-CH"/>
+              </w:rPr>
+            </w:pPr>
+            <w:r>
+              <w:rPr>
+                <w:lang w:val="fr-CH"/>
+              </w:rPr>
+              <w:t>Rapidité de mise en place</w:t>
+            </w:r>
+          </w:p>
+        </w:tc>
+        <w:tc>
+          <w:tcPr>
+            <w:tcW w:w="3200" w:type="dxa"/>
+            <w:tcBorders>
+              <w:top w:val="single" w:sz="4" w:space="0" w:color="BFBFBF"/>
+              <w:left w:val="single" w:sz="4" w:space="0" w:color="BFBFBF"/>
+              <w:bottom w:val="single" w:sz="4" w:space="0" w:color="BFBFBF"/>
+              <w:right w:val="single" w:sz="4" w:space="0" w:color="BFBFBF"/>
+            </w:tcBorders>
+            <w:shd w:val="clear" w:color="auto" w:fill="FFFFFF"/>
+            <w:tcMar>
+              <w:top w:w="80" w:type="dxa"/>
+              <w:left w:w="120" w:type="dxa"/>
+              <w:bottom w:w="80" w:type="dxa"/>
+              <w:right w:w="120" w:type="dxa"/>
+            </w:tcMar>
+          </w:tcPr>
+          <w:p>
+            <w:pPr>
+              <w:pStyle w:val="BITTextkrper"/>
+              <w:spacing w:before="0" w:after="0"/>
+              <w:rPr>
+                <w:lang w:val="fr-CH"/>
+              </w:rPr>
+            </w:pPr>
+            <w:r>
+              <w:rPr>
+                <w:lang w:val="fr-CH"/>
+              </w:rPr>
+              <w:t>Moyenne, le style se compose classe par classe</w:t>
+            </w:r>
+          </w:p>
+        </w:tc>
+        <w:tc>
+          <w:tcPr>
+            <w:tcW w:w="3200" w:type="dxa"/>
+            <w:tcBorders>
+              <w:top w:val="single" w:sz="4" w:space="0" w:color="BFBFBF"/>
+              <w:left w:val="single" w:sz="4" w:space="0" w:color="BFBFBF"/>
+              <w:bottom w:val="single" w:sz="4" w:space="0" w:color="BFBFBF"/>
+              <w:right w:val="single" w:sz="4" w:space="0" w:color="BFBFBF"/>
+            </w:tcBorders>
+            <w:shd w:val="clear" w:color="auto" w:fill="FFFFFF"/>
+            <w:tcMar>
+              <w:top w:w="80" w:type="dxa"/>
+              <w:left w:w="120" w:type="dxa"/>
+              <w:bottom w:w="80" w:type="dxa"/>
+              <w:right w:w="120" w:type="dxa"/>
+            </w:tcMar>
+          </w:tcPr>
+          <w:p>
+            <w:pPr>
+              <w:pStyle w:val="BITTextkrper"/>
+              <w:spacing w:before="0" w:after="0"/>
+              <w:rPr>
+                <w:lang w:val="fr-CH"/>
+              </w:rPr>
+            </w:pPr>
+            <w:r>
+              <w:rPr>
+                <w:lang w:val="fr-CH"/>
+              </w:rPr>
+              <w:t>Élevée, composants prêts à l’emploi</w:t>
+            </w:r>
+          </w:p>
+        </w:tc>
+      </w:tr>
+      <w:tr>
+        <w:tc>
+          <w:tcPr>
+            <w:tcW w:w="2626" w:type="dxa"/>
+            <w:tcBorders>
+              <w:top w:val="single" w:sz="4" w:space="0" w:color="BFBFBF"/>
+              <w:left w:val="single" w:sz="4" w:space="0" w:color="BFBFBF"/>
+              <w:bottom w:val="single" w:sz="4" w:space="0" w:color="BFBFBF"/>
+              <w:right w:val="single" w:sz="4" w:space="0" w:color="BFBFBF"/>
+            </w:tcBorders>
+            <w:shd w:val="clear" w:color="auto" w:fill="FFFFFF"/>
+            <w:tcMar>
+              <w:top w:w="80" w:type="dxa"/>
+              <w:left w:w="120" w:type="dxa"/>
+              <w:bottom w:w="80" w:type="dxa"/>
+              <w:right w:w="120" w:type="dxa"/>
+            </w:tcMar>
+          </w:tcPr>
+          <w:p>
+            <w:pPr>
+              <w:pStyle w:val="BITTextkrper"/>
+              <w:spacing w:before="0" w:after="0"/>
+              <w:rPr>
+                <w:lang w:val="fr-CH"/>
+              </w:rPr>
+            </w:pPr>
+            <w:r>
+              <w:rPr>
+                <w:lang w:val="fr-CH"/>
+              </w:rPr>
+              <w:t>Style visuel imposé</w:t>
+            </w:r>
+          </w:p>
+        </w:tc>
+        <w:tc>
+          <w:tcPr>
+            <w:tcW w:w="3200" w:type="dxa"/>
+            <w:tcBorders>
+              <w:top w:val="single" w:sz="4" w:space="0" w:color="BFBFBF"/>
+              <w:left w:val="single" w:sz="4" w:space="0" w:color="BFBFBF"/>
+              <w:bottom w:val="single" w:sz="4" w:space="0" w:color="BFBFBF"/>
+              <w:right w:val="single" w:sz="4" w:space="0" w:color="BFBFBF"/>
+            </w:tcBorders>
+            <w:shd w:val="clear" w:color="auto" w:fill="FFFFFF"/>
+            <w:tcMar>
+              <w:top w:w="80" w:type="dxa"/>
+              <w:left w:w="120" w:type="dxa"/>
+              <w:bottom w:w="80" w:type="dxa"/>
+              <w:right w:w="120" w:type="dxa"/>
+            </w:tcMar>
+          </w:tcPr>
+          <w:p>
+            <w:pPr>
+              <w:pStyle w:val="BITTextkrper"/>
+              <w:spacing w:before="0" w:after="0"/>
+              <w:rPr>
+                <w:lang w:val="fr-CH"/>
+              </w:rPr>
+            </w:pPr>
+            <w:r>
+              <w:rPr>
+                <w:lang w:val="fr-CH"/>
+              </w:rPr>
+              <w:t>Aucun</w:t>
+            </w:r>
+          </w:p>
+        </w:tc>
+        <w:tc>
+          <w:tcPr>
+            <w:tcW w:w="3200" w:type="dxa"/>
+            <w:tcBorders>
+              <w:top w:val="single" w:sz="4" w:space="0" w:color="BFBFBF"/>
+              <w:left w:val="single" w:sz="4" w:space="0" w:color="BFBFBF"/>
+              <w:bottom w:val="single" w:sz="4" w:space="0" w:color="BFBFBF"/>
+              <w:right w:val="single" w:sz="4" w:space="0" w:color="BFBFBF"/>
+            </w:tcBorders>
+            <w:shd w:val="clear" w:color="auto" w:fill="FFFFFF"/>
+            <w:tcMar>
+              <w:top w:w="80" w:type="dxa"/>
+              <w:left w:w="120" w:type="dxa"/>
+              <w:bottom w:w="80" w:type="dxa"/>
+              <w:right w:w="120" w:type="dxa"/>
+            </w:tcMar>
+          </w:tcPr>
+          <w:p>
+            <w:pPr>
+              <w:pStyle w:val="BITTextkrper"/>
+              <w:spacing w:before="0" w:after="0"/>
+              <w:rPr>
+                <w:lang w:val="fr-CH"/>
+              </w:rPr>
+            </w:pPr>
+            <w:r>
+              <w:rPr>
+                <w:lang w:val="fr-CH"/>
+              </w:rPr>
+              <w:t>Look « Bootstrap » reconnaissable</w:t>
+            </w:r>
+          </w:p>
+        </w:tc>
+      </w:tr>
+      <w:tr>
+        <w:tc>
+          <w:tcPr>
+            <w:tcW w:w="2626" w:type="dxa"/>
+            <w:tcBorders>
+              <w:top w:val="single" w:sz="4" w:space="0" w:color="BFBFBF"/>
+              <w:left w:val="single" w:sz="4" w:space="0" w:color="BFBFBF"/>
+              <w:bottom w:val="single" w:sz="4" w:space="0" w:color="BFBFBF"/>
+              <w:right w:val="single" w:sz="4" w:space="0" w:color="BFBFBF"/>
+            </w:tcBorders>
+            <w:shd w:val="clear" w:color="auto" w:fill="FFFFFF"/>
+            <w:tcMar>
+              <w:top w:w="80" w:type="dxa"/>
+              <w:left w:w="120" w:type="dxa"/>
+              <w:bottom w:w="80" w:type="dxa"/>
+              <w:right w:w="120" w:type="dxa"/>
+            </w:tcMar>
+          </w:tcPr>
+          <w:p>
+            <w:pPr>
+              <w:pStyle w:val="BITTextkrper"/>
+              <w:spacing w:before="0" w:after="0"/>
+              <w:rPr>
+                <w:lang w:val="fr-CH"/>
+              </w:rPr>
+            </w:pPr>
+            <w:r>
+              <w:rPr>
+                <w:lang w:val="fr-CH"/>
+              </w:rPr>
+              <w:t>Maîtrise personnelle</w:t>
+            </w:r>
+          </w:p>
+        </w:tc>
+        <w:tc>
+          <w:tcPr>
+            <w:tcW w:w="3200" w:type="dxa"/>
+            <w:tcBorders>
+              <w:top w:val="single" w:sz="4" w:space="0" w:color="BFBFBF"/>
+              <w:left w:val="single" w:sz="4" w:space="0" w:color="BFBFBF"/>
+              <w:bottom w:val="single" w:sz="4" w:space="0" w:color="BFBFBF"/>
+              <w:right w:val="single" w:sz="4" w:space="0" w:color="BFBFBF"/>
+            </w:tcBorders>
+            <w:shd w:val="clear" w:color="auto" w:fill="FFFFFF"/>
+            <w:tcMar>
+              <w:top w:w="80" w:type="dxa"/>
+              <w:left w:w="120" w:type="dxa"/>
+              <w:bottom w:w="80" w:type="dxa"/>
+              <w:right w:w="120" w:type="dxa"/>
+            </w:tcMar>
+          </w:tcPr>
+          <w:p>
+            <w:pPr>
+              <w:pStyle w:val="BITTextkrper"/>
+              <w:spacing w:before="0" w:after="0"/>
+              <w:rPr>
+                <w:lang w:val="fr-CH"/>
+              </w:rPr>
+            </w:pPr>
+            <w:r>
+              <w:rPr>
+                <w:lang w:val="fr-CH"/>
+              </w:rPr>
+              <w:t>Bonne, déjà utilisé</w:t>
+            </w:r>
+          </w:p>
+        </w:tc>
+        <w:tc>
+          <w:tcPr>
+            <w:tcW w:w="3200" w:type="dxa"/>
+            <w:tcBorders>
+              <w:top w:val="single" w:sz="4" w:space="0" w:color="BFBFBF"/>
+              <w:left w:val="single" w:sz="4" w:space="0" w:color="BFBFBF"/>
+              <w:bottom w:val="single" w:sz="4" w:space="0" w:color="BFBFBF"/>
+              <w:right w:val="single" w:sz="4" w:space="0" w:color="BFBFBF"/>
+            </w:tcBorders>
+            <w:shd w:val="clear" w:color="auto" w:fill="FFFFFF"/>
+            <w:tcMar>
+              <w:top w:w="80" w:type="dxa"/>
+              <w:left w:w="120" w:type="dxa"/>
+              <w:bottom w:w="80" w:type="dxa"/>
+              <w:right w:w="120" w:type="dxa"/>
+            </w:tcMar>
+          </w:tcPr>
+          <w:p>
+            <w:pPr>
+              <w:pStyle w:val="BITTextkrper"/>
+              <w:spacing w:before="0" w:after="0"/>
+              <w:rPr>
+                <w:lang w:val="fr-CH"/>
+              </w:rPr>
+            </w:pPr>
+            <w:r>
+              <w:rPr>
+                <w:lang w:val="fr-CH"/>
+              </w:rPr>
+              <w:t>Moyenne, connu mais moins pratiqué</w:t>
+            </w:r>
+          </w:p>
+        </w:tc>
+      </w:tr>
+      <w:tr>
+        <w:tc>
+          <w:tcPr>
+            <w:tcW w:w="2626" w:type="dxa"/>
+            <w:tcBorders>
+              <w:top w:val="single" w:sz="4" w:space="0" w:color="BFBFBF"/>
+              <w:left w:val="single" w:sz="4" w:space="0" w:color="BFBFBF"/>
+              <w:bottom w:val="single" w:sz="4" w:space="0" w:color="BFBFBF"/>
+              <w:right w:val="single" w:sz="4" w:space="0" w:color="BFBFBF"/>
+            </w:tcBorders>
+            <w:shd w:val="clear" w:color="auto" w:fill="D9E2F3"/>
+            <w:tcMar>
+              <w:top w:w="80" w:type="dxa"/>
+              <w:left w:w="120" w:type="dxa"/>
+              <w:bottom w:w="80" w:type="dxa"/>
+              <w:right w:w="120" w:type="dxa"/>
+            </w:tcMar>
+          </w:tcPr>
+          <w:p>
+            <w:pPr>
+              <w:pStyle w:val="BITTextkrper"/>
+              <w:spacing w:before="0" w:after="0"/>
+              <w:rPr>
+                <w:b/>
+                <w:lang w:val="fr-CH"/>
+              </w:rPr>
+            </w:pPr>
+            <w:r>
+              <w:rPr>
+                <w:b/>
+                <w:lang w:val="fr-CH"/>
+              </w:rPr>
+              <w:lastRenderedPageBreak/>
+              <w:t>Choix retenu</w:t>
+            </w:r>
+          </w:p>
+        </w:tc>
+        <w:tc>
+          <w:tcPr>
+            <w:tcW w:w="3200" w:type="dxa"/>
+            <w:tcBorders>
+              <w:top w:val="single" w:sz="4" w:space="0" w:color="BFBFBF"/>
+              <w:left w:val="single" w:sz="4" w:space="0" w:color="BFBFBF"/>
+              <w:bottom w:val="single" w:sz="4" w:space="0" w:color="BFBFBF"/>
+              <w:right w:val="single" w:sz="4" w:space="0" w:color="BFBFBF"/>
+            </w:tcBorders>
+            <w:shd w:val="clear" w:color="auto" w:fill="D9E2F3"/>
+            <w:tcMar>
+              <w:top w:w="80" w:type="dxa"/>
+              <w:left w:w="120" w:type="dxa"/>
+              <w:bottom w:w="80" w:type="dxa"/>
+              <w:right w:w="120" w:type="dxa"/>
+            </w:tcMar>
+          </w:tcPr>
+          <w:p>
+            <w:pPr>
+              <w:pStyle w:val="BITTextkrper"/>
+              <w:spacing w:before="0" w:after="0"/>
+              <w:rPr>
+                <w:b/>
+                <w:lang w:val="fr-CH"/>
+              </w:rPr>
+            </w:pPr>
+            <w:r>
+              <w:rPr>
+                <w:b/>
+                <w:lang w:val="fr-CH"/>
+              </w:rPr>
+              <w:t>Oui</w:t>
+            </w:r>
+          </w:p>
+        </w:tc>
+        <w:tc>
+          <w:tcPr>
+            <w:tcW w:w="3200" w:type="dxa"/>
+            <w:tcBorders>
+              <w:top w:val="single" w:sz="4" w:space="0" w:color="BFBFBF"/>
+              <w:left w:val="single" w:sz="4" w:space="0" w:color="BFBFBF"/>
+              <w:bottom w:val="single" w:sz="4" w:space="0" w:color="BFBFBF"/>
+              <w:right w:val="single" w:sz="4" w:space="0" w:color="BFBFBF"/>
+            </w:tcBorders>
+            <w:shd w:val="clear" w:color="auto" w:fill="D9E2F3"/>
+            <w:tcMar>
+              <w:top w:w="80" w:type="dxa"/>
+              <w:left w:w="120" w:type="dxa"/>
+              <w:bottom w:w="80" w:type="dxa"/>
+              <w:right w:w="120" w:type="dxa"/>
+            </w:tcMar>
+          </w:tcPr>
+          <w:p>
+            <w:pPr>
+              <w:pStyle w:val="BITTextkrper"/>
+              <w:spacing w:before="0" w:after="0"/>
+              <w:rPr>
+                <w:b/>
+                <w:lang w:val="fr-CH"/>
+              </w:rPr>
+            </w:pPr>
+            <w:r>
+              <w:rPr>
+                <w:b/>
+                <w:lang w:val="fr-CH"/>
+              </w:rPr>
+              <w:t>Non</w:t>
+            </w:r>
+          </w:p>
+        </w:tc>
+      </w:tr>
+    </w:tbl>
     <w:p>
       <w:pPr>
         <w:pStyle w:val="BITTextkrper"/>
@@ -5323,7 +7300,7 @@
         <w:rPr>
           <w:lang w:val="fr-CH"/>
         </w:rPr>
-        <w:t>Pour ce qui est du Framework CSS, j’ai préféré choisir Tailwind CSS, je ne pense pas que l’un soit meilleur que l’autre mais je suis alaise avec cet outil et c’est la raison pour laquelle je le choisis.</w:t>
+        <w:t>Pour le framework CSS, les deux solutions auraient convenu. J’ai retenu Tailwind CSS car il me laisse un contrôle total sur le rendu, sans imposer de style visuel à surcharger, et parce que je le maîtrise déjà. Bootstrap aurait permis un démarrage plus rapide grâce à ses composants prêts à l’emploi, mais au prix d’un design moins personnel.</w:t>
       </w:r>
     </w:p>
     <w:p>
@@ -5334,13 +7311,850 @@
           <w:lang w:val="fr-CH"/>
         </w:rPr>
       </w:pPr>
-      <w:r>
-        <w:rPr>
-          <w:lang w:val="fr-CH"/>
-        </w:rPr>
-        <w:t>Pour ce qui est du langage backend, Node.js est le seul langage que j’ai utilisé pour créer des backend jusqu’ici. C’est donc le langage avec lequel je suis le plus alaise, et en plus c’est le même langage que le frontend ce qui simplifie les choses.</w:t>
-      </w:r>
-    </w:p>
+    </w:p>
+    <w:tbl>
+      <w:tblPr>
+        <w:tblW w:w="9026" w:type="dxa"/>
+        <w:tblBorders>
+          <w:top w:val="single" w:sz="4" w:space="0" w:color="auto"/>
+          <w:left w:val="single" w:sz="4" w:space="0" w:color="auto"/>
+          <w:bottom w:val="single" w:sz="4" w:space="0" w:color="auto"/>
+          <w:right w:val="single" w:sz="4" w:space="0" w:color="auto"/>
+          <w:insideH w:val="single" w:sz="4" w:space="0" w:color="auto"/>
+          <w:insideV w:val="single" w:sz="4" w:space="0" w:color="auto"/>
+        </w:tblBorders>
+        <w:tblLook w:val="04A0" w:firstRow="1" w:lastRow="0" w:firstColumn="1" w:lastColumn="0" w:noHBand="0" w:noVBand="1"/>
+      </w:tblPr>
+      <w:tblGrid>
+        <w:gridCol w:w="2426"/>
+        <w:gridCol w:w="2200"/>
+        <w:gridCol w:w="2200"/>
+        <w:gridCol w:w="2200"/>
+      </w:tblGrid>
+      <w:tr>
+        <w:trPr>
+          <w:tblHeader/>
+        </w:trPr>
+        <w:tc>
+          <w:tcPr>
+            <w:tcW w:w="2426" w:type="dxa"/>
+            <w:tcBorders>
+              <w:top w:val="single" w:sz="4" w:space="0" w:color="BFBFBF"/>
+              <w:left w:val="single" w:sz="4" w:space="0" w:color="BFBFBF"/>
+              <w:bottom w:val="single" w:sz="4" w:space="0" w:color="BFBFBF"/>
+              <w:right w:val="single" w:sz="4" w:space="0" w:color="BFBFBF"/>
+            </w:tcBorders>
+            <w:shd w:val="clear" w:color="auto" w:fill="D9E2F3"/>
+            <w:tcMar>
+              <w:top w:w="80" w:type="dxa"/>
+              <w:left w:w="120" w:type="dxa"/>
+              <w:bottom w:w="80" w:type="dxa"/>
+              <w:right w:w="120" w:type="dxa"/>
+            </w:tcMar>
+          </w:tcPr>
+          <w:p>
+            <w:pPr>
+              <w:pStyle w:val="BITTextkrper"/>
+              <w:spacing w:before="0" w:after="0"/>
+              <w:rPr>
+                <w:b/>
+                <w:lang w:val="fr-CH"/>
+              </w:rPr>
+            </w:pPr>
+            <w:r>
+              <w:rPr>
+                <w:b/>
+                <w:lang w:val="fr-CH"/>
+              </w:rPr>
+              <w:t>Critère</w:t>
+            </w:r>
+          </w:p>
+        </w:tc>
+        <w:tc>
+          <w:tcPr>
+            <w:tcW w:w="2200" w:type="dxa"/>
+            <w:tcBorders>
+              <w:top w:val="single" w:sz="4" w:space="0" w:color="BFBFBF"/>
+              <w:left w:val="single" w:sz="4" w:space="0" w:color="BFBFBF"/>
+              <w:bottom w:val="single" w:sz="4" w:space="0" w:color="BFBFBF"/>
+              <w:right w:val="single" w:sz="4" w:space="0" w:color="BFBFBF"/>
+            </w:tcBorders>
+            <w:shd w:val="clear" w:color="auto" w:fill="D9E2F3"/>
+            <w:tcMar>
+              <w:top w:w="80" w:type="dxa"/>
+              <w:left w:w="120" w:type="dxa"/>
+              <w:bottom w:w="80" w:type="dxa"/>
+              <w:right w:w="120" w:type="dxa"/>
+            </w:tcMar>
+          </w:tcPr>
+          <w:p>
+            <w:pPr>
+              <w:pStyle w:val="BITTextkrper"/>
+              <w:spacing w:before="0" w:after="0"/>
+              <w:rPr>
+                <w:b/>
+                <w:lang w:val="fr-CH"/>
+              </w:rPr>
+            </w:pPr>
+            <w:r>
+              <w:rPr>
+                <w:b/>
+                <w:lang w:val="fr-CH"/>
+              </w:rPr>
+              <w:t>Node.js</w:t>
+            </w:r>
+          </w:p>
+        </w:tc>
+        <w:tc>
+          <w:tcPr>
+            <w:tcW w:w="2200" w:type="dxa"/>
+            <w:tcBorders>
+              <w:top w:val="single" w:sz="4" w:space="0" w:color="BFBFBF"/>
+              <w:left w:val="single" w:sz="4" w:space="0" w:color="BFBFBF"/>
+              <w:bottom w:val="single" w:sz="4" w:space="0" w:color="BFBFBF"/>
+              <w:right w:val="single" w:sz="4" w:space="0" w:color="BFBFBF"/>
+            </w:tcBorders>
+            <w:shd w:val="clear" w:color="auto" w:fill="D9E2F3"/>
+            <w:tcMar>
+              <w:top w:w="80" w:type="dxa"/>
+              <w:left w:w="120" w:type="dxa"/>
+              <w:bottom w:w="80" w:type="dxa"/>
+              <w:right w:w="120" w:type="dxa"/>
+            </w:tcMar>
+          </w:tcPr>
+          <w:p>
+            <w:pPr>
+              <w:pStyle w:val="BITTextkrper"/>
+              <w:spacing w:before="0" w:after="0"/>
+              <w:rPr>
+                <w:b/>
+                <w:lang w:val="fr-CH"/>
+              </w:rPr>
+            </w:pPr>
+            <w:r>
+              <w:rPr>
+                <w:b/>
+                <w:lang w:val="fr-CH"/>
+              </w:rPr>
+              <w:t>PHP</w:t>
+            </w:r>
+          </w:p>
+        </w:tc>
+        <w:tc>
+          <w:tcPr>
+            <w:tcW w:w="2200" w:type="dxa"/>
+            <w:tcBorders>
+              <w:top w:val="single" w:sz="4" w:space="0" w:color="BFBFBF"/>
+              <w:left w:val="single" w:sz="4" w:space="0" w:color="BFBFBF"/>
+              <w:bottom w:val="single" w:sz="4" w:space="0" w:color="BFBFBF"/>
+              <w:right w:val="single" w:sz="4" w:space="0" w:color="BFBFBF"/>
+            </w:tcBorders>
+            <w:shd w:val="clear" w:color="auto" w:fill="D9E2F3"/>
+            <w:tcMar>
+              <w:top w:w="80" w:type="dxa"/>
+              <w:left w:w="120" w:type="dxa"/>
+              <w:bottom w:w="80" w:type="dxa"/>
+              <w:right w:w="120" w:type="dxa"/>
+            </w:tcMar>
+          </w:tcPr>
+          <w:p>
+            <w:pPr>
+              <w:pStyle w:val="BITTextkrper"/>
+              <w:spacing w:before="0" w:after="0"/>
+              <w:rPr>
+                <w:b/>
+                <w:lang w:val="fr-CH"/>
+              </w:rPr>
+            </w:pPr>
+            <w:r>
+              <w:rPr>
+                <w:b/>
+                <w:lang w:val="fr-CH"/>
+              </w:rPr>
+              <w:t>Java Spring Boot</w:t>
+            </w:r>
+          </w:p>
+        </w:tc>
+      </w:tr>
+      <w:tr>
+        <w:tc>
+          <w:tcPr>
+            <w:tcW w:w="2426" w:type="dxa"/>
+            <w:tcBorders>
+              <w:top w:val="single" w:sz="4" w:space="0" w:color="BFBFBF"/>
+              <w:left w:val="single" w:sz="4" w:space="0" w:color="BFBFBF"/>
+              <w:bottom w:val="single" w:sz="4" w:space="0" w:color="BFBFBF"/>
+              <w:right w:val="single" w:sz="4" w:space="0" w:color="BFBFBF"/>
+            </w:tcBorders>
+            <w:shd w:val="clear" w:color="auto" w:fill="FFFFFF"/>
+            <w:tcMar>
+              <w:top w:w="80" w:type="dxa"/>
+              <w:left w:w="120" w:type="dxa"/>
+              <w:bottom w:w="80" w:type="dxa"/>
+              <w:right w:w="120" w:type="dxa"/>
+            </w:tcMar>
+          </w:tcPr>
+          <w:p>
+            <w:pPr>
+              <w:pStyle w:val="BITTextkrper"/>
+              <w:spacing w:before="0" w:after="0"/>
+              <w:rPr>
+                <w:lang w:val="fr-CH"/>
+              </w:rPr>
+            </w:pPr>
+            <w:r>
+              <w:rPr>
+                <w:lang w:val="fr-CH"/>
+              </w:rPr>
+              <w:t>Langage commun avec le frontend</w:t>
+            </w:r>
+          </w:p>
+        </w:tc>
+        <w:tc>
+          <w:tcPr>
+            <w:tcW w:w="2200" w:type="dxa"/>
+            <w:tcBorders>
+              <w:top w:val="single" w:sz="4" w:space="0" w:color="BFBFBF"/>
+              <w:left w:val="single" w:sz="4" w:space="0" w:color="BFBFBF"/>
+              <w:bottom w:val="single" w:sz="4" w:space="0" w:color="BFBFBF"/>
+              <w:right w:val="single" w:sz="4" w:space="0" w:color="BFBFBF"/>
+            </w:tcBorders>
+            <w:shd w:val="clear" w:color="auto" w:fill="FFFFFF"/>
+            <w:tcMar>
+              <w:top w:w="80" w:type="dxa"/>
+              <w:left w:w="120" w:type="dxa"/>
+              <w:bottom w:w="80" w:type="dxa"/>
+              <w:right w:w="120" w:type="dxa"/>
+            </w:tcMar>
+          </w:tcPr>
+          <w:p>
+            <w:pPr>
+              <w:pStyle w:val="BITTextkrper"/>
+              <w:spacing w:before="0" w:after="0"/>
+              <w:rPr>
+                <w:lang w:val="fr-CH"/>
+              </w:rPr>
+            </w:pPr>
+            <w:r>
+              <w:rPr>
+                <w:lang w:val="fr-CH"/>
+              </w:rPr>
+              <w:t>Oui (JavaScript, comme Vue.js)</w:t>
+            </w:r>
+          </w:p>
+        </w:tc>
+        <w:tc>
+          <w:tcPr>
+            <w:tcW w:w="2200" w:type="dxa"/>
+            <w:tcBorders>
+              <w:top w:val="single" w:sz="4" w:space="0" w:color="BFBFBF"/>
+              <w:left w:val="single" w:sz="4" w:space="0" w:color="BFBFBF"/>
+              <w:bottom w:val="single" w:sz="4" w:space="0" w:color="BFBFBF"/>
+              <w:right w:val="single" w:sz="4" w:space="0" w:color="BFBFBF"/>
+            </w:tcBorders>
+            <w:shd w:val="clear" w:color="auto" w:fill="FFFFFF"/>
+            <w:tcMar>
+              <w:top w:w="80" w:type="dxa"/>
+              <w:left w:w="120" w:type="dxa"/>
+              <w:bottom w:w="80" w:type="dxa"/>
+              <w:right w:w="120" w:type="dxa"/>
+            </w:tcMar>
+          </w:tcPr>
+          <w:p>
+            <w:pPr>
+              <w:pStyle w:val="BITTextkrper"/>
+              <w:spacing w:before="0" w:after="0"/>
+              <w:rPr>
+                <w:lang w:val="fr-CH"/>
+              </w:rPr>
+            </w:pPr>
+            <w:r>
+              <w:rPr>
+                <w:lang w:val="fr-CH"/>
+              </w:rPr>
+              <w:t>Non</w:t>
+            </w:r>
+          </w:p>
+        </w:tc>
+        <w:tc>
+          <w:tcPr>
+            <w:tcW w:w="2200" w:type="dxa"/>
+            <w:tcBorders>
+              <w:top w:val="single" w:sz="4" w:space="0" w:color="BFBFBF"/>
+              <w:left w:val="single" w:sz="4" w:space="0" w:color="BFBFBF"/>
+              <w:bottom w:val="single" w:sz="4" w:space="0" w:color="BFBFBF"/>
+              <w:right w:val="single" w:sz="4" w:space="0" w:color="BFBFBF"/>
+            </w:tcBorders>
+            <w:shd w:val="clear" w:color="auto" w:fill="FFFFFF"/>
+            <w:tcMar>
+              <w:top w:w="80" w:type="dxa"/>
+              <w:left w:w="120" w:type="dxa"/>
+              <w:bottom w:w="80" w:type="dxa"/>
+              <w:right w:w="120" w:type="dxa"/>
+            </w:tcMar>
+          </w:tcPr>
+          <w:p>
+            <w:pPr>
+              <w:pStyle w:val="BITTextkrper"/>
+              <w:spacing w:before="0" w:after="0"/>
+              <w:rPr>
+                <w:lang w:val="fr-CH"/>
+              </w:rPr>
+            </w:pPr>
+            <w:r>
+              <w:rPr>
+                <w:lang w:val="fr-CH"/>
+              </w:rPr>
+              <w:t>Non</w:t>
+            </w:r>
+          </w:p>
+        </w:tc>
+      </w:tr>
+      <w:tr>
+        <w:tc>
+          <w:tcPr>
+            <w:tcW w:w="2426" w:type="dxa"/>
+            <w:tcBorders>
+              <w:top w:val="single" w:sz="4" w:space="0" w:color="BFBFBF"/>
+              <w:left w:val="single" w:sz="4" w:space="0" w:color="BFBFBF"/>
+              <w:bottom w:val="single" w:sz="4" w:space="0" w:color="BFBFBF"/>
+              <w:right w:val="single" w:sz="4" w:space="0" w:color="BFBFBF"/>
+            </w:tcBorders>
+            <w:shd w:val="clear" w:color="auto" w:fill="FFFFFF"/>
+            <w:tcMar>
+              <w:top w:w="80" w:type="dxa"/>
+              <w:left w:w="120" w:type="dxa"/>
+              <w:bottom w:w="80" w:type="dxa"/>
+              <w:right w:w="120" w:type="dxa"/>
+            </w:tcMar>
+          </w:tcPr>
+          <w:p>
+            <w:pPr>
+              <w:pStyle w:val="BITTextkrper"/>
+              <w:spacing w:before="0" w:after="0"/>
+              <w:rPr>
+                <w:lang w:val="fr-CH"/>
+              </w:rPr>
+            </w:pPr>
+            <w:r>
+              <w:rPr>
+                <w:lang w:val="fr-CH"/>
+              </w:rPr>
+              <w:t>Modèle d’exécution</w:t>
+            </w:r>
+          </w:p>
+        </w:tc>
+        <w:tc>
+          <w:tcPr>
+            <w:tcW w:w="2200" w:type="dxa"/>
+            <w:tcBorders>
+              <w:top w:val="single" w:sz="4" w:space="0" w:color="BFBFBF"/>
+              <w:left w:val="single" w:sz="4" w:space="0" w:color="BFBFBF"/>
+              <w:bottom w:val="single" w:sz="4" w:space="0" w:color="BFBFBF"/>
+              <w:right w:val="single" w:sz="4" w:space="0" w:color="BFBFBF"/>
+            </w:tcBorders>
+            <w:shd w:val="clear" w:color="auto" w:fill="FFFFFF"/>
+            <w:tcMar>
+              <w:top w:w="80" w:type="dxa"/>
+              <w:left w:w="120" w:type="dxa"/>
+              <w:bottom w:w="80" w:type="dxa"/>
+              <w:right w:w="120" w:type="dxa"/>
+            </w:tcMar>
+          </w:tcPr>
+          <w:p>
+            <w:pPr>
+              <w:pStyle w:val="BITTextkrper"/>
+              <w:spacing w:before="0" w:after="0"/>
+              <w:rPr>
+                <w:lang w:val="fr-CH"/>
+              </w:rPr>
+            </w:pPr>
+            <w:r>
+              <w:rPr>
+                <w:lang w:val="fr-CH"/>
+              </w:rPr>
+              <w:t>Asynchrone non bloquant, adapté aux nombreux appels externes</w:t>
+            </w:r>
+          </w:p>
+        </w:tc>
+        <w:tc>
+          <w:tcPr>
+            <w:tcW w:w="2200" w:type="dxa"/>
+            <w:tcBorders>
+              <w:top w:val="single" w:sz="4" w:space="0" w:color="BFBFBF"/>
+              <w:left w:val="single" w:sz="4" w:space="0" w:color="BFBFBF"/>
+              <w:bottom w:val="single" w:sz="4" w:space="0" w:color="BFBFBF"/>
+              <w:right w:val="single" w:sz="4" w:space="0" w:color="BFBFBF"/>
+            </w:tcBorders>
+            <w:shd w:val="clear" w:color="auto" w:fill="FFFFFF"/>
+            <w:tcMar>
+              <w:top w:w="80" w:type="dxa"/>
+              <w:left w:w="120" w:type="dxa"/>
+              <w:bottom w:w="80" w:type="dxa"/>
+              <w:right w:w="120" w:type="dxa"/>
+            </w:tcMar>
+          </w:tcPr>
+          <w:p>
+            <w:pPr>
+              <w:pStyle w:val="BITTextkrper"/>
+              <w:spacing w:before="0" w:after="0"/>
+              <w:rPr>
+                <w:lang w:val="fr-CH"/>
+              </w:rPr>
+            </w:pPr>
+            <w:r>
+              <w:rPr>
+                <w:lang w:val="fr-CH"/>
+              </w:rPr>
+              <w:t>Synchrone par requête</w:t>
+            </w:r>
+          </w:p>
+        </w:tc>
+        <w:tc>
+          <w:tcPr>
+            <w:tcW w:w="2200" w:type="dxa"/>
+            <w:tcBorders>
+              <w:top w:val="single" w:sz="4" w:space="0" w:color="BFBFBF"/>
+              <w:left w:val="single" w:sz="4" w:space="0" w:color="BFBFBF"/>
+              <w:bottom w:val="single" w:sz="4" w:space="0" w:color="BFBFBF"/>
+              <w:right w:val="single" w:sz="4" w:space="0" w:color="BFBFBF"/>
+            </w:tcBorders>
+            <w:shd w:val="clear" w:color="auto" w:fill="FFFFFF"/>
+            <w:tcMar>
+              <w:top w:w="80" w:type="dxa"/>
+              <w:left w:w="120" w:type="dxa"/>
+              <w:bottom w:w="80" w:type="dxa"/>
+              <w:right w:w="120" w:type="dxa"/>
+            </w:tcMar>
+          </w:tcPr>
+          <w:p>
+            <w:pPr>
+              <w:pStyle w:val="BITTextkrper"/>
+              <w:spacing w:before="0" w:after="0"/>
+              <w:rPr>
+                <w:lang w:val="fr-CH"/>
+              </w:rPr>
+            </w:pPr>
+            <w:r>
+              <w:rPr>
+                <w:lang w:val="fr-CH"/>
+              </w:rPr>
+              <w:t>Multithread, robuste mais plus lourd</w:t>
+            </w:r>
+          </w:p>
+        </w:tc>
+      </w:tr>
+      <w:tr>
+        <w:tc>
+          <w:tcPr>
+            <w:tcW w:w="2426" w:type="dxa"/>
+            <w:tcBorders>
+              <w:top w:val="single" w:sz="4" w:space="0" w:color="BFBFBF"/>
+              <w:left w:val="single" w:sz="4" w:space="0" w:color="BFBFBF"/>
+              <w:bottom w:val="single" w:sz="4" w:space="0" w:color="BFBFBF"/>
+              <w:right w:val="single" w:sz="4" w:space="0" w:color="BFBFBF"/>
+            </w:tcBorders>
+            <w:shd w:val="clear" w:color="auto" w:fill="FFFFFF"/>
+            <w:tcMar>
+              <w:top w:w="80" w:type="dxa"/>
+              <w:left w:w="120" w:type="dxa"/>
+              <w:bottom w:w="80" w:type="dxa"/>
+              <w:right w:w="120" w:type="dxa"/>
+            </w:tcMar>
+          </w:tcPr>
+          <w:p>
+            <w:pPr>
+              <w:pStyle w:val="BITTextkrper"/>
+              <w:spacing w:before="0" w:after="0"/>
+              <w:rPr>
+                <w:lang w:val="fr-CH"/>
+              </w:rPr>
+            </w:pPr>
+            <w:r>
+              <w:rPr>
+                <w:lang w:val="fr-CH"/>
+              </w:rPr>
+              <w:t>Écosystème de paquets</w:t>
+            </w:r>
+          </w:p>
+        </w:tc>
+        <w:tc>
+          <w:tcPr>
+            <w:tcW w:w="2200" w:type="dxa"/>
+            <w:tcBorders>
+              <w:top w:val="single" w:sz="4" w:space="0" w:color="BFBFBF"/>
+              <w:left w:val="single" w:sz="4" w:space="0" w:color="BFBFBF"/>
+              <w:bottom w:val="single" w:sz="4" w:space="0" w:color="BFBFBF"/>
+              <w:right w:val="single" w:sz="4" w:space="0" w:color="BFBFBF"/>
+            </w:tcBorders>
+            <w:shd w:val="clear" w:color="auto" w:fill="FFFFFF"/>
+            <w:tcMar>
+              <w:top w:w="80" w:type="dxa"/>
+              <w:left w:w="120" w:type="dxa"/>
+              <w:bottom w:w="80" w:type="dxa"/>
+              <w:right w:w="120" w:type="dxa"/>
+            </w:tcMar>
+          </w:tcPr>
+          <w:p>
+            <w:pPr>
+              <w:pStyle w:val="BITTextkrper"/>
+              <w:spacing w:before="0" w:after="0"/>
+              <w:rPr>
+                <w:lang w:val="fr-CH"/>
+              </w:rPr>
+            </w:pPr>
+            <w:r>
+              <w:rPr>
+                <w:lang w:val="fr-CH"/>
+              </w:rPr>
+              <w:t>Très large (npm)</w:t>
+            </w:r>
+          </w:p>
+        </w:tc>
+        <w:tc>
+          <w:tcPr>
+            <w:tcW w:w="2200" w:type="dxa"/>
+            <w:tcBorders>
+              <w:top w:val="single" w:sz="4" w:space="0" w:color="BFBFBF"/>
+              <w:left w:val="single" w:sz="4" w:space="0" w:color="BFBFBF"/>
+              <w:bottom w:val="single" w:sz="4" w:space="0" w:color="BFBFBF"/>
+              <w:right w:val="single" w:sz="4" w:space="0" w:color="BFBFBF"/>
+            </w:tcBorders>
+            <w:shd w:val="clear" w:color="auto" w:fill="FFFFFF"/>
+            <w:tcMar>
+              <w:top w:w="80" w:type="dxa"/>
+              <w:left w:w="120" w:type="dxa"/>
+              <w:bottom w:w="80" w:type="dxa"/>
+              <w:right w:w="120" w:type="dxa"/>
+            </w:tcMar>
+          </w:tcPr>
+          <w:p>
+            <w:pPr>
+              <w:pStyle w:val="BITTextkrper"/>
+              <w:spacing w:before="0" w:after="0"/>
+              <w:rPr>
+                <w:lang w:val="fr-CH"/>
+              </w:rPr>
+            </w:pPr>
+            <w:r>
+              <w:rPr>
+                <w:lang w:val="fr-CH"/>
+              </w:rPr>
+              <w:t>Large</w:t>
+            </w:r>
+          </w:p>
+        </w:tc>
+        <w:tc>
+          <w:tcPr>
+            <w:tcW w:w="2200" w:type="dxa"/>
+            <w:tcBorders>
+              <w:top w:val="single" w:sz="4" w:space="0" w:color="BFBFBF"/>
+              <w:left w:val="single" w:sz="4" w:space="0" w:color="BFBFBF"/>
+              <w:bottom w:val="single" w:sz="4" w:space="0" w:color="BFBFBF"/>
+              <w:right w:val="single" w:sz="4" w:space="0" w:color="BFBFBF"/>
+            </w:tcBorders>
+            <w:shd w:val="clear" w:color="auto" w:fill="FFFFFF"/>
+            <w:tcMar>
+              <w:top w:w="80" w:type="dxa"/>
+              <w:left w:w="120" w:type="dxa"/>
+              <w:bottom w:w="80" w:type="dxa"/>
+              <w:right w:w="120" w:type="dxa"/>
+            </w:tcMar>
+          </w:tcPr>
+          <w:p>
+            <w:pPr>
+              <w:pStyle w:val="BITTextkrper"/>
+              <w:spacing w:before="0" w:after="0"/>
+              <w:rPr>
+                <w:lang w:val="fr-CH"/>
+              </w:rPr>
+            </w:pPr>
+            <w:r>
+              <w:rPr>
+                <w:lang w:val="fr-CH"/>
+              </w:rPr>
+              <w:t>Très large</w:t>
+            </w:r>
+          </w:p>
+        </w:tc>
+      </w:tr>
+      <w:tr>
+        <w:tc>
+          <w:tcPr>
+            <w:tcW w:w="2426" w:type="dxa"/>
+            <w:tcBorders>
+              <w:top w:val="single" w:sz="4" w:space="0" w:color="BFBFBF"/>
+              <w:left w:val="single" w:sz="4" w:space="0" w:color="BFBFBF"/>
+              <w:bottom w:val="single" w:sz="4" w:space="0" w:color="BFBFBF"/>
+              <w:right w:val="single" w:sz="4" w:space="0" w:color="BFBFBF"/>
+            </w:tcBorders>
+            <w:shd w:val="clear" w:color="auto" w:fill="FFFFFF"/>
+            <w:tcMar>
+              <w:top w:w="80" w:type="dxa"/>
+              <w:left w:w="120" w:type="dxa"/>
+              <w:bottom w:w="80" w:type="dxa"/>
+              <w:right w:w="120" w:type="dxa"/>
+            </w:tcMar>
+          </w:tcPr>
+          <w:p>
+            <w:pPr>
+              <w:pStyle w:val="BITTextkrper"/>
+              <w:spacing w:before="0" w:after="0"/>
+              <w:rPr>
+                <w:lang w:val="fr-CH"/>
+              </w:rPr>
+            </w:pPr>
+            <w:r>
+              <w:rPr>
+                <w:lang w:val="fr-CH"/>
+              </w:rPr>
+              <w:t>Maîtrise personnelle</w:t>
+            </w:r>
+          </w:p>
+        </w:tc>
+        <w:tc>
+          <w:tcPr>
+            <w:tcW w:w="2200" w:type="dxa"/>
+            <w:tcBorders>
+              <w:top w:val="single" w:sz="4" w:space="0" w:color="BFBFBF"/>
+              <w:left w:val="single" w:sz="4" w:space="0" w:color="BFBFBF"/>
+              <w:bottom w:val="single" w:sz="4" w:space="0" w:color="BFBFBF"/>
+              <w:right w:val="single" w:sz="4" w:space="0" w:color="BFBFBF"/>
+            </w:tcBorders>
+            <w:shd w:val="clear" w:color="auto" w:fill="FFFFFF"/>
+            <w:tcMar>
+              <w:top w:w="80" w:type="dxa"/>
+              <w:left w:w="120" w:type="dxa"/>
+              <w:bottom w:w="80" w:type="dxa"/>
+              <w:right w:w="120" w:type="dxa"/>
+            </w:tcMar>
+          </w:tcPr>
+          <w:p>
+            <w:pPr>
+              <w:pStyle w:val="BITTextkrper"/>
+              <w:spacing w:before="0" w:after="0"/>
+              <w:rPr>
+                <w:lang w:val="fr-CH"/>
+              </w:rPr>
+            </w:pPr>
+            <w:r>
+              <w:rPr>
+                <w:lang w:val="fr-CH"/>
+              </w:rPr>
+              <w:t>Bonne, seul backend déjà réalisé</w:t>
+            </w:r>
+          </w:p>
+        </w:tc>
+        <w:tc>
+          <w:tcPr>
+            <w:tcW w:w="2200" w:type="dxa"/>
+            <w:tcBorders>
+              <w:top w:val="single" w:sz="4" w:space="0" w:color="BFBFBF"/>
+              <w:left w:val="single" w:sz="4" w:space="0" w:color="BFBFBF"/>
+              <w:bottom w:val="single" w:sz="4" w:space="0" w:color="BFBFBF"/>
+              <w:right w:val="single" w:sz="4" w:space="0" w:color="BFBFBF"/>
+            </w:tcBorders>
+            <w:shd w:val="clear" w:color="auto" w:fill="FFFFFF"/>
+            <w:tcMar>
+              <w:top w:w="80" w:type="dxa"/>
+              <w:left w:w="120" w:type="dxa"/>
+              <w:bottom w:w="80" w:type="dxa"/>
+              <w:right w:w="120" w:type="dxa"/>
+            </w:tcMar>
+          </w:tcPr>
+          <w:p>
+            <w:pPr>
+              <w:pStyle w:val="BITTextkrper"/>
+              <w:spacing w:before="0" w:after="0"/>
+              <w:rPr>
+                <w:lang w:val="fr-CH"/>
+              </w:rPr>
+            </w:pPr>
+            <w:r>
+              <w:rPr>
+                <w:lang w:val="fr-CH"/>
+              </w:rPr>
+              <w:t>Bases</w:t>
+            </w:r>
+          </w:p>
+        </w:tc>
+        <w:tc>
+          <w:tcPr>
+            <w:tcW w:w="2200" w:type="dxa"/>
+            <w:tcBorders>
+              <w:top w:val="single" w:sz="4" w:space="0" w:color="BFBFBF"/>
+              <w:left w:val="single" w:sz="4" w:space="0" w:color="BFBFBF"/>
+              <w:bottom w:val="single" w:sz="4" w:space="0" w:color="BFBFBF"/>
+              <w:right w:val="single" w:sz="4" w:space="0" w:color="BFBFBF"/>
+            </w:tcBorders>
+            <w:shd w:val="clear" w:color="auto" w:fill="FFFFFF"/>
+            <w:tcMar>
+              <w:top w:w="80" w:type="dxa"/>
+              <w:left w:w="120" w:type="dxa"/>
+              <w:bottom w:w="80" w:type="dxa"/>
+              <w:right w:w="120" w:type="dxa"/>
+            </w:tcMar>
+          </w:tcPr>
+          <w:p>
+            <w:pPr>
+              <w:pStyle w:val="BITTextkrper"/>
+              <w:spacing w:before="0" w:after="0"/>
+              <w:rPr>
+                <w:lang w:val="fr-CH"/>
+              </w:rPr>
+            </w:pPr>
+            <w:r>
+              <w:rPr>
+                <w:lang w:val="fr-CH"/>
+              </w:rPr>
+              <w:t>Bases</w:t>
+            </w:r>
+          </w:p>
+        </w:tc>
+      </w:tr>
+      <w:tr>
+        <w:tc>
+          <w:tcPr>
+            <w:tcW w:w="2426" w:type="dxa"/>
+            <w:tcBorders>
+              <w:top w:val="single" w:sz="4" w:space="0" w:color="BFBFBF"/>
+              <w:left w:val="single" w:sz="4" w:space="0" w:color="BFBFBF"/>
+              <w:bottom w:val="single" w:sz="4" w:space="0" w:color="BFBFBF"/>
+              <w:right w:val="single" w:sz="4" w:space="0" w:color="BFBFBF"/>
+            </w:tcBorders>
+            <w:shd w:val="clear" w:color="auto" w:fill="D9E2F3"/>
+            <w:tcMar>
+              <w:top w:w="80" w:type="dxa"/>
+              <w:left w:w="120" w:type="dxa"/>
+              <w:bottom w:w="80" w:type="dxa"/>
+              <w:right w:w="120" w:type="dxa"/>
+            </w:tcMar>
+          </w:tcPr>
+          <w:p>
+            <w:pPr>
+              <w:pStyle w:val="BITTextkrper"/>
+              <w:spacing w:before="0" w:after="0"/>
+              <w:rPr>
+                <w:b/>
+                <w:lang w:val="fr-CH"/>
+              </w:rPr>
+            </w:pPr>
+            <w:r>
+              <w:rPr>
+                <w:b/>
+                <w:lang w:val="fr-CH"/>
+              </w:rPr>
+              <w:t>Choix retenu</w:t>
+            </w:r>
+          </w:p>
+        </w:tc>
+        <w:tc>
+          <w:tcPr>
+            <w:tcW w:w="2200" w:type="dxa"/>
+            <w:tcBorders>
+              <w:top w:val="single" w:sz="4" w:space="0" w:color="BFBFBF"/>
+              <w:left w:val="single" w:sz="4" w:space="0" w:color="BFBFBF"/>
+              <w:bottom w:val="single" w:sz="4" w:space="0" w:color="BFBFBF"/>
+              <w:right w:val="single" w:sz="4" w:space="0" w:color="BFBFBF"/>
+            </w:tcBorders>
+            <w:shd w:val="clear" w:color="auto" w:fill="D9E2F3"/>
+            <w:tcMar>
+              <w:top w:w="80" w:type="dxa"/>
+              <w:left w:w="120" w:type="dxa"/>
+              <w:bottom w:w="80" w:type="dxa"/>
+              <w:right w:w="120" w:type="dxa"/>
+            </w:tcMar>
+          </w:tcPr>
+          <w:p>
+            <w:pPr>
+              <w:pStyle w:val="BITTextkrper"/>
+              <w:spacing w:before="0" w:after="0"/>
+              <w:rPr>
+                <w:b/>
+                <w:lang w:val="fr-CH"/>
+              </w:rPr>
+            </w:pPr>
+            <w:r>
+              <w:rPr>
+                <w:b/>
+                <w:lang w:val="fr-CH"/>
+              </w:rPr>
+              <w:t>Oui</w:t>
+            </w:r>
+          </w:p>
+        </w:tc>
+        <w:tc>
+          <w:tcPr>
+            <w:tcW w:w="2200" w:type="dxa"/>
+            <w:tcBorders>
+              <w:top w:val="single" w:sz="4" w:space="0" w:color="BFBFBF"/>
+              <w:left w:val="single" w:sz="4" w:space="0" w:color="BFBFBF"/>
+              <w:bottom w:val="single" w:sz="4" w:space="0" w:color="BFBFBF"/>
+              <w:right w:val="single" w:sz="4" w:space="0" w:color="BFBFBF"/>
+            </w:tcBorders>
+            <w:shd w:val="clear" w:color="auto" w:fill="D9E2F3"/>
+            <w:tcMar>
+              <w:top w:w="80" w:type="dxa"/>
+              <w:left w:w="120" w:type="dxa"/>
+              <w:bottom w:w="80" w:type="dxa"/>
+              <w:right w:w="120" w:type="dxa"/>
+            </w:tcMar>
+          </w:tcPr>
+          <w:p>
+            <w:pPr>
+              <w:pStyle w:val="BITTextkrper"/>
+              <w:spacing w:before="0" w:after="0"/>
+              <w:rPr>
+                <w:b/>
+                <w:lang w:val="fr-CH"/>
+              </w:rPr>
+            </w:pPr>
+            <w:r>
+              <w:rPr>
+                <w:b/>
+                <w:lang w:val="fr-CH"/>
+              </w:rPr>
+              <w:t>Non</w:t>
+            </w:r>
+          </w:p>
+        </w:tc>
+        <w:tc>
+          <w:tcPr>
+            <w:tcW w:w="2200" w:type="dxa"/>
+            <w:tcBorders>
+              <w:top w:val="single" w:sz="4" w:space="0" w:color="BFBFBF"/>
+              <w:left w:val="single" w:sz="4" w:space="0" w:color="BFBFBF"/>
+              <w:bottom w:val="single" w:sz="4" w:space="0" w:color="BFBFBF"/>
+              <w:right w:val="single" w:sz="4" w:space="0" w:color="BFBFBF"/>
+            </w:tcBorders>
+            <w:shd w:val="clear" w:color="auto" w:fill="D9E2F3"/>
+            <w:tcMar>
+              <w:top w:w="80" w:type="dxa"/>
+              <w:left w:w="120" w:type="dxa"/>
+              <w:bottom w:w="80" w:type="dxa"/>
+              <w:right w:w="120" w:type="dxa"/>
+            </w:tcMar>
+          </w:tcPr>
+          <w:p>
+            <w:pPr>
+              <w:pStyle w:val="BITTextkrper"/>
+              <w:spacing w:before="0" w:after="0"/>
+              <w:rPr>
+                <w:b/>
+                <w:lang w:val="fr-CH"/>
+              </w:rPr>
+            </w:pPr>
+            <w:r>
+              <w:rPr>
+                <w:b/>
+                <w:lang w:val="fr-CH"/>
+              </w:rPr>
+              <w:t>Non</w:t>
+            </w:r>
+          </w:p>
+        </w:tc>
+      </w:tr>
+    </w:tbl>
     <w:p>
       <w:pPr>
         <w:pStyle w:val="BITTextkrper"/>
@@ -5353,67 +8167,835 @@
         <w:rPr>
           <w:lang w:val="fr-CH"/>
         </w:rPr>
-        <w:t>Pour ce qui est du LLM utilisé pour la génération des erreurs et des schémas, j’ai décidé d’utiliser OpenRouter</w:t>
-      </w:r>
-      <w:r>
-        <w:rPr>
-          <w:lang w:val="fr-CH"/>
-        </w:rPr>
-        <w:t xml:space="preserve">, qui laisse le choix de LLM provenant de plusieurs providers différents. Cela me permet </w:t>
-      </w:r>
-      <w:r>
-        <w:rPr>
-          <w:lang w:val="fr-CH"/>
-        </w:rPr>
-        <w:t>d’</w:t>
-      </w:r>
-      <w:r>
-        <w:rPr>
-          <w:lang w:val="fr-CH"/>
-        </w:rPr>
-        <w:t>éviter d’avoir à choisir un LLM précis maintenant, mais de pouvoir choisir en fonction de ce qui fonctionne le mieux.</w:t>
+        <w:t>Pour le langage backend, j’ai retenu Node.js pour trois raisons. C’est d’abord le même langage que le frontend Vue.js, ce qui évite de jongler entre deux langages. Son modèle asynchrone est aussi bien adapté aux nombreux appels aux API externes comme GitHub et OpenRouter. Enfin, c’est le seul langage avec lequel j’ai déjà réalisé un backend. PHP et Java Spring Boot restaient des options valables, mais moins naturelles dans ce contexte.</w:t>
+      </w:r>
+    </w:p>
+    <w:p>
+      <w:pPr>
+        <w:pStyle w:val="BITTextkrper"/>
+        <w:jc w:val="both"/>
+        <w:rPr>
+          <w:lang w:val="fr-CH"/>
+        </w:rPr>
+      </w:pPr>
+    </w:p>
+    <w:tbl>
+      <w:tblPr>
+        <w:tblW w:w="9026" w:type="dxa"/>
+        <w:tblBorders>
+          <w:top w:val="single" w:sz="4" w:space="0" w:color="auto"/>
+          <w:left w:val="single" w:sz="4" w:space="0" w:color="auto"/>
+          <w:bottom w:val="single" w:sz="4" w:space="0" w:color="auto"/>
+          <w:right w:val="single" w:sz="4" w:space="0" w:color="auto"/>
+          <w:insideH w:val="single" w:sz="4" w:space="0" w:color="auto"/>
+          <w:insideV w:val="single" w:sz="4" w:space="0" w:color="auto"/>
+        </w:tblBorders>
+        <w:tblLook w:val="04A0" w:firstRow="1" w:lastRow="0" w:firstColumn="1" w:lastColumn="0" w:noHBand="0" w:noVBand="1"/>
+      </w:tblPr>
+      <w:tblGrid>
+        <w:gridCol w:w="2626"/>
+        <w:gridCol w:w="3200"/>
+        <w:gridCol w:w="3200"/>
+      </w:tblGrid>
+      <w:tr>
+        <w:trPr>
+          <w:tblHeader/>
+        </w:trPr>
+        <w:tc>
+          <w:tcPr>
+            <w:tcW w:w="2626" w:type="dxa"/>
+            <w:tcBorders>
+              <w:top w:val="single" w:sz="4" w:space="0" w:color="BFBFBF"/>
+              <w:left w:val="single" w:sz="4" w:space="0" w:color="BFBFBF"/>
+              <w:bottom w:val="single" w:sz="4" w:space="0" w:color="BFBFBF"/>
+              <w:right w:val="single" w:sz="4" w:space="0" w:color="BFBFBF"/>
+            </w:tcBorders>
+            <w:shd w:val="clear" w:color="auto" w:fill="D9E2F3"/>
+            <w:tcMar>
+              <w:top w:w="80" w:type="dxa"/>
+              <w:left w:w="120" w:type="dxa"/>
+              <w:bottom w:w="80" w:type="dxa"/>
+              <w:right w:w="120" w:type="dxa"/>
+            </w:tcMar>
+          </w:tcPr>
+          <w:p>
+            <w:pPr>
+              <w:pStyle w:val="BITTextkrper"/>
+              <w:spacing w:before="0" w:after="0"/>
+              <w:rPr>
+                <w:b/>
+                <w:lang w:val="fr-CH"/>
+              </w:rPr>
+            </w:pPr>
+            <w:r>
+              <w:rPr>
+                <w:b/>
+                <w:lang w:val="fr-CH"/>
+              </w:rPr>
+              <w:t>Critère</w:t>
+            </w:r>
+          </w:p>
+        </w:tc>
+        <w:tc>
+          <w:tcPr>
+            <w:tcW w:w="3200" w:type="dxa"/>
+            <w:tcBorders>
+              <w:top w:val="single" w:sz="4" w:space="0" w:color="BFBFBF"/>
+              <w:left w:val="single" w:sz="4" w:space="0" w:color="BFBFBF"/>
+              <w:bottom w:val="single" w:sz="4" w:space="0" w:color="BFBFBF"/>
+              <w:right w:val="single" w:sz="4" w:space="0" w:color="BFBFBF"/>
+            </w:tcBorders>
+            <w:shd w:val="clear" w:color="auto" w:fill="D9E2F3"/>
+            <w:tcMar>
+              <w:top w:w="80" w:type="dxa"/>
+              <w:left w:w="120" w:type="dxa"/>
+              <w:bottom w:w="80" w:type="dxa"/>
+              <w:right w:w="120" w:type="dxa"/>
+            </w:tcMar>
+          </w:tcPr>
+          <w:p>
+            <w:pPr>
+              <w:pStyle w:val="BITTextkrper"/>
+              <w:spacing w:before="0" w:after="0"/>
+              <w:rPr>
+                <w:b/>
+                <w:lang w:val="fr-CH"/>
+              </w:rPr>
+            </w:pPr>
+            <w:r>
+              <w:rPr>
+                <w:b/>
+                <w:lang w:val="fr-CH"/>
+              </w:rPr>
+              <w:t>OpenRouter</w:t>
+            </w:r>
+          </w:p>
+        </w:tc>
+        <w:tc>
+          <w:tcPr>
+            <w:tcW w:w="3200" w:type="dxa"/>
+            <w:tcBorders>
+              <w:top w:val="single" w:sz="4" w:space="0" w:color="BFBFBF"/>
+              <w:left w:val="single" w:sz="4" w:space="0" w:color="BFBFBF"/>
+              <w:bottom w:val="single" w:sz="4" w:space="0" w:color="BFBFBF"/>
+              <w:right w:val="single" w:sz="4" w:space="0" w:color="BFBFBF"/>
+            </w:tcBorders>
+            <w:shd w:val="clear" w:color="auto" w:fill="D9E2F3"/>
+            <w:tcMar>
+              <w:top w:w="80" w:type="dxa"/>
+              <w:left w:w="120" w:type="dxa"/>
+              <w:bottom w:w="80" w:type="dxa"/>
+              <w:right w:w="120" w:type="dxa"/>
+            </w:tcMar>
+          </w:tcPr>
+          <w:p>
+            <w:pPr>
+              <w:pStyle w:val="BITTextkrper"/>
+              <w:spacing w:before="0" w:after="0"/>
+              <w:rPr>
+                <w:b/>
+                <w:lang w:val="fr-CH"/>
+              </w:rPr>
+            </w:pPr>
+            <w:r>
+              <w:rPr>
+                <w:b/>
+                <w:lang w:val="fr-CH"/>
+              </w:rPr>
+              <w:t>API d’un fournisseur unique (ex. OpenAI)</w:t>
+            </w:r>
+          </w:p>
+        </w:tc>
+      </w:tr>
+      <w:tr>
+        <w:tc>
+          <w:tcPr>
+            <w:tcW w:w="2626" w:type="dxa"/>
+            <w:tcBorders>
+              <w:top w:val="single" w:sz="4" w:space="0" w:color="BFBFBF"/>
+              <w:left w:val="single" w:sz="4" w:space="0" w:color="BFBFBF"/>
+              <w:bottom w:val="single" w:sz="4" w:space="0" w:color="BFBFBF"/>
+              <w:right w:val="single" w:sz="4" w:space="0" w:color="BFBFBF"/>
+            </w:tcBorders>
+            <w:shd w:val="clear" w:color="auto" w:fill="FFFFFF"/>
+            <w:tcMar>
+              <w:top w:w="80" w:type="dxa"/>
+              <w:left w:w="120" w:type="dxa"/>
+              <w:bottom w:w="80" w:type="dxa"/>
+              <w:right w:w="120" w:type="dxa"/>
+            </w:tcMar>
+          </w:tcPr>
+          <w:p>
+            <w:pPr>
+              <w:pStyle w:val="BITTextkrper"/>
+              <w:spacing w:before="0" w:after="0"/>
+              <w:rPr>
+                <w:lang w:val="fr-CH"/>
+              </w:rPr>
+            </w:pPr>
+            <w:r>
+              <w:rPr>
+                <w:lang w:val="fr-CH"/>
+              </w:rPr>
+              <w:t>Choix du modèle</w:t>
+            </w:r>
+          </w:p>
+        </w:tc>
+        <w:tc>
+          <w:tcPr>
+            <w:tcW w:w="3200" w:type="dxa"/>
+            <w:tcBorders>
+              <w:top w:val="single" w:sz="4" w:space="0" w:color="BFBFBF"/>
+              <w:left w:val="single" w:sz="4" w:space="0" w:color="BFBFBF"/>
+              <w:bottom w:val="single" w:sz="4" w:space="0" w:color="BFBFBF"/>
+              <w:right w:val="single" w:sz="4" w:space="0" w:color="BFBFBF"/>
+            </w:tcBorders>
+            <w:shd w:val="clear" w:color="auto" w:fill="FFFFFF"/>
+            <w:tcMar>
+              <w:top w:w="80" w:type="dxa"/>
+              <w:left w:w="120" w:type="dxa"/>
+              <w:bottom w:w="80" w:type="dxa"/>
+              <w:right w:w="120" w:type="dxa"/>
+            </w:tcMar>
+          </w:tcPr>
+          <w:p>
+            <w:pPr>
+              <w:pStyle w:val="BITTextkrper"/>
+              <w:spacing w:before="0" w:after="0"/>
+              <w:rPr>
+                <w:lang w:val="fr-CH"/>
+              </w:rPr>
+            </w:pPr>
+            <w:r>
+              <w:rPr>
+                <w:lang w:val="fr-CH"/>
+              </w:rPr>
+              <w:t>De nombreux modèles de plusieurs fournisseurs via une seule API</w:t>
+            </w:r>
+          </w:p>
+        </w:tc>
+        <w:tc>
+          <w:tcPr>
+            <w:tcW w:w="3200" w:type="dxa"/>
+            <w:tcBorders>
+              <w:top w:val="single" w:sz="4" w:space="0" w:color="BFBFBF"/>
+              <w:left w:val="single" w:sz="4" w:space="0" w:color="BFBFBF"/>
+              <w:bottom w:val="single" w:sz="4" w:space="0" w:color="BFBFBF"/>
+              <w:right w:val="single" w:sz="4" w:space="0" w:color="BFBFBF"/>
+            </w:tcBorders>
+            <w:shd w:val="clear" w:color="auto" w:fill="FFFFFF"/>
+            <w:tcMar>
+              <w:top w:w="80" w:type="dxa"/>
+              <w:left w:w="120" w:type="dxa"/>
+              <w:bottom w:w="80" w:type="dxa"/>
+              <w:right w:w="120" w:type="dxa"/>
+            </w:tcMar>
+          </w:tcPr>
+          <w:p>
+            <w:pPr>
+              <w:pStyle w:val="BITTextkrper"/>
+              <w:spacing w:before="0" w:after="0"/>
+              <w:rPr>
+                <w:lang w:val="fr-CH"/>
+              </w:rPr>
+            </w:pPr>
+            <w:r>
+              <w:rPr>
+                <w:lang w:val="fr-CH"/>
+              </w:rPr>
+              <w:t>Modèles du seul fournisseur</w:t>
+            </w:r>
+          </w:p>
+        </w:tc>
+      </w:tr>
+      <w:tr>
+        <w:tc>
+          <w:tcPr>
+            <w:tcW w:w="2626" w:type="dxa"/>
+            <w:tcBorders>
+              <w:top w:val="single" w:sz="4" w:space="0" w:color="BFBFBF"/>
+              <w:left w:val="single" w:sz="4" w:space="0" w:color="BFBFBF"/>
+              <w:bottom w:val="single" w:sz="4" w:space="0" w:color="BFBFBF"/>
+              <w:right w:val="single" w:sz="4" w:space="0" w:color="BFBFBF"/>
+            </w:tcBorders>
+            <w:shd w:val="clear" w:color="auto" w:fill="FFFFFF"/>
+            <w:tcMar>
+              <w:top w:w="80" w:type="dxa"/>
+              <w:left w:w="120" w:type="dxa"/>
+              <w:bottom w:w="80" w:type="dxa"/>
+              <w:right w:w="120" w:type="dxa"/>
+            </w:tcMar>
+          </w:tcPr>
+          <w:p>
+            <w:pPr>
+              <w:pStyle w:val="BITTextkrper"/>
+              <w:spacing w:before="0" w:after="0"/>
+              <w:rPr>
+                <w:lang w:val="fr-CH"/>
+              </w:rPr>
+            </w:pPr>
+            <w:r>
+              <w:rPr>
+                <w:lang w:val="fr-CH"/>
+              </w:rPr>
+              <w:t>Dépendance au fournisseur</w:t>
+            </w:r>
+          </w:p>
+        </w:tc>
+        <w:tc>
+          <w:tcPr>
+            <w:tcW w:w="3200" w:type="dxa"/>
+            <w:tcBorders>
+              <w:top w:val="single" w:sz="4" w:space="0" w:color="BFBFBF"/>
+              <w:left w:val="single" w:sz="4" w:space="0" w:color="BFBFBF"/>
+              <w:bottom w:val="single" w:sz="4" w:space="0" w:color="BFBFBF"/>
+              <w:right w:val="single" w:sz="4" w:space="0" w:color="BFBFBF"/>
+            </w:tcBorders>
+            <w:shd w:val="clear" w:color="auto" w:fill="FFFFFF"/>
+            <w:tcMar>
+              <w:top w:w="80" w:type="dxa"/>
+              <w:left w:w="120" w:type="dxa"/>
+              <w:bottom w:w="80" w:type="dxa"/>
+              <w:right w:w="120" w:type="dxa"/>
+            </w:tcMar>
+          </w:tcPr>
+          <w:p>
+            <w:pPr>
+              <w:pStyle w:val="BITTextkrper"/>
+              <w:spacing w:before="0" w:after="0"/>
+              <w:rPr>
+                <w:lang w:val="fr-CH"/>
+              </w:rPr>
+            </w:pPr>
+            <w:r>
+              <w:rPr>
+                <w:lang w:val="fr-CH"/>
+              </w:rPr>
+              <w:t>Faible, projet non lié à un fournisseur</w:t>
+            </w:r>
+          </w:p>
+        </w:tc>
+        <w:tc>
+          <w:tcPr>
+            <w:tcW w:w="3200" w:type="dxa"/>
+            <w:tcBorders>
+              <w:top w:val="single" w:sz="4" w:space="0" w:color="BFBFBF"/>
+              <w:left w:val="single" w:sz="4" w:space="0" w:color="BFBFBF"/>
+              <w:bottom w:val="single" w:sz="4" w:space="0" w:color="BFBFBF"/>
+              <w:right w:val="single" w:sz="4" w:space="0" w:color="BFBFBF"/>
+            </w:tcBorders>
+            <w:shd w:val="clear" w:color="auto" w:fill="FFFFFF"/>
+            <w:tcMar>
+              <w:top w:w="80" w:type="dxa"/>
+              <w:left w:w="120" w:type="dxa"/>
+              <w:bottom w:w="80" w:type="dxa"/>
+              <w:right w:w="120" w:type="dxa"/>
+            </w:tcMar>
+          </w:tcPr>
+          <w:p>
+            <w:pPr>
+              <w:pStyle w:val="BITTextkrper"/>
+              <w:spacing w:before="0" w:after="0"/>
+              <w:rPr>
+                <w:lang w:val="fr-CH"/>
+              </w:rPr>
+            </w:pPr>
+            <w:r>
+              <w:rPr>
+                <w:lang w:val="fr-CH"/>
+              </w:rPr>
+              <w:t>Forte</w:t>
+            </w:r>
+          </w:p>
+        </w:tc>
+      </w:tr>
+      <w:tr>
+        <w:tc>
+          <w:tcPr>
+            <w:tcW w:w="2626" w:type="dxa"/>
+            <w:tcBorders>
+              <w:top w:val="single" w:sz="4" w:space="0" w:color="BFBFBF"/>
+              <w:left w:val="single" w:sz="4" w:space="0" w:color="BFBFBF"/>
+              <w:bottom w:val="single" w:sz="4" w:space="0" w:color="BFBFBF"/>
+              <w:right w:val="single" w:sz="4" w:space="0" w:color="BFBFBF"/>
+            </w:tcBorders>
+            <w:shd w:val="clear" w:color="auto" w:fill="FFFFFF"/>
+            <w:tcMar>
+              <w:top w:w="80" w:type="dxa"/>
+              <w:left w:w="120" w:type="dxa"/>
+              <w:bottom w:w="80" w:type="dxa"/>
+              <w:right w:w="120" w:type="dxa"/>
+            </w:tcMar>
+          </w:tcPr>
+          <w:p>
+            <w:pPr>
+              <w:pStyle w:val="BITTextkrper"/>
+              <w:spacing w:before="0" w:after="0"/>
+              <w:rPr>
+                <w:lang w:val="fr-CH"/>
+              </w:rPr>
+            </w:pPr>
+            <w:r>
+              <w:rPr>
+                <w:lang w:val="fr-CH"/>
+              </w:rPr>
+              <w:t>Changement de modèle</w:t>
+            </w:r>
+          </w:p>
+        </w:tc>
+        <w:tc>
+          <w:tcPr>
+            <w:tcW w:w="3200" w:type="dxa"/>
+            <w:tcBorders>
+              <w:top w:val="single" w:sz="4" w:space="0" w:color="BFBFBF"/>
+              <w:left w:val="single" w:sz="4" w:space="0" w:color="BFBFBF"/>
+              <w:bottom w:val="single" w:sz="4" w:space="0" w:color="BFBFBF"/>
+              <w:right w:val="single" w:sz="4" w:space="0" w:color="BFBFBF"/>
+            </w:tcBorders>
+            <w:shd w:val="clear" w:color="auto" w:fill="FFFFFF"/>
+            <w:tcMar>
+              <w:top w:w="80" w:type="dxa"/>
+              <w:left w:w="120" w:type="dxa"/>
+              <w:bottom w:w="80" w:type="dxa"/>
+              <w:right w:w="120" w:type="dxa"/>
+            </w:tcMar>
+          </w:tcPr>
+          <w:p>
+            <w:pPr>
+              <w:pStyle w:val="BITTextkrper"/>
+              <w:spacing w:before="0" w:after="0"/>
+              <w:rPr>
+                <w:lang w:val="fr-CH"/>
+              </w:rPr>
+            </w:pPr>
+            <w:r>
+              <w:rPr>
+                <w:lang w:val="fr-CH"/>
+              </w:rPr>
+              <w:t>Une simple variable de configuration</w:t>
+            </w:r>
+          </w:p>
+        </w:tc>
+        <w:tc>
+          <w:tcPr>
+            <w:tcW w:w="3200" w:type="dxa"/>
+            <w:tcBorders>
+              <w:top w:val="single" w:sz="4" w:space="0" w:color="BFBFBF"/>
+              <w:left w:val="single" w:sz="4" w:space="0" w:color="BFBFBF"/>
+              <w:bottom w:val="single" w:sz="4" w:space="0" w:color="BFBFBF"/>
+              <w:right w:val="single" w:sz="4" w:space="0" w:color="BFBFBF"/>
+            </w:tcBorders>
+            <w:shd w:val="clear" w:color="auto" w:fill="FFFFFF"/>
+            <w:tcMar>
+              <w:top w:w="80" w:type="dxa"/>
+              <w:left w:w="120" w:type="dxa"/>
+              <w:bottom w:w="80" w:type="dxa"/>
+              <w:right w:w="120" w:type="dxa"/>
+            </w:tcMar>
+          </w:tcPr>
+          <w:p>
+            <w:pPr>
+              <w:pStyle w:val="BITTextkrper"/>
+              <w:spacing w:before="0" w:after="0"/>
+              <w:rPr>
+                <w:lang w:val="fr-CH"/>
+              </w:rPr>
+            </w:pPr>
+            <w:r>
+              <w:rPr>
+                <w:lang w:val="fr-CH"/>
+              </w:rPr>
+              <w:t>Migration ou réécriture</w:t>
+            </w:r>
+          </w:p>
+        </w:tc>
+      </w:tr>
+      <w:tr>
+        <w:tc>
+          <w:tcPr>
+            <w:tcW w:w="2626" w:type="dxa"/>
+            <w:tcBorders>
+              <w:top w:val="single" w:sz="4" w:space="0" w:color="BFBFBF"/>
+              <w:left w:val="single" w:sz="4" w:space="0" w:color="BFBFBF"/>
+              <w:bottom w:val="single" w:sz="4" w:space="0" w:color="BFBFBF"/>
+              <w:right w:val="single" w:sz="4" w:space="0" w:color="BFBFBF"/>
+            </w:tcBorders>
+            <w:shd w:val="clear" w:color="auto" w:fill="FFFFFF"/>
+            <w:tcMar>
+              <w:top w:w="80" w:type="dxa"/>
+              <w:left w:w="120" w:type="dxa"/>
+              <w:bottom w:w="80" w:type="dxa"/>
+              <w:right w:w="120" w:type="dxa"/>
+            </w:tcMar>
+          </w:tcPr>
+          <w:p>
+            <w:pPr>
+              <w:pStyle w:val="BITTextkrper"/>
+              <w:spacing w:before="0" w:after="0"/>
+              <w:rPr>
+                <w:lang w:val="fr-CH"/>
+              </w:rPr>
+            </w:pPr>
+            <w:r>
+              <w:rPr>
+                <w:lang w:val="fr-CH"/>
+              </w:rPr>
+              <w:t>Maîtrise du coût</w:t>
+            </w:r>
+          </w:p>
+        </w:tc>
+        <w:tc>
+          <w:tcPr>
+            <w:tcW w:w="3200" w:type="dxa"/>
+            <w:tcBorders>
+              <w:top w:val="single" w:sz="4" w:space="0" w:color="BFBFBF"/>
+              <w:left w:val="single" w:sz="4" w:space="0" w:color="BFBFBF"/>
+              <w:bottom w:val="single" w:sz="4" w:space="0" w:color="BFBFBF"/>
+              <w:right w:val="single" w:sz="4" w:space="0" w:color="BFBFBF"/>
+            </w:tcBorders>
+            <w:shd w:val="clear" w:color="auto" w:fill="FFFFFF"/>
+            <w:tcMar>
+              <w:top w:w="80" w:type="dxa"/>
+              <w:left w:w="120" w:type="dxa"/>
+              <w:bottom w:w="80" w:type="dxa"/>
+              <w:right w:w="120" w:type="dxa"/>
+            </w:tcMar>
+          </w:tcPr>
+          <w:p>
+            <w:pPr>
+              <w:pStyle w:val="BITTextkrper"/>
+              <w:spacing w:before="0" w:after="0"/>
+              <w:rPr>
+                <w:lang w:val="fr-CH"/>
+              </w:rPr>
+            </w:pPr>
+            <w:r>
+              <w:rPr>
+                <w:lang w:val="fr-CH"/>
+              </w:rPr>
+              <w:t>Plafond de crédit configurable</w:t>
+            </w:r>
+          </w:p>
+        </w:tc>
+        <w:tc>
+          <w:tcPr>
+            <w:tcW w:w="3200" w:type="dxa"/>
+            <w:tcBorders>
+              <w:top w:val="single" w:sz="4" w:space="0" w:color="BFBFBF"/>
+              <w:left w:val="single" w:sz="4" w:space="0" w:color="BFBFBF"/>
+              <w:bottom w:val="single" w:sz="4" w:space="0" w:color="BFBFBF"/>
+              <w:right w:val="single" w:sz="4" w:space="0" w:color="BFBFBF"/>
+            </w:tcBorders>
+            <w:shd w:val="clear" w:color="auto" w:fill="FFFFFF"/>
+            <w:tcMar>
+              <w:top w:w="80" w:type="dxa"/>
+              <w:left w:w="120" w:type="dxa"/>
+              <w:bottom w:w="80" w:type="dxa"/>
+              <w:right w:w="120" w:type="dxa"/>
+            </w:tcMar>
+          </w:tcPr>
+          <w:p>
+            <w:pPr>
+              <w:pStyle w:val="BITTextkrper"/>
+              <w:spacing w:before="0" w:after="0"/>
+              <w:rPr>
+                <w:lang w:val="fr-CH"/>
+              </w:rPr>
+            </w:pPr>
+            <w:r>
+              <w:rPr>
+                <w:lang w:val="fr-CH"/>
+              </w:rPr>
+              <w:t>Selon le fournisseur</w:t>
+            </w:r>
+          </w:p>
+        </w:tc>
+      </w:tr>
+      <w:tr>
+        <w:tc>
+          <w:tcPr>
+            <w:tcW w:w="2626" w:type="dxa"/>
+            <w:tcBorders>
+              <w:top w:val="single" w:sz="4" w:space="0" w:color="BFBFBF"/>
+              <w:left w:val="single" w:sz="4" w:space="0" w:color="BFBFBF"/>
+              <w:bottom w:val="single" w:sz="4" w:space="0" w:color="BFBFBF"/>
+              <w:right w:val="single" w:sz="4" w:space="0" w:color="BFBFBF"/>
+            </w:tcBorders>
+            <w:shd w:val="clear" w:color="auto" w:fill="FFFFFF"/>
+            <w:tcMar>
+              <w:top w:w="80" w:type="dxa"/>
+              <w:left w:w="120" w:type="dxa"/>
+              <w:bottom w:w="80" w:type="dxa"/>
+              <w:right w:w="120" w:type="dxa"/>
+            </w:tcMar>
+          </w:tcPr>
+          <w:p>
+            <w:pPr>
+              <w:pStyle w:val="BITTextkrper"/>
+              <w:spacing w:before="0" w:after="0"/>
+              <w:rPr>
+                <w:lang w:val="fr-CH"/>
+              </w:rPr>
+            </w:pPr>
+            <w:r>
+              <w:rPr>
+                <w:lang w:val="fr-CH"/>
+              </w:rPr>
+              <w:t>Cahier des charges</w:t>
+            </w:r>
+          </w:p>
+        </w:tc>
+        <w:tc>
+          <w:tcPr>
+            <w:tcW w:w="3200" w:type="dxa"/>
+            <w:tcBorders>
+              <w:top w:val="single" w:sz="4" w:space="0" w:color="BFBFBF"/>
+              <w:left w:val="single" w:sz="4" w:space="0" w:color="BFBFBF"/>
+              <w:bottom w:val="single" w:sz="4" w:space="0" w:color="BFBFBF"/>
+              <w:right w:val="single" w:sz="4" w:space="0" w:color="BFBFBF"/>
+            </w:tcBorders>
+            <w:shd w:val="clear" w:color="auto" w:fill="FFFFFF"/>
+            <w:tcMar>
+              <w:top w:w="80" w:type="dxa"/>
+              <w:left w:w="120" w:type="dxa"/>
+              <w:bottom w:w="80" w:type="dxa"/>
+              <w:right w:w="120" w:type="dxa"/>
+            </w:tcMar>
+          </w:tcPr>
+          <w:p>
+            <w:pPr>
+              <w:pStyle w:val="BITTextkrper"/>
+              <w:spacing w:before="0" w:after="0"/>
+              <w:rPr>
+                <w:lang w:val="fr-CH"/>
+              </w:rPr>
+            </w:pPr>
+            <w:r>
+              <w:rPr>
+                <w:lang w:val="fr-CH"/>
+              </w:rPr>
+              <w:t>« ou équivalente » (autorisé)</w:t>
+            </w:r>
+          </w:p>
+        </w:tc>
+        <w:tc>
+          <w:tcPr>
+            <w:tcW w:w="3200" w:type="dxa"/>
+            <w:tcBorders>
+              <w:top w:val="single" w:sz="4" w:space="0" w:color="BFBFBF"/>
+              <w:left w:val="single" w:sz="4" w:space="0" w:color="BFBFBF"/>
+              <w:bottom w:val="single" w:sz="4" w:space="0" w:color="BFBFBF"/>
+              <w:right w:val="single" w:sz="4" w:space="0" w:color="BFBFBF"/>
+            </w:tcBorders>
+            <w:shd w:val="clear" w:color="auto" w:fill="FFFFFF"/>
+            <w:tcMar>
+              <w:top w:w="80" w:type="dxa"/>
+              <w:left w:w="120" w:type="dxa"/>
+              <w:bottom w:w="80" w:type="dxa"/>
+              <w:right w:w="120" w:type="dxa"/>
+            </w:tcMar>
+          </w:tcPr>
+          <w:p>
+            <w:pPr>
+              <w:pStyle w:val="BITTextkrper"/>
+              <w:spacing w:before="0" w:after="0"/>
+              <w:rPr>
+                <w:lang w:val="fr-CH"/>
+              </w:rPr>
+            </w:pPr>
+            <w:r>
+              <w:rPr>
+                <w:lang w:val="fr-CH"/>
+              </w:rPr>
+              <w:t>« API OpenAI » (exemple cité)</w:t>
+            </w:r>
+          </w:p>
+        </w:tc>
+      </w:tr>
+      <w:tr>
+        <w:tc>
+          <w:tcPr>
+            <w:tcW w:w="2626" w:type="dxa"/>
+            <w:tcBorders>
+              <w:top w:val="single" w:sz="4" w:space="0" w:color="BFBFBF"/>
+              <w:left w:val="single" w:sz="4" w:space="0" w:color="BFBFBF"/>
+              <w:bottom w:val="single" w:sz="4" w:space="0" w:color="BFBFBF"/>
+              <w:right w:val="single" w:sz="4" w:space="0" w:color="BFBFBF"/>
+            </w:tcBorders>
+            <w:shd w:val="clear" w:color="auto" w:fill="D9E2F3"/>
+            <w:tcMar>
+              <w:top w:w="80" w:type="dxa"/>
+              <w:left w:w="120" w:type="dxa"/>
+              <w:bottom w:w="80" w:type="dxa"/>
+              <w:right w:w="120" w:type="dxa"/>
+            </w:tcMar>
+          </w:tcPr>
+          <w:p>
+            <w:pPr>
+              <w:pStyle w:val="BITTextkrper"/>
+              <w:spacing w:before="0" w:after="0"/>
+              <w:rPr>
+                <w:b/>
+                <w:lang w:val="fr-CH"/>
+              </w:rPr>
+            </w:pPr>
+            <w:r>
+              <w:rPr>
+                <w:b/>
+                <w:lang w:val="fr-CH"/>
+              </w:rPr>
+              <w:t>Choix retenu</w:t>
+            </w:r>
+          </w:p>
+        </w:tc>
+        <w:tc>
+          <w:tcPr>
+            <w:tcW w:w="3200" w:type="dxa"/>
+            <w:tcBorders>
+              <w:top w:val="single" w:sz="4" w:space="0" w:color="BFBFBF"/>
+              <w:left w:val="single" w:sz="4" w:space="0" w:color="BFBFBF"/>
+              <w:bottom w:val="single" w:sz="4" w:space="0" w:color="BFBFBF"/>
+              <w:right w:val="single" w:sz="4" w:space="0" w:color="BFBFBF"/>
+            </w:tcBorders>
+            <w:shd w:val="clear" w:color="auto" w:fill="D9E2F3"/>
+            <w:tcMar>
+              <w:top w:w="80" w:type="dxa"/>
+              <w:left w:w="120" w:type="dxa"/>
+              <w:bottom w:w="80" w:type="dxa"/>
+              <w:right w:w="120" w:type="dxa"/>
+            </w:tcMar>
+          </w:tcPr>
+          <w:p>
+            <w:pPr>
+              <w:pStyle w:val="BITTextkrper"/>
+              <w:spacing w:before="0" w:after="0"/>
+              <w:rPr>
+                <w:b/>
+                <w:lang w:val="fr-CH"/>
+              </w:rPr>
+            </w:pPr>
+            <w:r>
+              <w:rPr>
+                <w:b/>
+                <w:lang w:val="fr-CH"/>
+              </w:rPr>
+              <w:t>Oui</w:t>
+            </w:r>
+          </w:p>
+        </w:tc>
+        <w:tc>
+          <w:tcPr>
+            <w:tcW w:w="3200" w:type="dxa"/>
+            <w:tcBorders>
+              <w:top w:val="single" w:sz="4" w:space="0" w:color="BFBFBF"/>
+              <w:left w:val="single" w:sz="4" w:space="0" w:color="BFBFBF"/>
+              <w:bottom w:val="single" w:sz="4" w:space="0" w:color="BFBFBF"/>
+              <w:right w:val="single" w:sz="4" w:space="0" w:color="BFBFBF"/>
+            </w:tcBorders>
+            <w:shd w:val="clear" w:color="auto" w:fill="D9E2F3"/>
+            <w:tcMar>
+              <w:top w:w="80" w:type="dxa"/>
+              <w:left w:w="120" w:type="dxa"/>
+              <w:bottom w:w="80" w:type="dxa"/>
+              <w:right w:w="120" w:type="dxa"/>
+            </w:tcMar>
+          </w:tcPr>
+          <w:p>
+            <w:pPr>
+              <w:pStyle w:val="BITTextkrper"/>
+              <w:spacing w:before="0" w:after="0"/>
+              <w:rPr>
+                <w:b/>
+                <w:lang w:val="fr-CH"/>
+              </w:rPr>
+            </w:pPr>
+            <w:r>
+              <w:rPr>
+                <w:b/>
+                <w:lang w:val="fr-CH"/>
+              </w:rPr>
+              <w:t>Non</w:t>
+            </w:r>
+          </w:p>
+        </w:tc>
+      </w:tr>
+    </w:tbl>
+    <w:p>
+      <w:pPr>
+        <w:pStyle w:val="BITTextkrper"/>
+        <w:jc w:val="both"/>
+        <w:rPr>
+          <w:lang w:val="fr-CH"/>
+        </w:rPr>
+      </w:pPr>
+      <w:r>
+        <w:rPr>
+          <w:lang w:val="fr-CH"/>
+        </w:rPr>
+        <w:lastRenderedPageBreak/>
+        <w:t>Pour le modèle d’IA, le cahier des charges demande l’API d’OpenAI « ou équivalente ». J’ai retenu OpenRouter, qui donne accès aux modèles de plusieurs fournisseurs à travers une seule API. Cela m’évite de figer un modèle précis dès maintenant. Je peux en changer par une simple variable de configuration, selon celui qui donne les meilleurs résultats. Un plafond de crédit fixé sur le compte permet en plus de maîtriser les dépenses.</w:t>
       </w:r>
     </w:p>
     <w:p>
       <w:pPr>
         <w:pStyle w:val="Heading2"/>
       </w:pPr>
-      <w:bookmarkStart w:id="17" w:name="_Toc250790977"/>
-      <w:bookmarkStart w:id="18" w:name="_Toc229743629"/>
-      <w:bookmarkEnd w:id="17"/>
+      <w:bookmarkStart w:id="19" w:name="_Toc250790977"/>
+      <w:bookmarkStart w:id="20" w:name="_Toc229743629"/>
+      <w:bookmarkEnd w:id="19"/>
       <w:r>
         <w:rPr>
           <w:lang w:val="fr-CH"/>
         </w:rPr>
         <w:t>Rentabilité</w:t>
       </w:r>
-      <w:bookmarkEnd w:id="18"/>
-    </w:p>
-    <w:p>
-      <w:pPr>
-        <w:rPr>
-          <w:rFonts w:cs="Arial"/>
-          <w:i/>
-          <w:iCs/>
-          <w:color w:val="A6A6A6" w:themeColor="background1" w:themeShade="A6"/>
-          <w:sz w:val="22"/>
-          <w:szCs w:val="22"/>
-          <w:lang w:val="fr-CH"/>
-        </w:rPr>
-      </w:pPr>
-      <w:r>
-        <w:rPr>
-          <w:rFonts w:cs="Arial"/>
-          <w:i/>
-          <w:iCs/>
-          <w:color w:val="A6A6A6" w:themeColor="background1" w:themeShade="A6"/>
-          <w:sz w:val="22"/>
-          <w:szCs w:val="22"/>
-          <w:lang w:val="fr-CH"/>
-        </w:rPr>
-        <w:t>Bénéfices attendus : financiers, gain de temps, fiabilité, sécurité, évolutivité</w:t>
-      </w:r>
-      <w:r>
+      <w:bookmarkEnd w:id="20"/>
+    </w:p>
+    <w:p>
+      <w:pPr>
+        <w:pStyle w:val="BITTextkrper"/>
+        <w:jc w:val="both"/>
+        <w:rPr>
+          <w:lang w:val="fr-CH"/>
+        </w:rPr>
+      </w:pPr>
+      <w:r>
+        <w:rPr>
+          <w:lang w:val="fr-CH"/>
+        </w:rPr>
+        <w:t>Comme développé dans la situation initiale, la compréhension d’un nouveau projet ainsi que la détection d’erreurs prennent du temps. CodeMentor permet de gagner du temps sur ces deux tâches.</w:t>
+      </w:r>
+    </w:p>
+    <w:p>
+      <w:pPr>
+        <w:pStyle w:val="BITTextkrper"/>
+        <w:jc w:val="both"/>
+        <w:rPr>
+          <w:lang w:val="fr-CH"/>
+        </w:rPr>
+      </w:pPr>
+      <w:r>
+        <w:rPr>
+          <w:lang w:val="fr-CH"/>
+        </w:rPr>
+        <w:t>L’application améliore aussi la sécurité et la fiabilité du code. En analysant chaque fichier, elle repère des erreurs et des mauvaises pratiques qui peuvent échapper à une relecture manuelle, et propose une correction pour chacune. Le code livré est donc plus sûr et plus fiable, ce qui réduit le risque de bugs une fois le projet en production.</w:t>
+      </w:r>
+    </w:p>
+    <w:p>
+      <w:pPr>
+        <w:pStyle w:val="Heading2"/>
+      </w:pPr>
+      <w:bookmarkStart w:id="21" w:name="_Toc250790978"/>
+      <w:bookmarkStart w:id="22" w:name="_Toc229743630"/>
+      <w:r>
+        <w:t>Analyse de risque</w:t>
+      </w:r>
+      <w:bookmarkEnd w:id="21"/>
+      <w:bookmarkEnd w:id="22"/>
+    </w:p>
+    <w:p>
+      <w:pPr>
+        <w:jc w:val="both"/>
         <w:rPr>
           <w:rStyle w:val="Hinweistext"/>
           <w:i w:val="0"/>
@@ -5423,41 +9005,8 @@
           <w:szCs w:val="22"/>
           <w:lang w:val="fr-CH"/>
         </w:rPr>
-        <w:t>Quelle est l’utilité économique du projet ?</w:t>
-      </w:r>
-    </w:p>
-    <w:p>
-      <w:pPr>
-        <w:pStyle w:val="BITTextkrper"/>
-        <w:jc w:val="both"/>
-        <w:rPr>
-          <w:szCs w:val="22"/>
-          <w:lang w:val="fr-CH"/>
-        </w:rPr>
-      </w:pPr>
-      <w:r>
-        <w:rPr>
-          <w:szCs w:val="22"/>
-          <w:lang w:val="fr-CH"/>
-        </w:rPr>
-        <w:t>Comme développé dans la situation initiale, actuellement, la compréhension d’un nouveau projet ainsi que la détection d’erreurs dans un projet est une tâche qui prend du temps. CodeMentor permettra de gagner du temps sur ces deux tâches, en plus d’améliorer la sécurité en détectant d’éventuelles erreurs.</w:t>
-      </w:r>
-    </w:p>
-    <w:p>
-      <w:pPr>
-        <w:pStyle w:val="Heading2"/>
-      </w:pPr>
-      <w:bookmarkStart w:id="19" w:name="_Toc250790978"/>
-      <w:bookmarkStart w:id="20" w:name="_Toc229743630"/>
-      <w:r>
-        <w:t>Analyse de risque</w:t>
-      </w:r>
-      <w:bookmarkEnd w:id="19"/>
-      <w:bookmarkEnd w:id="20"/>
-    </w:p>
-    <w:p>
-      <w:pPr>
-        <w:jc w:val="both"/>
+      </w:pPr>
+      <w:r>
         <w:rPr>
           <w:rStyle w:val="Hinweistext"/>
           <w:i w:val="0"/>
@@ -5467,29 +9016,6 @@
           <w:szCs w:val="22"/>
           <w:lang w:val="fr-CH"/>
         </w:rPr>
-      </w:pPr>
-      <w:r>
-        <w:rPr>
-          <w:rFonts w:cs="Arial"/>
-          <w:i/>
-          <w:iCs/>
-          <w:color w:val="A6A6A6" w:themeColor="background1" w:themeShade="A6"/>
-          <w:sz w:val="22"/>
-          <w:szCs w:val="22"/>
-          <w:lang w:val="fr-CH"/>
-        </w:rPr>
-        <w:t>Identifier les risques par domaine (p. ex. dépendance fournisseur, coût licence, complexité)</w:t>
-      </w:r>
-      <w:r>
-        <w:rPr>
-          <w:rStyle w:val="Hinweistext"/>
-          <w:i w:val="0"/>
-          <w:iCs/>
-          <w:color w:val="A6A6A6" w:themeColor="background1" w:themeShade="A6"/>
-          <w:sz w:val="22"/>
-          <w:szCs w:val="22"/>
-          <w:lang w:val="fr-CH"/>
-        </w:rPr>
         <w:t>Quels risques sont engendrés en cas de non réalisation du projet? Que se passe-t-il en cas d’échec du projet ? Quels sont les risques les plus importants du projet ?</w:t>
       </w:r>
     </w:p>
@@ -5507,42 +9033,21 @@
           <w:szCs w:val="22"/>
           <w:lang w:val="fr-CH"/>
         </w:rPr>
-        <w:t>L</w:t>
+        <w:t xml:space="preserve">Le seul risque du projet est une dépense excessive liée à l’utilisation de tokens pour les LLM, mais pour </w:t>
       </w:r>
       <w:r>
         <w:rPr>
           <w:szCs w:val="22"/>
           <w:lang w:val="fr-CH"/>
         </w:rPr>
-        <w:t xml:space="preserve">e </w:t>
+        <w:t>pallier</w:t>
       </w:r>
       <w:r>
         <w:rPr>
           <w:szCs w:val="22"/>
           <w:lang w:val="fr-CH"/>
         </w:rPr>
-        <w:t>seul</w:t>
-      </w:r>
-      <w:r>
-        <w:rPr>
-          <w:szCs w:val="22"/>
-          <w:lang w:val="fr-CH"/>
-        </w:rPr>
-        <w:t xml:space="preserve"> risque du projet, est une dépense excessive lié à l’utilisation de token pour les LLM, mais pour palier à cela, une limite à crédit est fixé sur OpenRouter, il n’y a donc aucu</w:t>
-      </w:r>
-      <w:r>
-        <w:rPr>
-          <w:szCs w:val="22"/>
-          <w:lang w:val="fr-CH"/>
-        </w:rPr>
-        <w:t xml:space="preserve">n risque réel </w:t>
-      </w:r>
-      <w:r>
-        <w:rPr>
-          <w:szCs w:val="22"/>
-          <w:lang w:val="fr-CH"/>
-        </w:rPr>
-        <w:t>lié au projet.</w:t>
+        <w:t xml:space="preserve"> cela, une limite de crédit est fixée sur OpenRouter, il n’y a donc aucun risque réel lié au projet.</w:t>
       </w:r>
     </w:p>
     <w:p>
@@ -5556,45 +9061,18 @@
           <w:lang w:val="fr-CH"/>
         </w:rPr>
       </w:pPr>
-      <w:bookmarkStart w:id="21" w:name="_Toc250790979"/>
-      <w:bookmarkStart w:id="22" w:name="_Toc229743631"/>
-      <w:bookmarkStart w:id="23" w:name="_Toc114965614"/>
-      <w:r>
-        <w:rPr>
-          <w:lang w:val="fr-CH"/>
-        </w:rPr>
-        <w:lastRenderedPageBreak/>
+      <w:bookmarkStart w:id="23" w:name="_Toc250790979"/>
+      <w:bookmarkStart w:id="24" w:name="_Toc229743631"/>
+      <w:bookmarkStart w:id="25" w:name="_Toc114965614"/>
+      <w:r>
+        <w:rPr>
+          <w:lang w:val="fr-CH"/>
+        </w:rPr>
         <w:t>Sécurité de l’information et protection des données</w:t>
       </w:r>
-      <w:bookmarkEnd w:id="21"/>
-      <w:bookmarkEnd w:id="22"/>
-    </w:p>
-    <w:p>
-      <w:pPr>
-        <w:jc w:val="both"/>
-        <w:rPr>
-          <w:rFonts w:cs="Arial"/>
-          <w:i/>
-          <w:iCs/>
-          <w:color w:val="A6A6A6" w:themeColor="background1" w:themeShade="A6"/>
-          <w:sz w:val="22"/>
-          <w:szCs w:val="22"/>
-          <w:lang w:val="fr-CH"/>
-        </w:rPr>
-      </w:pPr>
-      <w:bookmarkStart w:id="24" w:name="_Toc114965602"/>
-      <w:r>
-        <w:rPr>
-          <w:rFonts w:cs="Arial"/>
-          <w:i/>
-          <w:iCs/>
-          <w:color w:val="A6A6A6" w:themeColor="background1" w:themeShade="A6"/>
-          <w:sz w:val="22"/>
-          <w:szCs w:val="22"/>
-          <w:lang w:val="fr-CH"/>
-        </w:rPr>
-        <w:t>Conformité nLPD, mesures techniques et organisationnelles</w:t>
-      </w:r>
+      <w:bookmarkStart w:id="26" w:name="_Toc114965602"/>
+      <w:bookmarkEnd w:id="23"/>
+      <w:bookmarkEnd w:id="24"/>
     </w:p>
     <w:p>
       <w:pPr>
@@ -5608,91 +9086,22 @@
         <w:rPr>
           <w:lang w:val="fr-CH"/>
         </w:rPr>
-        <w:t xml:space="preserve">L’application web sera sécurisé afin d’éviter les attaques par injection </w:t>
-      </w:r>
-      <w:r>
-        <w:rPr>
-          <w:lang w:val="fr-CH"/>
-        </w:rPr>
-        <w:t xml:space="preserve">(html, css, js et sql). </w:t>
-      </w:r>
-      <w:r>
-        <w:rPr>
-          <w:lang w:val="fr-CH"/>
-        </w:rPr>
-        <w:t xml:space="preserve">Les requêtes seront </w:t>
-      </w:r>
-      <w:r>
-        <w:rPr>
-          <w:lang w:val="fr-CH"/>
-        </w:rPr>
-        <w:t>protégées</w:t>
-      </w:r>
-      <w:r>
-        <w:rPr>
-          <w:lang w:val="fr-CH"/>
-        </w:rPr>
-        <w:t xml:space="preserve"> via l’API afin d’éviter des accès non </w:t>
-      </w:r>
-      <w:r>
-        <w:rPr>
-          <w:lang w:val="fr-CH"/>
-        </w:rPr>
-        <w:t>autorisés</w:t>
-      </w:r>
-      <w:r>
-        <w:rPr>
-          <w:lang w:val="fr-CH"/>
-        </w:rPr>
-        <w:t xml:space="preserve">, </w:t>
-      </w:r>
-      <w:r>
-        <w:rPr>
-          <w:lang w:val="fr-CH"/>
-        </w:rPr>
-        <w:t>seuls</w:t>
-      </w:r>
-      <w:r>
-        <w:rPr>
-          <w:lang w:val="fr-CH"/>
-        </w:rPr>
-        <w:t xml:space="preserve"> les utilisateurs </w:t>
-      </w:r>
-      <w:r>
-        <w:rPr>
-          <w:lang w:val="fr-CH"/>
-        </w:rPr>
-        <w:t>authentifiés</w:t>
-      </w:r>
-      <w:r>
-        <w:rPr>
-          <w:lang w:val="fr-CH"/>
-        </w:rPr>
-        <w:t xml:space="preserve"> pourront </w:t>
-      </w:r>
-      <w:r>
-        <w:rPr>
-          <w:lang w:val="fr-CH"/>
-        </w:rPr>
-        <w:t>accéder</w:t>
-      </w:r>
-      <w:r>
-        <w:rPr>
-          <w:lang w:val="fr-CH"/>
-        </w:rPr>
-        <w:t xml:space="preserve"> aux données et uniquement à leurs </w:t>
-      </w:r>
-      <w:r>
-        <w:rPr>
-          <w:lang w:val="fr-CH"/>
-        </w:rPr>
-        <w:t>propres</w:t>
-      </w:r>
-      <w:r>
-        <w:rPr>
-          <w:lang w:val="fr-CH"/>
-        </w:rPr>
-        <w:t xml:space="preserve"> données.</w:t>
+        <w:t>L’application web sera sécurisée afin d’éviter les attaques par injection (html, css, js et sql). Les requêtes seront protégées via l’API afin d’éviter des accès non autorisés, seuls les utilisateurs authentifiés pourront accéder aux données et uniquement à leurs propres données.</w:t>
+      </w:r>
+    </w:p>
+    <w:p>
+      <w:pPr>
+        <w:pStyle w:val="BITTextkrper"/>
+        <w:jc w:val="both"/>
+        <w:rPr>
+          <w:lang w:val="fr-CH"/>
+        </w:rPr>
+      </w:pPr>
+      <w:r>
+        <w:rPr>
+          <w:lang w:val="fr-CH"/>
+        </w:rPr>
+        <w:t>Du point de vue de la nouvelle loi sur la protection des données (nLPD), l’application ne collecte aucune donnée personnelle. Les seules informations enregistrées sont l’identifiant GitHub de l’utilisateur et son token d’accès, utilisés uniquement pour la connexion et les appels à GitHub, le token est chiffré en base. Aucune donnée n’est utilisée à d’autres fins. De plus, dans le cadre du TPI, le projet n’est pas hébergé et reste en usage local, il n’y a donc pas de risque réel sur ce point.</w:t>
       </w:r>
     </w:p>
     <w:p>
@@ -5702,7 +9111,7 @@
           <w:lang w:val="fr-CH"/>
         </w:rPr>
       </w:pPr>
-      <w:bookmarkStart w:id="25" w:name="_Toc229743632"/>
+      <w:bookmarkStart w:id="27" w:name="_Toc229743632"/>
       <w:r>
         <w:rPr>
           <w:lang w:val="fr-CH"/>
@@ -5710,7 +9119,7 @@
         <w:lastRenderedPageBreak/>
         <w:t>Diagramme de cas d’utilisation</w:t>
       </w:r>
-      <w:bookmarkEnd w:id="25"/>
+      <w:bookmarkEnd w:id="27"/>
     </w:p>
     <w:p>
       <w:pPr>
@@ -6003,7 +9412,7 @@
           <w:lang w:val="fr-CH"/>
         </w:rPr>
       </w:pPr>
-      <w:bookmarkStart w:id="26" w:name="_Toc229743633"/>
+      <w:bookmarkStart w:id="28" w:name="_Toc229743633"/>
       <w:r>
         <w:rPr>
           <w:lang w:val="fr-CH"/>
@@ -6011,7 +9420,7 @@
         <w:lastRenderedPageBreak/>
         <w:t>Diagramme de séquences système</w:t>
       </w:r>
-      <w:bookmarkEnd w:id="26"/>
+      <w:bookmarkEnd w:id="28"/>
     </w:p>
     <w:p>
       <w:pPr>
@@ -6031,7 +9440,7 @@
           <wp:inline distT="0" distB="0" distL="0" distR="0" wp14:anchorId="4991B641" wp14:editId="7609A783">
             <wp:extent cx="5760085" cy="5181145"/>
             <wp:effectExtent l="0" t="0" r="0" b="0"/>
-            <wp:docPr id="41" name="seq_creation_analyse" descr="Diagramme de séquences – Création d'une analyse"/>
+            <wp:docPr id="41" name="seq_creation_analyse" descr="Diagramme de séquences, création d'une analyse"/>
             <wp:cNvGraphicFramePr>
               <a:graphicFrameLocks xmlns:a="http://schemas.openxmlformats.org/drawingml/2006/main" noChangeAspect="1"/>
             </wp:cNvGraphicFramePr>
@@ -6039,7 +9448,7 @@
               <a:graphicData uri="http://schemas.openxmlformats.org/drawingml/2006/picture">
                 <pic:pic xmlns:pic="http://schemas.openxmlformats.org/drawingml/2006/picture">
                   <pic:nvPicPr>
-                    <pic:cNvPr id="41" name="seq_creation_analyse" descr="Diagramme de séquences – Création d'une analyse"/>
+                    <pic:cNvPr id="41" name="seq_creation_analyse" descr="Diagramme de séquences, création d'une analyse"/>
                     <pic:cNvPicPr/>
                   </pic:nvPicPr>
                   <pic:blipFill>
@@ -6083,7 +9492,7 @@
           <w:b/>
           <w:lang w:val="fr-CH"/>
         </w:rPr>
-        <w:t xml:space="preserve">Diagramme de séquences – Création d’une analyse. </w:t>
+        <w:t xml:space="preserve">Diagramme de séquences, création d’une analyse. </w:t>
       </w:r>
       <w:r>
         <w:rPr>
@@ -6111,7 +9520,7 @@
           <wp:inline distT="0" distB="0" distL="0" distR="0" wp14:anchorId="6B6C4CDD" wp14:editId="34CDB94A">
             <wp:extent cx="5760085" cy="4289844"/>
             <wp:effectExtent l="0" t="0" r="0" b="0"/>
-            <wp:docPr id="42" name="seq_traitement_async" descr="Diagramme de séquences – Traitement asynchrone d'une analyse"/>
+            <wp:docPr id="42" name="seq_traitement_async" descr="Diagramme de séquences, traitement asynchrone d'une analyse"/>
             <wp:cNvGraphicFramePr>
               <a:graphicFrameLocks xmlns:a="http://schemas.openxmlformats.org/drawingml/2006/main" noChangeAspect="1"/>
             </wp:cNvGraphicFramePr>
@@ -6119,7 +9528,7 @@
               <a:graphicData uri="http://schemas.openxmlformats.org/drawingml/2006/picture">
                 <pic:pic xmlns:pic="http://schemas.openxmlformats.org/drawingml/2006/picture">
                   <pic:nvPicPr>
-                    <pic:cNvPr id="42" name="seq_traitement_async" descr="Diagramme de séquences – Traitement asynchrone d'une analyse"/>
+                    <pic:cNvPr id="42" name="seq_traitement_async" descr="Diagramme de séquences, traitement asynchrone d'une analyse"/>
                     <pic:cNvPicPr/>
                   </pic:nvPicPr>
                   <pic:blipFill>
@@ -6163,7 +9572,7 @@
           <w:b/>
           <w:lang w:val="fr-CH"/>
         </w:rPr>
-        <w:t xml:space="preserve">Diagramme de séquences – Traitement asynchrone d’une analyse. </w:t>
+        <w:t xml:space="preserve">Diagramme de séquences, traitement asynchrone d’une analyse. </w:t>
       </w:r>
       <w:r>
         <w:rPr>
@@ -6191,7 +9600,7 @@
           <wp:inline distT="0" distB="0" distL="0" distR="0" wp14:anchorId="534A213A" wp14:editId="5DE983A3">
             <wp:extent cx="5760085" cy="4822704"/>
             <wp:effectExtent l="0" t="0" r="0" b="0"/>
-            <wp:docPr id="43" name="seq_etat_avancement" descr="Diagramme de séquences – Consultation de l'état d'avancement"/>
+            <wp:docPr id="43" name="seq_etat_avancement" descr="Diagramme de séquences, consultation de l'état d'avancement"/>
             <wp:cNvGraphicFramePr>
               <a:graphicFrameLocks xmlns:a="http://schemas.openxmlformats.org/drawingml/2006/main" noChangeAspect="1"/>
             </wp:cNvGraphicFramePr>
@@ -6199,7 +9608,7 @@
               <a:graphicData uri="http://schemas.openxmlformats.org/drawingml/2006/picture">
                 <pic:pic xmlns:pic="http://schemas.openxmlformats.org/drawingml/2006/picture">
                   <pic:nvPicPr>
-                    <pic:cNvPr id="43" name="seq_etat_avancement" descr="Diagramme de séquences – Consultation de l'état d'avancement"/>
+                    <pic:cNvPr id="43" name="seq_etat_avancement" descr="Diagramme de séquences, consultation de l'état d'avancement"/>
                     <pic:cNvPicPr/>
                   </pic:nvPicPr>
                   <pic:blipFill>
@@ -6243,7 +9652,7 @@
           <w:b/>
           <w:lang w:val="fr-CH"/>
         </w:rPr>
-        <w:t xml:space="preserve">Diagramme de séquences – Consultation de l’état d’avancement. </w:t>
+        <w:t xml:space="preserve">Diagramme de séquences, consultation de l’état d’avancement. </w:t>
       </w:r>
       <w:r>
         <w:rPr>
@@ -6259,7 +9668,7 @@
           <w:lang w:val="fr-CH"/>
         </w:rPr>
       </w:pPr>
-      <w:bookmarkStart w:id="27" w:name="_Toc229743634"/>
+      <w:bookmarkStart w:id="29" w:name="_Toc229743634"/>
       <w:r>
         <w:rPr>
           <w:lang w:val="fr-CH"/>
@@ -6267,7 +9676,7 @@
         <w:lastRenderedPageBreak/>
         <w:t>Diagrammes d’activités</w:t>
       </w:r>
-      <w:bookmarkEnd w:id="27"/>
+      <w:bookmarkEnd w:id="29"/>
     </w:p>
     <w:p>
       <w:pPr>
@@ -6287,7 +9696,7 @@
           <wp:inline distT="0" distB="0" distL="0" distR="0" wp14:anchorId="626BEEB0" wp14:editId="61B0B40C">
             <wp:extent cx="5204585" cy="7200000"/>
             <wp:effectExtent l="0" t="0" r="0" b="0"/>
-            <wp:docPr id="44" name="act_ajouter_projet" descr="Diagramme d'activités – Ajouter un projet"/>
+            <wp:docPr id="44" name="act_ajouter_projet" descr="Diagramme d'activités, ajouter un projet"/>
             <wp:cNvGraphicFramePr>
               <a:graphicFrameLocks xmlns:a="http://schemas.openxmlformats.org/drawingml/2006/main" noChangeAspect="1"/>
             </wp:cNvGraphicFramePr>
@@ -6295,7 +9704,7 @@
               <a:graphicData uri="http://schemas.openxmlformats.org/drawingml/2006/picture">
                 <pic:pic xmlns:pic="http://schemas.openxmlformats.org/drawingml/2006/picture">
                   <pic:nvPicPr>
-                    <pic:cNvPr id="44" name="act_ajouter_projet" descr="Diagramme d'activités – Ajouter un projet"/>
+                    <pic:cNvPr id="44" name="act_ajouter_projet" descr="Diagramme d'activités, ajouter un projet"/>
                     <pic:cNvPicPr/>
                   </pic:nvPicPr>
                   <pic:blipFill>
@@ -6339,7 +9748,7 @@
           <w:b/>
           <w:lang w:val="fr-CH"/>
         </w:rPr>
-        <w:t xml:space="preserve">Diagramme d’activités – Ajouter un projet. </w:t>
+        <w:t xml:space="preserve">Diagramme d’activités, ajouter un projet. </w:t>
       </w:r>
       <w:r>
         <w:rPr>
@@ -6367,7 +9776,7 @@
           <wp:inline distT="0" distB="0" distL="0" distR="0" wp14:anchorId="52F80F98" wp14:editId="117B0EE4">
             <wp:extent cx="5760085" cy="5838067"/>
             <wp:effectExtent l="0" t="0" r="0" b="0"/>
-            <wp:docPr id="45" name="act_consulter_analyse" descr="Diagramme d'activités – Consulter une analyse"/>
+            <wp:docPr id="45" name="act_consulter_analyse" descr="Diagramme d'activités, consulter une analyse"/>
             <wp:cNvGraphicFramePr>
               <a:graphicFrameLocks xmlns:a="http://schemas.openxmlformats.org/drawingml/2006/main" noChangeAspect="1"/>
             </wp:cNvGraphicFramePr>
@@ -6375,7 +9784,7 @@
               <a:graphicData uri="http://schemas.openxmlformats.org/drawingml/2006/picture">
                 <pic:pic xmlns:pic="http://schemas.openxmlformats.org/drawingml/2006/picture">
                   <pic:nvPicPr>
-                    <pic:cNvPr id="45" name="act_consulter_analyse" descr="Diagramme d'activités – Consulter une analyse"/>
+                    <pic:cNvPr id="45" name="act_consulter_analyse" descr="Diagramme d'activités, consulter une analyse"/>
                     <pic:cNvPicPr/>
                   </pic:nvPicPr>
                   <pic:blipFill>
@@ -6419,7 +9828,7 @@
           <w:b/>
           <w:lang w:val="fr-CH"/>
         </w:rPr>
-        <w:t xml:space="preserve">Diagramme d’activités – Consulter une analyse. </w:t>
+        <w:t xml:space="preserve">Diagramme d’activités, consulter une analyse. </w:t>
       </w:r>
       <w:r>
         <w:rPr>
@@ -6447,7 +9856,7 @@
           <wp:inline distT="0" distB="0" distL="0" distR="0" wp14:anchorId="38F6FE0C" wp14:editId="767CD531">
             <wp:extent cx="4604962" cy="7200000"/>
             <wp:effectExtent l="0" t="0" r="0" b="0"/>
-            <wp:docPr id="46" name="act_supprimer_projet" descr="Diagramme d'activités – Supprimer un projet"/>
+            <wp:docPr id="46" name="act_supprimer_projet" descr="Diagramme d'activités, supprimer un projet"/>
             <wp:cNvGraphicFramePr>
               <a:graphicFrameLocks xmlns:a="http://schemas.openxmlformats.org/drawingml/2006/main" noChangeAspect="1"/>
             </wp:cNvGraphicFramePr>
@@ -6455,7 +9864,7 @@
               <a:graphicData uri="http://schemas.openxmlformats.org/drawingml/2006/picture">
                 <pic:pic xmlns:pic="http://schemas.openxmlformats.org/drawingml/2006/picture">
                   <pic:nvPicPr>
-                    <pic:cNvPr id="46" name="act_supprimer_projet" descr="Diagramme d'activités – Supprimer un projet"/>
+                    <pic:cNvPr id="46" name="act_supprimer_projet" descr="Diagramme d'activités, supprimer un projet"/>
                     <pic:cNvPicPr/>
                   </pic:nvPicPr>
                   <pic:blipFill>
@@ -6499,7 +9908,7 @@
           <w:b/>
           <w:lang w:val="fr-CH"/>
         </w:rPr>
-        <w:t xml:space="preserve">Diagramme d’activités – Supprimer un projet. </w:t>
+        <w:t xml:space="preserve">Diagramme d’activités, supprimer un projet. </w:t>
       </w:r>
       <w:r>
         <w:rPr>
@@ -6520,7 +9929,14 @@
           <w:lang w:val="fr-CH"/>
         </w:rPr>
         <w:lastRenderedPageBreak/>
-        <w:t xml:space="preserve"> Maquette Web</w:t>
+        <w:t xml:space="preserve"> </w:t>
+      </w:r>
+      <w:r>
+        <w:rPr>
+          <w:highlight w:val="yellow"/>
+          <w:lang w:val="fr-CH"/>
+        </w:rPr>
+        <w:t>Maquette Web</w:t>
       </w:r>
     </w:p>
     <w:p>
@@ -6721,10 +10137,10 @@
         </w:rPr>
         <w:lastRenderedPageBreak/>
         <w:drawing>
-          <wp:inline distT="0" distB="0" distL="0" distR="0" wp14:anchorId="020F4601" wp14:editId="3FBD1646">
+          <wp:inline distT="0" distB="0" distL="0" distR="0" wp14:anchorId="0C36A233" wp14:editId="0AC3C4F6">
             <wp:extent cx="5760085" cy="4608195"/>
             <wp:effectExtent l="0" t="0" r="0" b="1905"/>
-            <wp:docPr id="1434007648" name="Picture 1"/>
+            <wp:docPr id="1110472950" name="Picture 1"/>
             <wp:cNvGraphicFramePr>
               <a:graphicFrameLocks xmlns:a="http://schemas.openxmlformats.org/drawingml/2006/main" noChangeAspect="1"/>
             </wp:cNvGraphicFramePr>
@@ -6732,7 +10148,7 @@
               <a:graphicData uri="http://schemas.openxmlformats.org/drawingml/2006/picture">
                 <pic:pic xmlns:pic="http://schemas.openxmlformats.org/drawingml/2006/picture">
                   <pic:nvPicPr>
-                    <pic:cNvPr id="1434007648" name=""/>
+                    <pic:cNvPr id="1110472950" name=""/>
                     <pic:cNvPicPr/>
                   </pic:nvPicPr>
                   <pic:blipFill>
@@ -6768,17 +10184,15 @@
       <w:r>
         <w:rPr>
           <w:b/>
-          <w:highlight w:val="yellow"/>
-          <w:lang w:val="fr-CH"/>
-        </w:rPr>
-        <w:t xml:space="preserve">Paramètres API et modèles IA. </w:t>
-      </w:r>
-      <w:r>
-        <w:rPr>
-          <w:highlight w:val="yellow"/>
-          <w:lang w:val="fr-CH"/>
-        </w:rPr>
-        <w:t>L’écran de configuration permet à l’utilisateur de choisir le modèle d’IA utiliser pour analyser ses projets, ici « GPT-4 Turbo (Recommandé) ».</w:t>
+          <w:lang w:val="fr-CH"/>
+        </w:rPr>
+        <w:t xml:space="preserve">Analyse en cours. </w:t>
+      </w:r>
+      <w:r>
+        <w:rPr>
+          <w:lang w:val="fr-CH"/>
+        </w:rPr>
+        <w:t>Écran de progression affiché pendant que CodeMentor traite un dépôt. Une barre indique le pourcentage d’avancement (62 % dans l’exemple).</w:t>
       </w:r>
     </w:p>
     <w:p>
@@ -6795,10 +10209,10 @@
         </w:rPr>
         <w:lastRenderedPageBreak/>
         <w:drawing>
-          <wp:inline distT="0" distB="0" distL="0" distR="0" wp14:anchorId="0C36A233" wp14:editId="0AC3C4F6">
-            <wp:extent cx="5760085" cy="4608195"/>
-            <wp:effectExtent l="0" t="0" r="0" b="1905"/>
-            <wp:docPr id="1110472950" name="Picture 1"/>
+          <wp:inline distT="0" distB="0" distL="0" distR="0" wp14:anchorId="6207365F" wp14:editId="2C12E78F">
+            <wp:extent cx="5760085" cy="6151880"/>
+            <wp:effectExtent l="0" t="0" r="0" b="1270"/>
+            <wp:docPr id="813641194" name="Picture 1"/>
             <wp:cNvGraphicFramePr>
               <a:graphicFrameLocks xmlns:a="http://schemas.openxmlformats.org/drawingml/2006/main" noChangeAspect="1"/>
             </wp:cNvGraphicFramePr>
@@ -6806,11 +10220,83 @@
               <a:graphicData uri="http://schemas.openxmlformats.org/drawingml/2006/picture">
                 <pic:pic xmlns:pic="http://schemas.openxmlformats.org/drawingml/2006/picture">
                   <pic:nvPicPr>
-                    <pic:cNvPr id="1110472950" name=""/>
+                    <pic:cNvPr id="813641194" name=""/>
                     <pic:cNvPicPr/>
                   </pic:nvPicPr>
                   <pic:blipFill>
                     <a:blip r:embed="rId41"/>
+                    <a:stretch>
+                      <a:fillRect/>
+                    </a:stretch>
+                  </pic:blipFill>
+                  <pic:spPr>
+                    <a:xfrm>
+                      <a:off x="0" y="0"/>
+                      <a:ext cx="5760085" cy="6151880"/>
+                    </a:xfrm>
+                    <a:prstGeom prst="rect">
+                      <a:avLst/>
+                    </a:prstGeom>
+                  </pic:spPr>
+                </pic:pic>
+              </a:graphicData>
+            </a:graphic>
+          </wp:inline>
+        </w:drawing>
+      </w:r>
+    </w:p>
+    <w:p>
+      <w:pPr>
+        <w:pStyle w:val="BITTextkrper"/>
+        <w:jc w:val="both"/>
+        <w:rPr>
+          <w:lang w:val="fr-CH"/>
+        </w:rPr>
+      </w:pPr>
+      <w:r>
+        <w:rPr>
+          <w:b/>
+          <w:lang w:val="fr-CH"/>
+        </w:rPr>
+        <w:t xml:space="preserve">Résultats d’analyse. </w:t>
+      </w:r>
+      <w:r>
+        <w:rPr>
+          <w:lang w:val="fr-CH"/>
+        </w:rPr>
+        <w:t>Page principale présentant le résultat complet d’une analyse, composée de plusieurs blocs. En haut, un diagramme interactif représente la structure du projet (composants, dépendances) généré automatiquement par l’IA. Au-dessous, une « Vue d’ensemble » résume l’état global du dépôt. Puis une section « Erreurs détectées » liste les problèmes repérés avec leur niveau de criticité, un extrait de code et une correction suggérée.</w:t>
+      </w:r>
+    </w:p>
+    <w:p>
+      <w:pPr>
+        <w:pStyle w:val="BITTextkrper"/>
+        <w:rPr>
+          <w:lang w:val="fr-CH"/>
+        </w:rPr>
+      </w:pPr>
+      <w:r>
+        <w:rPr>
+          <w:noProof/>
+          <w:lang w:val="fr-CH"/>
+        </w:rPr>
+        <w:lastRenderedPageBreak/>
+        <w:drawing>
+          <wp:inline distT="0" distB="0" distL="0" distR="0" wp14:anchorId="077D3537" wp14:editId="2E31258A">
+            <wp:extent cx="5760085" cy="4608195"/>
+            <wp:effectExtent l="0" t="0" r="0" b="1905"/>
+            <wp:docPr id="1874453088" name="Picture 1"/>
+            <wp:cNvGraphicFramePr>
+              <a:graphicFrameLocks xmlns:a="http://schemas.openxmlformats.org/drawingml/2006/main" noChangeAspect="1"/>
+            </wp:cNvGraphicFramePr>
+            <a:graphic xmlns:a="http://schemas.openxmlformats.org/drawingml/2006/main">
+              <a:graphicData uri="http://schemas.openxmlformats.org/drawingml/2006/picture">
+                <pic:pic xmlns:pic="http://schemas.openxmlformats.org/drawingml/2006/picture">
+                  <pic:nvPicPr>
+                    <pic:cNvPr id="1874453088" name=""/>
+                    <pic:cNvPicPr/>
+                  </pic:nvPicPr>
+                  <pic:blipFill>
+                    <a:blip r:embed="rId42"/>
                     <a:stretch>
                       <a:fillRect/>
                     </a:stretch>
@@ -6844,13 +10330,13 @@
           <w:b/>
           <w:lang w:val="fr-CH"/>
         </w:rPr>
-        <w:t xml:space="preserve">Analyse en cours. </w:t>
-      </w:r>
-      <w:r>
-        <w:rPr>
-          <w:lang w:val="fr-CH"/>
-        </w:rPr>
-        <w:t>Écran de progression affiché pendant que CodeMentor traite un dépôt. Une barre indique le pourcentage d’avancement (62 % dans l’exemple).</w:t>
+        <w:t xml:space="preserve">Liste des projets. </w:t>
+      </w:r>
+      <w:r>
+        <w:rPr>
+          <w:lang w:val="fr-CH"/>
+        </w:rPr>
+        <w:t>Tableau de bord regroupant l’ensemble des dépôts GitHub que l’utilisateur a ajoutés à CodeMentor. Chaque projet est représenté sous forme de carte affichant son nom, le langage principal et le nombre d’analyses déjà effectuées. Une barre de recherche et des filtres (« Tous », « Analysé », « En cours », « Jamais analysé ») facilitent la navigation lorsque le nombre de projets devient important. Le bouton « + Nouveau projet » en haut à droite ouvre la modale d’ajout présentée sur la maquette 2.</w:t>
       </w:r>
     </w:p>
     <w:p>
@@ -6867,10 +10353,10 @@
         </w:rPr>
         <w:lastRenderedPageBreak/>
         <w:drawing>
-          <wp:inline distT="0" distB="0" distL="0" distR="0" wp14:anchorId="6207365F" wp14:editId="2C12E78F">
-            <wp:extent cx="5760085" cy="6151880"/>
-            <wp:effectExtent l="0" t="0" r="0" b="1270"/>
-            <wp:docPr id="813641194" name="Picture 1"/>
+          <wp:inline distT="0" distB="0" distL="0" distR="0" wp14:anchorId="70890852" wp14:editId="34320180">
+            <wp:extent cx="5760085" cy="4608195"/>
+            <wp:effectExtent l="0" t="0" r="0" b="1905"/>
+            <wp:docPr id="1706974292" name="Picture 1"/>
             <wp:cNvGraphicFramePr>
               <a:graphicFrameLocks xmlns:a="http://schemas.openxmlformats.org/drawingml/2006/main" noChangeAspect="1"/>
             </wp:cNvGraphicFramePr>
@@ -6878,79 +10364,7 @@
               <a:graphicData uri="http://schemas.openxmlformats.org/drawingml/2006/picture">
                 <pic:pic xmlns:pic="http://schemas.openxmlformats.org/drawingml/2006/picture">
                   <pic:nvPicPr>
-                    <pic:cNvPr id="813641194" name=""/>
-                    <pic:cNvPicPr/>
-                  </pic:nvPicPr>
-                  <pic:blipFill>
-                    <a:blip r:embed="rId42"/>
-                    <a:stretch>
-                      <a:fillRect/>
-                    </a:stretch>
-                  </pic:blipFill>
-                  <pic:spPr>
-                    <a:xfrm>
-                      <a:off x="0" y="0"/>
-                      <a:ext cx="5760085" cy="6151880"/>
-                    </a:xfrm>
-                    <a:prstGeom prst="rect">
-                      <a:avLst/>
-                    </a:prstGeom>
-                  </pic:spPr>
-                </pic:pic>
-              </a:graphicData>
-            </a:graphic>
-          </wp:inline>
-        </w:drawing>
-      </w:r>
-    </w:p>
-    <w:p>
-      <w:pPr>
-        <w:pStyle w:val="BITTextkrper"/>
-        <w:jc w:val="both"/>
-        <w:rPr>
-          <w:lang w:val="fr-CH"/>
-        </w:rPr>
-      </w:pPr>
-      <w:r>
-        <w:rPr>
-          <w:b/>
-          <w:lang w:val="fr-CH"/>
-        </w:rPr>
-        <w:t xml:space="preserve">Résultats d’analyse. </w:t>
-      </w:r>
-      <w:r>
-        <w:rPr>
-          <w:lang w:val="fr-CH"/>
-        </w:rPr>
-        <w:t>Page principale présentant le résultat complet d’une analyse, composée de plusieurs blocs. En haut, un diagramme interactif représente la structure du projet (composants, dépendances) généré automatiquement par l’IA. Au-dessous, une « Vue d’ensemble » résume l’état global du dépôt. Puis une section « Erreurs détectées » liste les problèmes repérés avec leur niveau de criticité, un extrait de code et une correction suggérée.</w:t>
-      </w:r>
-    </w:p>
-    <w:p>
-      <w:pPr>
-        <w:pStyle w:val="BITTextkrper"/>
-        <w:rPr>
-          <w:lang w:val="fr-CH"/>
-        </w:rPr>
-      </w:pPr>
-      <w:r>
-        <w:rPr>
-          <w:noProof/>
-          <w:lang w:val="fr-CH"/>
-        </w:rPr>
-        <w:lastRenderedPageBreak/>
-        <w:drawing>
-          <wp:inline distT="0" distB="0" distL="0" distR="0" wp14:anchorId="077D3537" wp14:editId="2E31258A">
-            <wp:extent cx="5760085" cy="4608195"/>
-            <wp:effectExtent l="0" t="0" r="0" b="1905"/>
-            <wp:docPr id="1874453088" name="Picture 1"/>
-            <wp:cNvGraphicFramePr>
-              <a:graphicFrameLocks xmlns:a="http://schemas.openxmlformats.org/drawingml/2006/main" noChangeAspect="1"/>
-            </wp:cNvGraphicFramePr>
-            <a:graphic xmlns:a="http://schemas.openxmlformats.org/drawingml/2006/main">
-              <a:graphicData uri="http://schemas.openxmlformats.org/drawingml/2006/picture">
-                <pic:pic xmlns:pic="http://schemas.openxmlformats.org/drawingml/2006/picture">
-                  <pic:nvPicPr>
-                    <pic:cNvPr id="1874453088" name=""/>
+                    <pic:cNvPr id="1706974292" name=""/>
                     <pic:cNvPicPr/>
                   </pic:nvPicPr>
                   <pic:blipFill>
@@ -6988,78 +10402,6 @@
           <w:b/>
           <w:lang w:val="fr-CH"/>
         </w:rPr>
-        <w:t xml:space="preserve">Liste des projets. </w:t>
-      </w:r>
-      <w:r>
-        <w:rPr>
-          <w:lang w:val="fr-CH"/>
-        </w:rPr>
-        <w:t>Tableau de bord regroupant l’ensemble des dépôts GitHub que l’utilisateur a ajoutés à CodeMentor. Chaque projet est représenté sous forme de carte affichant son nom, le langage principal et le nombre d’analyses déjà effectuées. Une barre de recherche et des filtres (« Tous », « Analysé », « En cours », « Jamais analysé ») facilitent la navigation lorsque le nombre de projets devient important. Le bouton « + Nouveau projet » en haut à droite ouvre la modale d’ajout présentée sur la maquette 2.</w:t>
-      </w:r>
-    </w:p>
-    <w:p>
-      <w:pPr>
-        <w:pStyle w:val="BITTextkrper"/>
-        <w:rPr>
-          <w:lang w:val="fr-CH"/>
-        </w:rPr>
-      </w:pPr>
-      <w:r>
-        <w:rPr>
-          <w:noProof/>
-          <w:lang w:val="fr-CH"/>
-        </w:rPr>
-        <w:lastRenderedPageBreak/>
-        <w:drawing>
-          <wp:inline distT="0" distB="0" distL="0" distR="0" wp14:anchorId="70890852" wp14:editId="34320180">
-            <wp:extent cx="5760085" cy="4608195"/>
-            <wp:effectExtent l="0" t="0" r="0" b="1905"/>
-            <wp:docPr id="1706974292" name="Picture 1"/>
-            <wp:cNvGraphicFramePr>
-              <a:graphicFrameLocks xmlns:a="http://schemas.openxmlformats.org/drawingml/2006/main" noChangeAspect="1"/>
-            </wp:cNvGraphicFramePr>
-            <a:graphic xmlns:a="http://schemas.openxmlformats.org/drawingml/2006/main">
-              <a:graphicData uri="http://schemas.openxmlformats.org/drawingml/2006/picture">
-                <pic:pic xmlns:pic="http://schemas.openxmlformats.org/drawingml/2006/picture">
-                  <pic:nvPicPr>
-                    <pic:cNvPr id="1706974292" name=""/>
-                    <pic:cNvPicPr/>
-                  </pic:nvPicPr>
-                  <pic:blipFill>
-                    <a:blip r:embed="rId44"/>
-                    <a:stretch>
-                      <a:fillRect/>
-                    </a:stretch>
-                  </pic:blipFill>
-                  <pic:spPr>
-                    <a:xfrm>
-                      <a:off x="0" y="0"/>
-                      <a:ext cx="5760085" cy="4608195"/>
-                    </a:xfrm>
-                    <a:prstGeom prst="rect">
-                      <a:avLst/>
-                    </a:prstGeom>
-                  </pic:spPr>
-                </pic:pic>
-              </a:graphicData>
-            </a:graphic>
-          </wp:inline>
-        </w:drawing>
-      </w:r>
-    </w:p>
-    <w:p>
-      <w:pPr>
-        <w:pStyle w:val="BITTextkrper"/>
-        <w:jc w:val="both"/>
-        <w:rPr>
-          <w:lang w:val="fr-CH"/>
-        </w:rPr>
-      </w:pPr>
-      <w:r>
-        <w:rPr>
-          <w:b/>
-          <w:lang w:val="fr-CH"/>
-        </w:rPr>
         <w:t xml:space="preserve">Détail d’un projet. </w:t>
       </w:r>
       <w:r>
@@ -7077,10 +10419,10 @@
           <w:numId w:val="16"/>
         </w:numPr>
       </w:pPr>
-      <w:bookmarkStart w:id="28" w:name="_Toc250790980"/>
-      <w:bookmarkStart w:id="29" w:name="_Toc229743635"/>
-      <w:bookmarkEnd w:id="24"/>
-      <w:bookmarkEnd w:id="28"/>
+      <w:bookmarkStart w:id="30" w:name="_Toc250790980"/>
+      <w:bookmarkStart w:id="31" w:name="_Toc229743635"/>
+      <w:bookmarkEnd w:id="26"/>
+      <w:bookmarkEnd w:id="30"/>
       <w:r>
         <w:rPr>
           <w:lang w:val="fr-CH"/>
@@ -7088,7 +10430,7 @@
         <w:lastRenderedPageBreak/>
         <w:t>Concept</w:t>
       </w:r>
-      <w:bookmarkEnd w:id="29"/>
+      <w:bookmarkEnd w:id="31"/>
     </w:p>
     <w:p>
       <w:pPr>
@@ -7101,9 +10443,9 @@
           <w:highlight w:val="yellow"/>
         </w:rPr>
       </w:pPr>
-      <w:bookmarkStart w:id="30" w:name="_Toc250790981"/>
-      <w:bookmarkStart w:id="31" w:name="_Toc229743636"/>
-      <w:bookmarkEnd w:id="30"/>
+      <w:bookmarkStart w:id="32" w:name="_Toc250790981"/>
+      <w:bookmarkStart w:id="33" w:name="_Toc229743636"/>
+      <w:bookmarkEnd w:id="32"/>
       <w:r>
         <w:rPr>
           <w:highlight w:val="yellow"/>
@@ -7111,13 +10453,948 @@
         </w:rPr>
         <w:t>Exigences du système</w:t>
       </w:r>
-      <w:bookmarkEnd w:id="31"/>
+      <w:bookmarkEnd w:id="33"/>
     </w:p>
     <w:p>
       <w:pPr>
         <w:pStyle w:val="BITTextkrper"/>
-      </w:pPr>
-    </w:p>
+        <w:jc w:val="both"/>
+        <w:rPr>
+          <w:lang w:val="fr-CH"/>
+        </w:rPr>
+      </w:pPr>
+      <w:r>
+        <w:rPr>
+          <w:lang w:val="fr-CH"/>
+        </w:rPr>
+        <w:t>L’application regroupe un frontend, un backend et une base de données, et s’appuie sur deux services externes (GitHub et OpenRouter). Plusieurs prérequis doivent donc être réunis.</w:t>
+      </w:r>
+    </w:p>
+    <w:tbl>
+      <w:tblPr>
+        <w:tblW w:w="9026" w:type="dxa"/>
+        <w:tblBorders>
+          <w:top w:val="single" w:sz="4" w:space="0" w:color="auto"/>
+          <w:left w:val="single" w:sz="4" w:space="0" w:color="auto"/>
+          <w:bottom w:val="single" w:sz="4" w:space="0" w:color="auto"/>
+          <w:right w:val="single" w:sz="4" w:space="0" w:color="auto"/>
+          <w:insideH w:val="single" w:sz="4" w:space="0" w:color="auto"/>
+          <w:insideV w:val="single" w:sz="4" w:space="0" w:color="auto"/>
+        </w:tblBorders>
+        <w:tblLook w:val="04A0" w:firstRow="1" w:lastRow="0" w:firstColumn="1" w:lastColumn="0" w:noHBand="0" w:noVBand="1"/>
+      </w:tblPr>
+      <w:tblGrid>
+        <w:gridCol w:w="2700"/>
+        <w:gridCol w:w="6326"/>
+      </w:tblGrid>
+      <w:tr>
+        <w:trPr>
+          <w:tblHeader/>
+        </w:trPr>
+        <w:tc>
+          <w:tcPr>
+            <w:tcW w:w="2700" w:type="dxa"/>
+            <w:tcBorders>
+              <w:top w:val="single" w:sz="4" w:space="0" w:color="BFBFBF"/>
+              <w:left w:val="single" w:sz="4" w:space="0" w:color="BFBFBF"/>
+              <w:bottom w:val="single" w:sz="4" w:space="0" w:color="BFBFBF"/>
+              <w:right w:val="single" w:sz="4" w:space="0" w:color="BFBFBF"/>
+            </w:tcBorders>
+            <w:shd w:val="clear" w:color="auto" w:fill="D9E2F3"/>
+            <w:tcMar>
+              <w:top w:w="80" w:type="dxa"/>
+              <w:left w:w="120" w:type="dxa"/>
+              <w:bottom w:w="80" w:type="dxa"/>
+              <w:right w:w="120" w:type="dxa"/>
+            </w:tcMar>
+          </w:tcPr>
+          <w:p>
+            <w:pPr>
+              <w:pStyle w:val="BITTextkrper"/>
+              <w:spacing w:before="0" w:after="0"/>
+              <w:rPr>
+                <w:b/>
+                <w:lang w:val="fr-CH"/>
+              </w:rPr>
+            </w:pPr>
+            <w:r>
+              <w:rPr>
+                <w:b/>
+                <w:lang w:val="fr-CH"/>
+              </w:rPr>
+              <w:t>Élément requis</w:t>
+            </w:r>
+          </w:p>
+        </w:tc>
+        <w:tc>
+          <w:tcPr>
+            <w:tcW w:w="6326" w:type="dxa"/>
+            <w:tcBorders>
+              <w:top w:val="single" w:sz="4" w:space="0" w:color="BFBFBF"/>
+              <w:left w:val="single" w:sz="4" w:space="0" w:color="BFBFBF"/>
+              <w:bottom w:val="single" w:sz="4" w:space="0" w:color="BFBFBF"/>
+              <w:right w:val="single" w:sz="4" w:space="0" w:color="BFBFBF"/>
+            </w:tcBorders>
+            <w:shd w:val="clear" w:color="auto" w:fill="D9E2F3"/>
+            <w:tcMar>
+              <w:top w:w="80" w:type="dxa"/>
+              <w:left w:w="120" w:type="dxa"/>
+              <w:bottom w:w="80" w:type="dxa"/>
+              <w:right w:w="120" w:type="dxa"/>
+            </w:tcMar>
+          </w:tcPr>
+          <w:p>
+            <w:pPr>
+              <w:pStyle w:val="BITTextkrper"/>
+              <w:spacing w:before="0" w:after="0"/>
+              <w:rPr>
+                <w:b/>
+                <w:lang w:val="fr-CH"/>
+              </w:rPr>
+            </w:pPr>
+            <w:r>
+              <w:rPr>
+                <w:b/>
+                <w:lang w:val="fr-CH"/>
+              </w:rPr>
+              <w:t>Détail</w:t>
+            </w:r>
+          </w:p>
+        </w:tc>
+      </w:tr>
+      <w:tr>
+        <w:tc>
+          <w:tcPr>
+            <w:tcW w:w="9026" w:type="dxa"/>
+            <w:gridSpan w:val="2"/>
+            <w:tcBorders>
+              <w:top w:val="single" w:sz="4" w:space="0" w:color="BFBFBF"/>
+              <w:left w:val="single" w:sz="4" w:space="0" w:color="BFBFBF"/>
+              <w:bottom w:val="single" w:sz="4" w:space="0" w:color="BFBFBF"/>
+              <w:right w:val="single" w:sz="4" w:space="0" w:color="BFBFBF"/>
+            </w:tcBorders>
+            <w:shd w:val="clear" w:color="auto" w:fill="F2F2F2"/>
+            <w:tcMar>
+              <w:top w:w="80" w:type="dxa"/>
+              <w:left w:w="120" w:type="dxa"/>
+              <w:bottom w:w="80" w:type="dxa"/>
+              <w:right w:w="120" w:type="dxa"/>
+            </w:tcMar>
+          </w:tcPr>
+          <w:p>
+            <w:pPr>
+              <w:pStyle w:val="BITTextkrper"/>
+              <w:spacing w:before="0" w:after="0"/>
+              <w:rPr>
+                <w:b/>
+                <w:lang w:val="fr-CH"/>
+              </w:rPr>
+            </w:pPr>
+            <w:r>
+              <w:rPr>
+                <w:b/>
+                <w:lang w:val="fr-CH"/>
+              </w:rPr>
+              <w:t>Exécution</w:t>
+            </w:r>
+          </w:p>
+        </w:tc>
+      </w:tr>
+      <w:tr>
+        <w:tc>
+          <w:tcPr>
+            <w:tcW w:w="2700" w:type="dxa"/>
+            <w:tcBorders>
+              <w:top w:val="single" w:sz="4" w:space="0" w:color="BFBFBF"/>
+              <w:left w:val="single" w:sz="4" w:space="0" w:color="BFBFBF"/>
+              <w:bottom w:val="single" w:sz="4" w:space="0" w:color="BFBFBF"/>
+              <w:right w:val="single" w:sz="4" w:space="0" w:color="BFBFBF"/>
+            </w:tcBorders>
+            <w:shd w:val="clear" w:color="auto" w:fill="FFFFFF"/>
+            <w:tcMar>
+              <w:top w:w="80" w:type="dxa"/>
+              <w:left w:w="120" w:type="dxa"/>
+              <w:bottom w:w="80" w:type="dxa"/>
+              <w:right w:w="120" w:type="dxa"/>
+            </w:tcMar>
+          </w:tcPr>
+          <w:p>
+            <w:pPr>
+              <w:pStyle w:val="BITTextkrper"/>
+              <w:spacing w:before="0" w:after="0"/>
+              <w:rPr>
+                <w:lang w:val="fr-CH"/>
+              </w:rPr>
+            </w:pPr>
+            <w:r>
+              <w:rPr>
+                <w:lang w:val="fr-CH"/>
+              </w:rPr>
+              <w:t>Node.js et npm</w:t>
+            </w:r>
+          </w:p>
+        </w:tc>
+        <w:tc>
+          <w:tcPr>
+            <w:tcW w:w="6326" w:type="dxa"/>
+            <w:tcBorders>
+              <w:top w:val="single" w:sz="4" w:space="0" w:color="BFBFBF"/>
+              <w:left w:val="single" w:sz="4" w:space="0" w:color="BFBFBF"/>
+              <w:bottom w:val="single" w:sz="4" w:space="0" w:color="BFBFBF"/>
+              <w:right w:val="single" w:sz="4" w:space="0" w:color="BFBFBF"/>
+            </w:tcBorders>
+            <w:shd w:val="clear" w:color="auto" w:fill="FFFFFF"/>
+            <w:tcMar>
+              <w:top w:w="80" w:type="dxa"/>
+              <w:left w:w="120" w:type="dxa"/>
+              <w:bottom w:w="80" w:type="dxa"/>
+              <w:right w:w="120" w:type="dxa"/>
+            </w:tcMar>
+          </w:tcPr>
+          <w:p>
+            <w:pPr>
+              <w:pStyle w:val="BITTextkrper"/>
+              <w:spacing w:before="0" w:after="0"/>
+              <w:rPr>
+                <w:lang w:val="fr-CH"/>
+              </w:rPr>
+            </w:pPr>
+            <w:r>
+              <w:rPr>
+                <w:lang w:val="fr-CH"/>
+              </w:rPr>
+              <w:t>Pour lancer le backend (Express, modules ES) et construire le frontend. Une version récente de Node.js est requise (18 ou plus).</w:t>
+            </w:r>
+          </w:p>
+        </w:tc>
+      </w:tr>
+      <w:tr>
+        <w:tc>
+          <w:tcPr>
+            <w:tcW w:w="2700" w:type="dxa"/>
+            <w:tcBorders>
+              <w:top w:val="single" w:sz="4" w:space="0" w:color="BFBFBF"/>
+              <w:left w:val="single" w:sz="4" w:space="0" w:color="BFBFBF"/>
+              <w:bottom w:val="single" w:sz="4" w:space="0" w:color="BFBFBF"/>
+              <w:right w:val="single" w:sz="4" w:space="0" w:color="BFBFBF"/>
+            </w:tcBorders>
+            <w:shd w:val="clear" w:color="auto" w:fill="FFFFFF"/>
+            <w:tcMar>
+              <w:top w:w="80" w:type="dxa"/>
+              <w:left w:w="120" w:type="dxa"/>
+              <w:bottom w:w="80" w:type="dxa"/>
+              <w:right w:w="120" w:type="dxa"/>
+            </w:tcMar>
+          </w:tcPr>
+          <w:p>
+            <w:pPr>
+              <w:pStyle w:val="BITTextkrper"/>
+              <w:spacing w:before="0" w:after="0"/>
+              <w:rPr>
+                <w:lang w:val="fr-CH"/>
+              </w:rPr>
+            </w:pPr>
+            <w:r>
+              <w:rPr>
+                <w:lang w:val="fr-CH"/>
+              </w:rPr>
+              <w:t>Navigateur web moderne</w:t>
+            </w:r>
+          </w:p>
+        </w:tc>
+        <w:tc>
+          <w:tcPr>
+            <w:tcW w:w="6326" w:type="dxa"/>
+            <w:tcBorders>
+              <w:top w:val="single" w:sz="4" w:space="0" w:color="BFBFBF"/>
+              <w:left w:val="single" w:sz="4" w:space="0" w:color="BFBFBF"/>
+              <w:bottom w:val="single" w:sz="4" w:space="0" w:color="BFBFBF"/>
+              <w:right w:val="single" w:sz="4" w:space="0" w:color="BFBFBF"/>
+            </w:tcBorders>
+            <w:shd w:val="clear" w:color="auto" w:fill="FFFFFF"/>
+            <w:tcMar>
+              <w:top w:w="80" w:type="dxa"/>
+              <w:left w:w="120" w:type="dxa"/>
+              <w:bottom w:w="80" w:type="dxa"/>
+              <w:right w:w="120" w:type="dxa"/>
+            </w:tcMar>
+          </w:tcPr>
+          <w:p>
+            <w:pPr>
+              <w:pStyle w:val="BITTextkrper"/>
+              <w:spacing w:before="0" w:after="0"/>
+              <w:rPr>
+                <w:lang w:val="fr-CH"/>
+              </w:rPr>
+            </w:pPr>
+            <w:r>
+              <w:rPr>
+                <w:lang w:val="fr-CH"/>
+              </w:rPr>
+              <w:t>Pour utiliser l’interface (Chrome, Firefox, Edge ou équivalent).</w:t>
+            </w:r>
+          </w:p>
+        </w:tc>
+      </w:tr>
+      <w:tr>
+        <w:tc>
+          <w:tcPr>
+            <w:tcW w:w="2700" w:type="dxa"/>
+            <w:tcBorders>
+              <w:top w:val="single" w:sz="4" w:space="0" w:color="BFBFBF"/>
+              <w:left w:val="single" w:sz="4" w:space="0" w:color="BFBFBF"/>
+              <w:bottom w:val="single" w:sz="4" w:space="0" w:color="BFBFBF"/>
+              <w:right w:val="single" w:sz="4" w:space="0" w:color="BFBFBF"/>
+            </w:tcBorders>
+            <w:shd w:val="clear" w:color="auto" w:fill="FFFFFF"/>
+            <w:tcMar>
+              <w:top w:w="80" w:type="dxa"/>
+              <w:left w:w="120" w:type="dxa"/>
+              <w:bottom w:w="80" w:type="dxa"/>
+              <w:right w:w="120" w:type="dxa"/>
+            </w:tcMar>
+          </w:tcPr>
+          <w:p>
+            <w:pPr>
+              <w:pStyle w:val="BITTextkrper"/>
+              <w:spacing w:before="0" w:after="0"/>
+              <w:rPr>
+                <w:lang w:val="fr-CH"/>
+              </w:rPr>
+            </w:pPr>
+            <w:r>
+              <w:rPr>
+                <w:lang w:val="fr-CH"/>
+              </w:rPr>
+              <w:t>Docker et Docker Compose</w:t>
+            </w:r>
+          </w:p>
+        </w:tc>
+        <w:tc>
+          <w:tcPr>
+            <w:tcW w:w="6326" w:type="dxa"/>
+            <w:tcBorders>
+              <w:top w:val="single" w:sz="4" w:space="0" w:color="BFBFBF"/>
+              <w:left w:val="single" w:sz="4" w:space="0" w:color="BFBFBF"/>
+              <w:bottom w:val="single" w:sz="4" w:space="0" w:color="BFBFBF"/>
+              <w:right w:val="single" w:sz="4" w:space="0" w:color="BFBFBF"/>
+            </w:tcBorders>
+            <w:shd w:val="clear" w:color="auto" w:fill="FFFFFF"/>
+            <w:tcMar>
+              <w:top w:w="80" w:type="dxa"/>
+              <w:left w:w="120" w:type="dxa"/>
+              <w:bottom w:w="80" w:type="dxa"/>
+              <w:right w:w="120" w:type="dxa"/>
+            </w:tcMar>
+          </w:tcPr>
+          <w:p>
+            <w:pPr>
+              <w:pStyle w:val="BITTextkrper"/>
+              <w:spacing w:before="0" w:after="0"/>
+              <w:rPr>
+                <w:lang w:val="fr-CH"/>
+              </w:rPr>
+            </w:pPr>
+            <w:r>
+              <w:rPr>
+                <w:lang w:val="fr-CH"/>
+              </w:rPr>
+              <w:t>Pour lancer la base de données et phpMyAdmin à partir du fichier docker-compose fourni.</w:t>
+            </w:r>
+          </w:p>
+        </w:tc>
+      </w:tr>
+      <w:tr>
+        <w:tc>
+          <w:tcPr>
+            <w:tcW w:w="9026" w:type="dxa"/>
+            <w:gridSpan w:val="2"/>
+            <w:tcBorders>
+              <w:top w:val="single" w:sz="4" w:space="0" w:color="BFBFBF"/>
+              <w:left w:val="single" w:sz="4" w:space="0" w:color="BFBFBF"/>
+              <w:bottom w:val="single" w:sz="4" w:space="0" w:color="BFBFBF"/>
+              <w:right w:val="single" w:sz="4" w:space="0" w:color="BFBFBF"/>
+            </w:tcBorders>
+            <w:shd w:val="clear" w:color="auto" w:fill="F2F2F2"/>
+            <w:tcMar>
+              <w:top w:w="80" w:type="dxa"/>
+              <w:left w:w="120" w:type="dxa"/>
+              <w:bottom w:w="80" w:type="dxa"/>
+              <w:right w:w="120" w:type="dxa"/>
+            </w:tcMar>
+          </w:tcPr>
+          <w:p>
+            <w:pPr>
+              <w:pStyle w:val="BITTextkrper"/>
+              <w:spacing w:before="0" w:after="0"/>
+              <w:rPr>
+                <w:b/>
+                <w:lang w:val="fr-CH"/>
+              </w:rPr>
+            </w:pPr>
+            <w:r>
+              <w:rPr>
+                <w:b/>
+                <w:lang w:val="fr-CH"/>
+              </w:rPr>
+              <w:t>Base de données</w:t>
+            </w:r>
+          </w:p>
+        </w:tc>
+      </w:tr>
+      <w:tr>
+        <w:tc>
+          <w:tcPr>
+            <w:tcW w:w="2700" w:type="dxa"/>
+            <w:tcBorders>
+              <w:top w:val="single" w:sz="4" w:space="0" w:color="BFBFBF"/>
+              <w:left w:val="single" w:sz="4" w:space="0" w:color="BFBFBF"/>
+              <w:bottom w:val="single" w:sz="4" w:space="0" w:color="BFBFBF"/>
+              <w:right w:val="single" w:sz="4" w:space="0" w:color="BFBFBF"/>
+            </w:tcBorders>
+            <w:shd w:val="clear" w:color="auto" w:fill="FFFFFF"/>
+            <w:tcMar>
+              <w:top w:w="80" w:type="dxa"/>
+              <w:left w:w="120" w:type="dxa"/>
+              <w:bottom w:w="80" w:type="dxa"/>
+              <w:right w:w="120" w:type="dxa"/>
+            </w:tcMar>
+          </w:tcPr>
+          <w:p>
+            <w:pPr>
+              <w:pStyle w:val="BITTextkrper"/>
+              <w:spacing w:before="0" w:after="0"/>
+              <w:rPr>
+                <w:lang w:val="fr-CH"/>
+              </w:rPr>
+            </w:pPr>
+            <w:r>
+              <w:rPr>
+                <w:lang w:val="fr-CH"/>
+              </w:rPr>
+              <w:t>MySQL</w:t>
+            </w:r>
+          </w:p>
+        </w:tc>
+        <w:tc>
+          <w:tcPr>
+            <w:tcW w:w="6326" w:type="dxa"/>
+            <w:tcBorders>
+              <w:top w:val="single" w:sz="4" w:space="0" w:color="BFBFBF"/>
+              <w:left w:val="single" w:sz="4" w:space="0" w:color="BFBFBF"/>
+              <w:bottom w:val="single" w:sz="4" w:space="0" w:color="BFBFBF"/>
+              <w:right w:val="single" w:sz="4" w:space="0" w:color="BFBFBF"/>
+            </w:tcBorders>
+            <w:shd w:val="clear" w:color="auto" w:fill="FFFFFF"/>
+            <w:tcMar>
+              <w:top w:w="80" w:type="dxa"/>
+              <w:left w:w="120" w:type="dxa"/>
+              <w:bottom w:w="80" w:type="dxa"/>
+              <w:right w:w="120" w:type="dxa"/>
+            </w:tcMar>
+          </w:tcPr>
+          <w:p>
+            <w:pPr>
+              <w:pStyle w:val="BITTextkrper"/>
+              <w:spacing w:before="0" w:after="0"/>
+              <w:rPr>
+                <w:lang w:val="fr-CH"/>
+              </w:rPr>
+            </w:pPr>
+            <w:r>
+              <w:rPr>
+                <w:lang w:val="fr-CH"/>
+              </w:rPr>
+              <w:t>Version LTS, encodage utf8mb4. La base « codementor » est créée automatiquement au premier démarrage par le script mysql/script.sql.</w:t>
+            </w:r>
+          </w:p>
+        </w:tc>
+      </w:tr>
+      <w:tr>
+        <w:tc>
+          <w:tcPr>
+            <w:tcW w:w="2700" w:type="dxa"/>
+            <w:tcBorders>
+              <w:top w:val="single" w:sz="4" w:space="0" w:color="BFBFBF"/>
+              <w:left w:val="single" w:sz="4" w:space="0" w:color="BFBFBF"/>
+              <w:bottom w:val="single" w:sz="4" w:space="0" w:color="BFBFBF"/>
+              <w:right w:val="single" w:sz="4" w:space="0" w:color="BFBFBF"/>
+            </w:tcBorders>
+            <w:shd w:val="clear" w:color="auto" w:fill="FFFFFF"/>
+            <w:tcMar>
+              <w:top w:w="80" w:type="dxa"/>
+              <w:left w:w="120" w:type="dxa"/>
+              <w:bottom w:w="80" w:type="dxa"/>
+              <w:right w:w="120" w:type="dxa"/>
+            </w:tcMar>
+          </w:tcPr>
+          <w:p>
+            <w:pPr>
+              <w:pStyle w:val="BITTextkrper"/>
+              <w:spacing w:before="0" w:after="0"/>
+              <w:rPr>
+                <w:lang w:val="fr-CH"/>
+              </w:rPr>
+            </w:pPr>
+            <w:r>
+              <w:rPr>
+                <w:lang w:val="fr-CH"/>
+              </w:rPr>
+              <w:t>phpMyAdmin</w:t>
+            </w:r>
+          </w:p>
+        </w:tc>
+        <w:tc>
+          <w:tcPr>
+            <w:tcW w:w="6326" w:type="dxa"/>
+            <w:tcBorders>
+              <w:top w:val="single" w:sz="4" w:space="0" w:color="BFBFBF"/>
+              <w:left w:val="single" w:sz="4" w:space="0" w:color="BFBFBF"/>
+              <w:bottom w:val="single" w:sz="4" w:space="0" w:color="BFBFBF"/>
+              <w:right w:val="single" w:sz="4" w:space="0" w:color="BFBFBF"/>
+            </w:tcBorders>
+            <w:shd w:val="clear" w:color="auto" w:fill="FFFFFF"/>
+            <w:tcMar>
+              <w:top w:w="80" w:type="dxa"/>
+              <w:left w:w="120" w:type="dxa"/>
+              <w:bottom w:w="80" w:type="dxa"/>
+              <w:right w:w="120" w:type="dxa"/>
+            </w:tcMar>
+          </w:tcPr>
+          <w:p>
+            <w:pPr>
+              <w:pStyle w:val="BITTextkrper"/>
+              <w:spacing w:before="0" w:after="0"/>
+              <w:rPr>
+                <w:lang w:val="fr-CH"/>
+              </w:rPr>
+            </w:pPr>
+            <w:r>
+              <w:rPr>
+                <w:lang w:val="fr-CH"/>
+              </w:rPr>
+              <w:t>Interface d’administration de la base, accessible sur le port 8080 (facultatif).</w:t>
+            </w:r>
+          </w:p>
+        </w:tc>
+      </w:tr>
+      <w:tr>
+        <w:tc>
+          <w:tcPr>
+            <w:tcW w:w="9026" w:type="dxa"/>
+            <w:gridSpan w:val="2"/>
+            <w:tcBorders>
+              <w:top w:val="single" w:sz="4" w:space="0" w:color="BFBFBF"/>
+              <w:left w:val="single" w:sz="4" w:space="0" w:color="BFBFBF"/>
+              <w:bottom w:val="single" w:sz="4" w:space="0" w:color="BFBFBF"/>
+              <w:right w:val="single" w:sz="4" w:space="0" w:color="BFBFBF"/>
+            </w:tcBorders>
+            <w:shd w:val="clear" w:color="auto" w:fill="F2F2F2"/>
+            <w:tcMar>
+              <w:top w:w="80" w:type="dxa"/>
+              <w:left w:w="120" w:type="dxa"/>
+              <w:bottom w:w="80" w:type="dxa"/>
+              <w:right w:w="120" w:type="dxa"/>
+            </w:tcMar>
+          </w:tcPr>
+          <w:p>
+            <w:pPr>
+              <w:pStyle w:val="BITTextkrper"/>
+              <w:spacing w:before="0" w:after="0"/>
+              <w:rPr>
+                <w:b/>
+                <w:lang w:val="fr-CH"/>
+              </w:rPr>
+            </w:pPr>
+            <w:r>
+              <w:rPr>
+                <w:b/>
+                <w:lang w:val="fr-CH"/>
+              </w:rPr>
+              <w:t>Services externes</w:t>
+            </w:r>
+          </w:p>
+        </w:tc>
+      </w:tr>
+      <w:tr>
+        <w:tc>
+          <w:tcPr>
+            <w:tcW w:w="2700" w:type="dxa"/>
+            <w:tcBorders>
+              <w:top w:val="single" w:sz="4" w:space="0" w:color="BFBFBF"/>
+              <w:left w:val="single" w:sz="4" w:space="0" w:color="BFBFBF"/>
+              <w:bottom w:val="single" w:sz="4" w:space="0" w:color="BFBFBF"/>
+              <w:right w:val="single" w:sz="4" w:space="0" w:color="BFBFBF"/>
+            </w:tcBorders>
+            <w:shd w:val="clear" w:color="auto" w:fill="FFFFFF"/>
+            <w:tcMar>
+              <w:top w:w="80" w:type="dxa"/>
+              <w:left w:w="120" w:type="dxa"/>
+              <w:bottom w:w="80" w:type="dxa"/>
+              <w:right w:w="120" w:type="dxa"/>
+            </w:tcMar>
+          </w:tcPr>
+          <w:p>
+            <w:pPr>
+              <w:pStyle w:val="BITTextkrper"/>
+              <w:spacing w:before="0" w:after="0"/>
+              <w:rPr>
+                <w:lang w:val="fr-CH"/>
+              </w:rPr>
+            </w:pPr>
+            <w:r>
+              <w:rPr>
+                <w:lang w:val="fr-CH"/>
+              </w:rPr>
+              <w:t>Application OAuth GitHub</w:t>
+            </w:r>
+          </w:p>
+        </w:tc>
+        <w:tc>
+          <w:tcPr>
+            <w:tcW w:w="6326" w:type="dxa"/>
+            <w:tcBorders>
+              <w:top w:val="single" w:sz="4" w:space="0" w:color="BFBFBF"/>
+              <w:left w:val="single" w:sz="4" w:space="0" w:color="BFBFBF"/>
+              <w:bottom w:val="single" w:sz="4" w:space="0" w:color="BFBFBF"/>
+              <w:right w:val="single" w:sz="4" w:space="0" w:color="BFBFBF"/>
+            </w:tcBorders>
+            <w:shd w:val="clear" w:color="auto" w:fill="FFFFFF"/>
+            <w:tcMar>
+              <w:top w:w="80" w:type="dxa"/>
+              <w:left w:w="120" w:type="dxa"/>
+              <w:bottom w:w="80" w:type="dxa"/>
+              <w:right w:w="120" w:type="dxa"/>
+            </w:tcMar>
+          </w:tcPr>
+          <w:p>
+            <w:pPr>
+              <w:pStyle w:val="BITTextkrper"/>
+              <w:spacing w:before="0" w:after="0"/>
+              <w:rPr>
+                <w:lang w:val="fr-CH"/>
+              </w:rPr>
+            </w:pPr>
+            <w:r>
+              <w:rPr>
+                <w:lang w:val="fr-CH"/>
+              </w:rPr>
+              <w:t>Fournit l’identifiant et le secret client (GITHUB_CLIENT_ID et GITHUB_CLIENT_SECRET) pour la connexion et l’accès aux dépôts, avec l’URL de retour /auth/callback.</w:t>
+            </w:r>
+          </w:p>
+        </w:tc>
+      </w:tr>
+      <w:tr>
+        <w:tc>
+          <w:tcPr>
+            <w:tcW w:w="2700" w:type="dxa"/>
+            <w:tcBorders>
+              <w:top w:val="single" w:sz="4" w:space="0" w:color="BFBFBF"/>
+              <w:left w:val="single" w:sz="4" w:space="0" w:color="BFBFBF"/>
+              <w:bottom w:val="single" w:sz="4" w:space="0" w:color="BFBFBF"/>
+              <w:right w:val="single" w:sz="4" w:space="0" w:color="BFBFBF"/>
+            </w:tcBorders>
+            <w:shd w:val="clear" w:color="auto" w:fill="FFFFFF"/>
+            <w:tcMar>
+              <w:top w:w="80" w:type="dxa"/>
+              <w:left w:w="120" w:type="dxa"/>
+              <w:bottom w:w="80" w:type="dxa"/>
+              <w:right w:w="120" w:type="dxa"/>
+            </w:tcMar>
+          </w:tcPr>
+          <w:p>
+            <w:pPr>
+              <w:pStyle w:val="BITTextkrper"/>
+              <w:spacing w:before="0" w:after="0"/>
+              <w:rPr>
+                <w:lang w:val="fr-CH"/>
+              </w:rPr>
+            </w:pPr>
+            <w:r>
+              <w:rPr>
+                <w:lang w:val="fr-CH"/>
+              </w:rPr>
+              <w:t>Clé API OpenRouter</w:t>
+            </w:r>
+          </w:p>
+        </w:tc>
+        <w:tc>
+          <w:tcPr>
+            <w:tcW w:w="6326" w:type="dxa"/>
+            <w:tcBorders>
+              <w:top w:val="single" w:sz="4" w:space="0" w:color="BFBFBF"/>
+              <w:left w:val="single" w:sz="4" w:space="0" w:color="BFBFBF"/>
+              <w:bottom w:val="single" w:sz="4" w:space="0" w:color="BFBFBF"/>
+              <w:right w:val="single" w:sz="4" w:space="0" w:color="BFBFBF"/>
+            </w:tcBorders>
+            <w:shd w:val="clear" w:color="auto" w:fill="FFFFFF"/>
+            <w:tcMar>
+              <w:top w:w="80" w:type="dxa"/>
+              <w:left w:w="120" w:type="dxa"/>
+              <w:bottom w:w="80" w:type="dxa"/>
+              <w:right w:w="120" w:type="dxa"/>
+            </w:tcMar>
+          </w:tcPr>
+          <w:p>
+            <w:pPr>
+              <w:pStyle w:val="BITTextkrper"/>
+              <w:spacing w:before="0" w:after="0"/>
+              <w:rPr>
+                <w:lang w:val="fr-CH"/>
+              </w:rPr>
+            </w:pPr>
+            <w:r>
+              <w:rPr>
+                <w:lang w:val="fr-CH"/>
+              </w:rPr>
+              <w:t>Donne accès aux modèles d’IA utilisés pour l’analyse. Un crédit suffisant doit être disponible sur le compte.</w:t>
+            </w:r>
+          </w:p>
+        </w:tc>
+      </w:tr>
+      <w:tr>
+        <w:tc>
+          <w:tcPr>
+            <w:tcW w:w="9026" w:type="dxa"/>
+            <w:gridSpan w:val="2"/>
+            <w:tcBorders>
+              <w:top w:val="single" w:sz="4" w:space="0" w:color="BFBFBF"/>
+              <w:left w:val="single" w:sz="4" w:space="0" w:color="BFBFBF"/>
+              <w:bottom w:val="single" w:sz="4" w:space="0" w:color="BFBFBF"/>
+              <w:right w:val="single" w:sz="4" w:space="0" w:color="BFBFBF"/>
+            </w:tcBorders>
+            <w:shd w:val="clear" w:color="auto" w:fill="F2F2F2"/>
+            <w:tcMar>
+              <w:top w:w="80" w:type="dxa"/>
+              <w:left w:w="120" w:type="dxa"/>
+              <w:bottom w:w="80" w:type="dxa"/>
+              <w:right w:w="120" w:type="dxa"/>
+            </w:tcMar>
+          </w:tcPr>
+          <w:p>
+            <w:pPr>
+              <w:pStyle w:val="BITTextkrper"/>
+              <w:spacing w:before="0" w:after="0"/>
+              <w:rPr>
+                <w:b/>
+                <w:lang w:val="fr-CH"/>
+              </w:rPr>
+            </w:pPr>
+            <w:r>
+              <w:rPr>
+                <w:b/>
+                <w:lang w:val="fr-CH"/>
+              </w:rPr>
+              <w:t>Configuration et réseau</w:t>
+            </w:r>
+          </w:p>
+        </w:tc>
+      </w:tr>
+      <w:tr>
+        <w:tc>
+          <w:tcPr>
+            <w:tcW w:w="2700" w:type="dxa"/>
+            <w:tcBorders>
+              <w:top w:val="single" w:sz="4" w:space="0" w:color="BFBFBF"/>
+              <w:left w:val="single" w:sz="4" w:space="0" w:color="BFBFBF"/>
+              <w:bottom w:val="single" w:sz="4" w:space="0" w:color="BFBFBF"/>
+              <w:right w:val="single" w:sz="4" w:space="0" w:color="BFBFBF"/>
+            </w:tcBorders>
+            <w:shd w:val="clear" w:color="auto" w:fill="FFFFFF"/>
+            <w:tcMar>
+              <w:top w:w="80" w:type="dxa"/>
+              <w:left w:w="120" w:type="dxa"/>
+              <w:bottom w:w="80" w:type="dxa"/>
+              <w:right w:w="120" w:type="dxa"/>
+            </w:tcMar>
+          </w:tcPr>
+          <w:p>
+            <w:pPr>
+              <w:pStyle w:val="BITTextkrper"/>
+              <w:spacing w:before="0" w:after="0"/>
+              <w:rPr>
+                <w:lang w:val="fr-CH"/>
+              </w:rPr>
+            </w:pPr>
+            <w:r>
+              <w:rPr>
+                <w:lang w:val="fr-CH"/>
+              </w:rPr>
+              <w:t>Fichier .env</w:t>
+            </w:r>
+          </w:p>
+        </w:tc>
+        <w:tc>
+          <w:tcPr>
+            <w:tcW w:w="6326" w:type="dxa"/>
+            <w:tcBorders>
+              <w:top w:val="single" w:sz="4" w:space="0" w:color="BFBFBF"/>
+              <w:left w:val="single" w:sz="4" w:space="0" w:color="BFBFBF"/>
+              <w:bottom w:val="single" w:sz="4" w:space="0" w:color="BFBFBF"/>
+              <w:right w:val="single" w:sz="4" w:space="0" w:color="BFBFBF"/>
+            </w:tcBorders>
+            <w:shd w:val="clear" w:color="auto" w:fill="FFFFFF"/>
+            <w:tcMar>
+              <w:top w:w="80" w:type="dxa"/>
+              <w:left w:w="120" w:type="dxa"/>
+              <w:bottom w:w="80" w:type="dxa"/>
+              <w:right w:w="120" w:type="dxa"/>
+            </w:tcMar>
+          </w:tcPr>
+          <w:p>
+            <w:pPr>
+              <w:pStyle w:val="BITTextkrper"/>
+              <w:spacing w:before="0" w:after="0"/>
+              <w:rPr>
+                <w:lang w:val="fr-CH"/>
+              </w:rPr>
+            </w:pPr>
+            <w:r>
+              <w:rPr>
+                <w:lang w:val="fr-CH"/>
+              </w:rPr>
+              <w:t>Regroupe la configuration du backend, soit la connexion à la base, le secret de session, la clé de chiffrement du token, les identifiants GitHub et la clé OpenRouter.</w:t>
+            </w:r>
+          </w:p>
+        </w:tc>
+      </w:tr>
+      <w:tr>
+        <w:tc>
+          <w:tcPr>
+            <w:tcW w:w="2700" w:type="dxa"/>
+            <w:tcBorders>
+              <w:top w:val="single" w:sz="4" w:space="0" w:color="BFBFBF"/>
+              <w:left w:val="single" w:sz="4" w:space="0" w:color="BFBFBF"/>
+              <w:bottom w:val="single" w:sz="4" w:space="0" w:color="BFBFBF"/>
+              <w:right w:val="single" w:sz="4" w:space="0" w:color="BFBFBF"/>
+            </w:tcBorders>
+            <w:shd w:val="clear" w:color="auto" w:fill="FFFFFF"/>
+            <w:tcMar>
+              <w:top w:w="80" w:type="dxa"/>
+              <w:left w:w="120" w:type="dxa"/>
+              <w:bottom w:w="80" w:type="dxa"/>
+              <w:right w:w="120" w:type="dxa"/>
+            </w:tcMar>
+          </w:tcPr>
+          <w:p>
+            <w:pPr>
+              <w:pStyle w:val="BITTextkrper"/>
+              <w:spacing w:before="0" w:after="0"/>
+              <w:rPr>
+                <w:lang w:val="fr-CH"/>
+              </w:rPr>
+            </w:pPr>
+            <w:r>
+              <w:rPr>
+                <w:lang w:val="fr-CH"/>
+              </w:rPr>
+              <w:t>Accès Internet</w:t>
+            </w:r>
+          </w:p>
+        </w:tc>
+        <w:tc>
+          <w:tcPr>
+            <w:tcW w:w="6326" w:type="dxa"/>
+            <w:tcBorders>
+              <w:top w:val="single" w:sz="4" w:space="0" w:color="BFBFBF"/>
+              <w:left w:val="single" w:sz="4" w:space="0" w:color="BFBFBF"/>
+              <w:bottom w:val="single" w:sz="4" w:space="0" w:color="BFBFBF"/>
+              <w:right w:val="single" w:sz="4" w:space="0" w:color="BFBFBF"/>
+            </w:tcBorders>
+            <w:shd w:val="clear" w:color="auto" w:fill="FFFFFF"/>
+            <w:tcMar>
+              <w:top w:w="80" w:type="dxa"/>
+              <w:left w:w="120" w:type="dxa"/>
+              <w:bottom w:w="80" w:type="dxa"/>
+              <w:right w:w="120" w:type="dxa"/>
+            </w:tcMar>
+          </w:tcPr>
+          <w:p>
+            <w:pPr>
+              <w:pStyle w:val="BITTextkrper"/>
+              <w:spacing w:before="0" w:after="0"/>
+              <w:rPr>
+                <w:lang w:val="fr-CH"/>
+              </w:rPr>
+            </w:pPr>
+            <w:r>
+              <w:rPr>
+                <w:lang w:val="fr-CH"/>
+              </w:rPr>
+              <w:t>Nécessaire pour joindre les API GitHub et OpenRouter.</w:t>
+            </w:r>
+          </w:p>
+        </w:tc>
+      </w:tr>
+      <w:tr>
+        <w:tc>
+          <w:tcPr>
+            <w:tcW w:w="2700" w:type="dxa"/>
+            <w:tcBorders>
+              <w:top w:val="single" w:sz="4" w:space="0" w:color="BFBFBF"/>
+              <w:left w:val="single" w:sz="4" w:space="0" w:color="BFBFBF"/>
+              <w:bottom w:val="single" w:sz="4" w:space="0" w:color="BFBFBF"/>
+              <w:right w:val="single" w:sz="4" w:space="0" w:color="BFBFBF"/>
+            </w:tcBorders>
+            <w:shd w:val="clear" w:color="auto" w:fill="FFFFFF"/>
+            <w:tcMar>
+              <w:top w:w="80" w:type="dxa"/>
+              <w:left w:w="120" w:type="dxa"/>
+              <w:bottom w:w="80" w:type="dxa"/>
+              <w:right w:w="120" w:type="dxa"/>
+            </w:tcMar>
+          </w:tcPr>
+          <w:p>
+            <w:pPr>
+              <w:pStyle w:val="BITTextkrper"/>
+              <w:spacing w:before="0" w:after="0"/>
+              <w:rPr>
+                <w:lang w:val="fr-CH"/>
+              </w:rPr>
+            </w:pPr>
+            <w:r>
+              <w:rPr>
+                <w:lang w:val="fr-CH"/>
+              </w:rPr>
+              <w:t>Ports</w:t>
+            </w:r>
+          </w:p>
+        </w:tc>
+        <w:tc>
+          <w:tcPr>
+            <w:tcW w:w="6326" w:type="dxa"/>
+            <w:tcBorders>
+              <w:top w:val="single" w:sz="4" w:space="0" w:color="BFBFBF"/>
+              <w:left w:val="single" w:sz="4" w:space="0" w:color="BFBFBF"/>
+              <w:bottom w:val="single" w:sz="4" w:space="0" w:color="BFBFBF"/>
+              <w:right w:val="single" w:sz="4" w:space="0" w:color="BFBFBF"/>
+            </w:tcBorders>
+            <w:shd w:val="clear" w:color="auto" w:fill="FFFFFF"/>
+            <w:tcMar>
+              <w:top w:w="80" w:type="dxa"/>
+              <w:left w:w="120" w:type="dxa"/>
+              <w:bottom w:w="80" w:type="dxa"/>
+              <w:right w:w="120" w:type="dxa"/>
+            </w:tcMar>
+          </w:tcPr>
+          <w:p>
+            <w:pPr>
+              <w:pStyle w:val="BITTextkrper"/>
+              <w:spacing w:before="0" w:after="0"/>
+              <w:rPr>
+                <w:lang w:val="fr-CH"/>
+              </w:rPr>
+            </w:pPr>
+            <w:r>
+              <w:rPr>
+                <w:lang w:val="fr-CH"/>
+              </w:rPr>
+              <w:t>3000 pour le backend, 5173 pour le frontend en développement, 3306 pour MySQL et 8080 pour phpMyAdmin.</w:t>
+            </w:r>
+          </w:p>
+        </w:tc>
+      </w:tr>
+    </w:tbl>
     <w:p>
       <w:pPr>
         <w:pStyle w:val="Heading2"/>
@@ -7126,13 +11403,13 @@
           <w:numId w:val="16"/>
         </w:numPr>
       </w:pPr>
-      <w:bookmarkStart w:id="32" w:name="_Toc250790982"/>
-      <w:bookmarkStart w:id="33" w:name="_Toc229743637"/>
+      <w:bookmarkStart w:id="34" w:name="_Toc250790982"/>
+      <w:bookmarkStart w:id="35" w:name="_Toc229743637"/>
       <w:r>
         <w:t>Architecture du système</w:t>
       </w:r>
-      <w:bookmarkEnd w:id="32"/>
-      <w:bookmarkEnd w:id="33"/>
+      <w:bookmarkEnd w:id="34"/>
+      <w:bookmarkEnd w:id="35"/>
     </w:p>
     <w:p>
       <w:pPr>
@@ -7140,19 +11417,6 @@
       </w:pPr>
       <w:r>
         <w:t>Schéma de principe</w:t>
-      </w:r>
-    </w:p>
-    <w:p>
-      <w:pPr>
-        <w:pStyle w:val="BITTextkrper"/>
-      </w:pPr>
-    </w:p>
-    <w:p>
-      <w:pPr>
-        <w:pStyle w:val="BITTextkrper"/>
-      </w:pPr>
-      <w:r>
-        <w:t>s</w:t>
       </w:r>
     </w:p>
     <w:p>
@@ -7162,53 +11426,11 @@
           <w:ilvl w:val="1"/>
           <w:numId w:val="16"/>
         </w:numPr>
-        <w:rPr>
-          <w:highlight w:val="yellow"/>
-        </w:rPr>
-      </w:pPr>
-      <w:bookmarkStart w:id="34" w:name="_Toc250790983"/>
-      <w:bookmarkStart w:id="35" w:name="_Toc229743638"/>
-      <w:r>
-        <w:rPr>
-          <w:highlight w:val="yellow"/>
-        </w:rPr>
-        <w:t>Plan d’intégration des systèmes</w:t>
-      </w:r>
-      <w:bookmarkEnd w:id="34"/>
-      <w:bookmarkEnd w:id="35"/>
-    </w:p>
-    <w:p>
-      <w:pPr>
-        <w:pStyle w:val="BITTextkrper"/>
-        <w:rPr>
-          <w:i/>
-          <w:iCs/>
-          <w:color w:val="A6A6A6" w:themeColor="background1" w:themeShade="A6"/>
-          <w:lang w:val="fr-CH"/>
-        </w:rPr>
-      </w:pPr>
-      <w:r>
-        <w:rPr>
-          <w:i/>
-          <w:iCs/>
-          <w:color w:val="A6A6A6" w:themeColor="background1" w:themeShade="A6"/>
-          <w:highlight w:val="yellow"/>
-          <w:lang w:val="fr-CH"/>
-        </w:rPr>
-        <w:t>Comment le système s’intègre dans l’existant</w:t>
-      </w:r>
-    </w:p>
-    <w:p>
-      <w:pPr>
-        <w:pStyle w:val="Heading2"/>
-        <w:numPr>
-          <w:ilvl w:val="1"/>
-          <w:numId w:val="16"/>
-        </w:numPr>
       </w:pPr>
       <w:bookmarkStart w:id="36" w:name="_Toc250790984"/>
       <w:bookmarkStart w:id="37" w:name="_Toc229743639"/>
       <w:r>
+        <w:lastRenderedPageBreak/>
         <w:t>Concept d‘implémentation</w:t>
       </w:r>
       <w:bookmarkEnd w:id="36"/>
@@ -7234,25 +11456,7 @@
         <w:rPr>
           <w:lang w:val="fr-CH"/>
         </w:rPr>
-        <w:t>L’API REST de CodeMentor expose les fonctionnalités de l’application sous forme d’endpoints HTTP consommés par le frontend Vue.js. Toutes les réponses sont au format JSON et la documentation interactive de l’API est générée avec Swagger, accessible sur l’URL /</w:t>
-      </w:r>
-      <w:r>
-        <w:rPr>
-          <w:lang w:val="fr-CH"/>
-        </w:rPr>
-        <w:t>codementor/api</w:t>
-      </w:r>
-      <w:r>
-        <w:rPr>
-          <w:lang w:val="fr-CH"/>
-        </w:rPr>
-        <w:t>-docs</w:t>
-      </w:r>
-      <w:r>
-        <w:rPr>
-          <w:lang w:val="fr-CH"/>
-        </w:rPr>
-        <w:t>.</w:t>
+        <w:t>L’API REST de CodeMentor expose les fonctionnalités de l’application sous forme d’endpoints HTTP consommés par le frontend Vue.js. Toutes les réponses sont au format JSON et la documentation interactive de l’API est générée avec Swagger, accessible sur l’URL /codementor/api-docs.</w:t>
       </w:r>
     </w:p>
     <w:p>
@@ -7420,7 +11624,6 @@
           <w:bCs/>
           <w:lang w:val="fr-CH"/>
         </w:rPr>
-        <w:lastRenderedPageBreak/>
         <w:t>POST /projects</w:t>
       </w:r>
       <w:r>
@@ -7502,7 +11705,7 @@
         <w:rPr>
           <w:lang w:val="fr-CH"/>
         </w:rPr>
-        <w:t> : lance une nouvelle analyse. L’API enregistre l’analyse en base avec le statut queued et renvoie immédiatement le code 202 avec l’identifiant de l’analyse ; le traitement effectif est délégué au worker asynchrone.</w:t>
+        <w:t> : lance une nouvelle analyse. L’API enregistre l’analyse en base avec le statut queued et renvoie immédiatement le code 202 avec l’identifiant de l’analyse. Le traitement effectif est délégué au worker asynchrone.</w:t>
       </w:r>
     </w:p>
     <w:p>
@@ -7538,7 +11741,7 @@
         <w:rPr>
           <w:lang w:val="fr-CH"/>
         </w:rPr>
-        <w:t>: endpoint léger interrogé en boucle par le frontend pour afficher la barre de progression ; renvoie le statut courant et le pourcentage d’avancement.</w:t>
+        <w:t>: endpoint léger interrogé en boucle par le frontend pour afficher la barre de progression. Il renvoie le statut courant et le pourcentage d’avancement.</w:t>
       </w:r>
     </w:p>
     <w:p>
@@ -7568,6 +11771,7 @@
         <w:rPr>
           <w:lang w:val="fr-CH"/>
         </w:rPr>
+        <w:lastRenderedPageBreak/>
         <w:t>Modèle relationnel de la base de données</w:t>
       </w:r>
       <w:bookmarkEnd w:id="38"/>
@@ -7583,7 +11787,7 @@
         <w:rPr>
           <w:lang w:val="fr-CH"/>
         </w:rPr>
-        <w:t>Le schéma relationnel ci-dessous présente la base de données CodeMentor sous forme de diagramme en patte d’oie. Le schéma compte cinq tables reliées par des clés étrangères avec suppression en cascade : la suppression d’un utilisateur entraîne la suppression de ses projets, de leurs analyses, des fichiers analysés et des erreurs/corrections associées.</w:t>
+        <w:t>Le schéma relationnel ci-dessous présente la base de données CodeMentor sous forme de diagramme en patte d’oie. Le schéma compte cinq tables reliées par des clés étrangères avec suppression en cascade. La suppression d’un utilisateur entraîne la suppression de ses projets, de leurs analyses, des fichiers analysés et des erreurs/corrections associées.</w:t>
       </w:r>
     </w:p>
     <w:p>
@@ -7598,7 +11802,6 @@
           <w:noProof/>
           <w:lang w:val="fr-CH"/>
         </w:rPr>
-        <w:lastRenderedPageBreak/>
         <w:drawing>
           <wp:inline distT="0" distB="0" distL="0" distR="0" wp14:anchorId="68CD9304" wp14:editId="69FAC472">
             <wp:extent cx="5760085" cy="5036185"/>
@@ -7615,7 +11818,7 @@
                     <pic:cNvPicPr/>
                   </pic:nvPicPr>
                   <pic:blipFill>
-                    <a:blip r:embed="rId45"/>
+                    <a:blip r:embed="rId44"/>
                     <a:stretch>
                       <a:fillRect/>
                     </a:stretch>
@@ -7677,7 +11880,7 @@
         <w:rPr>
           <w:lang w:val="fr-CH"/>
         </w:rPr>
-        <w:t>Représente un utilisateur authentifié via OAuth GitHub. Aucun mot de passe n’est stocké : le système délègue l’identification à GitHub et conserve uniquement le token OAuth nécessaire aux appels ultérieurs.</w:t>
+        <w:t>Représente un utilisateur authentifié via OAuth GitHub. Aucun mot de passe n’est stocké. Le système délègue l’identification à GitHub et conserve uniquement le token OAuth nécessaire aux appels ultérieurs.</w:t>
       </w:r>
     </w:p>
     <w:tbl>
@@ -8008,6 +12211,7 @@
               <w:rPr>
                 <w:lang w:val="fr-CH"/>
               </w:rPr>
+              <w:lastRenderedPageBreak/>
               <w:t>github_id</w:t>
             </w:r>
           </w:p>
@@ -8142,7 +12346,6 @@
               <w:rPr>
                 <w:lang w:val="fr-CH"/>
               </w:rPr>
-              <w:lastRenderedPageBreak/>
               <w:t>access_token</w:t>
             </w:r>
           </w:p>
@@ -9347,6 +13550,7 @@
                 <w:b/>
                 <w:lang w:val="fr-CH"/>
               </w:rPr>
+              <w:lastRenderedPageBreak/>
               <w:t>Champ</w:t>
             </w:r>
           </w:p>
@@ -9621,7 +13825,6 @@
               <w:rPr>
                 <w:lang w:val="fr-CH"/>
               </w:rPr>
-              <w:lastRenderedPageBreak/>
               <w:t>fk_project</w:t>
             </w:r>
           </w:p>
@@ -9989,7 +14192,7 @@
               <w:rPr>
                 <w:lang w:val="fr-CH"/>
               </w:rPr>
-              <w:t>État de l’analyse. ENUM choisi car l’ensemble est fermé et connu ; stocké sur 1 octet ; les valeurs invalides sont rejetées par MySQL.</w:t>
+              <w:t>État de l’analyse. ENUM choisi car l’ensemble est fermé et connu. Il est stocké sur 1 octet et les valeurs invalides sont rejetées par MySQL.</w:t>
             </w:r>
           </w:p>
         </w:tc>
@@ -13010,10 +17213,10 @@
                     <pic:cNvPicPr/>
                   </pic:nvPicPr>
                   <pic:blipFill>
-                    <a:blip r:embed="rId46">
+                    <a:blip r:embed="rId45">
                       <a:extLst>
                         <a:ext uri="{96DAC541-7B7A-43D3-8B79-37D633B846F1}">
-                          <asvg:svgBlip xmlns:asvg="http://schemas.microsoft.com/office/drawing/2016/SVG/main" r:embed="rId47"/>
+                          <asvg:svgBlip xmlns:asvg="http://schemas.microsoft.com/office/drawing/2016/SVG/main" r:embed="rId46"/>
                         </a:ext>
                       </a:extLst>
                     </a:blip>
@@ -13072,13 +17275,7 @@
         <w:rPr>
           <w:lang w:val="fr-CH"/>
         </w:rPr>
-        <w:t>Architecture MVC classique : Routes → Controllers → Services → pool MySQL. L’AnalysisService orchestre GitHubService</w:t>
-      </w:r>
-      <w:r>
-        <w:rPr>
-          <w:lang w:val="fr-CH"/>
-        </w:rPr>
-        <w:t>.</w:t>
+        <w:t>Architecture MVC classique : Routes → Controllers → Services → pool MySQL. L’AnalysisService orchestre GitHubService.</w:t>
       </w:r>
     </w:p>
     <w:p>
@@ -13112,10 +17309,10 @@
                     <pic:cNvPicPr/>
                   </pic:nvPicPr>
                   <pic:blipFill>
-                    <a:blip r:embed="rId48">
+                    <a:blip r:embed="rId47">
                       <a:extLst>
                         <a:ext uri="{96DAC541-7B7A-43D3-8B79-37D633B846F1}">
-                          <asvg:svgBlip xmlns:asvg="http://schemas.microsoft.com/office/drawing/2016/SVG/main" r:embed="rId49"/>
+                          <asvg:svgBlip xmlns:asvg="http://schemas.microsoft.com/office/drawing/2016/SVG/main" r:embed="rId48"/>
                         </a:ext>
                       </a:extLst>
                     </a:blip>
@@ -13174,13 +17371,7 @@
         <w:rPr>
           <w:lang w:val="fr-CH"/>
         </w:rPr>
-        <w:t>Vue 3 + Pinia. Les Vues consomment les Stores, qui passent par les Services API</w:t>
-      </w:r>
-      <w:r>
-        <w:rPr>
-          <w:lang w:val="fr-CH"/>
-        </w:rPr>
-        <w:t>.</w:t>
+        <w:t>Vue 3 + Pinia. Les Vues consomment les Stores, qui passent par les Services API.</w:t>
       </w:r>
     </w:p>
     <w:p>
@@ -13244,10 +17435,10 @@
                     <pic:cNvPicPr/>
                   </pic:nvPicPr>
                   <pic:blipFill>
-                    <a:blip r:embed="rId50">
+                    <a:blip r:embed="rId49">
                       <a:extLst>
                         <a:ext uri="{96DAC541-7B7A-43D3-8B79-37D633B846F1}">
-                          <asvg:svgBlip xmlns:asvg="http://schemas.microsoft.com/office/drawing/2016/SVG/main" r:embed="rId51"/>
+                          <asvg:svgBlip xmlns:asvg="http://schemas.microsoft.com/office/drawing/2016/SVG/main" r:embed="rId50"/>
                         </a:ext>
                       </a:extLst>
                     </a:blip>
@@ -13516,13 +17707,7 @@
       <w:bookmarkStart w:id="46" w:name="_Toc250790985"/>
       <w:bookmarkStart w:id="47" w:name="_Toc229743643"/>
       <w:r>
-        <w:t xml:space="preserve">Concept de </w:t>
-      </w:r>
-      <w:r>
-        <w:t>f</w:t>
-      </w:r>
-      <w:r>
-        <w:t>ormation</w:t>
+        <w:t>Concept de formation</w:t>
       </w:r>
       <w:bookmarkEnd w:id="46"/>
       <w:bookmarkEnd w:id="47"/>
@@ -13582,6 +17767,20 @@
           <w:lang w:val="en-US"/>
         </w:rPr>
         <w:t>Méthodes : blackbox, whitebox, tests unitaires, hardening, performance, failover, etc.</w:t>
+      </w:r>
+    </w:p>
+    <w:p>
+      <w:pPr>
+        <w:pStyle w:val="Heading3"/>
+        <w:rPr>
+          <w:lang w:val="fr-CH"/>
+        </w:rPr>
+      </w:pPr>
+      <w:r>
+        <w:rPr>
+          <w:lang w:val="fr-CH"/>
+        </w:rPr>
+        <w:t>Tests fonctionnels</w:t>
       </w:r>
     </w:p>
     <w:tbl>
@@ -14253,6 +18452,7 @@
           </w:tcPr>
           <w:p>
             <w:r>
+              <w:lastRenderedPageBreak/>
               <w:t>11</w:t>
             </w:r>
           </w:p>
@@ -14311,7 +18511,6 @@
           </w:tcPr>
           <w:p>
             <w:r>
-              <w:lastRenderedPageBreak/>
               <w:t>12</w:t>
             </w:r>
           </w:p>
@@ -14540,27 +18739,1255 @@
     </w:tbl>
     <w:p>
       <w:pPr>
-        <w:rPr>
-          <w:lang w:val="fr-CH"/>
-        </w:rPr>
-      </w:pPr>
-      <w:bookmarkStart w:id="50" w:name="_Toc250790987"/>
-      <w:bookmarkStart w:id="51" w:name="_Toc229743645"/>
-      <w:r>
-        <w:rPr>
-          <w:highlight w:val="yellow"/>
-          <w:lang w:val="fr-CH"/>
-        </w:rPr>
-        <w:t xml:space="preserve">Ajouter les codes backend et tests </w:t>
-      </w:r>
-      <w:r>
-        <w:rPr>
-          <w:highlight w:val="yellow"/>
-          <w:lang w:val="fr-CH"/>
-        </w:rPr>
-        <w:t>backend</w:t>
-      </w:r>
-    </w:p>
+        <w:pStyle w:val="Heading3"/>
+        <w:rPr>
+          <w:lang w:val="en-US"/>
+        </w:rPr>
+      </w:pPr>
+      <w:r>
+        <w:rPr>
+          <w:lang w:val="en-US"/>
+        </w:rPr>
+        <w:t>Tests des services backend (API REST)</w:t>
+      </w:r>
+    </w:p>
+    <w:p>
+      <w:pPr>
+        <w:pStyle w:val="BITTextkrper"/>
+        <w:jc w:val="both"/>
+        <w:rPr>
+          <w:lang w:val="fr-CH"/>
+        </w:rPr>
+      </w:pPr>
+      <w:r>
+        <w:rPr>
+          <w:lang w:val="fr-CH"/>
+        </w:rPr>
+        <w:t>Ces tests vérifient directement l’API REST du backend à l’aide de l’interface Swagger. Pour chaque endpoint, on contrôle le cas nominal ainsi que les principaux cas d’erreur, en vérifiant le code HTTP renvoyé et le contenu de la réponse.</w:t>
+      </w:r>
+    </w:p>
+    <w:tbl>
+      <w:tblPr>
+        <w:tblStyle w:val="TableGrid"/>
+        <w:tblW w:w="0" w:type="auto"/>
+        <w:tblLook w:val="04A0" w:firstRow="1" w:lastRow="0" w:firstColumn="1" w:lastColumn="0" w:noHBand="0" w:noVBand="1"/>
+      </w:tblPr>
+      <w:tblGrid>
+        <w:gridCol w:w="600"/>
+        <w:gridCol w:w="2200"/>
+        <w:gridCol w:w="3113"/>
+        <w:gridCol w:w="3113"/>
+      </w:tblGrid>
+      <w:tr>
+        <w:trPr>
+          <w:tblHeader/>
+        </w:trPr>
+        <w:tc>
+          <w:tcPr>
+            <w:tcW w:w="600" w:type="dxa"/>
+          </w:tcPr>
+          <w:p>
+            <w:r>
+              <w:rPr>
+                <w:b/>
+              </w:rPr>
+              <w:t>N°</w:t>
+            </w:r>
+          </w:p>
+        </w:tc>
+        <w:tc>
+          <w:tcPr>
+            <w:tcW w:w="2200" w:type="dxa"/>
+          </w:tcPr>
+          <w:p>
+            <w:r>
+              <w:rPr>
+                <w:b/>
+              </w:rPr>
+              <w:t>Endpoint</w:t>
+            </w:r>
+          </w:p>
+        </w:tc>
+        <w:tc>
+          <w:tcPr>
+            <w:tcW w:w="3113" w:type="dxa"/>
+          </w:tcPr>
+          <w:p>
+            <w:r>
+              <w:rPr>
+                <w:b/>
+              </w:rPr>
+              <w:t>Cas testé</w:t>
+            </w:r>
+          </w:p>
+        </w:tc>
+        <w:tc>
+          <w:tcPr>
+            <w:tcW w:w="3113" w:type="dxa"/>
+          </w:tcPr>
+          <w:p>
+            <w:r>
+              <w:rPr>
+                <w:b/>
+              </w:rPr>
+              <w:t>Résultat attendu</w:t>
+            </w:r>
+          </w:p>
+        </w:tc>
+      </w:tr>
+      <w:tr>
+        <w:tc>
+          <w:tcPr>
+            <w:tcW w:w="600" w:type="dxa"/>
+          </w:tcPr>
+          <w:p>
+            <w:r>
+              <w:rPr>
+                <w:lang w:val="fr-CH"/>
+              </w:rPr>
+              <w:t>1</w:t>
+            </w:r>
+          </w:p>
+        </w:tc>
+        <w:tc>
+          <w:tcPr>
+            <w:tcW w:w="2200" w:type="dxa"/>
+          </w:tcPr>
+          <w:p>
+            <w:r>
+              <w:rPr>
+                <w:lang w:val="fr-CH"/>
+              </w:rPr>
+              <w:t>GET /auth/login</w:t>
+            </w:r>
+          </w:p>
+        </w:tc>
+        <w:tc>
+          <w:tcPr>
+            <w:tcW w:w="3113" w:type="dxa"/>
+          </w:tcPr>
+          <w:p>
+            <w:r>
+              <w:rPr>
+                <w:lang w:val="fr-CH"/>
+              </w:rPr>
+              <w:t>Démarrer la connexion GitHub</w:t>
+            </w:r>
+          </w:p>
+        </w:tc>
+        <w:tc>
+          <w:tcPr>
+            <w:tcW w:w="3113" w:type="dxa"/>
+          </w:tcPr>
+          <w:p>
+            <w:pPr>
+              <w:rPr>
+                <w:lang w:val="fr-CH"/>
+              </w:rPr>
+            </w:pPr>
+            <w:r>
+              <w:rPr>
+                <w:lang w:val="fr-CH"/>
+              </w:rPr>
+              <w:t>302, redirection vers la page d’autorisation GitHub</w:t>
+            </w:r>
+          </w:p>
+        </w:tc>
+      </w:tr>
+      <w:tr>
+        <w:tc>
+          <w:tcPr>
+            <w:tcW w:w="600" w:type="dxa"/>
+          </w:tcPr>
+          <w:p>
+            <w:r>
+              <w:rPr>
+                <w:lang w:val="fr-CH"/>
+              </w:rPr>
+              <w:t>2</w:t>
+            </w:r>
+          </w:p>
+        </w:tc>
+        <w:tc>
+          <w:tcPr>
+            <w:tcW w:w="2200" w:type="dxa"/>
+          </w:tcPr>
+          <w:p>
+            <w:r>
+              <w:rPr>
+                <w:lang w:val="fr-CH"/>
+              </w:rPr>
+              <w:t>GET /auth/me</w:t>
+            </w:r>
+          </w:p>
+        </w:tc>
+        <w:tc>
+          <w:tcPr>
+            <w:tcW w:w="3113" w:type="dxa"/>
+          </w:tcPr>
+          <w:p>
+            <w:pPr>
+              <w:rPr>
+                <w:lang w:val="fr-CH"/>
+              </w:rPr>
+            </w:pPr>
+            <w:r>
+              <w:rPr>
+                <w:lang w:val="fr-CH"/>
+              </w:rPr>
+              <w:t>Demander l’utilisateur courant sans session</w:t>
+            </w:r>
+          </w:p>
+        </w:tc>
+        <w:tc>
+          <w:tcPr>
+            <w:tcW w:w="3113" w:type="dxa"/>
+          </w:tcPr>
+          <w:p>
+            <w:r>
+              <w:rPr>
+                <w:lang w:val="fr-CH"/>
+              </w:rPr>
+              <w:t>401, accès refusé</w:t>
+            </w:r>
+          </w:p>
+        </w:tc>
+      </w:tr>
+      <w:tr>
+        <w:tc>
+          <w:tcPr>
+            <w:tcW w:w="600" w:type="dxa"/>
+          </w:tcPr>
+          <w:p>
+            <w:r>
+              <w:rPr>
+                <w:lang w:val="fr-CH"/>
+              </w:rPr>
+              <w:t>3</w:t>
+            </w:r>
+          </w:p>
+        </w:tc>
+        <w:tc>
+          <w:tcPr>
+            <w:tcW w:w="2200" w:type="dxa"/>
+          </w:tcPr>
+          <w:p>
+            <w:r>
+              <w:rPr>
+                <w:lang w:val="fr-CH"/>
+              </w:rPr>
+              <w:t>GET /auth/me</w:t>
+            </w:r>
+          </w:p>
+        </w:tc>
+        <w:tc>
+          <w:tcPr>
+            <w:tcW w:w="3113" w:type="dxa"/>
+          </w:tcPr>
+          <w:p>
+            <w:pPr>
+              <w:rPr>
+                <w:lang w:val="fr-CH"/>
+              </w:rPr>
+            </w:pPr>
+            <w:r>
+              <w:rPr>
+                <w:lang w:val="fr-CH"/>
+              </w:rPr>
+              <w:t>Demander l’utilisateur courant avec une session valide</w:t>
+            </w:r>
+          </w:p>
+        </w:tc>
+        <w:tc>
+          <w:tcPr>
+            <w:tcW w:w="3113" w:type="dxa"/>
+          </w:tcPr>
+          <w:p>
+            <w:pPr>
+              <w:rPr>
+                <w:lang w:val="fr-CH"/>
+              </w:rPr>
+            </w:pPr>
+            <w:r>
+              <w:rPr>
+                <w:lang w:val="fr-CH"/>
+              </w:rPr>
+              <w:t>200, données de l’utilisateur (le token GitHub n’est pas renvoyé)</w:t>
+            </w:r>
+          </w:p>
+        </w:tc>
+      </w:tr>
+      <w:tr>
+        <w:tc>
+          <w:tcPr>
+            <w:tcW w:w="600" w:type="dxa"/>
+          </w:tcPr>
+          <w:p>
+            <w:r>
+              <w:rPr>
+                <w:lang w:val="fr-CH"/>
+              </w:rPr>
+              <w:t>4</w:t>
+            </w:r>
+          </w:p>
+        </w:tc>
+        <w:tc>
+          <w:tcPr>
+            <w:tcW w:w="2200" w:type="dxa"/>
+          </w:tcPr>
+          <w:p>
+            <w:r>
+              <w:rPr>
+                <w:lang w:val="fr-CH"/>
+              </w:rPr>
+              <w:t>POST /auth/logout</w:t>
+            </w:r>
+          </w:p>
+        </w:tc>
+        <w:tc>
+          <w:tcPr>
+            <w:tcW w:w="3113" w:type="dxa"/>
+          </w:tcPr>
+          <w:p>
+            <w:pPr>
+              <w:rPr>
+                <w:lang w:val="fr-CH"/>
+              </w:rPr>
+            </w:pPr>
+            <w:r>
+              <w:rPr>
+                <w:lang w:val="fr-CH"/>
+              </w:rPr>
+              <w:t>Se déconnecter avec une session active</w:t>
+            </w:r>
+          </w:p>
+        </w:tc>
+        <w:tc>
+          <w:tcPr>
+            <w:tcW w:w="3113" w:type="dxa"/>
+          </w:tcPr>
+          <w:p>
+            <w:r>
+              <w:rPr>
+                <w:lang w:val="fr-CH"/>
+              </w:rPr>
+              <w:t>204, la session est fermée</w:t>
+            </w:r>
+          </w:p>
+        </w:tc>
+      </w:tr>
+      <w:tr>
+        <w:tc>
+          <w:tcPr>
+            <w:tcW w:w="600" w:type="dxa"/>
+          </w:tcPr>
+          <w:p>
+            <w:r>
+              <w:rPr>
+                <w:lang w:val="fr-CH"/>
+              </w:rPr>
+              <w:t>5</w:t>
+            </w:r>
+          </w:p>
+        </w:tc>
+        <w:tc>
+          <w:tcPr>
+            <w:tcW w:w="2200" w:type="dxa"/>
+          </w:tcPr>
+          <w:p>
+            <w:r>
+              <w:rPr>
+                <w:lang w:val="fr-CH"/>
+              </w:rPr>
+              <w:t>GET /projects</w:t>
+            </w:r>
+          </w:p>
+        </w:tc>
+        <w:tc>
+          <w:tcPr>
+            <w:tcW w:w="3113" w:type="dxa"/>
+          </w:tcPr>
+          <w:p>
+            <w:pPr>
+              <w:rPr>
+                <w:lang w:val="fr-CH"/>
+              </w:rPr>
+            </w:pPr>
+            <w:r>
+              <w:rPr>
+                <w:lang w:val="fr-CH"/>
+              </w:rPr>
+              <w:t>Lister ses projets sans session</w:t>
+            </w:r>
+          </w:p>
+        </w:tc>
+        <w:tc>
+          <w:tcPr>
+            <w:tcW w:w="3113" w:type="dxa"/>
+          </w:tcPr>
+          <w:p>
+            <w:r>
+              <w:rPr>
+                <w:lang w:val="fr-CH"/>
+              </w:rPr>
+              <w:t>401, accès refusé</w:t>
+            </w:r>
+          </w:p>
+        </w:tc>
+      </w:tr>
+      <w:tr>
+        <w:tc>
+          <w:tcPr>
+            <w:tcW w:w="600" w:type="dxa"/>
+          </w:tcPr>
+          <w:p>
+            <w:r>
+              <w:rPr>
+                <w:lang w:val="fr-CH"/>
+              </w:rPr>
+              <w:t>6</w:t>
+            </w:r>
+          </w:p>
+        </w:tc>
+        <w:tc>
+          <w:tcPr>
+            <w:tcW w:w="2200" w:type="dxa"/>
+          </w:tcPr>
+          <w:p>
+            <w:r>
+              <w:rPr>
+                <w:lang w:val="fr-CH"/>
+              </w:rPr>
+              <w:t>GET /projects</w:t>
+            </w:r>
+          </w:p>
+        </w:tc>
+        <w:tc>
+          <w:tcPr>
+            <w:tcW w:w="3113" w:type="dxa"/>
+          </w:tcPr>
+          <w:p>
+            <w:pPr>
+              <w:rPr>
+                <w:lang w:val="fr-CH"/>
+              </w:rPr>
+            </w:pPr>
+            <w:r>
+              <w:rPr>
+                <w:lang w:val="fr-CH"/>
+              </w:rPr>
+              <w:t>Lister ses projets avec une session valide</w:t>
+            </w:r>
+          </w:p>
+        </w:tc>
+        <w:tc>
+          <w:tcPr>
+            <w:tcW w:w="3113" w:type="dxa"/>
+          </w:tcPr>
+          <w:p>
+            <w:pPr>
+              <w:rPr>
+                <w:lang w:val="fr-CH"/>
+              </w:rPr>
+            </w:pPr>
+            <w:r>
+              <w:rPr>
+                <w:lang w:val="fr-CH"/>
+              </w:rPr>
+              <w:t>200, liste des projets de l’utilisateur</w:t>
+            </w:r>
+          </w:p>
+        </w:tc>
+      </w:tr>
+      <w:tr>
+        <w:tc>
+          <w:tcPr>
+            <w:tcW w:w="600" w:type="dxa"/>
+          </w:tcPr>
+          <w:p>
+            <w:r>
+              <w:rPr>
+                <w:lang w:val="fr-CH"/>
+              </w:rPr>
+              <w:t>7</w:t>
+            </w:r>
+          </w:p>
+        </w:tc>
+        <w:tc>
+          <w:tcPr>
+            <w:tcW w:w="2200" w:type="dxa"/>
+          </w:tcPr>
+          <w:p>
+            <w:r>
+              <w:rPr>
+                <w:lang w:val="fr-CH"/>
+              </w:rPr>
+              <w:t>POST /projects</w:t>
+            </w:r>
+          </w:p>
+        </w:tc>
+        <w:tc>
+          <w:tcPr>
+            <w:tcW w:w="3113" w:type="dxa"/>
+          </w:tcPr>
+          <w:p>
+            <w:pPr>
+              <w:rPr>
+                <w:lang w:val="fr-CH"/>
+              </w:rPr>
+            </w:pPr>
+            <w:r>
+              <w:rPr>
+                <w:lang w:val="fr-CH"/>
+              </w:rPr>
+              <w:t>Ajouter un dépôt GitHub valide et accessible</w:t>
+            </w:r>
+          </w:p>
+        </w:tc>
+        <w:tc>
+          <w:tcPr>
+            <w:tcW w:w="3113" w:type="dxa"/>
+          </w:tcPr>
+          <w:p>
+            <w:r>
+              <w:rPr>
+                <w:lang w:val="fr-CH"/>
+              </w:rPr>
+              <w:t>201, le projet est créé</w:t>
+            </w:r>
+          </w:p>
+        </w:tc>
+      </w:tr>
+      <w:tr>
+        <w:tc>
+          <w:tcPr>
+            <w:tcW w:w="600" w:type="dxa"/>
+          </w:tcPr>
+          <w:p>
+            <w:r>
+              <w:rPr>
+                <w:lang w:val="fr-CH"/>
+              </w:rPr>
+              <w:t>8</w:t>
+            </w:r>
+          </w:p>
+        </w:tc>
+        <w:tc>
+          <w:tcPr>
+            <w:tcW w:w="2200" w:type="dxa"/>
+          </w:tcPr>
+          <w:p>
+            <w:r>
+              <w:rPr>
+                <w:lang w:val="fr-CH"/>
+              </w:rPr>
+              <w:t>POST /projects</w:t>
+            </w:r>
+          </w:p>
+        </w:tc>
+        <w:tc>
+          <w:tcPr>
+            <w:tcW w:w="3113" w:type="dxa"/>
+          </w:tcPr>
+          <w:p>
+            <w:pPr>
+              <w:rPr>
+                <w:lang w:val="fr-CH"/>
+              </w:rPr>
+            </w:pPr>
+            <w:r>
+              <w:rPr>
+                <w:lang w:val="fr-CH"/>
+              </w:rPr>
+              <w:t>Envoyer une URL qui n’est pas un dépôt GitHub</w:t>
+            </w:r>
+          </w:p>
+        </w:tc>
+        <w:tc>
+          <w:tcPr>
+            <w:tcW w:w="3113" w:type="dxa"/>
+          </w:tcPr>
+          <w:p>
+            <w:r>
+              <w:rPr>
+                <w:lang w:val="fr-CH"/>
+              </w:rPr>
+              <w:t>400, données invalides</w:t>
+            </w:r>
+          </w:p>
+        </w:tc>
+      </w:tr>
+      <w:tr>
+        <w:tc>
+          <w:tcPr>
+            <w:tcW w:w="600" w:type="dxa"/>
+          </w:tcPr>
+          <w:p>
+            <w:r>
+              <w:rPr>
+                <w:lang w:val="fr-CH"/>
+              </w:rPr>
+              <w:t>9</w:t>
+            </w:r>
+          </w:p>
+        </w:tc>
+        <w:tc>
+          <w:tcPr>
+            <w:tcW w:w="2200" w:type="dxa"/>
+          </w:tcPr>
+          <w:p>
+            <w:r>
+              <w:rPr>
+                <w:lang w:val="fr-CH"/>
+              </w:rPr>
+              <w:t>POST /projects</w:t>
+            </w:r>
+          </w:p>
+        </w:tc>
+        <w:tc>
+          <w:tcPr>
+            <w:tcW w:w="3113" w:type="dxa"/>
+          </w:tcPr>
+          <w:p>
+            <w:pPr>
+              <w:rPr>
+                <w:lang w:val="fr-CH"/>
+              </w:rPr>
+            </w:pPr>
+            <w:r>
+              <w:rPr>
+                <w:lang w:val="fr-CH"/>
+              </w:rPr>
+              <w:t>Ajouter un dépôt qui n’existe pas</w:t>
+            </w:r>
+          </w:p>
+        </w:tc>
+        <w:tc>
+          <w:tcPr>
+            <w:tcW w:w="3113" w:type="dxa"/>
+          </w:tcPr>
+          <w:p>
+            <w:r>
+              <w:rPr>
+                <w:lang w:val="fr-CH"/>
+              </w:rPr>
+              <w:t>404, dépôt introuvable</w:t>
+            </w:r>
+          </w:p>
+        </w:tc>
+      </w:tr>
+      <w:tr>
+        <w:tc>
+          <w:tcPr>
+            <w:tcW w:w="600" w:type="dxa"/>
+          </w:tcPr>
+          <w:p>
+            <w:r>
+              <w:rPr>
+                <w:lang w:val="fr-CH"/>
+              </w:rPr>
+              <w:t>10</w:t>
+            </w:r>
+          </w:p>
+        </w:tc>
+        <w:tc>
+          <w:tcPr>
+            <w:tcW w:w="2200" w:type="dxa"/>
+          </w:tcPr>
+          <w:p>
+            <w:r>
+              <w:rPr>
+                <w:lang w:val="fr-CH"/>
+              </w:rPr>
+              <w:t>POST /projects</w:t>
+            </w:r>
+          </w:p>
+        </w:tc>
+        <w:tc>
+          <w:tcPr>
+            <w:tcW w:w="3113" w:type="dxa"/>
+          </w:tcPr>
+          <w:p>
+            <w:pPr>
+              <w:rPr>
+                <w:lang w:val="fr-CH"/>
+              </w:rPr>
+            </w:pPr>
+            <w:r>
+              <w:rPr>
+                <w:lang w:val="fr-CH"/>
+              </w:rPr>
+              <w:t>Ajouter un dépôt privé sans y avoir accès</w:t>
+            </w:r>
+          </w:p>
+        </w:tc>
+        <w:tc>
+          <w:tcPr>
+            <w:tcW w:w="3113" w:type="dxa"/>
+          </w:tcPr>
+          <w:p>
+            <w:r>
+              <w:rPr>
+                <w:lang w:val="fr-CH"/>
+              </w:rPr>
+              <w:t>403, accès refusé</w:t>
+            </w:r>
+          </w:p>
+        </w:tc>
+      </w:tr>
+      <w:tr>
+        <w:tc>
+          <w:tcPr>
+            <w:tcW w:w="600" w:type="dxa"/>
+          </w:tcPr>
+          <w:p>
+            <w:r>
+              <w:rPr>
+                <w:lang w:val="fr-CH"/>
+              </w:rPr>
+              <w:t>11</w:t>
+            </w:r>
+          </w:p>
+        </w:tc>
+        <w:tc>
+          <w:tcPr>
+            <w:tcW w:w="2200" w:type="dxa"/>
+          </w:tcPr>
+          <w:p>
+            <w:r>
+              <w:rPr>
+                <w:lang w:val="fr-CH"/>
+              </w:rPr>
+              <w:t>POST /projects</w:t>
+            </w:r>
+          </w:p>
+        </w:tc>
+        <w:tc>
+          <w:tcPr>
+            <w:tcW w:w="3113" w:type="dxa"/>
+          </w:tcPr>
+          <w:p>
+            <w:pPr>
+              <w:rPr>
+                <w:lang w:val="fr-CH"/>
+              </w:rPr>
+            </w:pPr>
+            <w:r>
+              <w:rPr>
+                <w:lang w:val="fr-CH"/>
+              </w:rPr>
+              <w:t>Ajouter deux fois le même dépôt</w:t>
+            </w:r>
+          </w:p>
+        </w:tc>
+        <w:tc>
+          <w:tcPr>
+            <w:tcW w:w="3113" w:type="dxa"/>
+          </w:tcPr>
+          <w:p>
+            <w:r>
+              <w:rPr>
+                <w:lang w:val="fr-CH"/>
+              </w:rPr>
+              <w:t>409, projet déjà existant</w:t>
+            </w:r>
+          </w:p>
+        </w:tc>
+      </w:tr>
+      <w:tr>
+        <w:tc>
+          <w:tcPr>
+            <w:tcW w:w="600" w:type="dxa"/>
+          </w:tcPr>
+          <w:p>
+            <w:r>
+              <w:rPr>
+                <w:lang w:val="fr-CH"/>
+              </w:rPr>
+              <w:t>12</w:t>
+            </w:r>
+          </w:p>
+        </w:tc>
+        <w:tc>
+          <w:tcPr>
+            <w:tcW w:w="2200" w:type="dxa"/>
+          </w:tcPr>
+          <w:p>
+            <w:r>
+              <w:rPr>
+                <w:lang w:val="fr-CH"/>
+              </w:rPr>
+              <w:t>GET /projects/:id</w:t>
+            </w:r>
+          </w:p>
+        </w:tc>
+        <w:tc>
+          <w:tcPr>
+            <w:tcW w:w="3113" w:type="dxa"/>
+          </w:tcPr>
+          <w:p>
+            <w:pPr>
+              <w:rPr>
+                <w:lang w:val="fr-CH"/>
+              </w:rPr>
+            </w:pPr>
+            <w:r>
+              <w:rPr>
+                <w:lang w:val="fr-CH"/>
+              </w:rPr>
+              <w:t>Consulter un de ses projets</w:t>
+            </w:r>
+          </w:p>
+        </w:tc>
+        <w:tc>
+          <w:tcPr>
+            <w:tcW w:w="3113" w:type="dxa"/>
+          </w:tcPr>
+          <w:p>
+            <w:pPr>
+              <w:rPr>
+                <w:lang w:val="fr-CH"/>
+              </w:rPr>
+            </w:pPr>
+            <w:r>
+              <w:rPr>
+                <w:lang w:val="fr-CH"/>
+              </w:rPr>
+              <w:t>200, détail du projet et historique des analyses</w:t>
+            </w:r>
+          </w:p>
+        </w:tc>
+      </w:tr>
+      <w:tr>
+        <w:tc>
+          <w:tcPr>
+            <w:tcW w:w="600" w:type="dxa"/>
+          </w:tcPr>
+          <w:p>
+            <w:r>
+              <w:rPr>
+                <w:lang w:val="fr-CH"/>
+              </w:rPr>
+              <w:lastRenderedPageBreak/>
+              <w:t>13</w:t>
+            </w:r>
+          </w:p>
+        </w:tc>
+        <w:tc>
+          <w:tcPr>
+            <w:tcW w:w="2200" w:type="dxa"/>
+          </w:tcPr>
+          <w:p>
+            <w:r>
+              <w:rPr>
+                <w:lang w:val="fr-CH"/>
+              </w:rPr>
+              <w:t>GET /projects/:id</w:t>
+            </w:r>
+          </w:p>
+        </w:tc>
+        <w:tc>
+          <w:tcPr>
+            <w:tcW w:w="3113" w:type="dxa"/>
+          </w:tcPr>
+          <w:p>
+            <w:pPr>
+              <w:rPr>
+                <w:lang w:val="fr-CH"/>
+              </w:rPr>
+            </w:pPr>
+            <w:r>
+              <w:rPr>
+                <w:lang w:val="fr-CH"/>
+              </w:rPr>
+              <w:t>Consulter un projet d’un autre utilisateur ou inexistant</w:t>
+            </w:r>
+          </w:p>
+        </w:tc>
+        <w:tc>
+          <w:tcPr>
+            <w:tcW w:w="3113" w:type="dxa"/>
+          </w:tcPr>
+          <w:p>
+            <w:r>
+              <w:rPr>
+                <w:lang w:val="fr-CH"/>
+              </w:rPr>
+              <w:t>404, ressource introuvable</w:t>
+            </w:r>
+          </w:p>
+        </w:tc>
+      </w:tr>
+      <w:tr>
+        <w:tc>
+          <w:tcPr>
+            <w:tcW w:w="600" w:type="dxa"/>
+          </w:tcPr>
+          <w:p>
+            <w:r>
+              <w:rPr>
+                <w:lang w:val="fr-CH"/>
+              </w:rPr>
+              <w:t>14</w:t>
+            </w:r>
+          </w:p>
+        </w:tc>
+        <w:tc>
+          <w:tcPr>
+            <w:tcW w:w="2200" w:type="dxa"/>
+          </w:tcPr>
+          <w:p>
+            <w:r>
+              <w:rPr>
+                <w:lang w:val="fr-CH"/>
+              </w:rPr>
+              <w:t>DELETE /projects/:id</w:t>
+            </w:r>
+          </w:p>
+        </w:tc>
+        <w:tc>
+          <w:tcPr>
+            <w:tcW w:w="3113" w:type="dxa"/>
+          </w:tcPr>
+          <w:p>
+            <w:pPr>
+              <w:rPr>
+                <w:lang w:val="fr-CH"/>
+              </w:rPr>
+            </w:pPr>
+            <w:r>
+              <w:rPr>
+                <w:lang w:val="fr-CH"/>
+              </w:rPr>
+              <w:t>Supprimer un de ses projets sans analyse en cours</w:t>
+            </w:r>
+          </w:p>
+        </w:tc>
+        <w:tc>
+          <w:tcPr>
+            <w:tcW w:w="3113" w:type="dxa"/>
+          </w:tcPr>
+          <w:p>
+            <w:pPr>
+              <w:rPr>
+                <w:lang w:val="fr-CH"/>
+              </w:rPr>
+            </w:pPr>
+            <w:r>
+              <w:rPr>
+                <w:lang w:val="fr-CH"/>
+              </w:rPr>
+              <w:t>204, le projet et son historique sont supprimés</w:t>
+            </w:r>
+          </w:p>
+        </w:tc>
+      </w:tr>
+      <w:tr>
+        <w:tc>
+          <w:tcPr>
+            <w:tcW w:w="600" w:type="dxa"/>
+          </w:tcPr>
+          <w:p>
+            <w:r>
+              <w:rPr>
+                <w:lang w:val="fr-CH"/>
+              </w:rPr>
+              <w:t>15</w:t>
+            </w:r>
+          </w:p>
+        </w:tc>
+        <w:tc>
+          <w:tcPr>
+            <w:tcW w:w="2200" w:type="dxa"/>
+          </w:tcPr>
+          <w:p>
+            <w:r>
+              <w:rPr>
+                <w:lang w:val="fr-CH"/>
+              </w:rPr>
+              <w:t>DELETE /projects/:id</w:t>
+            </w:r>
+          </w:p>
+        </w:tc>
+        <w:tc>
+          <w:tcPr>
+            <w:tcW w:w="3113" w:type="dxa"/>
+          </w:tcPr>
+          <w:p>
+            <w:pPr>
+              <w:rPr>
+                <w:lang w:val="fr-CH"/>
+              </w:rPr>
+            </w:pPr>
+            <w:r>
+              <w:rPr>
+                <w:lang w:val="fr-CH"/>
+              </w:rPr>
+              <w:t>Supprimer un projet pendant qu’une analyse est en cours</w:t>
+            </w:r>
+          </w:p>
+        </w:tc>
+        <w:tc>
+          <w:tcPr>
+            <w:tcW w:w="3113" w:type="dxa"/>
+          </w:tcPr>
+          <w:p>
+            <w:r>
+              <w:rPr>
+                <w:lang w:val="fr-CH"/>
+              </w:rPr>
+              <w:t>409, suppression refusée</w:t>
+            </w:r>
+          </w:p>
+        </w:tc>
+      </w:tr>
+      <w:tr>
+        <w:tc>
+          <w:tcPr>
+            <w:tcW w:w="600" w:type="dxa"/>
+          </w:tcPr>
+          <w:p>
+            <w:r>
+              <w:rPr>
+                <w:lang w:val="fr-CH"/>
+              </w:rPr>
+              <w:t>16</w:t>
+            </w:r>
+          </w:p>
+        </w:tc>
+        <w:tc>
+          <w:tcPr>
+            <w:tcW w:w="2200" w:type="dxa"/>
+          </w:tcPr>
+          <w:p>
+            <w:r>
+              <w:rPr>
+                <w:lang w:val="fr-CH"/>
+              </w:rPr>
+              <w:t>POST /projects/:id/analyses</w:t>
+            </w:r>
+          </w:p>
+        </w:tc>
+        <w:tc>
+          <w:tcPr>
+            <w:tcW w:w="3113" w:type="dxa"/>
+          </w:tcPr>
+          <w:p>
+            <w:pPr>
+              <w:rPr>
+                <w:lang w:val="fr-CH"/>
+              </w:rPr>
+            </w:pPr>
+            <w:r>
+              <w:rPr>
+                <w:lang w:val="fr-CH"/>
+              </w:rPr>
+              <w:t>Lancer une analyse sur un de ses projets</w:t>
+            </w:r>
+          </w:p>
+        </w:tc>
+        <w:tc>
+          <w:tcPr>
+            <w:tcW w:w="3113" w:type="dxa"/>
+          </w:tcPr>
+          <w:p>
+            <w:pPr>
+              <w:rPr>
+                <w:lang w:val="fr-CH"/>
+              </w:rPr>
+            </w:pPr>
+            <w:r>
+              <w:rPr>
+                <w:lang w:val="fr-CH"/>
+              </w:rPr>
+              <w:t>202, analyse créée au statut « queued », son identifiant est renvoyé</w:t>
+            </w:r>
+          </w:p>
+        </w:tc>
+      </w:tr>
+      <w:tr>
+        <w:tc>
+          <w:tcPr>
+            <w:tcW w:w="600" w:type="dxa"/>
+          </w:tcPr>
+          <w:p>
+            <w:r>
+              <w:rPr>
+                <w:lang w:val="fr-CH"/>
+              </w:rPr>
+              <w:t>17</w:t>
+            </w:r>
+          </w:p>
+        </w:tc>
+        <w:tc>
+          <w:tcPr>
+            <w:tcW w:w="2200" w:type="dxa"/>
+          </w:tcPr>
+          <w:p>
+            <w:r>
+              <w:rPr>
+                <w:lang w:val="fr-CH"/>
+              </w:rPr>
+              <w:t>GET /analyses/:id/status</w:t>
+            </w:r>
+          </w:p>
+        </w:tc>
+        <w:tc>
+          <w:tcPr>
+            <w:tcW w:w="3113" w:type="dxa"/>
+          </w:tcPr>
+          <w:p>
+            <w:pPr>
+              <w:rPr>
+                <w:lang w:val="fr-CH"/>
+              </w:rPr>
+            </w:pPr>
+            <w:r>
+              <w:rPr>
+                <w:lang w:val="fr-CH"/>
+              </w:rPr>
+              <w:t>Suivre la progression d’une analyse en cours</w:t>
+            </w:r>
+          </w:p>
+        </w:tc>
+        <w:tc>
+          <w:tcPr>
+            <w:tcW w:w="3113" w:type="dxa"/>
+          </w:tcPr>
+          <w:p>
+            <w:r>
+              <w:rPr>
+                <w:lang w:val="fr-CH"/>
+              </w:rPr>
+              <w:t>200, statut et pourcentage d’avancement</w:t>
+            </w:r>
+          </w:p>
+        </w:tc>
+      </w:tr>
+      <w:tr>
+        <w:tc>
+          <w:tcPr>
+            <w:tcW w:w="600" w:type="dxa"/>
+          </w:tcPr>
+          <w:p>
+            <w:r>
+              <w:rPr>
+                <w:lang w:val="fr-CH"/>
+              </w:rPr>
+              <w:t>18</w:t>
+            </w:r>
+          </w:p>
+        </w:tc>
+        <w:tc>
+          <w:tcPr>
+            <w:tcW w:w="2200" w:type="dxa"/>
+          </w:tcPr>
+          <w:p>
+            <w:r>
+              <w:rPr>
+                <w:lang w:val="fr-CH"/>
+              </w:rPr>
+              <w:t>GET /analyses/:id</w:t>
+            </w:r>
+          </w:p>
+        </w:tc>
+        <w:tc>
+          <w:tcPr>
+            <w:tcW w:w="3113" w:type="dxa"/>
+          </w:tcPr>
+          <w:p>
+            <w:pPr>
+              <w:rPr>
+                <w:lang w:val="fr-CH"/>
+              </w:rPr>
+            </w:pPr>
+            <w:r>
+              <w:rPr>
+                <w:lang w:val="fr-CH"/>
+              </w:rPr>
+              <w:t>Consulter le résultat d’une analyse terminée</w:t>
+            </w:r>
+          </w:p>
+        </w:tc>
+        <w:tc>
+          <w:tcPr>
+            <w:tcW w:w="3113" w:type="dxa"/>
+          </w:tcPr>
+          <w:p>
+            <w:pPr>
+              <w:rPr>
+                <w:lang w:val="fr-CH"/>
+              </w:rPr>
+            </w:pPr>
+            <w:r>
+              <w:rPr>
+                <w:lang w:val="fr-CH"/>
+              </w:rPr>
+              <w:t>200, vue d’ensemble, fichiers, erreurs, corrections et diagramme Mermaid</w:t>
+            </w:r>
+          </w:p>
+        </w:tc>
+      </w:tr>
+      <w:tr>
+        <w:tc>
+          <w:tcPr>
+            <w:tcW w:w="600" w:type="dxa"/>
+          </w:tcPr>
+          <w:p>
+            <w:r>
+              <w:rPr>
+                <w:lang w:val="fr-CH"/>
+              </w:rPr>
+              <w:t>19</w:t>
+            </w:r>
+          </w:p>
+        </w:tc>
+        <w:tc>
+          <w:tcPr>
+            <w:tcW w:w="2200" w:type="dxa"/>
+          </w:tcPr>
+          <w:p>
+            <w:r>
+              <w:rPr>
+                <w:lang w:val="fr-CH"/>
+              </w:rPr>
+              <w:t>GET /analyses/:id</w:t>
+            </w:r>
+          </w:p>
+        </w:tc>
+        <w:tc>
+          <w:tcPr>
+            <w:tcW w:w="3113" w:type="dxa"/>
+          </w:tcPr>
+          <w:p>
+            <w:pPr>
+              <w:rPr>
+                <w:lang w:val="fr-CH"/>
+              </w:rPr>
+            </w:pPr>
+            <w:r>
+              <w:rPr>
+                <w:lang w:val="fr-CH"/>
+              </w:rPr>
+              <w:t>Consulter une analyse d’un autre utilisateur ou inexistante</w:t>
+            </w:r>
+          </w:p>
+        </w:tc>
+        <w:tc>
+          <w:tcPr>
+            <w:tcW w:w="3113" w:type="dxa"/>
+          </w:tcPr>
+          <w:p>
+            <w:r>
+              <w:rPr>
+                <w:lang w:val="fr-CH"/>
+              </w:rPr>
+              <w:t>404, ressource introuvable</w:t>
+            </w:r>
+          </w:p>
+        </w:tc>
+      </w:tr>
+    </w:tbl>
     <w:p>
       <w:pPr>
         <w:pStyle w:val="Heading2"/>
@@ -14568,15 +19995,22 @@
           <w:ilvl w:val="1"/>
           <w:numId w:val="16"/>
         </w:numPr>
+        <w:rPr>
+          <w:rStyle w:val="Hinweistext"/>
+          <w:rFonts w:cs="Times New Roman"/>
+          <w:i w:val="0"/>
+          <w:vanish w:val="0"/>
+          <w:color w:val="auto"/>
+          <w:sz w:val="28"/>
+          <w:szCs w:val="24"/>
+        </w:rPr>
       </w:pPr>
       <w:r>
         <w:t>Moyens nécessaires</w:t>
       </w:r>
-      <w:bookmarkEnd w:id="50"/>
-      <w:bookmarkEnd w:id="51"/>
-    </w:p>
-    <w:p>
-      <w:pPr>
+      <w:bookmarkEnd w:id="0"/>
+      <w:bookmarkEnd w:id="1"/>
+      <w:r>
         <w:rPr>
           <w:rStyle w:val="Hinweistext"/>
           <w:i w:val="0"/>
@@ -14586,19 +20020,162 @@
           <w:szCs w:val="22"/>
           <w:lang w:val="fr-CH"/>
         </w:rPr>
-      </w:pPr>
-      <w:r>
+        <w:t xml:space="preserve"> Conseil: D’autres chapitres peuvent s’ajouter à cette partie en fonction du projet.</w:t>
+      </w:r>
+    </w:p>
+    <w:p>
+      <w:pPr>
+        <w:pStyle w:val="BITTextkrper"/>
+        <w:jc w:val="both"/>
+        <w:rPr>
+          <w:szCs w:val="22"/>
+          <w:lang w:val="fr-CH"/>
+        </w:rPr>
+      </w:pPr>
+      <w:r>
+        <w:rPr>
+          <w:szCs w:val="22"/>
+          <w:lang w:val="fr-CH"/>
+        </w:rPr>
+        <w:t>Le seul moyen nécessaire à la réalisation de ce projet est la clé API de OpenRouter permettant l’envoi des requêtes vers les LLM, tout le reste est gratuit.</w:t>
+      </w:r>
+    </w:p>
+    <w:p>
+      <w:pPr>
+        <w:pStyle w:val="Heading1"/>
+        <w:numPr>
+          <w:ilvl w:val="0"/>
+          <w:numId w:val="16"/>
+        </w:numPr>
+      </w:pPr>
+      <w:bookmarkStart w:id="50" w:name="_Toc250790988"/>
+      <w:bookmarkStart w:id="51" w:name="_Toc229743646"/>
+      <w:r>
+        <w:lastRenderedPageBreak/>
+        <w:t>Réalisation</w:t>
+      </w:r>
+      <w:bookmarkEnd w:id="50"/>
+      <w:bookmarkEnd w:id="51"/>
+    </w:p>
+    <w:p>
+      <w:pPr>
+        <w:pStyle w:val="Heading2"/>
+        <w:numPr>
+          <w:ilvl w:val="1"/>
+          <w:numId w:val="16"/>
+        </w:numPr>
+        <w:rPr>
+          <w:highlight w:val="yellow"/>
+        </w:rPr>
+      </w:pPr>
+      <w:bookmarkStart w:id="52" w:name="_Toc250790989"/>
+      <w:bookmarkStart w:id="53" w:name="_Toc229743647"/>
+      <w:r>
+        <w:rPr>
+          <w:highlight w:val="yellow"/>
+        </w:rPr>
+        <w:t>Spécifications détaillées</w:t>
+      </w:r>
+      <w:bookmarkEnd w:id="52"/>
+      <w:bookmarkEnd w:id="53"/>
+    </w:p>
+    <w:p>
+      <w:pPr>
+        <w:pStyle w:val="BITTextkrper"/>
+        <w:rPr>
+          <w:i/>
+          <w:iCs/>
+          <w:color w:val="A6A6A6" w:themeColor="background1" w:themeShade="A6"/>
+          <w:lang w:val="de-DE"/>
+        </w:rPr>
+      </w:pPr>
+      <w:r>
+        <w:rPr>
+          <w:i/>
+          <w:iCs/>
+          <w:color w:val="A6A6A6" w:themeColor="background1" w:themeShade="A6"/>
+        </w:rPr>
+        <w:t>Détails techniques, scripts, configurations</w:t>
+      </w:r>
+    </w:p>
+    <w:p>
+      <w:pPr>
+        <w:pStyle w:val="Heading2"/>
+        <w:numPr>
+          <w:ilvl w:val="1"/>
+          <w:numId w:val="16"/>
+        </w:numPr>
+        <w:rPr>
+          <w:highlight w:val="yellow"/>
+          <w:lang w:val="de-DE"/>
+        </w:rPr>
+      </w:pPr>
+      <w:bookmarkStart w:id="54" w:name="_Toc250790990"/>
+      <w:bookmarkStart w:id="55" w:name="_Toc229743648"/>
+      <w:r>
+        <w:rPr>
+          <w:highlight w:val="yellow"/>
+          <w:lang w:val="de-DE"/>
+        </w:rPr>
+        <w:t>Design du système</w:t>
+      </w:r>
+      <w:bookmarkEnd w:id="54"/>
+      <w:bookmarkEnd w:id="55"/>
+    </w:p>
+    <w:p>
+      <w:pPr>
         <w:rPr>
           <w:i/>
           <w:iCs/>
           <w:color w:val="A6A6A6" w:themeColor="background1" w:themeShade="A6"/>
           <w:sz w:val="22"/>
           <w:szCs w:val="22"/>
-          <w:lang w:val="fr-CH"/>
-        </w:rPr>
-        <w:t>Matériel, logiciels, licences, ressources</w:t>
-      </w:r>
-      <w:r>
+        </w:rPr>
+      </w:pPr>
+      <w:r>
+        <w:rPr>
+          <w:i/>
+          <w:iCs/>
+          <w:color w:val="A6A6A6" w:themeColor="background1" w:themeShade="A6"/>
+          <w:sz w:val="22"/>
+          <w:szCs w:val="22"/>
+          <w:highlight w:val="yellow"/>
+        </w:rPr>
+        <w:t>Diagrammes, captures, choix technologiques</w:t>
+      </w:r>
+    </w:p>
+    <w:p>
+      <w:pPr>
+        <w:pStyle w:val="Heading2"/>
+        <w:rPr>
+          <w:lang w:val="fr-CH"/>
+        </w:rPr>
+      </w:pPr>
+      <w:bookmarkStart w:id="56" w:name="_Toc229743649"/>
+      <w:r>
+        <w:rPr>
+          <w:lang w:val="fr-CH"/>
+        </w:rPr>
+        <w:t>Implémentation de la base de données</w:t>
+      </w:r>
+      <w:bookmarkEnd w:id="56"/>
+    </w:p>
+    <w:p>
+      <w:pPr>
+        <w:pStyle w:val="Heading2"/>
+        <w:numPr>
+          <w:ilvl w:val="1"/>
+          <w:numId w:val="16"/>
+        </w:numPr>
+      </w:pPr>
+      <w:bookmarkStart w:id="57" w:name="_Toc229743650"/>
+      <w:r>
+        <w:t>Implémentation du backend</w:t>
+      </w:r>
+      <w:bookmarkEnd w:id="57"/>
+    </w:p>
+    <w:p>
+      <w:pPr>
         <w:rPr>
           <w:rStyle w:val="Hinweistext"/>
           <w:i w:val="0"/>
@@ -14608,169 +20185,9 @@
           <w:szCs w:val="22"/>
           <w:lang w:val="fr-CH"/>
         </w:rPr>
-        <w:t xml:space="preserve"> Conseil: D’autres chapitres peuvent s’ajouter à cette partie en fonction du projet.</w:t>
-      </w:r>
-    </w:p>
-    <w:p>
-      <w:pPr>
-        <w:pStyle w:val="BITTextkrper"/>
-        <w:jc w:val="both"/>
-        <w:rPr>
-          <w:szCs w:val="22"/>
-          <w:lang w:val="fr-CH"/>
-        </w:rPr>
-      </w:pPr>
-      <w:r>
-        <w:rPr>
-          <w:szCs w:val="22"/>
-          <w:lang w:val="fr-CH"/>
-        </w:rPr>
-        <w:t xml:space="preserve">Le seul moyen nécessaire à la réalisation de ce projet est la clé API de OpenRouter permettant </w:t>
-      </w:r>
-      <w:r>
-        <w:rPr>
-          <w:szCs w:val="22"/>
-          <w:lang w:val="fr-CH"/>
-        </w:rPr>
-        <w:t>l’envoie des requêtes vers les LLM, tout le reste est gratuit.</w:t>
-      </w:r>
-    </w:p>
-    <w:p>
-      <w:pPr>
-        <w:pStyle w:val="Heading1"/>
-        <w:numPr>
-          <w:ilvl w:val="0"/>
-          <w:numId w:val="16"/>
-        </w:numPr>
-      </w:pPr>
-      <w:bookmarkStart w:id="52" w:name="_Toc250790988"/>
-      <w:bookmarkStart w:id="53" w:name="_Toc229743646"/>
-      <w:r>
-        <w:lastRenderedPageBreak/>
-        <w:t>Réalisation</w:t>
-      </w:r>
-      <w:bookmarkEnd w:id="52"/>
-      <w:bookmarkEnd w:id="53"/>
-    </w:p>
-    <w:p>
-      <w:pPr>
-        <w:pStyle w:val="Heading2"/>
-        <w:numPr>
-          <w:ilvl w:val="1"/>
-          <w:numId w:val="16"/>
-        </w:numPr>
-        <w:rPr>
-          <w:highlight w:val="yellow"/>
-        </w:rPr>
-      </w:pPr>
-      <w:bookmarkStart w:id="54" w:name="_Toc250790989"/>
-      <w:bookmarkStart w:id="55" w:name="_Toc229743647"/>
-      <w:r>
-        <w:rPr>
-          <w:highlight w:val="yellow"/>
-        </w:rPr>
-        <w:t>Spécifications détaillées</w:t>
-      </w:r>
-      <w:bookmarkEnd w:id="54"/>
-      <w:bookmarkEnd w:id="55"/>
-    </w:p>
-    <w:p>
-      <w:pPr>
-        <w:pStyle w:val="BITTextkrper"/>
-        <w:rPr>
-          <w:i/>
-          <w:iCs/>
-          <w:color w:val="A6A6A6" w:themeColor="background1" w:themeShade="A6"/>
-          <w:lang w:val="de-DE"/>
-        </w:rPr>
-      </w:pPr>
-      <w:r>
-        <w:rPr>
-          <w:i/>
-          <w:iCs/>
-          <w:color w:val="A6A6A6" w:themeColor="background1" w:themeShade="A6"/>
-        </w:rPr>
-        <w:t>Détails techniques, scripts, configurations</w:t>
-      </w:r>
-    </w:p>
-    <w:p>
-      <w:pPr>
-        <w:pStyle w:val="Heading2"/>
-        <w:numPr>
-          <w:ilvl w:val="1"/>
-          <w:numId w:val="16"/>
-        </w:numPr>
-        <w:rPr>
-          <w:highlight w:val="yellow"/>
-          <w:lang w:val="de-DE"/>
-        </w:rPr>
-      </w:pPr>
-      <w:bookmarkStart w:id="56" w:name="_Toc250790990"/>
-      <w:bookmarkStart w:id="57" w:name="_Toc229743648"/>
-      <w:r>
-        <w:rPr>
-          <w:highlight w:val="yellow"/>
-          <w:lang w:val="de-DE"/>
-        </w:rPr>
-        <w:t>Design du système</w:t>
-      </w:r>
-      <w:bookmarkEnd w:id="56"/>
-      <w:bookmarkEnd w:id="57"/>
-    </w:p>
-    <w:p>
-      <w:pPr>
-        <w:rPr>
-          <w:i/>
-          <w:iCs/>
-          <w:color w:val="A6A6A6" w:themeColor="background1" w:themeShade="A6"/>
-          <w:sz w:val="22"/>
-          <w:szCs w:val="22"/>
-        </w:rPr>
-      </w:pPr>
-      <w:r>
-        <w:rPr>
-          <w:i/>
-          <w:iCs/>
-          <w:color w:val="A6A6A6" w:themeColor="background1" w:themeShade="A6"/>
-          <w:sz w:val="22"/>
-          <w:szCs w:val="22"/>
-          <w:highlight w:val="yellow"/>
-        </w:rPr>
-        <w:t>Diagrammes, captures, choix technologiques</w:t>
-      </w:r>
-    </w:p>
-    <w:p>
-      <w:pPr>
-        <w:pStyle w:val="Heading2"/>
-        <w:rPr>
-          <w:lang w:val="fr-CH"/>
-        </w:rPr>
-      </w:pPr>
-      <w:bookmarkStart w:id="58" w:name="_Toc229743649"/>
-      <w:r>
-        <w:rPr>
-          <w:lang w:val="fr-CH"/>
-        </w:rPr>
-        <w:t>Implémentation de la base de données</w:t>
-      </w:r>
-      <w:bookmarkEnd w:id="58"/>
-    </w:p>
-    <w:p>
-      <w:pPr>
-        <w:pStyle w:val="Heading2"/>
-        <w:numPr>
-          <w:ilvl w:val="1"/>
-          <w:numId w:val="16"/>
-        </w:numPr>
-      </w:pPr>
-      <w:bookmarkStart w:id="59" w:name="_Toc229743650"/>
-      <w:r>
-        <w:t>Implémentation du backend</w:t>
-      </w:r>
-      <w:bookmarkEnd w:id="59"/>
-    </w:p>
-    <w:p>
-      <w:pPr>
+      </w:pPr>
+      <w:bookmarkStart w:id="58" w:name="_Toc114965607"/>
+      <w:r>
         <w:rPr>
           <w:rStyle w:val="Hinweistext"/>
           <w:i w:val="0"/>
@@ -14780,9 +20197,58 @@
           <w:szCs w:val="22"/>
           <w:lang w:val="fr-CH"/>
         </w:rPr>
-      </w:pPr>
-      <w:bookmarkStart w:id="60" w:name="_Toc114965607"/>
-      <w:r>
+        <w:t xml:space="preserve"> Conseil: D’autres chapitres peuvent s’ajouter à cette partie en fonction du projet.</w:t>
+      </w:r>
+    </w:p>
+    <w:p>
+      <w:pPr>
+        <w:pStyle w:val="Heading2"/>
+      </w:pPr>
+      <w:bookmarkStart w:id="59" w:name="_Toc229743651"/>
+      <w:r>
+        <w:t>Implémentation du frontend</w:t>
+      </w:r>
+      <w:bookmarkEnd w:id="59"/>
+    </w:p>
+    <w:p>
+      <w:pPr>
+        <w:pStyle w:val="Heading1"/>
+        <w:numPr>
+          <w:ilvl w:val="0"/>
+          <w:numId w:val="16"/>
+        </w:numPr>
+      </w:pPr>
+      <w:bookmarkStart w:id="60" w:name="_Toc250790992"/>
+      <w:bookmarkStart w:id="61" w:name="_Toc229743652"/>
+      <w:bookmarkEnd w:id="58"/>
+      <w:bookmarkEnd w:id="60"/>
+      <w:r>
+        <w:rPr>
+          <w:lang w:val="fr-CH"/>
+        </w:rPr>
+        <w:lastRenderedPageBreak/>
+        <w:t>Test</w:t>
+      </w:r>
+      <w:bookmarkEnd w:id="61"/>
+    </w:p>
+    <w:p>
+      <w:pPr>
+        <w:pStyle w:val="Heading2"/>
+        <w:numPr>
+          <w:ilvl w:val="1"/>
+          <w:numId w:val="16"/>
+        </w:numPr>
+      </w:pPr>
+      <w:bookmarkStart w:id="62" w:name="_Toc250790993"/>
+      <w:bookmarkStart w:id="63" w:name="_Toc229743653"/>
+      <w:r>
+        <w:t>Procédure de test</w:t>
+      </w:r>
+      <w:bookmarkEnd w:id="62"/>
+      <w:bookmarkEnd w:id="63"/>
+    </w:p>
+    <w:p>
+      <w:pPr>
         <w:rPr>
           <w:i/>
           <w:iCs/>
@@ -14791,51 +20257,27 @@
           <w:szCs w:val="22"/>
           <w:lang w:val="fr-CH"/>
         </w:rPr>
-        <w:t>Installation, paramétrage, automatisation</w:t>
-      </w:r>
-      <w:r>
-        <w:rPr>
-          <w:rStyle w:val="Hinweistext"/>
-          <w:i w:val="0"/>
+      </w:pPr>
+      <w:r>
+        <w:rPr>
+          <w:i/>
           <w:iCs/>
           <w:color w:val="A6A6A6" w:themeColor="background1" w:themeShade="A6"/>
           <w:sz w:val="22"/>
           <w:szCs w:val="22"/>
           <w:lang w:val="fr-CH"/>
         </w:rPr>
-        <w:t xml:space="preserve"> Conseil: D’autres chapitres peuvent s’ajouter à cette partie en fonction du projet.</w:t>
-      </w:r>
-    </w:p>
-    <w:p>
-      <w:pPr>
-        <w:pStyle w:val="Heading2"/>
-      </w:pPr>
-      <w:bookmarkStart w:id="61" w:name="_Toc229743651"/>
-      <w:r>
-        <w:t>Implémentation du frontend</w:t>
-      </w:r>
-      <w:bookmarkEnd w:id="61"/>
-    </w:p>
-    <w:p>
-      <w:pPr>
-        <w:pStyle w:val="Heading1"/>
-        <w:numPr>
-          <w:ilvl w:val="0"/>
-          <w:numId w:val="16"/>
-        </w:numPr>
-      </w:pPr>
-      <w:bookmarkStart w:id="62" w:name="_Toc250790992"/>
-      <w:bookmarkStart w:id="63" w:name="_Toc229743652"/>
-      <w:bookmarkEnd w:id="60"/>
-      <w:bookmarkEnd w:id="62"/>
-      <w:r>
-        <w:rPr>
-          <w:lang w:val="fr-CH"/>
-        </w:rPr>
-        <w:lastRenderedPageBreak/>
-        <w:t>Test</w:t>
-      </w:r>
-      <w:bookmarkEnd w:id="63"/>
+        <w:t>Qui teste quoi, comment, avec quels outils</w:t>
+      </w:r>
+    </w:p>
+    <w:p>
+      <w:pPr>
+        <w:pStyle w:val="BITTextkrper"/>
+        <w:rPr>
+          <w:szCs w:val="22"/>
+          <w:lang w:val="fr-CH"/>
+        </w:rPr>
+      </w:pPr>
     </w:p>
     <w:p>
       <w:pPr>
@@ -14844,68 +20286,20 @@
           <w:ilvl w:val="1"/>
           <w:numId w:val="16"/>
         </w:numPr>
-      </w:pPr>
-      <w:bookmarkStart w:id="64" w:name="_Toc250790993"/>
-      <w:bookmarkStart w:id="65" w:name="_Toc229743653"/>
-      <w:r>
-        <w:t>Procédure de test</w:t>
+        <w:rPr>
+          <w:lang w:val="fr-CH"/>
+        </w:rPr>
+      </w:pPr>
+      <w:bookmarkStart w:id="64" w:name="_Toc250790994"/>
+      <w:bookmarkStart w:id="65" w:name="_Toc229743654"/>
+      <w:r>
+        <w:rPr>
+          <w:lang w:val="fr-CH"/>
+        </w:rPr>
+        <w:t>Protocole de test</w:t>
       </w:r>
       <w:bookmarkEnd w:id="64"/>
       <w:bookmarkEnd w:id="65"/>
-    </w:p>
-    <w:p>
-      <w:pPr>
-        <w:rPr>
-          <w:i/>
-          <w:iCs/>
-          <w:color w:val="A6A6A6" w:themeColor="background1" w:themeShade="A6"/>
-          <w:sz w:val="22"/>
-          <w:szCs w:val="22"/>
-          <w:lang w:val="fr-CH"/>
-        </w:rPr>
-      </w:pPr>
-      <w:r>
-        <w:rPr>
-          <w:i/>
-          <w:iCs/>
-          <w:color w:val="A6A6A6" w:themeColor="background1" w:themeShade="A6"/>
-          <w:sz w:val="22"/>
-          <w:szCs w:val="22"/>
-          <w:lang w:val="fr-CH"/>
-        </w:rPr>
-        <w:t>Qui teste quoi, comment, avec quels outils</w:t>
-      </w:r>
-    </w:p>
-    <w:p>
-      <w:pPr>
-        <w:pStyle w:val="BITTextkrper"/>
-        <w:rPr>
-          <w:szCs w:val="22"/>
-          <w:lang w:val="fr-CH"/>
-        </w:rPr>
-      </w:pPr>
-    </w:p>
-    <w:p>
-      <w:pPr>
-        <w:pStyle w:val="Heading2"/>
-        <w:numPr>
-          <w:ilvl w:val="1"/>
-          <w:numId w:val="16"/>
-        </w:numPr>
-        <w:rPr>
-          <w:lang w:val="fr-CH"/>
-        </w:rPr>
-      </w:pPr>
-      <w:bookmarkStart w:id="66" w:name="_Toc250790994"/>
-      <w:bookmarkStart w:id="67" w:name="_Toc229743654"/>
-      <w:r>
-        <w:rPr>
-          <w:lang w:val="fr-CH"/>
-        </w:rPr>
-        <w:t>Protocole de test</w:t>
-      </w:r>
-      <w:bookmarkEnd w:id="66"/>
-      <w:bookmarkEnd w:id="67"/>
     </w:p>
     <w:tbl>
       <w:tblPr>
@@ -15188,8 +20582,8 @@
           <w:numId w:val="16"/>
         </w:numPr>
       </w:pPr>
-      <w:bookmarkStart w:id="68" w:name="_Toc250790995"/>
-      <w:bookmarkStart w:id="69" w:name="_Toc229743655"/>
+      <w:bookmarkStart w:id="66" w:name="_Toc250790995"/>
+      <w:bookmarkStart w:id="67" w:name="_Toc229743655"/>
       <w:r>
         <w:rPr>
           <w:lang w:val="fr-CH"/>
@@ -15199,8 +20593,8 @@
       <w:r>
         <w:t>gnature du protocole de test</w:t>
       </w:r>
-      <w:bookmarkEnd w:id="68"/>
-      <w:bookmarkEnd w:id="69"/>
+      <w:bookmarkEnd w:id="66"/>
+      <w:bookmarkEnd w:id="67"/>
     </w:p>
     <w:tbl>
       <w:tblPr>
@@ -15345,8 +20739,8 @@
       <w:pPr>
         <w:pStyle w:val="Heading1"/>
       </w:pPr>
-      <w:bookmarkStart w:id="70" w:name="_Toc229743656"/>
-      <w:bookmarkStart w:id="71" w:name="_Toc250790996"/>
+      <w:bookmarkStart w:id="68" w:name="_Toc229743656"/>
+      <w:bookmarkStart w:id="69" w:name="_Toc250790996"/>
       <w:r>
         <w:rPr>
           <w:lang w:val="fr-CH"/>
@@ -15354,25 +20748,25 @@
         <w:lastRenderedPageBreak/>
         <w:t>Conclusion</w:t>
       </w:r>
+      <w:bookmarkEnd w:id="68"/>
+    </w:p>
+    <w:p>
+      <w:pPr>
+        <w:pStyle w:val="BITTextkrper"/>
+        <w:rPr>
+          <w:lang w:val="fr-CH"/>
+        </w:rPr>
+      </w:pPr>
+    </w:p>
+    <w:p>
+      <w:pPr>
+        <w:pStyle w:val="Heading2"/>
+      </w:pPr>
+      <w:bookmarkStart w:id="70" w:name="_Toc229743657"/>
+      <w:r>
+        <w:t>Évaluation des objectifs</w:t>
+      </w:r>
       <w:bookmarkEnd w:id="70"/>
-    </w:p>
-    <w:p>
-      <w:pPr>
-        <w:pStyle w:val="BITTextkrper"/>
-        <w:rPr>
-          <w:lang w:val="fr-CH"/>
-        </w:rPr>
-      </w:pPr>
-    </w:p>
-    <w:p>
-      <w:pPr>
-        <w:pStyle w:val="Heading2"/>
-      </w:pPr>
-      <w:bookmarkStart w:id="72" w:name="_Toc229743657"/>
-      <w:r>
-        <w:t>Évaluation des objectifs</w:t>
-      </w:r>
-      <w:bookmarkEnd w:id="72"/>
     </w:p>
     <w:p>
       <w:pPr>
@@ -15396,11 +20790,11 @@
       <w:pPr>
         <w:pStyle w:val="Heading2"/>
       </w:pPr>
-      <w:bookmarkStart w:id="73" w:name="_Toc229743658"/>
+      <w:bookmarkStart w:id="71" w:name="_Toc229743658"/>
       <w:r>
         <w:t>Améliorations possibles</w:t>
       </w:r>
-      <w:bookmarkEnd w:id="73"/>
+      <w:bookmarkEnd w:id="71"/>
     </w:p>
     <w:p>
       <w:pPr>
@@ -15450,11 +20844,11 @@
       <w:pPr>
         <w:pStyle w:val="Heading2"/>
       </w:pPr>
-      <w:bookmarkStart w:id="74" w:name="_Toc229743659"/>
+      <w:bookmarkStart w:id="72" w:name="_Toc229743659"/>
       <w:r>
         <w:t>Auto-évaluation</w:t>
       </w:r>
-      <w:bookmarkEnd w:id="74"/>
+      <w:bookmarkEnd w:id="72"/>
     </w:p>
     <w:p>
       <w:pPr>
@@ -15506,7 +20900,7 @@
           <w:lang w:val="fr-CH"/>
         </w:rPr>
       </w:pPr>
-      <w:bookmarkStart w:id="75" w:name="_Toc229743660"/>
+      <w:bookmarkStart w:id="73" w:name="_Toc229743660"/>
       <w:r>
         <w:rPr>
           <w:lang w:val="fr-CH"/>
@@ -15514,8 +20908,8 @@
         <w:lastRenderedPageBreak/>
         <w:t>Bibliographie: liste des sources et références</w:t>
       </w:r>
-      <w:bookmarkEnd w:id="71"/>
-      <w:bookmarkEnd w:id="75"/>
+      <w:bookmarkEnd w:id="69"/>
+      <w:bookmarkEnd w:id="73"/>
     </w:p>
     <w:p>
       <w:pPr>
@@ -15575,9 +20969,9 @@
           <w:lang w:val="fr-CH"/>
         </w:rPr>
       </w:pPr>
-      <w:bookmarkStart w:id="76" w:name="_Toc114965612"/>
-      <w:bookmarkStart w:id="77" w:name="_Toc250790997"/>
-      <w:bookmarkStart w:id="78" w:name="_Toc229743661"/>
+      <w:bookmarkStart w:id="74" w:name="_Toc114965612"/>
+      <w:bookmarkStart w:id="75" w:name="_Toc250790997"/>
+      <w:bookmarkStart w:id="76" w:name="_Toc229743661"/>
       <w:r>
         <w:rPr>
           <w:lang w:val="fr-CH"/>
@@ -15585,15 +20979,15 @@
         <w:lastRenderedPageBreak/>
         <w:t>Glossair</w:t>
       </w:r>
+      <w:bookmarkEnd w:id="74"/>
+      <w:r>
+        <w:rPr>
+          <w:lang w:val="fr-CH"/>
+        </w:rPr>
+        <w:t>e</w:t>
+      </w:r>
+      <w:bookmarkEnd w:id="75"/>
       <w:bookmarkEnd w:id="76"/>
-      <w:r>
-        <w:rPr>
-          <w:lang w:val="fr-CH"/>
-        </w:rPr>
-        <w:t>e</w:t>
-      </w:r>
-      <w:bookmarkEnd w:id="77"/>
-      <w:bookmarkEnd w:id="78"/>
       <w:r>
         <w:rPr>
           <w:lang w:val="fr-CH"/>
@@ -15839,14 +21233,14 @@
           <w:numId w:val="16"/>
         </w:numPr>
       </w:pPr>
-      <w:bookmarkStart w:id="79" w:name="_Toc250790998"/>
-      <w:bookmarkStart w:id="80" w:name="_Toc229743662"/>
+      <w:bookmarkStart w:id="77" w:name="_Toc250790998"/>
+      <w:bookmarkStart w:id="78" w:name="_Toc229743662"/>
       <w:r>
         <w:lastRenderedPageBreak/>
         <w:t>Signatures</w:t>
       </w:r>
-      <w:bookmarkEnd w:id="79"/>
-      <w:bookmarkEnd w:id="80"/>
+      <w:bookmarkEnd w:id="77"/>
+      <w:bookmarkEnd w:id="78"/>
     </w:p>
     <w:p>
       <w:pPr>
@@ -16062,14 +21456,14 @@
           <w:numId w:val="16"/>
         </w:numPr>
       </w:pPr>
-      <w:bookmarkStart w:id="81" w:name="_Toc250790999"/>
-      <w:bookmarkStart w:id="82" w:name="_Toc229743663"/>
+      <w:bookmarkStart w:id="79" w:name="_Toc250790999"/>
+      <w:bookmarkStart w:id="80" w:name="_Toc229743663"/>
       <w:r>
         <w:lastRenderedPageBreak/>
         <w:t>Annexes</w:t>
       </w:r>
-      <w:bookmarkEnd w:id="81"/>
-      <w:bookmarkEnd w:id="82"/>
+      <w:bookmarkEnd w:id="79"/>
+      <w:bookmarkEnd w:id="80"/>
     </w:p>
     <w:p>
       <w:pPr>
@@ -16157,7 +21551,7 @@
         </w:rPr>
       </w:pPr>
     </w:p>
-    <w:bookmarkEnd w:id="23"/>
+    <w:bookmarkEnd w:id="25"/>
     <w:p>
       <w:pPr>
         <w:rPr>
@@ -16215,10 +21609,10 @@
       </w:r>
     </w:p>
     <w:sectPr>
-      <w:headerReference w:type="default" r:id="rId52"/>
-      <w:footerReference w:type="default" r:id="rId53"/>
-      <w:headerReference w:type="first" r:id="rId54"/>
-      <w:footerReference w:type="first" r:id="rId55"/>
+      <w:headerReference w:type="default" r:id="rId51"/>
+      <w:footerReference w:type="default" r:id="rId52"/>
+      <w:headerReference w:type="first" r:id="rId53"/>
+      <w:footerReference w:type="first" r:id="rId54"/>
       <w:pgSz w:w="11906" w:h="16838" w:code="9"/>
       <w:pgMar w:top="1861" w:right="1134" w:bottom="907" w:left="1701" w:header="851" w:footer="340" w:gutter="0"/>
       <w:cols w:space="708"/>
@@ -16231,7 +21625,7 @@
 
 <file path=word/comments.xml><?xml version="1.0" encoding="utf-8"?>
 <w:comments xmlns:wpc="http://schemas.microsoft.com/office/word/2010/wordprocessingCanvas" xmlns:cx="http://schemas.microsoft.com/office/drawing/2014/chartex" xmlns:cx1="http://schemas.microsoft.com/office/drawing/2015/9/8/chartex" xmlns:cx2="http://schemas.microsoft.com/office/drawing/2015/10/21/chartex" xmlns:cx3="http://schemas.microsoft.com/office/drawing/2016/5/9/chartex" xmlns:cx4="http://schemas.microsoft.com/office/drawing/2016/5/10/chartex" xmlns:cx5="http://schemas.microsoft.com/office/drawing/2016/5/11/chartex" xmlns:cx6="http://schemas.microsoft.com/office/drawing/2016/5/12/chartex" xmlns:cx7="http://schemas.microsoft.com/office/drawing/2016/5/13/chartex" xmlns:cx8="http://schemas.microsoft.com/office/drawing/2016/5/14/chartex" xmlns:mc="http://schemas.openxmlformats.org/markup-compatibility/2006" xmlns:aink="http://schemas.microsoft.com/office/drawing/2016/ink" xmlns:am3d="http://schemas.microsoft.com/office/drawing/2017/model3d" xmlns:o="urn:schemas-microsoft-com:office:office" xmlns:oel="http://schemas.microsoft.com/office/2019/extlst" xmlns:r="http://schemas.openxmlformats.org/officeDocument/2006/relationships" xmlns:m="http://schemas.openxmlformats.org/officeDocument/2006/math" xmlns:v="urn:schemas-microsoft-com:vml" xmlns:wp14="http://schemas.microsoft.com/office/word/2010/wordprocessingDrawing" xmlns:wp="http://schemas.openxmlformats.org/drawingml/2006/wordprocessingDrawing" xmlns:w10="urn:schemas-microsoft-com:office:word" xmlns:w="http://schemas.openxmlformats.org/wordprocessingml/2006/main" xmlns:w14="http://schemas.microsoft.com/office/word/2010/wordml" xmlns:w15="http://schemas.microsoft.com/office/word/2012/wordml" xmlns:w16cex="http://schemas.microsoft.com/office/word/2018/wordml/cex" xmlns:w16cid="http://schemas.microsoft.com/office/word/2016/wordml/cid" xmlns:w16="http://schemas.microsoft.com/office/word/2018/wordml" xmlns:w16du="http://schemas.microsoft.com/office/word/2023/wordml/word16du" xmlns:w16sdtdh="http://schemas.microsoft.com/office/word/2020/wordml/sdtdatahash" xmlns:w16sdtfl="http://schemas.microsoft.com/office/word/2024/wordml/sdtformatlock" xmlns:w16se="http://schemas.microsoft.com/office/word/2015/wordml/symex" xmlns:wpg="http://schemas.microsoft.com/office/word/2010/wordprocessingGroup" xmlns:wpi="http://schemas.microsoft.com/office/word/2010/wordprocessingInk" xmlns:wne="http://schemas.microsoft.com/office/word/2006/wordml" xmlns:wps="http://schemas.microsoft.com/office/word/2010/wordprocessingShape" mc:Ignorable="w14 w15 w16se w16cid w16 w16cex w16sdtdh w16sdtfl w16du wp14">
-  <w:comment w:id="4" w:author="Stéphane Schwab" w:date="2025-07-07T16:49:00Z" w:initials="SS">
+  <w:comment w:id="6" w:author="Stéphane Schwab" w:date="2025-07-07T16:49:00Z" w:initials="SS">
     <w:p>
       <w:pPr>
         <w:pStyle w:val="CommentText"/>
@@ -16550,7 +21944,7 @@
                   <w:rPr>
                     <w:lang w:val="fr-CH"/>
                   </w:rPr>
-                  <w:t>29.05.2026 16:02</w:t>
+                  <w:t>02.06.2026 15:02</w:t>
                 </w:r>
                 <w:r>
                   <w:rPr>
@@ -16630,11 +22024,11 @@
     <w:r>
       <w:fldChar w:fldCharType="separate"/>
     </w:r>
-    <w:bookmarkStart w:id="0" w:name="PagesS2"/>
+    <w:bookmarkStart w:id="2" w:name="PagesS2"/>
     <w:r>
       <w:t>3</w:t>
     </w:r>
-    <w:bookmarkEnd w:id="0"/>
+    <w:bookmarkEnd w:id="2"/>
     <w:r>
       <w:fldChar w:fldCharType="end"/>
     </w:r>
@@ -16877,7 +22271,7 @@
                   <w:rPr>
                     <w:lang w:val="fr-CH"/>
                   </w:rPr>
-                  <w:t>29.05.2026 16:02</w:t>
+                  <w:t>02.06.2026 15:02</w:t>
                 </w:r>
                 <w:r>
                   <w:rPr>
@@ -16957,8 +22351,8 @@
             <w:gridCol w:w="3393"/>
           </w:tblGrid>
           <w:tr>
-            <w:bookmarkStart w:id="83" w:name="tm_pfad" w:displacedByCustomXml="next"/>
-            <w:bookmarkStart w:id="84" w:name="_Hlk112468646" w:displacedByCustomXml="next"/>
+            <w:bookmarkStart w:id="81" w:name="tm_pfad" w:displacedByCustomXml="next"/>
+            <w:bookmarkStart w:id="82" w:name="_Hlk112468646" w:displacedByCustomXml="next"/>
             <w:sdt>
               <w:sdtPr>
                 <w:rPr>
@@ -17128,7 +22522,7 @@
                   <w:rPr>
                     <w:lang w:val="fr-CH"/>
                   </w:rPr>
-                  <w:t>29.05.2026 16:02</w:t>
+                  <w:t>02.06.2026 15:02</w:t>
                 </w:r>
                 <w:r>
                   <w:rPr>
@@ -17140,7 +22534,7 @@
             </w:tc>
           </w:tr>
         </w:tbl>
-        <w:bookmarkEnd w:id="83"/>
+        <w:bookmarkEnd w:id="81"/>
         <w:p>
           <w:pPr>
             <w:pStyle w:val="CDBPfad"/>
@@ -17167,7 +22561,7 @@
         </w:p>
       </w:tc>
     </w:tr>
-    <w:bookmarkEnd w:id="84"/>
+    <w:bookmarkEnd w:id="82"/>
   </w:tbl>
   <w:p>
     <w:pPr>
@@ -21708,11 +27102,14 @@
     <w:rsid w:val="00106FA8"/>
     <w:rsid w:val="00186045"/>
     <w:rsid w:val="001A139A"/>
+    <w:rsid w:val="001D68FF"/>
+    <w:rsid w:val="002B1401"/>
     <w:rsid w:val="002B4E71"/>
     <w:rsid w:val="00307334"/>
     <w:rsid w:val="00327665"/>
     <w:rsid w:val="003366A8"/>
     <w:rsid w:val="003656C0"/>
+    <w:rsid w:val="003701E6"/>
     <w:rsid w:val="003C52E4"/>
     <w:rsid w:val="00477435"/>
     <w:rsid w:val="005021BB"/>
@@ -21721,17 +27118,21 @@
     <w:rsid w:val="005D3EF7"/>
     <w:rsid w:val="006930A9"/>
     <w:rsid w:val="006D7F9F"/>
+    <w:rsid w:val="006F0F61"/>
     <w:rsid w:val="00723586"/>
     <w:rsid w:val="00744BE1"/>
     <w:rsid w:val="007D3C18"/>
     <w:rsid w:val="007D7F3D"/>
+    <w:rsid w:val="007E277E"/>
     <w:rsid w:val="007F0A4A"/>
     <w:rsid w:val="00803763"/>
+    <w:rsid w:val="0082389C"/>
     <w:rsid w:val="00834A29"/>
     <w:rsid w:val="00883A3B"/>
     <w:rsid w:val="009B3EBE"/>
     <w:rsid w:val="00A419DC"/>
     <w:rsid w:val="00AD1A8F"/>
+    <w:rsid w:val="00AF780E"/>
     <w:rsid w:val="00B250B0"/>
     <w:rsid w:val="00B503AF"/>
     <w:rsid w:val="00B515CE"/>
@@ -21747,6 +27148,7 @@
     <w:rsid w:val="00DF687F"/>
     <w:rsid w:val="00E06D36"/>
     <w:rsid w:val="00E37842"/>
+    <w:rsid w:val="00E91647"/>
     <w:rsid w:val="00F00C93"/>
     <w:rsid w:val="00F2447D"/>
     <w:rsid w:val="00F8402B"/>
